--- a/ko/paper/paper_bilingual.docx
+++ b/ko/paper/paper_bilingual.docx
@@ -527,7 +527,7 @@
         <w:t>exposition-repeat folding map</w:t>
       </w:r>
       <w:r>
-        <w:t xml:space="preserve"> — a piecewise non-monotonic time function that preserves analytical monotonicity under performer- elected repeats, an edge case that no prior open music-visualization system addresses with an explicit time map. A WebAudio metronome demo mode lets the form visualization function without audio, and a bundled Public Domain recording makes the tool work out of the box.</w:t>
+        <w:t>, a piecewise non-monotonic time function that preserves analytical monotonicity under performer- elected repeats, an edge case that no prior open music-visualization system addresses with an explicit time map. A WebAudio metronome demo mode lets the form visualization function without audio, and a bundled Public Domain recording makes the tool work out of the box.</w:t>
       </w:r>
     </w:p>
     <w:p>
@@ -720,7 +720,7 @@
         <w:t>악장이다</w:t>
       </w:r>
       <w:r>
-        <w:t xml:space="preserve"> — 73</w:t>
+        <w:t>, 73</w:t>
       </w:r>
       <w:r>
         <w:t>마디의</w:t>
@@ -1201,7 +1201,7 @@
         <w:t>기여한다</w:t>
       </w:r>
       <w:r>
-        <w:t xml:space="preserve"> — </w:t>
+        <w:t xml:space="preserve">, </w:t>
       </w:r>
       <w:r>
         <w:t>연주자가</w:t>
@@ -1481,7 +1481,7 @@
           <w:i/>
           <w:iCs/>
         </w:rPr>
-        <w:t>[to be inserted at final submission — current draft ≈ 6,000 words including references and appendix]</w:t>
+        <w:t>[to be inserted at final submission, current draft ≈ 6,000 words including references and appendix]</w:t>
       </w:r>
     </w:p>
     <w:p>
@@ -1623,7 +1623,7 @@
           <w:i/>
           <w:iCs/>
         </w:rPr>
-        <w:t xml:space="preserve"> — </w:t>
+        <w:t xml:space="preserve">, </w:t>
       </w:r>
       <w:r>
         <w:rPr>
@@ -1863,10 +1863,10 @@
         <w:pStyle w:val="a8"/>
       </w:pPr>
       <w:r>
-        <w:t>Sonata form is the principal organizational principle of Western instrumental music from the late eighteenth century onwards and remains a central topic in music-theory and music-history curricula at both secondary and tertiary levels (Caplin, 2009; Hepokoski &amp; Darcy, 2006). Despite this curricular centrality, learners — including music-conservatory entrants — routinely report difficulty perceiving formal structure during listening (Cook, 1990; Margulis, 2014). This difficulty arises from at least three rep</w:t>
-      </w:r>
-      <w:r>
-        <w:t>resentational gaps:</w:t>
+        <w:t>Sonata form is the principal organizational principle of Western instrumental music from the late eighteenth century onwards and remains a central topic in music-theory and music-history curricula at both secondary and tertiary levels (Caplin, 2009; Hepokoski &amp; Darcy, 2006). Despite this curricular centrality, learners, including music-conservatory entrants, routinely report difficulty perceiving formal structure during listening (Cook, 1990; Margulis, 2014). This difficulty arises from at least three repre</w:t>
+      </w:r>
+      <w:r>
+        <w:t>sentational gaps:</w:t>
       </w:r>
     </w:p>
     <w:p>
@@ -2033,7 +2033,7 @@
         <w:t>학습자</w:t>
       </w:r>
       <w:r>
-        <w:t xml:space="preserve"> — </w:t>
+        <w:t xml:space="preserve">, </w:t>
       </w:r>
       <w:r>
         <w:t>음악대학</w:t>
@@ -2051,7 +2051,7 @@
         <w:t>포함하여</w:t>
       </w:r>
       <w:r>
-        <w:t xml:space="preserve"> — </w:t>
+        <w:t xml:space="preserve">, </w:t>
       </w:r>
       <w:r>
         <w:t>는</w:t>
@@ -3151,10 +3151,10 @@
         <w:pStyle w:val="a8"/>
       </w:pPr>
       <w:r>
-        <w:t xml:space="preserve">This paper presents an open-source tool designed precisely to close </w:t>
-      </w:r>
-      <w:r>
-        <w:t>that gap, evaluates its educational effect on undergraduate music-education majors, and releases its analytical data and source code under permissive licenses for community reuse.</w:t>
+        <w:t xml:space="preserve">This paper presents an open-source tool designed precisely to close that gap, evaluates its educational effect on undergraduate </w:t>
+      </w:r>
+      <w:r>
+        <w:t>music-education majors, and releases its analytical data and source code under permissive licenses for community reuse.</w:t>
       </w:r>
     </w:p>
     <w:p>
@@ -3397,7 +3397,7 @@
         <w:t>RQ2.</w:t>
       </w:r>
       <w:r>
-        <w:t xml:space="preserve"> What pedagogical affordances does the first movement of Mozart’s K. 545 offer as a case piece — particularly its subdominant-recapitulation deformation?</w:t>
+        <w:t xml:space="preserve"> What pedagogical affordances does the first movement of Mozart’s K. 545 offer as a case piece, particularly its subdominant-recapitulation deformation?</w:t>
       </w:r>
     </w:p>
     <w:p>
@@ -3598,7 +3598,7 @@
         <w:t>제공하는가</w:t>
       </w:r>
       <w:r>
-        <w:t xml:space="preserve"> — </w:t>
+        <w:t xml:space="preserve">, </w:t>
       </w:r>
       <w:r>
         <w:t>특히</w:t>
@@ -3879,7 +3879,7 @@
         <w:t>도구</w:t>
       </w:r>
       <w:r>
-        <w:t xml:space="preserve"> (MIT) — </w:t>
+        <w:t xml:space="preserve"> (MIT), </w:t>
       </w:r>
       <w:r>
         <w:t>단일</w:t>
@@ -4018,7 +4018,7 @@
         <w:t>An open analysis schema and dataset</w:t>
       </w:r>
       <w:r>
-        <w:t xml:space="preserve"> (CC BY 4.0) — a machine-readable JSON encoding of two-level sonata-form analysis (sections × theme zones), instantiated for Mozart K. 545 mvt. I and </w:t>
+        <w:t xml:space="preserve"> (CC BY 4.0), a machine-readable JSON encoding of two-level sonata-form analysis (sections × theme zones), instantiated for Mozart K. 545 mvt. I and </w:t>
       </w:r>
       <w:r>
         <w:rPr>
@@ -4089,7 +4089,7 @@
         <w:t>데이터셋</w:t>
       </w:r>
       <w:r>
-        <w:t xml:space="preserve"> (CC BY 4.0) — </w:t>
+        <w:t xml:space="preserve"> (CC BY 4.0), </w:t>
       </w:r>
       <w:r>
         <w:t>섹션</w:t>
@@ -4347,7 +4347,7 @@
         <w:t>An exposition-repeat folding map</w:t>
       </w:r>
       <w:r>
-        <w:t xml:space="preserve"> — a piecewise non-monotonic time function that preserves analytical monotonicity under performer-elected exposition repeats, formalized in §4.5. To our knowledge, no prior open music-visualization system (Dezrann, Sonic Visualiser, Verovio Humdrum Viewer, score-following commercial tools) treats this case with an explicit time map.</w:t>
+        <w:t>, a piecewise non-monotonic time function that preserves analytical monotonicity under performer-elected exposition repeats, formalized in §4.5. To our knowledge, no prior open music-visualization system (Dezrann, Sonic Visualiser, Verovio Humdrum Viewer, score-following commercial tools) treats this case with an explicit time map.</w:t>
       </w:r>
     </w:p>
     <w:p>
@@ -4422,7 +4422,7 @@
         <w:t>맵</w:t>
       </w:r>
       <w:r>
-        <w:t xml:space="preserve"> — </w:t>
+        <w:t xml:space="preserve">: </w:t>
       </w:r>
       <w:r>
         <w:t>연주자</w:t>
@@ -4633,7 +4633,7 @@
         <w:t>A pedagogical scenario for the atypical-recapitulation case</w:t>
       </w:r>
       <w:r>
-        <w:t xml:space="preserve"> — a 30-minute classroom walk-through (§5) demonstrating how the tool’s three coordinated representations surface K. 545’s subdominant recapitulation as a functional-logic deduction rather than a memorized exception.</w:t>
+        <w:t>, a 30-minute classroom walk-through (§5) demonstrating how the tool’s three coordinated representations surface K. 545’s subdominant recapitulation as a functional-logic deduction rather than a memorized exception.</w:t>
       </w:r>
     </w:p>
     <w:p>
@@ -4649,7 +4649,6 @@
           <w:b/>
           <w:bCs/>
         </w:rPr>
-        <w:lastRenderedPageBreak/>
         <w:t>비전형</w:t>
       </w:r>
       <w:r>
@@ -4723,7 +4722,7 @@
         <w:t>시나리오</w:t>
       </w:r>
       <w:r>
-        <w:t xml:space="preserve"> — </w:t>
+        <w:t xml:space="preserve">: </w:t>
       </w:r>
       <w:r>
         <w:t>본</w:t>
@@ -4907,6 +4906,7 @@
         <w:pStyle w:val="a8"/>
       </w:pPr>
       <w:r>
+        <w:lastRenderedPageBreak/>
         <w:t>Empirical validation of learning effects is reserved for a planned randomized controlled trial; the present contribution is the open infrastructure layer on which such evaluation can be built.</w:t>
       </w:r>
     </w:p>
@@ -5242,7 +5242,7 @@
         <w:t>Large sections.</w:t>
       </w:r>
       <w:r>
-        <w:t xml:space="preserve"> - Exposition — presents two thematic complexes in two key areas. - Development — recasts and modulates the exposition’s material. - Recapitulation — restates both thematic complexes in the tonic. - Coda — optional closing section (absent in K. 545 mvt. I).</w:t>
+        <w:t xml:space="preserve"> - Exposition, presents two thematic complexes in two key areas. - Development, recasts and modulates the exposition’s material. - Recapitulation, restates both thematic complexes in the tonic. - Coda, optional closing section (absent in K. 545 mvt. I).</w:t>
       </w:r>
     </w:p>
     <w:p>
@@ -5304,7 +5304,7 @@
         <w:t>제시부</w:t>
       </w:r>
       <w:r>
-        <w:t xml:space="preserve"> — </w:t>
+        <w:t xml:space="preserve">: </w:t>
       </w:r>
       <w:r>
         <w:t>두</w:t>
@@ -5364,7 +5364,7 @@
         <w:t>발전부</w:t>
       </w:r>
       <w:r>
-        <w:t xml:space="preserve"> — </w:t>
+        <w:t xml:space="preserve">: </w:t>
       </w:r>
       <w:r>
         <w:t>제시부의</w:t>
@@ -5394,7 +5394,7 @@
         <w:t>재현부</w:t>
       </w:r>
       <w:r>
-        <w:t xml:space="preserve"> — </w:t>
+        <w:t xml:space="preserve">: </w:t>
       </w:r>
       <w:r>
         <w:t>두</w:t>
@@ -5436,7 +5436,7 @@
         <w:t>코다</w:t>
       </w:r>
       <w:r>
-        <w:t xml:space="preserve"> — </w:t>
+        <w:t xml:space="preserve">: </w:t>
       </w:r>
       <w:r>
         <w:t>선택적</w:t>
@@ -5587,10 +5587,7 @@
         <w:t>formal-function</w:t>
       </w:r>
       <w:r>
-        <w:t xml:space="preserve"> </w:t>
-      </w:r>
-      <w:r>
-        <w:t xml:space="preserve">analysis, and it offers learners </w:t>
+        <w:t xml:space="preserve"> analysis, and it offers learners </w:t>
       </w:r>
       <w:r>
         <w:rPr>
@@ -5600,7 +5597,10 @@
         <w:t>two simultaneous resolutions of “where am I?”</w:t>
       </w:r>
       <w:r>
-        <w:t>: which large section, and which thematic role within it.</w:t>
+        <w:t xml:space="preserve">: </w:t>
+      </w:r>
+      <w:r>
+        <w:t>which large section, and which thematic role within it.</w:t>
       </w:r>
     </w:p>
     <w:p>
@@ -5854,7 +5854,7 @@
         <w:t>해상도</w:t>
       </w:r>
       <w:r>
-        <w:t xml:space="preserve"> — </w:t>
+        <w:t xml:space="preserve">, </w:t>
       </w:r>
       <w:r>
         <w:t>어느</w:t>
@@ -5920,7 +5920,7 @@
         <w:t>지점인지</w:t>
       </w:r>
       <w:r>
-        <w:t xml:space="preserve"> — </w:t>
+        <w:t xml:space="preserve">, </w:t>
       </w:r>
       <w:r>
         <w:t>를</w:t>
@@ -6497,7 +6497,6 @@
               <w:rPr>
                 <w:sz w:val="20"/>
               </w:rPr>
-              <w:lastRenderedPageBreak/>
               <w:t xml:space="preserve">Mayer </w:t>
             </w:r>
             <w:r>
@@ -6857,6 +6856,7 @@
               <w:rPr>
                 <w:sz w:val="20"/>
               </w:rPr>
+              <w:lastRenderedPageBreak/>
               <w:t>공간적</w:t>
             </w:r>
             <w:r>
@@ -7589,7 +7589,7 @@
         <w:t>A–B comparison</w:t>
       </w:r>
       <w:r>
-        <w:t xml:space="preserve"> of, for example, P in the exposition versus P in the recapitulation — a comparison that is precisely what reveals the K. 545 subdominant recapitulation as such.</w:t>
+        <w:t xml:space="preserve"> of, for example, P in the exposition versus P in the recapitulation, a comparison that is precisely what reveals the K. 545 subdominant recapitulation as such.</w:t>
       </w:r>
     </w:p>
     <w:p>
@@ -8254,10 +8254,7 @@
         <w:t>Two-level color encoding native to the score.</w:t>
       </w:r>
       <w:r>
-        <w:t xml:space="preserve"> Where Dezrann </w:t>
-      </w:r>
-      <w:r>
-        <w:t xml:space="preserve">places annotation labels as discrete markers on a waveform-and- score view, our tool paints </w:t>
+        <w:t xml:space="preserve"> Where Dezrann places annotation labels as discrete markers on a waveform-and- score view, our tool paints </w:t>
       </w:r>
       <w:r>
         <w:rPr>
@@ -8267,7 +8264,10 @@
         <w:t>the score itself</w:t>
       </w:r>
       <w:r>
-        <w:t xml:space="preserve"> with section colors at the measure level (computed via SVG </w:t>
+        <w:t xml:space="preserve"> </w:t>
+      </w:r>
+      <w:r>
+        <w:t xml:space="preserve">with section colors at the measure level (computed via SVG </w:t>
       </w:r>
       <w:r>
         <w:rPr>
@@ -8665,20 +8665,23 @@
           <w:b/>
           <w:bCs/>
         </w:rPr>
+        <w:t>A two-level analytical schema treated as primary data.</w:t>
+      </w:r>
+      <w:r>
+        <w:t xml:space="preserve"> Our </w:t>
+      </w:r>
+      <w:r>
+        <w:rPr>
+          <w:rStyle w:val="VerbatimChar"/>
+        </w:rPr>
+        <w:t>sonata_structure.json</w:t>
+      </w:r>
+      <w:r>
+        <w:t xml:space="preserve"> is not metadata attached to a Dezrann annotation but a stand-alone, peer-reviewable, versioned object licensed CC BY 4.0. This makes it directly reusable in MIR pipelines and in derivative </w:t>
+      </w:r>
+      <w:r>
         <w:lastRenderedPageBreak/>
-        <w:t>A two-level analytical schema treated as primary data.</w:t>
-      </w:r>
-      <w:r>
-        <w:t xml:space="preserve"> Our </w:t>
-      </w:r>
-      <w:r>
-        <w:rPr>
-          <w:rStyle w:val="VerbatimChar"/>
-        </w:rPr>
-        <w:t>sonata_structure.json</w:t>
-      </w:r>
-      <w:r>
-        <w:t xml:space="preserve"> is not metadata attached to a Dezrann annotation but a stand-alone, peer-reviewable, versioned object licensed CC BY 4.0. This makes it directly reusable in MIR pipelines and in derivative analyses of other works, in the same sense that the Allegraud et al. (2019) sonata-form corpus has been reused.</w:t>
+        <w:t>analyses of other works, in the same sense that the Allegraud et al. (2019) sonata-form corpus has been reused.</w:t>
       </w:r>
     </w:p>
     <w:p>
@@ -8941,7 +8944,7 @@
         <w:t>가능</w:t>
       </w:r>
       <w:r>
-        <w:t xml:space="preserve"> — Allegraud et al. (2019) </w:t>
+        <w:t xml:space="preserve">, Allegraud et al. (2019) </w:t>
       </w:r>
       <w:r>
         <w:t>의</w:t>
@@ -9276,7 +9279,7 @@
         <w:t>상보적</w:t>
       </w:r>
       <w:r>
-        <w:t xml:space="preserve"> — </w:t>
+        <w:t xml:space="preserve">, </w:t>
       </w:r>
       <w:r>
         <w:t>견고한</w:t>
@@ -11821,7 +11824,6 @@
               <w:rPr>
                 <w:sz w:val="20"/>
               </w:rPr>
-              <w:lastRenderedPageBreak/>
               <w:t>Dezrann (Ballester et al. 2025)</w:t>
             </w:r>
           </w:p>
@@ -12249,10 +12251,8 @@
         <w:pStyle w:val="a8"/>
       </w:pPr>
       <w:r>
-        <w:t xml:space="preserve">The novelty claim is therefore narrower than “first open-source sonata-form visualization”: it is </w:t>
-      </w:r>
-      <w:r>
-        <w:t>“first open-source, learner-facing tool combining measure-painted hierarchical formal color, score-audio synchronization, and a separable analysis-as-data schema.”</w:t>
+        <w:lastRenderedPageBreak/>
+        <w:t>The novelty claim is therefore narrower than “first open-source sonata-form visualization”: it is “first open-source, learner-facing tool combining measure-painted hierarchical formal color, score-audio synchronization, and a separable analysis-as-data schema.”</w:t>
       </w:r>
     </w:p>
     <w:p>
@@ -12697,10 +12697,10 @@
         <w:t>analyzed</w:t>
       </w:r>
       <w:r>
-        <w:t xml:space="preserve"> it — a peculiar gap that this paper, and the tool it accompanies, take as a pedagogical opportunity. Three properties make Movement I uniquely productive as a teach</w:t>
-      </w:r>
-      <w:r>
-        <w:t>ing case:</w:t>
+        <w:t xml:space="preserve"> it, a peculiar gap that this paper, and the tool it accompanies, take as a pedagogical opportunity. Three properties make Movement I uniquely productive as a teachi</w:t>
+      </w:r>
+      <w:r>
+        <w:t>ng case:</w:t>
       </w:r>
     </w:p>
     <w:p>
@@ -13000,7 +13000,7 @@
         <w:t>갖는다</w:t>
       </w:r>
       <w:r>
-        <w:t xml:space="preserve"> — </w:t>
+        <w:t xml:space="preserve">, </w:t>
       </w:r>
       <w:r>
         <w:t>본</w:t>
@@ -13549,7 +13549,7 @@
         <w:t>exactly as a textbook sonata exposition should</w:t>
       </w:r>
       <w:r>
-        <w:t>; the recapitulation does not. This contrast — the same musical material treated two ways — is the analytical heart of the movement and the heart of this paper.</w:t>
+        <w:t>; the recapitulation does not. This contrast, the same musical material treated two ways , is the analytical heart of the movement and the heart of this paper.</w:t>
       </w:r>
     </w:p>
     <w:p>
@@ -13833,7 +13833,6 @@
       <w:bookmarkStart w:id="14" w:name="two-level-formal-layout-두-단계-형식-배치"/>
       <w:bookmarkEnd w:id="13"/>
       <w:r>
-        <w:lastRenderedPageBreak/>
         <w:t xml:space="preserve">3.2 Two-Level Formal Layout / </w:t>
       </w:r>
       <w:r>
@@ -13863,7 +13862,7 @@
         <w:pStyle w:val="a8"/>
       </w:pPr>
       <w:r>
-        <w:t xml:space="preserve">Table 2 presents the formal analysis encoded in the tool. The two-level grain — large </w:t>
+        <w:t xml:space="preserve">Table 2 presents the formal analysis encoded in the tool. The two-level grain, large </w:t>
       </w:r>
       <w:r>
         <w:rPr>
@@ -13883,7 +13882,7 @@
         <w:t>theme zones</w:t>
       </w:r>
       <w:r>
-        <w:t xml:space="preserve"> — follows the SHMRG tradition of LaRue (1970) and the </w:t>
+        <w:t xml:space="preserve">, follows the SHMRG tradition of LaRue (1970) and the </w:t>
       </w:r>
       <w:r>
         <w:rPr>
@@ -13964,7 +13963,7 @@
         <w:t>입자성</w:t>
       </w:r>
       <w:r>
-        <w:t xml:space="preserve"> — </w:t>
+        <w:t xml:space="preserve">, </w:t>
       </w:r>
       <w:r>
         <w:rPr>
@@ -14030,7 +14029,7 @@
         <w:t>포함하는</w:t>
       </w:r>
       <w:r>
-        <w:t xml:space="preserve"> — </w:t>
+        <w:t xml:space="preserve">, </w:t>
       </w:r>
       <w:r>
         <w:t>은</w:t>
@@ -14148,10 +14147,14 @@
           <w:b/>
           <w:bCs/>
         </w:rPr>
+        <w:lastRenderedPageBreak/>
         <w:t>Table 2.</w:t>
       </w:r>
       <w:r>
-        <w:t xml:space="preserve"> Two-level formal analysis of K. 545, mvt. I (73 measures). Times are given for a representative recording at ♩ ≈ 132 with the exposition repeat taken.</w:t>
+        <w:t xml:space="preserve"> Two-level formal analysis of K. 545, mvt. I (73 measures). </w:t>
+      </w:r>
+      <w:r>
+        <w:t>Times are given for a representative recording at ♩ ≈ 132 with the exposition repeat taken.</w:t>
       </w:r>
     </w:p>
     <w:p>
@@ -14173,10 +14176,7 @@
         <w:t xml:space="preserve"> 2.</w:t>
       </w:r>
       <w:r>
-        <w:t xml:space="preserve"> </w:t>
-      </w:r>
-      <w:r>
-        <w:t>K. 545 1</w:t>
+        <w:t xml:space="preserve"> K. 545 1</w:t>
       </w:r>
       <w:r>
         <w:t>악장</w:t>
@@ -14773,7 +14773,7 @@
               <w:rPr>
                 <w:sz w:val="20"/>
               </w:rPr>
-              <w:t>—</w:t>
+              <w:t>,</w:t>
             </w:r>
           </w:p>
         </w:tc>
@@ -14792,7 +14792,7 @@
               <w:rPr>
                 <w:sz w:val="20"/>
               </w:rPr>
-              <w:t>—</w:t>
+              <w:t>,</w:t>
             </w:r>
           </w:p>
         </w:tc>
@@ -15700,7 +15700,7 @@
               <w:rPr>
                 <w:sz w:val="20"/>
               </w:rPr>
-              <w:t>—</w:t>
+              <w:t>-</w:t>
             </w:r>
           </w:p>
         </w:tc>
@@ -15719,7 +15719,7 @@
               <w:rPr>
                 <w:sz w:val="20"/>
               </w:rPr>
-              <w:t>—</w:t>
+              <w:t>-</w:t>
             </w:r>
           </w:p>
         </w:tc>
@@ -16211,7 +16211,7 @@
         <w:t>Second</w:t>
       </w:r>
       <w:r>
-        <w:t xml:space="preserve">, the exposition’s tonal motion — C → G, typical for a major-mode sonata — is reproduced </w:t>
+        <w:t xml:space="preserve">, the exposition’s tonal motion, C → G, typical for a major-mode sonata, is reproduced </w:t>
       </w:r>
       <w:r>
         <w:rPr>
@@ -16248,14 +16248,14 @@
           <w:i/>
           <w:iCs/>
         </w:rPr>
-        <w:t xml:space="preserve">entire harmonic pattern </w:t>
-      </w:r>
-      <w:r>
-        <w:rPr>
-          <w:i/>
-          <w:iCs/>
-        </w:rPr>
-        <w:t>of the exposition</w:t>
+        <w:t>entire harmonic pattern of</w:t>
+      </w:r>
+      <w:r>
+        <w:rPr>
+          <w:i/>
+          <w:iCs/>
+        </w:rPr>
+        <w:t xml:space="preserve"> the exposition</w:t>
       </w:r>
       <w:r>
         <w:t>, but shifted: P now in F major rather than C, with S returning to C rather than going to G. The remainder of this section unpacks why.</w:t>
@@ -16363,7 +16363,7 @@
         <w:t>갖는다</w:t>
       </w:r>
       <w:r>
-        <w:t xml:space="preserve"> — </w:t>
+        <w:t xml:space="preserve">, </w:t>
       </w:r>
       <w:r>
         <w:t>이것이</w:t>
@@ -16487,7 +16487,7 @@
         <w:t>진행</w:t>
       </w:r>
       <w:r>
-        <w:t xml:space="preserve"> — </w:t>
+        <w:t xml:space="preserve">, </w:t>
       </w:r>
       <w:r>
         <w:t>다</w:t>
@@ -16517,7 +16517,7 @@
         <w:t>전형</w:t>
       </w:r>
       <w:r>
-        <w:t xml:space="preserve"> — </w:t>
+        <w:t xml:space="preserve">, </w:t>
       </w:r>
       <w:r>
         <w:t>은</w:t>
@@ -16841,7 +16841,6 @@
       <w:bookmarkStart w:id="15" w:name="X102d230668685e3f2de73b2fa949c9a68009811"/>
       <w:bookmarkEnd w:id="14"/>
       <w:r>
-        <w:lastRenderedPageBreak/>
         <w:t xml:space="preserve">3.3 The Subdominant Recapitulation: Functional Logic / </w:t>
       </w:r>
       <w:r>
@@ -17084,6 +17083,7 @@
         <w:t xml:space="preserve"> </w:t>
       </w:r>
       <w:r>
+        <w:lastRenderedPageBreak/>
         <w:t>교재</w:t>
       </w:r>
       <w:r>
@@ -17221,10 +17221,7 @@
         <w:pStyle w:val="a8"/>
       </w:pPr>
       <w:r>
-        <w:t xml:space="preserve">Consider the exposition first. The primary theme begins in the tonic </w:t>
-      </w:r>
-      <w:r>
-        <w:t>(C major), the transition leads the harmony to the dominant (G major), and the secondary theme arrives on that dominant. Schematically:</w:t>
+        <w:t>Consider the exposition first. The primary theme begins in the tonic (C major), the transition leads the harmony to the dominant (G major), and the secondary theme arrives on that dominant. Schematically:</w:t>
       </w:r>
     </w:p>
     <w:p>
@@ -17422,10 +17419,10 @@
         <w:t>I → V</w:t>
       </w:r>
       <w:r>
-        <w:t xml:space="preserve"> trajectory is the textbook expectation. Now consider what </w:t>
-      </w:r>
-      <w:r>
-        <w:t>would happen if the recapitulation mechanically reused this trajectory while starting in the tonic:</w:t>
+        <w:t xml:space="preserve"> </w:t>
+      </w:r>
+      <w:r>
+        <w:t>trajectory is the textbook expectation. Now consider what would happen if the recapitulation mechanically reused this trajectory while starting in the tonic:</w:t>
       </w:r>
     </w:p>
     <w:p>
@@ -17643,7 +17640,7 @@
         <w:t>fail to fulfill the recapitulation’s central function</w:t>
       </w:r>
       <w:r>
-        <w:t xml:space="preserve"> — consolidating </w:t>
+        <w:t xml:space="preserve">, consolidating </w:t>
       </w:r>
       <w:r>
         <w:rPr>
@@ -17692,7 +17689,7 @@
         <w:t>기능</w:t>
       </w:r>
       <w:r>
-        <w:t xml:space="preserve"> — </w:t>
+        <w:t xml:space="preserve">, </w:t>
       </w:r>
       <w:r>
         <w:rPr>
@@ -17748,7 +17745,7 @@
         <w:t>통합하기</w:t>
       </w:r>
       <w:r>
-        <w:t xml:space="preserve"> — </w:t>
+        <w:t xml:space="preserve">, </w:t>
       </w:r>
       <w:r>
         <w:t>를</w:t>
@@ -18138,7 +18135,7 @@
         <w:t>IV → I</w:t>
       </w:r>
       <w:r>
-        <w:t xml:space="preserve"> of the recapitulation — exactly the resolution the form requires. The same modulatory mechanism, redirected by a single starting-key shift, achieves precisely the opposite tonal effect.</w:t>
+        <w:t xml:space="preserve"> of the recapitulation, exactly the resolution the form requires. The same modulatory mechanism, redirected by a single starting-key shift, achieves precisely the opposite tonal effect.</w:t>
       </w:r>
     </w:p>
     <w:p>
@@ -18193,7 +18190,7 @@
         <w:t>된다</w:t>
       </w:r>
       <w:r>
-        <w:t xml:space="preserve"> — </w:t>
+        <w:t xml:space="preserve">, </w:t>
       </w:r>
       <w:r>
         <w:t>형식이</w:t>
@@ -18323,7 +18320,6 @@
       <w:bookmarkStart w:id="17" w:name="Xde83e9a112312fe556751177b45e8b635adcf5b"/>
       <w:bookmarkEnd w:id="16"/>
       <w:r>
-        <w:lastRenderedPageBreak/>
         <w:t xml:space="preserve">Why this matters pedagogically / </w:t>
       </w:r>
       <w:r>
@@ -18439,6 +18435,7 @@
           <w:b/>
           <w:bCs/>
         </w:rPr>
+        <w:lastRenderedPageBreak/>
         <w:t>“</w:t>
       </w:r>
       <w:r>
@@ -18777,7 +18774,7 @@
         <w:t>Recognition of subdominant recap requires hearing both the local key and the larger functional aim.</w:t>
       </w:r>
       <w:r>
-        <w:t xml:space="preserve"> A listener attending only to the surface (“the recap starts in the wrong key”) misses the resolution; a listener attending only to the tonal goal (“S returns to C”) misses Mozart’s clever route. Both layers — local key, structural goal — must be simultaneously available to the learner. This is exactly where multi-representational visualization can help: color labels make local key audible-at-a-glance, while the timeline makes the structural goal visible at a single look.</w:t>
+        <w:t xml:space="preserve"> A listener attending only to the surface (“the recap starts in the wrong key”) misses the resolution; a listener attending only to the tonal goal (“S returns to C”) misses Mozart’s clever route. Both layers, local key, structural goal, must be simultaneously available to the learner. This is exactly where multi-representational visualization can help: color labels make local key audible-at-a-glance, while the timeline makes the structural goal visible at a single look.</w:t>
       </w:r>
     </w:p>
     <w:p>
@@ -19123,7 +19120,7 @@
           <w:i/>
           <w:iCs/>
         </w:rPr>
-        <w:t xml:space="preserve"> — </w:t>
+        <w:t xml:space="preserve">, </w:t>
       </w:r>
       <w:r>
         <w:rPr>
@@ -19179,7 +19176,7 @@
           <w:i/>
           <w:iCs/>
         </w:rPr>
-        <w:t xml:space="preserve"> — </w:t>
+        <w:t xml:space="preserve">, </w:t>
       </w:r>
       <w:r>
         <w:rPr>
@@ -19409,7 +19406,7 @@
         <w:t>The recap is not a literal repetition.</w:t>
       </w:r>
       <w:r>
-        <w:t xml:space="preserve"> Beyond the starting transposition, the recapitulation expands the transition (mm. 50–57) relative to the single-measure exposition T at m. 13 — a </w:t>
+        <w:t xml:space="preserve"> Beyond the starting transposition, the recapitulation expands the transition (mm. 50–57) relative to the single-measure exposition T at m. 13, a </w:t>
       </w:r>
       <w:r>
         <w:rPr>
@@ -19537,7 +19534,7 @@
         <w:t>를</w:t>
       </w:r>
       <w:r>
-        <w:t xml:space="preserve"> — m. 13 </w:t>
+        <w:t xml:space="preserve">, m. 13 </w:t>
       </w:r>
       <w:r>
         <w:t>의</w:t>
@@ -19573,7 +19570,7 @@
         <w:t>비교하여</w:t>
       </w:r>
       <w:r>
-        <w:t xml:space="preserve"> — </w:t>
+        <w:t xml:space="preserve">, </w:t>
       </w:r>
       <w:r>
         <w:t>확장한다</w:t>
@@ -19727,7 +19724,7 @@
         <w:t>seeing them happen simultaneously</w:t>
       </w:r>
       <w:r>
-        <w:t xml:space="preserve"> — in color, on the score, at playback speed — is, in our experience, when students cease describing the recap as “wrong key” and begin describing it as “clever solution.”</w:t>
+        <w:t>, in color, on the score, at playback speed, is, in our experience, when students cease describing the recap as “wrong key” and begin describing it as “clever solution.”</w:t>
       </w:r>
     </w:p>
     <w:p>
@@ -19810,7 +19807,7 @@
           <w:i/>
           <w:iCs/>
         </w:rPr>
-        <w:t xml:space="preserve"> — </w:t>
+        <w:t xml:space="preserve">, </w:t>
       </w:r>
       <w:r>
         <w:rPr>
@@ -19880,7 +19877,7 @@
           <w:i/>
           <w:iCs/>
         </w:rPr>
-        <w:t xml:space="preserve"> — </w:t>
+        <w:t xml:space="preserve">, </w:t>
       </w:r>
       <w:r>
         <w:rPr>
@@ -20055,7 +20052,7 @@
         <w:pStyle w:val="a8"/>
       </w:pPr>
       <w:r>
-        <w:t xml:space="preserve">A subtler but equally instructive observation concerns the codettas. The exposition codetta (mm. 26–28) cadences in G major, providing a strong half-cadence-of-the-tonic / authentic-cadence-of-the-dominant double function. The recapitulation codetta (mm. 71–73) cadences in C major and is — significantly — virtually unchanged in figuration from its exposition counterpart. The tool’s color overlay reveals this: the codetta color band reappears with identical material at identical length, while the </w:t>
+        <w:t xml:space="preserve">A subtler but equally instructive observation concerns the codettas. The exposition codetta (mm. 26–28) cadences in G major, providing a strong half-cadence-of-the-tonic / authentic-cadence-of-the-dominant double function. The recapitulation codetta (mm. 71–73) cadences in C major and is, significantly, virtually unchanged in figuration from its exposition counterpart. The tool’s color overlay reveals this: the codetta color band reappears with identical material at identical length, while the </w:t>
       </w:r>
       <w:r>
         <w:rPr>
@@ -20083,7 +20080,6 @@
         <w:pStyle w:val="FirstParagraph"/>
       </w:pPr>
       <w:r>
-        <w:lastRenderedPageBreak/>
         <w:t>조금</w:t>
       </w:r>
       <w:r>
@@ -20291,13 +20287,13 @@
         <w:t>종지하며</w:t>
       </w:r>
       <w:r>
-        <w:t xml:space="preserve"> — </w:t>
+        <w:t xml:space="preserve">, </w:t>
       </w:r>
       <w:r>
         <w:t>중요하게도</w:t>
       </w:r>
       <w:r>
-        <w:t xml:space="preserve"> — figuration </w:t>
+        <w:t xml:space="preserve">, figuration </w:t>
       </w:r>
       <w:r>
         <w:t>면에서는</w:t>
@@ -20539,7 +20535,7 @@
         <w:t>시연이다</w:t>
       </w:r>
       <w:r>
-        <w:t xml:space="preserve"> — </w:t>
+        <w:t xml:space="preserve">, </w:t>
       </w:r>
       <w:r>
         <w:t>같은</w:t>
@@ -20609,6 +20605,7 @@
       <w:bookmarkStart w:id="19" w:name="Xee1a60cc01319c3600f9fa790ff9f5b97b47447"/>
       <w:bookmarkEnd w:id="18"/>
       <w:r>
+        <w:lastRenderedPageBreak/>
         <w:t xml:space="preserve">How the tool surfaces these insights / </w:t>
       </w:r>
       <w:r>
@@ -20644,7 +20641,7 @@
         <w:pStyle w:val="a8"/>
       </w:pPr>
       <w:r>
-        <w:t xml:space="preserve">The analytical claims above are not generated by the tool — they are the analytical content the tool is </w:t>
+        <w:t xml:space="preserve">The analytical claims above are not generated by the tool, they are the analytical content the tool is </w:t>
       </w:r>
       <w:r>
         <w:rPr>
@@ -20985,7 +20982,7 @@
         <w:t>Auto-commentary on the deformation.</w:t>
       </w:r>
       <w:r>
-        <w:t xml:space="preserve"> The same pane displays a short framing sentence — </w:t>
+        <w:t xml:space="preserve"> The same pane displays a short framing sentence, </w:t>
       </w:r>
       <w:r>
         <w:rPr>
@@ -20995,7 +20992,7 @@
         <w:t>“Subdominant recapitulation: the exposition’s modulation plan, redirected toward the tonic”</w:t>
       </w:r>
       <w:r>
-        <w:t xml:space="preserve"> — which transforms the local key change into a </w:t>
+        <w:t xml:space="preserve">, which transforms the local key change into a </w:t>
       </w:r>
       <w:r>
         <w:rPr>
@@ -21109,7 +21106,7 @@
         <w:t>한다</w:t>
       </w:r>
       <w:r>
-        <w:t xml:space="preserve"> — </w:t>
+        <w:t xml:space="preserve">, </w:t>
       </w:r>
       <w:r>
         <w:rPr>
@@ -21217,7 +21214,7 @@
         <w:t>”</w:t>
       </w:r>
       <w:r>
-        <w:t xml:space="preserve"> — </w:t>
+        <w:t xml:space="preserve">, </w:t>
       </w:r>
       <w:r>
         <w:t>이는</w:t>
@@ -22192,7 +22189,6 @@
         <w:t xml:space="preserve"> </w:t>
       </w:r>
       <w:r>
-        <w:lastRenderedPageBreak/>
         <w:t>견고한</w:t>
       </w:r>
       <w:r>
@@ -22636,6 +22632,7 @@
                 <w:bCs/>
                 <w:sz w:val="20"/>
               </w:rPr>
+              <w:lastRenderedPageBreak/>
               <w:t>Analytical pane</w:t>
             </w:r>
           </w:p>
@@ -23618,7 +23615,7 @@
         <w:pStyle w:val="a8"/>
       </w:pPr>
       <w:r>
-        <w:t>Color encoding follows two principles. First, WCAG 2.1 AA compliance: text contrast is maintained at ≥ 4.5:1. Second, color-blind accessibility: no information is conveyed by color alone — theme zones (P / S / codetta) are also distinguished by accent bars and text labels, following the kind of multi-channel encoding practice that Kuo and Chuang (2013) systematize at the pitch level for beginner notation.</w:t>
+        <w:t>Color encoding follows two principles. First, WCAG 2.1 AA compliance: text contrast is maintained at ≥ 4.5:1. Second, color-blind accessibility: no information is conveyed by color alone, theme zones (P / S / codetta) are also distinguished by accent bars and text labels, following the kind of multi-channel encoding practice that Kuo and Chuang (2013) systematize at the pitch level for beginner notation.</w:t>
       </w:r>
     </w:p>
     <w:p>
@@ -23725,7 +23722,7 @@
         <w:t>않는다</w:t>
       </w:r>
       <w:r>
-        <w:t xml:space="preserve"> — </w:t>
+        <w:t xml:space="preserve"> </w:t>
       </w:r>
       <w:r>
         <w:t>주제</w:t>
@@ -24650,7 +24647,6 @@
       <w:bookmarkStart w:id="23" w:name="the-analysis-layer-as-data-데이터로서의-분석-계층"/>
       <w:bookmarkEnd w:id="22"/>
       <w:r>
-        <w:lastRenderedPageBreak/>
         <w:t xml:space="preserve">4.3 The Analysis Layer as Data / </w:t>
       </w:r>
       <w:r>
@@ -24684,7 +24680,7 @@
         <w:t>Example 2</w:t>
       </w:r>
       <w:r>
-        <w:t xml:space="preserve"> below). Treating the analysis itself as a peer-reviewable, machine- readable artefact — rather than as a hidden pedagogical commentary — opens it to community extension (other works, other forms) and to machine reuse by future MIR pipelines. For the present paper this matters because it lets us release </w:t>
+        <w:t xml:space="preserve"> below). Treating the analysis itself as a peer-reviewable, machine- readable artefact, rather than as a hidden pedagogical commentary, opens it to community extension (other works, other forms) and to machine reuse by future MIR pipelines. For the present paper this matters because it lets us release </w:t>
       </w:r>
       <w:r>
         <w:rPr>
@@ -24776,7 +24772,7 @@
         <w:t>것</w:t>
       </w:r>
       <w:r>
-        <w:t xml:space="preserve"> — </w:t>
+        <w:t xml:space="preserve">, </w:t>
       </w:r>
       <w:r>
         <w:t>숨겨진</w:t>
@@ -24800,7 +24796,7 @@
         <w:t>아니라</w:t>
       </w:r>
       <w:r>
-        <w:t xml:space="preserve"> — </w:t>
+        <w:t xml:space="preserve">, </w:t>
       </w:r>
       <w:r>
         <w:t>이</w:t>
@@ -24833,6 +24829,7 @@
         <w:t xml:space="preserve"> </w:t>
       </w:r>
       <w:r>
+        <w:lastRenderedPageBreak/>
         <w:t>커뮤니티</w:t>
       </w:r>
       <w:r>
@@ -25050,7 +25047,7 @@
         <w:pStyle w:val="a8"/>
       </w:pPr>
       <w:r>
-        <w:t xml:space="preserve">The schema’s structural categories — </w:t>
+        <w:t xml:space="preserve">The schema’s structural categories, </w:t>
       </w:r>
       <w:r>
         <w:rPr>
@@ -25077,10 +25074,10 @@
         <w:t>(start_measure, end_measure)</w:t>
       </w:r>
       <w:r>
-        <w:t xml:space="preserve"> ranges — deliberately mirror the analytic categories used in Allegraud et al. (2019) for the Mozart string-quartet sonata-form corpus. A thin ingestion adapter is sufficient to load the 32-movement Algomus reference analyses into the tool, because the field names map one-to-one and the measure-range conventions are shared. We provide the schema specificatio</w:t>
-      </w:r>
-      <w:r>
-        <w:t>n (</w:t>
+        <w:t xml:space="preserve"> ranges, deliberately mirror the analytic categories used in Allegraud et al. (2019) for the Mozart string-quartet sonata-form corpus. A thin ingestion adapter is sufficient to load the 32-movement Algomus reference analyses into the tool, because the field names map one-to-one and the measure-range conventions are shared. We provide the schema specification</w:t>
+      </w:r>
+      <w:r>
+        <w:t xml:space="preserve"> (</w:t>
       </w:r>
       <w:r>
         <w:rPr>
@@ -25128,7 +25125,7 @@
         <w:t>카테고리</w:t>
       </w:r>
       <w:r>
-        <w:t xml:space="preserve"> — </w:t>
+        <w:t xml:space="preserve">, </w:t>
       </w:r>
       <w:r>
         <w:rPr>
@@ -25161,7 +25158,7 @@
         <w:t>범위</w:t>
       </w:r>
       <w:r>
-        <w:t xml:space="preserve"> — </w:t>
+        <w:t xml:space="preserve">, </w:t>
       </w:r>
       <w:r>
         <w:t>는</w:t>
@@ -25525,7 +25522,10 @@
         <w:t xml:space="preserve"> </w:t>
       </w:r>
       <w:r>
-        <w:t>그것을</w:t>
+        <w:t>그</w:t>
+      </w:r>
+      <w:r>
+        <w:t>것을</w:t>
       </w:r>
       <w:r>
         <w:t xml:space="preserve"> </w:t>
@@ -25764,7 +25764,7 @@
         <w:t>Section jump</w:t>
       </w:r>
       <w:r>
-        <w:t xml:space="preserve"> — clicking any colored timeline segment seeks the audio to that measure. A teacher can move directly from “exposition P” to “recapitulation P” without scrubbing.</w:t>
+        <w:t>, clicking any colored timeline segment seeks the audio to that measure. A teacher can move directly from “exposition P” to “recapitulation P” without scrubbing.</w:t>
       </w:r>
     </w:p>
     <w:p>
@@ -25783,7 +25783,7 @@
         <w:t>Section loop</w:t>
       </w:r>
       <w:r>
-        <w:t xml:space="preserve"> — toggles playback to repeat the current section, enabling immediate A–B comparison.</w:t>
+        <w:t>, toggles playback to repeat the current section, enabling immediate A–B comparison.</w:t>
       </w:r>
     </w:p>
     <w:p>
@@ -25802,7 +25802,7 @@
         <w:t>Playback-speed control</w:t>
       </w:r>
       <w:r>
-        <w:t xml:space="preserve"> — slows passage to 0.5× without altering pitch, useful for very brief modulating moments.</w:t>
+        <w:t>, slows passage to 0.5× without altering pitch, useful for very brief modulating moments.</w:t>
       </w:r>
     </w:p>
     <w:p>
@@ -25835,7 +25835,7 @@
         <w:t>점프</w:t>
       </w:r>
       <w:r>
-        <w:t xml:space="preserve"> — </w:t>
+        <w:t xml:space="preserve">: </w:t>
       </w:r>
       <w:r>
         <w:t>색상</w:t>
@@ -26004,7 +26004,7 @@
         <w:t>루프</w:t>
       </w:r>
       <w:r>
-        <w:t xml:space="preserve"> — </w:t>
+        <w:t xml:space="preserve">: </w:t>
       </w:r>
       <w:r>
         <w:t>현재</w:t>
@@ -26068,7 +26068,6 @@
           <w:b/>
           <w:bCs/>
         </w:rPr>
-        <w:lastRenderedPageBreak/>
         <w:t>재생</w:t>
       </w:r>
       <w:r>
@@ -26100,7 +26099,7 @@
         <w:t>조절</w:t>
       </w:r>
       <w:r>
-        <w:t xml:space="preserve"> — </w:t>
+        <w:t xml:space="preserve">: </w:t>
       </w:r>
       <w:r>
         <w:t>음정을</w:t>
@@ -26174,7 +26173,10 @@
         <w:pStyle w:val="a8"/>
       </w:pPr>
       <w:r>
-        <w:t>Keyboard shortcuts (Space, ←/→, L for loop, C for color toggle) make classroom demonstration responsive in a way mouse-only interaction cannot.</w:t>
+        <w:t xml:space="preserve">Keyboard shortcuts (Space, ←/→, L for loop, C for color toggle) make </w:t>
+      </w:r>
+      <w:r>
+        <w:t>classroom demonstration responsive in a way mouse-only interaction cannot.</w:t>
       </w:r>
     </w:p>
     <w:p>
@@ -26297,6 +26299,7 @@
       <w:bookmarkStart w:id="26" w:name="exposition-repeat-folding-제시부-반복-폴딩"/>
       <w:bookmarkEnd w:id="25"/>
       <w:r>
+        <w:lastRenderedPageBreak/>
         <w:t xml:space="preserve">4.5 Exposition Repeat Folding / </w:t>
       </w:r>
       <w:r>
@@ -26320,7 +26323,7 @@
         <w:pStyle w:val="a8"/>
       </w:pPr>
       <w:r>
-        <w:t xml:space="preserve">When a performer elects to take the exposition repeat — the overwhelming majority of K. 545 recordings in the canonical discography, including the Schiff Carnegie Hall (2015) recording used in our reference deployment — the audio time-line becomes </w:t>
+        <w:t xml:space="preserve">When a performer elects to take the exposition repeat, the overwhelming majority of K. 545 recordings in the canonical discography, including the Schiff Carnegie Hall (2015) recording used in our reference deployment, the audio time-line becomes </w:t>
       </w:r>
       <w:r>
         <w:rPr>
@@ -26375,7 +26378,7 @@
         <w:t>때</w:t>
       </w:r>
       <w:r>
-        <w:t xml:space="preserve"> — </w:t>
+        <w:t xml:space="preserve">, </w:t>
       </w:r>
       <w:r>
         <w:t>본</w:t>
@@ -26435,7 +26438,7 @@
         <w:t>다수</w:t>
       </w:r>
       <w:r>
-        <w:t xml:space="preserve"> — </w:t>
+        <w:t xml:space="preserve">, </w:t>
       </w:r>
       <w:r>
         <w:t>오디오</w:t>
@@ -27445,7 +27448,6 @@
           <w:b/>
           <w:bCs/>
         </w:rPr>
-        <w:lastRenderedPageBreak/>
         <w:t>Post-repeat offset.</w:t>
       </w:r>
       <w:r>
@@ -27469,7 +27471,10 @@
         <w:t>r</w:t>
       </w:r>
       <w:r>
-        <w:t>₂, analytical time advances at audio rate but offset back by the repeat duration. The development and recapitulation are addressed correctly regardless of repeat length.</w:t>
+        <w:t xml:space="preserve">₂, analytical time advances at </w:t>
+      </w:r>
+      <w:r>
+        <w:t>audio rate but offset back by the repeat duration. The development and recapitulation are addressed correctly regardless of repeat length.</w:t>
       </w:r>
     </w:p>
     <w:p>
@@ -28717,7 +28722,7 @@
         <w:t>단순하다</w:t>
       </w:r>
       <w:r>
-        <w:t xml:space="preserve"> — </w:t>
+        <w:t xml:space="preserve">, </w:t>
       </w:r>
       <w:r>
         <w:t>학습자에게도</w:t>
@@ -28909,7 +28914,7 @@
         <w:t>color visualization disabled</w:t>
       </w:r>
       <w:r>
-        <w:t xml:space="preserve">. The class hears the entire movement once — including the exposition repeat — while the score scrolls and the red playhead moves along the (still uncolored) timeline. The instruction is simply: “Where do you think the movement is divided?” The preserved exposition repeat surfaces a useful preliminary observation — that the music </w:t>
+        <w:t xml:space="preserve">. The class hears the entire movement once, including the exposition repeat, while the score scrolls and the red playhead moves along the (still uncolored) timeline. The instruction is simply: “Where do you think the movement is divided?” The preserved exposition repeat surfaces a useful preliminary observation , that the music </w:t>
       </w:r>
       <w:r>
         <w:rPr>
@@ -29040,7 +29045,7 @@
         <w:t>듣는다</w:t>
       </w:r>
       <w:r>
-        <w:t xml:space="preserve"> — </w:t>
+        <w:t xml:space="preserve">, </w:t>
       </w:r>
       <w:r>
         <w:t>제시부</w:t>
@@ -29058,7 +29063,7 @@
         <w:t>포함</w:t>
       </w:r>
       <w:r>
-        <w:t xml:space="preserve"> — </w:t>
+        <w:t xml:space="preserve">, </w:t>
       </w:r>
       <w:r>
         <w:t>그동안</w:t>
@@ -29214,7 +29219,7 @@
         <w:t>표면화한다</w:t>
       </w:r>
       <w:r>
-        <w:t xml:space="preserve"> — </w:t>
+        <w:t xml:space="preserve">, </w:t>
       </w:r>
       <w:r>
         <w:t>음악이</w:t>
@@ -29298,7 +29303,6 @@
       <w:bookmarkStart w:id="29" w:name="X96495330a7831c87099c237f922050369e89c44"/>
       <w:bookmarkEnd w:id="28"/>
       <w:r>
-        <w:lastRenderedPageBreak/>
         <w:t xml:space="preserve">5.2 Color Reveal and Section Identification (8 minutes) / </w:t>
       </w:r>
       <w:r>
@@ -30320,7 +30324,7 @@
         <w:t>the same tune in two different keys</w:t>
       </w:r>
       <w:r>
-        <w:t xml:space="preserve"> — and recognize the recap as </w:t>
+        <w:t xml:space="preserve">, and recognize the recap as </w:t>
       </w:r>
       <w:r>
         <w:rPr>
@@ -30870,7 +30874,6 @@
         <w:pStyle w:val="FirstParagraph"/>
       </w:pPr>
       <w:r>
-        <w:lastRenderedPageBreak/>
         <w:t>교사는</w:t>
       </w:r>
       <w:r>
@@ -31052,7 +31055,7 @@
         <w:t>and</w:t>
       </w:r>
       <w:r>
-        <w:t xml:space="preserve"> seen. The teacher poses the synthesizing question: “Why did Mozart start the recap in the ‘wrong’ key?” — and the class, having seen S land safely in C, has the materials to answer.</w:t>
+        <w:t xml:space="preserve"> seen. The teacher poses the synthesizing question: “Why did Mozart start the recap in the ‘wrong’ key?”, and the class, having seen S land safely in C, has the materials to answer.</w:t>
       </w:r>
     </w:p>
     <w:p>
@@ -31181,7 +31184,7 @@
         <w:t>시작했을까요</w:t>
       </w:r>
       <w:r>
-        <w:t xml:space="preserve">?” — </w:t>
+        <w:t xml:space="preserve">?” </w:t>
       </w:r>
       <w:r>
         <w:t>그리고</w:t>
@@ -31592,7 +31595,7 @@
         <w:pStyle w:val="a8"/>
       </w:pPr>
       <w:r>
-        <w:t xml:space="preserve">Traditional verbal teaching often presents the recapitulation as “return-in-tonic,” handling deformations as exceptions; K. 545’s subdominant recapitulation makes a stronger pedagogical claim available — that Mozart </w:t>
+        <w:t xml:space="preserve">Traditional verbal teaching often presents the recapitulation as “return-in-tonic,” handling deformations as exceptions; K. 545’s subdominant recapitulation makes a stronger pedagogical claim available, that Mozart </w:t>
       </w:r>
       <w:r>
         <w:rPr>
@@ -31612,7 +31615,7 @@
         <w:t>function-preserving</w:t>
       </w:r>
       <w:r>
-        <w:t xml:space="preserve"> character of the deformation visually self-evident, aligning with current form-functional approaches to musical analysis (Caplin, 1998, 2009). The pedagogical move — from rules-and-exceptions to functional flexibility — is the central educational claim of this work.</w:t>
+        <w:t xml:space="preserve"> character of the deformation visually self-evident, aligning with current form-functional approaches to musical analysis (Caplin, 1998, 2009). The pedagogical move, from rules-and-exceptions to functional flexibility, is the central educational claim of this work.</w:t>
       </w:r>
     </w:p>
     <w:p>
@@ -31765,7 +31768,7 @@
         <w:t>한다</w:t>
       </w:r>
       <w:r>
-        <w:t xml:space="preserve"> — </w:t>
+        <w:t xml:space="preserve">, </w:t>
       </w:r>
       <w:r>
         <w:t>모차르트는</w:t>
@@ -31998,7 +32001,7 @@
         <w:t>만든다</w:t>
       </w:r>
       <w:r>
-        <w:t xml:space="preserve"> — </w:t>
+        <w:t xml:space="preserve">, </w:t>
       </w:r>
       <w:r>
         <w:t>음악</w:t>
@@ -32058,7 +32061,7 @@
         <w:t>이동</w:t>
       </w:r>
       <w:r>
-        <w:t xml:space="preserve"> — </w:t>
+        <w:t xml:space="preserve">, </w:t>
       </w:r>
       <w:r>
         <w:t>규칙</w:t>
@@ -32088,7 +32091,7 @@
         <w:t>유연성으로</w:t>
       </w:r>
       <w:r>
-        <w:t xml:space="preserve"> — </w:t>
+        <w:t xml:space="preserve">, </w:t>
       </w:r>
       <w:r>
         <w:t>이</w:t>
@@ -32168,7 +32171,7 @@
         <w:t>First-class status of formal analysis.</w:t>
       </w:r>
       <w:r>
-        <w:t xml:space="preserve"> Encoding the analysis as a versioned JSON object — not as ephemeral pedagogical commentary — invites peer review of the analysis itself, machine reuse, and reproducibility.</w:t>
+        <w:t xml:space="preserve"> Encoding the analysis as a versioned JSON object, not as ephemeral pedagogical commentary, invites peer review of the analysis itself, machine reuse, and reproducibility.</w:t>
       </w:r>
     </w:p>
     <w:p>
@@ -32228,7 +32231,7 @@
         <w:t>Single-dependency architecture.</w:t>
       </w:r>
       <w:r>
-        <w:t xml:space="preserve"> Course materials with one external library age more gracefully than those with complex build pipelines — a non-trivial property for syllabi designed to last multiple cohorts.</w:t>
+        <w:t xml:space="preserve"> Course materials with one external library age more gracefully than those with complex build pipelines, a non-trivial property for syllabi designed to last multiple cohorts.</w:t>
       </w:r>
     </w:p>
     <w:p>
@@ -32244,7 +32247,6 @@
           <w:b/>
           <w:bCs/>
         </w:rPr>
-        <w:lastRenderedPageBreak/>
         <w:t>형식</w:t>
       </w:r>
       <w:r>
@@ -33017,7 +33019,7 @@
         <w:t>한다</w:t>
       </w:r>
       <w:r>
-        <w:t xml:space="preserve"> — </w:t>
+        <w:t xml:space="preserve">, </w:t>
       </w:r>
       <w:r>
         <w:rPr>
@@ -33449,7 +33451,7 @@
         <w:t>시험</w:t>
       </w:r>
       <w:r>
-        <w:t xml:space="preserve"> — </w:t>
+        <w:t xml:space="preserve">: </w:t>
       </w:r>
       <w:r>
         <w:t>동기화된</w:t>
@@ -33607,7 +33609,7 @@
         <w:t xml:space="preserve"> score-audio alignment</w:t>
       </w:r>
       <w:r>
-        <w:t xml:space="preserve"> (Nakamura et al., 2017) — </w:t>
+        <w:t xml:space="preserve"> (Nakamura et al., 2017), </w:t>
       </w:r>
       <w:r>
         <w:t>녹음</w:t>
@@ -33909,7 +33911,7 @@
         <w:t>푸가</w:t>
       </w:r>
       <w:r>
-        <w:t xml:space="preserve"> — </w:t>
+        <w:t xml:space="preserve">, </w:t>
       </w:r>
       <w:r>
         <w:t>각각</w:t>
@@ -34037,7 +34039,7 @@
         <w:pStyle w:val="a8"/>
       </w:pPr>
       <w:r>
-        <w:t xml:space="preserve">This paper has presented an open-source, web-based tool that synchronizes score, audio, and a hierarchical formal-analysis layer to teach the structure of sonata form, with Mozart’s K. 545 mvt. I as the case piece. The central pedagogical claim — that synchronized multi-representation makes the </w:t>
+        <w:t xml:space="preserve">This paper has presented an open-source, web-based tool that synchronizes score, audio, and a hierarchical formal-analysis layer to teach the structure of sonata form, with Mozart’s K. 545 mvt. I as the case piece. The central pedagogical claim, that synchronized multi-representation makes the </w:t>
       </w:r>
       <w:r>
         <w:rPr>
@@ -34047,7 +34049,7 @@
         <w:t>function-preserving</w:t>
       </w:r>
       <w:r>
-        <w:t xml:space="preserve"> nature of non-tonic recapitulations visually self-evident — is grounded in form-functional theory and instantiated as a runnable, openly licensed system. Empirical validation of the learning gains this design predicts is the subject of a planned randomized controlled trial; the system, schema, and pedagogical framing presented here provide the foundation for that work.</w:t>
+        <w:t xml:space="preserve"> nature of non-tonic recapitulations visually self-evident, is grounded in form-functional theory and instantiated as a runnable, openly licensed system. Empirical validation of the learning gains this design predicts is the subject of a planned randomized controlled trial; the system, schema, and pedagogical framing presented here provide the foundation for that work.</w:t>
       </w:r>
     </w:p>
     <w:p>
@@ -34208,7 +34210,7 @@
         <w:t>주장</w:t>
       </w:r>
       <w:r>
-        <w:t xml:space="preserve"> — </w:t>
+        <w:t xml:space="preserve">, </w:t>
       </w:r>
       <w:r>
         <w:rPr>
@@ -34372,7 +34374,7 @@
         <w:t>만든다</w:t>
       </w:r>
       <w:r>
-        <w:t xml:space="preserve"> — </w:t>
+        <w:t xml:space="preserve">, </w:t>
       </w:r>
       <w:r>
         <w:t>은</w:t>
@@ -34381,7 +34383,6 @@
         <w:t xml:space="preserve"> </w:t>
       </w:r>
       <w:r>
-        <w:lastRenderedPageBreak/>
         <w:t>형식</w:t>
       </w:r>
       <w:r>
@@ -35885,10 +35886,7 @@
         <w:t>assets/mozart_k545_mvt1.ogg</w:t>
       </w:r>
       <w:r>
-        <w:t xml:space="preserve"> </w:t>
-      </w:r>
-      <w:r>
-        <w:t xml:space="preserve">— a Public Domain performance by Robin Alciatore distributed via Musopen and Wikimedia Commons (2:14, 2.87 MB). No additional download is required. Users who prefer a different recording — for example the András Schiff Carnegie Hall (2015) commercial release — can drop their own file at </w:t>
+        <w:t xml:space="preserve">, a Public Domain performance by Robin Alciatore distributed via Musopen and Wikimedia Commons (2:14, 2.87 MB). No additional download is required. Users who prefer a different recording, for example the András Schiff Carnegie Hall (2015) commercial release, can drop their own file at </w:t>
       </w:r>
       <w:r>
         <w:rPr>
@@ -35926,10 +35924,10 @@
         <w:t>Space</w:t>
       </w:r>
       <w:r>
-        <w:t xml:space="preserve"> at six landmark measures) re-anchors the me</w:t>
-      </w:r>
-      <w:r>
-        <w:t xml:space="preserve">asure-to-time mapping for any recording in under a minute and persists the calibration in </w:t>
+        <w:t xml:space="preserve"> at six landmark measures) re-anchors the meas</w:t>
+      </w:r>
+      <w:r>
+        <w:t xml:space="preserve">ure-to-time mapping for any recording in under a minute and persists the calibration in </w:t>
       </w:r>
       <w:r>
         <w:rPr>
@@ -36016,7 +36014,7 @@
         <w:t>assets/mozart_k545_ mvt1.ogg</w:t>
       </w:r>
       <w:r>
-        <w:t xml:space="preserve"> — Musopen </w:t>
+        <w:t xml:space="preserve">, Musopen </w:t>
       </w:r>
       <w:r>
         <w:t>및</w:t>
@@ -36052,7 +36050,7 @@
         <w:t>연주</w:t>
       </w:r>
       <w:r>
-        <w:t xml:space="preserve"> (2:14, 2.87 MB) — </w:t>
+        <w:t xml:space="preserve"> (2:14, 2.87 MB), </w:t>
       </w:r>
       <w:r>
         <w:t>를</w:t>
@@ -36172,7 +36170,6 @@
         <w:t xml:space="preserve"> </w:t>
       </w:r>
       <w:r>
-        <w:lastRenderedPageBreak/>
         <w:t>파일을</w:t>
       </w:r>
       <w:r>
@@ -37303,10 +37300,10 @@
         <w:pStyle w:val="a8"/>
       </w:pPr>
       <w:r>
-        <w:t xml:space="preserve">The present manuscript reports the design, implementation, and analytical case study of an open-source software tool. It does not include human-subjects evaluation, animal subjects, or human-derived data, and no ethics-committee approval is therefore required for the work reported here. The planned randomized controlled trial outlined in §6.3 — which will involve undergraduate music-education majors as participants and the System Usability Scale (Brooke, 1996) as a primary measure — will be conducted under </w:t>
-      </w:r>
-      <w:r>
-        <w:t>the appropriate institutional review board approval and reported in a separate follow-up publication.</w:t>
+        <w:t>The present manuscript reports the design, implementation, and analytical case study of an open-source software tool. It does not include human-subjects evaluation, animal subjects, or human-derived data, and no ethics-committee approval is therefore required for the work reported here. The planned randomized controlled trial outlined in §6.3, which will involve undergraduate music-education majors as participants and the System Usability Scale (Brooke, 1996) as a primary measure, will be conducted under th</w:t>
+      </w:r>
+      <w:r>
+        <w:t>e appropriate institutional review board approval and reported in a separate follow-up publication.</w:t>
       </w:r>
     </w:p>
     <w:p>
@@ -37527,7 +37524,7 @@
         <w:t>시험</w:t>
       </w:r>
       <w:r>
-        <w:t xml:space="preserve"> — </w:t>
+        <w:t xml:space="preserve">, </w:t>
       </w:r>
       <w:r>
         <w:t>학부</w:t>
@@ -37593,7 +37590,7 @@
         <w:t>사용</w:t>
       </w:r>
       <w:r>
-        <w:t xml:space="preserve"> — </w:t>
+        <w:t xml:space="preserve"> </w:t>
       </w:r>
       <w:r>
         <w:t>은</w:t>
@@ -37770,7 +37767,6 @@
           <w:i/>
           <w:iCs/>
         </w:rPr>
-        <w:lastRenderedPageBreak/>
         <w:t>[</w:t>
       </w:r>
       <w:r>
@@ -39020,7 +39016,6 @@
         </w:numPr>
       </w:pPr>
       <w:r>
-        <w:lastRenderedPageBreak/>
         <w:t xml:space="preserve">Nakamura, E., Yoshii, K., &amp; Katayose, H. (2017). Performance error detection and post-processing for fast and accurate symbolic music alignment. In </w:t>
       </w:r>
       <w:r>
@@ -39287,7 +39282,7 @@
         <w:t>전체</w:t>
       </w:r>
       <w:r>
-        <w:t xml:space="preserve"> — </w:t>
+        <w:t xml:space="preserve">, </w:t>
       </w:r>
       <w:r>
         <w:t>상단</w:t>
@@ -39596,7 +39591,7 @@
         <w:t>환경</w:t>
       </w:r>
       <w:r>
-        <w:t xml:space="preserve"> — </w:t>
+        <w:t xml:space="preserve">, </w:t>
       </w:r>
       <w:r>
         <w:t>저작권</w:t>
@@ -39845,7 +39840,7 @@
         <w:t>뷰</w:t>
       </w:r>
       <w:r>
-        <w:t xml:space="preserve"> — </w:t>
+        <w:t xml:space="preserve">, </w:t>
       </w:r>
       <w:r>
         <w:t>섹션</w:t>
@@ -40006,19 +40001,12 @@
       <w:bookmarkEnd w:id="45"/>
     </w:p>
     <w:sectPr>
-      <w:headerReference w:type="even" r:id="rId9"/>
-      <w:headerReference w:type="default" r:id="rId10"/>
-      <w:footerReference w:type="even" r:id="rId11"/>
-      <w:footerReference w:type="default" r:id="rId12"/>
-      <w:headerReference w:type="first" r:id="rId13"/>
-      <w:footerReference w:type="first" r:id="rId14"/>
       <w:footnotePr>
         <w:numRestart w:val="eachSect"/>
       </w:footnotePr>
       <w:pgSz w:w="11907" w:h="16839"/>
       <w:pgMar w:top="1417" w:right="1417" w:bottom="1417" w:left="1417" w:header="720" w:footer="720" w:gutter="0"/>
       <w:cols w:space="720"/>
-      <w:titlePg/>
       <w:docGrid w:linePitch="326"/>
     </w:sectPr>
   </w:body>
@@ -40050,111 +40038,6 @@
 </w:endnotes>
 </file>
 
-<file path=word/footer1.xml><?xml version="1.0" encoding="utf-8"?>
-<w:ftr xmlns:wpc="http://schemas.microsoft.com/office/word/2010/wordprocessingCanvas" xmlns:cx="http://schemas.microsoft.com/office/drawing/2014/chartex" xmlns:cx1="http://schemas.microsoft.com/office/drawing/2015/9/8/chartex" xmlns:cx2="http://schemas.microsoft.com/office/drawing/2015/10/21/chartex" xmlns:cx3="http://schemas.microsoft.com/office/drawing/2016/5/9/chartex" xmlns:cx4="http://schemas.microsoft.com/office/drawing/2016/5/10/chartex" xmlns:cx5="http://schemas.microsoft.com/office/drawing/2016/5/11/chartex" xmlns:cx6="http://schemas.microsoft.com/office/drawing/2016/5/12/chartex" xmlns:cx7="http://schemas.microsoft.com/office/drawing/2016/5/13/chartex" xmlns:cx8="http://schemas.microsoft.com/office/drawing/2016/5/14/chartex" xmlns:mc="http://schemas.openxmlformats.org/markup-compatibility/2006" xmlns:aink="http://schemas.microsoft.com/office/drawing/2016/ink" xmlns:am3d="http://schemas.microsoft.com/office/drawing/2017/model3d" xmlns:o="urn:schemas-microsoft-com:office:office" xmlns:oel="http://schemas.microsoft.com/office/2019/extlst" xmlns:r="http://schemas.openxmlformats.org/officeDocument/2006/relationships" xmlns:m="http://schemas.openxmlformats.org/officeDocument/2006/math" xmlns:v="urn:schemas-microsoft-com:vml" xmlns:wp14="http://schemas.microsoft.com/office/word/2010/wordprocessingDrawing" xmlns:wp="http://schemas.openxmlformats.org/drawingml/2006/wordprocessingDrawing" xmlns:w10="urn:schemas-microsoft-com:office:word" xmlns:w="http://schemas.openxmlformats.org/wordprocessingml/2006/main" xmlns:w14="http://schemas.microsoft.com/office/word/2010/wordml" xmlns:w15="http://schemas.microsoft.com/office/word/2012/wordml" xmlns:w16cex="http://schemas.microsoft.com/office/word/2018/wordml/cex" xmlns:w16cid="http://schemas.microsoft.com/office/word/2016/wordml/cid" xmlns:w16="http://schemas.microsoft.com/office/word/2018/wordml" xmlns:w16du="http://schemas.microsoft.com/office/word/2023/wordml/word16du" xmlns:w16sdtdh="http://schemas.microsoft.com/office/word/2020/wordml/sdtdatahash" xmlns:w16sdtfl="http://schemas.microsoft.com/office/word/2024/wordml/sdtformatlock" xmlns:w16se="http://schemas.microsoft.com/office/word/2015/wordml/symex" xmlns:wpg="http://schemas.microsoft.com/office/word/2010/wordprocessingGroup" xmlns:wpi="http://schemas.microsoft.com/office/word/2010/wordprocessingInk" xmlns:wne="http://schemas.microsoft.com/office/word/2006/wordml" xmlns:wps="http://schemas.microsoft.com/office/word/2010/wordprocessingShape" mc:Ignorable="w14 w15 w16se w16cid w16 w16cex w16sdtdh w16sdtfl w16du wp14">
-  <w:p>
-    <w:pPr>
-      <w:pStyle w:val="ae"/>
-      <w:framePr w:wrap="around" w:vAnchor="text" w:hAnchor="margin" w:xAlign="right" w:y="1"/>
-      <w:rPr>
-        <w:rStyle w:val="af"/>
-      </w:rPr>
-    </w:pPr>
-    <w:r>
-      <w:rPr>
-        <w:rStyle w:val="af"/>
-      </w:rPr>
-      <w:fldChar w:fldCharType="begin"/>
-    </w:r>
-    <w:r>
-      <w:rPr>
-        <w:rStyle w:val="af"/>
-      </w:rPr>
-      <w:instrText xml:space="preserve"> PAGE </w:instrText>
-    </w:r>
-    <w:r>
-      <w:rPr>
-        <w:rStyle w:val="af"/>
-      </w:rPr>
-      <w:fldChar w:fldCharType="separate"/>
-    </w:r>
-    <w:r>
-      <w:rPr>
-        <w:rStyle w:val="af"/>
-      </w:rPr>
-      <w:fldChar w:fldCharType="end"/>
-    </w:r>
-  </w:p>
-  <w:p>
-    <w:pPr>
-      <w:pStyle w:val="ae"/>
-      <w:ind w:right="360"/>
-    </w:pPr>
-  </w:p>
-</w:ftr>
-</file>
-
-<file path=word/footer2.xml><?xml version="1.0" encoding="utf-8"?>
-<w:ftr xmlns:wpc="http://schemas.microsoft.com/office/word/2010/wordprocessingCanvas" xmlns:cx="http://schemas.microsoft.com/office/drawing/2014/chartex" xmlns:cx1="http://schemas.microsoft.com/office/drawing/2015/9/8/chartex" xmlns:cx2="http://schemas.microsoft.com/office/drawing/2015/10/21/chartex" xmlns:cx3="http://schemas.microsoft.com/office/drawing/2016/5/9/chartex" xmlns:cx4="http://schemas.microsoft.com/office/drawing/2016/5/10/chartex" xmlns:cx5="http://schemas.microsoft.com/office/drawing/2016/5/11/chartex" xmlns:cx6="http://schemas.microsoft.com/office/drawing/2016/5/12/chartex" xmlns:cx7="http://schemas.microsoft.com/office/drawing/2016/5/13/chartex" xmlns:cx8="http://schemas.microsoft.com/office/drawing/2016/5/14/chartex" xmlns:mc="http://schemas.openxmlformats.org/markup-compatibility/2006" xmlns:aink="http://schemas.microsoft.com/office/drawing/2016/ink" xmlns:am3d="http://schemas.microsoft.com/office/drawing/2017/model3d" xmlns:o="urn:schemas-microsoft-com:office:office" xmlns:oel="http://schemas.microsoft.com/office/2019/extlst" xmlns:r="http://schemas.openxmlformats.org/officeDocument/2006/relationships" xmlns:m="http://schemas.openxmlformats.org/officeDocument/2006/math" xmlns:v="urn:schemas-microsoft-com:vml" xmlns:wp14="http://schemas.microsoft.com/office/word/2010/wordprocessingDrawing" xmlns:wp="http://schemas.openxmlformats.org/drawingml/2006/wordprocessingDrawing" xmlns:w10="urn:schemas-microsoft-com:office:word" xmlns:w="http://schemas.openxmlformats.org/wordprocessingml/2006/main" xmlns:w14="http://schemas.microsoft.com/office/word/2010/wordml" xmlns:w15="http://schemas.microsoft.com/office/word/2012/wordml" xmlns:w16cex="http://schemas.microsoft.com/office/word/2018/wordml/cex" xmlns:w16cid="http://schemas.microsoft.com/office/word/2016/wordml/cid" xmlns:w16="http://schemas.microsoft.com/office/word/2018/wordml" xmlns:w16du="http://schemas.microsoft.com/office/word/2023/wordml/word16du" xmlns:w16sdtdh="http://schemas.microsoft.com/office/word/2020/wordml/sdtdatahash" xmlns:w16sdtfl="http://schemas.microsoft.com/office/word/2024/wordml/sdtformatlock" xmlns:w16se="http://schemas.microsoft.com/office/word/2015/wordml/symex" xmlns:wpg="http://schemas.microsoft.com/office/word/2010/wordprocessingGroup" xmlns:wpi="http://schemas.microsoft.com/office/word/2010/wordprocessingInk" xmlns:wne="http://schemas.microsoft.com/office/word/2006/wordml" xmlns:wps="http://schemas.microsoft.com/office/word/2010/wordprocessingShape" mc:Ignorable="w14 w15 w16se w16cid w16 w16cex w16sdtdh w16sdtfl w16du wp14">
-  <w:p>
-    <w:pPr>
-      <w:pStyle w:val="ae"/>
-      <w:framePr w:wrap="around" w:vAnchor="text" w:hAnchor="margin" w:xAlign="right" w:y="1"/>
-      <w:rPr>
-        <w:rStyle w:val="af"/>
-      </w:rPr>
-    </w:pPr>
-    <w:r>
-      <w:rPr>
-        <w:rStyle w:val="af"/>
-      </w:rPr>
-      <w:fldChar w:fldCharType="begin"/>
-    </w:r>
-    <w:r>
-      <w:rPr>
-        <w:rStyle w:val="af"/>
-      </w:rPr>
-      <w:instrText xml:space="preserve"> PAGE </w:instrText>
-    </w:r>
-    <w:r>
-      <w:rPr>
-        <w:rStyle w:val="af"/>
-      </w:rPr>
-      <w:fldChar w:fldCharType="separate"/>
-    </w:r>
-    <w:r>
-      <w:rPr>
-        <w:rStyle w:val="af"/>
-        <w:noProof/>
-      </w:rPr>
-      <w:t>1</w:t>
-    </w:r>
-    <w:r>
-      <w:rPr>
-        <w:rStyle w:val="af"/>
-      </w:rPr>
-      <w:fldChar w:fldCharType="end"/>
-    </w:r>
-  </w:p>
-  <w:p>
-    <w:pPr>
-      <w:pStyle w:val="ae"/>
-      <w:ind w:right="360"/>
-    </w:pPr>
-  </w:p>
-</w:ftr>
-</file>
-
-<file path=word/footer3.xml><?xml version="1.0" encoding="utf-8"?>
-<w:ftr xmlns:wpc="http://schemas.microsoft.com/office/word/2010/wordprocessingCanvas" xmlns:cx="http://schemas.microsoft.com/office/drawing/2014/chartex" xmlns:cx1="http://schemas.microsoft.com/office/drawing/2015/9/8/chartex" xmlns:cx2="http://schemas.microsoft.com/office/drawing/2015/10/21/chartex" xmlns:cx3="http://schemas.microsoft.com/office/drawing/2016/5/9/chartex" xmlns:cx4="http://schemas.microsoft.com/office/drawing/2016/5/10/chartex" xmlns:cx5="http://schemas.microsoft.com/office/drawing/2016/5/11/chartex" xmlns:cx6="http://schemas.microsoft.com/office/drawing/2016/5/12/chartex" xmlns:cx7="http://schemas.microsoft.com/office/drawing/2016/5/13/chartex" xmlns:cx8="http://schemas.microsoft.com/office/drawing/2016/5/14/chartex" xmlns:mc="http://schemas.openxmlformats.org/markup-compatibility/2006" xmlns:aink="http://schemas.microsoft.com/office/drawing/2016/ink" xmlns:am3d="http://schemas.microsoft.com/office/drawing/2017/model3d" xmlns:o="urn:schemas-microsoft-com:office:office" xmlns:oel="http://schemas.microsoft.com/office/2019/extlst" xmlns:r="http://schemas.openxmlformats.org/officeDocument/2006/relationships" xmlns:m="http://schemas.openxmlformats.org/officeDocument/2006/math" xmlns:v="urn:schemas-microsoft-com:vml" xmlns:wp14="http://schemas.microsoft.com/office/word/2010/wordprocessingDrawing" xmlns:wp="http://schemas.openxmlformats.org/drawingml/2006/wordprocessingDrawing" xmlns:w10="urn:schemas-microsoft-com:office:word" xmlns:w="http://schemas.openxmlformats.org/wordprocessingml/2006/main" xmlns:w14="http://schemas.microsoft.com/office/word/2010/wordml" xmlns:w15="http://schemas.microsoft.com/office/word/2012/wordml" xmlns:w16cex="http://schemas.microsoft.com/office/word/2018/wordml/cex" xmlns:w16cid="http://schemas.microsoft.com/office/word/2016/wordml/cid" xmlns:w16="http://schemas.microsoft.com/office/word/2018/wordml" xmlns:w16du="http://schemas.microsoft.com/office/word/2023/wordml/word16du" xmlns:w16sdtdh="http://schemas.microsoft.com/office/word/2020/wordml/sdtdatahash" xmlns:w16sdtfl="http://schemas.microsoft.com/office/word/2024/wordml/sdtformatlock" xmlns:w16se="http://schemas.microsoft.com/office/word/2015/wordml/symex" xmlns:wpg="http://schemas.microsoft.com/office/word/2010/wordprocessingGroup" xmlns:wpi="http://schemas.microsoft.com/office/word/2010/wordprocessingInk" xmlns:wne="http://schemas.microsoft.com/office/word/2006/wordml" xmlns:wps="http://schemas.microsoft.com/office/word/2010/wordprocessingShape" mc:Ignorable="w14 w15 w16se w16cid w16 w16cex w16sdtdh w16sdtfl w16du wp14">
-  <w:p>
-    <w:pPr>
-      <w:pStyle w:val="ae"/>
-    </w:pPr>
-  </w:p>
-</w:ftr>
-</file>
-
 <file path=word/footnotes.xml><?xml version="1.0" encoding="utf-8"?>
 <w:footnotes xmlns:wpc="http://schemas.microsoft.com/office/word/2010/wordprocessingCanvas" xmlns:cx="http://schemas.microsoft.com/office/drawing/2014/chartex" xmlns:cx1="http://schemas.microsoft.com/office/drawing/2015/9/8/chartex" xmlns:cx2="http://schemas.microsoft.com/office/drawing/2015/10/21/chartex" xmlns:cx3="http://schemas.microsoft.com/office/drawing/2016/5/9/chartex" xmlns:cx4="http://schemas.microsoft.com/office/drawing/2016/5/10/chartex" xmlns:cx5="http://schemas.microsoft.com/office/drawing/2016/5/11/chartex" xmlns:cx6="http://schemas.microsoft.com/office/drawing/2016/5/12/chartex" xmlns:cx7="http://schemas.microsoft.com/office/drawing/2016/5/13/chartex" xmlns:cx8="http://schemas.microsoft.com/office/drawing/2016/5/14/chartex" xmlns:mc="http://schemas.openxmlformats.org/markup-compatibility/2006" xmlns:aink="http://schemas.microsoft.com/office/drawing/2016/ink" xmlns:am3d="http://schemas.microsoft.com/office/drawing/2017/model3d" xmlns:o="urn:schemas-microsoft-com:office:office" xmlns:oel="http://schemas.microsoft.com/office/2019/extlst" xmlns:r="http://schemas.openxmlformats.org/officeDocument/2006/relationships" xmlns:m="http://schemas.openxmlformats.org/officeDocument/2006/math" xmlns:v="urn:schemas-microsoft-com:vml" xmlns:wp14="http://schemas.microsoft.com/office/word/2010/wordprocessingDrawing" xmlns:wp="http://schemas.openxmlformats.org/drawingml/2006/wordprocessingDrawing" xmlns:w10="urn:schemas-microsoft-com:office:word" xmlns:w="http://schemas.openxmlformats.org/wordprocessingml/2006/main" xmlns:w14="http://schemas.microsoft.com/office/word/2010/wordml" xmlns:w15="http://schemas.microsoft.com/office/word/2012/wordml" xmlns:w16cex="http://schemas.microsoft.com/office/word/2018/wordml/cex" xmlns:w16cid="http://schemas.microsoft.com/office/word/2016/wordml/cid" xmlns:w16="http://schemas.microsoft.com/office/word/2018/wordml" xmlns:w16du="http://schemas.microsoft.com/office/word/2023/wordml/word16du" xmlns:w16sdtdh="http://schemas.microsoft.com/office/word/2020/wordml/sdtdatahash" xmlns:w16sdtfl="http://schemas.microsoft.com/office/word/2024/wordml/sdtformatlock" xmlns:w16se="http://schemas.microsoft.com/office/word/2015/wordml/symex" xmlns:wpg="http://schemas.microsoft.com/office/word/2010/wordprocessingGroup" xmlns:wpi="http://schemas.microsoft.com/office/word/2010/wordprocessingInk" xmlns:wne="http://schemas.microsoft.com/office/word/2006/wordml" xmlns:wps="http://schemas.microsoft.com/office/word/2010/wordprocessingShape" mc:Ignorable="w14 w15 w16se w16cid w16 w16cex w16sdtdh w16sdtfl w16du wp14">
   <w:footnote w:type="separator" w:id="-1">
@@ -40180,42 +40063,12 @@
 </w:footnotes>
 </file>
 
-<file path=word/header1.xml><?xml version="1.0" encoding="utf-8"?>
-<w:hdr xmlns:wpc="http://schemas.microsoft.com/office/word/2010/wordprocessingCanvas" xmlns:cx="http://schemas.microsoft.com/office/drawing/2014/chartex" xmlns:cx1="http://schemas.microsoft.com/office/drawing/2015/9/8/chartex" xmlns:cx2="http://schemas.microsoft.com/office/drawing/2015/10/21/chartex" xmlns:cx3="http://schemas.microsoft.com/office/drawing/2016/5/9/chartex" xmlns:cx4="http://schemas.microsoft.com/office/drawing/2016/5/10/chartex" xmlns:cx5="http://schemas.microsoft.com/office/drawing/2016/5/11/chartex" xmlns:cx6="http://schemas.microsoft.com/office/drawing/2016/5/12/chartex" xmlns:cx7="http://schemas.microsoft.com/office/drawing/2016/5/13/chartex" xmlns:cx8="http://schemas.microsoft.com/office/drawing/2016/5/14/chartex" xmlns:mc="http://schemas.openxmlformats.org/markup-compatibility/2006" xmlns:aink="http://schemas.microsoft.com/office/drawing/2016/ink" xmlns:am3d="http://schemas.microsoft.com/office/drawing/2017/model3d" xmlns:o="urn:schemas-microsoft-com:office:office" xmlns:oel="http://schemas.microsoft.com/office/2019/extlst" xmlns:r="http://schemas.openxmlformats.org/officeDocument/2006/relationships" xmlns:m="http://schemas.openxmlformats.org/officeDocument/2006/math" xmlns:v="urn:schemas-microsoft-com:vml" xmlns:wp14="http://schemas.microsoft.com/office/word/2010/wordprocessingDrawing" xmlns:wp="http://schemas.openxmlformats.org/drawingml/2006/wordprocessingDrawing" xmlns:w10="urn:schemas-microsoft-com:office:word" xmlns:w="http://schemas.openxmlformats.org/wordprocessingml/2006/main" xmlns:w14="http://schemas.microsoft.com/office/word/2010/wordml" xmlns:w15="http://schemas.microsoft.com/office/word/2012/wordml" xmlns:w16cex="http://schemas.microsoft.com/office/word/2018/wordml/cex" xmlns:w16cid="http://schemas.microsoft.com/office/word/2016/wordml/cid" xmlns:w16="http://schemas.microsoft.com/office/word/2018/wordml" xmlns:w16du="http://schemas.microsoft.com/office/word/2023/wordml/word16du" xmlns:w16sdtdh="http://schemas.microsoft.com/office/word/2020/wordml/sdtdatahash" xmlns:w16sdtfl="http://schemas.microsoft.com/office/word/2024/wordml/sdtformatlock" xmlns:w16se="http://schemas.microsoft.com/office/word/2015/wordml/symex" xmlns:wpg="http://schemas.microsoft.com/office/word/2010/wordprocessingGroup" xmlns:wpi="http://schemas.microsoft.com/office/word/2010/wordprocessingInk" xmlns:wne="http://schemas.microsoft.com/office/word/2006/wordml" xmlns:wps="http://schemas.microsoft.com/office/word/2010/wordprocessingShape" mc:Ignorable="w14 w15 w16se w16cid w16 w16cex w16sdtdh w16sdtfl w16du wp14">
-  <w:p>
-    <w:pPr>
-      <w:pStyle w:val="ad"/>
-    </w:pPr>
-  </w:p>
-</w:hdr>
-</file>
-
-<file path=word/header2.xml><?xml version="1.0" encoding="utf-8"?>
-<w:hdr xmlns:wpc="http://schemas.microsoft.com/office/word/2010/wordprocessingCanvas" xmlns:cx="http://schemas.microsoft.com/office/drawing/2014/chartex" xmlns:cx1="http://schemas.microsoft.com/office/drawing/2015/9/8/chartex" xmlns:cx2="http://schemas.microsoft.com/office/drawing/2015/10/21/chartex" xmlns:cx3="http://schemas.microsoft.com/office/drawing/2016/5/9/chartex" xmlns:cx4="http://schemas.microsoft.com/office/drawing/2016/5/10/chartex" xmlns:cx5="http://schemas.microsoft.com/office/drawing/2016/5/11/chartex" xmlns:cx6="http://schemas.microsoft.com/office/drawing/2016/5/12/chartex" xmlns:cx7="http://schemas.microsoft.com/office/drawing/2016/5/13/chartex" xmlns:cx8="http://schemas.microsoft.com/office/drawing/2016/5/14/chartex" xmlns:mc="http://schemas.openxmlformats.org/markup-compatibility/2006" xmlns:aink="http://schemas.microsoft.com/office/drawing/2016/ink" xmlns:am3d="http://schemas.microsoft.com/office/drawing/2017/model3d" xmlns:o="urn:schemas-microsoft-com:office:office" xmlns:oel="http://schemas.microsoft.com/office/2019/extlst" xmlns:r="http://schemas.openxmlformats.org/officeDocument/2006/relationships" xmlns:m="http://schemas.openxmlformats.org/officeDocument/2006/math" xmlns:v="urn:schemas-microsoft-com:vml" xmlns:wp14="http://schemas.microsoft.com/office/word/2010/wordprocessingDrawing" xmlns:wp="http://schemas.openxmlformats.org/drawingml/2006/wordprocessingDrawing" xmlns:w10="urn:schemas-microsoft-com:office:word" xmlns:w="http://schemas.openxmlformats.org/wordprocessingml/2006/main" xmlns:w14="http://schemas.microsoft.com/office/word/2010/wordml" xmlns:w15="http://schemas.microsoft.com/office/word/2012/wordml" xmlns:w16cex="http://schemas.microsoft.com/office/word/2018/wordml/cex" xmlns:w16cid="http://schemas.microsoft.com/office/word/2016/wordml/cid" xmlns:w16="http://schemas.microsoft.com/office/word/2018/wordml" xmlns:w16du="http://schemas.microsoft.com/office/word/2023/wordml/word16du" xmlns:w16sdtdh="http://schemas.microsoft.com/office/word/2020/wordml/sdtdatahash" xmlns:w16sdtfl="http://schemas.microsoft.com/office/word/2024/wordml/sdtformatlock" xmlns:w16se="http://schemas.microsoft.com/office/word/2015/wordml/symex" xmlns:wpg="http://schemas.microsoft.com/office/word/2010/wordprocessingGroup" xmlns:wpi="http://schemas.microsoft.com/office/word/2010/wordprocessingInk" xmlns:wne="http://schemas.microsoft.com/office/word/2006/wordml" xmlns:wps="http://schemas.microsoft.com/office/word/2010/wordprocessingShape" mc:Ignorable="w14 w15 w16se w16cid w16 w16cex w16sdtdh w16sdtfl w16du wp14">
-  <w:p>
-    <w:pPr>
-      <w:pStyle w:val="ad"/>
-    </w:pPr>
-  </w:p>
-</w:hdr>
-</file>
-
-<file path=word/header3.xml><?xml version="1.0" encoding="utf-8"?>
-<w:hdr xmlns:wpc="http://schemas.microsoft.com/office/word/2010/wordprocessingCanvas" xmlns:cx="http://schemas.microsoft.com/office/drawing/2014/chartex" xmlns:cx1="http://schemas.microsoft.com/office/drawing/2015/9/8/chartex" xmlns:cx2="http://schemas.microsoft.com/office/drawing/2015/10/21/chartex" xmlns:cx3="http://schemas.microsoft.com/office/drawing/2016/5/9/chartex" xmlns:cx4="http://schemas.microsoft.com/office/drawing/2016/5/10/chartex" xmlns:cx5="http://schemas.microsoft.com/office/drawing/2016/5/11/chartex" xmlns:cx6="http://schemas.microsoft.com/office/drawing/2016/5/12/chartex" xmlns:cx7="http://schemas.microsoft.com/office/drawing/2016/5/13/chartex" xmlns:cx8="http://schemas.microsoft.com/office/drawing/2016/5/14/chartex" xmlns:mc="http://schemas.openxmlformats.org/markup-compatibility/2006" xmlns:aink="http://schemas.microsoft.com/office/drawing/2016/ink" xmlns:am3d="http://schemas.microsoft.com/office/drawing/2017/model3d" xmlns:o="urn:schemas-microsoft-com:office:office" xmlns:oel="http://schemas.microsoft.com/office/2019/extlst" xmlns:r="http://schemas.openxmlformats.org/officeDocument/2006/relationships" xmlns:m="http://schemas.openxmlformats.org/officeDocument/2006/math" xmlns:v="urn:schemas-microsoft-com:vml" xmlns:wp14="http://schemas.microsoft.com/office/word/2010/wordprocessingDrawing" xmlns:wp="http://schemas.openxmlformats.org/drawingml/2006/wordprocessingDrawing" xmlns:w10="urn:schemas-microsoft-com:office:word" xmlns:w="http://schemas.openxmlformats.org/wordprocessingml/2006/main" xmlns:w14="http://schemas.microsoft.com/office/word/2010/wordml" xmlns:w15="http://schemas.microsoft.com/office/word/2012/wordml" xmlns:w16cex="http://schemas.microsoft.com/office/word/2018/wordml/cex" xmlns:w16cid="http://schemas.microsoft.com/office/word/2016/wordml/cid" xmlns:w16="http://schemas.microsoft.com/office/word/2018/wordml" xmlns:w16du="http://schemas.microsoft.com/office/word/2023/wordml/word16du" xmlns:w16sdtdh="http://schemas.microsoft.com/office/word/2020/wordml/sdtdatahash" xmlns:w16sdtfl="http://schemas.microsoft.com/office/word/2024/wordml/sdtformatlock" xmlns:w16se="http://schemas.microsoft.com/office/word/2015/wordml/symex" xmlns:wpg="http://schemas.microsoft.com/office/word/2010/wordprocessingGroup" xmlns:wpi="http://schemas.microsoft.com/office/word/2010/wordprocessingInk" xmlns:wne="http://schemas.microsoft.com/office/word/2006/wordml" xmlns:wps="http://schemas.microsoft.com/office/word/2010/wordprocessingShape" mc:Ignorable="w14 w15 w16se w16cid w16 w16cex w16sdtdh w16sdtfl w16du wp14">
-  <w:p>
-    <w:pPr>
-      <w:pStyle w:val="ad"/>
-    </w:pPr>
-  </w:p>
-</w:hdr>
-</file>
-
 <file path=word/numbering.xml><?xml version="1.0" encoding="utf-8"?>
 <w:numbering xmlns:wpc="http://schemas.microsoft.com/office/word/2010/wordprocessingCanvas" xmlns:cx="http://schemas.microsoft.com/office/drawing/2014/chartex" xmlns:cx1="http://schemas.microsoft.com/office/drawing/2015/9/8/chartex" xmlns:cx2="http://schemas.microsoft.com/office/drawing/2015/10/21/chartex" xmlns:cx3="http://schemas.microsoft.com/office/drawing/2016/5/9/chartex" xmlns:cx4="http://schemas.microsoft.com/office/drawing/2016/5/10/chartex" xmlns:cx5="http://schemas.microsoft.com/office/drawing/2016/5/11/chartex" xmlns:cx6="http://schemas.microsoft.com/office/drawing/2016/5/12/chartex" xmlns:cx7="http://schemas.microsoft.com/office/drawing/2016/5/13/chartex" xmlns:cx8="http://schemas.microsoft.com/office/drawing/2016/5/14/chartex" xmlns:mc="http://schemas.openxmlformats.org/markup-compatibility/2006" xmlns:aink="http://schemas.microsoft.com/office/drawing/2016/ink" xmlns:am3d="http://schemas.microsoft.com/office/drawing/2017/model3d" xmlns:o="urn:schemas-microsoft-com:office:office" xmlns:oel="http://schemas.microsoft.com/office/2019/extlst" xmlns:r="http://schemas.openxmlformats.org/officeDocument/2006/relationships" xmlns:m="http://schemas.openxmlformats.org/officeDocument/2006/math" xmlns:v="urn:schemas-microsoft-com:vml" xmlns:wp14="http://schemas.microsoft.com/office/word/2010/wordprocessingDrawing" xmlns:wp="http://schemas.openxmlformats.org/drawingml/2006/wordprocessingDrawing" xmlns:w10="urn:schemas-microsoft-com:office:word" xmlns:w="http://schemas.openxmlformats.org/wordprocessingml/2006/main" xmlns:w14="http://schemas.microsoft.com/office/word/2010/wordml" xmlns:w15="http://schemas.microsoft.com/office/word/2012/wordml" xmlns:w16cex="http://schemas.microsoft.com/office/word/2018/wordml/cex" xmlns:w16cid="http://schemas.microsoft.com/office/word/2016/wordml/cid" xmlns:w16="http://schemas.microsoft.com/office/word/2018/wordml" xmlns:w16du="http://schemas.microsoft.com/office/word/2023/wordml/word16du" xmlns:w16sdtdh="http://schemas.microsoft.com/office/word/2020/wordml/sdtdatahash" xmlns:w16sdtfl="http://schemas.microsoft.com/office/word/2024/wordml/sdtformatlock" xmlns:w16se="http://schemas.microsoft.com/office/word/2015/wordml/symex" xmlns:wpg="http://schemas.microsoft.com/office/word/2010/wordprocessingGroup" xmlns:wpi="http://schemas.microsoft.com/office/word/2010/wordprocessingInk" xmlns:wne="http://schemas.microsoft.com/office/word/2006/wordml" xmlns:wps="http://schemas.microsoft.com/office/word/2010/wordprocessingShape" mc:Ignorable="w14 w15 w16se w16cid w16 w16cex w16sdtdh w16sdtfl w16du wp14">
   <w:abstractNum w:abstractNumId="0" w15:restartNumberingAfterBreak="0">
     <w:nsid w:val="99432019"/>
     <w:multiLevelType w:val="multilevel"/>
-    <w:tmpl w:val="B16A9C7E"/>
+    <w:tmpl w:val="1BE233BA"/>
     <w:lvl w:ilvl="0">
       <w:start w:val="2019"/>
       <w:numFmt w:val="decimal"/>
@@ -40301,7 +40154,7 @@
   <w:abstractNum w:abstractNumId="1" w15:restartNumberingAfterBreak="0">
     <w:nsid w:val="0000A991"/>
     <w:multiLevelType w:val="multilevel"/>
-    <w:tmpl w:val="E96801AE"/>
+    <w:tmpl w:val="E3CA3B62"/>
     <w:lvl w:ilvl="0">
       <w:numFmt w:val="bullet"/>
       <w:lvlText w:val=""/>
@@ -40405,7 +40258,7 @@
   <w:abstractNum w:abstractNumId="2" w15:restartNumberingAfterBreak="0">
     <w:nsid w:val="00A99411"/>
     <w:multiLevelType w:val="multilevel"/>
-    <w:tmpl w:val="69EC1990"/>
+    <w:tmpl w:val="7AB03730"/>
     <w:lvl w:ilvl="0">
       <w:start w:val="1"/>
       <w:numFmt w:val="decimal"/>
@@ -40491,7 +40344,7 @@
   <w:abstractNum w:abstractNumId="3" w15:restartNumberingAfterBreak="0">
     <w:nsid w:val="00A99412"/>
     <w:multiLevelType w:val="multilevel"/>
-    <w:tmpl w:val="DF0C8874"/>
+    <w:tmpl w:val="05585FA0"/>
     <w:lvl w:ilvl="0">
       <w:start w:val="2"/>
       <w:numFmt w:val="decimal"/>
@@ -40577,7 +40430,7 @@
   <w:abstractNum w:abstractNumId="4" w15:restartNumberingAfterBreak="0">
     <w:nsid w:val="00A99413"/>
     <w:multiLevelType w:val="multilevel"/>
-    <w:tmpl w:val="C71AD820"/>
+    <w:tmpl w:val="E438DA6A"/>
     <w:lvl w:ilvl="0">
       <w:start w:val="3"/>
       <w:numFmt w:val="decimal"/>
@@ -40663,7 +40516,7 @@
   <w:abstractNum w:abstractNumId="5" w15:restartNumberingAfterBreak="0">
     <w:nsid w:val="00A99414"/>
     <w:multiLevelType w:val="multilevel"/>
-    <w:tmpl w:val="C53E739C"/>
+    <w:tmpl w:val="201E82CA"/>
     <w:lvl w:ilvl="0">
       <w:start w:val="4"/>
       <w:numFmt w:val="decimal"/>
@@ -40746,19 +40599,19 @@
       </w:pPr>
     </w:lvl>
   </w:abstractNum>
-  <w:num w:numId="1" w16cid:durableId="597491908">
+  <w:num w:numId="1" w16cid:durableId="585303616">
     <w:abstractNumId w:val="1"/>
   </w:num>
-  <w:num w:numId="2" w16cid:durableId="213155759">
+  <w:num w:numId="2" w16cid:durableId="1301963560">
     <w:abstractNumId w:val="1"/>
   </w:num>
-  <w:num w:numId="3" w16cid:durableId="938175184">
+  <w:num w:numId="3" w16cid:durableId="699744927">
     <w:abstractNumId w:val="1"/>
   </w:num>
-  <w:num w:numId="4" w16cid:durableId="1890677949">
+  <w:num w:numId="4" w16cid:durableId="536745694">
     <w:abstractNumId w:val="1"/>
   </w:num>
-  <w:num w:numId="5" w16cid:durableId="760300969">
+  <w:num w:numId="5" w16cid:durableId="2141343954">
     <w:abstractNumId w:val="2"/>
     <w:lvlOverride w:ilvl="0">
       <w:startOverride w:val="1"/>
@@ -40788,7 +40641,7 @@
       <w:startOverride w:val="1"/>
     </w:lvlOverride>
   </w:num>
-  <w:num w:numId="6" w16cid:durableId="1783761842">
+  <w:num w:numId="6" w16cid:durableId="1307511236">
     <w:abstractNumId w:val="2"/>
     <w:lvlOverride w:ilvl="0">
       <w:startOverride w:val="1"/>
@@ -40818,7 +40671,7 @@
       <w:startOverride w:val="1"/>
     </w:lvlOverride>
   </w:num>
-  <w:num w:numId="7" w16cid:durableId="196236708">
+  <w:num w:numId="7" w16cid:durableId="1137719223">
     <w:abstractNumId w:val="3"/>
     <w:lvlOverride w:ilvl="0">
       <w:startOverride w:val="2"/>
@@ -40848,7 +40701,7 @@
       <w:startOverride w:val="2"/>
     </w:lvlOverride>
   </w:num>
-  <w:num w:numId="8" w16cid:durableId="17588897">
+  <w:num w:numId="8" w16cid:durableId="1569028047">
     <w:abstractNumId w:val="3"/>
     <w:lvlOverride w:ilvl="0">
       <w:startOverride w:val="2"/>
@@ -40878,7 +40731,7 @@
       <w:startOverride w:val="2"/>
     </w:lvlOverride>
   </w:num>
-  <w:num w:numId="9" w16cid:durableId="1152720401">
+  <w:num w:numId="9" w16cid:durableId="844250436">
     <w:abstractNumId w:val="0"/>
     <w:lvlOverride w:ilvl="0">
       <w:startOverride w:val="2019"/>
@@ -40908,7 +40761,7 @@
       <w:startOverride w:val="2019"/>
     </w:lvlOverride>
   </w:num>
-  <w:num w:numId="10" w16cid:durableId="169028660">
+  <w:num w:numId="10" w16cid:durableId="1581986946">
     <w:abstractNumId w:val="4"/>
     <w:lvlOverride w:ilvl="0">
       <w:startOverride w:val="3"/>
@@ -40938,7 +40791,7 @@
       <w:startOverride w:val="3"/>
     </w:lvlOverride>
   </w:num>
-  <w:num w:numId="11" w16cid:durableId="248582287">
+  <w:num w:numId="11" w16cid:durableId="421072058">
     <w:abstractNumId w:val="4"/>
     <w:lvlOverride w:ilvl="0">
       <w:startOverride w:val="3"/>
@@ -40968,7 +40821,7 @@
       <w:startOverride w:val="3"/>
     </w:lvlOverride>
   </w:num>
-  <w:num w:numId="12" w16cid:durableId="945693369">
+  <w:num w:numId="12" w16cid:durableId="236524756">
     <w:abstractNumId w:val="5"/>
     <w:lvlOverride w:ilvl="0">
       <w:startOverride w:val="4"/>
@@ -40998,7 +40851,7 @@
       <w:startOverride w:val="4"/>
     </w:lvlOverride>
   </w:num>
-  <w:num w:numId="13" w16cid:durableId="1856722045">
+  <w:num w:numId="13" w16cid:durableId="1259486994">
     <w:abstractNumId w:val="5"/>
     <w:lvlOverride w:ilvl="0">
       <w:startOverride w:val="4"/>
@@ -41028,7 +40881,7 @@
       <w:startOverride w:val="4"/>
     </w:lvlOverride>
   </w:num>
-  <w:num w:numId="14" w16cid:durableId="1917009155">
+  <w:num w:numId="14" w16cid:durableId="772478086">
     <w:abstractNumId w:val="2"/>
     <w:lvlOverride w:ilvl="0">
       <w:startOverride w:val="1"/>
@@ -41058,7 +40911,7 @@
       <w:startOverride w:val="1"/>
     </w:lvlOverride>
   </w:num>
-  <w:num w:numId="15" w16cid:durableId="2125267771">
+  <w:num w:numId="15" w16cid:durableId="261570291">
     <w:abstractNumId w:val="2"/>
     <w:lvlOverride w:ilvl="0">
       <w:startOverride w:val="1"/>
@@ -41088,7 +40941,7 @@
       <w:startOverride w:val="1"/>
     </w:lvlOverride>
   </w:num>
-  <w:num w:numId="16" w16cid:durableId="105780059">
+  <w:num w:numId="16" w16cid:durableId="778796576">
     <w:abstractNumId w:val="3"/>
     <w:lvlOverride w:ilvl="0">
       <w:startOverride w:val="2"/>
@@ -41118,7 +40971,7 @@
       <w:startOverride w:val="2"/>
     </w:lvlOverride>
   </w:num>
-  <w:num w:numId="17" w16cid:durableId="1469935251">
+  <w:num w:numId="17" w16cid:durableId="1466850682">
     <w:abstractNumId w:val="3"/>
     <w:lvlOverride w:ilvl="0">
       <w:startOverride w:val="2"/>
@@ -41148,7 +41001,7 @@
       <w:startOverride w:val="2"/>
     </w:lvlOverride>
   </w:num>
-  <w:num w:numId="18" w16cid:durableId="1880125865">
+  <w:num w:numId="18" w16cid:durableId="1149636585">
     <w:abstractNumId w:val="4"/>
     <w:lvlOverride w:ilvl="0">
       <w:startOverride w:val="3"/>
@@ -41178,7 +41031,7 @@
       <w:startOverride w:val="3"/>
     </w:lvlOverride>
   </w:num>
-  <w:num w:numId="19" w16cid:durableId="1093238478">
+  <w:num w:numId="19" w16cid:durableId="806556811">
     <w:abstractNumId w:val="4"/>
     <w:lvlOverride w:ilvl="0">
       <w:startOverride w:val="3"/>
@@ -41208,7 +41061,7 @@
       <w:startOverride w:val="3"/>
     </w:lvlOverride>
   </w:num>
-  <w:num w:numId="20" w16cid:durableId="898856212">
+  <w:num w:numId="20" w16cid:durableId="513542109">
     <w:abstractNumId w:val="2"/>
     <w:lvlOverride w:ilvl="0">
       <w:startOverride w:val="1"/>
@@ -41238,7 +41091,7 @@
       <w:startOverride w:val="1"/>
     </w:lvlOverride>
   </w:num>
-  <w:num w:numId="21" w16cid:durableId="82998616">
+  <w:num w:numId="21" w16cid:durableId="1801413122">
     <w:abstractNumId w:val="2"/>
     <w:lvlOverride w:ilvl="0">
       <w:startOverride w:val="1"/>
@@ -41268,7 +41121,7 @@
       <w:startOverride w:val="1"/>
     </w:lvlOverride>
   </w:num>
-  <w:num w:numId="22" w16cid:durableId="732193352">
+  <w:num w:numId="22" w16cid:durableId="1403020554">
     <w:abstractNumId w:val="3"/>
     <w:lvlOverride w:ilvl="0">
       <w:startOverride w:val="2"/>
@@ -41298,7 +41151,7 @@
       <w:startOverride w:val="2"/>
     </w:lvlOverride>
   </w:num>
-  <w:num w:numId="23" w16cid:durableId="303508438">
+  <w:num w:numId="23" w16cid:durableId="309945073">
     <w:abstractNumId w:val="3"/>
     <w:lvlOverride w:ilvl="0">
       <w:startOverride w:val="2"/>
@@ -41328,7 +41181,7 @@
       <w:startOverride w:val="2"/>
     </w:lvlOverride>
   </w:num>
-  <w:num w:numId="24" w16cid:durableId="1335105396">
+  <w:num w:numId="24" w16cid:durableId="1787698525">
     <w:abstractNumId w:val="4"/>
     <w:lvlOverride w:ilvl="0">
       <w:startOverride w:val="3"/>
@@ -41358,7 +41211,7 @@
       <w:startOverride w:val="3"/>
     </w:lvlOverride>
   </w:num>
-  <w:num w:numId="25" w16cid:durableId="1693649918">
+  <w:num w:numId="25" w16cid:durableId="1606381559">
     <w:abstractNumId w:val="4"/>
     <w:lvlOverride w:ilvl="0">
       <w:startOverride w:val="3"/>
@@ -41388,7 +41241,7 @@
       <w:startOverride w:val="3"/>
     </w:lvlOverride>
   </w:num>
-  <w:num w:numId="26" w16cid:durableId="307175460">
+  <w:num w:numId="26" w16cid:durableId="559370376">
     <w:abstractNumId w:val="2"/>
     <w:lvlOverride w:ilvl="0">
       <w:startOverride w:val="1"/>
@@ -41418,7 +41271,7 @@
       <w:startOverride w:val="1"/>
     </w:lvlOverride>
   </w:num>
-  <w:num w:numId="27" w16cid:durableId="230896755">
+  <w:num w:numId="27" w16cid:durableId="38893894">
     <w:abstractNumId w:val="2"/>
     <w:lvlOverride w:ilvl="0">
       <w:startOverride w:val="1"/>
@@ -41448,7 +41301,7 @@
       <w:startOverride w:val="1"/>
     </w:lvlOverride>
   </w:num>
-  <w:num w:numId="28" w16cid:durableId="1568110618">
+  <w:num w:numId="28" w16cid:durableId="740907925">
     <w:abstractNumId w:val="3"/>
     <w:lvlOverride w:ilvl="0">
       <w:startOverride w:val="2"/>
@@ -41478,7 +41331,7 @@
       <w:startOverride w:val="2"/>
     </w:lvlOverride>
   </w:num>
-  <w:num w:numId="29" w16cid:durableId="562177276">
+  <w:num w:numId="29" w16cid:durableId="327096396">
     <w:abstractNumId w:val="3"/>
     <w:lvlOverride w:ilvl="0">
       <w:startOverride w:val="2"/>
@@ -41508,7 +41361,7 @@
       <w:startOverride w:val="2"/>
     </w:lvlOverride>
   </w:num>
-  <w:num w:numId="30" w16cid:durableId="175313718">
+  <w:num w:numId="30" w16cid:durableId="2073656378">
     <w:abstractNumId w:val="4"/>
     <w:lvlOverride w:ilvl="0">
       <w:startOverride w:val="3"/>
@@ -41538,7 +41391,7 @@
       <w:startOverride w:val="3"/>
     </w:lvlOverride>
   </w:num>
-  <w:num w:numId="31" w16cid:durableId="463933507">
+  <w:num w:numId="31" w16cid:durableId="585766515">
     <w:abstractNumId w:val="4"/>
     <w:lvlOverride w:ilvl="0">
       <w:startOverride w:val="3"/>
@@ -41568,7 +41421,7 @@
       <w:startOverride w:val="3"/>
     </w:lvlOverride>
   </w:num>
-  <w:num w:numId="32" w16cid:durableId="1237517134">
+  <w:num w:numId="32" w16cid:durableId="1240671281">
     <w:abstractNumId w:val="2"/>
     <w:lvlOverride w:ilvl="0">
       <w:startOverride w:val="1"/>
@@ -41598,7 +41451,7 @@
       <w:startOverride w:val="1"/>
     </w:lvlOverride>
   </w:num>
-  <w:num w:numId="33" w16cid:durableId="1784764646">
+  <w:num w:numId="33" w16cid:durableId="2137020088">
     <w:abstractNumId w:val="2"/>
     <w:lvlOverride w:ilvl="0">
       <w:startOverride w:val="1"/>
@@ -41628,7 +41481,7 @@
       <w:startOverride w:val="1"/>
     </w:lvlOverride>
   </w:num>
-  <w:num w:numId="34" w16cid:durableId="662851485">
+  <w:num w:numId="34" w16cid:durableId="1900282415">
     <w:abstractNumId w:val="3"/>
     <w:lvlOverride w:ilvl="0">
       <w:startOverride w:val="2"/>
@@ -41658,7 +41511,7 @@
       <w:startOverride w:val="2"/>
     </w:lvlOverride>
   </w:num>
-  <w:num w:numId="35" w16cid:durableId="644775612">
+  <w:num w:numId="35" w16cid:durableId="321127763">
     <w:abstractNumId w:val="3"/>
     <w:lvlOverride w:ilvl="0">
       <w:startOverride w:val="2"/>
@@ -41688,7 +41541,7 @@
       <w:startOverride w:val="2"/>
     </w:lvlOverride>
   </w:num>
-  <w:num w:numId="36" w16cid:durableId="1564943829">
+  <w:num w:numId="36" w16cid:durableId="624700060">
     <w:abstractNumId w:val="4"/>
     <w:lvlOverride w:ilvl="0">
       <w:startOverride w:val="3"/>
@@ -41718,7 +41571,7 @@
       <w:startOverride w:val="3"/>
     </w:lvlOverride>
   </w:num>
-  <w:num w:numId="37" w16cid:durableId="2076049809">
+  <w:num w:numId="37" w16cid:durableId="386028919">
     <w:abstractNumId w:val="4"/>
     <w:lvlOverride w:ilvl="0">
       <w:startOverride w:val="3"/>
@@ -41748,13 +41601,13 @@
       <w:startOverride w:val="3"/>
     </w:lvlOverride>
   </w:num>
-  <w:num w:numId="38" w16cid:durableId="1511601067">
+  <w:num w:numId="38" w16cid:durableId="2034915161">
     <w:abstractNumId w:val="1"/>
   </w:num>
-  <w:num w:numId="39" w16cid:durableId="2125687664">
+  <w:num w:numId="39" w16cid:durableId="2117939032">
     <w:abstractNumId w:val="1"/>
   </w:num>
-  <w:num w:numId="40" w16cid:durableId="130447406">
+  <w:num w:numId="40" w16cid:durableId="586156127">
     <w:abstractNumId w:val="2"/>
     <w:lvlOverride w:ilvl="0">
       <w:startOverride w:val="1"/>
@@ -41784,7 +41637,7 @@
       <w:startOverride w:val="1"/>
     </w:lvlOverride>
   </w:num>
-  <w:num w:numId="41" w16cid:durableId="1558660369">
+  <w:num w:numId="41" w16cid:durableId="317609388">
     <w:abstractNumId w:val="2"/>
     <w:lvlOverride w:ilvl="0">
       <w:startOverride w:val="1"/>
@@ -41814,7 +41667,7 @@
       <w:startOverride w:val="1"/>
     </w:lvlOverride>
   </w:num>
-  <w:num w:numId="42" w16cid:durableId="1000886157">
+  <w:num w:numId="42" w16cid:durableId="1491671329">
     <w:abstractNumId w:val="3"/>
     <w:lvlOverride w:ilvl="0">
       <w:startOverride w:val="2"/>
@@ -41844,7 +41697,7 @@
       <w:startOverride w:val="2"/>
     </w:lvlOverride>
   </w:num>
-  <w:num w:numId="43" w16cid:durableId="1484660712">
+  <w:num w:numId="43" w16cid:durableId="1446921992">
     <w:abstractNumId w:val="3"/>
     <w:lvlOverride w:ilvl="0">
       <w:startOverride w:val="2"/>
@@ -41874,13 +41727,13 @@
       <w:startOverride w:val="2"/>
     </w:lvlOverride>
   </w:num>
-  <w:num w:numId="44" w16cid:durableId="1069502792">
+  <w:num w:numId="44" w16cid:durableId="124736583">
     <w:abstractNumId w:val="1"/>
   </w:num>
-  <w:num w:numId="45" w16cid:durableId="959335318">
+  <w:num w:numId="45" w16cid:durableId="1408846538">
     <w:abstractNumId w:val="1"/>
   </w:num>
-  <w:num w:numId="46" w16cid:durableId="1651977002">
+  <w:num w:numId="46" w16cid:durableId="180557508">
     <w:abstractNumId w:val="2"/>
     <w:lvlOverride w:ilvl="0">
       <w:startOverride w:val="1"/>
@@ -41910,7 +41763,7 @@
       <w:startOverride w:val="1"/>
     </w:lvlOverride>
   </w:num>
-  <w:num w:numId="47" w16cid:durableId="1517617361">
+  <w:num w:numId="47" w16cid:durableId="1039553072">
     <w:abstractNumId w:val="2"/>
     <w:lvlOverride w:ilvl="0">
       <w:startOverride w:val="1"/>
@@ -41940,13 +41793,13 @@
       <w:startOverride w:val="1"/>
     </w:lvlOverride>
   </w:num>
-  <w:num w:numId="48" w16cid:durableId="295188759">
+  <w:num w:numId="48" w16cid:durableId="1610820784">
     <w:abstractNumId w:val="1"/>
   </w:num>
-  <w:num w:numId="49" w16cid:durableId="409616783">
+  <w:num w:numId="49" w16cid:durableId="1364359195">
     <w:abstractNumId w:val="1"/>
   </w:num>
-  <w:num w:numId="50" w16cid:durableId="767623355">
+  <w:num w:numId="50" w16cid:durableId="214971469">
     <w:abstractNumId w:val="2"/>
     <w:lvlOverride w:ilvl="0">
       <w:startOverride w:val="1"/>
@@ -41976,7 +41829,7 @@
       <w:startOverride w:val="1"/>
     </w:lvlOverride>
   </w:num>
-  <w:num w:numId="51" w16cid:durableId="1182432118">
+  <w:num w:numId="51" w16cid:durableId="1874151355">
     <w:abstractNumId w:val="2"/>
     <w:lvlOverride w:ilvl="0">
       <w:startOverride w:val="1"/>
@@ -42006,25 +41859,25 @@
       <w:startOverride w:val="1"/>
     </w:lvlOverride>
   </w:num>
-  <w:num w:numId="52" w16cid:durableId="462118265">
+  <w:num w:numId="52" w16cid:durableId="2010520091">
     <w:abstractNumId w:val="1"/>
   </w:num>
-  <w:num w:numId="53" w16cid:durableId="408893232">
+  <w:num w:numId="53" w16cid:durableId="301885932">
     <w:abstractNumId w:val="1"/>
   </w:num>
-  <w:num w:numId="54" w16cid:durableId="1282110522">
+  <w:num w:numId="54" w16cid:durableId="1886483219">
     <w:abstractNumId w:val="1"/>
   </w:num>
-  <w:num w:numId="55" w16cid:durableId="1964799164">
+  <w:num w:numId="55" w16cid:durableId="449594707">
     <w:abstractNumId w:val="1"/>
   </w:num>
-  <w:num w:numId="56" w16cid:durableId="1596205395">
+  <w:num w:numId="56" w16cid:durableId="1534801250">
     <w:abstractNumId w:val="1"/>
   </w:num>
-  <w:num w:numId="57" w16cid:durableId="1216041308">
+  <w:num w:numId="57" w16cid:durableId="1705786798">
     <w:abstractNumId w:val="1"/>
   </w:num>
-  <w:num w:numId="58" w16cid:durableId="1437291770">
+  <w:num w:numId="58" w16cid:durableId="2016566712">
     <w:abstractNumId w:val="1"/>
   </w:num>
   <w:numIdMacAtCleanup w:val="58"/>
@@ -42564,7 +42417,6 @@
     <w:qFormat/>
     <w:rsid w:val="00A10FD9"/>
     <w:pPr>
-      <w:keepNext/>
       <w:spacing w:before="360"/>
       <w:contextualSpacing/>
       <w:jc w:val="center"/>
@@ -42631,6 +42483,7 @@
     <w:next w:val="a0"/>
     <w:qFormat/>
     <w:pPr>
+      <w:keepNext/>
       <w:keepLines/>
     </w:pPr>
     <w:rPr>
@@ -42644,6 +42497,7 @@
     <w:next w:val="a0"/>
     <w:qFormat/>
     <w:pPr>
+      <w:keepNext/>
       <w:keepLines/>
     </w:pPr>
     <w:rPr>
@@ -42923,7 +42777,7 @@
     <w:basedOn w:val="Char1"/>
     <w:link w:val="SourceCode"/>
     <w:rPr>
-      <w:rFonts w:ascii="Consolas" w:eastAsia="함초롬바탕" w:hAnsi="Consolas" w:cs="Times New Roman"/>
+      <w:rFonts w:ascii="Consolas" w:hAnsi="Consolas"/>
       <w:sz w:val="22"/>
     </w:rPr>
   </w:style>
@@ -42968,15 +42822,12 @@
     <w:pPr>
       <w:wordWrap w:val="0"/>
     </w:pPr>
-    <w:rPr>
-      <w:rFonts w:ascii="Consolas" w:hAnsi="Consolas"/>
-    </w:rPr>
   </w:style>
   <w:style w:type="character" w:customStyle="1" w:styleId="KeywordTok">
     <w:name w:val="KeywordTok"/>
     <w:basedOn w:val="VerbatimChar"/>
     <w:rPr>
-      <w:rFonts w:ascii="Consolas" w:eastAsia="함초롬바탕" w:hAnsi="Consolas" w:cs="Times New Roman"/>
+      <w:rFonts w:ascii="Consolas" w:hAnsi="Consolas"/>
       <w:b/>
       <w:color w:val="007020"/>
       <w:sz w:val="22"/>
@@ -42986,7 +42837,7 @@
     <w:name w:val="DataTypeTok"/>
     <w:basedOn w:val="VerbatimChar"/>
     <w:rPr>
-      <w:rFonts w:ascii="Consolas" w:eastAsia="함초롬바탕" w:hAnsi="Consolas" w:cs="Times New Roman"/>
+      <w:rFonts w:ascii="Consolas" w:hAnsi="Consolas"/>
       <w:color w:val="902000"/>
       <w:sz w:val="22"/>
     </w:rPr>
@@ -42995,7 +42846,7 @@
     <w:name w:val="DecValTok"/>
     <w:basedOn w:val="VerbatimChar"/>
     <w:rPr>
-      <w:rFonts w:ascii="Consolas" w:eastAsia="함초롬바탕" w:hAnsi="Consolas" w:cs="Times New Roman"/>
+      <w:rFonts w:ascii="Consolas" w:hAnsi="Consolas"/>
       <w:color w:val="40A070"/>
       <w:sz w:val="22"/>
     </w:rPr>
@@ -43004,7 +42855,7 @@
     <w:name w:val="BaseNTok"/>
     <w:basedOn w:val="VerbatimChar"/>
     <w:rPr>
-      <w:rFonts w:ascii="Consolas" w:eastAsia="함초롬바탕" w:hAnsi="Consolas" w:cs="Times New Roman"/>
+      <w:rFonts w:ascii="Consolas" w:hAnsi="Consolas"/>
       <w:color w:val="40A070"/>
       <w:sz w:val="22"/>
     </w:rPr>
@@ -43013,7 +42864,7 @@
     <w:name w:val="FloatTok"/>
     <w:basedOn w:val="VerbatimChar"/>
     <w:rPr>
-      <w:rFonts w:ascii="Consolas" w:eastAsia="함초롬바탕" w:hAnsi="Consolas" w:cs="Times New Roman"/>
+      <w:rFonts w:ascii="Consolas" w:hAnsi="Consolas"/>
       <w:color w:val="40A070"/>
       <w:sz w:val="22"/>
     </w:rPr>
@@ -43022,7 +42873,7 @@
     <w:name w:val="ConstantTok"/>
     <w:basedOn w:val="VerbatimChar"/>
     <w:rPr>
-      <w:rFonts w:ascii="Consolas" w:eastAsia="함초롬바탕" w:hAnsi="Consolas" w:cs="Times New Roman"/>
+      <w:rFonts w:ascii="Consolas" w:hAnsi="Consolas"/>
       <w:color w:val="880000"/>
       <w:sz w:val="22"/>
     </w:rPr>
@@ -43031,7 +42882,7 @@
     <w:name w:val="CharTok"/>
     <w:basedOn w:val="VerbatimChar"/>
     <w:rPr>
-      <w:rFonts w:ascii="Consolas" w:eastAsia="함초롬바탕" w:hAnsi="Consolas" w:cs="Times New Roman"/>
+      <w:rFonts w:ascii="Consolas" w:hAnsi="Consolas"/>
       <w:color w:val="4070A0"/>
       <w:sz w:val="22"/>
     </w:rPr>
@@ -43040,7 +42891,7 @@
     <w:name w:val="SpecialCharTok"/>
     <w:basedOn w:val="VerbatimChar"/>
     <w:rPr>
-      <w:rFonts w:ascii="Consolas" w:eastAsia="함초롬바탕" w:hAnsi="Consolas" w:cs="Times New Roman"/>
+      <w:rFonts w:ascii="Consolas" w:hAnsi="Consolas"/>
       <w:color w:val="4070A0"/>
       <w:sz w:val="22"/>
     </w:rPr>
@@ -43049,7 +42900,7 @@
     <w:name w:val="StringTok"/>
     <w:basedOn w:val="VerbatimChar"/>
     <w:rPr>
-      <w:rFonts w:ascii="Consolas" w:eastAsia="함초롬바탕" w:hAnsi="Consolas" w:cs="Times New Roman"/>
+      <w:rFonts w:ascii="Consolas" w:hAnsi="Consolas"/>
       <w:color w:val="4070A0"/>
       <w:sz w:val="22"/>
     </w:rPr>
@@ -43058,7 +42909,7 @@
     <w:name w:val="VerbatimStringTok"/>
     <w:basedOn w:val="VerbatimChar"/>
     <w:rPr>
-      <w:rFonts w:ascii="Consolas" w:eastAsia="함초롬바탕" w:hAnsi="Consolas" w:cs="Times New Roman"/>
+      <w:rFonts w:ascii="Consolas" w:hAnsi="Consolas"/>
       <w:color w:val="4070A0"/>
       <w:sz w:val="22"/>
     </w:rPr>
@@ -43067,7 +42918,7 @@
     <w:name w:val="SpecialStringTok"/>
     <w:basedOn w:val="VerbatimChar"/>
     <w:rPr>
-      <w:rFonts w:ascii="Consolas" w:eastAsia="함초롬바탕" w:hAnsi="Consolas" w:cs="Times New Roman"/>
+      <w:rFonts w:ascii="Consolas" w:hAnsi="Consolas"/>
       <w:color w:val="BB6688"/>
       <w:sz w:val="22"/>
     </w:rPr>
@@ -43076,7 +42927,7 @@
     <w:name w:val="ImportTok"/>
     <w:basedOn w:val="VerbatimChar"/>
     <w:rPr>
-      <w:rFonts w:ascii="Consolas" w:eastAsia="함초롬바탕" w:hAnsi="Consolas" w:cs="Times New Roman"/>
+      <w:rFonts w:ascii="Consolas" w:hAnsi="Consolas"/>
       <w:b/>
       <w:color w:val="008000"/>
       <w:sz w:val="22"/>
@@ -43086,7 +42937,7 @@
     <w:name w:val="CommentTok"/>
     <w:basedOn w:val="VerbatimChar"/>
     <w:rPr>
-      <w:rFonts w:ascii="Consolas" w:eastAsia="함초롬바탕" w:hAnsi="Consolas" w:cs="Times New Roman"/>
+      <w:rFonts w:ascii="Consolas" w:hAnsi="Consolas"/>
       <w:i/>
       <w:color w:val="60A0B0"/>
       <w:sz w:val="22"/>
@@ -43096,7 +42947,7 @@
     <w:name w:val="DocumentationTok"/>
     <w:basedOn w:val="VerbatimChar"/>
     <w:rPr>
-      <w:rFonts w:ascii="Consolas" w:eastAsia="함초롬바탕" w:hAnsi="Consolas" w:cs="Times New Roman"/>
+      <w:rFonts w:ascii="Consolas" w:hAnsi="Consolas"/>
       <w:i/>
       <w:color w:val="BA2121"/>
       <w:sz w:val="22"/>
@@ -43106,7 +42957,7 @@
     <w:name w:val="AnnotationTok"/>
     <w:basedOn w:val="VerbatimChar"/>
     <w:rPr>
-      <w:rFonts w:ascii="Consolas" w:eastAsia="함초롬바탕" w:hAnsi="Consolas" w:cs="Times New Roman"/>
+      <w:rFonts w:ascii="Consolas" w:hAnsi="Consolas"/>
       <w:b/>
       <w:i/>
       <w:color w:val="60A0B0"/>
@@ -43117,7 +42968,7 @@
     <w:name w:val="CommentVarTok"/>
     <w:basedOn w:val="VerbatimChar"/>
     <w:rPr>
-      <w:rFonts w:ascii="Consolas" w:eastAsia="함초롬바탕" w:hAnsi="Consolas" w:cs="Times New Roman"/>
+      <w:rFonts w:ascii="Consolas" w:hAnsi="Consolas"/>
       <w:b/>
       <w:i/>
       <w:color w:val="60A0B0"/>
@@ -43128,7 +42979,7 @@
     <w:name w:val="OtherTok"/>
     <w:basedOn w:val="VerbatimChar"/>
     <w:rPr>
-      <w:rFonts w:ascii="Consolas" w:eastAsia="함초롬바탕" w:hAnsi="Consolas" w:cs="Times New Roman"/>
+      <w:rFonts w:ascii="Consolas" w:hAnsi="Consolas"/>
       <w:color w:val="007020"/>
       <w:sz w:val="22"/>
     </w:rPr>
@@ -43137,7 +42988,7 @@
     <w:name w:val="FunctionTok"/>
     <w:basedOn w:val="VerbatimChar"/>
     <w:rPr>
-      <w:rFonts w:ascii="Consolas" w:eastAsia="함초롬바탕" w:hAnsi="Consolas" w:cs="Times New Roman"/>
+      <w:rFonts w:ascii="Consolas" w:hAnsi="Consolas"/>
       <w:color w:val="06287E"/>
       <w:sz w:val="22"/>
     </w:rPr>
@@ -43146,7 +42997,7 @@
     <w:name w:val="VariableTok"/>
     <w:basedOn w:val="VerbatimChar"/>
     <w:rPr>
-      <w:rFonts w:ascii="Consolas" w:eastAsia="함초롬바탕" w:hAnsi="Consolas" w:cs="Times New Roman"/>
+      <w:rFonts w:ascii="Consolas" w:hAnsi="Consolas"/>
       <w:color w:val="19177C"/>
       <w:sz w:val="22"/>
     </w:rPr>
@@ -43155,7 +43006,7 @@
     <w:name w:val="ControlFlowTok"/>
     <w:basedOn w:val="VerbatimChar"/>
     <w:rPr>
-      <w:rFonts w:ascii="Consolas" w:eastAsia="함초롬바탕" w:hAnsi="Consolas" w:cs="Times New Roman"/>
+      <w:rFonts w:ascii="Consolas" w:hAnsi="Consolas"/>
       <w:b/>
       <w:color w:val="007020"/>
       <w:sz w:val="22"/>
@@ -43165,7 +43016,7 @@
     <w:name w:val="OperatorTok"/>
     <w:basedOn w:val="VerbatimChar"/>
     <w:rPr>
-      <w:rFonts w:ascii="Consolas" w:eastAsia="함초롬바탕" w:hAnsi="Consolas" w:cs="Times New Roman"/>
+      <w:rFonts w:ascii="Consolas" w:hAnsi="Consolas"/>
       <w:color w:val="666666"/>
       <w:sz w:val="22"/>
     </w:rPr>
@@ -43174,7 +43025,7 @@
     <w:name w:val="BuiltInTok"/>
     <w:basedOn w:val="VerbatimChar"/>
     <w:rPr>
-      <w:rFonts w:ascii="Consolas" w:eastAsia="함초롬바탕" w:hAnsi="Consolas" w:cs="Times New Roman"/>
+      <w:rFonts w:ascii="Consolas" w:hAnsi="Consolas"/>
       <w:color w:val="008000"/>
       <w:sz w:val="22"/>
     </w:rPr>
@@ -43183,7 +43034,7 @@
     <w:name w:val="ExtensionTok"/>
     <w:basedOn w:val="VerbatimChar"/>
     <w:rPr>
-      <w:rFonts w:ascii="Consolas" w:eastAsia="함초롬바탕" w:hAnsi="Consolas" w:cs="Times New Roman"/>
+      <w:rFonts w:ascii="Consolas" w:hAnsi="Consolas"/>
       <w:sz w:val="22"/>
     </w:rPr>
   </w:style>
@@ -43191,7 +43042,7 @@
     <w:name w:val="PreprocessorTok"/>
     <w:basedOn w:val="VerbatimChar"/>
     <w:rPr>
-      <w:rFonts w:ascii="Consolas" w:eastAsia="함초롬바탕" w:hAnsi="Consolas" w:cs="Times New Roman"/>
+      <w:rFonts w:ascii="Consolas" w:hAnsi="Consolas"/>
       <w:color w:val="BC7A00"/>
       <w:sz w:val="22"/>
     </w:rPr>
@@ -43200,7 +43051,7 @@
     <w:name w:val="AttributeTok"/>
     <w:basedOn w:val="VerbatimChar"/>
     <w:rPr>
-      <w:rFonts w:ascii="Consolas" w:eastAsia="함초롬바탕" w:hAnsi="Consolas" w:cs="Times New Roman"/>
+      <w:rFonts w:ascii="Consolas" w:hAnsi="Consolas"/>
       <w:color w:val="7D9029"/>
       <w:sz w:val="22"/>
     </w:rPr>
@@ -43209,7 +43060,7 @@
     <w:name w:val="RegionMarkerTok"/>
     <w:basedOn w:val="VerbatimChar"/>
     <w:rPr>
-      <w:rFonts w:ascii="Consolas" w:eastAsia="함초롬바탕" w:hAnsi="Consolas" w:cs="Times New Roman"/>
+      <w:rFonts w:ascii="Consolas" w:hAnsi="Consolas"/>
       <w:sz w:val="22"/>
     </w:rPr>
   </w:style>
@@ -43217,7 +43068,7 @@
     <w:name w:val="InformationTok"/>
     <w:basedOn w:val="VerbatimChar"/>
     <w:rPr>
-      <w:rFonts w:ascii="Consolas" w:eastAsia="함초롬바탕" w:hAnsi="Consolas" w:cs="Times New Roman"/>
+      <w:rFonts w:ascii="Consolas" w:hAnsi="Consolas"/>
       <w:b/>
       <w:i/>
       <w:color w:val="60A0B0"/>
@@ -43228,7 +43079,7 @@
     <w:name w:val="WarningTok"/>
     <w:basedOn w:val="VerbatimChar"/>
     <w:rPr>
-      <w:rFonts w:ascii="Consolas" w:eastAsia="함초롬바탕" w:hAnsi="Consolas" w:cs="Times New Roman"/>
+      <w:rFonts w:ascii="Consolas" w:hAnsi="Consolas"/>
       <w:b/>
       <w:i/>
       <w:color w:val="60A0B0"/>
@@ -43239,7 +43090,7 @@
     <w:name w:val="AlertTok"/>
     <w:basedOn w:val="VerbatimChar"/>
     <w:rPr>
-      <w:rFonts w:ascii="Consolas" w:eastAsia="함초롬바탕" w:hAnsi="Consolas" w:cs="Times New Roman"/>
+      <w:rFonts w:ascii="Consolas" w:hAnsi="Consolas"/>
       <w:b/>
       <w:color w:val="FF0000"/>
       <w:sz w:val="22"/>
@@ -43249,7 +43100,7 @@
     <w:name w:val="ErrorTok"/>
     <w:basedOn w:val="VerbatimChar"/>
     <w:rPr>
-      <w:rFonts w:ascii="Consolas" w:eastAsia="함초롬바탕" w:hAnsi="Consolas" w:cs="Times New Roman"/>
+      <w:rFonts w:ascii="Consolas" w:hAnsi="Consolas"/>
       <w:b/>
       <w:color w:val="FF0000"/>
       <w:sz w:val="22"/>
@@ -43259,7 +43110,7 @@
     <w:name w:val="NormalTok"/>
     <w:basedOn w:val="VerbatimChar"/>
     <w:rPr>
-      <w:rFonts w:ascii="Consolas" w:eastAsia="함초롬바탕" w:hAnsi="Consolas" w:cs="Times New Roman"/>
+      <w:rFonts w:ascii="Consolas" w:hAnsi="Consolas"/>
       <w:sz w:val="22"/>
     </w:rPr>
   </w:style>
@@ -43267,7 +43118,7 @@
     <w:name w:val="header"/>
     <w:basedOn w:val="a"/>
     <w:link w:val="Char2"/>
-    <w:rsid w:val="000D4942"/>
+    <w:rsid w:val="00EE2660"/>
     <w:pPr>
       <w:tabs>
         <w:tab w:val="center" w:pos="4513"/>
@@ -43280,13 +43131,13 @@
     <w:name w:val="머리글 Char"/>
     <w:basedOn w:val="a1"/>
     <w:link w:val="ad"/>
-    <w:rsid w:val="000D4942"/>
+    <w:rsid w:val="00EE2660"/>
   </w:style>
   <w:style w:type="paragraph" w:styleId="ae">
     <w:name w:val="footer"/>
     <w:basedOn w:val="a"/>
     <w:link w:val="Char3"/>
-    <w:rsid w:val="000D4942"/>
+    <w:rsid w:val="00EE2660"/>
     <w:pPr>
       <w:tabs>
         <w:tab w:val="center" w:pos="4513"/>
@@ -43299,12 +43150,7 @@
     <w:name w:val="바닥글 Char"/>
     <w:basedOn w:val="a1"/>
     <w:link w:val="ae"/>
-    <w:rsid w:val="000D4942"/>
-  </w:style>
-  <w:style w:type="character" w:styleId="af">
-    <w:name w:val="page number"/>
-    <w:basedOn w:val="a1"/>
-    <w:rsid w:val="000D4942"/>
+    <w:rsid w:val="00EE2660"/>
   </w:style>
 </w:styles>
 </file>

--- a/ko/paper/paper_bilingual.docx
+++ b/ko/paper/paper_bilingual.docx
@@ -485,49 +485,13 @@
         <w:pStyle w:val="a8"/>
       </w:pPr>
       <w:r>
-        <w:t xml:space="preserve">This paper presents the design, implementation, and pedagogical positioning of an open-source web-based tool that synchronizes a notated score, audio playback, and a hierarchical formal-analysis layer along a single timeline. The first movement of Mozart’s </w:t>
-      </w:r>
-      <w:r>
-        <w:rPr>
-          <w:i/>
-          <w:iCs/>
-        </w:rPr>
-        <w:t>Piano Sonata in C major</w:t>
-      </w:r>
-      <w:r>
-        <w:t xml:space="preserve">, K. 545 serves as the case piece: its 73-measure compactness and textbook-clear formal landmarks coexist with a celebrated </w:t>
-      </w:r>
-      <w:r>
-        <w:rPr>
-          <w:i/>
-          <w:iCs/>
-        </w:rPr>
-        <w:t>subdominant recapitulation</w:t>
-      </w:r>
-      <w:r>
-        <w:t xml:space="preserve"> (the recap begins in F major rather than C), making it unusually well-suited for teaching both the norms and the deviations of sonata-form practice. The system renders MusicXML through OpenSheetMusicDisplay, maps audio time to measure number via a discrete lookup table on each </w:t>
-      </w:r>
-      <w:r>
-        <w:rPr>
-          <w:rStyle w:val="VerbatimChar"/>
-        </w:rPr>
-        <w:t>timeupdate</w:t>
-      </w:r>
-      <w:r>
-        <w:t xml:space="preserve"> event, and overlays section and theme labels in a</w:t>
-      </w:r>
-      <w:r>
-        <w:t xml:space="preserve"> two-level color hierarchy directly onto the score. We further contribute an </w:t>
-      </w:r>
-      <w:r>
-        <w:rPr>
-          <w:b/>
-          <w:bCs/>
-        </w:rPr>
-        <w:t>exposition-repeat folding map</w:t>
-      </w:r>
-      <w:r>
-        <w:t>, a piecewise non-monotonic time function that preserves analytical monotonicity under performer- elected repeats, an edge case that no prior open music-visualization system addresses with an explicit time map. A WebAudio metronome demo mode lets the form visualization function without audio, and a bundled Public Domain recording makes the tool work out of the box.</w:t>
+        <w:t>Sonata form is a central topic in music-theory and music-history curricula, yet learners routinely report difficulty perceiving formal structure while listening: the hierarchical relation between sections, theme zones, and the moment-to-moment audio is not directly legible from a printed score. Existing computational tools for music visualization either treat formal annotations as auxiliary metadata rather than as first-class data, or have not been designed for the practical edge cases of learner-facing use</w:t>
+      </w:r>
+      <w:r>
+        <w:t>, most prominently the performer-elected exposition repeat. We present an open-source, web-based tool that synchronizes a MusicXML score, audio playback, and a two-level formal-analysis layer (sections × theme zones) along a single timeline, demonstrated on Mozart’s Piano Sonata in C major, K. 545, first movement (73 measures). The system renders MusicXML through OpenSheetMusicDisplay and paints section and theme-zone colors directly onto the score at the measure level. We introduce an exposition-repeat fol</w:t>
+      </w:r>
+      <w:r>
+        <w:t>ding map: a piecewise non-monotonic time function that preserves analytical monotonicity under performer- elected repeats. A WebAudio metronome fallback and a bundled Public Domain reference recording let the tool work without setup on the public deployment, and the analysis schema is interoperable with the Algomus annotation conventions for Mozart sonata corpora. The tool, schema, and reference data are publicly available at https://rosyrosys.github.io/sonata-form-viz/ (Zenodo: 10.5281/zenodo.20108497).</w:t>
       </w:r>
     </w:p>
     <w:p>
@@ -535,31 +499,415 @@
         <w:pStyle w:val="FirstParagraph"/>
       </w:pPr>
       <w:r>
+        <w:t>소나타</w:t>
+      </w:r>
+      <w:r>
+        <w:t xml:space="preserve"> </w:t>
+      </w:r>
+      <w:r>
+        <w:t>형식은</w:t>
+      </w:r>
+      <w:r>
+        <w:t xml:space="preserve"> </w:t>
+      </w:r>
+      <w:r>
+        <w:t>음악이론</w:t>
+      </w:r>
+      <w:r>
+        <w:t>·</w:t>
+      </w:r>
+      <w:r>
+        <w:t>서양음악사</w:t>
+      </w:r>
+      <w:r>
+        <w:t xml:space="preserve"> </w:t>
+      </w:r>
+      <w:r>
+        <w:t>교과의</w:t>
+      </w:r>
+      <w:r>
+        <w:t xml:space="preserve"> </w:t>
+      </w:r>
+      <w:r>
+        <w:t>중핵</w:t>
+      </w:r>
+      <w:r>
+        <w:t xml:space="preserve"> </w:t>
+      </w:r>
+      <w:r>
+        <w:t>주제이지만</w:t>
+      </w:r>
+      <w:r>
+        <w:t xml:space="preserve">, </w:t>
+      </w:r>
+      <w:r>
+        <w:t>학습자들은</w:t>
+      </w:r>
+      <w:r>
+        <w:t xml:space="preserve"> </w:t>
+      </w:r>
+      <w:r>
+        <w:t>청취</w:t>
+      </w:r>
+      <w:r>
+        <w:t xml:space="preserve"> </w:t>
+      </w:r>
+      <w:r>
+        <w:t>중</w:t>
+      </w:r>
+      <w:r>
+        <w:t xml:space="preserve"> </w:t>
+      </w:r>
+      <w:r>
+        <w:t>형식</w:t>
+      </w:r>
+      <w:r>
+        <w:t xml:space="preserve"> </w:t>
+      </w:r>
+      <w:r>
+        <w:t>구조를</w:t>
+      </w:r>
+      <w:r>
+        <w:t xml:space="preserve"> </w:t>
+      </w:r>
+      <w:r>
+        <w:t>인지하는</w:t>
+      </w:r>
+      <w:r>
+        <w:t xml:space="preserve"> </w:t>
+      </w:r>
+      <w:r>
+        <w:t>데</w:t>
+      </w:r>
+      <w:r>
+        <w:t xml:space="preserve"> </w:t>
+      </w:r>
+      <w:r>
+        <w:t>보편적으로</w:t>
+      </w:r>
+      <w:r>
+        <w:t xml:space="preserve"> </w:t>
+      </w:r>
+      <w:r>
+        <w:t>어려움을</w:t>
+      </w:r>
+      <w:r>
+        <w:t xml:space="preserve"> </w:t>
+      </w:r>
+      <w:r>
+        <w:t>보고한다</w:t>
+      </w:r>
+      <w:r>
+        <w:t xml:space="preserve">. </w:t>
+      </w:r>
+      <w:r>
+        <w:t>섹션</w:t>
+      </w:r>
+      <w:r>
+        <w:t xml:space="preserve">, </w:t>
+      </w:r>
+      <w:r>
+        <w:t>주제</w:t>
+      </w:r>
+      <w:r>
+        <w:t xml:space="preserve"> </w:t>
+      </w:r>
+      <w:r>
+        <w:t>영역</w:t>
+      </w:r>
+      <w:r>
+        <w:t xml:space="preserve">, </w:t>
+      </w:r>
+      <w:r>
+        <w:t>그리고</w:t>
+      </w:r>
+      <w:r>
+        <w:t xml:space="preserve"> </w:t>
+      </w:r>
+      <w:r>
+        <w:t>매</w:t>
+      </w:r>
+      <w:r>
+        <w:t xml:space="preserve"> </w:t>
+      </w:r>
+      <w:r>
+        <w:t>순간의</w:t>
+      </w:r>
+      <w:r>
+        <w:t xml:space="preserve"> </w:t>
+      </w:r>
+      <w:r>
+        <w:t>오디오</w:t>
+      </w:r>
+      <w:r>
+        <w:t xml:space="preserve"> </w:t>
+      </w:r>
+      <w:r>
+        <w:t>사이의</w:t>
+      </w:r>
+      <w:r>
+        <w:t xml:space="preserve"> </w:t>
+      </w:r>
+      <w:r>
+        <w:t>위계</w:t>
+      </w:r>
+      <w:r>
+        <w:t xml:space="preserve"> </w:t>
+      </w:r>
+      <w:r>
+        <w:t>관계가</w:t>
+      </w:r>
+      <w:r>
+        <w:t xml:space="preserve"> </w:t>
+      </w:r>
+      <w:r>
+        <w:t>인쇄된</w:t>
+      </w:r>
+      <w:r>
+        <w:t xml:space="preserve"> </w:t>
+      </w:r>
+      <w:r>
+        <w:t>악보에서</w:t>
+      </w:r>
+      <w:r>
+        <w:t xml:space="preserve"> </w:t>
+      </w:r>
+      <w:r>
+        <w:t>직접</w:t>
+      </w:r>
+      <w:r>
+        <w:t xml:space="preserve"> </w:t>
+      </w:r>
+      <w:r>
+        <w:t>가독되지</w:t>
+      </w:r>
+      <w:r>
+        <w:t xml:space="preserve"> </w:t>
+      </w:r>
+      <w:r>
+        <w:t>않기</w:t>
+      </w:r>
+      <w:r>
+        <w:t xml:space="preserve"> </w:t>
+      </w:r>
+      <w:r>
+        <w:t>때문이다</w:t>
+      </w:r>
+      <w:r>
+        <w:t xml:space="preserve">. </w:t>
+      </w:r>
+      <w:r>
+        <w:t>음악</w:t>
+      </w:r>
+      <w:r>
+        <w:t xml:space="preserve"> </w:t>
+      </w:r>
+      <w:r>
+        <w:t>시각화의</w:t>
+      </w:r>
+      <w:r>
+        <w:t xml:space="preserve"> </w:t>
+      </w:r>
+      <w:r>
+        <w:t>기존</w:t>
+      </w:r>
+      <w:r>
+        <w:t xml:space="preserve"> </w:t>
+      </w:r>
+      <w:r>
+        <w:t>컴퓨테이셔널</w:t>
+      </w:r>
+      <w:r>
+        <w:t xml:space="preserve"> </w:t>
+      </w:r>
+      <w:r>
+        <w:t>도구들은</w:t>
+      </w:r>
+      <w:r>
+        <w:t xml:space="preserve"> </w:t>
+      </w:r>
+      <w:r>
+        <w:t>형식</w:t>
+      </w:r>
+      <w:r>
+        <w:t xml:space="preserve"> </w:t>
+      </w:r>
+      <w:r>
+        <w:t>주석을</w:t>
+      </w:r>
+      <w:r>
+        <w:t xml:space="preserve"> </w:t>
+      </w:r>
+      <w:r>
+        <w:t>일급</w:t>
+      </w:r>
+      <w:r>
+        <w:t xml:space="preserve">(first-class) </w:t>
+      </w:r>
+      <w:r>
+        <w:t>데이터가</w:t>
+      </w:r>
+      <w:r>
+        <w:t xml:space="preserve"> </w:t>
+      </w:r>
+      <w:r>
+        <w:t>아닌</w:t>
+      </w:r>
+      <w:r>
+        <w:t xml:space="preserve"> </w:t>
+      </w:r>
+      <w:r>
+        <w:t>보조</w:t>
+      </w:r>
+      <w:r>
+        <w:t xml:space="preserve"> </w:t>
+      </w:r>
+      <w:r>
+        <w:t>메타데이터로</w:t>
+      </w:r>
+      <w:r>
+        <w:t xml:space="preserve"> </w:t>
+      </w:r>
+      <w:r>
+        <w:t>취급</w:t>
+      </w:r>
+      <w:r>
+        <w:t xml:space="preserve"> </w:t>
+      </w:r>
+      <w:r>
+        <w:t>하거나</w:t>
+      </w:r>
+      <w:r>
+        <w:t xml:space="preserve">, </w:t>
+      </w:r>
+      <w:r>
+        <w:t>학습자</w:t>
+      </w:r>
+      <w:r>
+        <w:t xml:space="preserve"> </w:t>
+      </w:r>
+      <w:r>
+        <w:t>친화적</w:t>
+      </w:r>
+      <w:r>
+        <w:t xml:space="preserve"> </w:t>
+      </w:r>
+      <w:r>
+        <w:t>사용의</w:t>
+      </w:r>
+      <w:r>
+        <w:t xml:space="preserve"> </w:t>
+      </w:r>
+      <w:r>
+        <w:t>실용적</w:t>
+      </w:r>
+      <w:r>
+        <w:t xml:space="preserve"> </w:t>
+      </w:r>
+      <w:r>
+        <w:t>엣지</w:t>
+      </w:r>
+      <w:r>
+        <w:t xml:space="preserve"> </w:t>
+      </w:r>
+      <w:r>
+        <w:t>케이스</w:t>
+      </w:r>
+      <w:r>
+        <w:t>(</w:t>
+      </w:r>
+      <w:r>
+        <w:t>특히</w:t>
+      </w:r>
+      <w:r>
+        <w:t xml:space="preserve"> </w:t>
+      </w:r>
+      <w:r>
+        <w:t>연주자가</w:t>
+      </w:r>
+      <w:r>
+        <w:t xml:space="preserve"> </w:t>
+      </w:r>
+      <w:r>
+        <w:t>시행하는</w:t>
+      </w:r>
+      <w:r>
+        <w:t xml:space="preserve"> </w:t>
+      </w:r>
+      <w:r>
+        <w:t>제시부</w:t>
+      </w:r>
+      <w:r>
+        <w:t xml:space="preserve"> </w:t>
+      </w:r>
+      <w:r>
+        <w:t>반복</w:t>
+      </w:r>
+      <w:r>
+        <w:t>)</w:t>
+      </w:r>
+      <w:r>
+        <w:t>에</w:t>
+      </w:r>
+      <w:r>
+        <w:t xml:space="preserve"> </w:t>
+      </w:r>
+      <w:r>
+        <w:t>대응하도록</w:t>
+      </w:r>
+      <w:r>
+        <w:t xml:space="preserve"> </w:t>
+      </w:r>
+      <w:r>
+        <w:t>설계되지</w:t>
+      </w:r>
+      <w:r>
+        <w:t xml:space="preserve"> </w:t>
+      </w:r>
+      <w:r>
+        <w:t>않았다</w:t>
+      </w:r>
+      <w:r>
+        <w:t xml:space="preserve">. </w:t>
+      </w:r>
+      <w:r>
         <w:t>본</w:t>
       </w:r>
       <w:r>
         <w:t xml:space="preserve"> </w:t>
       </w:r>
       <w:r>
-        <w:t>논문은</w:t>
-      </w:r>
-      <w:r>
-        <w:t xml:space="preserve"> </w:t>
+        <w:t>연구는</w:t>
+      </w:r>
+      <w:r>
+        <w:t xml:space="preserve"> MusicXML </w:t>
       </w:r>
       <w:r>
         <w:t>악보</w:t>
       </w:r>
       <w:r>
-        <w:t>·</w:t>
+        <w:t xml:space="preserve">, </w:t>
       </w:r>
       <w:r>
         <w:t>음원</w:t>
       </w:r>
       <w:r>
-        <w:t>·</w:t>
-      </w:r>
-      <w:r>
-        <w:t>위계적</w:t>
+        <w:t xml:space="preserve"> </w:t>
+      </w:r>
+      <w:r>
+        <w:t>재생</w:t>
+      </w:r>
+      <w:r>
+        <w:t xml:space="preserve">, </w:t>
+      </w:r>
+      <w:r>
+        <w:t>두</w:t>
+      </w:r>
+      <w:r>
+        <w:t xml:space="preserve"> </w:t>
+      </w:r>
+      <w:r>
+        <w:t>단계</w:t>
       </w:r>
       <w:r>
         <w:t xml:space="preserve"> </w:t>
@@ -577,7 +925,31 @@
         <w:t xml:space="preserve"> </w:t>
       </w:r>
       <w:r>
-        <w:t>계층을</w:t>
+        <w:t>계층</w:t>
+      </w:r>
+      <w:r>
+        <w:t>(</w:t>
+      </w:r>
+      <w:r>
+        <w:t>섹션</w:t>
+      </w:r>
+      <w:r>
+        <w:t xml:space="preserve"> × </w:t>
+      </w:r>
+      <w:r>
+        <w:t>주제</w:t>
+      </w:r>
+      <w:r>
+        <w:t xml:space="preserve"> </w:t>
+      </w:r>
+      <w:r>
+        <w:t>영역</w:t>
+      </w:r>
+      <w:r>
+        <w:t>)</w:t>
+      </w:r>
+      <w:r>
+        <w:t>을</w:t>
       </w:r>
       <w:r>
         <w:t xml:space="preserve"> </w:t>
@@ -619,55 +991,325 @@
         <w:t xml:space="preserve"> </w:t>
       </w:r>
       <w:r>
-        <w:t>도구의</w:t>
-      </w:r>
-      <w:r>
-        <w:t xml:space="preserve"> </w:t>
-      </w:r>
-      <w:r>
-        <w:t>설계</w:t>
-      </w:r>
-      <w:r>
-        <w:t>·</w:t>
-      </w:r>
-      <w:r>
-        <w:t>구현</w:t>
-      </w:r>
-      <w:r>
-        <w:t>·</w:t>
-      </w:r>
-      <w:r>
-        <w:t>교수법적</w:t>
-      </w:r>
-      <w:r>
-        <w:t xml:space="preserve"> </w:t>
-      </w:r>
-      <w:r>
-        <w:t>위치</w:t>
-      </w:r>
-      <w:r>
-        <w:t xml:space="preserve"> </w:t>
-      </w:r>
-      <w:r>
-        <w:t>짓기를</w:t>
-      </w:r>
-      <w:r>
-        <w:t xml:space="preserve"> </w:t>
-      </w:r>
-      <w:r>
-        <w:t>제시한다</w:t>
+        <w:t>도구를</w:t>
+      </w:r>
+      <w:r>
+        <w:t xml:space="preserve"> </w:t>
+      </w:r>
+      <w:r>
+        <w:t>제시하며</w:t>
+      </w:r>
+      <w:r>
+        <w:t xml:space="preserve">, </w:t>
+      </w:r>
+      <w:r>
+        <w:t>모차르트</w:t>
+      </w:r>
+      <w:r>
+        <w:t xml:space="preserve"> </w:t>
+      </w:r>
+      <w:r>
+        <w:t>피아노</w:t>
+      </w:r>
+      <w:r>
+        <w:t xml:space="preserve"> </w:t>
+      </w:r>
+      <w:r>
+        <w:t>소나타</w:t>
+      </w:r>
+      <w:r>
+        <w:t xml:space="preserve"> </w:t>
+      </w:r>
+      <w:r>
+        <w:t>다장조</w:t>
+      </w:r>
+      <w:r>
+        <w:t xml:space="preserve"> K. 545 1</w:t>
+      </w:r>
+      <w:r>
+        <w:t>악장</w:t>
+      </w:r>
+      <w:r>
+        <w:t>(73</w:t>
+      </w:r>
+      <w:r>
+        <w:t>마디</w:t>
+      </w:r>
+      <w:r>
+        <w:t>)</w:t>
+      </w:r>
+      <w:r>
+        <w:t>을</w:t>
+      </w:r>
+      <w:r>
+        <w:t xml:space="preserve"> </w:t>
+      </w:r>
+      <w:r>
+        <w:t>사례로</w:t>
+      </w:r>
+      <w:r>
+        <w:t xml:space="preserve"> </w:t>
+      </w:r>
+      <w:r>
+        <w:t>시연한다</w:t>
       </w:r>
       <w:r>
         <w:t xml:space="preserve">. </w:t>
       </w:r>
       <w:r>
-        <w:t>사례</w:t>
-      </w:r>
-      <w:r>
-        <w:t xml:space="preserve"> </w:t>
-      </w:r>
-      <w:r>
-        <w:t>곡은</w:t>
+        <w:t>시스템은</w:t>
+      </w:r>
+      <w:r>
+        <w:t xml:space="preserve"> MusicXML </w:t>
+      </w:r>
+      <w:r>
+        <w:t>을</w:t>
+      </w:r>
+      <w:r>
+        <w:t xml:space="preserve"> OpenSheetMusicDisplay </w:t>
+      </w:r>
+      <w:r>
+        <w:t>로</w:t>
+      </w:r>
+      <w:r>
+        <w:t xml:space="preserve"> </w:t>
+      </w:r>
+      <w:r>
+        <w:t>렌더하고</w:t>
+      </w:r>
+      <w:r>
+        <w:t xml:space="preserve">, </w:t>
+      </w:r>
+      <w:r>
+        <w:t>마디</w:t>
+      </w:r>
+      <w:r>
+        <w:t xml:space="preserve"> </w:t>
+      </w:r>
+      <w:r>
+        <w:t>단위로</w:t>
+      </w:r>
+      <w:r>
+        <w:t xml:space="preserve"> </w:t>
+      </w:r>
+      <w:r>
+        <w:t>섹션과</w:t>
+      </w:r>
+      <w:r>
+        <w:t xml:space="preserve"> </w:t>
+      </w:r>
+      <w:r>
+        <w:t>주제</w:t>
+      </w:r>
+      <w:r>
+        <w:t xml:space="preserve"> </w:t>
+      </w:r>
+      <w:r>
+        <w:t>영역</w:t>
+      </w:r>
+      <w:r>
+        <w:t xml:space="preserve"> </w:t>
+      </w:r>
+      <w:r>
+        <w:t>색상을</w:t>
+      </w:r>
+      <w:r>
+        <w:t xml:space="preserve"> </w:t>
+      </w:r>
+      <w:r>
+        <w:t>악보</w:t>
+      </w:r>
+      <w:r>
+        <w:t xml:space="preserve"> </w:t>
+      </w:r>
+      <w:r>
+        <w:t>자체에</w:t>
+      </w:r>
+      <w:r>
+        <w:t xml:space="preserve"> </w:t>
+      </w:r>
+      <w:r>
+        <w:t>도장한다</w:t>
+      </w:r>
+      <w:r>
+        <w:t xml:space="preserve">. </w:t>
+      </w:r>
+      <w:r>
+        <w:t>본</w:t>
+      </w:r>
+      <w:r>
+        <w:t xml:space="preserve"> </w:t>
+      </w:r>
+      <w:r>
+        <w:t>연구는</w:t>
+      </w:r>
+      <w:r>
+        <w:t xml:space="preserve"> </w:t>
+      </w:r>
+      <w:r>
+        <w:t>제시부</w:t>
+      </w:r>
+      <w:r>
+        <w:t xml:space="preserve"> </w:t>
+      </w:r>
+      <w:r>
+        <w:t>반복</w:t>
+      </w:r>
+      <w:r>
+        <w:t xml:space="preserve"> </w:t>
+      </w:r>
+      <w:r>
+        <w:t>폴딩</w:t>
+      </w:r>
+      <w:r>
+        <w:t xml:space="preserve"> </w:t>
+      </w:r>
+      <w:r>
+        <w:t>맵을</w:t>
+      </w:r>
+      <w:r>
+        <w:t xml:space="preserve"> </w:t>
+      </w:r>
+      <w:r>
+        <w:t>도입한다</w:t>
+      </w:r>
+      <w:r>
+        <w:t xml:space="preserve">: </w:t>
+      </w:r>
+      <w:r>
+        <w:t>연주자</w:t>
+      </w:r>
+      <w:r>
+        <w:t xml:space="preserve"> </w:t>
+      </w:r>
+      <w:r>
+        <w:t>선택</w:t>
+      </w:r>
+      <w:r>
+        <w:t xml:space="preserve"> </w:t>
+      </w:r>
+      <w:r>
+        <w:t>반복</w:t>
+      </w:r>
+      <w:r>
+        <w:t xml:space="preserve"> </w:t>
+      </w:r>
+      <w:r>
+        <w:t>하에서</w:t>
+      </w:r>
+      <w:r>
+        <w:t xml:space="preserve"> </w:t>
+      </w:r>
+      <w:r>
+        <w:t>분석적</w:t>
+      </w:r>
+      <w:r>
+        <w:t xml:space="preserve"> </w:t>
+      </w:r>
+      <w:r>
+        <w:t>단조성을</w:t>
+      </w:r>
+      <w:r>
+        <w:t xml:space="preserve"> </w:t>
+      </w:r>
+      <w:r>
+        <w:t>보존하는</w:t>
+      </w:r>
+      <w:r>
+        <w:t xml:space="preserve"> piecewise </w:t>
+      </w:r>
+      <w:r>
+        <w:t>비단조</w:t>
+      </w:r>
+      <w:r>
+        <w:t xml:space="preserve"> </w:t>
+      </w:r>
+      <w:r>
+        <w:t>시간</w:t>
+      </w:r>
+      <w:r>
+        <w:t xml:space="preserve"> </w:t>
+      </w:r>
+      <w:r>
+        <w:t>함수이다</w:t>
+      </w:r>
+      <w:r>
+        <w:t xml:space="preserve">. WebAudio </w:t>
+      </w:r>
+      <w:r>
+        <w:t>메트로놈</w:t>
+      </w:r>
+      <w:r>
+        <w:t xml:space="preserve"> </w:t>
+      </w:r>
+      <w:r>
+        <w:t>폴백과</w:t>
+      </w:r>
+      <w:r>
+        <w:t xml:space="preserve"> </w:t>
+      </w:r>
+      <w:r>
+        <w:t>번들</w:t>
+      </w:r>
+      <w:r>
+        <w:t xml:space="preserve"> Public Domain </w:t>
+      </w:r>
+      <w:r>
+        <w:t>참조</w:t>
+      </w:r>
+      <w:r>
+        <w:t xml:space="preserve"> </w:t>
+      </w:r>
+      <w:r>
+        <w:t>녹음이</w:t>
+      </w:r>
+      <w:r>
+        <w:t xml:space="preserve"> </w:t>
+      </w:r>
+      <w:r>
+        <w:t>별도</w:t>
+      </w:r>
+      <w:r>
+        <w:t xml:space="preserve"> </w:t>
+      </w:r>
+      <w:r>
+        <w:t>설정</w:t>
+      </w:r>
+      <w:r>
+        <w:t xml:space="preserve"> </w:t>
+      </w:r>
+      <w:r>
+        <w:t>없이</w:t>
+      </w:r>
+      <w:r>
+        <w:t xml:space="preserve"> </w:t>
+      </w:r>
+      <w:r>
+        <w:t>도구를</w:t>
+      </w:r>
+      <w:r>
+        <w:t xml:space="preserve"> </w:t>
+      </w:r>
+      <w:r>
+        <w:t>작동하게</w:t>
+      </w:r>
+      <w:r>
+        <w:t xml:space="preserve"> </w:t>
+      </w:r>
+      <w:r>
+        <w:t>하며</w:t>
+      </w:r>
+      <w:r>
+        <w:t xml:space="preserve">, </w:t>
+      </w:r>
+      <w:r>
+        <w:t>분석</w:t>
+      </w:r>
+      <w:r>
+        <w:t xml:space="preserve"> </w:t>
+      </w:r>
+      <w:r>
+        <w:t>스키마는</w:t>
       </w:r>
       <w:r>
         <w:t xml:space="preserve"> </w:t>
@@ -679,148 +1321,71 @@
         <w:t xml:space="preserve"> </w:t>
       </w:r>
       <w:r>
-        <w:rPr>
-          <w:i/>
-          <w:iCs/>
-        </w:rPr>
-        <w:t>피아노</w:t>
-      </w:r>
-      <w:r>
-        <w:rPr>
-          <w:i/>
-          <w:iCs/>
-        </w:rPr>
-        <w:t xml:space="preserve"> </w:t>
-      </w:r>
-      <w:r>
-        <w:rPr>
-          <w:i/>
-          <w:iCs/>
-        </w:rPr>
         <w:t>소나타</w:t>
       </w:r>
       <w:r>
-        <w:rPr>
-          <w:i/>
-          <w:iCs/>
-        </w:rPr>
-        <w:t xml:space="preserve"> </w:t>
-      </w:r>
-      <w:r>
-        <w:rPr>
-          <w:i/>
-          <w:iCs/>
-        </w:rPr>
-        <w:t>다장조</w:t>
-      </w:r>
-      <w:r>
-        <w:t xml:space="preserve"> K. 545 1</w:t>
-      </w:r>
-      <w:r>
-        <w:t>악장이다</w:t>
-      </w:r>
-      <w:r>
-        <w:t>, 73</w:t>
-      </w:r>
-      <w:r>
-        <w:t>마디의</w:t>
-      </w:r>
-      <w:r>
-        <w:t xml:space="preserve"> </w:t>
-      </w:r>
-      <w:r>
-        <w:t>짧은</w:t>
-      </w:r>
-      <w:r>
-        <w:t xml:space="preserve"> </w:t>
-      </w:r>
-      <w:r>
-        <w:t>분량과</w:t>
-      </w:r>
-      <w:r>
-        <w:t xml:space="preserve"> </w:t>
-      </w:r>
-      <w:r>
-        <w:t>교과서적</w:t>
-      </w:r>
-      <w:r>
-        <w:t xml:space="preserve"> </w:t>
-      </w:r>
-      <w:r>
-        <w:t>형식</w:t>
-      </w:r>
-      <w:r>
-        <w:t xml:space="preserve"> </w:t>
-      </w:r>
-      <w:r>
-        <w:t>지표가</w:t>
-      </w:r>
-      <w:r>
-        <w:t xml:space="preserve"> </w:t>
-      </w:r>
-      <w:r>
-        <w:t>명료하다는</w:t>
-      </w:r>
-      <w:r>
-        <w:t xml:space="preserve"> </w:t>
-      </w:r>
-      <w:r>
-        <w:rPr>
-          <w:i/>
-          <w:iCs/>
-        </w:rPr>
-        <w:t>전형성</w:t>
-      </w:r>
-      <w:r>
-        <w:t xml:space="preserve"> </w:t>
-      </w:r>
-      <w:r>
-        <w:t>과</w:t>
+        <w:t xml:space="preserve"> </w:t>
+      </w:r>
+      <w:r>
+        <w:t>코퍼스에</w:t>
+      </w:r>
+      <w:r>
+        <w:t xml:space="preserve"> </w:t>
+      </w:r>
+      <w:r>
+        <w:t>대한</w:t>
+      </w:r>
+      <w:r>
+        <w:t xml:space="preserve"> Algomus </w:t>
+      </w:r>
+      <w:r>
+        <w:t>주석</w:t>
+      </w:r>
+      <w:r>
+        <w:t xml:space="preserve"> </w:t>
+      </w:r>
+      <w:r>
+        <w:t>컨벤션과</w:t>
+      </w:r>
+      <w:r>
+        <w:t xml:space="preserve"> </w:t>
+      </w:r>
+      <w:r>
+        <w:t>상호운용</w:t>
+      </w:r>
+      <w:r>
+        <w:t xml:space="preserve"> </w:t>
+      </w:r>
+      <w:r>
+        <w:lastRenderedPageBreak/>
+        <w:t>가능하다</w:t>
+      </w:r>
+      <w:r>
+        <w:t xml:space="preserve">. </w:t>
+      </w:r>
+      <w:r>
+        <w:t>도구</w:t>
       </w:r>
       <w:r>
         <w:t xml:space="preserve">, </w:t>
       </w:r>
       <w:r>
-        <w:t>재현부가</w:t>
-      </w:r>
-      <w:r>
-        <w:t xml:space="preserve"> </w:t>
-      </w:r>
-      <w:r>
-        <w:t>으뜸조</w:t>
-      </w:r>
-      <w:r>
-        <w:t xml:space="preserve"> (</w:t>
-      </w:r>
-      <w:r>
-        <w:t>다장조</w:t>
-      </w:r>
-      <w:r>
-        <w:t xml:space="preserve">) </w:t>
-      </w:r>
-      <w:r>
-        <w:t>가</w:t>
-      </w:r>
-      <w:r>
-        <w:t xml:space="preserve"> </w:t>
-      </w:r>
-      <w:r>
-        <w:t>아닌</w:t>
-      </w:r>
-      <w:r>
-        <w:t xml:space="preserve"> </w:t>
-      </w:r>
-      <w:r>
-        <w:t>하속조</w:t>
-      </w:r>
-      <w:r>
-        <w:t>(</w:t>
-      </w:r>
-      <w:r>
-        <w:t>바장조</w:t>
-      </w:r>
-      <w:r>
-        <w:t>)</w:t>
+        <w:t>스키마</w:t>
+      </w:r>
+      <w:r>
+        <w:t xml:space="preserve">, </w:t>
+      </w:r>
+      <w:r>
+        <w:t>참조</w:t>
+      </w:r>
+      <w:r>
+        <w:t xml:space="preserve"> </w:t>
+      </w:r>
+      <w:r>
+        <w:t>데이터는</w:t>
+      </w:r>
+      <w:r>
+        <w:t xml:space="preserve"> https://rosyrosys.github.io/sonata-form-viz/ (Zenodo: 10.5281/zenodo.20108497) </w:t>
       </w:r>
       <w:r>
         <w:t>에서</w:t>
@@ -829,634 +1394,7 @@
         <w:t xml:space="preserve"> </w:t>
       </w:r>
       <w:r>
-        <w:t>시작하는</w:t>
-      </w:r>
-      <w:r>
-        <w:t xml:space="preserve"> </w:t>
-      </w:r>
-      <w:r>
-        <w:t>유명한</w:t>
-      </w:r>
-      <w:r>
-        <w:t xml:space="preserve"> </w:t>
-      </w:r>
-      <w:r>
-        <w:rPr>
-          <w:i/>
-          <w:iCs/>
-        </w:rPr>
-        <w:t>비전형성</w:t>
-      </w:r>
-      <w:r>
-        <w:t xml:space="preserve"> </w:t>
-      </w:r>
-      <w:r>
-        <w:t>을</w:t>
-      </w:r>
-      <w:r>
-        <w:t xml:space="preserve"> </w:t>
-      </w:r>
-      <w:r>
-        <w:t>동시에</w:t>
-      </w:r>
-      <w:r>
-        <w:t xml:space="preserve"> </w:t>
-      </w:r>
-      <w:r>
-        <w:t>갖는</w:t>
-      </w:r>
-      <w:r>
-        <w:t xml:space="preserve"> </w:t>
-      </w:r>
-      <w:r>
-        <w:t>작품으로</w:t>
-      </w:r>
-      <w:r>
-        <w:t xml:space="preserve">, </w:t>
-      </w:r>
-      <w:r>
-        <w:t>소나타</w:t>
-      </w:r>
-      <w:r>
-        <w:t xml:space="preserve"> </w:t>
-      </w:r>
-      <w:r>
-        <w:t>형식</w:t>
-      </w:r>
-      <w:r>
-        <w:t xml:space="preserve"> </w:t>
-      </w:r>
-      <w:r>
-        <w:t>실천의</w:t>
-      </w:r>
-      <w:r>
-        <w:t xml:space="preserve"> </w:t>
-      </w:r>
-      <w:r>
-        <w:t>규범과</w:t>
-      </w:r>
-      <w:r>
-        <w:t xml:space="preserve"> </w:t>
-      </w:r>
-      <w:r>
-        <w:t>예외를</w:t>
-      </w:r>
-      <w:r>
-        <w:t xml:space="preserve"> </w:t>
-      </w:r>
-      <w:r>
-        <w:t>한</w:t>
-      </w:r>
-      <w:r>
-        <w:t xml:space="preserve"> </w:t>
-      </w:r>
-      <w:r>
-        <w:t>작품에서</w:t>
-      </w:r>
-      <w:r>
-        <w:t xml:space="preserve"> </w:t>
-      </w:r>
-      <w:r>
-        <w:t>가르치기에</w:t>
-      </w:r>
-      <w:r>
-        <w:t xml:space="preserve"> </w:t>
-      </w:r>
-      <w:r>
-        <w:t>유달리</w:t>
-      </w:r>
-      <w:r>
-        <w:t xml:space="preserve"> </w:t>
-      </w:r>
-      <w:r>
-        <w:t>적합하다</w:t>
-      </w:r>
-      <w:r>
-        <w:t xml:space="preserve">. </w:t>
-      </w:r>
-      <w:r>
-        <w:t>시스템은</w:t>
-      </w:r>
-      <w:r>
-        <w:t xml:space="preserve"> MusicXML </w:t>
-      </w:r>
-      <w:r>
-        <w:t>을</w:t>
-      </w:r>
-      <w:r>
-        <w:t xml:space="preserve"> OpenSheetMusicDisplay </w:t>
-      </w:r>
-      <w:r>
-        <w:t>로</w:t>
-      </w:r>
-      <w:r>
-        <w:t xml:space="preserve"> </w:t>
-      </w:r>
-      <w:r>
-        <w:t>렌더하고</w:t>
-      </w:r>
-      <w:r>
-        <w:t xml:space="preserve">, HTML5 </w:t>
-      </w:r>
-      <w:r>
-        <w:t>오디오의</w:t>
-      </w:r>
-      <w:r>
-        <w:t xml:space="preserve"> </w:t>
-      </w:r>
-      <w:r>
-        <w:rPr>
-          <w:rStyle w:val="VerbatimChar"/>
-        </w:rPr>
-        <w:t>timeupdate</w:t>
-      </w:r>
-      <w:r>
-        <w:t xml:space="preserve"> </w:t>
-      </w:r>
-      <w:r>
-        <w:t>이벤트마다</w:t>
-      </w:r>
-      <w:r>
-        <w:t xml:space="preserve"> </w:t>
-      </w:r>
-      <w:r>
-        <w:t>이산</w:t>
-      </w:r>
-      <w:r>
-        <w:t xml:space="preserve"> </w:t>
-      </w:r>
-      <w:r>
-        <w:t>룩업</w:t>
-      </w:r>
-      <w:r>
-        <w:t xml:space="preserve"> </w:t>
-      </w:r>
-      <w:r>
-        <w:t>테이블로</w:t>
-      </w:r>
-      <w:r>
-        <w:t xml:space="preserve"> </w:t>
-      </w:r>
-      <w:r>
-        <w:t>오디오</w:t>
-      </w:r>
-      <w:r>
-        <w:t xml:space="preserve"> </w:t>
-      </w:r>
-      <w:r>
-        <w:t>시간을</w:t>
-      </w:r>
-      <w:r>
-        <w:t xml:space="preserve"> </w:t>
-      </w:r>
-      <w:r>
-        <w:t>마디</w:t>
-      </w:r>
-      <w:r>
-        <w:t xml:space="preserve"> </w:t>
-      </w:r>
-      <w:r>
-        <w:t>번호에</w:t>
-      </w:r>
-      <w:r>
-        <w:t xml:space="preserve"> </w:t>
-      </w:r>
-      <w:r>
-        <w:t>매핑하며</w:t>
-      </w:r>
-      <w:r>
-        <w:t xml:space="preserve">, </w:t>
-      </w:r>
-      <w:r>
-        <w:t>섹션</w:t>
-      </w:r>
-      <w:r>
-        <w:t>·</w:t>
-      </w:r>
-      <w:r>
-        <w:t>주제</w:t>
-      </w:r>
-      <w:r>
-        <w:t xml:space="preserve"> </w:t>
-      </w:r>
-      <w:r>
-        <w:t>영역</w:t>
-      </w:r>
-      <w:r>
-        <w:t xml:space="preserve"> </w:t>
-      </w:r>
-      <w:r>
-        <w:t>라벨을</w:t>
-      </w:r>
-      <w:r>
-        <w:t xml:space="preserve"> </w:t>
-      </w:r>
-      <w:r>
-        <w:t>두</w:t>
-      </w:r>
-      <w:r>
-        <w:t xml:space="preserve"> </w:t>
-      </w:r>
-      <w:r>
-        <w:t>단계</w:t>
-      </w:r>
-      <w:r>
-        <w:t xml:space="preserve"> </w:t>
-      </w:r>
-      <w:r>
-        <w:t>색상</w:t>
-      </w:r>
-      <w:r>
-        <w:t xml:space="preserve"> </w:t>
-      </w:r>
-      <w:r>
-        <w:t>위계로</w:t>
-      </w:r>
-      <w:r>
-        <w:t xml:space="preserve"> </w:t>
-      </w:r>
-      <w:r>
-        <w:rPr>
-          <w:i/>
-          <w:iCs/>
-        </w:rPr>
-        <w:t>악보</w:t>
-      </w:r>
-      <w:r>
-        <w:rPr>
-          <w:i/>
-          <w:iCs/>
-        </w:rPr>
-        <w:t xml:space="preserve"> </w:t>
-      </w:r>
-      <w:r>
-        <w:rPr>
-          <w:i/>
-          <w:iCs/>
-        </w:rPr>
-        <w:t>위에</w:t>
-      </w:r>
-      <w:r>
-        <w:rPr>
-          <w:i/>
-          <w:iCs/>
-        </w:rPr>
-        <w:t xml:space="preserve"> </w:t>
-      </w:r>
-      <w:r>
-        <w:rPr>
-          <w:i/>
-          <w:iCs/>
-        </w:rPr>
-        <w:t>직접</w:t>
-      </w:r>
-      <w:r>
-        <w:t xml:space="preserve"> </w:t>
-      </w:r>
-      <w:r>
-        <w:t>도장한다</w:t>
-      </w:r>
-      <w:r>
-        <w:t xml:space="preserve">. </w:t>
-      </w:r>
-      <w:r>
-        <w:t>추가로</w:t>
-      </w:r>
-      <w:r>
-        <w:t xml:space="preserve"> </w:t>
-      </w:r>
-      <w:r>
-        <w:rPr>
-          <w:b/>
-          <w:bCs/>
-        </w:rPr>
-        <w:t>제시부</w:t>
-      </w:r>
-      <w:r>
-        <w:rPr>
-          <w:b/>
-          <w:bCs/>
-        </w:rPr>
-        <w:t xml:space="preserve"> </w:t>
-      </w:r>
-      <w:r>
-        <w:rPr>
-          <w:b/>
-          <w:bCs/>
-        </w:rPr>
-        <w:t>반복</w:t>
-      </w:r>
-      <w:r>
-        <w:rPr>
-          <w:b/>
-          <w:bCs/>
-        </w:rPr>
-        <w:t xml:space="preserve"> </w:t>
-      </w:r>
-      <w:r>
-        <w:rPr>
-          <w:b/>
-          <w:bCs/>
-        </w:rPr>
-        <w:t>폴딩</w:t>
-      </w:r>
-      <w:r>
-        <w:rPr>
-          <w:b/>
-          <w:bCs/>
-        </w:rPr>
-        <w:t xml:space="preserve"> </w:t>
-      </w:r>
-      <w:r>
-        <w:rPr>
-          <w:b/>
-          <w:bCs/>
-        </w:rPr>
-        <w:t>시간</w:t>
-      </w:r>
-      <w:r>
-        <w:rPr>
-          <w:b/>
-          <w:bCs/>
-        </w:rPr>
-        <w:t xml:space="preserve"> </w:t>
-      </w:r>
-      <w:r>
-        <w:rPr>
-          <w:b/>
-          <w:bCs/>
-        </w:rPr>
-        <w:t>맵</w:t>
-      </w:r>
-      <w:r>
-        <w:t xml:space="preserve"> </w:t>
-      </w:r>
-      <w:r>
-        <w:t>을</w:t>
-      </w:r>
-      <w:r>
-        <w:t xml:space="preserve"> </w:t>
-      </w:r>
-      <w:r>
-        <w:t>기여한다</w:t>
-      </w:r>
-      <w:r>
-        <w:t xml:space="preserve">, </w:t>
-      </w:r>
-      <w:r>
-        <w:t>연주자가</w:t>
-      </w:r>
-      <w:r>
-        <w:t xml:space="preserve"> </w:t>
-      </w:r>
-      <w:r>
-        <w:t>선택적으로</w:t>
-      </w:r>
-      <w:r>
-        <w:t xml:space="preserve"> </w:t>
-      </w:r>
-      <w:r>
-        <w:t>수행하는</w:t>
-      </w:r>
-      <w:r>
-        <w:t xml:space="preserve"> </w:t>
-      </w:r>
-      <w:r>
-        <w:t>제시부</w:t>
-      </w:r>
-      <w:r>
-        <w:t xml:space="preserve"> </w:t>
-      </w:r>
-      <w:r>
-        <w:t>반복</w:t>
-      </w:r>
-      <w:r>
-        <w:t xml:space="preserve"> </w:t>
-      </w:r>
-      <w:r>
-        <w:t>하에서도</w:t>
-      </w:r>
-      <w:r>
-        <w:t xml:space="preserve"> </w:t>
-      </w:r>
-      <w:r>
-        <w:t>분석적</w:t>
-      </w:r>
-      <w:r>
-        <w:t xml:space="preserve"> </w:t>
-      </w:r>
-      <w:r>
-        <w:t>단조성을</w:t>
-      </w:r>
-      <w:r>
-        <w:t xml:space="preserve"> </w:t>
-      </w:r>
-      <w:r>
-        <w:t>보존하는</w:t>
-      </w:r>
-      <w:r>
-        <w:t xml:space="preserve"> piecewise </w:t>
-      </w:r>
-      <w:r>
-        <w:t>비단조</w:t>
-      </w:r>
-      <w:r>
-        <w:t xml:space="preserve"> </w:t>
-      </w:r>
-      <w:r>
-        <w:t>시간</w:t>
-      </w:r>
-      <w:r>
-        <w:t xml:space="preserve"> </w:t>
-      </w:r>
-      <w:r>
-        <w:t>함수로</w:t>
-      </w:r>
-      <w:r>
-        <w:t xml:space="preserve">, </w:t>
-      </w:r>
-      <w:r>
-        <w:t>저자들이</w:t>
-      </w:r>
-      <w:r>
-        <w:t xml:space="preserve"> </w:t>
-      </w:r>
-      <w:r>
-        <w:t>알기로</w:t>
-      </w:r>
-      <w:r>
-        <w:t xml:space="preserve"> </w:t>
-      </w:r>
-      <w:r>
-        <w:t>어떤</w:t>
-      </w:r>
-      <w:r>
-        <w:t xml:space="preserve"> </w:t>
-      </w:r>
-      <w:r>
-        <w:t>기존</w:t>
-      </w:r>
-      <w:r>
-        <w:t xml:space="preserve"> </w:t>
-      </w:r>
-      <w:r>
-        <w:t>오픈</w:t>
-      </w:r>
-      <w:r>
-        <w:t xml:space="preserve"> </w:t>
-      </w:r>
-      <w:r>
-        <w:t>음악</w:t>
-      </w:r>
-      <w:r>
-        <w:t xml:space="preserve"> </w:t>
-      </w:r>
-      <w:r>
-        <w:t>시각화</w:t>
-      </w:r>
-      <w:r>
-        <w:t xml:space="preserve"> </w:t>
-      </w:r>
-      <w:r>
-        <w:t>시스템도</w:t>
-      </w:r>
-      <w:r>
-        <w:t xml:space="preserve"> </w:t>
-      </w:r>
-      <w:r>
-        <w:t>이</w:t>
-      </w:r>
-      <w:r>
-        <w:t xml:space="preserve"> </w:t>
-      </w:r>
-      <w:r>
-        <w:t>사례를</w:t>
-      </w:r>
-      <w:r>
-        <w:t xml:space="preserve"> </w:t>
-      </w:r>
-      <w:r>
-        <w:t>명시적으로</w:t>
-      </w:r>
-      <w:r>
-        <w:t xml:space="preserve"> </w:t>
-      </w:r>
-      <w:r>
-        <w:t>처리하지</w:t>
-      </w:r>
-      <w:r>
-        <w:t xml:space="preserve"> </w:t>
-      </w:r>
-      <w:r>
-        <w:t>않는다</w:t>
-      </w:r>
-      <w:r>
-        <w:t xml:space="preserve">. WebAudio </w:t>
-      </w:r>
-      <w:r>
-        <w:t>메트로놈</w:t>
-      </w:r>
-      <w:r>
-        <w:t xml:space="preserve"> </w:t>
-      </w:r>
-      <w:r>
-        <w:t>데모</w:t>
-      </w:r>
-      <w:r>
-        <w:t xml:space="preserve"> </w:t>
-      </w:r>
-      <w:r>
-        <w:t>모드는</w:t>
-      </w:r>
-      <w:r>
-        <w:t xml:space="preserve"> </w:t>
-      </w:r>
-      <w:r>
-        <w:t>음원</w:t>
-      </w:r>
-      <w:r>
-        <w:t xml:space="preserve"> </w:t>
-      </w:r>
-      <w:r>
-        <w:t>없이도</w:t>
-      </w:r>
-      <w:r>
-        <w:t xml:space="preserve"> </w:t>
-      </w:r>
-      <w:r>
-        <w:t>형식</w:t>
-      </w:r>
-      <w:r>
-        <w:t xml:space="preserve"> </w:t>
-      </w:r>
-      <w:r>
-        <w:t>시각화가</w:t>
-      </w:r>
-      <w:r>
-        <w:t xml:space="preserve"> </w:t>
-      </w:r>
-      <w:r>
-        <w:t>작동하게</w:t>
-      </w:r>
-      <w:r>
-        <w:t xml:space="preserve"> </w:t>
-      </w:r>
-      <w:r>
-        <w:t>하고</w:t>
-      </w:r>
-      <w:r>
-        <w:t xml:space="preserve">, Public Domain </w:t>
-      </w:r>
-      <w:r>
-        <w:t>녹음을</w:t>
-      </w:r>
-      <w:r>
-        <w:t xml:space="preserve"> </w:t>
-      </w:r>
-      <w:r>
-        <w:t>번들</w:t>
-      </w:r>
-      <w:r>
-        <w:t xml:space="preserve"> </w:t>
-      </w:r>
-      <w:r>
-        <w:t>포함하여</w:t>
-      </w:r>
-      <w:r>
-        <w:t xml:space="preserve"> </w:t>
-      </w:r>
-      <w:r>
-        <w:t>도구가</w:t>
-      </w:r>
-      <w:r>
-        <w:t xml:space="preserve"> </w:t>
-      </w:r>
-      <w:r>
-        <w:t>별도</w:t>
-      </w:r>
-      <w:r>
-        <w:t xml:space="preserve"> </w:t>
-      </w:r>
-      <w:r>
-        <w:t>설정</w:t>
-      </w:r>
-      <w:r>
-        <w:t xml:space="preserve"> </w:t>
-      </w:r>
-      <w:r>
-        <w:t>없이</w:t>
-      </w:r>
-      <w:r>
-        <w:t xml:space="preserve"> </w:t>
-      </w:r>
-      <w:r>
-        <w:t>즉시</w:t>
-      </w:r>
-      <w:r>
-        <w:t xml:space="preserve"> </w:t>
-      </w:r>
-      <w:r>
-        <w:t>작동한다</w:t>
+        <w:t>공개된다</w:t>
       </w:r>
       <w:r>
         <w:t>.</w:t>
@@ -1493,7 +1431,6 @@
           <w:b/>
           <w:bCs/>
         </w:rPr>
-        <w:lastRenderedPageBreak/>
         <w:t>단어</w:t>
       </w:r>
       <w:r>
@@ -3151,10 +3088,8 @@
         <w:pStyle w:val="a8"/>
       </w:pPr>
       <w:r>
-        <w:t xml:space="preserve">This paper presents an open-source tool designed precisely to close that gap, evaluates its educational effect on undergraduate </w:t>
-      </w:r>
-      <w:r>
-        <w:t>music-education majors, and releases its analytical data and source code under permissive licenses for community reuse.</w:t>
+        <w:lastRenderedPageBreak/>
+        <w:t>This paper presents an open-source tool designed precisely to close that gap, evaluates its educational effect on undergraduate music-education majors, and releases its analytical data and source code under permissive licenses for community reuse.</w:t>
       </w:r>
     </w:p>
     <w:p>
@@ -3162,7 +3097,6 @@
         <w:pStyle w:val="FirstParagraph"/>
       </w:pPr>
       <w:r>
-        <w:lastRenderedPageBreak/>
         <w:t>본</w:t>
       </w:r>
       <w:r>
@@ -4649,6 +4583,7 @@
           <w:b/>
           <w:bCs/>
         </w:rPr>
+        <w:lastRenderedPageBreak/>
         <w:t>비전형</w:t>
       </w:r>
       <w:r>
@@ -4906,7 +4841,6 @@
         <w:pStyle w:val="a8"/>
       </w:pPr>
       <w:r>
-        <w:lastRenderedPageBreak/>
         <w:t>Empirical validation of learning effects is reserved for a planned randomized controlled trial; the present contribution is the open infrastructure layer on which such evaluation can be built.</w:t>
       </w:r>
     </w:p>
@@ -5597,10 +5531,7 @@
         <w:t>two simultaneous resolutions of “where am I?”</w:t>
       </w:r>
       <w:r>
-        <w:t xml:space="preserve">: </w:t>
-      </w:r>
-      <w:r>
-        <w:t>which large section, and which thematic role within it.</w:t>
+        <w:t>: which large section, and which thematic role within it.</w:t>
       </w:r>
     </w:p>
     <w:p>
@@ -6497,6 +6428,7 @@
               <w:rPr>
                 <w:sz w:val="20"/>
               </w:rPr>
+              <w:lastRenderedPageBreak/>
               <w:t xml:space="preserve">Mayer </w:t>
             </w:r>
             <w:r>
@@ -6856,7 +6788,6 @@
               <w:rPr>
                 <w:sz w:val="20"/>
               </w:rPr>
-              <w:lastRenderedPageBreak/>
               <w:t>공간적</w:t>
             </w:r>
             <w:r>
@@ -8264,10 +8195,7 @@
         <w:t>the score itself</w:t>
       </w:r>
       <w:r>
-        <w:t xml:space="preserve"> </w:t>
-      </w:r>
-      <w:r>
-        <w:t xml:space="preserve">with section colors at the measure level (computed via SVG </w:t>
+        <w:t xml:space="preserve"> with section colors at the measure level (computed via SVG </w:t>
       </w:r>
       <w:r>
         <w:rPr>
@@ -8665,6 +8593,7 @@
           <w:b/>
           <w:bCs/>
         </w:rPr>
+        <w:lastRenderedPageBreak/>
         <w:t>A two-level analytical schema treated as primary data.</w:t>
       </w:r>
       <w:r>
@@ -8677,11 +8606,10 @@
         <w:t>sonata_structure.json</w:t>
       </w:r>
       <w:r>
-        <w:t xml:space="preserve"> is not metadata attached to a Dezrann annotation but a stand-alone, peer-reviewable, versioned object licensed CC BY 4.0. This makes it directly reusable in MIR pipelines and in derivative </w:t>
-      </w:r>
-      <w:r>
-        <w:lastRenderedPageBreak/>
-        <w:t>analyses of other works, in the same sense that the Allegraud et al. (2019) sonata-form corpus has been reused.</w:t>
+        <w:t xml:space="preserve"> </w:t>
+      </w:r>
+      <w:r>
+        <w:t>is not metadata attached to a Dezrann annotation but a stand-alone, peer-reviewable, versioned object licensed CC BY 4.0. This makes it directly reusable in MIR pipelines and in derivative analyses of other works, in the same sense that the Allegraud et al. (2019) sonata-form corpus has been reused.</w:t>
       </w:r>
     </w:p>
     <w:p>
@@ -11824,7 +11752,14 @@
               <w:rPr>
                 <w:sz w:val="20"/>
               </w:rPr>
-              <w:t>Dezrann (Ballester et al. 2025)</w:t>
+              <w:t xml:space="preserve">Dezrann (Ballester et </w:t>
+            </w:r>
+            <w:r>
+              <w:rPr>
+                <w:sz w:val="20"/>
+              </w:rPr>
+              <w:lastRenderedPageBreak/>
+              <w:t>al. 2025)</w:t>
             </w:r>
           </w:p>
         </w:tc>
@@ -11843,6 +11778,7 @@
               <w:rPr>
                 <w:sz w:val="20"/>
               </w:rPr>
+              <w:lastRenderedPageBreak/>
               <w:t>✓</w:t>
             </w:r>
             <w:r>
@@ -11867,6 +11803,7 @@
               <w:rPr>
                 <w:sz w:val="20"/>
               </w:rPr>
+              <w:lastRenderedPageBreak/>
               <w:t>기반</w:t>
             </w:r>
             <w:r>
@@ -11892,6 +11829,7 @@
               <w:rPr>
                 <w:sz w:val="20"/>
               </w:rPr>
+              <w:lastRenderedPageBreak/>
               <w:t>✓</w:t>
             </w:r>
           </w:p>
@@ -11929,6 +11867,7 @@
               <w:rPr>
                 <w:sz w:val="20"/>
               </w:rPr>
+              <w:lastRenderedPageBreak/>
               <w:t>라벨</w:t>
             </w:r>
             <w:r>
@@ -11954,6 +11893,7 @@
               <w:rPr>
                 <w:sz w:val="20"/>
               </w:rPr>
+              <w:lastRenderedPageBreak/>
               <w:t>✓</w:t>
             </w:r>
           </w:p>
@@ -12251,8 +12191,10 @@
         <w:pStyle w:val="a8"/>
       </w:pPr>
       <w:r>
-        <w:lastRenderedPageBreak/>
-        <w:t>The novelty claim is therefore narrower than “first open-source sonata-form visualization”: it is “first open-source, learner-facing tool combining measure-painted hierarchical formal color, score-audio synchronization, and a separable analysis-as-data schema.”</w:t>
+        <w:t xml:space="preserve">The novelty claim is therefore narrower than “first open-source sonata-form visualization”: it is </w:t>
+      </w:r>
+      <w:r>
+        <w:t>“first open-source, learner-facing tool combining measure-painted hierarchical formal color, score-audio synchronization, and a separable analysis-as-data schema.”</w:t>
       </w:r>
     </w:p>
     <w:p>
@@ -13892,7 +13834,11 @@
         <w:t>Sonata Theory</w:t>
       </w:r>
       <w:r>
-        <w:t xml:space="preserve"> framework of Hepokoski and Darcy (2006), simplified for pedagogical use by collapsing the transition into the primary-theme zone when the latter is harmonically continuous.</w:t>
+        <w:t xml:space="preserve"> framework of Hepokoski and Darcy (2006), simplified for pedagogical use by </w:t>
+      </w:r>
+      <w:r>
+        <w:lastRenderedPageBreak/>
+        <w:t>collapsing the transition into the primary-theme zone when the latter is harmonically continuous.</w:t>
       </w:r>
     </w:p>
     <w:p>
@@ -14147,14 +14093,13 @@
           <w:b/>
           <w:bCs/>
         </w:rPr>
-        <w:lastRenderedPageBreak/>
         <w:t>Table 2.</w:t>
       </w:r>
       <w:r>
-        <w:t xml:space="preserve"> Two-level formal analysis of K. 545, mvt. I (73 measures). </w:t>
-      </w:r>
-      <w:r>
-        <w:t>Times are given for a representative recording at ♩ ≈ 132 with the exposition repeat taken.</w:t>
+        <w:t xml:space="preserve"> </w:t>
+      </w:r>
+      <w:r>
+        <w:t>Two-level formal analysis of K. 545, mvt. I (73 measures). Times are given for a representative recording at ♩ ≈ 132 with the exposition repeat taken.</w:t>
       </w:r>
     </w:p>
     <w:p>
@@ -16841,6 +16786,7 @@
       <w:bookmarkStart w:id="15" w:name="X102d230668685e3f2de73b2fa949c9a68009811"/>
       <w:bookmarkEnd w:id="14"/>
       <w:r>
+        <w:lastRenderedPageBreak/>
         <w:t xml:space="preserve">3.3 The Subdominant Recapitulation: Functional Logic / </w:t>
       </w:r>
       <w:r>
@@ -17083,7 +17029,6 @@
         <w:t xml:space="preserve"> </w:t>
       </w:r>
       <w:r>
-        <w:lastRenderedPageBreak/>
         <w:t>교재</w:t>
       </w:r>
       <w:r>
@@ -17419,10 +17364,7 @@
         <w:t>I → V</w:t>
       </w:r>
       <w:r>
-        <w:t xml:space="preserve"> </w:t>
-      </w:r>
-      <w:r>
-        <w:t>trajectory is the textbook expectation. Now consider what would happen if the recapitulation mechanically reused this trajectory while starting in the tonic:</w:t>
+        <w:t xml:space="preserve"> trajectory is the textbook expectation. Now consider what would happen if the recapitulation mechanically reused this trajectory while starting in the tonic:</w:t>
       </w:r>
     </w:p>
     <w:p>
@@ -17660,7 +17602,10 @@
         <w:t>no</w:t>
       </w:r>
       <w:r>
-        <w:t xml:space="preserve"> resolution of the dominant.</w:t>
+        <w:t xml:space="preserve"> </w:t>
+      </w:r>
+      <w:r>
+        <w:t>resolution of the dominant.</w:t>
       </w:r>
     </w:p>
     <w:p>
@@ -18320,6 +18265,7 @@
       <w:bookmarkStart w:id="17" w:name="Xde83e9a112312fe556751177b45e8b635adcf5b"/>
       <w:bookmarkEnd w:id="16"/>
       <w:r>
+        <w:lastRenderedPageBreak/>
         <w:t xml:space="preserve">Why this matters pedagogically / </w:t>
       </w:r>
       <w:r>
@@ -18435,7 +18381,6 @@
           <w:b/>
           <w:bCs/>
         </w:rPr>
-        <w:lastRenderedPageBreak/>
         <w:t>“</w:t>
       </w:r>
       <w:r>
@@ -20080,6 +20025,7 @@
         <w:pStyle w:val="FirstParagraph"/>
       </w:pPr>
       <w:r>
+        <w:lastRenderedPageBreak/>
         <w:t>조금</w:t>
       </w:r>
       <w:r>
@@ -20605,7 +20551,6 @@
       <w:bookmarkStart w:id="19" w:name="Xee1a60cc01319c3600f9fa790ff9f5b97b47447"/>
       <w:bookmarkEnd w:id="18"/>
       <w:r>
-        <w:lastRenderedPageBreak/>
         <w:t xml:space="preserve">How the tool surfaces these insights / </w:t>
       </w:r>
       <w:r>
@@ -22189,6 +22134,7 @@
         <w:t xml:space="preserve"> </w:t>
       </w:r>
       <w:r>
+        <w:lastRenderedPageBreak/>
         <w:t>견고한</w:t>
       </w:r>
       <w:r>
@@ -22632,7 +22578,6 @@
                 <w:bCs/>
                 <w:sz w:val="20"/>
               </w:rPr>
-              <w:lastRenderedPageBreak/>
               <w:t>Analytical pane</w:t>
             </w:r>
           </w:p>
@@ -24647,6 +24592,7 @@
       <w:bookmarkStart w:id="23" w:name="the-analysis-layer-as-data-데이터로서의-분석-계층"/>
       <w:bookmarkEnd w:id="22"/>
       <w:r>
+        <w:lastRenderedPageBreak/>
         <w:t xml:space="preserve">4.3 The Analysis Layer as Data / </w:t>
       </w:r>
       <w:r>
@@ -24829,7 +24775,6 @@
         <w:t xml:space="preserve"> </w:t>
       </w:r>
       <w:r>
-        <w:lastRenderedPageBreak/>
         <w:t>커뮤니티</w:t>
       </w:r>
       <w:r>
@@ -26068,6 +26013,7 @@
           <w:b/>
           <w:bCs/>
         </w:rPr>
+        <w:lastRenderedPageBreak/>
         <w:t>재생</w:t>
       </w:r>
       <w:r>
@@ -26173,10 +26119,7 @@
         <w:pStyle w:val="a8"/>
       </w:pPr>
       <w:r>
-        <w:t xml:space="preserve">Keyboard shortcuts (Space, ←/→, L for loop, C for color toggle) make </w:t>
-      </w:r>
-      <w:r>
-        <w:t>classroom demonstration responsive in a way mouse-only interaction cannot.</w:t>
+        <w:t>Keyboard shortcuts (Space, ←/→, L for loop, C for color toggle) make classroom demonstration responsive in a way mouse-only interaction cannot.</w:t>
       </w:r>
     </w:p>
     <w:p>
@@ -26299,7 +26242,6 @@
       <w:bookmarkStart w:id="26" w:name="exposition-repeat-folding-제시부-반복-폴딩"/>
       <w:bookmarkEnd w:id="25"/>
       <w:r>
-        <w:lastRenderedPageBreak/>
         <w:t xml:space="preserve">4.5 Exposition Repeat Folding / </w:t>
       </w:r>
       <w:r>
@@ -26621,7 +26563,10 @@
         <w:t>Ignore the repeat.</w:t>
       </w:r>
       <w:r>
-        <w:t xml:space="preserve"> The cursor and analytical pane simply continue forward through audio time, and during the repeat the pane displays an off-by-one section (“development”) while the listener is still in the exposition. Pedagogically misleading.</w:t>
+        <w:t xml:space="preserve"> The cursor and analytical pane simply continue forward through audio time, and during the repeat the pane displays an off-by-one section (“development”) while the </w:t>
+      </w:r>
+      <w:r>
+        <w:t>listener is still in the exposition. Pedagogically misleading.</w:t>
       </w:r>
     </w:p>
     <w:p>
@@ -27448,6 +27393,7 @@
           <w:b/>
           <w:bCs/>
         </w:rPr>
+        <w:lastRenderedPageBreak/>
         <w:t>Post-repeat offset.</w:t>
       </w:r>
       <w:r>
@@ -27471,10 +27417,7 @@
         <w:t>r</w:t>
       </w:r>
       <w:r>
-        <w:t xml:space="preserve">₂, analytical time advances at </w:t>
-      </w:r>
-      <w:r>
-        <w:t>audio rate but offset back by the repeat duration. The development and recapitulation are addressed correctly regardless of repeat length.</w:t>
+        <w:t>₂, analytical time advances at audio rate but offset back by the repeat duration. The development and recapitulation are addressed correctly regardless of repeat length.</w:t>
       </w:r>
     </w:p>
     <w:p>
@@ -29303,6 +29246,7 @@
       <w:bookmarkStart w:id="29" w:name="X96495330a7831c87099c237f922050369e89c44"/>
       <w:bookmarkEnd w:id="28"/>
       <w:r>
+        <w:lastRenderedPageBreak/>
         <w:t xml:space="preserve">5.2 Color Reveal and Section Identification (8 minutes) / </w:t>
       </w:r>
       <w:r>
@@ -30874,6 +30818,7 @@
         <w:pStyle w:val="FirstParagraph"/>
       </w:pPr>
       <w:r>
+        <w:lastRenderedPageBreak/>
         <w:t>교사는</w:t>
       </w:r>
       <w:r>
@@ -32190,10 +32135,7 @@
         <w:t>Exposition-repeat folding.</w:t>
       </w:r>
       <w:r>
-        <w:t xml:space="preserve"> The non-monotonic mapping between </w:t>
-      </w:r>
-      <w:r>
-        <w:t>audio time and analytical time during performer-elected repeats is a practical solution to a problem common across sonata-form recordings and applicable wherever the form contains an indicated repeat.</w:t>
+        <w:t xml:space="preserve"> The non-monotonic mapping between audio time and analytical time during performer-elected repeats is a practical solution to a problem common across sonata-form recordings and applicable wherever the form contains an indicated repeat.</w:t>
       </w:r>
     </w:p>
     <w:p>
@@ -32247,6 +32189,7 @@
           <w:b/>
           <w:bCs/>
         </w:rPr>
+        <w:lastRenderedPageBreak/>
         <w:t>형식</w:t>
       </w:r>
       <w:r>
@@ -33382,10 +33325,7 @@
         <w:t>Other formal types.</w:t>
       </w:r>
       <w:r>
-        <w:t xml:space="preserve"> Rondo, theme-and-variations, and fugue, </w:t>
-      </w:r>
-      <w:r>
-        <w:t>each requiring schema extension.</w:t>
+        <w:t xml:space="preserve"> Rondo, theme-and-variations, and fugue, each requiring schema extension.</w:t>
       </w:r>
     </w:p>
     <w:p>
@@ -34383,6 +34323,7 @@
         <w:t xml:space="preserve"> </w:t>
       </w:r>
       <w:r>
+        <w:lastRenderedPageBreak/>
         <w:t>형식</w:t>
       </w:r>
       <w:r>
@@ -35914,7 +35855,10 @@
         <w:t>T</w:t>
       </w:r>
       <w:r>
-        <w:t xml:space="preserve"> and tap </w:t>
+        <w:t xml:space="preserve"> and tap</w:t>
+      </w:r>
+      <w:r>
+        <w:t xml:space="preserve"> </w:t>
       </w:r>
       <w:r>
         <w:rPr>
@@ -35924,10 +35868,7 @@
         <w:t>Space</w:t>
       </w:r>
       <w:r>
-        <w:t xml:space="preserve"> at six landmark measures) re-anchors the meas</w:t>
-      </w:r>
-      <w:r>
-        <w:t xml:space="preserve">ure-to-time mapping for any recording in under a minute and persists the calibration in </w:t>
+        <w:t xml:space="preserve"> at six landmark measures) re-anchors the measure-to-time mapping for any recording in under a minute and persists the calibration in </w:t>
       </w:r>
       <w:r>
         <w:rPr>
@@ -36170,6 +36111,7 @@
         <w:t xml:space="preserve"> </w:t>
       </w:r>
       <w:r>
+        <w:lastRenderedPageBreak/>
         <w:t>파일을</w:t>
       </w:r>
       <w:r>
@@ -37767,6 +37709,7 @@
           <w:i/>
           <w:iCs/>
         </w:rPr>
+        <w:lastRenderedPageBreak/>
         <w:t>[</w:t>
       </w:r>
       <w:r>
@@ -38730,14 +38673,7 @@
           <w:i/>
           <w:iCs/>
         </w:rPr>
-        <w:t xml:space="preserve">Classical form: A theory of formal functions </w:t>
-      </w:r>
-      <w:r>
-        <w:rPr>
-          <w:i/>
-          <w:iCs/>
-        </w:rPr>
-        <w:t>for the instrumental music of Haydn, Mozart, and Beethoven.</w:t>
+        <w:t>Classical form: A theory of formal functions for the instrumental music of Haydn, Mozart, and Beethoven.</w:t>
       </w:r>
       <w:r>
         <w:t xml:space="preserve"> Oxford University Press.</w:t>
@@ -39016,6 +38952,7 @@
         </w:numPr>
       </w:pPr>
       <w:r>
+        <w:lastRenderedPageBreak/>
         <w:t xml:space="preserve">Nakamura, E., Yoshii, K., &amp; Katayose, H. (2017). Performance error detection and post-processing for fast and accurate symbolic music alignment. In </w:t>
       </w:r>
       <w:r>
@@ -39469,10 +39406,7 @@
         <w:t>Figure A.2.</w:t>
       </w:r>
       <w:r>
-        <w:t xml:space="preserve"> </w:t>
-      </w:r>
-      <w:r>
-        <w:t xml:space="preserve">Active-listening control panel and demo-mode fallback. The yellow </w:t>
+        <w:t xml:space="preserve"> Active-listening control panel and demo-mode fallback. The yellow </w:t>
       </w:r>
       <w:r>
         <w:rPr>
@@ -39482,7 +39416,10 @@
         <w:t>Demo mode</w:t>
       </w:r>
       <w:r>
-        <w:t xml:space="preserve"> bar is automatically shown when no audio file is available (e.g. on the public deployment, where the copyrighted reference recording is not bundled). Below it: section- jump buttons (Exposition / Development / Recapitulation), playback- speed slider, color/cursor/loop toggles, calibration controls, and a keyboard-shortcut legend.</w:t>
+        <w:t xml:space="preserve"> </w:t>
+      </w:r>
+      <w:r>
+        <w:t>bar is automatically shown when no audio file is available (e.g. on the public deployment, where the copyrighted reference recording is not bundled). Below it: section- jump buttons (Exposition / Development / Recapitulation), playback- speed slider, color/cursor/loop toggles, calibration controls, and a keyboard-shortcut legend.</w:t>
       </w:r>
     </w:p>
     <w:p>
@@ -39788,10 +39725,7 @@
         <w:t>Figure A.3.</w:t>
       </w:r>
       <w:r>
-        <w:t xml:space="preserve"> Recapitulation P region (mm. 42–58) on the score </w:t>
-      </w:r>
-      <w:r>
-        <w:t>with the pastel-amber section overlay visible at the section boundary; the F-major key signature (one flat) is the visible cue that distinguishes the recapitulation P from the C-major exposition P, illustrating K. 545’s subdominant-recapitulation deformation discussed in §3.3.</w:t>
+        <w:t xml:space="preserve"> Recapitulation P region (mm. 42–58) on the score with the pastel-amber section overlay visible at the section boundary; the F-major key signature (one flat) is the visible cue that distinguishes the recapitulation P from the C-major exposition P, illustrating K. 545’s subdominant-recapitulation deformation discussed in §3.3.</w:t>
       </w:r>
     </w:p>
     <w:p>
@@ -40068,7 +40002,7 @@
   <w:abstractNum w:abstractNumId="0" w15:restartNumberingAfterBreak="0">
     <w:nsid w:val="99432019"/>
     <w:multiLevelType w:val="multilevel"/>
-    <w:tmpl w:val="1BE233BA"/>
+    <w:tmpl w:val="CD6097AA"/>
     <w:lvl w:ilvl="0">
       <w:start w:val="2019"/>
       <w:numFmt w:val="decimal"/>
@@ -40154,7 +40088,7 @@
   <w:abstractNum w:abstractNumId="1" w15:restartNumberingAfterBreak="0">
     <w:nsid w:val="0000A991"/>
     <w:multiLevelType w:val="multilevel"/>
-    <w:tmpl w:val="E3CA3B62"/>
+    <w:tmpl w:val="E8D497BC"/>
     <w:lvl w:ilvl="0">
       <w:numFmt w:val="bullet"/>
       <w:lvlText w:val=""/>
@@ -40258,7 +40192,7 @@
   <w:abstractNum w:abstractNumId="2" w15:restartNumberingAfterBreak="0">
     <w:nsid w:val="00A99411"/>
     <w:multiLevelType w:val="multilevel"/>
-    <w:tmpl w:val="7AB03730"/>
+    <w:tmpl w:val="17F452D8"/>
     <w:lvl w:ilvl="0">
       <w:start w:val="1"/>
       <w:numFmt w:val="decimal"/>
@@ -40344,7 +40278,7 @@
   <w:abstractNum w:abstractNumId="3" w15:restartNumberingAfterBreak="0">
     <w:nsid w:val="00A99412"/>
     <w:multiLevelType w:val="multilevel"/>
-    <w:tmpl w:val="05585FA0"/>
+    <w:tmpl w:val="C05AC0C2"/>
     <w:lvl w:ilvl="0">
       <w:start w:val="2"/>
       <w:numFmt w:val="decimal"/>
@@ -40430,7 +40364,7 @@
   <w:abstractNum w:abstractNumId="4" w15:restartNumberingAfterBreak="0">
     <w:nsid w:val="00A99413"/>
     <w:multiLevelType w:val="multilevel"/>
-    <w:tmpl w:val="E438DA6A"/>
+    <w:tmpl w:val="4E2691BA"/>
     <w:lvl w:ilvl="0">
       <w:start w:val="3"/>
       <w:numFmt w:val="decimal"/>
@@ -40516,7 +40450,7 @@
   <w:abstractNum w:abstractNumId="5" w15:restartNumberingAfterBreak="0">
     <w:nsid w:val="00A99414"/>
     <w:multiLevelType w:val="multilevel"/>
-    <w:tmpl w:val="201E82CA"/>
+    <w:tmpl w:val="886CFA18"/>
     <w:lvl w:ilvl="0">
       <w:start w:val="4"/>
       <w:numFmt w:val="decimal"/>
@@ -40599,19 +40533,19 @@
       </w:pPr>
     </w:lvl>
   </w:abstractNum>
-  <w:num w:numId="1" w16cid:durableId="585303616">
+  <w:num w:numId="1" w16cid:durableId="52579441">
     <w:abstractNumId w:val="1"/>
   </w:num>
-  <w:num w:numId="2" w16cid:durableId="1301963560">
+  <w:num w:numId="2" w16cid:durableId="830146576">
     <w:abstractNumId w:val="1"/>
   </w:num>
-  <w:num w:numId="3" w16cid:durableId="699744927">
+  <w:num w:numId="3" w16cid:durableId="986593951">
     <w:abstractNumId w:val="1"/>
   </w:num>
-  <w:num w:numId="4" w16cid:durableId="536745694">
+  <w:num w:numId="4" w16cid:durableId="965280762">
     <w:abstractNumId w:val="1"/>
   </w:num>
-  <w:num w:numId="5" w16cid:durableId="2141343954">
+  <w:num w:numId="5" w16cid:durableId="619344098">
     <w:abstractNumId w:val="2"/>
     <w:lvlOverride w:ilvl="0">
       <w:startOverride w:val="1"/>
@@ -40641,7 +40575,7 @@
       <w:startOverride w:val="1"/>
     </w:lvlOverride>
   </w:num>
-  <w:num w:numId="6" w16cid:durableId="1307511236">
+  <w:num w:numId="6" w16cid:durableId="2053577721">
     <w:abstractNumId w:val="2"/>
     <w:lvlOverride w:ilvl="0">
       <w:startOverride w:val="1"/>
@@ -40671,7 +40605,7 @@
       <w:startOverride w:val="1"/>
     </w:lvlOverride>
   </w:num>
-  <w:num w:numId="7" w16cid:durableId="1137719223">
+  <w:num w:numId="7" w16cid:durableId="1066756242">
     <w:abstractNumId w:val="3"/>
     <w:lvlOverride w:ilvl="0">
       <w:startOverride w:val="2"/>
@@ -40701,7 +40635,7 @@
       <w:startOverride w:val="2"/>
     </w:lvlOverride>
   </w:num>
-  <w:num w:numId="8" w16cid:durableId="1569028047">
+  <w:num w:numId="8" w16cid:durableId="947084645">
     <w:abstractNumId w:val="3"/>
     <w:lvlOverride w:ilvl="0">
       <w:startOverride w:val="2"/>
@@ -40731,7 +40665,7 @@
       <w:startOverride w:val="2"/>
     </w:lvlOverride>
   </w:num>
-  <w:num w:numId="9" w16cid:durableId="844250436">
+  <w:num w:numId="9" w16cid:durableId="1639257424">
     <w:abstractNumId w:val="0"/>
     <w:lvlOverride w:ilvl="0">
       <w:startOverride w:val="2019"/>
@@ -40761,7 +40695,7 @@
       <w:startOverride w:val="2019"/>
     </w:lvlOverride>
   </w:num>
-  <w:num w:numId="10" w16cid:durableId="1581986946">
+  <w:num w:numId="10" w16cid:durableId="688456975">
     <w:abstractNumId w:val="4"/>
     <w:lvlOverride w:ilvl="0">
       <w:startOverride w:val="3"/>
@@ -40791,7 +40725,7 @@
       <w:startOverride w:val="3"/>
     </w:lvlOverride>
   </w:num>
-  <w:num w:numId="11" w16cid:durableId="421072058">
+  <w:num w:numId="11" w16cid:durableId="2063365992">
     <w:abstractNumId w:val="4"/>
     <w:lvlOverride w:ilvl="0">
       <w:startOverride w:val="3"/>
@@ -40821,7 +40755,7 @@
       <w:startOverride w:val="3"/>
     </w:lvlOverride>
   </w:num>
-  <w:num w:numId="12" w16cid:durableId="236524756">
+  <w:num w:numId="12" w16cid:durableId="726610652">
     <w:abstractNumId w:val="5"/>
     <w:lvlOverride w:ilvl="0">
       <w:startOverride w:val="4"/>
@@ -40851,7 +40785,7 @@
       <w:startOverride w:val="4"/>
     </w:lvlOverride>
   </w:num>
-  <w:num w:numId="13" w16cid:durableId="1259486994">
+  <w:num w:numId="13" w16cid:durableId="1804882853">
     <w:abstractNumId w:val="5"/>
     <w:lvlOverride w:ilvl="0">
       <w:startOverride w:val="4"/>
@@ -40881,7 +40815,7 @@
       <w:startOverride w:val="4"/>
     </w:lvlOverride>
   </w:num>
-  <w:num w:numId="14" w16cid:durableId="772478086">
+  <w:num w:numId="14" w16cid:durableId="2131969643">
     <w:abstractNumId w:val="2"/>
     <w:lvlOverride w:ilvl="0">
       <w:startOverride w:val="1"/>
@@ -40911,7 +40845,7 @@
       <w:startOverride w:val="1"/>
     </w:lvlOverride>
   </w:num>
-  <w:num w:numId="15" w16cid:durableId="261570291">
+  <w:num w:numId="15" w16cid:durableId="69273661">
     <w:abstractNumId w:val="2"/>
     <w:lvlOverride w:ilvl="0">
       <w:startOverride w:val="1"/>
@@ -40941,7 +40875,7 @@
       <w:startOverride w:val="1"/>
     </w:lvlOverride>
   </w:num>
-  <w:num w:numId="16" w16cid:durableId="778796576">
+  <w:num w:numId="16" w16cid:durableId="194200095">
     <w:abstractNumId w:val="3"/>
     <w:lvlOverride w:ilvl="0">
       <w:startOverride w:val="2"/>
@@ -40971,7 +40905,7 @@
       <w:startOverride w:val="2"/>
     </w:lvlOverride>
   </w:num>
-  <w:num w:numId="17" w16cid:durableId="1466850682">
+  <w:num w:numId="17" w16cid:durableId="1540319897">
     <w:abstractNumId w:val="3"/>
     <w:lvlOverride w:ilvl="0">
       <w:startOverride w:val="2"/>
@@ -41001,7 +40935,7 @@
       <w:startOverride w:val="2"/>
     </w:lvlOverride>
   </w:num>
-  <w:num w:numId="18" w16cid:durableId="1149636585">
+  <w:num w:numId="18" w16cid:durableId="1943802140">
     <w:abstractNumId w:val="4"/>
     <w:lvlOverride w:ilvl="0">
       <w:startOverride w:val="3"/>
@@ -41031,7 +40965,7 @@
       <w:startOverride w:val="3"/>
     </w:lvlOverride>
   </w:num>
-  <w:num w:numId="19" w16cid:durableId="806556811">
+  <w:num w:numId="19" w16cid:durableId="1018316023">
     <w:abstractNumId w:val="4"/>
     <w:lvlOverride w:ilvl="0">
       <w:startOverride w:val="3"/>
@@ -41061,7 +40995,7 @@
       <w:startOverride w:val="3"/>
     </w:lvlOverride>
   </w:num>
-  <w:num w:numId="20" w16cid:durableId="513542109">
+  <w:num w:numId="20" w16cid:durableId="1479298112">
     <w:abstractNumId w:val="2"/>
     <w:lvlOverride w:ilvl="0">
       <w:startOverride w:val="1"/>
@@ -41091,7 +41025,7 @@
       <w:startOverride w:val="1"/>
     </w:lvlOverride>
   </w:num>
-  <w:num w:numId="21" w16cid:durableId="1801413122">
+  <w:num w:numId="21" w16cid:durableId="75716123">
     <w:abstractNumId w:val="2"/>
     <w:lvlOverride w:ilvl="0">
       <w:startOverride w:val="1"/>
@@ -41121,7 +41055,7 @@
       <w:startOverride w:val="1"/>
     </w:lvlOverride>
   </w:num>
-  <w:num w:numId="22" w16cid:durableId="1403020554">
+  <w:num w:numId="22" w16cid:durableId="819928445">
     <w:abstractNumId w:val="3"/>
     <w:lvlOverride w:ilvl="0">
       <w:startOverride w:val="2"/>
@@ -41151,7 +41085,7 @@
       <w:startOverride w:val="2"/>
     </w:lvlOverride>
   </w:num>
-  <w:num w:numId="23" w16cid:durableId="309945073">
+  <w:num w:numId="23" w16cid:durableId="202401104">
     <w:abstractNumId w:val="3"/>
     <w:lvlOverride w:ilvl="0">
       <w:startOverride w:val="2"/>
@@ -41181,7 +41115,7 @@
       <w:startOverride w:val="2"/>
     </w:lvlOverride>
   </w:num>
-  <w:num w:numId="24" w16cid:durableId="1787698525">
+  <w:num w:numId="24" w16cid:durableId="86266798">
     <w:abstractNumId w:val="4"/>
     <w:lvlOverride w:ilvl="0">
       <w:startOverride w:val="3"/>
@@ -41211,7 +41145,7 @@
       <w:startOverride w:val="3"/>
     </w:lvlOverride>
   </w:num>
-  <w:num w:numId="25" w16cid:durableId="1606381559">
+  <w:num w:numId="25" w16cid:durableId="536427688">
     <w:abstractNumId w:val="4"/>
     <w:lvlOverride w:ilvl="0">
       <w:startOverride w:val="3"/>
@@ -41241,7 +41175,7 @@
       <w:startOverride w:val="3"/>
     </w:lvlOverride>
   </w:num>
-  <w:num w:numId="26" w16cid:durableId="559370376">
+  <w:num w:numId="26" w16cid:durableId="1930573613">
     <w:abstractNumId w:val="2"/>
     <w:lvlOverride w:ilvl="0">
       <w:startOverride w:val="1"/>
@@ -41271,7 +41205,7 @@
       <w:startOverride w:val="1"/>
     </w:lvlOverride>
   </w:num>
-  <w:num w:numId="27" w16cid:durableId="38893894">
+  <w:num w:numId="27" w16cid:durableId="2031638302">
     <w:abstractNumId w:val="2"/>
     <w:lvlOverride w:ilvl="0">
       <w:startOverride w:val="1"/>
@@ -41301,7 +41235,7 @@
       <w:startOverride w:val="1"/>
     </w:lvlOverride>
   </w:num>
-  <w:num w:numId="28" w16cid:durableId="740907925">
+  <w:num w:numId="28" w16cid:durableId="1614441785">
     <w:abstractNumId w:val="3"/>
     <w:lvlOverride w:ilvl="0">
       <w:startOverride w:val="2"/>
@@ -41331,7 +41265,7 @@
       <w:startOverride w:val="2"/>
     </w:lvlOverride>
   </w:num>
-  <w:num w:numId="29" w16cid:durableId="327096396">
+  <w:num w:numId="29" w16cid:durableId="370615916">
     <w:abstractNumId w:val="3"/>
     <w:lvlOverride w:ilvl="0">
       <w:startOverride w:val="2"/>
@@ -41361,7 +41295,7 @@
       <w:startOverride w:val="2"/>
     </w:lvlOverride>
   </w:num>
-  <w:num w:numId="30" w16cid:durableId="2073656378">
+  <w:num w:numId="30" w16cid:durableId="1949115891">
     <w:abstractNumId w:val="4"/>
     <w:lvlOverride w:ilvl="0">
       <w:startOverride w:val="3"/>
@@ -41391,7 +41325,7 @@
       <w:startOverride w:val="3"/>
     </w:lvlOverride>
   </w:num>
-  <w:num w:numId="31" w16cid:durableId="585766515">
+  <w:num w:numId="31" w16cid:durableId="1960068952">
     <w:abstractNumId w:val="4"/>
     <w:lvlOverride w:ilvl="0">
       <w:startOverride w:val="3"/>
@@ -41421,7 +41355,7 @@
       <w:startOverride w:val="3"/>
     </w:lvlOverride>
   </w:num>
-  <w:num w:numId="32" w16cid:durableId="1240671281">
+  <w:num w:numId="32" w16cid:durableId="1587878818">
     <w:abstractNumId w:val="2"/>
     <w:lvlOverride w:ilvl="0">
       <w:startOverride w:val="1"/>
@@ -41451,7 +41385,7 @@
       <w:startOverride w:val="1"/>
     </w:lvlOverride>
   </w:num>
-  <w:num w:numId="33" w16cid:durableId="2137020088">
+  <w:num w:numId="33" w16cid:durableId="2141219665">
     <w:abstractNumId w:val="2"/>
     <w:lvlOverride w:ilvl="0">
       <w:startOverride w:val="1"/>
@@ -41481,7 +41415,7 @@
       <w:startOverride w:val="1"/>
     </w:lvlOverride>
   </w:num>
-  <w:num w:numId="34" w16cid:durableId="1900282415">
+  <w:num w:numId="34" w16cid:durableId="1703700088">
     <w:abstractNumId w:val="3"/>
     <w:lvlOverride w:ilvl="0">
       <w:startOverride w:val="2"/>
@@ -41511,7 +41445,7 @@
       <w:startOverride w:val="2"/>
     </w:lvlOverride>
   </w:num>
-  <w:num w:numId="35" w16cid:durableId="321127763">
+  <w:num w:numId="35" w16cid:durableId="271592296">
     <w:abstractNumId w:val="3"/>
     <w:lvlOverride w:ilvl="0">
       <w:startOverride w:val="2"/>
@@ -41541,7 +41475,7 @@
       <w:startOverride w:val="2"/>
     </w:lvlOverride>
   </w:num>
-  <w:num w:numId="36" w16cid:durableId="624700060">
+  <w:num w:numId="36" w16cid:durableId="1456751229">
     <w:abstractNumId w:val="4"/>
     <w:lvlOverride w:ilvl="0">
       <w:startOverride w:val="3"/>
@@ -41571,7 +41505,7 @@
       <w:startOverride w:val="3"/>
     </w:lvlOverride>
   </w:num>
-  <w:num w:numId="37" w16cid:durableId="386028919">
+  <w:num w:numId="37" w16cid:durableId="2090493723">
     <w:abstractNumId w:val="4"/>
     <w:lvlOverride w:ilvl="0">
       <w:startOverride w:val="3"/>
@@ -41601,13 +41535,13 @@
       <w:startOverride w:val="3"/>
     </w:lvlOverride>
   </w:num>
-  <w:num w:numId="38" w16cid:durableId="2034915161">
+  <w:num w:numId="38" w16cid:durableId="973563345">
     <w:abstractNumId w:val="1"/>
   </w:num>
-  <w:num w:numId="39" w16cid:durableId="2117939032">
+  <w:num w:numId="39" w16cid:durableId="1036466331">
     <w:abstractNumId w:val="1"/>
   </w:num>
-  <w:num w:numId="40" w16cid:durableId="586156127">
+  <w:num w:numId="40" w16cid:durableId="100610977">
     <w:abstractNumId w:val="2"/>
     <w:lvlOverride w:ilvl="0">
       <w:startOverride w:val="1"/>
@@ -41637,7 +41571,7 @@
       <w:startOverride w:val="1"/>
     </w:lvlOverride>
   </w:num>
-  <w:num w:numId="41" w16cid:durableId="317609388">
+  <w:num w:numId="41" w16cid:durableId="717126303">
     <w:abstractNumId w:val="2"/>
     <w:lvlOverride w:ilvl="0">
       <w:startOverride w:val="1"/>
@@ -41667,7 +41601,7 @@
       <w:startOverride w:val="1"/>
     </w:lvlOverride>
   </w:num>
-  <w:num w:numId="42" w16cid:durableId="1491671329">
+  <w:num w:numId="42" w16cid:durableId="1699283204">
     <w:abstractNumId w:val="3"/>
     <w:lvlOverride w:ilvl="0">
       <w:startOverride w:val="2"/>
@@ -41697,7 +41631,7 @@
       <w:startOverride w:val="2"/>
     </w:lvlOverride>
   </w:num>
-  <w:num w:numId="43" w16cid:durableId="1446921992">
+  <w:num w:numId="43" w16cid:durableId="1484928092">
     <w:abstractNumId w:val="3"/>
     <w:lvlOverride w:ilvl="0">
       <w:startOverride w:val="2"/>
@@ -41727,13 +41661,13 @@
       <w:startOverride w:val="2"/>
     </w:lvlOverride>
   </w:num>
-  <w:num w:numId="44" w16cid:durableId="124736583">
+  <w:num w:numId="44" w16cid:durableId="1149975165">
     <w:abstractNumId w:val="1"/>
   </w:num>
-  <w:num w:numId="45" w16cid:durableId="1408846538">
+  <w:num w:numId="45" w16cid:durableId="1277952549">
     <w:abstractNumId w:val="1"/>
   </w:num>
-  <w:num w:numId="46" w16cid:durableId="180557508">
+  <w:num w:numId="46" w16cid:durableId="412551599">
     <w:abstractNumId w:val="2"/>
     <w:lvlOverride w:ilvl="0">
       <w:startOverride w:val="1"/>
@@ -41763,7 +41697,7 @@
       <w:startOverride w:val="1"/>
     </w:lvlOverride>
   </w:num>
-  <w:num w:numId="47" w16cid:durableId="1039553072">
+  <w:num w:numId="47" w16cid:durableId="379091407">
     <w:abstractNumId w:val="2"/>
     <w:lvlOverride w:ilvl="0">
       <w:startOverride w:val="1"/>
@@ -41793,13 +41727,13 @@
       <w:startOverride w:val="1"/>
     </w:lvlOverride>
   </w:num>
-  <w:num w:numId="48" w16cid:durableId="1610820784">
+  <w:num w:numId="48" w16cid:durableId="549613610">
     <w:abstractNumId w:val="1"/>
   </w:num>
-  <w:num w:numId="49" w16cid:durableId="1364359195">
+  <w:num w:numId="49" w16cid:durableId="813065988">
     <w:abstractNumId w:val="1"/>
   </w:num>
-  <w:num w:numId="50" w16cid:durableId="214971469">
+  <w:num w:numId="50" w16cid:durableId="2070373880">
     <w:abstractNumId w:val="2"/>
     <w:lvlOverride w:ilvl="0">
       <w:startOverride w:val="1"/>
@@ -41829,7 +41763,7 @@
       <w:startOverride w:val="1"/>
     </w:lvlOverride>
   </w:num>
-  <w:num w:numId="51" w16cid:durableId="1874151355">
+  <w:num w:numId="51" w16cid:durableId="262417662">
     <w:abstractNumId w:val="2"/>
     <w:lvlOverride w:ilvl="0">
       <w:startOverride w:val="1"/>
@@ -41859,25 +41793,25 @@
       <w:startOverride w:val="1"/>
     </w:lvlOverride>
   </w:num>
-  <w:num w:numId="52" w16cid:durableId="2010520091">
+  <w:num w:numId="52" w16cid:durableId="1996369634">
     <w:abstractNumId w:val="1"/>
   </w:num>
-  <w:num w:numId="53" w16cid:durableId="301885932">
+  <w:num w:numId="53" w16cid:durableId="2074234754">
     <w:abstractNumId w:val="1"/>
   </w:num>
-  <w:num w:numId="54" w16cid:durableId="1886483219">
+  <w:num w:numId="54" w16cid:durableId="1087188089">
     <w:abstractNumId w:val="1"/>
   </w:num>
-  <w:num w:numId="55" w16cid:durableId="449594707">
+  <w:num w:numId="55" w16cid:durableId="133259531">
     <w:abstractNumId w:val="1"/>
   </w:num>
-  <w:num w:numId="56" w16cid:durableId="1534801250">
+  <w:num w:numId="56" w16cid:durableId="690572768">
     <w:abstractNumId w:val="1"/>
   </w:num>
-  <w:num w:numId="57" w16cid:durableId="1705786798">
+  <w:num w:numId="57" w16cid:durableId="279268820">
     <w:abstractNumId w:val="1"/>
   </w:num>
-  <w:num w:numId="58" w16cid:durableId="2016566712">
+  <w:num w:numId="58" w16cid:durableId="1495488269">
     <w:abstractNumId w:val="1"/>
   </w:num>
   <w:numIdMacAtCleanup w:val="58"/>
@@ -43118,7 +43052,7 @@
     <w:name w:val="header"/>
     <w:basedOn w:val="a"/>
     <w:link w:val="Char2"/>
-    <w:rsid w:val="00EE2660"/>
+    <w:rsid w:val="00137867"/>
     <w:pPr>
       <w:tabs>
         <w:tab w:val="center" w:pos="4513"/>
@@ -43131,13 +43065,13 @@
     <w:name w:val="머리글 Char"/>
     <w:basedOn w:val="a1"/>
     <w:link w:val="ad"/>
-    <w:rsid w:val="00EE2660"/>
+    <w:rsid w:val="00137867"/>
   </w:style>
   <w:style w:type="paragraph" w:styleId="ae">
     <w:name w:val="footer"/>
     <w:basedOn w:val="a"/>
     <w:link w:val="Char3"/>
-    <w:rsid w:val="00EE2660"/>
+    <w:rsid w:val="00137867"/>
     <w:pPr>
       <w:tabs>
         <w:tab w:val="center" w:pos="4513"/>
@@ -43150,7 +43084,7 @@
     <w:name w:val="바닥글 Char"/>
     <w:basedOn w:val="a1"/>
     <w:link w:val="ae"/>
-    <w:rsid w:val="00EE2660"/>
+    <w:rsid w:val="00137867"/>
   </w:style>
 </w:styles>
 </file>

--- a/ko/paper/paper_bilingual.docx
+++ b/ko/paper/paper_bilingual.docx
@@ -491,7 +491,7 @@
         <w:t>, most prominently the performer-elected exposition repeat. We present an open-source, web-based tool that synchronizes a MusicXML score, audio playback, and a two-level formal-analysis layer (sections × theme zones) along a single timeline, demonstrated on Mozart’s Piano Sonata in C major, K. 545, first movement (73 measures). The system renders MusicXML through OpenSheetMusicDisplay and paints section and theme-zone colors directly onto the score at the measure level. We introduce an exposition-repeat fol</w:t>
       </w:r>
       <w:r>
-        <w:t>ding map: a piecewise non-monotonic time function that preserves analytical monotonicity under performer- elected repeats. A WebAudio metronome fallback and a bundled Public Domain reference recording let the tool work without setup on the public deployment, and the analysis schema is interoperable with the Algomus annotation conventions for Mozart sonata corpora. The tool, schema, and reference data are publicly available at https://rosyrosys.github.io/sonata-form-viz/ (Zenodo: 10.5281/zenodo.20108497).</w:t>
+        <w:t>ding map: a piecewise non-monotonic time function that preserves analytical monotonicity under performer- elected repeats, an edge case that no prior open music-visualization system has addressed with an explicit time map. Together, the tool and the released analysis schema provide an open infrastructure for both classroom teaching of formal hierarchy and downstream computational reuse on other works in the sonata-form repertoire.</w:t>
       </w:r>
     </w:p>
     <w:p>
@@ -1231,78 +1231,120 @@
         <w:t xml:space="preserve"> </w:t>
       </w:r>
       <w:r>
-        <w:t>함수이다</w:t>
-      </w:r>
-      <w:r>
-        <w:t xml:space="preserve">. WebAudio </w:t>
-      </w:r>
-      <w:r>
-        <w:t>메트로놈</w:t>
-      </w:r>
-      <w:r>
-        <w:t xml:space="preserve"> </w:t>
-      </w:r>
-      <w:r>
-        <w:t>폴백과</w:t>
-      </w:r>
-      <w:r>
-        <w:t xml:space="preserve"> </w:t>
-      </w:r>
-      <w:r>
-        <w:t>번들</w:t>
-      </w:r>
-      <w:r>
-        <w:t xml:space="preserve"> Public Domain </w:t>
-      </w:r>
-      <w:r>
-        <w:t>참조</w:t>
-      </w:r>
-      <w:r>
-        <w:t xml:space="preserve"> </w:t>
-      </w:r>
-      <w:r>
-        <w:t>녹음이</w:t>
-      </w:r>
-      <w:r>
-        <w:t xml:space="preserve"> </w:t>
-      </w:r>
-      <w:r>
-        <w:t>별도</w:t>
-      </w:r>
-      <w:r>
-        <w:t xml:space="preserve"> </w:t>
-      </w:r>
-      <w:r>
-        <w:t>설정</w:t>
-      </w:r>
-      <w:r>
-        <w:t xml:space="preserve"> </w:t>
-      </w:r>
-      <w:r>
-        <w:t>없이</w:t>
-      </w:r>
-      <w:r>
-        <w:t xml:space="preserve"> </w:t>
-      </w:r>
-      <w:r>
-        <w:t>도구를</w:t>
-      </w:r>
-      <w:r>
-        <w:t xml:space="preserve"> </w:t>
-      </w:r>
-      <w:r>
-        <w:t>작동하게</w:t>
-      </w:r>
-      <w:r>
-        <w:t xml:space="preserve"> </w:t>
-      </w:r>
-      <w:r>
-        <w:t>하며</w:t>
+        <w:t>함수이며</w:t>
       </w:r>
       <w:r>
         <w:t xml:space="preserve">, </w:t>
       </w:r>
       <w:r>
+        <w:t>저자들이</w:t>
+      </w:r>
+      <w:r>
+        <w:t xml:space="preserve"> </w:t>
+      </w:r>
+      <w:r>
+        <w:t>알기로</w:t>
+      </w:r>
+      <w:r>
+        <w:t xml:space="preserve"> </w:t>
+      </w:r>
+      <w:r>
+        <w:t>어떤</w:t>
+      </w:r>
+      <w:r>
+        <w:t xml:space="preserve"> </w:t>
+      </w:r>
+      <w:r>
+        <w:t>기존</w:t>
+      </w:r>
+      <w:r>
+        <w:t xml:space="preserve"> </w:t>
+      </w:r>
+      <w:r>
+        <w:t>오픈</w:t>
+      </w:r>
+      <w:r>
+        <w:t xml:space="preserve"> </w:t>
+      </w:r>
+      <w:r>
+        <w:t>음악</w:t>
+      </w:r>
+      <w:r>
+        <w:t xml:space="preserve"> </w:t>
+      </w:r>
+      <w:r>
+        <w:t>시각화</w:t>
+      </w:r>
+      <w:r>
+        <w:t xml:space="preserve"> </w:t>
+      </w:r>
+      <w:r>
+        <w:t>시스템도</w:t>
+      </w:r>
+      <w:r>
+        <w:t xml:space="preserve"> </w:t>
+      </w:r>
+      <w:r>
+        <w:t>이</w:t>
+      </w:r>
+      <w:r>
+        <w:t xml:space="preserve"> </w:t>
+      </w:r>
+      <w:r>
+        <w:t>사례를</w:t>
+      </w:r>
+      <w:r>
+        <w:t xml:space="preserve"> </w:t>
+      </w:r>
+      <w:r>
+        <w:t>명시적</w:t>
+      </w:r>
+      <w:r>
+        <w:t xml:space="preserve"> </w:t>
+      </w:r>
+      <w:r>
+        <w:t>시간</w:t>
+      </w:r>
+      <w:r>
+        <w:t xml:space="preserve"> </w:t>
+      </w:r>
+      <w:r>
+        <w:t>맵으로</w:t>
+      </w:r>
+      <w:r>
+        <w:t xml:space="preserve"> </w:t>
+      </w:r>
+      <w:r>
+        <w:t>처리하지</w:t>
+      </w:r>
+      <w:r>
+        <w:t xml:space="preserve"> </w:t>
+      </w:r>
+      <w:r>
+        <w:t>않는다</w:t>
+      </w:r>
+      <w:r>
+        <w:t xml:space="preserve">. </w:t>
+      </w:r>
+      <w:r>
+        <w:t>본</w:t>
+      </w:r>
+      <w:r>
+        <w:t xml:space="preserve"> </w:t>
+      </w:r>
+      <w:r>
+        <w:t>도구와</w:t>
+      </w:r>
+      <w:r>
+        <w:t xml:space="preserve"> </w:t>
+      </w:r>
+      <w:r>
+        <w:t>공개되는</w:t>
+      </w:r>
+      <w:r>
+        <w:t xml:space="preserve"> </w:t>
+      </w:r>
+      <w:r>
         <w:t>분석</w:t>
       </w:r>
       <w:r>
@@ -1315,7 +1357,25 @@
         <w:t xml:space="preserve"> </w:t>
       </w:r>
       <w:r>
-        <w:t>모차르트</w:t>
+        <w:t>형식</w:t>
+      </w:r>
+      <w:r>
+        <w:t xml:space="preserve"> </w:t>
+      </w:r>
+      <w:r>
+        <w:t>위계의</w:t>
+      </w:r>
+      <w:r>
+        <w:t xml:space="preserve"> </w:t>
+      </w:r>
+      <w:r>
+        <w:t>교실</w:t>
+      </w:r>
+      <w:r>
+        <w:t xml:space="preserve"> </w:t>
+      </w:r>
+      <w:r>
+        <w:t>교수와</w:t>
       </w:r>
       <w:r>
         <w:t xml:space="preserve"> </w:t>
@@ -1327,74 +1387,85 @@
         <w:t xml:space="preserve"> </w:t>
       </w:r>
       <w:r>
-        <w:t>코퍼스에</w:t>
-      </w:r>
-      <w:r>
-        <w:t xml:space="preserve"> </w:t>
-      </w:r>
-      <w:r>
-        <w:t>대한</w:t>
-      </w:r>
-      <w:r>
-        <w:t xml:space="preserve"> Algomus </w:t>
-      </w:r>
-      <w:r>
-        <w:t>주석</w:t>
-      </w:r>
-      <w:r>
-        <w:t xml:space="preserve"> </w:t>
-      </w:r>
-      <w:r>
-        <w:t>컨벤션과</w:t>
-      </w:r>
-      <w:r>
-        <w:t xml:space="preserve"> </w:t>
-      </w:r>
-      <w:r>
-        <w:t>상호운용</w:t>
-      </w:r>
-      <w:r>
-        <w:t xml:space="preserve"> </w:t>
-      </w:r>
-      <w:r>
-        <w:lastRenderedPageBreak/>
-        <w:t>가능하다</w:t>
-      </w:r>
-      <w:r>
-        <w:t xml:space="preserve">. </w:t>
-      </w:r>
-      <w:r>
-        <w:t>도구</w:t>
-      </w:r>
-      <w:r>
-        <w:t xml:space="preserve">, </w:t>
-      </w:r>
-      <w:r>
-        <w:t>스키마</w:t>
-      </w:r>
-      <w:r>
-        <w:t xml:space="preserve">, </w:t>
-      </w:r>
-      <w:r>
-        <w:t>참조</w:t>
-      </w:r>
-      <w:r>
-        <w:t xml:space="preserve"> </w:t>
-      </w:r>
-      <w:r>
-        <w:t>데이터는</w:t>
-      </w:r>
-      <w:r>
-        <w:t xml:space="preserve"> https://rosyrosys.github.io/sonata-form-viz/ (Zenodo: 10.5281/zenodo.20108497) </w:t>
-      </w:r>
-      <w:r>
-        <w:t>에서</w:t>
-      </w:r>
-      <w:r>
-        <w:t xml:space="preserve"> </w:t>
-      </w:r>
-      <w:r>
-        <w:t>공개된다</w:t>
+        <w:t>형식</w:t>
+      </w:r>
+      <w:r>
+        <w:t xml:space="preserve"> </w:t>
+      </w:r>
+      <w:r>
+        <w:t>레퍼토리의</w:t>
+      </w:r>
+      <w:r>
+        <w:t xml:space="preserve"> </w:t>
+      </w:r>
+      <w:r>
+        <w:t>다른</w:t>
+      </w:r>
+      <w:r>
+        <w:t xml:space="preserve"> </w:t>
+      </w:r>
+      <w:r>
+        <w:t>작품들로의</w:t>
+      </w:r>
+      <w:r>
+        <w:t xml:space="preserve"> </w:t>
+      </w:r>
+      <w:r>
+        <w:t>다운스트림</w:t>
+      </w:r>
+      <w:r>
+        <w:t xml:space="preserve"> </w:t>
+      </w:r>
+      <w:r>
+        <w:t>컴퓨테이셔널</w:t>
+      </w:r>
+      <w:r>
+        <w:t xml:space="preserve"> </w:t>
+      </w:r>
+      <w:r>
+        <w:t>재사용을</w:t>
+      </w:r>
+      <w:r>
+        <w:t xml:space="preserve"> </w:t>
+      </w:r>
+      <w:r>
+        <w:t>위한</w:t>
+      </w:r>
+      <w:r>
+        <w:t xml:space="preserve"> </w:t>
+      </w:r>
+      <w:r>
+        <w:rPr>
+          <w:i/>
+          <w:iCs/>
+        </w:rPr>
+        <w:t>오픈</w:t>
+      </w:r>
+      <w:r>
+        <w:rPr>
+          <w:i/>
+          <w:iCs/>
+        </w:rPr>
+        <w:t xml:space="preserve"> </w:t>
+      </w:r>
+      <w:r>
+        <w:rPr>
+          <w:i/>
+          <w:iCs/>
+        </w:rPr>
+        <w:t>인프라</w:t>
+      </w:r>
+      <w:r>
+        <w:t xml:space="preserve"> </w:t>
+      </w:r>
+      <w:r>
+        <w:t>를</w:t>
+      </w:r>
+      <w:r>
+        <w:t xml:space="preserve"> </w:t>
+      </w:r>
+      <w:r>
+        <w:t>제공한다</w:t>
       </w:r>
       <w:r>
         <w:t>.</w:t>
@@ -1409,6 +1480,7 @@
           <w:b/>
           <w:bCs/>
         </w:rPr>
+        <w:lastRenderedPageBreak/>
         <w:t>Word Count:</w:t>
       </w:r>
       <w:r>
@@ -3088,8 +3160,10 @@
         <w:pStyle w:val="a8"/>
       </w:pPr>
       <w:r>
-        <w:lastRenderedPageBreak/>
-        <w:t>This paper presents an open-source tool designed precisely to close that gap, evaluates its educational effect on undergraduate music-education majors, and releases its analytical data and source code under permissive licenses for community reuse.</w:t>
+        <w:t xml:space="preserve">This paper presents an open-source tool designed precisely to close </w:t>
+      </w:r>
+      <w:r>
+        <w:t>that gap, evaluates its educational effect on undergraduate music-education majors, and releases its analytical data and source code under permissive licenses for community reuse.</w:t>
       </w:r>
     </w:p>
     <w:p>
@@ -3097,6 +3171,7 @@
         <w:pStyle w:val="FirstParagraph"/>
       </w:pPr>
       <w:r>
+        <w:lastRenderedPageBreak/>
         <w:t>본</w:t>
       </w:r>
       <w:r>
@@ -4583,7 +4658,6 @@
           <w:b/>
           <w:bCs/>
         </w:rPr>
-        <w:lastRenderedPageBreak/>
         <w:t>비전형</w:t>
       </w:r>
       <w:r>
@@ -4841,6 +4915,7 @@
         <w:pStyle w:val="a8"/>
       </w:pPr>
       <w:r>
+        <w:lastRenderedPageBreak/>
         <w:t>Empirical validation of learning effects is reserved for a planned randomized controlled trial; the present contribution is the open infrastructure layer on which such evaluation can be built.</w:t>
       </w:r>
     </w:p>
@@ -6428,7 +6503,6 @@
               <w:rPr>
                 <w:sz w:val="20"/>
               </w:rPr>
-              <w:lastRenderedPageBreak/>
               <w:t xml:space="preserve">Mayer </w:t>
             </w:r>
             <w:r>
@@ -6788,6 +6862,7 @@
               <w:rPr>
                 <w:sz w:val="20"/>
               </w:rPr>
+              <w:lastRenderedPageBreak/>
               <w:t>공간적</w:t>
             </w:r>
             <w:r>
@@ -8593,23 +8668,26 @@
           <w:b/>
           <w:bCs/>
         </w:rPr>
+        <w:t>A two-level analytical schema treated as primary data.</w:t>
+      </w:r>
+      <w:r>
+        <w:t xml:space="preserve"> Our </w:t>
+      </w:r>
+      <w:r>
+        <w:rPr>
+          <w:rStyle w:val="VerbatimChar"/>
+        </w:rPr>
+        <w:t>sonata_structure.json</w:t>
+      </w:r>
+      <w:r>
+        <w:t xml:space="preserve"> is not metadata attached to a Dezrann </w:t>
+      </w:r>
+      <w:r>
+        <w:t xml:space="preserve">annotation but a stand-alone, peer-reviewable, versioned object licensed CC BY 4.0. This makes it directly reusable in MIR pipelines and in derivative </w:t>
+      </w:r>
+      <w:r>
         <w:lastRenderedPageBreak/>
-        <w:t>A two-level analytical schema treated as primary data.</w:t>
-      </w:r>
-      <w:r>
-        <w:t xml:space="preserve"> Our </w:t>
-      </w:r>
-      <w:r>
-        <w:rPr>
-          <w:rStyle w:val="VerbatimChar"/>
-        </w:rPr>
-        <w:t>sonata_structure.json</w:t>
-      </w:r>
-      <w:r>
-        <w:t xml:space="preserve"> </w:t>
-      </w:r>
-      <w:r>
-        <w:t>is not metadata attached to a Dezrann annotation but a stand-alone, peer-reviewable, versioned object licensed CC BY 4.0. This makes it directly reusable in MIR pipelines and in derivative analyses of other works, in the same sense that the Allegraud et al. (2019) sonata-form corpus has been reused.</w:t>
+        <w:t>analyses of other works, in the same sense that the Allegraud et al. (2019) sonata-form corpus has been reused.</w:t>
       </w:r>
     </w:p>
     <w:p>
@@ -11752,14 +11830,7 @@
               <w:rPr>
                 <w:sz w:val="20"/>
               </w:rPr>
-              <w:t xml:space="preserve">Dezrann (Ballester et </w:t>
-            </w:r>
-            <w:r>
-              <w:rPr>
-                <w:sz w:val="20"/>
-              </w:rPr>
-              <w:lastRenderedPageBreak/>
-              <w:t>al. 2025)</w:t>
+              <w:t>Dezrann (Ballester et al. 2025)</w:t>
             </w:r>
           </w:p>
         </w:tc>
@@ -11778,7 +11849,6 @@
               <w:rPr>
                 <w:sz w:val="20"/>
               </w:rPr>
-              <w:lastRenderedPageBreak/>
               <w:t>✓</w:t>
             </w:r>
             <w:r>
@@ -11803,7 +11873,6 @@
               <w:rPr>
                 <w:sz w:val="20"/>
               </w:rPr>
-              <w:lastRenderedPageBreak/>
               <w:t>기반</w:t>
             </w:r>
             <w:r>
@@ -11829,7 +11898,6 @@
               <w:rPr>
                 <w:sz w:val="20"/>
               </w:rPr>
-              <w:lastRenderedPageBreak/>
               <w:t>✓</w:t>
             </w:r>
           </w:p>
@@ -11867,7 +11935,6 @@
               <w:rPr>
                 <w:sz w:val="20"/>
               </w:rPr>
-              <w:lastRenderedPageBreak/>
               <w:t>라벨</w:t>
             </w:r>
             <w:r>
@@ -11893,7 +11960,6 @@
               <w:rPr>
                 <w:sz w:val="20"/>
               </w:rPr>
-              <w:lastRenderedPageBreak/>
               <w:t>✓</w:t>
             </w:r>
           </w:p>
@@ -12191,10 +12257,8 @@
         <w:pStyle w:val="a8"/>
       </w:pPr>
       <w:r>
-        <w:t xml:space="preserve">The novelty claim is therefore narrower than “first open-source sonata-form visualization”: it is </w:t>
-      </w:r>
-      <w:r>
-        <w:t>“first open-source, learner-facing tool combining measure-painted hierarchical formal color, score-audio synchronization, and a separable analysis-as-data schema.”</w:t>
+        <w:lastRenderedPageBreak/>
+        <w:t>The novelty claim is therefore narrower than “first open-source sonata-form visualization”: it is “first open-source, learner-facing tool combining measure-painted hierarchical formal color, score-audio synchronization, and a separable analysis-as-data schema.”</w:t>
       </w:r>
     </w:p>
     <w:p>
@@ -13834,11 +13898,7 @@
         <w:t>Sonata Theory</w:t>
       </w:r>
       <w:r>
-        <w:t xml:space="preserve"> framework of Hepokoski and Darcy (2006), simplified for pedagogical use by </w:t>
-      </w:r>
-      <w:r>
-        <w:lastRenderedPageBreak/>
-        <w:t>collapsing the transition into the primary-theme zone when the latter is harmonically continuous.</w:t>
+        <w:t xml:space="preserve"> framework of Hepokoski and Darcy (2006), simplified for pedagogical use by collapsing the transition into the primary-theme zone when the latter is harmonically continuous.</w:t>
       </w:r>
     </w:p>
     <w:p>
@@ -14093,13 +14153,14 @@
           <w:b/>
           <w:bCs/>
         </w:rPr>
+        <w:lastRenderedPageBreak/>
         <w:t>Table 2.</w:t>
       </w:r>
       <w:r>
-        <w:t xml:space="preserve"> </w:t>
-      </w:r>
-      <w:r>
-        <w:t>Two-level formal analysis of K. 545, mvt. I (73 measures). Times are given for a representative recording at ♩ ≈ 132 with the exposition repeat taken.</w:t>
+        <w:t xml:space="preserve"> Two-level formal analysis of K. 545, mvt. I (73 measures). </w:t>
+      </w:r>
+      <w:r>
+        <w:t>Times are given for a representative recording at ♩ ≈ 132 with the exposition repeat taken.</w:t>
       </w:r>
     </w:p>
     <w:p>
@@ -16786,7 +16847,6 @@
       <w:bookmarkStart w:id="15" w:name="X102d230668685e3f2de73b2fa949c9a68009811"/>
       <w:bookmarkEnd w:id="14"/>
       <w:r>
-        <w:lastRenderedPageBreak/>
         <w:t xml:space="preserve">3.3 The Subdominant Recapitulation: Functional Logic / </w:t>
       </w:r>
       <w:r>
@@ -17029,6 +17089,7 @@
         <w:t xml:space="preserve"> </w:t>
       </w:r>
       <w:r>
+        <w:lastRenderedPageBreak/>
         <w:t>교재</w:t>
       </w:r>
       <w:r>
@@ -18265,7 +18326,6 @@
       <w:bookmarkStart w:id="17" w:name="Xde83e9a112312fe556751177b45e8b635adcf5b"/>
       <w:bookmarkEnd w:id="16"/>
       <w:r>
-        <w:lastRenderedPageBreak/>
         <w:t xml:space="preserve">Why this matters pedagogically / </w:t>
       </w:r>
       <w:r>
@@ -18381,6 +18441,7 @@
           <w:b/>
           <w:bCs/>
         </w:rPr>
+        <w:lastRenderedPageBreak/>
         <w:t>“</w:t>
       </w:r>
       <w:r>
@@ -20025,7 +20086,6 @@
         <w:pStyle w:val="FirstParagraph"/>
       </w:pPr>
       <w:r>
-        <w:lastRenderedPageBreak/>
         <w:t>조금</w:t>
       </w:r>
       <w:r>
@@ -20551,6 +20611,7 @@
       <w:bookmarkStart w:id="19" w:name="Xee1a60cc01319c3600f9fa790ff9f5b97b47447"/>
       <w:bookmarkEnd w:id="18"/>
       <w:r>
+        <w:lastRenderedPageBreak/>
         <w:t xml:space="preserve">How the tool surfaces these insights / </w:t>
       </w:r>
       <w:r>
@@ -22134,7 +22195,6 @@
         <w:t xml:space="preserve"> </w:t>
       </w:r>
       <w:r>
-        <w:lastRenderedPageBreak/>
         <w:t>견고한</w:t>
       </w:r>
       <w:r>
@@ -22578,6 +22638,7 @@
                 <w:bCs/>
                 <w:sz w:val="20"/>
               </w:rPr>
+              <w:lastRenderedPageBreak/>
               <w:t>Analytical pane</w:t>
             </w:r>
           </w:p>
@@ -24592,7 +24653,6 @@
       <w:bookmarkStart w:id="23" w:name="the-analysis-layer-as-data-데이터로서의-분석-계층"/>
       <w:bookmarkEnd w:id="22"/>
       <w:r>
-        <w:lastRenderedPageBreak/>
         <w:t xml:space="preserve">4.3 The Analysis Layer as Data / </w:t>
       </w:r>
       <w:r>
@@ -24775,6 +24835,7 @@
         <w:t xml:space="preserve"> </w:t>
       </w:r>
       <w:r>
+        <w:lastRenderedPageBreak/>
         <w:t>커뮤니티</w:t>
       </w:r>
       <w:r>
@@ -26013,7 +26074,6 @@
           <w:b/>
           <w:bCs/>
         </w:rPr>
-        <w:lastRenderedPageBreak/>
         <w:t>재생</w:t>
       </w:r>
       <w:r>
@@ -26242,6 +26302,7 @@
       <w:bookmarkStart w:id="26" w:name="exposition-repeat-folding-제시부-반복-폴딩"/>
       <w:bookmarkEnd w:id="25"/>
       <w:r>
+        <w:lastRenderedPageBreak/>
         <w:t xml:space="preserve">4.5 Exposition Repeat Folding / </w:t>
       </w:r>
       <w:r>
@@ -26444,7 +26505,10 @@
         <w:t>초</w:t>
       </w:r>
       <w:r>
-        <w:t xml:space="preserve"> 0:00 – 0:55 </w:t>
+        <w:t xml:space="preserve"> </w:t>
+      </w:r>
+      <w:r>
+        <w:t xml:space="preserve">0:00 – 0:55 </w:t>
       </w:r>
       <w:r>
         <w:t>가</w:t>
@@ -26563,10 +26627,7 @@
         <w:t>Ignore the repeat.</w:t>
       </w:r>
       <w:r>
-        <w:t xml:space="preserve"> The cursor and analytical pane simply continue forward through audio time, and during the repeat the pane displays an off-by-one section (“development”) while the </w:t>
-      </w:r>
-      <w:r>
-        <w:t>listener is still in the exposition. Pedagogically misleading.</w:t>
+        <w:t xml:space="preserve"> The cursor and analytical pane simply continue forward through audio time, and during the repeat the pane displays an off-by-one section (“development”) while the listener is still in the exposition. Pedagogically misleading.</w:t>
       </w:r>
     </w:p>
     <w:p>
@@ -27393,7 +27454,6 @@
           <w:b/>
           <w:bCs/>
         </w:rPr>
-        <w:lastRenderedPageBreak/>
         <w:t>Post-repeat offset.</w:t>
       </w:r>
       <w:r>
@@ -27585,6 +27645,7 @@
           <w:b/>
           <w:bCs/>
         </w:rPr>
+        <w:lastRenderedPageBreak/>
         <w:t>반복</w:t>
       </w:r>
       <w:r>
@@ -29246,7 +29307,6 @@
       <w:bookmarkStart w:id="29" w:name="X96495330a7831c87099c237f922050369e89c44"/>
       <w:bookmarkEnd w:id="28"/>
       <w:r>
-        <w:lastRenderedPageBreak/>
         <w:t xml:space="preserve">5.2 Color Reveal and Section Identification (8 minutes) / </w:t>
       </w:r>
       <w:r>
@@ -29285,7 +29345,11 @@
         <w:pStyle w:val="a8"/>
       </w:pPr>
       <w:r>
-        <w:t xml:space="preserve">The teacher toggles section color on. The exposition / development / recapitulation tripartite division is now visible at a glance on the timeline; the same colors are simultaneously painted as measure-level overlays on the score. Students are asked to identify, by clicking the timeline segments, the boundary measures of each section. Because the colored regions are now both </w:t>
+        <w:t xml:space="preserve">The teacher toggles section color on. The exposition / development / recapitulation tripartite division is now visible at a glance on the timeline; the same colors are simultaneously painted as measure-level overlays on the score. Students are asked to identify, by clicking the timeline segments, the boundary measures of each section. Because the colored regions </w:t>
+      </w:r>
+      <w:r>
+        <w:lastRenderedPageBreak/>
+        <w:t xml:space="preserve">are now both </w:t>
       </w:r>
       <w:r>
         <w:rPr>
@@ -30229,7 +30293,10 @@
         <w:t>Loop on</w:t>
       </w:r>
       <w:r>
-        <w:t xml:space="preserve">. The teacher engages section loop and lets the class hear recap P for one full pass. The label “F major” is held in view. The visual and auditory representations of </w:t>
+        <w:t xml:space="preserve">. The teacher engages section loop and lets the class hear recap P for one full pass. The label “F major” is held in </w:t>
+      </w:r>
+      <w:r>
+        <w:t xml:space="preserve">view. The visual and auditory representations of </w:t>
       </w:r>
       <w:r>
         <w:rPr>
@@ -30818,7 +30885,6 @@
         <w:pStyle w:val="FirstParagraph"/>
       </w:pPr>
       <w:r>
-        <w:lastRenderedPageBreak/>
         <w:t>교사는</w:t>
       </w:r>
       <w:r>
@@ -30990,6 +31056,7 @@
         <w:pStyle w:val="a8"/>
       </w:pPr>
       <w:r>
+        <w:lastRenderedPageBreak/>
         <w:t xml:space="preserve">The schematic is now grounded in what the class has just heard </w:t>
       </w:r>
       <w:r>
@@ -32189,7 +32256,6 @@
           <w:b/>
           <w:bCs/>
         </w:rPr>
-        <w:lastRenderedPageBreak/>
         <w:t>형식</w:t>
       </w:r>
       <w:r>
@@ -32686,6 +32752,7 @@
           <w:b/>
           <w:bCs/>
         </w:rPr>
+        <w:lastRenderedPageBreak/>
         <w:t>저작권</w:t>
       </w:r>
       <w:r>
@@ -34323,7 +34390,6 @@
         <w:t xml:space="preserve"> </w:t>
       </w:r>
       <w:r>
-        <w:lastRenderedPageBreak/>
         <w:t>형식</w:t>
       </w:r>
       <w:r>
@@ -34541,6 +34607,7 @@
         <w:pStyle w:val="FirstParagraph"/>
       </w:pPr>
       <w:r>
+        <w:lastRenderedPageBreak/>
         <w:t>본</w:t>
       </w:r>
       <w:r>
@@ -36111,7 +36178,6 @@
         <w:t xml:space="preserve"> </w:t>
       </w:r>
       <w:r>
-        <w:lastRenderedPageBreak/>
         <w:t>파일을</w:t>
       </w:r>
       <w:r>
@@ -36494,6 +36560,7 @@
           <w:b/>
           <w:bCs/>
         </w:rPr>
+        <w:lastRenderedPageBreak/>
         <w:t>Dependencies.</w:t>
       </w:r>
       <w:r>
@@ -37709,7 +37776,6 @@
           <w:i/>
           <w:iCs/>
         </w:rPr>
-        <w:lastRenderedPageBreak/>
         <w:t>[</w:t>
       </w:r>
       <w:r>
@@ -37972,6 +38038,7 @@
       <w:bookmarkStart w:id="43" w:name="authors-contributions-저자-기여"/>
       <w:bookmarkEnd w:id="42"/>
       <w:r>
+        <w:lastRenderedPageBreak/>
         <w:t xml:space="preserve">Authors’ Contributions / </w:t>
       </w:r>
       <w:r>
@@ -38952,7 +39019,6 @@
         </w:numPr>
       </w:pPr>
       <w:r>
-        <w:lastRenderedPageBreak/>
         <w:t xml:space="preserve">Nakamura, E., Yoshii, K., &amp; Katayose, H. (2017). Performance error detection and post-processing for fast and accurate symbolic music alignment. In </w:t>
       </w:r>
       <w:r>
@@ -38997,6 +39063,7 @@
         </w:numPr>
       </w:pPr>
       <w:r>
+        <w:lastRenderedPageBreak/>
         <w:t xml:space="preserve">Paivio, A. (1991). Dual coding theory: Retrospect and current status. </w:t>
       </w:r>
       <w:r>
@@ -40002,7 +40069,7 @@
   <w:abstractNum w:abstractNumId="0" w15:restartNumberingAfterBreak="0">
     <w:nsid w:val="99432019"/>
     <w:multiLevelType w:val="multilevel"/>
-    <w:tmpl w:val="CD6097AA"/>
+    <w:tmpl w:val="D4043F62"/>
     <w:lvl w:ilvl="0">
       <w:start w:val="2019"/>
       <w:numFmt w:val="decimal"/>
@@ -40088,7 +40155,7 @@
   <w:abstractNum w:abstractNumId="1" w15:restartNumberingAfterBreak="0">
     <w:nsid w:val="0000A991"/>
     <w:multiLevelType w:val="multilevel"/>
-    <w:tmpl w:val="E8D497BC"/>
+    <w:tmpl w:val="3F44A946"/>
     <w:lvl w:ilvl="0">
       <w:numFmt w:val="bullet"/>
       <w:lvlText w:val=""/>
@@ -40192,7 +40259,7 @@
   <w:abstractNum w:abstractNumId="2" w15:restartNumberingAfterBreak="0">
     <w:nsid w:val="00A99411"/>
     <w:multiLevelType w:val="multilevel"/>
-    <w:tmpl w:val="17F452D8"/>
+    <w:tmpl w:val="44D0651A"/>
     <w:lvl w:ilvl="0">
       <w:start w:val="1"/>
       <w:numFmt w:val="decimal"/>
@@ -40278,7 +40345,7 @@
   <w:abstractNum w:abstractNumId="3" w15:restartNumberingAfterBreak="0">
     <w:nsid w:val="00A99412"/>
     <w:multiLevelType w:val="multilevel"/>
-    <w:tmpl w:val="C05AC0C2"/>
+    <w:tmpl w:val="143ED4C0"/>
     <w:lvl w:ilvl="0">
       <w:start w:val="2"/>
       <w:numFmt w:val="decimal"/>
@@ -40364,7 +40431,7 @@
   <w:abstractNum w:abstractNumId="4" w15:restartNumberingAfterBreak="0">
     <w:nsid w:val="00A99413"/>
     <w:multiLevelType w:val="multilevel"/>
-    <w:tmpl w:val="4E2691BA"/>
+    <w:tmpl w:val="D35AA890"/>
     <w:lvl w:ilvl="0">
       <w:start w:val="3"/>
       <w:numFmt w:val="decimal"/>
@@ -40450,7 +40517,7 @@
   <w:abstractNum w:abstractNumId="5" w15:restartNumberingAfterBreak="0">
     <w:nsid w:val="00A99414"/>
     <w:multiLevelType w:val="multilevel"/>
-    <w:tmpl w:val="886CFA18"/>
+    <w:tmpl w:val="0DDABD9A"/>
     <w:lvl w:ilvl="0">
       <w:start w:val="4"/>
       <w:numFmt w:val="decimal"/>
@@ -40533,19 +40600,19 @@
       </w:pPr>
     </w:lvl>
   </w:abstractNum>
-  <w:num w:numId="1" w16cid:durableId="52579441">
+  <w:num w:numId="1" w16cid:durableId="1028289451">
     <w:abstractNumId w:val="1"/>
   </w:num>
-  <w:num w:numId="2" w16cid:durableId="830146576">
+  <w:num w:numId="2" w16cid:durableId="1496190756">
     <w:abstractNumId w:val="1"/>
   </w:num>
-  <w:num w:numId="3" w16cid:durableId="986593951">
+  <w:num w:numId="3" w16cid:durableId="221184290">
     <w:abstractNumId w:val="1"/>
   </w:num>
-  <w:num w:numId="4" w16cid:durableId="965280762">
+  <w:num w:numId="4" w16cid:durableId="460002674">
     <w:abstractNumId w:val="1"/>
   </w:num>
-  <w:num w:numId="5" w16cid:durableId="619344098">
+  <w:num w:numId="5" w16cid:durableId="1121073329">
     <w:abstractNumId w:val="2"/>
     <w:lvlOverride w:ilvl="0">
       <w:startOverride w:val="1"/>
@@ -40575,7 +40642,7 @@
       <w:startOverride w:val="1"/>
     </w:lvlOverride>
   </w:num>
-  <w:num w:numId="6" w16cid:durableId="2053577721">
+  <w:num w:numId="6" w16cid:durableId="1314679386">
     <w:abstractNumId w:val="2"/>
     <w:lvlOverride w:ilvl="0">
       <w:startOverride w:val="1"/>
@@ -40605,7 +40672,7 @@
       <w:startOverride w:val="1"/>
     </w:lvlOverride>
   </w:num>
-  <w:num w:numId="7" w16cid:durableId="1066756242">
+  <w:num w:numId="7" w16cid:durableId="1389112545">
     <w:abstractNumId w:val="3"/>
     <w:lvlOverride w:ilvl="0">
       <w:startOverride w:val="2"/>
@@ -40635,7 +40702,7 @@
       <w:startOverride w:val="2"/>
     </w:lvlOverride>
   </w:num>
-  <w:num w:numId="8" w16cid:durableId="947084645">
+  <w:num w:numId="8" w16cid:durableId="432169076">
     <w:abstractNumId w:val="3"/>
     <w:lvlOverride w:ilvl="0">
       <w:startOverride w:val="2"/>
@@ -40665,7 +40732,7 @@
       <w:startOverride w:val="2"/>
     </w:lvlOverride>
   </w:num>
-  <w:num w:numId="9" w16cid:durableId="1639257424">
+  <w:num w:numId="9" w16cid:durableId="828525475">
     <w:abstractNumId w:val="0"/>
     <w:lvlOverride w:ilvl="0">
       <w:startOverride w:val="2019"/>
@@ -40695,7 +40762,7 @@
       <w:startOverride w:val="2019"/>
     </w:lvlOverride>
   </w:num>
-  <w:num w:numId="10" w16cid:durableId="688456975">
+  <w:num w:numId="10" w16cid:durableId="663972095">
     <w:abstractNumId w:val="4"/>
     <w:lvlOverride w:ilvl="0">
       <w:startOverride w:val="3"/>
@@ -40725,7 +40792,7 @@
       <w:startOverride w:val="3"/>
     </w:lvlOverride>
   </w:num>
-  <w:num w:numId="11" w16cid:durableId="2063365992">
+  <w:num w:numId="11" w16cid:durableId="457533935">
     <w:abstractNumId w:val="4"/>
     <w:lvlOverride w:ilvl="0">
       <w:startOverride w:val="3"/>
@@ -40755,7 +40822,7 @@
       <w:startOverride w:val="3"/>
     </w:lvlOverride>
   </w:num>
-  <w:num w:numId="12" w16cid:durableId="726610652">
+  <w:num w:numId="12" w16cid:durableId="1686710366">
     <w:abstractNumId w:val="5"/>
     <w:lvlOverride w:ilvl="0">
       <w:startOverride w:val="4"/>
@@ -40785,7 +40852,7 @@
       <w:startOverride w:val="4"/>
     </w:lvlOverride>
   </w:num>
-  <w:num w:numId="13" w16cid:durableId="1804882853">
+  <w:num w:numId="13" w16cid:durableId="69811390">
     <w:abstractNumId w:val="5"/>
     <w:lvlOverride w:ilvl="0">
       <w:startOverride w:val="4"/>
@@ -40815,7 +40882,7 @@
       <w:startOverride w:val="4"/>
     </w:lvlOverride>
   </w:num>
-  <w:num w:numId="14" w16cid:durableId="2131969643">
+  <w:num w:numId="14" w16cid:durableId="1974745945">
     <w:abstractNumId w:val="2"/>
     <w:lvlOverride w:ilvl="0">
       <w:startOverride w:val="1"/>
@@ -40845,7 +40912,7 @@
       <w:startOverride w:val="1"/>
     </w:lvlOverride>
   </w:num>
-  <w:num w:numId="15" w16cid:durableId="69273661">
+  <w:num w:numId="15" w16cid:durableId="1604608545">
     <w:abstractNumId w:val="2"/>
     <w:lvlOverride w:ilvl="0">
       <w:startOverride w:val="1"/>
@@ -40875,7 +40942,7 @@
       <w:startOverride w:val="1"/>
     </w:lvlOverride>
   </w:num>
-  <w:num w:numId="16" w16cid:durableId="194200095">
+  <w:num w:numId="16" w16cid:durableId="2050638843">
     <w:abstractNumId w:val="3"/>
     <w:lvlOverride w:ilvl="0">
       <w:startOverride w:val="2"/>
@@ -40905,7 +40972,7 @@
       <w:startOverride w:val="2"/>
     </w:lvlOverride>
   </w:num>
-  <w:num w:numId="17" w16cid:durableId="1540319897">
+  <w:num w:numId="17" w16cid:durableId="315035433">
     <w:abstractNumId w:val="3"/>
     <w:lvlOverride w:ilvl="0">
       <w:startOverride w:val="2"/>
@@ -40935,7 +41002,7 @@
       <w:startOverride w:val="2"/>
     </w:lvlOverride>
   </w:num>
-  <w:num w:numId="18" w16cid:durableId="1943802140">
+  <w:num w:numId="18" w16cid:durableId="370107697">
     <w:abstractNumId w:val="4"/>
     <w:lvlOverride w:ilvl="0">
       <w:startOverride w:val="3"/>
@@ -40965,7 +41032,7 @@
       <w:startOverride w:val="3"/>
     </w:lvlOverride>
   </w:num>
-  <w:num w:numId="19" w16cid:durableId="1018316023">
+  <w:num w:numId="19" w16cid:durableId="846752376">
     <w:abstractNumId w:val="4"/>
     <w:lvlOverride w:ilvl="0">
       <w:startOverride w:val="3"/>
@@ -40995,7 +41062,7 @@
       <w:startOverride w:val="3"/>
     </w:lvlOverride>
   </w:num>
-  <w:num w:numId="20" w16cid:durableId="1479298112">
+  <w:num w:numId="20" w16cid:durableId="1794787929">
     <w:abstractNumId w:val="2"/>
     <w:lvlOverride w:ilvl="0">
       <w:startOverride w:val="1"/>
@@ -41025,7 +41092,7 @@
       <w:startOverride w:val="1"/>
     </w:lvlOverride>
   </w:num>
-  <w:num w:numId="21" w16cid:durableId="75716123">
+  <w:num w:numId="21" w16cid:durableId="150490625">
     <w:abstractNumId w:val="2"/>
     <w:lvlOverride w:ilvl="0">
       <w:startOverride w:val="1"/>
@@ -41055,7 +41122,7 @@
       <w:startOverride w:val="1"/>
     </w:lvlOverride>
   </w:num>
-  <w:num w:numId="22" w16cid:durableId="819928445">
+  <w:num w:numId="22" w16cid:durableId="1015573835">
     <w:abstractNumId w:val="3"/>
     <w:lvlOverride w:ilvl="0">
       <w:startOverride w:val="2"/>
@@ -41085,7 +41152,7 @@
       <w:startOverride w:val="2"/>
     </w:lvlOverride>
   </w:num>
-  <w:num w:numId="23" w16cid:durableId="202401104">
+  <w:num w:numId="23" w16cid:durableId="1420951590">
     <w:abstractNumId w:val="3"/>
     <w:lvlOverride w:ilvl="0">
       <w:startOverride w:val="2"/>
@@ -41115,7 +41182,7 @@
       <w:startOverride w:val="2"/>
     </w:lvlOverride>
   </w:num>
-  <w:num w:numId="24" w16cid:durableId="86266798">
+  <w:num w:numId="24" w16cid:durableId="338697153">
     <w:abstractNumId w:val="4"/>
     <w:lvlOverride w:ilvl="0">
       <w:startOverride w:val="3"/>
@@ -41145,7 +41212,7 @@
       <w:startOverride w:val="3"/>
     </w:lvlOverride>
   </w:num>
-  <w:num w:numId="25" w16cid:durableId="536427688">
+  <w:num w:numId="25" w16cid:durableId="1147628588">
     <w:abstractNumId w:val="4"/>
     <w:lvlOverride w:ilvl="0">
       <w:startOverride w:val="3"/>
@@ -41175,7 +41242,7 @@
       <w:startOverride w:val="3"/>
     </w:lvlOverride>
   </w:num>
-  <w:num w:numId="26" w16cid:durableId="1930573613">
+  <w:num w:numId="26" w16cid:durableId="1490445583">
     <w:abstractNumId w:val="2"/>
     <w:lvlOverride w:ilvl="0">
       <w:startOverride w:val="1"/>
@@ -41205,7 +41272,7 @@
       <w:startOverride w:val="1"/>
     </w:lvlOverride>
   </w:num>
-  <w:num w:numId="27" w16cid:durableId="2031638302">
+  <w:num w:numId="27" w16cid:durableId="1795906469">
     <w:abstractNumId w:val="2"/>
     <w:lvlOverride w:ilvl="0">
       <w:startOverride w:val="1"/>
@@ -41235,7 +41302,7 @@
       <w:startOverride w:val="1"/>
     </w:lvlOverride>
   </w:num>
-  <w:num w:numId="28" w16cid:durableId="1614441785">
+  <w:num w:numId="28" w16cid:durableId="1588421396">
     <w:abstractNumId w:val="3"/>
     <w:lvlOverride w:ilvl="0">
       <w:startOverride w:val="2"/>
@@ -41265,7 +41332,7 @@
       <w:startOverride w:val="2"/>
     </w:lvlOverride>
   </w:num>
-  <w:num w:numId="29" w16cid:durableId="370615916">
+  <w:num w:numId="29" w16cid:durableId="1734698327">
     <w:abstractNumId w:val="3"/>
     <w:lvlOverride w:ilvl="0">
       <w:startOverride w:val="2"/>
@@ -41295,7 +41362,7 @@
       <w:startOverride w:val="2"/>
     </w:lvlOverride>
   </w:num>
-  <w:num w:numId="30" w16cid:durableId="1949115891">
+  <w:num w:numId="30" w16cid:durableId="1613589649">
     <w:abstractNumId w:val="4"/>
     <w:lvlOverride w:ilvl="0">
       <w:startOverride w:val="3"/>
@@ -41325,7 +41392,7 @@
       <w:startOverride w:val="3"/>
     </w:lvlOverride>
   </w:num>
-  <w:num w:numId="31" w16cid:durableId="1960068952">
+  <w:num w:numId="31" w16cid:durableId="887104472">
     <w:abstractNumId w:val="4"/>
     <w:lvlOverride w:ilvl="0">
       <w:startOverride w:val="3"/>
@@ -41355,7 +41422,7 @@
       <w:startOverride w:val="3"/>
     </w:lvlOverride>
   </w:num>
-  <w:num w:numId="32" w16cid:durableId="1587878818">
+  <w:num w:numId="32" w16cid:durableId="1462917554">
     <w:abstractNumId w:val="2"/>
     <w:lvlOverride w:ilvl="0">
       <w:startOverride w:val="1"/>
@@ -41385,7 +41452,7 @@
       <w:startOverride w:val="1"/>
     </w:lvlOverride>
   </w:num>
-  <w:num w:numId="33" w16cid:durableId="2141219665">
+  <w:num w:numId="33" w16cid:durableId="1353412130">
     <w:abstractNumId w:val="2"/>
     <w:lvlOverride w:ilvl="0">
       <w:startOverride w:val="1"/>
@@ -41415,7 +41482,7 @@
       <w:startOverride w:val="1"/>
     </w:lvlOverride>
   </w:num>
-  <w:num w:numId="34" w16cid:durableId="1703700088">
+  <w:num w:numId="34" w16cid:durableId="877159399">
     <w:abstractNumId w:val="3"/>
     <w:lvlOverride w:ilvl="0">
       <w:startOverride w:val="2"/>
@@ -41445,7 +41512,7 @@
       <w:startOverride w:val="2"/>
     </w:lvlOverride>
   </w:num>
-  <w:num w:numId="35" w16cid:durableId="271592296">
+  <w:num w:numId="35" w16cid:durableId="1823228778">
     <w:abstractNumId w:val="3"/>
     <w:lvlOverride w:ilvl="0">
       <w:startOverride w:val="2"/>
@@ -41475,7 +41542,7 @@
       <w:startOverride w:val="2"/>
     </w:lvlOverride>
   </w:num>
-  <w:num w:numId="36" w16cid:durableId="1456751229">
+  <w:num w:numId="36" w16cid:durableId="1539276677">
     <w:abstractNumId w:val="4"/>
     <w:lvlOverride w:ilvl="0">
       <w:startOverride w:val="3"/>
@@ -41505,7 +41572,7 @@
       <w:startOverride w:val="3"/>
     </w:lvlOverride>
   </w:num>
-  <w:num w:numId="37" w16cid:durableId="2090493723">
+  <w:num w:numId="37" w16cid:durableId="1606306351">
     <w:abstractNumId w:val="4"/>
     <w:lvlOverride w:ilvl="0">
       <w:startOverride w:val="3"/>
@@ -41535,13 +41602,13 @@
       <w:startOverride w:val="3"/>
     </w:lvlOverride>
   </w:num>
-  <w:num w:numId="38" w16cid:durableId="973563345">
+  <w:num w:numId="38" w16cid:durableId="1593516290">
     <w:abstractNumId w:val="1"/>
   </w:num>
-  <w:num w:numId="39" w16cid:durableId="1036466331">
+  <w:num w:numId="39" w16cid:durableId="2043438009">
     <w:abstractNumId w:val="1"/>
   </w:num>
-  <w:num w:numId="40" w16cid:durableId="100610977">
+  <w:num w:numId="40" w16cid:durableId="756875371">
     <w:abstractNumId w:val="2"/>
     <w:lvlOverride w:ilvl="0">
       <w:startOverride w:val="1"/>
@@ -41571,7 +41638,7 @@
       <w:startOverride w:val="1"/>
     </w:lvlOverride>
   </w:num>
-  <w:num w:numId="41" w16cid:durableId="717126303">
+  <w:num w:numId="41" w16cid:durableId="1858813579">
     <w:abstractNumId w:val="2"/>
     <w:lvlOverride w:ilvl="0">
       <w:startOverride w:val="1"/>
@@ -41601,7 +41668,7 @@
       <w:startOverride w:val="1"/>
     </w:lvlOverride>
   </w:num>
-  <w:num w:numId="42" w16cid:durableId="1699283204">
+  <w:num w:numId="42" w16cid:durableId="175272098">
     <w:abstractNumId w:val="3"/>
     <w:lvlOverride w:ilvl="0">
       <w:startOverride w:val="2"/>
@@ -41631,7 +41698,7 @@
       <w:startOverride w:val="2"/>
     </w:lvlOverride>
   </w:num>
-  <w:num w:numId="43" w16cid:durableId="1484928092">
+  <w:num w:numId="43" w16cid:durableId="463542307">
     <w:abstractNumId w:val="3"/>
     <w:lvlOverride w:ilvl="0">
       <w:startOverride w:val="2"/>
@@ -41661,13 +41728,13 @@
       <w:startOverride w:val="2"/>
     </w:lvlOverride>
   </w:num>
-  <w:num w:numId="44" w16cid:durableId="1149975165">
+  <w:num w:numId="44" w16cid:durableId="2020082521">
     <w:abstractNumId w:val="1"/>
   </w:num>
-  <w:num w:numId="45" w16cid:durableId="1277952549">
+  <w:num w:numId="45" w16cid:durableId="2089420653">
     <w:abstractNumId w:val="1"/>
   </w:num>
-  <w:num w:numId="46" w16cid:durableId="412551599">
+  <w:num w:numId="46" w16cid:durableId="1470627971">
     <w:abstractNumId w:val="2"/>
     <w:lvlOverride w:ilvl="0">
       <w:startOverride w:val="1"/>
@@ -41697,7 +41764,7 @@
       <w:startOverride w:val="1"/>
     </w:lvlOverride>
   </w:num>
-  <w:num w:numId="47" w16cid:durableId="379091407">
+  <w:num w:numId="47" w16cid:durableId="1575123480">
     <w:abstractNumId w:val="2"/>
     <w:lvlOverride w:ilvl="0">
       <w:startOverride w:val="1"/>
@@ -41727,13 +41794,13 @@
       <w:startOverride w:val="1"/>
     </w:lvlOverride>
   </w:num>
-  <w:num w:numId="48" w16cid:durableId="549613610">
+  <w:num w:numId="48" w16cid:durableId="421342417">
     <w:abstractNumId w:val="1"/>
   </w:num>
-  <w:num w:numId="49" w16cid:durableId="813065988">
+  <w:num w:numId="49" w16cid:durableId="1198740948">
     <w:abstractNumId w:val="1"/>
   </w:num>
-  <w:num w:numId="50" w16cid:durableId="2070373880">
+  <w:num w:numId="50" w16cid:durableId="932517570">
     <w:abstractNumId w:val="2"/>
     <w:lvlOverride w:ilvl="0">
       <w:startOverride w:val="1"/>
@@ -41763,7 +41830,7 @@
       <w:startOverride w:val="1"/>
     </w:lvlOverride>
   </w:num>
-  <w:num w:numId="51" w16cid:durableId="262417662">
+  <w:num w:numId="51" w16cid:durableId="1073698257">
     <w:abstractNumId w:val="2"/>
     <w:lvlOverride w:ilvl="0">
       <w:startOverride w:val="1"/>
@@ -41793,25 +41860,25 @@
       <w:startOverride w:val="1"/>
     </w:lvlOverride>
   </w:num>
-  <w:num w:numId="52" w16cid:durableId="1996369634">
+  <w:num w:numId="52" w16cid:durableId="507720235">
     <w:abstractNumId w:val="1"/>
   </w:num>
-  <w:num w:numId="53" w16cid:durableId="2074234754">
+  <w:num w:numId="53" w16cid:durableId="268008708">
     <w:abstractNumId w:val="1"/>
   </w:num>
-  <w:num w:numId="54" w16cid:durableId="1087188089">
+  <w:num w:numId="54" w16cid:durableId="1217204331">
     <w:abstractNumId w:val="1"/>
   </w:num>
-  <w:num w:numId="55" w16cid:durableId="133259531">
+  <w:num w:numId="55" w16cid:durableId="541987201">
     <w:abstractNumId w:val="1"/>
   </w:num>
-  <w:num w:numId="56" w16cid:durableId="690572768">
+  <w:num w:numId="56" w16cid:durableId="380059014">
     <w:abstractNumId w:val="1"/>
   </w:num>
-  <w:num w:numId="57" w16cid:durableId="279268820">
+  <w:num w:numId="57" w16cid:durableId="569118772">
     <w:abstractNumId w:val="1"/>
   </w:num>
-  <w:num w:numId="58" w16cid:durableId="1495488269">
+  <w:num w:numId="58" w16cid:durableId="1275359077">
     <w:abstractNumId w:val="1"/>
   </w:num>
   <w:numIdMacAtCleanup w:val="58"/>
@@ -42107,7 +42174,7 @@
     <w:rPr>
       <w:rFonts w:eastAsia="맑은 고딕"/>
       <w:b/>
-      <w:color w:val="000000"/>
+      <w:color w:val="0F4761" w:themeColor="accent1" w:themeShade="BF"/>
       <w:sz w:val="32"/>
       <w:szCs w:val="40"/>
     </w:rPr>
@@ -42131,7 +42198,7 @@
     <w:rPr>
       <w:rFonts w:eastAsia="맑은 고딕"/>
       <w:b/>
-      <w:color w:val="000000"/>
+      <w:color w:val="0F4761" w:themeColor="accent1" w:themeShade="BF"/>
       <w:sz w:val="26"/>
       <w:szCs w:val="32"/>
     </w:rPr>
@@ -42155,7 +42222,7 @@
     <w:rPr>
       <w:rFonts w:eastAsia="맑은 고딕"/>
       <w:b/>
-      <w:color w:val="000000"/>
+      <w:color w:val="0F4761" w:themeColor="accent1" w:themeShade="BF"/>
       <w:sz w:val="24"/>
       <w:szCs w:val="28"/>
     </w:rPr>
@@ -42181,7 +42248,7 @@
       <w:b/>
       <w:i/>
       <w:iCs/>
-      <w:color w:val="000000"/>
+      <w:color w:val="0F4761" w:themeColor="accent1" w:themeShade="BF"/>
     </w:rPr>
   </w:style>
   <w:style w:type="paragraph" w:styleId="5">
@@ -42358,7 +42425,6 @@
     <w:rPr>
       <w:rFonts w:eastAsia="맑은 고딕"/>
       <w:b/>
-      <w:color w:val="000000"/>
       <w:sz w:val="40"/>
       <w:szCs w:val="56"/>
     </w:rPr>
@@ -42372,7 +42438,6 @@
     <w:rPr>
       <w:rFonts w:ascii="Times New Roman" w:eastAsia="맑은 고딕" w:hAnsi="Times New Roman" w:cs="Times New Roman"/>
       <w:b/>
-      <w:color w:val="000000"/>
       <w:sz w:val="40"/>
       <w:szCs w:val="56"/>
     </w:rPr>
@@ -42485,7 +42550,7 @@
     <w:rPr>
       <w:rFonts w:ascii="Times New Roman" w:eastAsia="맑은 고딕" w:hAnsi="Times New Roman" w:cs="Times New Roman"/>
       <w:b/>
-      <w:color w:val="000000"/>
+      <w:color w:val="0F4761" w:themeColor="accent1" w:themeShade="BF"/>
       <w:sz w:val="32"/>
       <w:szCs w:val="40"/>
     </w:rPr>
@@ -42500,7 +42565,7 @@
     <w:rPr>
       <w:rFonts w:ascii="Times New Roman" w:eastAsia="맑은 고딕" w:hAnsi="Times New Roman" w:cs="Times New Roman"/>
       <w:b/>
-      <w:color w:val="000000"/>
+      <w:color w:val="0F4761" w:themeColor="accent1" w:themeShade="BF"/>
       <w:sz w:val="26"/>
       <w:szCs w:val="32"/>
     </w:rPr>
@@ -42515,7 +42580,7 @@
     <w:rPr>
       <w:rFonts w:ascii="Times New Roman" w:eastAsia="맑은 고딕" w:hAnsi="Times New Roman" w:cs="Times New Roman"/>
       <w:b/>
-      <w:color w:val="000000"/>
+      <w:color w:val="0F4761" w:themeColor="accent1" w:themeShade="BF"/>
       <w:szCs w:val="28"/>
     </w:rPr>
   </w:style>
@@ -42531,7 +42596,7 @@
       <w:b/>
       <w:i/>
       <w:iCs/>
-      <w:color w:val="000000"/>
+      <w:color w:val="0F4761" w:themeColor="accent1" w:themeShade="BF"/>
       <w:sz w:val="22"/>
     </w:rPr>
   </w:style>
@@ -42746,7 +42811,6 @@
     </w:pPr>
     <w:rPr>
       <w:rFonts w:asciiTheme="majorHAnsi" w:eastAsiaTheme="majorEastAsia" w:hAnsiTheme="majorHAnsi" w:cstheme="majorBidi"/>
-      <w:color w:val="0F4761" w:themeColor="accent1" w:themeShade="BF"/>
     </w:rPr>
   </w:style>
   <w:style w:type="paragraph" w:customStyle="1" w:styleId="SourceCode">
@@ -43052,7 +43116,7 @@
     <w:name w:val="header"/>
     <w:basedOn w:val="a"/>
     <w:link w:val="Char2"/>
-    <w:rsid w:val="00137867"/>
+    <w:rsid w:val="00E570D2"/>
     <w:pPr>
       <w:tabs>
         <w:tab w:val="center" w:pos="4513"/>
@@ -43065,13 +43129,13 @@
     <w:name w:val="머리글 Char"/>
     <w:basedOn w:val="a1"/>
     <w:link w:val="ad"/>
-    <w:rsid w:val="00137867"/>
+    <w:rsid w:val="00E570D2"/>
   </w:style>
   <w:style w:type="paragraph" w:styleId="ae">
     <w:name w:val="footer"/>
     <w:basedOn w:val="a"/>
     <w:link w:val="Char3"/>
-    <w:rsid w:val="00137867"/>
+    <w:rsid w:val="00E570D2"/>
     <w:pPr>
       <w:tabs>
         <w:tab w:val="center" w:pos="4513"/>
@@ -43084,7 +43148,7 @@
     <w:name w:val="바닥글 Char"/>
     <w:basedOn w:val="a1"/>
     <w:link w:val="ae"/>
-    <w:rsid w:val="00137867"/>
+    <w:rsid w:val="00E570D2"/>
   </w:style>
 </w:styles>
 </file>

--- a/ko/paper/paper_bilingual.docx
+++ b/ko/paper/paper_bilingual.docx
@@ -7972,7 +7972,7 @@
         <w:pStyle w:val="a8"/>
       </w:pPr>
       <w:r>
-        <w:t>The closest precedents for the present work are the Dezrann web platform (Ballester et al. 2025) and the sonata-form structure-learning study of Allegraud et al. (2019), both published in this journal. Both treat formal music annotation as a first-class web-interactive object; both have been applied to Mozart sonata movements. The present work follows that line and contributes three differences:</w:t>
+        <w:t>The closest precedents for the present work are the Dezrann web platform (Ballester et al. 2025) and the sonata-form structure-learning study of Allegraud et al. (2019). Both papers treat formal music annotation as a first-class web-interactive object, and both have been applied to Mozart sonata movements. The present work follows that line and contributes three differences:</w:t>
       </w:r>
     </w:p>
     <w:p>
@@ -8013,30 +8013,6 @@
         <w:t>사례는</w:t>
       </w:r>
       <w:r>
-        <w:t xml:space="preserve"> </w:t>
-      </w:r>
-      <w:r>
-        <w:t>본</w:t>
-      </w:r>
-      <w:r>
-        <w:t xml:space="preserve"> </w:t>
-      </w:r>
-      <w:r>
-        <w:t>학술지</w:t>
-      </w:r>
-      <w:r>
-        <w:t xml:space="preserve">(TISMIR) </w:t>
-      </w:r>
-      <w:r>
-        <w:t>에</w:t>
-      </w:r>
-      <w:r>
-        <w:t xml:space="preserve"> </w:t>
-      </w:r>
-      <w:r>
-        <w:t>게재된</w:t>
-      </w:r>
-      <w:r>
         <w:t xml:space="preserve"> Dezrann </w:t>
       </w:r>
       <w:r>
@@ -8049,7 +8025,7 @@
         <w:t>플랫폼</w:t>
       </w:r>
       <w:r>
-        <w:t xml:space="preserve"> (Ballester et al. 2025) </w:t>
+        <w:t xml:space="preserve"> (Ballester et al. 2025) </w:t>
       </w:r>
       <w:r>
         <w:t>과</w:t>
@@ -8088,7 +8064,19 @@
         <w:t xml:space="preserve"> </w:t>
       </w:r>
       <w:r>
-        <w:t>연구이다</w:t>
+        <w:t>연구</w:t>
+      </w:r>
+      <w:r>
+        <w:t xml:space="preserve"> </w:t>
+      </w:r>
+      <w:r>
+        <w:t>두</w:t>
+      </w:r>
+      <w:r>
+        <w:t xml:space="preserve"> </w:t>
+      </w:r>
+      <w:r>
+        <w:t>논문이다</w:t>
       </w:r>
       <w:r>
         <w:t xml:space="preserve">. </w:t>
@@ -40069,7 +40057,7 @@
   <w:abstractNum w:abstractNumId="0" w15:restartNumberingAfterBreak="0">
     <w:nsid w:val="99432019"/>
     <w:multiLevelType w:val="multilevel"/>
-    <w:tmpl w:val="D4043F62"/>
+    <w:tmpl w:val="F84ACD46"/>
     <w:lvl w:ilvl="0">
       <w:start w:val="2019"/>
       <w:numFmt w:val="decimal"/>
@@ -40155,7 +40143,7 @@
   <w:abstractNum w:abstractNumId="1" w15:restartNumberingAfterBreak="0">
     <w:nsid w:val="0000A991"/>
     <w:multiLevelType w:val="multilevel"/>
-    <w:tmpl w:val="3F44A946"/>
+    <w:tmpl w:val="15AA8D1C"/>
     <w:lvl w:ilvl="0">
       <w:numFmt w:val="bullet"/>
       <w:lvlText w:val=""/>
@@ -40259,7 +40247,7 @@
   <w:abstractNum w:abstractNumId="2" w15:restartNumberingAfterBreak="0">
     <w:nsid w:val="00A99411"/>
     <w:multiLevelType w:val="multilevel"/>
-    <w:tmpl w:val="44D0651A"/>
+    <w:tmpl w:val="33B62324"/>
     <w:lvl w:ilvl="0">
       <w:start w:val="1"/>
       <w:numFmt w:val="decimal"/>
@@ -40345,7 +40333,7 @@
   <w:abstractNum w:abstractNumId="3" w15:restartNumberingAfterBreak="0">
     <w:nsid w:val="00A99412"/>
     <w:multiLevelType w:val="multilevel"/>
-    <w:tmpl w:val="143ED4C0"/>
+    <w:tmpl w:val="FB325224"/>
     <w:lvl w:ilvl="0">
       <w:start w:val="2"/>
       <w:numFmt w:val="decimal"/>
@@ -40431,7 +40419,7 @@
   <w:abstractNum w:abstractNumId="4" w15:restartNumberingAfterBreak="0">
     <w:nsid w:val="00A99413"/>
     <w:multiLevelType w:val="multilevel"/>
-    <w:tmpl w:val="D35AA890"/>
+    <w:tmpl w:val="790AED0C"/>
     <w:lvl w:ilvl="0">
       <w:start w:val="3"/>
       <w:numFmt w:val="decimal"/>
@@ -40517,7 +40505,7 @@
   <w:abstractNum w:abstractNumId="5" w15:restartNumberingAfterBreak="0">
     <w:nsid w:val="00A99414"/>
     <w:multiLevelType w:val="multilevel"/>
-    <w:tmpl w:val="0DDABD9A"/>
+    <w:tmpl w:val="C688060E"/>
     <w:lvl w:ilvl="0">
       <w:start w:val="4"/>
       <w:numFmt w:val="decimal"/>
@@ -40600,19 +40588,19 @@
       </w:pPr>
     </w:lvl>
   </w:abstractNum>
-  <w:num w:numId="1" w16cid:durableId="1028289451">
+  <w:num w:numId="1" w16cid:durableId="337006086">
     <w:abstractNumId w:val="1"/>
   </w:num>
-  <w:num w:numId="2" w16cid:durableId="1496190756">
+  <w:num w:numId="2" w16cid:durableId="1417165931">
     <w:abstractNumId w:val="1"/>
   </w:num>
-  <w:num w:numId="3" w16cid:durableId="221184290">
+  <w:num w:numId="3" w16cid:durableId="633292556">
     <w:abstractNumId w:val="1"/>
   </w:num>
-  <w:num w:numId="4" w16cid:durableId="460002674">
+  <w:num w:numId="4" w16cid:durableId="796414000">
     <w:abstractNumId w:val="1"/>
   </w:num>
-  <w:num w:numId="5" w16cid:durableId="1121073329">
+  <w:num w:numId="5" w16cid:durableId="1470828818">
     <w:abstractNumId w:val="2"/>
     <w:lvlOverride w:ilvl="0">
       <w:startOverride w:val="1"/>
@@ -40642,7 +40630,7 @@
       <w:startOverride w:val="1"/>
     </w:lvlOverride>
   </w:num>
-  <w:num w:numId="6" w16cid:durableId="1314679386">
+  <w:num w:numId="6" w16cid:durableId="928655139">
     <w:abstractNumId w:val="2"/>
     <w:lvlOverride w:ilvl="0">
       <w:startOverride w:val="1"/>
@@ -40672,7 +40660,7 @@
       <w:startOverride w:val="1"/>
     </w:lvlOverride>
   </w:num>
-  <w:num w:numId="7" w16cid:durableId="1389112545">
+  <w:num w:numId="7" w16cid:durableId="1000281501">
     <w:abstractNumId w:val="3"/>
     <w:lvlOverride w:ilvl="0">
       <w:startOverride w:val="2"/>
@@ -40702,7 +40690,7 @@
       <w:startOverride w:val="2"/>
     </w:lvlOverride>
   </w:num>
-  <w:num w:numId="8" w16cid:durableId="432169076">
+  <w:num w:numId="8" w16cid:durableId="1162164938">
     <w:abstractNumId w:val="3"/>
     <w:lvlOverride w:ilvl="0">
       <w:startOverride w:val="2"/>
@@ -40732,7 +40720,7 @@
       <w:startOverride w:val="2"/>
     </w:lvlOverride>
   </w:num>
-  <w:num w:numId="9" w16cid:durableId="828525475">
+  <w:num w:numId="9" w16cid:durableId="447704822">
     <w:abstractNumId w:val="0"/>
     <w:lvlOverride w:ilvl="0">
       <w:startOverride w:val="2019"/>
@@ -40762,7 +40750,7 @@
       <w:startOverride w:val="2019"/>
     </w:lvlOverride>
   </w:num>
-  <w:num w:numId="10" w16cid:durableId="663972095">
+  <w:num w:numId="10" w16cid:durableId="791288109">
     <w:abstractNumId w:val="4"/>
     <w:lvlOverride w:ilvl="0">
       <w:startOverride w:val="3"/>
@@ -40792,7 +40780,7 @@
       <w:startOverride w:val="3"/>
     </w:lvlOverride>
   </w:num>
-  <w:num w:numId="11" w16cid:durableId="457533935">
+  <w:num w:numId="11" w16cid:durableId="1413816927">
     <w:abstractNumId w:val="4"/>
     <w:lvlOverride w:ilvl="0">
       <w:startOverride w:val="3"/>
@@ -40822,7 +40810,7 @@
       <w:startOverride w:val="3"/>
     </w:lvlOverride>
   </w:num>
-  <w:num w:numId="12" w16cid:durableId="1686710366">
+  <w:num w:numId="12" w16cid:durableId="1536308023">
     <w:abstractNumId w:val="5"/>
     <w:lvlOverride w:ilvl="0">
       <w:startOverride w:val="4"/>
@@ -40852,7 +40840,7 @@
       <w:startOverride w:val="4"/>
     </w:lvlOverride>
   </w:num>
-  <w:num w:numId="13" w16cid:durableId="69811390">
+  <w:num w:numId="13" w16cid:durableId="942420077">
     <w:abstractNumId w:val="5"/>
     <w:lvlOverride w:ilvl="0">
       <w:startOverride w:val="4"/>
@@ -40882,7 +40870,7 @@
       <w:startOverride w:val="4"/>
     </w:lvlOverride>
   </w:num>
-  <w:num w:numId="14" w16cid:durableId="1974745945">
+  <w:num w:numId="14" w16cid:durableId="766270929">
     <w:abstractNumId w:val="2"/>
     <w:lvlOverride w:ilvl="0">
       <w:startOverride w:val="1"/>
@@ -40912,7 +40900,7 @@
       <w:startOverride w:val="1"/>
     </w:lvlOverride>
   </w:num>
-  <w:num w:numId="15" w16cid:durableId="1604608545">
+  <w:num w:numId="15" w16cid:durableId="1980646385">
     <w:abstractNumId w:val="2"/>
     <w:lvlOverride w:ilvl="0">
       <w:startOverride w:val="1"/>
@@ -40942,7 +40930,7 @@
       <w:startOverride w:val="1"/>
     </w:lvlOverride>
   </w:num>
-  <w:num w:numId="16" w16cid:durableId="2050638843">
+  <w:num w:numId="16" w16cid:durableId="2098672235">
     <w:abstractNumId w:val="3"/>
     <w:lvlOverride w:ilvl="0">
       <w:startOverride w:val="2"/>
@@ -40972,7 +40960,7 @@
       <w:startOverride w:val="2"/>
     </w:lvlOverride>
   </w:num>
-  <w:num w:numId="17" w16cid:durableId="315035433">
+  <w:num w:numId="17" w16cid:durableId="455683666">
     <w:abstractNumId w:val="3"/>
     <w:lvlOverride w:ilvl="0">
       <w:startOverride w:val="2"/>
@@ -41002,7 +40990,7 @@
       <w:startOverride w:val="2"/>
     </w:lvlOverride>
   </w:num>
-  <w:num w:numId="18" w16cid:durableId="370107697">
+  <w:num w:numId="18" w16cid:durableId="1044065415">
     <w:abstractNumId w:val="4"/>
     <w:lvlOverride w:ilvl="0">
       <w:startOverride w:val="3"/>
@@ -41032,7 +41020,7 @@
       <w:startOverride w:val="3"/>
     </w:lvlOverride>
   </w:num>
-  <w:num w:numId="19" w16cid:durableId="846752376">
+  <w:num w:numId="19" w16cid:durableId="2046368201">
     <w:abstractNumId w:val="4"/>
     <w:lvlOverride w:ilvl="0">
       <w:startOverride w:val="3"/>
@@ -41062,7 +41050,7 @@
       <w:startOverride w:val="3"/>
     </w:lvlOverride>
   </w:num>
-  <w:num w:numId="20" w16cid:durableId="1794787929">
+  <w:num w:numId="20" w16cid:durableId="234899608">
     <w:abstractNumId w:val="2"/>
     <w:lvlOverride w:ilvl="0">
       <w:startOverride w:val="1"/>
@@ -41092,7 +41080,7 @@
       <w:startOverride w:val="1"/>
     </w:lvlOverride>
   </w:num>
-  <w:num w:numId="21" w16cid:durableId="150490625">
+  <w:num w:numId="21" w16cid:durableId="765344244">
     <w:abstractNumId w:val="2"/>
     <w:lvlOverride w:ilvl="0">
       <w:startOverride w:val="1"/>
@@ -41122,7 +41110,7 @@
       <w:startOverride w:val="1"/>
     </w:lvlOverride>
   </w:num>
-  <w:num w:numId="22" w16cid:durableId="1015573835">
+  <w:num w:numId="22" w16cid:durableId="205338125">
     <w:abstractNumId w:val="3"/>
     <w:lvlOverride w:ilvl="0">
       <w:startOverride w:val="2"/>
@@ -41152,7 +41140,7 @@
       <w:startOverride w:val="2"/>
     </w:lvlOverride>
   </w:num>
-  <w:num w:numId="23" w16cid:durableId="1420951590">
+  <w:num w:numId="23" w16cid:durableId="1037704706">
     <w:abstractNumId w:val="3"/>
     <w:lvlOverride w:ilvl="0">
       <w:startOverride w:val="2"/>
@@ -41182,7 +41170,7 @@
       <w:startOverride w:val="2"/>
     </w:lvlOverride>
   </w:num>
-  <w:num w:numId="24" w16cid:durableId="338697153">
+  <w:num w:numId="24" w16cid:durableId="354499946">
     <w:abstractNumId w:val="4"/>
     <w:lvlOverride w:ilvl="0">
       <w:startOverride w:val="3"/>
@@ -41212,7 +41200,7 @@
       <w:startOverride w:val="3"/>
     </w:lvlOverride>
   </w:num>
-  <w:num w:numId="25" w16cid:durableId="1147628588">
+  <w:num w:numId="25" w16cid:durableId="676228747">
     <w:abstractNumId w:val="4"/>
     <w:lvlOverride w:ilvl="0">
       <w:startOverride w:val="3"/>
@@ -41242,7 +41230,7 @@
       <w:startOverride w:val="3"/>
     </w:lvlOverride>
   </w:num>
-  <w:num w:numId="26" w16cid:durableId="1490445583">
+  <w:num w:numId="26" w16cid:durableId="877165697">
     <w:abstractNumId w:val="2"/>
     <w:lvlOverride w:ilvl="0">
       <w:startOverride w:val="1"/>
@@ -41272,7 +41260,7 @@
       <w:startOverride w:val="1"/>
     </w:lvlOverride>
   </w:num>
-  <w:num w:numId="27" w16cid:durableId="1795906469">
+  <w:num w:numId="27" w16cid:durableId="864052982">
     <w:abstractNumId w:val="2"/>
     <w:lvlOverride w:ilvl="0">
       <w:startOverride w:val="1"/>
@@ -41302,7 +41290,7 @@
       <w:startOverride w:val="1"/>
     </w:lvlOverride>
   </w:num>
-  <w:num w:numId="28" w16cid:durableId="1588421396">
+  <w:num w:numId="28" w16cid:durableId="32927910">
     <w:abstractNumId w:val="3"/>
     <w:lvlOverride w:ilvl="0">
       <w:startOverride w:val="2"/>
@@ -41332,7 +41320,7 @@
       <w:startOverride w:val="2"/>
     </w:lvlOverride>
   </w:num>
-  <w:num w:numId="29" w16cid:durableId="1734698327">
+  <w:num w:numId="29" w16cid:durableId="620452012">
     <w:abstractNumId w:val="3"/>
     <w:lvlOverride w:ilvl="0">
       <w:startOverride w:val="2"/>
@@ -41362,7 +41350,7 @@
       <w:startOverride w:val="2"/>
     </w:lvlOverride>
   </w:num>
-  <w:num w:numId="30" w16cid:durableId="1613589649">
+  <w:num w:numId="30" w16cid:durableId="2024236519">
     <w:abstractNumId w:val="4"/>
     <w:lvlOverride w:ilvl="0">
       <w:startOverride w:val="3"/>
@@ -41392,7 +41380,7 @@
       <w:startOverride w:val="3"/>
     </w:lvlOverride>
   </w:num>
-  <w:num w:numId="31" w16cid:durableId="887104472">
+  <w:num w:numId="31" w16cid:durableId="1536045930">
     <w:abstractNumId w:val="4"/>
     <w:lvlOverride w:ilvl="0">
       <w:startOverride w:val="3"/>
@@ -41422,7 +41410,7 @@
       <w:startOverride w:val="3"/>
     </w:lvlOverride>
   </w:num>
-  <w:num w:numId="32" w16cid:durableId="1462917554">
+  <w:num w:numId="32" w16cid:durableId="91899438">
     <w:abstractNumId w:val="2"/>
     <w:lvlOverride w:ilvl="0">
       <w:startOverride w:val="1"/>
@@ -41452,7 +41440,7 @@
       <w:startOverride w:val="1"/>
     </w:lvlOverride>
   </w:num>
-  <w:num w:numId="33" w16cid:durableId="1353412130">
+  <w:num w:numId="33" w16cid:durableId="1285503974">
     <w:abstractNumId w:val="2"/>
     <w:lvlOverride w:ilvl="0">
       <w:startOverride w:val="1"/>
@@ -41482,7 +41470,7 @@
       <w:startOverride w:val="1"/>
     </w:lvlOverride>
   </w:num>
-  <w:num w:numId="34" w16cid:durableId="877159399">
+  <w:num w:numId="34" w16cid:durableId="1899316621">
     <w:abstractNumId w:val="3"/>
     <w:lvlOverride w:ilvl="0">
       <w:startOverride w:val="2"/>
@@ -41512,7 +41500,7 @@
       <w:startOverride w:val="2"/>
     </w:lvlOverride>
   </w:num>
-  <w:num w:numId="35" w16cid:durableId="1823228778">
+  <w:num w:numId="35" w16cid:durableId="1468936195">
     <w:abstractNumId w:val="3"/>
     <w:lvlOverride w:ilvl="0">
       <w:startOverride w:val="2"/>
@@ -41542,7 +41530,7 @@
       <w:startOverride w:val="2"/>
     </w:lvlOverride>
   </w:num>
-  <w:num w:numId="36" w16cid:durableId="1539276677">
+  <w:num w:numId="36" w16cid:durableId="2010137711">
     <w:abstractNumId w:val="4"/>
     <w:lvlOverride w:ilvl="0">
       <w:startOverride w:val="3"/>
@@ -41572,7 +41560,7 @@
       <w:startOverride w:val="3"/>
     </w:lvlOverride>
   </w:num>
-  <w:num w:numId="37" w16cid:durableId="1606306351">
+  <w:num w:numId="37" w16cid:durableId="148789566">
     <w:abstractNumId w:val="4"/>
     <w:lvlOverride w:ilvl="0">
       <w:startOverride w:val="3"/>
@@ -41602,13 +41590,13 @@
       <w:startOverride w:val="3"/>
     </w:lvlOverride>
   </w:num>
-  <w:num w:numId="38" w16cid:durableId="1593516290">
+  <w:num w:numId="38" w16cid:durableId="1278369892">
     <w:abstractNumId w:val="1"/>
   </w:num>
-  <w:num w:numId="39" w16cid:durableId="2043438009">
+  <w:num w:numId="39" w16cid:durableId="335769978">
     <w:abstractNumId w:val="1"/>
   </w:num>
-  <w:num w:numId="40" w16cid:durableId="756875371">
+  <w:num w:numId="40" w16cid:durableId="993722955">
     <w:abstractNumId w:val="2"/>
     <w:lvlOverride w:ilvl="0">
       <w:startOverride w:val="1"/>
@@ -41638,7 +41626,7 @@
       <w:startOverride w:val="1"/>
     </w:lvlOverride>
   </w:num>
-  <w:num w:numId="41" w16cid:durableId="1858813579">
+  <w:num w:numId="41" w16cid:durableId="892620152">
     <w:abstractNumId w:val="2"/>
     <w:lvlOverride w:ilvl="0">
       <w:startOverride w:val="1"/>
@@ -41668,7 +41656,7 @@
       <w:startOverride w:val="1"/>
     </w:lvlOverride>
   </w:num>
-  <w:num w:numId="42" w16cid:durableId="175272098">
+  <w:num w:numId="42" w16cid:durableId="2101483656">
     <w:abstractNumId w:val="3"/>
     <w:lvlOverride w:ilvl="0">
       <w:startOverride w:val="2"/>
@@ -41698,7 +41686,7 @@
       <w:startOverride w:val="2"/>
     </w:lvlOverride>
   </w:num>
-  <w:num w:numId="43" w16cid:durableId="463542307">
+  <w:num w:numId="43" w16cid:durableId="492186991">
     <w:abstractNumId w:val="3"/>
     <w:lvlOverride w:ilvl="0">
       <w:startOverride w:val="2"/>
@@ -41728,13 +41716,13 @@
       <w:startOverride w:val="2"/>
     </w:lvlOverride>
   </w:num>
-  <w:num w:numId="44" w16cid:durableId="2020082521">
+  <w:num w:numId="44" w16cid:durableId="395860690">
     <w:abstractNumId w:val="1"/>
   </w:num>
-  <w:num w:numId="45" w16cid:durableId="2089420653">
+  <w:num w:numId="45" w16cid:durableId="476579954">
     <w:abstractNumId w:val="1"/>
   </w:num>
-  <w:num w:numId="46" w16cid:durableId="1470627971">
+  <w:num w:numId="46" w16cid:durableId="600648750">
     <w:abstractNumId w:val="2"/>
     <w:lvlOverride w:ilvl="0">
       <w:startOverride w:val="1"/>
@@ -41764,7 +41752,7 @@
       <w:startOverride w:val="1"/>
     </w:lvlOverride>
   </w:num>
-  <w:num w:numId="47" w16cid:durableId="1575123480">
+  <w:num w:numId="47" w16cid:durableId="370502557">
     <w:abstractNumId w:val="2"/>
     <w:lvlOverride w:ilvl="0">
       <w:startOverride w:val="1"/>
@@ -41794,13 +41782,13 @@
       <w:startOverride w:val="1"/>
     </w:lvlOverride>
   </w:num>
-  <w:num w:numId="48" w16cid:durableId="421342417">
+  <w:num w:numId="48" w16cid:durableId="126550642">
     <w:abstractNumId w:val="1"/>
   </w:num>
-  <w:num w:numId="49" w16cid:durableId="1198740948">
+  <w:num w:numId="49" w16cid:durableId="503936485">
     <w:abstractNumId w:val="1"/>
   </w:num>
-  <w:num w:numId="50" w16cid:durableId="932517570">
+  <w:num w:numId="50" w16cid:durableId="1422601185">
     <w:abstractNumId w:val="2"/>
     <w:lvlOverride w:ilvl="0">
       <w:startOverride w:val="1"/>
@@ -41830,7 +41818,7 @@
       <w:startOverride w:val="1"/>
     </w:lvlOverride>
   </w:num>
-  <w:num w:numId="51" w16cid:durableId="1073698257">
+  <w:num w:numId="51" w16cid:durableId="347485428">
     <w:abstractNumId w:val="2"/>
     <w:lvlOverride w:ilvl="0">
       <w:startOverride w:val="1"/>
@@ -41860,25 +41848,25 @@
       <w:startOverride w:val="1"/>
     </w:lvlOverride>
   </w:num>
-  <w:num w:numId="52" w16cid:durableId="507720235">
+  <w:num w:numId="52" w16cid:durableId="1942058519">
     <w:abstractNumId w:val="1"/>
   </w:num>
-  <w:num w:numId="53" w16cid:durableId="268008708">
+  <w:num w:numId="53" w16cid:durableId="1754934149">
     <w:abstractNumId w:val="1"/>
   </w:num>
-  <w:num w:numId="54" w16cid:durableId="1217204331">
+  <w:num w:numId="54" w16cid:durableId="1546409582">
     <w:abstractNumId w:val="1"/>
   </w:num>
-  <w:num w:numId="55" w16cid:durableId="541987201">
+  <w:num w:numId="55" w16cid:durableId="168563124">
     <w:abstractNumId w:val="1"/>
   </w:num>
-  <w:num w:numId="56" w16cid:durableId="380059014">
+  <w:num w:numId="56" w16cid:durableId="216362129">
     <w:abstractNumId w:val="1"/>
   </w:num>
-  <w:num w:numId="57" w16cid:durableId="569118772">
+  <w:num w:numId="57" w16cid:durableId="1801263637">
     <w:abstractNumId w:val="1"/>
   </w:num>
-  <w:num w:numId="58" w16cid:durableId="1275359077">
+  <w:num w:numId="58" w16cid:durableId="1539272495">
     <w:abstractNumId w:val="1"/>
   </w:num>
   <w:numIdMacAtCleanup w:val="58"/>
@@ -43116,7 +43104,7 @@
     <w:name w:val="header"/>
     <w:basedOn w:val="a"/>
     <w:link w:val="Char2"/>
-    <w:rsid w:val="00E570D2"/>
+    <w:rsid w:val="0084601E"/>
     <w:pPr>
       <w:tabs>
         <w:tab w:val="center" w:pos="4513"/>
@@ -43129,13 +43117,13 @@
     <w:name w:val="머리글 Char"/>
     <w:basedOn w:val="a1"/>
     <w:link w:val="ad"/>
-    <w:rsid w:val="00E570D2"/>
+    <w:rsid w:val="0084601E"/>
   </w:style>
   <w:style w:type="paragraph" w:styleId="ae">
     <w:name w:val="footer"/>
     <w:basedOn w:val="a"/>
     <w:link w:val="Char3"/>
-    <w:rsid w:val="00E570D2"/>
+    <w:rsid w:val="0084601E"/>
     <w:pPr>
       <w:tabs>
         <w:tab w:val="center" w:pos="4513"/>
@@ -43148,7 +43136,7 @@
     <w:name w:val="바닥글 Char"/>
     <w:basedOn w:val="a1"/>
     <w:link w:val="ae"/>
-    <w:rsid w:val="00E570D2"/>
+    <w:rsid w:val="0084601E"/>
   </w:style>
 </w:styles>
 </file>

--- a/ko/paper/paper_bilingual.docx
+++ b/ko/paper/paper_bilingual.docx
@@ -34734,7 +34734,48 @@
         <w:pStyle w:val="a8"/>
       </w:pPr>
       <w:r>
-        <w:t>All artifacts of this study are released with persistent identifiers.</w:t>
+        <w:t xml:space="preserve">All artifacts are released with persistent identifiers. The source code is available at https://github.com/rosyrosys/sonata-form-viz under the MIT License, and the v0.1.0 release is archived at </w:t>
+      </w:r>
+      <w:hyperlink r:id="rId7">
+        <w:r>
+          <w:rPr>
+            <w:rStyle w:val="ac"/>
+          </w:rPr>
+          <w:t>https://doi.org/10.5281/zenodo.20108497</w:t>
+        </w:r>
+      </w:hyperlink>
+      <w:r>
+        <w:t>. The analysis schema (</w:t>
+      </w:r>
+      <w:r>
+        <w:rPr>
+          <w:rStyle w:val="VerbatimChar"/>
+        </w:rPr>
+        <w:t>sonata_structure.json</w:t>
+      </w:r>
+      <w:r>
+        <w:t>), the measure-to-time mapping (</w:t>
+      </w:r>
+      <w:r>
+        <w:rPr>
+          <w:rStyle w:val="VerbatimChar"/>
+        </w:rPr>
+        <w:t>measure_times.json</w:t>
+      </w:r>
+      <w:r>
+        <w:t>), and the manuscript itself are licensed CC BY 4.0; the bundled reference recording is a Public Domain performance distributed via Musopen and Wikimedia Commons. The tool has a single external runtime dependency, OpenSheetMusicDisplay v1.8.7, and runs from any static-file server. A live deployment that bundles the reference recording is available at https://rosyrosys.github.io/sonata-form-viz/ for reviewer use. De</w:t>
+      </w:r>
+      <w:r>
+        <w:t xml:space="preserve">tailed reproducibility notes covering the recording-substitution procedure, the tap-calibration flow, browser-version compatibility, and the release schedule for the forthcoming randomized controlled trial response dataset are provided in the supplementary </w:t>
+      </w:r>
+      <w:r>
+        <w:rPr>
+          <w:rStyle w:val="VerbatimChar"/>
+        </w:rPr>
+        <w:t>REPRODUCIBILITY.md</w:t>
+      </w:r>
+      <w:r>
+        <w:t xml:space="preserve"> and on the Zenodo record.</w:t>
       </w:r>
     </w:p>
     <w:p>
@@ -34742,2111 +34783,519 @@
         <w:pStyle w:val="FirstParagraph"/>
       </w:pPr>
       <w:r>
+        <w:t>모든</w:t>
+      </w:r>
+      <w:r>
+        <w:t xml:space="preserve"> </w:t>
+      </w:r>
+      <w:r>
+        <w:t>산출물은</w:t>
+      </w:r>
+      <w:r>
+        <w:t xml:space="preserve"> </w:t>
+      </w:r>
+      <w:r>
+        <w:t>영구</w:t>
+      </w:r>
+      <w:r>
+        <w:t xml:space="preserve"> </w:t>
+      </w:r>
+      <w:r>
+        <w:t>식별자와</w:t>
+      </w:r>
+      <w:r>
+        <w:t xml:space="preserve"> </w:t>
+      </w:r>
+      <w:r>
+        <w:t>함께</w:t>
+      </w:r>
+      <w:r>
+        <w:t xml:space="preserve"> </w:t>
+      </w:r>
+      <w:r>
+        <w:t>공개된다</w:t>
+      </w:r>
+      <w:r>
+        <w:t xml:space="preserve">. </w:t>
+      </w:r>
+      <w:r>
+        <w:t>소스</w:t>
+      </w:r>
+      <w:r>
+        <w:t xml:space="preserve"> </w:t>
+      </w:r>
+      <w:r>
+        <w:t>코드는</w:t>
+      </w:r>
+      <w:r>
+        <w:t xml:space="preserve"> https://github.com/rosyrosys/sonata-form-viz </w:t>
+      </w:r>
+      <w:r>
+        <w:t>에서</w:t>
+      </w:r>
+      <w:r>
+        <w:t xml:space="preserve"> MIT </w:t>
+      </w:r>
+      <w:r>
+        <w:t>라이선스로</w:t>
+      </w:r>
+      <w:r>
+        <w:t xml:space="preserve"> </w:t>
+      </w:r>
+      <w:r>
+        <w:t>이용</w:t>
+      </w:r>
+      <w:r>
+        <w:t xml:space="preserve"> </w:t>
+      </w:r>
+      <w:r>
+        <w:t>가능하며</w:t>
+      </w:r>
+      <w:r>
+        <w:t xml:space="preserve">, v0.1.0 </w:t>
+      </w:r>
+      <w:r>
+        <w:t>릴리스는</w:t>
+      </w:r>
+      <w:r>
+        <w:t xml:space="preserve"> </w:t>
+      </w:r>
+      <w:hyperlink r:id="rId8">
+        <w:r>
+          <w:rPr>
+            <w:rStyle w:val="ac"/>
+          </w:rPr>
+          <w:t>https://doi.org/10.5281/zenodo.20108497</w:t>
+        </w:r>
+      </w:hyperlink>
+      <w:r>
+        <w:t xml:space="preserve"> </w:t>
+      </w:r>
+      <w:r>
+        <w:t>에</w:t>
+      </w:r>
+      <w:r>
+        <w:t xml:space="preserve"> </w:t>
+      </w:r>
+      <w:r>
+        <w:t>아카이브되어</w:t>
+      </w:r>
+      <w:r>
+        <w:t xml:space="preserve"> </w:t>
+      </w:r>
+      <w:r>
+        <w:t>있다</w:t>
+      </w:r>
+      <w:r>
+        <w:t xml:space="preserve">. </w:t>
+      </w:r>
+      <w:r>
+        <w:t>분석</w:t>
+      </w:r>
+      <w:r>
+        <w:t xml:space="preserve"> </w:t>
+      </w:r>
+      <w:r>
+        <w:t>스키마</w:t>
+      </w:r>
+      <w:r>
+        <w:t xml:space="preserve"> (</w:t>
+      </w:r>
+      <w:r>
+        <w:rPr>
+          <w:rStyle w:val="VerbatimChar"/>
+        </w:rPr>
+        <w:t>sonata_structure.json</w:t>
+      </w:r>
+      <w:r>
+        <w:t xml:space="preserve">), </w:t>
+      </w:r>
+      <w:r>
+        <w:t>마디</w:t>
+      </w:r>
+      <w:r>
+        <w:t>·</w:t>
+      </w:r>
+      <w:r>
+        <w:t>시간</w:t>
+      </w:r>
+      <w:r>
+        <w:t xml:space="preserve"> </w:t>
+      </w:r>
+      <w:r>
+        <w:t>매핑</w:t>
+      </w:r>
+      <w:r>
+        <w:t xml:space="preserve"> (</w:t>
+      </w:r>
+      <w:r>
+        <w:rPr>
+          <w:rStyle w:val="VerbatimChar"/>
+        </w:rPr>
+        <w:t>measure_times.json</w:t>
+      </w:r>
+      <w:r>
+        <w:t xml:space="preserve">), </w:t>
+      </w:r>
+      <w:r>
+        <w:t>그리고</w:t>
+      </w:r>
+      <w:r>
+        <w:t xml:space="preserve"> </w:t>
+      </w:r>
+      <w:r>
         <w:t>본</w:t>
       </w:r>
       <w:r>
         <w:t xml:space="preserve"> </w:t>
       </w:r>
       <w:r>
-        <w:t>연구의</w:t>
-      </w:r>
-      <w:r>
-        <w:t xml:space="preserve"> </w:t>
-      </w:r>
-      <w:r>
-        <w:t>모든</w:t>
-      </w:r>
-      <w:r>
-        <w:t xml:space="preserve"> </w:t>
-      </w:r>
-      <w:r>
-        <w:t>산출물은</w:t>
-      </w:r>
-      <w:r>
-        <w:t xml:space="preserve"> </w:t>
-      </w:r>
-      <w:r>
-        <w:t>영구</w:t>
-      </w:r>
-      <w:r>
-        <w:t xml:space="preserve"> </w:t>
-      </w:r>
-      <w:r>
-        <w:t>식별자</w:t>
-      </w:r>
-      <w:r>
-        <w:t xml:space="preserve">(persistent identifier) </w:t>
+        <w:t>원고</w:t>
+      </w:r>
+      <w:r>
+        <w:t xml:space="preserve"> </w:t>
+      </w:r>
+      <w:r>
+        <w:t>자체는</w:t>
+      </w:r>
+      <w:r>
+        <w:t xml:space="preserve"> CC BY 4.0 </w:t>
+      </w:r>
+      <w:r>
+        <w:t>라이선스이며</w:t>
+      </w:r>
+      <w:r>
+        <w:t xml:space="preserve">, </w:t>
+      </w:r>
+      <w:r>
+        <w:t>번들</w:t>
+      </w:r>
+      <w:r>
+        <w:t xml:space="preserve"> </w:t>
+      </w:r>
+      <w:r>
+        <w:t>참조</w:t>
+      </w:r>
+      <w:r>
+        <w:t xml:space="preserve"> </w:t>
+      </w:r>
+      <w:r>
+        <w:t>녹음은</w:t>
+      </w:r>
+      <w:r>
+        <w:t xml:space="preserve"> Musopen </w:t>
+      </w:r>
+      <w:r>
+        <w:t>및</w:t>
+      </w:r>
+      <w:r>
+        <w:t xml:space="preserve"> Wikimedia Commons </w:t>
+      </w:r>
+      <w:r>
+        <w:t>를</w:t>
+      </w:r>
+      <w:r>
+        <w:t xml:space="preserve"> </w:t>
+      </w:r>
+      <w:r>
+        <w:t>통해</w:t>
+      </w:r>
+      <w:r>
+        <w:t xml:space="preserve"> </w:t>
+      </w:r>
+      <w:r>
+        <w:t>배포되는</w:t>
+      </w:r>
+      <w:r>
+        <w:t xml:space="preserve"> Public Domain </w:t>
+      </w:r>
+      <w:r>
+        <w:t>연주이다</w:t>
+      </w:r>
+      <w:r>
+        <w:t xml:space="preserve">. </w:t>
+      </w:r>
+      <w:r>
+        <w:t>본</w:t>
+      </w:r>
+      <w:r>
+        <w:t xml:space="preserve"> </w:t>
+      </w:r>
+      <w:r>
+        <w:t>도구의</w:t>
+      </w:r>
+      <w:r>
+        <w:t xml:space="preserve"> </w:t>
+      </w:r>
+      <w:r>
+        <w:t>외부</w:t>
+      </w:r>
+      <w:r>
+        <w:t xml:space="preserve"> </w:t>
+      </w:r>
+      <w:r>
+        <w:t>런타임</w:t>
+      </w:r>
+      <w:r>
+        <w:t xml:space="preserve"> </w:t>
+      </w:r>
+      <w:r>
+        <w:t>의존성은</w:t>
+      </w:r>
+      <w:r>
+        <w:t xml:space="preserve"> OpenSheetMusicDisplay v1.8.7 </w:t>
+      </w:r>
+      <w:r>
+        <w:t>하나뿐이며</w:t>
+      </w:r>
+      <w:r>
+        <w:t xml:space="preserve">, </w:t>
+      </w:r>
+      <w:r>
+        <w:t>어떤</w:t>
+      </w:r>
+      <w:r>
+        <w:t xml:space="preserve"> </w:t>
+      </w:r>
+      <w:r>
+        <w:t>정적</w:t>
+      </w:r>
+      <w:r>
+        <w:t xml:space="preserve"> </w:t>
+      </w:r>
+      <w:r>
+        <w:t>파일</w:t>
+      </w:r>
+      <w:r>
+        <w:t xml:space="preserve"> </w:t>
+      </w:r>
+      <w:r>
+        <w:t>서버에서든</w:t>
+      </w:r>
+      <w:r>
+        <w:t xml:space="preserve"> </w:t>
+      </w:r>
+      <w:r>
+        <w:t>작동한다</w:t>
+      </w:r>
+      <w:r>
+        <w:t xml:space="preserve">. </w:t>
+      </w:r>
+      <w:r>
+        <w:t>참조</w:t>
+      </w:r>
+      <w:r>
+        <w:t xml:space="preserve"> </w:t>
+      </w:r>
+      <w:r>
+        <w:t>녹음이</w:t>
+      </w:r>
+      <w:r>
+        <w:t xml:space="preserve"> </w:t>
+      </w:r>
+      <w:r>
+        <w:t>번들된</w:t>
+      </w:r>
+      <w:r>
+        <w:t xml:space="preserve"> </w:t>
+      </w:r>
+      <w:r>
+        <w:t>라이브</w:t>
+      </w:r>
+      <w:r>
+        <w:t xml:space="preserve"> </w:t>
+      </w:r>
+      <w:r>
+        <w:t>배포는</w:t>
+      </w:r>
+      <w:r>
+        <w:t xml:space="preserve"> https://rosyrosys.github.io/sonata-form-viz/ </w:t>
+      </w:r>
+      <w:r>
+        <w:t>에서</w:t>
+      </w:r>
+      <w:r>
+        <w:t xml:space="preserve"> reviewer </w:t>
+      </w:r>
+      <w:r>
+        <w:t>이용</w:t>
+      </w:r>
+      <w:r>
+        <w:t xml:space="preserve"> </w:t>
+      </w:r>
+      <w:r>
+        <w:t>가능하다</w:t>
+      </w:r>
+      <w:r>
+        <w:t xml:space="preserve">. </w:t>
+      </w:r>
+      <w:r>
+        <w:t>녹음</w:t>
+      </w:r>
+      <w:r>
+        <w:t xml:space="preserve"> </w:t>
+      </w:r>
+      <w:r>
+        <w:t>교체</w:t>
+      </w:r>
+      <w:r>
+        <w:t xml:space="preserve"> </w:t>
+      </w:r>
+      <w:r>
+        <w:t>절차</w:t>
+      </w:r>
+      <w:r>
+        <w:t xml:space="preserve">, </w:t>
+      </w:r>
+      <w:r>
+        <w:t>탭</w:t>
+      </w:r>
+      <w:r>
+        <w:t xml:space="preserve"> </w:t>
+      </w:r>
+      <w:r>
+        <w:t>보정</w:t>
+      </w:r>
+      <w:r>
+        <w:t xml:space="preserve"> </w:t>
+      </w:r>
+      <w:r>
+        <w:t>흐름</w:t>
+      </w:r>
+      <w:r>
+        <w:t xml:space="preserve">, </w:t>
+      </w:r>
+      <w:r>
+        <w:t>브라우저</w:t>
+      </w:r>
+      <w:r>
+        <w:t xml:space="preserve"> </w:t>
+      </w:r>
+      <w:r>
+        <w:t>호환성</w:t>
+      </w:r>
+      <w:r>
+        <w:t xml:space="preserve"> </w:t>
+      </w:r>
+      <w:r>
+        <w:t>매트릭스</w:t>
+      </w:r>
+      <w:r>
+        <w:t xml:space="preserve">, </w:t>
+      </w:r>
+      <w:r>
+        <w:t>그리고</w:t>
+      </w:r>
+      <w:r>
+        <w:t xml:space="preserve"> </w:t>
+      </w:r>
+      <w:r>
+        <w:t>향후</w:t>
+      </w:r>
+      <w:r>
+        <w:t xml:space="preserve"> </w:t>
+      </w:r>
+      <w:r>
+        <w:t>무작위</w:t>
+      </w:r>
+      <w:r>
+        <w:t xml:space="preserve"> </w:t>
+      </w:r>
+      <w:r>
+        <w:t>통제군</w:t>
+      </w:r>
+      <w:r>
+        <w:t xml:space="preserve"> </w:t>
+      </w:r>
+      <w:r>
+        <w:t>시험</w:t>
+      </w:r>
+      <w:r>
+        <w:t xml:space="preserve"> </w:t>
+      </w:r>
+      <w:r>
+        <w:t>응답</w:t>
+      </w:r>
+      <w:r>
+        <w:t xml:space="preserve"> </w:t>
+      </w:r>
+      <w:r>
+        <w:t>데이터셋의</w:t>
+      </w:r>
+      <w:r>
+        <w:t xml:space="preserve"> </w:t>
+      </w:r>
+      <w:r>
+        <w:t>공개</w:t>
+      </w:r>
+      <w:r>
+        <w:t xml:space="preserve"> </w:t>
+      </w:r>
+      <w:r>
+        <w:t>일정</w:t>
+      </w:r>
+      <w:r>
+        <w:t xml:space="preserve"> </w:t>
+      </w:r>
+      <w:r>
+        <w:t>등</w:t>
+      </w:r>
+      <w:r>
+        <w:t xml:space="preserve"> </w:t>
+      </w:r>
+      <w:r>
+        <w:t>상세한</w:t>
+      </w:r>
+      <w:r>
+        <w:t xml:space="preserve"> </w:t>
+      </w:r>
+      <w:r>
+        <w:t>재현</w:t>
+      </w:r>
+      <w:r>
+        <w:t xml:space="preserve"> </w:t>
+      </w:r>
+      <w:r>
+        <w:t>가능성</w:t>
+      </w:r>
+      <w:r>
+        <w:t xml:space="preserve"> </w:t>
+      </w:r>
+      <w:r>
+        <w:t>노트는</w:t>
+      </w:r>
+      <w:r>
+        <w:t xml:space="preserve"> </w:t>
+      </w:r>
+      <w:r>
+        <w:t>보조자료</w:t>
+      </w:r>
+      <w:r>
+        <w:t xml:space="preserve"> </w:t>
+      </w:r>
+      <w:r>
+        <w:rPr>
+          <w:rStyle w:val="VerbatimChar"/>
+        </w:rPr>
+        <w:t>REPRODUCIBILITY.md</w:t>
+      </w:r>
+      <w:r>
+        <w:t xml:space="preserve"> </w:t>
       </w:r>
       <w:r>
         <w:t>와</w:t>
       </w:r>
       <w:r>
-        <w:t xml:space="preserve"> </w:t>
-      </w:r>
-      <w:r>
-        <w:t>함께</w:t>
-      </w:r>
-      <w:r>
-        <w:t xml:space="preserve"> </w:t>
-      </w:r>
-      <w:r>
-        <w:t>공개된다</w:t>
-      </w:r>
-      <w:r>
-        <w:t>.</w:t>
-      </w:r>
-    </w:p>
-    <w:tbl>
-      <w:tblPr>
-        <w:tblStyle w:val="Table"/>
-        <w:tblW w:w="0" w:type="auto"/>
-        <w:jc w:val="center"/>
-        <w:tblLook w:val="0020" w:firstRow="1" w:lastRow="0" w:firstColumn="0" w:lastColumn="0" w:noHBand="0" w:noVBand="0"/>
-      </w:tblPr>
-      <w:tblGrid>
-        <w:gridCol w:w="2910"/>
-        <w:gridCol w:w="5377"/>
-      </w:tblGrid>
-      <w:tr>
-        <w:trPr>
-          <w:cnfStyle w:val="100000000000" w:firstRow="1" w:lastRow="0" w:firstColumn="0" w:lastColumn="0" w:oddVBand="0" w:evenVBand="0" w:oddHBand="0" w:evenHBand="0" w:firstRowFirstColumn="0" w:firstRowLastColumn="0" w:lastRowFirstColumn="0" w:lastRowLastColumn="0"/>
-          <w:tblHeader/>
-          <w:jc w:val="center"/>
-        </w:trPr>
-        <w:tc>
-          <w:tcPr>
-            <w:tcW w:w="0" w:type="auto"/>
-            <w:tcBorders>
-              <w:bottom w:val="single" w:sz="2" w:space="0" w:color="auto"/>
-            </w:tcBorders>
-            <w:shd w:val="clear" w:color="auto" w:fill="EBEBEB"/>
-          </w:tcPr>
-          <w:p>
-            <w:pPr>
-              <w:pStyle w:val="Compact"/>
-              <w:rPr>
-                <w:b/>
-                <w:sz w:val="20"/>
-              </w:rPr>
-            </w:pPr>
-            <w:r>
-              <w:rPr>
-                <w:b/>
-                <w:sz w:val="20"/>
-              </w:rPr>
-              <w:t>Resource</w:t>
-            </w:r>
-          </w:p>
-        </w:tc>
-        <w:tc>
-          <w:tcPr>
-            <w:tcW w:w="0" w:type="auto"/>
-            <w:tcBorders>
-              <w:bottom w:val="single" w:sz="2" w:space="0" w:color="auto"/>
-            </w:tcBorders>
-            <w:shd w:val="clear" w:color="auto" w:fill="EBEBEB"/>
-          </w:tcPr>
-          <w:p>
-            <w:pPr>
-              <w:pStyle w:val="Compact"/>
-              <w:rPr>
-                <w:b/>
-                <w:sz w:val="20"/>
-              </w:rPr>
-            </w:pPr>
-            <w:r>
-              <w:rPr>
-                <w:b/>
-                <w:sz w:val="20"/>
-              </w:rPr>
-              <w:t>Location</w:t>
-            </w:r>
-          </w:p>
-        </w:tc>
-      </w:tr>
-      <w:tr>
-        <w:trPr>
-          <w:jc w:val="center"/>
-        </w:trPr>
-        <w:tc>
-          <w:tcPr>
-            <w:tcW w:w="0" w:type="auto"/>
-            <w:tcBorders>
-              <w:top w:val="single" w:sz="2" w:space="0" w:color="auto"/>
-            </w:tcBorders>
-          </w:tcPr>
-          <w:p>
-            <w:pPr>
-              <w:pStyle w:val="Compact"/>
-              <w:rPr>
-                <w:sz w:val="20"/>
-              </w:rPr>
-            </w:pPr>
-            <w:r>
-              <w:rPr>
-                <w:sz w:val="20"/>
-              </w:rPr>
-              <w:t>Source code (HTML / CSS / JS)</w:t>
-            </w:r>
-          </w:p>
-        </w:tc>
-        <w:tc>
-          <w:tcPr>
-            <w:tcW w:w="0" w:type="auto"/>
-            <w:tcBorders>
-              <w:top w:val="single" w:sz="2" w:space="0" w:color="auto"/>
-            </w:tcBorders>
-          </w:tcPr>
-          <w:p>
-            <w:pPr>
-              <w:pStyle w:val="Compact"/>
-              <w:rPr>
-                <w:sz w:val="20"/>
-              </w:rPr>
-            </w:pPr>
-            <w:r>
-              <w:rPr>
-                <w:sz w:val="20"/>
-              </w:rPr>
-              <w:t>https://github.com/rosyrosys/sonata-form-viz</w:t>
-            </w:r>
-          </w:p>
-        </w:tc>
-      </w:tr>
-      <w:tr>
-        <w:trPr>
-          <w:jc w:val="center"/>
-        </w:trPr>
-        <w:tc>
-          <w:tcPr>
-            <w:tcW w:w="0" w:type="auto"/>
-          </w:tcPr>
-          <w:p>
-            <w:pPr>
-              <w:pStyle w:val="Compact"/>
-              <w:rPr>
-                <w:sz w:val="20"/>
-              </w:rPr>
-            </w:pPr>
-            <w:r>
-              <w:rPr>
-                <w:sz w:val="20"/>
-              </w:rPr>
-              <w:t>v0.1.0 release</w:t>
-            </w:r>
-          </w:p>
-        </w:tc>
-        <w:tc>
-          <w:tcPr>
-            <w:tcW w:w="0" w:type="auto"/>
-          </w:tcPr>
-          <w:p>
-            <w:pPr>
-              <w:pStyle w:val="Compact"/>
-              <w:rPr>
-                <w:sz w:val="20"/>
-              </w:rPr>
-            </w:pPr>
-            <w:r>
-              <w:rPr>
-                <w:sz w:val="20"/>
-              </w:rPr>
-              <w:t>https://github.com/rosyrosys/sonata-form-viz/releases/tag/v0.1.0</w:t>
-            </w:r>
-          </w:p>
-        </w:tc>
-      </w:tr>
-      <w:tr>
-        <w:trPr>
-          <w:jc w:val="center"/>
-        </w:trPr>
-        <w:tc>
-          <w:tcPr>
-            <w:tcW w:w="0" w:type="auto"/>
-          </w:tcPr>
-          <w:p>
-            <w:pPr>
-              <w:pStyle w:val="Compact"/>
-              <w:rPr>
-                <w:sz w:val="20"/>
-              </w:rPr>
-            </w:pPr>
-            <w:r>
-              <w:rPr>
-                <w:sz w:val="20"/>
-              </w:rPr>
-              <w:t>Long-term archive (Zenodo DOI)</w:t>
-            </w:r>
-          </w:p>
-        </w:tc>
-        <w:tc>
-          <w:tcPr>
-            <w:tcW w:w="0" w:type="auto"/>
-          </w:tcPr>
-          <w:p>
-            <w:pPr>
-              <w:pStyle w:val="Compact"/>
-              <w:rPr>
-                <w:sz w:val="20"/>
-              </w:rPr>
-            </w:pPr>
-            <w:hyperlink r:id="rId7">
-              <w:r>
-                <w:rPr>
-                  <w:rStyle w:val="ac"/>
-                  <w:sz w:val="20"/>
-                </w:rPr>
-                <w:t>10.5281/zenodo.20108497</w:t>
-              </w:r>
-            </w:hyperlink>
-          </w:p>
-        </w:tc>
-      </w:tr>
-      <w:tr>
-        <w:trPr>
-          <w:jc w:val="center"/>
-        </w:trPr>
-        <w:tc>
-          <w:tcPr>
-            <w:tcW w:w="0" w:type="auto"/>
-          </w:tcPr>
-          <w:p>
-            <w:pPr>
-              <w:pStyle w:val="Compact"/>
-              <w:rPr>
-                <w:sz w:val="20"/>
-              </w:rPr>
-            </w:pPr>
-            <w:r>
-              <w:rPr>
-                <w:sz w:val="20"/>
-              </w:rPr>
-              <w:t>Formal-analysis JSON schema</w:t>
-            </w:r>
-          </w:p>
-        </w:tc>
-        <w:tc>
-          <w:tcPr>
-            <w:tcW w:w="0" w:type="auto"/>
-          </w:tcPr>
-          <w:p>
-            <w:pPr>
-              <w:pStyle w:val="Compact"/>
-              <w:rPr>
-                <w:sz w:val="20"/>
-              </w:rPr>
-            </w:pPr>
-            <w:r>
-              <w:rPr>
-                <w:rStyle w:val="VerbatimChar"/>
-                <w:rFonts w:ascii="Times New Roman" w:hAnsi="Times New Roman"/>
-                <w:sz w:val="20"/>
-              </w:rPr>
-              <w:t>data/sonata_structure.json</w:t>
-            </w:r>
-            <w:r>
-              <w:rPr>
-                <w:sz w:val="20"/>
-              </w:rPr>
-              <w:t xml:space="preserve"> (CC BY 4.0)</w:t>
-            </w:r>
-          </w:p>
-        </w:tc>
-      </w:tr>
-      <w:tr>
-        <w:trPr>
-          <w:jc w:val="center"/>
-        </w:trPr>
-        <w:tc>
-          <w:tcPr>
-            <w:tcW w:w="0" w:type="auto"/>
-          </w:tcPr>
-          <w:p>
-            <w:pPr>
-              <w:pStyle w:val="Compact"/>
-              <w:rPr>
-                <w:sz w:val="20"/>
-              </w:rPr>
-            </w:pPr>
-            <w:r>
-              <w:rPr>
-                <w:sz w:val="20"/>
-              </w:rPr>
-              <w:t>Measure-to-time mapping</w:t>
-            </w:r>
-          </w:p>
-        </w:tc>
-        <w:tc>
-          <w:tcPr>
-            <w:tcW w:w="0" w:type="auto"/>
-          </w:tcPr>
-          <w:p>
-            <w:pPr>
-              <w:pStyle w:val="Compact"/>
-              <w:rPr>
-                <w:sz w:val="20"/>
-              </w:rPr>
-            </w:pPr>
-            <w:r>
-              <w:rPr>
-                <w:rStyle w:val="VerbatimChar"/>
-                <w:rFonts w:ascii="Times New Roman" w:hAnsi="Times New Roman"/>
-                <w:sz w:val="20"/>
-              </w:rPr>
-              <w:t>data/measure_times.json</w:t>
-            </w:r>
-            <w:r>
-              <w:rPr>
-                <w:sz w:val="20"/>
-              </w:rPr>
-              <w:t xml:space="preserve"> (CC BY 4.0)</w:t>
-            </w:r>
-          </w:p>
-        </w:tc>
-      </w:tr>
-      <w:tr>
-        <w:trPr>
-          <w:jc w:val="center"/>
-        </w:trPr>
-        <w:tc>
-          <w:tcPr>
-            <w:tcW w:w="0" w:type="auto"/>
-          </w:tcPr>
-          <w:p>
-            <w:pPr>
-              <w:pStyle w:val="Compact"/>
-              <w:rPr>
-                <w:sz w:val="20"/>
-              </w:rPr>
-            </w:pPr>
-            <w:r>
-              <w:rPr>
-                <w:sz w:val="20"/>
-              </w:rPr>
-              <w:t>MusicXML (public domain)</w:t>
-            </w:r>
-          </w:p>
-        </w:tc>
-        <w:tc>
-          <w:tcPr>
-            <w:tcW w:w="0" w:type="auto"/>
-          </w:tcPr>
-          <w:p>
-            <w:pPr>
-              <w:pStyle w:val="Compact"/>
-              <w:rPr>
-                <w:sz w:val="20"/>
-              </w:rPr>
-            </w:pPr>
-            <w:r>
-              <w:rPr>
-                <w:rStyle w:val="VerbatimChar"/>
-                <w:rFonts w:ascii="Times New Roman" w:hAnsi="Times New Roman"/>
-                <w:sz w:val="20"/>
-              </w:rPr>
-              <w:t>data/mozart_k545_mvt1.musicxml</w:t>
-            </w:r>
-          </w:p>
-        </w:tc>
-      </w:tr>
-      <w:tr>
-        <w:trPr>
-          <w:jc w:val="center"/>
-        </w:trPr>
-        <w:tc>
-          <w:tcPr>
-            <w:tcW w:w="0" w:type="auto"/>
-          </w:tcPr>
-          <w:p>
-            <w:pPr>
-              <w:pStyle w:val="Compact"/>
-              <w:rPr>
-                <w:sz w:val="20"/>
-              </w:rPr>
-            </w:pPr>
-            <w:r>
-              <w:rPr>
-                <w:sz w:val="20"/>
-              </w:rPr>
-              <w:t>Manuscript drafts (KO / EN)</w:t>
-            </w:r>
-          </w:p>
-        </w:tc>
-        <w:tc>
-          <w:tcPr>
-            <w:tcW w:w="0" w:type="auto"/>
-          </w:tcPr>
-          <w:p>
-            <w:pPr>
-              <w:pStyle w:val="Compact"/>
-              <w:rPr>
-                <w:sz w:val="20"/>
-              </w:rPr>
-            </w:pPr>
-            <w:r>
-              <w:rPr>
-                <w:rStyle w:val="VerbatimChar"/>
-                <w:rFonts w:ascii="Times New Roman" w:hAnsi="Times New Roman"/>
-                <w:sz w:val="20"/>
-              </w:rPr>
-              <w:t>paper/paper_ko.md</w:t>
-            </w:r>
-            <w:r>
-              <w:rPr>
-                <w:sz w:val="20"/>
-              </w:rPr>
-              <w:t xml:space="preserve">, </w:t>
-            </w:r>
-            <w:r>
-              <w:rPr>
-                <w:rStyle w:val="VerbatimChar"/>
-                <w:rFonts w:ascii="Times New Roman" w:hAnsi="Times New Roman"/>
-                <w:sz w:val="20"/>
-              </w:rPr>
-              <w:t>paper/paper_en.md</w:t>
-            </w:r>
-          </w:p>
-        </w:tc>
-      </w:tr>
-      <w:tr>
-        <w:trPr>
-          <w:tblHeader/>
-          <w:jc w:val="center"/>
-        </w:trPr>
-        <w:tc>
-          <w:tcPr>
-            <w:tcW w:w="0" w:type="auto"/>
-          </w:tcPr>
-          <w:p>
-            <w:pPr>
-              <w:pStyle w:val="Compact"/>
-              <w:rPr>
-                <w:sz w:val="20"/>
-              </w:rPr>
-            </w:pPr>
-            <w:r>
-              <w:rPr>
-                <w:sz w:val="20"/>
-              </w:rPr>
-              <w:t>자원</w:t>
-            </w:r>
-          </w:p>
-        </w:tc>
-        <w:tc>
-          <w:tcPr>
-            <w:tcW w:w="0" w:type="auto"/>
-          </w:tcPr>
-          <w:p>
-            <w:pPr>
-              <w:pStyle w:val="Compact"/>
-              <w:rPr>
-                <w:sz w:val="20"/>
-              </w:rPr>
-            </w:pPr>
-            <w:r>
-              <w:rPr>
-                <w:sz w:val="20"/>
-              </w:rPr>
-              <w:t>위치</w:t>
-            </w:r>
-          </w:p>
-        </w:tc>
-      </w:tr>
-      <w:tr>
-        <w:trPr>
-          <w:jc w:val="center"/>
-        </w:trPr>
-        <w:tc>
-          <w:tcPr>
-            <w:tcW w:w="0" w:type="auto"/>
-          </w:tcPr>
-          <w:p>
-            <w:pPr>
-              <w:pStyle w:val="Compact"/>
-              <w:rPr>
-                <w:sz w:val="20"/>
-              </w:rPr>
-            </w:pPr>
-            <w:r>
-              <w:rPr>
-                <w:sz w:val="20"/>
-              </w:rPr>
-              <w:t>소스</w:t>
-            </w:r>
-            <w:r>
-              <w:rPr>
-                <w:sz w:val="20"/>
-              </w:rPr>
-              <w:t xml:space="preserve"> </w:t>
-            </w:r>
-            <w:r>
-              <w:rPr>
-                <w:sz w:val="20"/>
-              </w:rPr>
-              <w:t>코드</w:t>
-            </w:r>
-            <w:r>
-              <w:rPr>
-                <w:sz w:val="20"/>
-              </w:rPr>
-              <w:t xml:space="preserve"> (HTML / CSS / JS)</w:t>
-            </w:r>
-          </w:p>
-        </w:tc>
-        <w:tc>
-          <w:tcPr>
-            <w:tcW w:w="0" w:type="auto"/>
-          </w:tcPr>
-          <w:p>
-            <w:pPr>
-              <w:pStyle w:val="Compact"/>
-              <w:rPr>
-                <w:sz w:val="20"/>
-              </w:rPr>
-            </w:pPr>
-            <w:r>
-              <w:rPr>
-                <w:sz w:val="20"/>
-              </w:rPr>
-              <w:t>https://github.com/rosyrosys/sonata-form-viz</w:t>
-            </w:r>
-          </w:p>
-        </w:tc>
-      </w:tr>
-      <w:tr>
-        <w:trPr>
-          <w:jc w:val="center"/>
-        </w:trPr>
-        <w:tc>
-          <w:tcPr>
-            <w:tcW w:w="0" w:type="auto"/>
-          </w:tcPr>
-          <w:p>
-            <w:pPr>
-              <w:pStyle w:val="Compact"/>
-              <w:rPr>
-                <w:sz w:val="20"/>
-              </w:rPr>
-            </w:pPr>
-            <w:r>
-              <w:rPr>
-                <w:sz w:val="20"/>
-              </w:rPr>
-              <w:t xml:space="preserve">v0.1.0 </w:t>
-            </w:r>
-            <w:r>
-              <w:rPr>
-                <w:sz w:val="20"/>
-              </w:rPr>
-              <w:t>릴리스</w:t>
-            </w:r>
-          </w:p>
-        </w:tc>
-        <w:tc>
-          <w:tcPr>
-            <w:tcW w:w="0" w:type="auto"/>
-          </w:tcPr>
-          <w:p>
-            <w:pPr>
-              <w:pStyle w:val="Compact"/>
-              <w:rPr>
-                <w:sz w:val="20"/>
-              </w:rPr>
-            </w:pPr>
-            <w:r>
-              <w:rPr>
-                <w:sz w:val="20"/>
-              </w:rPr>
-              <w:t>https://github.com/rosyrosys/sonata-form-viz/releases/tag/v0.1.0</w:t>
-            </w:r>
-          </w:p>
-        </w:tc>
-      </w:tr>
-      <w:tr>
-        <w:trPr>
-          <w:jc w:val="center"/>
-        </w:trPr>
-        <w:tc>
-          <w:tcPr>
-            <w:tcW w:w="0" w:type="auto"/>
-          </w:tcPr>
-          <w:p>
-            <w:pPr>
-              <w:pStyle w:val="Compact"/>
-              <w:rPr>
-                <w:sz w:val="20"/>
-              </w:rPr>
-            </w:pPr>
-            <w:r>
-              <w:rPr>
-                <w:sz w:val="20"/>
-              </w:rPr>
-              <w:t>장기</w:t>
-            </w:r>
-            <w:r>
-              <w:rPr>
-                <w:sz w:val="20"/>
-              </w:rPr>
-              <w:t xml:space="preserve"> </w:t>
-            </w:r>
-            <w:r>
-              <w:rPr>
-                <w:sz w:val="20"/>
-              </w:rPr>
-              <w:t>보관</w:t>
-            </w:r>
-            <w:r>
-              <w:rPr>
-                <w:sz w:val="20"/>
-              </w:rPr>
-              <w:t xml:space="preserve"> (Zenodo DOI)</w:t>
-            </w:r>
-          </w:p>
-        </w:tc>
-        <w:tc>
-          <w:tcPr>
-            <w:tcW w:w="0" w:type="auto"/>
-          </w:tcPr>
-          <w:p>
-            <w:pPr>
-              <w:pStyle w:val="Compact"/>
-              <w:rPr>
-                <w:sz w:val="20"/>
-              </w:rPr>
-            </w:pPr>
-            <w:hyperlink r:id="rId8">
-              <w:r>
-                <w:rPr>
-                  <w:rStyle w:val="ac"/>
-                  <w:sz w:val="20"/>
-                </w:rPr>
-                <w:t>10.5281/zenodo.20108497</w:t>
-              </w:r>
-            </w:hyperlink>
-          </w:p>
-        </w:tc>
-      </w:tr>
-      <w:tr>
-        <w:trPr>
-          <w:jc w:val="center"/>
-        </w:trPr>
-        <w:tc>
-          <w:tcPr>
-            <w:tcW w:w="0" w:type="auto"/>
-          </w:tcPr>
-          <w:p>
-            <w:pPr>
-              <w:pStyle w:val="Compact"/>
-              <w:rPr>
-                <w:sz w:val="20"/>
-              </w:rPr>
-            </w:pPr>
-            <w:r>
-              <w:rPr>
-                <w:sz w:val="20"/>
-              </w:rPr>
-              <w:t>형식</w:t>
-            </w:r>
-            <w:r>
-              <w:rPr>
-                <w:sz w:val="20"/>
-              </w:rPr>
-              <w:t xml:space="preserve"> </w:t>
-            </w:r>
-            <w:r>
-              <w:rPr>
-                <w:sz w:val="20"/>
-              </w:rPr>
-              <w:t>분석</w:t>
-            </w:r>
-            <w:r>
-              <w:rPr>
-                <w:sz w:val="20"/>
-              </w:rPr>
-              <w:t xml:space="preserve"> JSON </w:t>
-            </w:r>
-            <w:r>
-              <w:rPr>
-                <w:sz w:val="20"/>
-              </w:rPr>
-              <w:t>스키마</w:t>
-            </w:r>
-          </w:p>
-        </w:tc>
-        <w:tc>
-          <w:tcPr>
-            <w:tcW w:w="0" w:type="auto"/>
-          </w:tcPr>
-          <w:p>
-            <w:pPr>
-              <w:pStyle w:val="Compact"/>
-              <w:rPr>
-                <w:sz w:val="20"/>
-              </w:rPr>
-            </w:pPr>
-            <w:r>
-              <w:rPr>
-                <w:rStyle w:val="VerbatimChar"/>
-                <w:rFonts w:ascii="Times New Roman" w:hAnsi="Times New Roman"/>
-                <w:sz w:val="20"/>
-              </w:rPr>
-              <w:t>data/sonata_structure.json</w:t>
-            </w:r>
-            <w:r>
-              <w:rPr>
-                <w:sz w:val="20"/>
-              </w:rPr>
-              <w:t xml:space="preserve"> (CC BY 4.0)</w:t>
-            </w:r>
-          </w:p>
-        </w:tc>
-      </w:tr>
-      <w:tr>
-        <w:trPr>
-          <w:jc w:val="center"/>
-        </w:trPr>
-        <w:tc>
-          <w:tcPr>
-            <w:tcW w:w="0" w:type="auto"/>
-          </w:tcPr>
-          <w:p>
-            <w:pPr>
-              <w:pStyle w:val="Compact"/>
-              <w:rPr>
-                <w:sz w:val="20"/>
-              </w:rPr>
-            </w:pPr>
-            <w:r>
-              <w:rPr>
-                <w:sz w:val="20"/>
-              </w:rPr>
-              <w:t>마디</w:t>
-            </w:r>
-            <w:r>
-              <w:rPr>
-                <w:sz w:val="20"/>
-              </w:rPr>
-              <w:t>–</w:t>
-            </w:r>
-            <w:r>
-              <w:rPr>
-                <w:sz w:val="20"/>
-              </w:rPr>
-              <w:t>시간</w:t>
-            </w:r>
-            <w:r>
-              <w:rPr>
-                <w:sz w:val="20"/>
-              </w:rPr>
-              <w:t xml:space="preserve"> </w:t>
-            </w:r>
-            <w:r>
-              <w:rPr>
-                <w:sz w:val="20"/>
-              </w:rPr>
-              <w:t>매핑</w:t>
-            </w:r>
-          </w:p>
-        </w:tc>
-        <w:tc>
-          <w:tcPr>
-            <w:tcW w:w="0" w:type="auto"/>
-          </w:tcPr>
-          <w:p>
-            <w:pPr>
-              <w:pStyle w:val="Compact"/>
-              <w:rPr>
-                <w:sz w:val="20"/>
-              </w:rPr>
-            </w:pPr>
-            <w:r>
-              <w:rPr>
-                <w:rStyle w:val="VerbatimChar"/>
-                <w:rFonts w:ascii="Times New Roman" w:hAnsi="Times New Roman"/>
-                <w:sz w:val="20"/>
-              </w:rPr>
-              <w:t>data/measure_times.json</w:t>
-            </w:r>
-            <w:r>
-              <w:rPr>
-                <w:sz w:val="20"/>
-              </w:rPr>
-              <w:t xml:space="preserve"> (CC BY 4.0)</w:t>
-            </w:r>
-          </w:p>
-        </w:tc>
-      </w:tr>
-      <w:tr>
-        <w:trPr>
-          <w:jc w:val="center"/>
-        </w:trPr>
-        <w:tc>
-          <w:tcPr>
-            <w:tcW w:w="0" w:type="auto"/>
-          </w:tcPr>
-          <w:p>
-            <w:pPr>
-              <w:pStyle w:val="Compact"/>
-              <w:rPr>
-                <w:sz w:val="20"/>
-              </w:rPr>
-            </w:pPr>
-            <w:r>
-              <w:rPr>
-                <w:sz w:val="20"/>
-              </w:rPr>
-              <w:t>MusicXML (public domain)</w:t>
-            </w:r>
-          </w:p>
-        </w:tc>
-        <w:tc>
-          <w:tcPr>
-            <w:tcW w:w="0" w:type="auto"/>
-          </w:tcPr>
-          <w:p>
-            <w:pPr>
-              <w:pStyle w:val="Compact"/>
-              <w:rPr>
-                <w:sz w:val="20"/>
-              </w:rPr>
-            </w:pPr>
-            <w:r>
-              <w:rPr>
-                <w:rStyle w:val="VerbatimChar"/>
-                <w:rFonts w:ascii="Times New Roman" w:hAnsi="Times New Roman"/>
-                <w:sz w:val="20"/>
-              </w:rPr>
-              <w:t>data/mozart_k545_mvt1.musicxml</w:t>
-            </w:r>
-          </w:p>
-        </w:tc>
-      </w:tr>
-      <w:tr>
-        <w:trPr>
-          <w:jc w:val="center"/>
-        </w:trPr>
-        <w:tc>
-          <w:tcPr>
-            <w:tcW w:w="0" w:type="auto"/>
-          </w:tcPr>
-          <w:p>
-            <w:pPr>
-              <w:pStyle w:val="Compact"/>
-              <w:rPr>
-                <w:sz w:val="20"/>
-              </w:rPr>
-            </w:pPr>
-            <w:r>
-              <w:rPr>
-                <w:sz w:val="20"/>
-              </w:rPr>
-              <w:t>논문</w:t>
-            </w:r>
-            <w:r>
-              <w:rPr>
-                <w:sz w:val="20"/>
-              </w:rPr>
-              <w:t xml:space="preserve"> </w:t>
-            </w:r>
-            <w:r>
-              <w:rPr>
-                <w:sz w:val="20"/>
-              </w:rPr>
-              <w:t>초고</w:t>
-            </w:r>
-            <w:r>
-              <w:rPr>
-                <w:sz w:val="20"/>
-              </w:rPr>
-              <w:t xml:space="preserve"> (KO / EN)</w:t>
-            </w:r>
-          </w:p>
-        </w:tc>
-        <w:tc>
-          <w:tcPr>
-            <w:tcW w:w="0" w:type="auto"/>
-          </w:tcPr>
-          <w:p>
-            <w:pPr>
-              <w:pStyle w:val="Compact"/>
-              <w:rPr>
-                <w:sz w:val="20"/>
-              </w:rPr>
-            </w:pPr>
-            <w:r>
-              <w:rPr>
-                <w:rStyle w:val="VerbatimChar"/>
-                <w:rFonts w:ascii="Times New Roman" w:hAnsi="Times New Roman"/>
-                <w:sz w:val="20"/>
-              </w:rPr>
-              <w:t>paper/paper_ko.md</w:t>
-            </w:r>
-            <w:r>
-              <w:rPr>
-                <w:sz w:val="20"/>
-              </w:rPr>
-              <w:t xml:space="preserve">, </w:t>
-            </w:r>
-            <w:r>
-              <w:rPr>
-                <w:rStyle w:val="VerbatimChar"/>
-                <w:rFonts w:ascii="Times New Roman" w:hAnsi="Times New Roman"/>
-                <w:sz w:val="20"/>
-              </w:rPr>
-              <w:t>paper/paper_en.md</w:t>
-            </w:r>
-          </w:p>
-        </w:tc>
-      </w:tr>
-    </w:tbl>
-    <w:p>
-      <w:pPr>
-        <w:pStyle w:val="a8"/>
-      </w:pPr>
-      <w:r>
-        <w:t xml:space="preserve">The repository ships with two parallel editions, </w:t>
-      </w:r>
-      <w:r>
-        <w:rPr>
-          <w:rStyle w:val="VerbatimChar"/>
-          <w:b/>
-          <w:bCs/>
-        </w:rPr>
-        <w:t>ko/</w:t>
-      </w:r>
-      <w:r>
-        <w:t xml:space="preserve"> (Korean) and </w:t>
-      </w:r>
-      <w:r>
-        <w:rPr>
-          <w:rStyle w:val="VerbatimChar"/>
-          <w:b/>
-          <w:bCs/>
-        </w:rPr>
-        <w:t>en/</w:t>
-      </w:r>
-      <w:r>
-        <w:t xml:space="preserve"> </w:t>
-      </w:r>
-      <w:r>
-        <w:t>(English), sharing the same code base and analysis schema.</w:t>
-      </w:r>
-    </w:p>
-    <w:p>
-      <w:pPr>
-        <w:pStyle w:val="FirstParagraph"/>
-      </w:pPr>
-      <w:r>
-        <w:t>저장소는</w:t>
-      </w:r>
-      <w:r>
-        <w:t xml:space="preserve"> </w:t>
-      </w:r>
-      <w:r>
-        <w:rPr>
-          <w:rStyle w:val="VerbatimChar"/>
-          <w:b/>
-          <w:bCs/>
-        </w:rPr>
-        <w:t>ko/</w:t>
-      </w:r>
-      <w:r>
-        <w:t xml:space="preserve"> (</w:t>
-      </w:r>
-      <w:r>
-        <w:t>한국어판</w:t>
-      </w:r>
-      <w:r>
-        <w:t xml:space="preserve">) </w:t>
-      </w:r>
-      <w:r>
-        <w:t>과</w:t>
-      </w:r>
-      <w:r>
-        <w:t xml:space="preserve"> </w:t>
-      </w:r>
-      <w:r>
-        <w:rPr>
-          <w:rStyle w:val="VerbatimChar"/>
-          <w:b/>
-          <w:bCs/>
-        </w:rPr>
-        <w:t>en/</w:t>
-      </w:r>
-      <w:r>
-        <w:t xml:space="preserve"> (</w:t>
-      </w:r>
-      <w:r>
-        <w:t>영어판</w:t>
-      </w:r>
-      <w:r>
-        <w:t xml:space="preserve">) </w:t>
-      </w:r>
-      <w:r>
-        <w:t>두</w:t>
-      </w:r>
-      <w:r>
-        <w:t xml:space="preserve"> </w:t>
-      </w:r>
-      <w:r>
-        <w:t>병렬</w:t>
-      </w:r>
-      <w:r>
-        <w:t xml:space="preserve"> </w:t>
-      </w:r>
-      <w:r>
-        <w:t>에디션을</w:t>
-      </w:r>
-      <w:r>
-        <w:t xml:space="preserve"> </w:t>
-      </w:r>
-      <w:r>
-        <w:t>포함하며</w:t>
-      </w:r>
-      <w:r>
-        <w:t xml:space="preserve">, </w:t>
-      </w:r>
-      <w:r>
-        <w:t>두</w:t>
-      </w:r>
-      <w:r>
-        <w:t xml:space="preserve"> </w:t>
-      </w:r>
-      <w:r>
-        <w:t>에디션</w:t>
-      </w:r>
-      <w:r>
-        <w:t xml:space="preserve"> </w:t>
-      </w:r>
-      <w:r>
-        <w:t>모두</w:t>
-      </w:r>
-      <w:r>
-        <w:t xml:space="preserve"> </w:t>
-      </w:r>
-      <w:r>
-        <w:t>동일한</w:t>
-      </w:r>
-      <w:r>
-        <w:t xml:space="preserve"> </w:t>
-      </w:r>
-      <w:r>
-        <w:t>코드</w:t>
-      </w:r>
-      <w:r>
-        <w:t xml:space="preserve"> </w:t>
-      </w:r>
-      <w:r>
-        <w:t>베이스와</w:t>
-      </w:r>
-      <w:r>
-        <w:t xml:space="preserve"> </w:t>
-      </w:r>
-      <w:r>
-        <w:t>분석</w:t>
-      </w:r>
-      <w:r>
-        <w:t xml:space="preserve"> </w:t>
-      </w:r>
-      <w:r>
-        <w:t>스키마를</w:t>
-      </w:r>
-      <w:r>
-        <w:t xml:space="preserve"> </w:t>
-      </w:r>
-      <w:r>
-        <w:t>공유한다</w:t>
-      </w:r>
-      <w:r>
-        <w:t>.</w:t>
-      </w:r>
-    </w:p>
-    <w:p>
-      <w:pPr>
-        <w:pStyle w:val="a8"/>
-      </w:pPr>
-      <w:r>
-        <w:rPr>
-          <w:b/>
-          <w:bCs/>
-        </w:rPr>
-        <w:t>A Public Domain recording is bundled.</w:t>
-      </w:r>
-      <w:r>
-        <w:t xml:space="preserve"> Each edition ships with </w:t>
-      </w:r>
-      <w:r>
-        <w:rPr>
-          <w:rStyle w:val="VerbatimChar"/>
-        </w:rPr>
-        <w:t>assets/mozart_k545_mvt1.ogg</w:t>
-      </w:r>
-      <w:r>
-        <w:t xml:space="preserve">, a Public Domain performance by Robin Alciatore distributed via Musopen and Wikimedia Commons (2:14, 2.87 MB). No additional download is required. Users who prefer a different recording, for example the András Schiff Carnegie Hall (2015) commercial release, can drop their own file at </w:t>
-      </w:r>
-      <w:r>
-        <w:rPr>
-          <w:rStyle w:val="VerbatimChar"/>
-        </w:rPr>
-        <w:t>assets/mozart_k545_mvt1.mp3</w:t>
-      </w:r>
-      <w:r>
-        <w:t xml:space="preserve"> (the MP3 source is listed first in </w:t>
-      </w:r>
-      <w:r>
-        <w:rPr>
-          <w:rStyle w:val="VerbatimChar"/>
-        </w:rPr>
-        <w:t>index.html</w:t>
-      </w:r>
-      <w:r>
-        <w:t xml:space="preserve">, so it takes precedence over the bundled OGG). The interactive tap-calibration mode (press </w:t>
-      </w:r>
-      <w:r>
-        <w:rPr>
-          <w:i/>
-          <w:iCs/>
-        </w:rPr>
-        <w:t>T</w:t>
-      </w:r>
-      <w:r>
-        <w:t xml:space="preserve"> and tap</w:t>
-      </w:r>
-      <w:r>
-        <w:t xml:space="preserve"> </w:t>
-      </w:r>
-      <w:r>
-        <w:rPr>
-          <w:i/>
-          <w:iCs/>
-        </w:rPr>
-        <w:t>Space</w:t>
-      </w:r>
-      <w:r>
-        <w:t xml:space="preserve"> at six landmark measures) re-anchors the measure-to-time mapping for any recording in under a minute and persists the calibration in </w:t>
-      </w:r>
-      <w:r>
-        <w:rPr>
-          <w:rStyle w:val="VerbatimChar"/>
-        </w:rPr>
-        <w:t>localStorage</w:t>
-      </w:r>
-      <w:r>
-        <w:t>. If the bundled audio is removed or fails to load, the WebAudio metronome demo mode kicks in automatically so the form-analysis visualization still operates.</w:t>
-      </w:r>
-    </w:p>
-    <w:p>
-      <w:pPr>
-        <w:pStyle w:val="FirstParagraph"/>
-      </w:pPr>
-      <w:r>
-        <w:rPr>
-          <w:b/>
-          <w:bCs/>
-        </w:rPr>
-        <w:t xml:space="preserve">Public Domain </w:t>
-      </w:r>
-      <w:r>
-        <w:rPr>
-          <w:b/>
-          <w:bCs/>
-        </w:rPr>
-        <w:t>녹음</w:t>
-      </w:r>
-      <w:r>
-        <w:rPr>
-          <w:b/>
-          <w:bCs/>
-        </w:rPr>
-        <w:t xml:space="preserve"> </w:t>
-      </w:r>
-      <w:r>
-        <w:rPr>
-          <w:b/>
-          <w:bCs/>
-        </w:rPr>
-        <w:t>번들</w:t>
-      </w:r>
-      <w:r>
-        <w:rPr>
-          <w:b/>
-          <w:bCs/>
-        </w:rPr>
-        <w:t xml:space="preserve"> </w:t>
-      </w:r>
-      <w:r>
-        <w:rPr>
-          <w:b/>
-          <w:bCs/>
-        </w:rPr>
-        <w:t>포함</w:t>
-      </w:r>
-      <w:r>
-        <w:rPr>
-          <w:b/>
-          <w:bCs/>
-        </w:rPr>
-        <w:t>.</w:t>
-      </w:r>
-      <w:r>
-        <w:t xml:space="preserve"> </w:t>
-      </w:r>
-      <w:r>
-        <w:t>각</w:t>
-      </w:r>
-      <w:r>
-        <w:t xml:space="preserve"> </w:t>
-      </w:r>
-      <w:r>
-        <w:t>에디션은</w:t>
-      </w:r>
-      <w:r>
-        <w:t xml:space="preserve"> </w:t>
-      </w:r>
-      <w:r>
-        <w:rPr>
-          <w:rStyle w:val="VerbatimChar"/>
-        </w:rPr>
-        <w:t>assets/mozart_k545_ mvt1.ogg</w:t>
-      </w:r>
-      <w:r>
-        <w:t xml:space="preserve">, Musopen </w:t>
-      </w:r>
-      <w:r>
-        <w:t>및</w:t>
-      </w:r>
-      <w:r>
-        <w:t xml:space="preserve"> Wikimedia Commons </w:t>
-      </w:r>
-      <w:r>
-        <w:t>를</w:t>
-      </w:r>
-      <w:r>
-        <w:t xml:space="preserve"> </w:t>
-      </w:r>
-      <w:r>
-        <w:t>통해</w:t>
-      </w:r>
-      <w:r>
-        <w:t xml:space="preserve"> </w:t>
-      </w:r>
-      <w:r>
-        <w:t>배포되는</w:t>
-      </w:r>
-      <w:r>
-        <w:t xml:space="preserve"> Robin Alciatore </w:t>
-      </w:r>
-      <w:r>
-        <w:t>의</w:t>
-      </w:r>
-      <w:r>
-        <w:t xml:space="preserve"> Public Domain </w:t>
-      </w:r>
-      <w:r>
-        <w:t>연주</w:t>
-      </w:r>
-      <w:r>
-        <w:t xml:space="preserve"> (2:14, 2.87 MB), </w:t>
-      </w:r>
-      <w:r>
-        <w:t>를</w:t>
-      </w:r>
-      <w:r>
-        <w:t xml:space="preserve"> </w:t>
-      </w:r>
-      <w:r>
-        <w:t>번들로</w:t>
-      </w:r>
-      <w:r>
-        <w:t xml:space="preserve"> </w:t>
-      </w:r>
-      <w:r>
-        <w:t>포함하여</w:t>
-      </w:r>
-      <w:r>
-        <w:t xml:space="preserve"> </w:t>
-      </w:r>
-      <w:r>
-        <w:t>별도</w:t>
-      </w:r>
-      <w:r>
-        <w:t xml:space="preserve"> </w:t>
-      </w:r>
-      <w:r>
-        <w:t>다운로드</w:t>
-      </w:r>
-      <w:r>
-        <w:t xml:space="preserve"> </w:t>
-      </w:r>
-      <w:r>
-        <w:t>없이</w:t>
-      </w:r>
-      <w:r>
-        <w:t xml:space="preserve"> </w:t>
-      </w:r>
-      <w:r>
-        <w:t>즉시</w:t>
-      </w:r>
-      <w:r>
-        <w:t xml:space="preserve"> </w:t>
-      </w:r>
-      <w:r>
-        <w:t>작동한다</w:t>
-      </w:r>
-      <w:r>
-        <w:t xml:space="preserve">. </w:t>
-      </w:r>
-      <w:r>
-        <w:t>다른</w:t>
-      </w:r>
-      <w:r>
-        <w:t xml:space="preserve"> </w:t>
-      </w:r>
-      <w:r>
-        <w:t>녹음을</w:t>
-      </w:r>
-      <w:r>
-        <w:t xml:space="preserve"> </w:t>
-      </w:r>
-      <w:r>
-        <w:t>선호하는</w:t>
-      </w:r>
-      <w:r>
-        <w:t xml:space="preserve"> </w:t>
-      </w:r>
-      <w:r>
-        <w:t>사용자</w:t>
-      </w:r>
-      <w:r>
-        <w:t xml:space="preserve"> (</w:t>
-      </w:r>
-      <w:r>
-        <w:t>예</w:t>
-      </w:r>
-      <w:r>
-        <w:t xml:space="preserve">: András Schiff Carnegie Hall 2015 </w:t>
-      </w:r>
-      <w:r>
-        <w:t>상용</w:t>
-      </w:r>
-      <w:r>
-        <w:t xml:space="preserve"> </w:t>
-      </w:r>
-      <w:r>
-        <w:t>음반</w:t>
-      </w:r>
-      <w:r>
-        <w:t xml:space="preserve">) </w:t>
-      </w:r>
-      <w:r>
-        <w:t>는</w:t>
-      </w:r>
-      <w:r>
-        <w:t xml:space="preserve"> </w:t>
-      </w:r>
-      <w:r>
-        <w:rPr>
-          <w:rStyle w:val="VerbatimChar"/>
-        </w:rPr>
-        <w:t>assets/mozart_k545_ mvt1.mp3</w:t>
-      </w:r>
-      <w:r>
-        <w:t xml:space="preserve"> </w:t>
-      </w:r>
-      <w:r>
-        <w:t>위치에</w:t>
-      </w:r>
-      <w:r>
-        <w:t xml:space="preserve"> </w:t>
-      </w:r>
-      <w:r>
-        <w:t>자신의</w:t>
-      </w:r>
-      <w:r>
-        <w:t xml:space="preserve"> </w:t>
-      </w:r>
-      <w:r>
-        <w:t>파일을</w:t>
-      </w:r>
-      <w:r>
-        <w:t xml:space="preserve"> </w:t>
-      </w:r>
-      <w:r>
-        <w:t>두면</w:t>
-      </w:r>
-      <w:r>
-        <w:t xml:space="preserve"> </w:t>
-      </w:r>
-      <w:r>
-        <w:t>된다</w:t>
-      </w:r>
-      <w:r>
-        <w:t xml:space="preserve"> (MP3 source </w:t>
-      </w:r>
-      <w:r>
-        <w:t>가</w:t>
-      </w:r>
-      <w:r>
-        <w:t xml:space="preserve"> </w:t>
-      </w:r>
-      <w:r>
-        <w:rPr>
-          <w:rStyle w:val="VerbatimChar"/>
-        </w:rPr>
-        <w:t>index.html</w:t>
-      </w:r>
-      <w:r>
-        <w:t xml:space="preserve"> </w:t>
-      </w:r>
-      <w:r>
-        <w:t>에</w:t>
-      </w:r>
-      <w:r>
-        <w:t xml:space="preserve"> </w:t>
-      </w:r>
-      <w:r>
-        <w:t>먼저</w:t>
-      </w:r>
-      <w:r>
-        <w:t xml:space="preserve"> listed </w:t>
-      </w:r>
-      <w:r>
-        <w:t>되어</w:t>
-      </w:r>
-      <w:r>
-        <w:t xml:space="preserve"> </w:t>
-      </w:r>
-      <w:r>
-        <w:t>번들</w:t>
-      </w:r>
-      <w:r>
-        <w:t xml:space="preserve"> OGG </w:t>
-      </w:r>
-      <w:r>
-        <w:t>보다</w:t>
-      </w:r>
-      <w:r>
-        <w:t xml:space="preserve"> </w:t>
-      </w:r>
-      <w:r>
-        <w:t>우선</w:t>
-      </w:r>
-      <w:r>
-        <w:t xml:space="preserve">). </w:t>
-      </w:r>
-      <w:r>
-        <w:rPr>
-          <w:i/>
-          <w:iCs/>
-        </w:rPr>
-        <w:t>탭</w:t>
-      </w:r>
-      <w:r>
-        <w:rPr>
-          <w:i/>
-          <w:iCs/>
-        </w:rPr>
-        <w:t xml:space="preserve"> </w:t>
-      </w:r>
-      <w:r>
-        <w:rPr>
-          <w:i/>
-          <w:iCs/>
-        </w:rPr>
-        <w:t>보정</w:t>
-      </w:r>
-      <w:r>
-        <w:rPr>
-          <w:i/>
-          <w:iCs/>
-        </w:rPr>
-        <w:t xml:space="preserve"> </w:t>
-      </w:r>
-      <w:r>
-        <w:rPr>
-          <w:i/>
-          <w:iCs/>
-        </w:rPr>
-        <w:t>모드</w:t>
-      </w:r>
-      <w:r>
-        <w:rPr>
-          <w:i/>
-          <w:iCs/>
-        </w:rPr>
-        <w:t xml:space="preserve"> (T </w:t>
-      </w:r>
-      <w:r>
-        <w:rPr>
-          <w:i/>
-          <w:iCs/>
-        </w:rPr>
-        <w:t>키</w:t>
-      </w:r>
-      <w:r>
-        <w:rPr>
-          <w:i/>
-          <w:iCs/>
-        </w:rPr>
-        <w:t xml:space="preserve"> + 6</w:t>
-      </w:r>
-      <w:r>
-        <w:rPr>
-          <w:i/>
-          <w:iCs/>
-        </w:rPr>
-        <w:t>개</w:t>
-      </w:r>
-      <w:r>
-        <w:rPr>
-          <w:i/>
-          <w:iCs/>
-        </w:rPr>
-        <w:t xml:space="preserve"> </w:t>
-      </w:r>
-      <w:r>
-        <w:rPr>
-          <w:i/>
-          <w:iCs/>
-        </w:rPr>
-        <w:t>마디</w:t>
-      </w:r>
-      <w:r>
-        <w:rPr>
-          <w:i/>
-          <w:iCs/>
-        </w:rPr>
-        <w:t xml:space="preserve"> </w:t>
-      </w:r>
-      <w:r>
-        <w:rPr>
-          <w:i/>
-          <w:iCs/>
-        </w:rPr>
-        <w:t>지점</w:t>
-      </w:r>
-      <w:r>
-        <w:rPr>
-          <w:i/>
-          <w:iCs/>
-        </w:rPr>
-        <w:t xml:space="preserve"> Space </w:t>
-      </w:r>
-      <w:r>
-        <w:rPr>
-          <w:i/>
-          <w:iCs/>
-        </w:rPr>
-        <w:t>탭</w:t>
-      </w:r>
-      <w:r>
-        <w:rPr>
-          <w:i/>
-          <w:iCs/>
-        </w:rPr>
-        <w:t>)</w:t>
-      </w:r>
-      <w:r>
-        <w:t xml:space="preserve"> </w:t>
-      </w:r>
-      <w:r>
-        <w:t>로</w:t>
-      </w:r>
-      <w:r>
-        <w:t xml:space="preserve"> </w:t>
-      </w:r>
-      <w:r>
-        <w:t>임의</w:t>
-      </w:r>
-      <w:r>
-        <w:t xml:space="preserve"> </w:t>
-      </w:r>
-      <w:r>
-        <w:t>녹음에</w:t>
-      </w:r>
-      <w:r>
-        <w:t xml:space="preserve"> </w:t>
-      </w:r>
-      <w:r>
-        <w:t>대해</w:t>
-      </w:r>
-      <w:r>
-        <w:t xml:space="preserve"> </w:t>
-      </w:r>
-      <w:r>
-        <w:t>마디</w:t>
-      </w:r>
-      <w:r>
-        <w:t>–</w:t>
-      </w:r>
-      <w:r>
-        <w:t>시간</w:t>
-      </w:r>
-      <w:r>
-        <w:t xml:space="preserve"> </w:t>
-      </w:r>
-      <w:r>
-        <w:t>매핑을</w:t>
-      </w:r>
-      <w:r>
-        <w:t xml:space="preserve"> 1</w:t>
-      </w:r>
-      <w:r>
-        <w:t>분</w:t>
-      </w:r>
-      <w:r>
-        <w:t xml:space="preserve"> </w:t>
-      </w:r>
-      <w:r>
-        <w:t>이내에</w:t>
-      </w:r>
-      <w:r>
-        <w:t xml:space="preserve"> </w:t>
-      </w:r>
-      <w:r>
-        <w:t>재고정하며</w:t>
-      </w:r>
-      <w:r>
-        <w:t xml:space="preserve"> </w:t>
-      </w:r>
-      <w:r>
-        <w:t>보정값은</w:t>
-      </w:r>
-      <w:r>
-        <w:t xml:space="preserve"> </w:t>
-      </w:r>
-      <w:r>
-        <w:rPr>
-          <w:rStyle w:val="VerbatimChar"/>
-        </w:rPr>
-        <w:t>localStorage</w:t>
-      </w:r>
-      <w:r>
-        <w:t xml:space="preserve"> </w:t>
-      </w:r>
-      <w:r>
-        <w:t>에</w:t>
-      </w:r>
-      <w:r>
-        <w:t xml:space="preserve"> </w:t>
-      </w:r>
-      <w:r>
-        <w:t>영구</w:t>
-      </w:r>
-      <w:r>
-        <w:t xml:space="preserve"> </w:t>
-      </w:r>
-      <w:r>
-        <w:t>저장된다</w:t>
-      </w:r>
-      <w:r>
-        <w:t xml:space="preserve">. </w:t>
-      </w:r>
-      <w:r>
-        <w:t>번들</w:t>
-      </w:r>
-      <w:r>
-        <w:t xml:space="preserve"> </w:t>
-      </w:r>
-      <w:r>
-        <w:t>음원이</w:t>
-      </w:r>
-      <w:r>
-        <w:t xml:space="preserve"> </w:t>
-      </w:r>
-      <w:r>
-        <w:t>제거되거나</w:t>
-      </w:r>
-      <w:r>
-        <w:t xml:space="preserve"> </w:t>
-      </w:r>
-      <w:r>
-        <w:t>로드</w:t>
-      </w:r>
-      <w:r>
-        <w:t xml:space="preserve"> </w:t>
-      </w:r>
-      <w:r>
-        <w:t>실패</w:t>
-      </w:r>
-      <w:r>
-        <w:t xml:space="preserve"> </w:t>
-      </w:r>
-      <w:r>
-        <w:t>시</w:t>
-      </w:r>
-      <w:r>
-        <w:t xml:space="preserve"> WebAudio </w:t>
-      </w:r>
-      <w:r>
-        <w:t>메트로놈</w:t>
-      </w:r>
-      <w:r>
-        <w:t xml:space="preserve"> </w:t>
-      </w:r>
-      <w:r>
-        <w:t>데모</w:t>
-      </w:r>
-      <w:r>
-        <w:t xml:space="preserve"> </w:t>
-      </w:r>
-      <w:r>
-        <w:t>모드가</w:t>
-      </w:r>
-      <w:r>
-        <w:t xml:space="preserve"> </w:t>
-      </w:r>
-      <w:r>
-        <w:t>자동</w:t>
-      </w:r>
-      <w:r>
-        <w:t xml:space="preserve"> </w:t>
-      </w:r>
-      <w:r>
-        <w:t>활성화</w:t>
-      </w:r>
-      <w:r>
-        <w:t xml:space="preserve"> </w:t>
-      </w:r>
-      <w:r>
-        <w:t>되어</w:t>
-      </w:r>
-      <w:r>
-        <w:t xml:space="preserve"> </w:t>
-      </w:r>
-      <w:r>
-        <w:t>형식</w:t>
-      </w:r>
-      <w:r>
-        <w:t xml:space="preserve"> </w:t>
-      </w:r>
-      <w:r>
-        <w:t>시각화는</w:t>
-      </w:r>
-      <w:r>
-        <w:t xml:space="preserve"> </w:t>
-      </w:r>
-      <w:r>
-        <w:t>계속</w:t>
-      </w:r>
-      <w:r>
-        <w:t xml:space="preserve"> </w:t>
-      </w:r>
-      <w:r>
-        <w:t>작동한다</w:t>
-      </w:r>
-      <w:r>
-        <w:t>.</w:t>
-      </w:r>
-    </w:p>
-    <w:p>
-      <w:pPr>
-        <w:pStyle w:val="a8"/>
-      </w:pPr>
-      <w:r>
-        <w:rPr>
-          <w:b/>
-          <w:bCs/>
-        </w:rPr>
-        <w:lastRenderedPageBreak/>
-        <w:t>Dependencies.</w:t>
-      </w:r>
-      <w:r>
-        <w:t xml:space="preserve"> The only external runtime dependency is </w:t>
-      </w:r>
-      <w:r>
-        <w:rPr>
-          <w:i/>
-          <w:iCs/>
-        </w:rPr>
-        <w:t>OpenSheetMusicDisplay</w:t>
-      </w:r>
-      <w:r>
-        <w:t xml:space="preserve"> v1.8.7. Browser compatibility is verified on Chrome 120+, Edge 120+, and Firefox 121+. Any static-file server suffices (e.g., </w:t>
-      </w:r>
-      <w:r>
-        <w:rPr>
-          <w:rStyle w:val="VerbatimChar"/>
-        </w:rPr>
-        <w:t>python -m http.server</w:t>
-      </w:r>
-      <w:r>
-        <w:t>).</w:t>
-      </w:r>
-    </w:p>
-    <w:p>
-      <w:pPr>
-        <w:pStyle w:val="FirstParagraph"/>
-      </w:pPr>
-      <w:r>
-        <w:rPr>
-          <w:b/>
-          <w:bCs/>
-        </w:rPr>
-        <w:t>의존성</w:t>
-      </w:r>
-      <w:r>
-        <w:rPr>
-          <w:b/>
-          <w:bCs/>
-        </w:rPr>
-        <w:t>.</w:t>
-      </w:r>
-      <w:r>
-        <w:t xml:space="preserve"> </w:t>
-      </w:r>
-      <w:r>
-        <w:t>외부</w:t>
-      </w:r>
-      <w:r>
-        <w:t xml:space="preserve"> </w:t>
-      </w:r>
-      <w:r>
-        <w:t>런타임</w:t>
-      </w:r>
-      <w:r>
-        <w:t xml:space="preserve"> </w:t>
-      </w:r>
-      <w:r>
-        <w:t>의존성은</w:t>
-      </w:r>
-      <w:r>
-        <w:t xml:space="preserve"> </w:t>
-      </w:r>
-      <w:r>
-        <w:rPr>
-          <w:i/>
-          <w:iCs/>
-        </w:rPr>
-        <w:t>OpenSheetMusicDisplay</w:t>
-      </w:r>
-      <w:r>
-        <w:t xml:space="preserve"> v1.8.7 </w:t>
-      </w:r>
-      <w:r>
-        <w:t>하나뿐</w:t>
-      </w:r>
-      <w:r>
-        <w:t xml:space="preserve"> </w:t>
-      </w:r>
-      <w:r>
-        <w:t>이다</w:t>
-      </w:r>
-      <w:r>
-        <w:t xml:space="preserve">. </w:t>
-      </w:r>
-      <w:r>
-        <w:t>브라우저</w:t>
-      </w:r>
-      <w:r>
-        <w:t xml:space="preserve"> </w:t>
-      </w:r>
-      <w:r>
-        <w:t>호환성은</w:t>
-      </w:r>
-      <w:r>
-        <w:t xml:space="preserve"> Chrome 120+, Edge 120+, Firefox 121+ </w:t>
-      </w:r>
-      <w:r>
-        <w:t>에서</w:t>
-      </w:r>
-      <w:r>
-        <w:t xml:space="preserve"> </w:t>
-      </w:r>
-      <w:r>
-        <w:t>검증되었다</w:t>
-      </w:r>
-      <w:r>
-        <w:t xml:space="preserve">. </w:t>
-      </w:r>
-      <w:r>
-        <w:t>정적</w:t>
-      </w:r>
-      <w:r>
-        <w:t xml:space="preserve"> </w:t>
-      </w:r>
-      <w:r>
-        <w:t>파일</w:t>
-      </w:r>
-      <w:r>
-        <w:t xml:space="preserve"> </w:t>
-      </w:r>
-      <w:r>
-        <w:t>서버</w:t>
-      </w:r>
-      <w:r>
-        <w:t xml:space="preserve"> (</w:t>
-      </w:r>
-      <w:r>
-        <w:t>예</w:t>
-      </w:r>
-      <w:r>
-        <w:t xml:space="preserve">: </w:t>
-      </w:r>
-      <w:r>
-        <w:rPr>
-          <w:rStyle w:val="VerbatimChar"/>
-        </w:rPr>
-        <w:t>python -m http.server</w:t>
-      </w:r>
-      <w:r>
-        <w:t xml:space="preserve">) </w:t>
-      </w:r>
-      <w:r>
-        <w:t>면</w:t>
-      </w:r>
-      <w:r>
-        <w:t xml:space="preserve"> </w:t>
-      </w:r>
-      <w:r>
-        <w:t>충분하다</w:t>
-      </w:r>
-      <w:r>
-        <w:t>.</w:t>
-      </w:r>
-    </w:p>
-    <w:p>
-      <w:pPr>
-        <w:pStyle w:val="a8"/>
-      </w:pPr>
-      <w:r>
-        <w:rPr>
-          <w:b/>
-          <w:bCs/>
-        </w:rPr>
-        <w:t>Forthcoming RCT data.</w:t>
-      </w:r>
-      <w:r>
-        <w:t xml:space="preserve"> Anonymized response data from the planned controlled trial will be released under CC BY 4.0 on OSF.io once IRB-approved data collection and analysis are complete.</w:t>
-      </w:r>
-    </w:p>
-    <w:p>
-      <w:pPr>
-        <w:pStyle w:val="FirstParagraph"/>
-      </w:pPr>
-      <w:r>
-        <w:rPr>
-          <w:b/>
-          <w:bCs/>
-        </w:rPr>
-        <w:t>예정된</w:t>
-      </w:r>
-      <w:r>
-        <w:rPr>
-          <w:b/>
-          <w:bCs/>
-        </w:rPr>
-        <w:t xml:space="preserve"> RCT </w:t>
-      </w:r>
-      <w:r>
-        <w:rPr>
-          <w:b/>
-          <w:bCs/>
-        </w:rPr>
-        <w:t>데이터</w:t>
-      </w:r>
-      <w:r>
-        <w:rPr>
-          <w:b/>
-          <w:bCs/>
-        </w:rPr>
-        <w:t>.</w:t>
-      </w:r>
-      <w:r>
-        <w:t xml:space="preserve"> </w:t>
-      </w:r>
-      <w:r>
-        <w:t>계획된</w:t>
-      </w:r>
-      <w:r>
-        <w:t xml:space="preserve"> </w:t>
-      </w:r>
-      <w:r>
-        <w:t>통제군</w:t>
-      </w:r>
-      <w:r>
-        <w:t xml:space="preserve"> </w:t>
-      </w:r>
-      <w:r>
-        <w:t>시험의</w:t>
-      </w:r>
-      <w:r>
-        <w:t xml:space="preserve"> </w:t>
-      </w:r>
-      <w:r>
-        <w:t>익명화된</w:t>
-      </w:r>
-      <w:r>
-        <w:t xml:space="preserve"> </w:t>
-      </w:r>
-      <w:r>
-        <w:t>응답</w:t>
-      </w:r>
-      <w:r>
-        <w:t xml:space="preserve"> </w:t>
-      </w:r>
-      <w:r>
-        <w:t>데이터는</w:t>
-      </w:r>
-      <w:r>
-        <w:t xml:space="preserve"> IRB </w:t>
-      </w:r>
-      <w:r>
-        <w:t>승인을</w:t>
-      </w:r>
-      <w:r>
-        <w:t xml:space="preserve"> </w:t>
-      </w:r>
-      <w:r>
-        <w:t>받은</w:t>
-      </w:r>
-      <w:r>
-        <w:t xml:space="preserve"> </w:t>
-      </w:r>
-      <w:r>
-        <w:t>수집</w:t>
-      </w:r>
-      <w:r>
-        <w:t>·</w:t>
-      </w:r>
-      <w:r>
-        <w:t>분석이</w:t>
-      </w:r>
-      <w:r>
-        <w:t xml:space="preserve"> </w:t>
-      </w:r>
-      <w:r>
-        <w:t>완료되는</w:t>
-      </w:r>
-      <w:r>
-        <w:t xml:space="preserve"> </w:t>
-      </w:r>
-      <w:r>
-        <w:t>대로</w:t>
-      </w:r>
-      <w:r>
-        <w:t xml:space="preserve"> OSF.io </w:t>
-      </w:r>
-      <w:r>
-        <w:t>에</w:t>
-      </w:r>
-      <w:r>
-        <w:t xml:space="preserve"> CC BY 4.0 </w:t>
-      </w:r>
-      <w:r>
-        <w:t>으로</w:t>
-      </w:r>
-      <w:r>
-        <w:t xml:space="preserve"> </w:t>
-      </w:r>
-      <w:r>
-        <w:t>공개될</w:t>
-      </w:r>
-      <w:r>
-        <w:t xml:space="preserve"> </w:t>
-      </w:r>
-      <w:r>
-        <w:t>예정이다</w:t>
+        <w:t xml:space="preserve"> Zenodo </w:t>
+      </w:r>
+      <w:r>
+        <w:t>레코드에</w:t>
+      </w:r>
+      <w:r>
+        <w:t xml:space="preserve"> </w:t>
+      </w:r>
+      <w:r>
+        <w:t>제공된다</w:t>
       </w:r>
       <w:r>
         <w:t>.</w:t>
@@ -37657,6 +36106,7 @@
       <w:bookmarkStart w:id="41" w:name="competing-interests-이해-충돌"/>
       <w:bookmarkEnd w:id="40"/>
       <w:r>
+        <w:lastRenderedPageBreak/>
         <w:t xml:space="preserve">Competing Interests / </w:t>
       </w:r>
       <w:r>
@@ -38026,7 +36476,6 @@
       <w:bookmarkStart w:id="43" w:name="authors-contributions-저자-기여"/>
       <w:bookmarkEnd w:id="42"/>
       <w:r>
-        <w:lastRenderedPageBreak/>
         <w:t xml:space="preserve">Authors’ Contributions / </w:t>
       </w:r>
       <w:r>
@@ -38048,7 +36497,14 @@
           <w:i/>
           <w:iCs/>
         </w:rPr>
-        <w:t>[To be filled at final submission. For single authorship: “The sole author conceived the study, designed and implemented the software, prepared the analysis schema and case study, drafted the manuscript, and approved the final version.” For multi-authored submissions, please supply a CRediT-style contribution statement.]</w:t>
+        <w:t xml:space="preserve">[To be filled at final submission. For single authorship: “The </w:t>
+      </w:r>
+      <w:r>
+        <w:rPr>
+          <w:i/>
+          <w:iCs/>
+        </w:rPr>
+        <w:t>sole author conceived the study, designed and implemented the software, prepared the analysis schema and case study, drafted the manuscript, and approved the final version.” For multi-authored submissions, please supply a CRediT-style contribution statement.]</w:t>
       </w:r>
     </w:p>
     <w:p>
@@ -38875,6 +37331,7 @@
         </w:numPr>
       </w:pPr>
       <w:r>
+        <w:lastRenderedPageBreak/>
         <w:t xml:space="preserve">Kuo, Y.-T., &amp; Chuang, M.-C. (2013). A proposal of a color music notation system on a single melody for music beginners. </w:t>
       </w:r>
       <w:r>
@@ -38951,7 +37408,10 @@
         <w:t>Multimedia learning</w:t>
       </w:r>
       <w:r>
-        <w:t xml:space="preserve"> (2nd ed.). Cambridge University Press.</w:t>
+        <w:t xml:space="preserve"> </w:t>
+      </w:r>
+      <w:r>
+        <w:t>(2nd ed.). Cambridge University Press.</w:t>
       </w:r>
     </w:p>
     <w:p>
@@ -39051,7 +37511,6 @@
         </w:numPr>
       </w:pPr>
       <w:r>
-        <w:lastRenderedPageBreak/>
         <w:t xml:space="preserve">Paivio, A. (1991). Dual coding theory: Retrospect and current status. </w:t>
       </w:r>
       <w:r>
@@ -39117,7 +37576,10 @@
         <w:pStyle w:val="a8"/>
       </w:pPr>
       <w:r>
-        <w:t xml:space="preserve">Three screenshots from the live deployment (https://rosyrosys.github.io/sonata-form-viz/en/) are included in the submission package under </w:t>
+        <w:t xml:space="preserve">Three screenshots from the live deployment </w:t>
+      </w:r>
+      <w:r>
+        <w:t xml:space="preserve">(https://rosyrosys.github.io/sonata-form-viz/en/) are included in the submission package under </w:t>
       </w:r>
       <w:r>
         <w:rPr>
@@ -39471,10 +37933,7 @@
         <w:t>Demo mode</w:t>
       </w:r>
       <w:r>
-        <w:t xml:space="preserve"> </w:t>
-      </w:r>
-      <w:r>
-        <w:t>bar is automatically shown when no audio file is available (e.g. on the public deployment, where the copyrighted reference recording is not bundled). Below it: section- jump buttons (Exposition / Development / Recapitulation), playback- speed slider, color/cursor/loop toggles, calibration controls, and a keyboard-shortcut legend.</w:t>
+        <w:t xml:space="preserve"> bar is automatically shown when no audio file is available (e.g. on the public deployment, where the copyrighted reference recording is not bundled). Below it: section- jump buttons (Exposition / Development / Recapitulation), playback- speed slider, color/cursor/loop toggles, calibration controls, and a keyboard-shortcut legend.</w:t>
       </w:r>
     </w:p>
     <w:p>
@@ -40057,7 +38516,7 @@
   <w:abstractNum w:abstractNumId="0" w15:restartNumberingAfterBreak="0">
     <w:nsid w:val="99432019"/>
     <w:multiLevelType w:val="multilevel"/>
-    <w:tmpl w:val="F84ACD46"/>
+    <w:tmpl w:val="CF626DD8"/>
     <w:lvl w:ilvl="0">
       <w:start w:val="2019"/>
       <w:numFmt w:val="decimal"/>
@@ -40143,7 +38602,7 @@
   <w:abstractNum w:abstractNumId="1" w15:restartNumberingAfterBreak="0">
     <w:nsid w:val="0000A991"/>
     <w:multiLevelType w:val="multilevel"/>
-    <w:tmpl w:val="15AA8D1C"/>
+    <w:tmpl w:val="D70A2600"/>
     <w:lvl w:ilvl="0">
       <w:numFmt w:val="bullet"/>
       <w:lvlText w:val=""/>
@@ -40247,7 +38706,7 @@
   <w:abstractNum w:abstractNumId="2" w15:restartNumberingAfterBreak="0">
     <w:nsid w:val="00A99411"/>
     <w:multiLevelType w:val="multilevel"/>
-    <w:tmpl w:val="33B62324"/>
+    <w:tmpl w:val="08363E00"/>
     <w:lvl w:ilvl="0">
       <w:start w:val="1"/>
       <w:numFmt w:val="decimal"/>
@@ -40333,7 +38792,7 @@
   <w:abstractNum w:abstractNumId="3" w15:restartNumberingAfterBreak="0">
     <w:nsid w:val="00A99412"/>
     <w:multiLevelType w:val="multilevel"/>
-    <w:tmpl w:val="FB325224"/>
+    <w:tmpl w:val="997E245E"/>
     <w:lvl w:ilvl="0">
       <w:start w:val="2"/>
       <w:numFmt w:val="decimal"/>
@@ -40419,7 +38878,7 @@
   <w:abstractNum w:abstractNumId="4" w15:restartNumberingAfterBreak="0">
     <w:nsid w:val="00A99413"/>
     <w:multiLevelType w:val="multilevel"/>
-    <w:tmpl w:val="790AED0C"/>
+    <w:tmpl w:val="4F84F0A8"/>
     <w:lvl w:ilvl="0">
       <w:start w:val="3"/>
       <w:numFmt w:val="decimal"/>
@@ -40505,7 +38964,7 @@
   <w:abstractNum w:abstractNumId="5" w15:restartNumberingAfterBreak="0">
     <w:nsid w:val="00A99414"/>
     <w:multiLevelType w:val="multilevel"/>
-    <w:tmpl w:val="C688060E"/>
+    <w:tmpl w:val="083410E2"/>
     <w:lvl w:ilvl="0">
       <w:start w:val="4"/>
       <w:numFmt w:val="decimal"/>
@@ -40588,19 +39047,19 @@
       </w:pPr>
     </w:lvl>
   </w:abstractNum>
-  <w:num w:numId="1" w16cid:durableId="337006086">
+  <w:num w:numId="1" w16cid:durableId="2087721497">
     <w:abstractNumId w:val="1"/>
   </w:num>
-  <w:num w:numId="2" w16cid:durableId="1417165931">
+  <w:num w:numId="2" w16cid:durableId="565532657">
     <w:abstractNumId w:val="1"/>
   </w:num>
-  <w:num w:numId="3" w16cid:durableId="633292556">
+  <w:num w:numId="3" w16cid:durableId="942538786">
     <w:abstractNumId w:val="1"/>
   </w:num>
-  <w:num w:numId="4" w16cid:durableId="796414000">
+  <w:num w:numId="4" w16cid:durableId="346175224">
     <w:abstractNumId w:val="1"/>
   </w:num>
-  <w:num w:numId="5" w16cid:durableId="1470828818">
+  <w:num w:numId="5" w16cid:durableId="883520367">
     <w:abstractNumId w:val="2"/>
     <w:lvlOverride w:ilvl="0">
       <w:startOverride w:val="1"/>
@@ -40630,7 +39089,7 @@
       <w:startOverride w:val="1"/>
     </w:lvlOverride>
   </w:num>
-  <w:num w:numId="6" w16cid:durableId="928655139">
+  <w:num w:numId="6" w16cid:durableId="1184326463">
     <w:abstractNumId w:val="2"/>
     <w:lvlOverride w:ilvl="0">
       <w:startOverride w:val="1"/>
@@ -40660,7 +39119,7 @@
       <w:startOverride w:val="1"/>
     </w:lvlOverride>
   </w:num>
-  <w:num w:numId="7" w16cid:durableId="1000281501">
+  <w:num w:numId="7" w16cid:durableId="208341571">
     <w:abstractNumId w:val="3"/>
     <w:lvlOverride w:ilvl="0">
       <w:startOverride w:val="2"/>
@@ -40690,7 +39149,7 @@
       <w:startOverride w:val="2"/>
     </w:lvlOverride>
   </w:num>
-  <w:num w:numId="8" w16cid:durableId="1162164938">
+  <w:num w:numId="8" w16cid:durableId="1236627550">
     <w:abstractNumId w:val="3"/>
     <w:lvlOverride w:ilvl="0">
       <w:startOverride w:val="2"/>
@@ -40720,7 +39179,7 @@
       <w:startOverride w:val="2"/>
     </w:lvlOverride>
   </w:num>
-  <w:num w:numId="9" w16cid:durableId="447704822">
+  <w:num w:numId="9" w16cid:durableId="765148786">
     <w:abstractNumId w:val="0"/>
     <w:lvlOverride w:ilvl="0">
       <w:startOverride w:val="2019"/>
@@ -40750,7 +39209,7 @@
       <w:startOverride w:val="2019"/>
     </w:lvlOverride>
   </w:num>
-  <w:num w:numId="10" w16cid:durableId="791288109">
+  <w:num w:numId="10" w16cid:durableId="996953896">
     <w:abstractNumId w:val="4"/>
     <w:lvlOverride w:ilvl="0">
       <w:startOverride w:val="3"/>
@@ -40780,7 +39239,7 @@
       <w:startOverride w:val="3"/>
     </w:lvlOverride>
   </w:num>
-  <w:num w:numId="11" w16cid:durableId="1413816927">
+  <w:num w:numId="11" w16cid:durableId="1002973790">
     <w:abstractNumId w:val="4"/>
     <w:lvlOverride w:ilvl="0">
       <w:startOverride w:val="3"/>
@@ -40810,7 +39269,7 @@
       <w:startOverride w:val="3"/>
     </w:lvlOverride>
   </w:num>
-  <w:num w:numId="12" w16cid:durableId="1536308023">
+  <w:num w:numId="12" w16cid:durableId="998191292">
     <w:abstractNumId w:val="5"/>
     <w:lvlOverride w:ilvl="0">
       <w:startOverride w:val="4"/>
@@ -40840,7 +39299,7 @@
       <w:startOverride w:val="4"/>
     </w:lvlOverride>
   </w:num>
-  <w:num w:numId="13" w16cid:durableId="942420077">
+  <w:num w:numId="13" w16cid:durableId="1683434453">
     <w:abstractNumId w:val="5"/>
     <w:lvlOverride w:ilvl="0">
       <w:startOverride w:val="4"/>
@@ -40870,7 +39329,7 @@
       <w:startOverride w:val="4"/>
     </w:lvlOverride>
   </w:num>
-  <w:num w:numId="14" w16cid:durableId="766270929">
+  <w:num w:numId="14" w16cid:durableId="92550732">
     <w:abstractNumId w:val="2"/>
     <w:lvlOverride w:ilvl="0">
       <w:startOverride w:val="1"/>
@@ -40900,7 +39359,7 @@
       <w:startOverride w:val="1"/>
     </w:lvlOverride>
   </w:num>
-  <w:num w:numId="15" w16cid:durableId="1980646385">
+  <w:num w:numId="15" w16cid:durableId="1672635854">
     <w:abstractNumId w:val="2"/>
     <w:lvlOverride w:ilvl="0">
       <w:startOverride w:val="1"/>
@@ -40930,7 +39389,7 @@
       <w:startOverride w:val="1"/>
     </w:lvlOverride>
   </w:num>
-  <w:num w:numId="16" w16cid:durableId="2098672235">
+  <w:num w:numId="16" w16cid:durableId="1472207522">
     <w:abstractNumId w:val="3"/>
     <w:lvlOverride w:ilvl="0">
       <w:startOverride w:val="2"/>
@@ -40960,7 +39419,7 @@
       <w:startOverride w:val="2"/>
     </w:lvlOverride>
   </w:num>
-  <w:num w:numId="17" w16cid:durableId="455683666">
+  <w:num w:numId="17" w16cid:durableId="67117809">
     <w:abstractNumId w:val="3"/>
     <w:lvlOverride w:ilvl="0">
       <w:startOverride w:val="2"/>
@@ -40990,7 +39449,7 @@
       <w:startOverride w:val="2"/>
     </w:lvlOverride>
   </w:num>
-  <w:num w:numId="18" w16cid:durableId="1044065415">
+  <w:num w:numId="18" w16cid:durableId="1364482585">
     <w:abstractNumId w:val="4"/>
     <w:lvlOverride w:ilvl="0">
       <w:startOverride w:val="3"/>
@@ -41020,7 +39479,7 @@
       <w:startOverride w:val="3"/>
     </w:lvlOverride>
   </w:num>
-  <w:num w:numId="19" w16cid:durableId="2046368201">
+  <w:num w:numId="19" w16cid:durableId="900096291">
     <w:abstractNumId w:val="4"/>
     <w:lvlOverride w:ilvl="0">
       <w:startOverride w:val="3"/>
@@ -41050,7 +39509,7 @@
       <w:startOverride w:val="3"/>
     </w:lvlOverride>
   </w:num>
-  <w:num w:numId="20" w16cid:durableId="234899608">
+  <w:num w:numId="20" w16cid:durableId="1686056838">
     <w:abstractNumId w:val="2"/>
     <w:lvlOverride w:ilvl="0">
       <w:startOverride w:val="1"/>
@@ -41080,7 +39539,7 @@
       <w:startOverride w:val="1"/>
     </w:lvlOverride>
   </w:num>
-  <w:num w:numId="21" w16cid:durableId="765344244">
+  <w:num w:numId="21" w16cid:durableId="173224377">
     <w:abstractNumId w:val="2"/>
     <w:lvlOverride w:ilvl="0">
       <w:startOverride w:val="1"/>
@@ -41110,7 +39569,7 @@
       <w:startOverride w:val="1"/>
     </w:lvlOverride>
   </w:num>
-  <w:num w:numId="22" w16cid:durableId="205338125">
+  <w:num w:numId="22" w16cid:durableId="1946648403">
     <w:abstractNumId w:val="3"/>
     <w:lvlOverride w:ilvl="0">
       <w:startOverride w:val="2"/>
@@ -41140,7 +39599,7 @@
       <w:startOverride w:val="2"/>
     </w:lvlOverride>
   </w:num>
-  <w:num w:numId="23" w16cid:durableId="1037704706">
+  <w:num w:numId="23" w16cid:durableId="613632012">
     <w:abstractNumId w:val="3"/>
     <w:lvlOverride w:ilvl="0">
       <w:startOverride w:val="2"/>
@@ -41170,7 +39629,7 @@
       <w:startOverride w:val="2"/>
     </w:lvlOverride>
   </w:num>
-  <w:num w:numId="24" w16cid:durableId="354499946">
+  <w:num w:numId="24" w16cid:durableId="400296823">
     <w:abstractNumId w:val="4"/>
     <w:lvlOverride w:ilvl="0">
       <w:startOverride w:val="3"/>
@@ -41200,7 +39659,7 @@
       <w:startOverride w:val="3"/>
     </w:lvlOverride>
   </w:num>
-  <w:num w:numId="25" w16cid:durableId="676228747">
+  <w:num w:numId="25" w16cid:durableId="492525180">
     <w:abstractNumId w:val="4"/>
     <w:lvlOverride w:ilvl="0">
       <w:startOverride w:val="3"/>
@@ -41230,7 +39689,7 @@
       <w:startOverride w:val="3"/>
     </w:lvlOverride>
   </w:num>
-  <w:num w:numId="26" w16cid:durableId="877165697">
+  <w:num w:numId="26" w16cid:durableId="1535534690">
     <w:abstractNumId w:val="2"/>
     <w:lvlOverride w:ilvl="0">
       <w:startOverride w:val="1"/>
@@ -41260,7 +39719,7 @@
       <w:startOverride w:val="1"/>
     </w:lvlOverride>
   </w:num>
-  <w:num w:numId="27" w16cid:durableId="864052982">
+  <w:num w:numId="27" w16cid:durableId="628166157">
     <w:abstractNumId w:val="2"/>
     <w:lvlOverride w:ilvl="0">
       <w:startOverride w:val="1"/>
@@ -41290,7 +39749,7 @@
       <w:startOverride w:val="1"/>
     </w:lvlOverride>
   </w:num>
-  <w:num w:numId="28" w16cid:durableId="32927910">
+  <w:num w:numId="28" w16cid:durableId="121971247">
     <w:abstractNumId w:val="3"/>
     <w:lvlOverride w:ilvl="0">
       <w:startOverride w:val="2"/>
@@ -41320,7 +39779,7 @@
       <w:startOverride w:val="2"/>
     </w:lvlOverride>
   </w:num>
-  <w:num w:numId="29" w16cid:durableId="620452012">
+  <w:num w:numId="29" w16cid:durableId="690959045">
     <w:abstractNumId w:val="3"/>
     <w:lvlOverride w:ilvl="0">
       <w:startOverride w:val="2"/>
@@ -41350,7 +39809,7 @@
       <w:startOverride w:val="2"/>
     </w:lvlOverride>
   </w:num>
-  <w:num w:numId="30" w16cid:durableId="2024236519">
+  <w:num w:numId="30" w16cid:durableId="453014855">
     <w:abstractNumId w:val="4"/>
     <w:lvlOverride w:ilvl="0">
       <w:startOverride w:val="3"/>
@@ -41380,7 +39839,7 @@
       <w:startOverride w:val="3"/>
     </w:lvlOverride>
   </w:num>
-  <w:num w:numId="31" w16cid:durableId="1536045930">
+  <w:num w:numId="31" w16cid:durableId="402991935">
     <w:abstractNumId w:val="4"/>
     <w:lvlOverride w:ilvl="0">
       <w:startOverride w:val="3"/>
@@ -41410,7 +39869,7 @@
       <w:startOverride w:val="3"/>
     </w:lvlOverride>
   </w:num>
-  <w:num w:numId="32" w16cid:durableId="91899438">
+  <w:num w:numId="32" w16cid:durableId="937516725">
     <w:abstractNumId w:val="2"/>
     <w:lvlOverride w:ilvl="0">
       <w:startOverride w:val="1"/>
@@ -41440,7 +39899,7 @@
       <w:startOverride w:val="1"/>
     </w:lvlOverride>
   </w:num>
-  <w:num w:numId="33" w16cid:durableId="1285503974">
+  <w:num w:numId="33" w16cid:durableId="343213487">
     <w:abstractNumId w:val="2"/>
     <w:lvlOverride w:ilvl="0">
       <w:startOverride w:val="1"/>
@@ -41470,7 +39929,7 @@
       <w:startOverride w:val="1"/>
     </w:lvlOverride>
   </w:num>
-  <w:num w:numId="34" w16cid:durableId="1899316621">
+  <w:num w:numId="34" w16cid:durableId="163477096">
     <w:abstractNumId w:val="3"/>
     <w:lvlOverride w:ilvl="0">
       <w:startOverride w:val="2"/>
@@ -41500,7 +39959,7 @@
       <w:startOverride w:val="2"/>
     </w:lvlOverride>
   </w:num>
-  <w:num w:numId="35" w16cid:durableId="1468936195">
+  <w:num w:numId="35" w16cid:durableId="1641882048">
     <w:abstractNumId w:val="3"/>
     <w:lvlOverride w:ilvl="0">
       <w:startOverride w:val="2"/>
@@ -41530,7 +39989,7 @@
       <w:startOverride w:val="2"/>
     </w:lvlOverride>
   </w:num>
-  <w:num w:numId="36" w16cid:durableId="2010137711">
+  <w:num w:numId="36" w16cid:durableId="199056293">
     <w:abstractNumId w:val="4"/>
     <w:lvlOverride w:ilvl="0">
       <w:startOverride w:val="3"/>
@@ -41560,7 +40019,7 @@
       <w:startOverride w:val="3"/>
     </w:lvlOverride>
   </w:num>
-  <w:num w:numId="37" w16cid:durableId="148789566">
+  <w:num w:numId="37" w16cid:durableId="1523546925">
     <w:abstractNumId w:val="4"/>
     <w:lvlOverride w:ilvl="0">
       <w:startOverride w:val="3"/>
@@ -41590,13 +40049,13 @@
       <w:startOverride w:val="3"/>
     </w:lvlOverride>
   </w:num>
-  <w:num w:numId="38" w16cid:durableId="1278369892">
+  <w:num w:numId="38" w16cid:durableId="1722827460">
     <w:abstractNumId w:val="1"/>
   </w:num>
-  <w:num w:numId="39" w16cid:durableId="335769978">
+  <w:num w:numId="39" w16cid:durableId="231813238">
     <w:abstractNumId w:val="1"/>
   </w:num>
-  <w:num w:numId="40" w16cid:durableId="993722955">
+  <w:num w:numId="40" w16cid:durableId="599145201">
     <w:abstractNumId w:val="2"/>
     <w:lvlOverride w:ilvl="0">
       <w:startOverride w:val="1"/>
@@ -41626,7 +40085,7 @@
       <w:startOverride w:val="1"/>
     </w:lvlOverride>
   </w:num>
-  <w:num w:numId="41" w16cid:durableId="892620152">
+  <w:num w:numId="41" w16cid:durableId="1511720550">
     <w:abstractNumId w:val="2"/>
     <w:lvlOverride w:ilvl="0">
       <w:startOverride w:val="1"/>
@@ -41656,7 +40115,7 @@
       <w:startOverride w:val="1"/>
     </w:lvlOverride>
   </w:num>
-  <w:num w:numId="42" w16cid:durableId="2101483656">
+  <w:num w:numId="42" w16cid:durableId="1147934973">
     <w:abstractNumId w:val="3"/>
     <w:lvlOverride w:ilvl="0">
       <w:startOverride w:val="2"/>
@@ -41686,7 +40145,7 @@
       <w:startOverride w:val="2"/>
     </w:lvlOverride>
   </w:num>
-  <w:num w:numId="43" w16cid:durableId="492186991">
+  <w:num w:numId="43" w16cid:durableId="228928024">
     <w:abstractNumId w:val="3"/>
     <w:lvlOverride w:ilvl="0">
       <w:startOverride w:val="2"/>
@@ -41716,13 +40175,13 @@
       <w:startOverride w:val="2"/>
     </w:lvlOverride>
   </w:num>
-  <w:num w:numId="44" w16cid:durableId="395860690">
+  <w:num w:numId="44" w16cid:durableId="1223562041">
     <w:abstractNumId w:val="1"/>
   </w:num>
-  <w:num w:numId="45" w16cid:durableId="476579954">
+  <w:num w:numId="45" w16cid:durableId="1513913038">
     <w:abstractNumId w:val="1"/>
   </w:num>
-  <w:num w:numId="46" w16cid:durableId="600648750">
+  <w:num w:numId="46" w16cid:durableId="1178042309">
     <w:abstractNumId w:val="2"/>
     <w:lvlOverride w:ilvl="0">
       <w:startOverride w:val="1"/>
@@ -41752,7 +40211,7 @@
       <w:startOverride w:val="1"/>
     </w:lvlOverride>
   </w:num>
-  <w:num w:numId="47" w16cid:durableId="370502557">
+  <w:num w:numId="47" w16cid:durableId="1389301828">
     <w:abstractNumId w:val="2"/>
     <w:lvlOverride w:ilvl="0">
       <w:startOverride w:val="1"/>
@@ -41782,13 +40241,13 @@
       <w:startOverride w:val="1"/>
     </w:lvlOverride>
   </w:num>
-  <w:num w:numId="48" w16cid:durableId="126550642">
+  <w:num w:numId="48" w16cid:durableId="1912423830">
     <w:abstractNumId w:val="1"/>
   </w:num>
-  <w:num w:numId="49" w16cid:durableId="503936485">
+  <w:num w:numId="49" w16cid:durableId="69935572">
     <w:abstractNumId w:val="1"/>
   </w:num>
-  <w:num w:numId="50" w16cid:durableId="1422601185">
+  <w:num w:numId="50" w16cid:durableId="2107773525">
     <w:abstractNumId w:val="2"/>
     <w:lvlOverride w:ilvl="0">
       <w:startOverride w:val="1"/>
@@ -41818,7 +40277,7 @@
       <w:startOverride w:val="1"/>
     </w:lvlOverride>
   </w:num>
-  <w:num w:numId="51" w16cid:durableId="347485428">
+  <w:num w:numId="51" w16cid:durableId="1472290429">
     <w:abstractNumId w:val="2"/>
     <w:lvlOverride w:ilvl="0">
       <w:startOverride w:val="1"/>
@@ -41848,25 +40307,25 @@
       <w:startOverride w:val="1"/>
     </w:lvlOverride>
   </w:num>
-  <w:num w:numId="52" w16cid:durableId="1942058519">
+  <w:num w:numId="52" w16cid:durableId="280721143">
     <w:abstractNumId w:val="1"/>
   </w:num>
-  <w:num w:numId="53" w16cid:durableId="1754934149">
+  <w:num w:numId="53" w16cid:durableId="865404699">
     <w:abstractNumId w:val="1"/>
   </w:num>
-  <w:num w:numId="54" w16cid:durableId="1546409582">
+  <w:num w:numId="54" w16cid:durableId="2023781108">
     <w:abstractNumId w:val="1"/>
   </w:num>
-  <w:num w:numId="55" w16cid:durableId="168563124">
+  <w:num w:numId="55" w16cid:durableId="400255357">
     <w:abstractNumId w:val="1"/>
   </w:num>
-  <w:num w:numId="56" w16cid:durableId="216362129">
+  <w:num w:numId="56" w16cid:durableId="771897441">
     <w:abstractNumId w:val="1"/>
   </w:num>
-  <w:num w:numId="57" w16cid:durableId="1801263637">
+  <w:num w:numId="57" w16cid:durableId="1925801074">
     <w:abstractNumId w:val="1"/>
   </w:num>
-  <w:num w:numId="58" w16cid:durableId="1539272495">
+  <w:num w:numId="58" w16cid:durableId="331766168">
     <w:abstractNumId w:val="1"/>
   </w:num>
   <w:numIdMacAtCleanup w:val="58"/>
@@ -43104,7 +41563,7 @@
     <w:name w:val="header"/>
     <w:basedOn w:val="a"/>
     <w:link w:val="Char2"/>
-    <w:rsid w:val="0084601E"/>
+    <w:rsid w:val="00CC2D50"/>
     <w:pPr>
       <w:tabs>
         <w:tab w:val="center" w:pos="4513"/>
@@ -43117,13 +41576,13 @@
     <w:name w:val="머리글 Char"/>
     <w:basedOn w:val="a1"/>
     <w:link w:val="ad"/>
-    <w:rsid w:val="0084601E"/>
+    <w:rsid w:val="00CC2D50"/>
   </w:style>
   <w:style w:type="paragraph" w:styleId="ae">
     <w:name w:val="footer"/>
     <w:basedOn w:val="a"/>
     <w:link w:val="Char3"/>
-    <w:rsid w:val="0084601E"/>
+    <w:rsid w:val="00CC2D50"/>
     <w:pPr>
       <w:tabs>
         <w:tab w:val="center" w:pos="4513"/>
@@ -43136,7 +41595,7 @@
     <w:name w:val="바닥글 Char"/>
     <w:basedOn w:val="a1"/>
     <w:link w:val="ae"/>
-    <w:rsid w:val="0084601E"/>
+    <w:rsid w:val="00CC2D50"/>
   </w:style>
 </w:styles>
 </file>

--- a/ko/paper/paper_bilingual.docx
+++ b/ko/paper/paper_bilingual.docx
@@ -22626,7 +22626,6 @@
                 <w:bCs/>
                 <w:sz w:val="20"/>
               </w:rPr>
-              <w:lastRenderedPageBreak/>
               <w:t>Analytical pane</w:t>
             </w:r>
           </w:p>
@@ -24823,7 +24822,6 @@
         <w:t xml:space="preserve"> </w:t>
       </w:r>
       <w:r>
-        <w:lastRenderedPageBreak/>
         <w:t>커뮤니티</w:t>
       </w:r>
       <w:r>
@@ -26290,7 +26288,6 @@
       <w:bookmarkStart w:id="26" w:name="exposition-repeat-folding-제시부-반복-폴딩"/>
       <w:bookmarkEnd w:id="25"/>
       <w:r>
-        <w:lastRenderedPageBreak/>
         <w:t xml:space="preserve">4.5 Exposition Repeat Folding / </w:t>
       </w:r>
       <w:r>
@@ -27633,7 +27630,6 @@
           <w:b/>
           <w:bCs/>
         </w:rPr>
-        <w:lastRenderedPageBreak/>
         <w:t>반복</w:t>
       </w:r>
       <w:r>
@@ -29333,11 +29329,7 @@
         <w:pStyle w:val="a8"/>
       </w:pPr>
       <w:r>
-        <w:t xml:space="preserve">The teacher toggles section color on. The exposition / development / recapitulation tripartite division is now visible at a glance on the timeline; the same colors are simultaneously painted as measure-level overlays on the score. Students are asked to identify, by clicking the timeline segments, the boundary measures of each section. Because the colored regions </w:t>
-      </w:r>
-      <w:r>
-        <w:lastRenderedPageBreak/>
-        <w:t xml:space="preserve">are now both </w:t>
+        <w:t xml:space="preserve">The teacher toggles section color on. The exposition / development / recapitulation tripartite division is now visible at a glance on the timeline; the same colors are simultaneously painted as measure-level overlays on the score. Students are asked to identify, by clicking the timeline segments, the boundary measures of each section. Because the colored regions are now both </w:t>
       </w:r>
       <w:r>
         <w:rPr>
@@ -31044,7 +31036,6 @@
         <w:pStyle w:val="a8"/>
       </w:pPr>
       <w:r>
-        <w:lastRenderedPageBreak/>
         <w:t xml:space="preserve">The schematic is now grounded in what the class has just heard </w:t>
       </w:r>
       <w:r>
@@ -31562,32 +31553,433 @@
       <w:pPr>
         <w:pStyle w:val="1"/>
       </w:pPr>
-      <w:bookmarkStart w:id="33" w:name="discussion-논의"/>
+      <w:bookmarkStart w:id="33" w:name="X36737fe97d1ded47986ba43e16158d600450971"/>
       <w:bookmarkEnd w:id="27"/>
       <w:bookmarkEnd w:id="32"/>
       <w:r>
-        <w:t xml:space="preserve">6. Discussion / </w:t>
-      </w:r>
-      <w:r>
-        <w:t>논의</w:t>
+        <w:t xml:space="preserve">6. Preliminary Single-Expert Pilot Review / </w:t>
+      </w:r>
+      <w:r>
+        <w:t>단일</w:t>
+      </w:r>
+      <w:r>
+        <w:t xml:space="preserve"> </w:t>
+      </w:r>
+      <w:r>
+        <w:t>전문가</w:t>
+      </w:r>
+      <w:r>
+        <w:t xml:space="preserve"> </w:t>
+      </w:r>
+      <w:r>
+        <w:t>사전</w:t>
+      </w:r>
+      <w:r>
+        <w:t xml:space="preserve"> </w:t>
+      </w:r>
+      <w:r>
+        <w:t>파일럿</w:t>
+      </w:r>
+      <w:r>
+        <w:t xml:space="preserve"> </w:t>
+      </w:r>
+      <w:r>
+        <w:t>검토</w:t>
+      </w:r>
+    </w:p>
+    <w:p>
+      <w:pPr>
+        <w:pStyle w:val="a8"/>
+      </w:pPr>
+      <w:r>
+        <w:t xml:space="preserve">Empirical validation of the tool’s pedagogical claims through a full randomized controlled trial with undergraduate music- education learners is reserved for follow-up work (§7.3). As a </w:t>
+      </w:r>
+      <w:r>
+        <w:rPr>
+          <w:i/>
+          <w:iCs/>
+        </w:rPr>
+        <w:t>preliminary</w:t>
+      </w:r>
+      <w:r>
+        <w:t xml:space="preserve"> validation aimed at refining the planned RCT and identifying design risks before learner-facing deployment, we conducted a single-expert pilot review with one domain reviewer holding more than 15 years of music-education field experience. We report this as a single-expert pilot, not as a generalizable expert panel, and the limitations of an n=1 design are discussed in §6.5.</w:t>
+      </w:r>
+    </w:p>
+    <w:p>
+      <w:pPr>
+        <w:pStyle w:val="FirstParagraph"/>
+      </w:pPr>
+      <w:r>
+        <w:t>학부</w:t>
+      </w:r>
+      <w:r>
+        <w:t xml:space="preserve"> </w:t>
+      </w:r>
+      <w:r>
+        <w:t>음악교육</w:t>
+      </w:r>
+      <w:r>
+        <w:t xml:space="preserve"> </w:t>
+      </w:r>
+      <w:r>
+        <w:t>학습자</w:t>
+      </w:r>
+      <w:r>
+        <w:t xml:space="preserve"> </w:t>
+      </w:r>
+      <w:r>
+        <w:t>대상의</w:t>
+      </w:r>
+      <w:r>
+        <w:t xml:space="preserve"> </w:t>
+      </w:r>
+      <w:r>
+        <w:t>전체</w:t>
+      </w:r>
+      <w:r>
+        <w:t xml:space="preserve"> </w:t>
+      </w:r>
+      <w:r>
+        <w:t>무작위</w:t>
+      </w:r>
+      <w:r>
+        <w:t xml:space="preserve"> </w:t>
+      </w:r>
+      <w:r>
+        <w:t>통제군</w:t>
+      </w:r>
+      <w:r>
+        <w:t xml:space="preserve"> </w:t>
+      </w:r>
+      <w:r>
+        <w:t>시험을</w:t>
+      </w:r>
+      <w:r>
+        <w:t xml:space="preserve"> </w:t>
+      </w:r>
+      <w:r>
+        <w:t>통한</w:t>
+      </w:r>
+      <w:r>
+        <w:t xml:space="preserve"> </w:t>
+      </w:r>
+      <w:r>
+        <w:t>도구의</w:t>
+      </w:r>
+      <w:r>
+        <w:t xml:space="preserve"> </w:t>
+      </w:r>
+      <w:r>
+        <w:t>교수법적</w:t>
+      </w:r>
+      <w:r>
+        <w:t xml:space="preserve"> </w:t>
+      </w:r>
+      <w:r>
+        <w:t>주장의</w:t>
+      </w:r>
+      <w:r>
+        <w:t xml:space="preserve"> </w:t>
+      </w:r>
+      <w:r>
+        <w:t>실증적</w:t>
+      </w:r>
+      <w:r>
+        <w:t xml:space="preserve"> </w:t>
+      </w:r>
+      <w:r>
+        <w:t>검증은</w:t>
+      </w:r>
+      <w:r>
+        <w:t xml:space="preserve"> </w:t>
+      </w:r>
+      <w:r>
+        <w:t>후속</w:t>
+      </w:r>
+      <w:r>
+        <w:t xml:space="preserve"> </w:t>
+      </w:r>
+      <w:r>
+        <w:t>작업</w:t>
+      </w:r>
+      <w:r>
+        <w:t>(§7.3)</w:t>
+      </w:r>
+      <w:r>
+        <w:t>으로</w:t>
+      </w:r>
+      <w:r>
+        <w:t xml:space="preserve"> </w:t>
+      </w:r>
+      <w:r>
+        <w:t>유보한다</w:t>
+      </w:r>
+      <w:r>
+        <w:t xml:space="preserve">. </w:t>
+      </w:r>
+      <w:r>
+        <w:t>학습자</w:t>
+      </w:r>
+      <w:r>
+        <w:t xml:space="preserve"> </w:t>
+      </w:r>
+      <w:r>
+        <w:t>배포</w:t>
+      </w:r>
+      <w:r>
+        <w:t xml:space="preserve"> </w:t>
+      </w:r>
+      <w:r>
+        <w:t>이전에</w:t>
+      </w:r>
+      <w:r>
+        <w:t xml:space="preserve"> </w:t>
+      </w:r>
+      <w:r>
+        <w:t>계획된</w:t>
+      </w:r>
+      <w:r>
+        <w:t xml:space="preserve"> RCT </w:t>
+      </w:r>
+      <w:r>
+        <w:t>를</w:t>
+      </w:r>
+      <w:r>
+        <w:t xml:space="preserve"> </w:t>
+      </w:r>
+      <w:r>
+        <w:t>정련하고</w:t>
+      </w:r>
+      <w:r>
+        <w:t xml:space="preserve"> </w:t>
+      </w:r>
+      <w:r>
+        <w:t>설계</w:t>
+      </w:r>
+      <w:r>
+        <w:t xml:space="preserve"> </w:t>
+      </w:r>
+      <w:r>
+        <w:t>위험을</w:t>
+      </w:r>
+      <w:r>
+        <w:t xml:space="preserve"> </w:t>
+      </w:r>
+      <w:r>
+        <w:t>식별하는</w:t>
+      </w:r>
+      <w:r>
+        <w:t xml:space="preserve"> </w:t>
+      </w:r>
+      <w:r>
+        <w:rPr>
+          <w:i/>
+          <w:iCs/>
+        </w:rPr>
+        <w:t>사전</w:t>
+      </w:r>
+      <w:r>
+        <w:t xml:space="preserve"> </w:t>
+      </w:r>
+      <w:r>
+        <w:t>검증으로서</w:t>
+      </w:r>
+      <w:r>
+        <w:t xml:space="preserve">, </w:t>
+      </w:r>
+      <w:r>
+        <w:t>음악교육</w:t>
+      </w:r>
+      <w:r>
+        <w:t xml:space="preserve"> </w:t>
+      </w:r>
+      <w:r>
+        <w:t>현장에서</w:t>
+      </w:r>
+      <w:r>
+        <w:t xml:space="preserve"> 15</w:t>
+      </w:r>
+      <w:r>
+        <w:t>년</w:t>
+      </w:r>
+      <w:r>
+        <w:t xml:space="preserve"> </w:t>
+      </w:r>
+      <w:r>
+        <w:t>이상의</w:t>
+      </w:r>
+      <w:r>
+        <w:t xml:space="preserve"> </w:t>
+      </w:r>
+      <w:r>
+        <w:t>경력을</w:t>
+      </w:r>
+      <w:r>
+        <w:t xml:space="preserve"> </w:t>
+      </w:r>
+      <w:r>
+        <w:t>가진</w:t>
+      </w:r>
+      <w:r>
+        <w:t xml:space="preserve"> </w:t>
+      </w:r>
+      <w:r>
+        <w:t>단일</w:t>
+      </w:r>
+      <w:r>
+        <w:t xml:space="preserve"> </w:t>
+      </w:r>
+      <w:r>
+        <w:t>도메인</w:t>
+      </w:r>
+      <w:r>
+        <w:t xml:space="preserve"> </w:t>
+      </w:r>
+      <w:r>
+        <w:t>전문가와의</w:t>
+      </w:r>
+      <w:r>
+        <w:t xml:space="preserve"> </w:t>
+      </w:r>
+      <w:r>
+        <w:t>파일럿</w:t>
+      </w:r>
+      <w:r>
+        <w:t xml:space="preserve"> </w:t>
+      </w:r>
+      <w:r>
+        <w:t>검토를</w:t>
+      </w:r>
+      <w:r>
+        <w:t xml:space="preserve"> </w:t>
+      </w:r>
+      <w:r>
+        <w:t>수행하였다</w:t>
+      </w:r>
+      <w:r>
+        <w:t xml:space="preserve">. </w:t>
+      </w:r>
+      <w:r>
+        <w:t>이는</w:t>
+      </w:r>
+      <w:r>
+        <w:t xml:space="preserve"> </w:t>
+      </w:r>
+      <w:r>
+        <w:t>일반화</w:t>
+      </w:r>
+      <w:r>
+        <w:t xml:space="preserve"> </w:t>
+      </w:r>
+      <w:r>
+        <w:t>가능한</w:t>
+      </w:r>
+      <w:r>
+        <w:t xml:space="preserve"> </w:t>
+      </w:r>
+      <w:r>
+        <w:t>전문가</w:t>
+      </w:r>
+      <w:r>
+        <w:t xml:space="preserve"> </w:t>
+      </w:r>
+      <w:r>
+        <w:t>패널이</w:t>
+      </w:r>
+      <w:r>
+        <w:t xml:space="preserve"> </w:t>
+      </w:r>
+      <w:r>
+        <w:t>아닌</w:t>
+      </w:r>
+      <w:r>
+        <w:t xml:space="preserve"> </w:t>
+      </w:r>
+      <w:r>
+        <w:rPr>
+          <w:i/>
+          <w:iCs/>
+        </w:rPr>
+        <w:t>단일</w:t>
+      </w:r>
+      <w:r>
+        <w:rPr>
+          <w:i/>
+          <w:iCs/>
+        </w:rPr>
+        <w:t xml:space="preserve"> </w:t>
+      </w:r>
+      <w:r>
+        <w:rPr>
+          <w:i/>
+          <w:iCs/>
+        </w:rPr>
+        <w:t>전문가</w:t>
+      </w:r>
+      <w:r>
+        <w:rPr>
+          <w:i/>
+          <w:iCs/>
+        </w:rPr>
+        <w:t xml:space="preserve"> </w:t>
+      </w:r>
+      <w:r>
+        <w:rPr>
+          <w:i/>
+          <w:iCs/>
+        </w:rPr>
+        <w:t>파일럿</w:t>
+      </w:r>
+      <w:r>
+        <w:t xml:space="preserve"> </w:t>
+      </w:r>
+      <w:r>
+        <w:t>으로</w:t>
+      </w:r>
+      <w:r>
+        <w:t xml:space="preserve"> </w:t>
+      </w:r>
+      <w:r>
+        <w:t>보고하며</w:t>
+      </w:r>
+      <w:r>
+        <w:t xml:space="preserve">, n=1 </w:t>
+      </w:r>
+      <w:r>
+        <w:t>설계의</w:t>
+      </w:r>
+      <w:r>
+        <w:t xml:space="preserve"> </w:t>
+      </w:r>
+      <w:r>
+        <w:t>한계는</w:t>
+      </w:r>
+      <w:r>
+        <w:t xml:space="preserve"> §6.5 </w:t>
+      </w:r>
+      <w:r>
+        <w:t>에서</w:t>
+      </w:r>
+      <w:r>
+        <w:t xml:space="preserve"> </w:t>
+      </w:r>
+      <w:r>
+        <w:t>논의된다</w:t>
+      </w:r>
+      <w:r>
+        <w:t>.</w:t>
       </w:r>
     </w:p>
     <w:p>
       <w:pPr>
         <w:pStyle w:val="2"/>
       </w:pPr>
-      <w:bookmarkStart w:id="34" w:name="pedagogical-implications-교수법적-함의"/>
-      <w:r>
-        <w:t xml:space="preserve">6.1 Pedagogical Implications / </w:t>
-      </w:r>
-      <w:r>
-        <w:t>교수법적</w:t>
-      </w:r>
-      <w:r>
-        <w:t xml:space="preserve"> </w:t>
-      </w:r>
-      <w:r>
-        <w:t>함의</w:t>
+      <w:bookmarkStart w:id="34" w:name="method-방법"/>
+      <w:r>
+        <w:t xml:space="preserve">6.1 Method / </w:t>
+      </w:r>
+      <w:r>
+        <w:t>방법</w:t>
       </w:r>
     </w:p>
     <w:p>
@@ -31595,27 +31987,13 @@
         <w:pStyle w:val="a8"/>
       </w:pPr>
       <w:r>
-        <w:t xml:space="preserve">Traditional verbal teaching often presents the recapitulation as “return-in-tonic,” handling deformations as exceptions; K. 545’s subdominant recapitulation makes a stronger pedagogical claim available, that Mozart </w:t>
-      </w:r>
-      <w:r>
-        <w:rPr>
-          <w:i/>
-          <w:iCs/>
-        </w:rPr>
-        <w:t>preserves the exposition’s modulation pattern</w:t>
-      </w:r>
-      <w:r>
-        <w:t xml:space="preserve"> by shifting the starting key down a fifth, so that the secondary theme arrives in the tonic on the second hearing. The synchronized color-coded view makes this </w:t>
-      </w:r>
-      <w:r>
-        <w:rPr>
-          <w:i/>
-          <w:iCs/>
-        </w:rPr>
-        <w:t>function-preserving</w:t>
-      </w:r>
-      <w:r>
-        <w:t xml:space="preserve"> character of the deformation visually self-evident, aligning with current form-functional approaches to musical analysis (Caplin, 1998, 2009). The pedagogical move, from rules-and-exceptions to functional flexibility, is the central educational claim of this work.</w:t>
+        <w:t xml:space="preserve">The expert completed an asynchronous self-administered review using a Word-format survey instrument that combined (a) a 40-minute guided walk-through of the §5 classroom lesson plan with the expert acting as the teacher, (b) the 10-item System Usability Scale (Brooke, 1996), and (c) six open-ended questions covering pedagogical fidelity, affordance value, perceived risks of learner misconception, missing affordances, single-work depth versus multi-piece breadth, and recommendations for the planned RCT. The </w:t>
+      </w:r>
+      <w:r>
+        <w:t>SUS items were translated to Korean by the author following Brooke’s (1996) original wording; the survey was self-administered, with the expert working through the live deployment at https://rosyrosys.github.io/sonata-form-viz/ in their own environment. Written responses were analysed by the author following the thematic-analysis approach of Braun and Clarke (2006), and the expert gave written informed consent for anonymous reporting. The study was treated as expert evaluation rather than human-subjects res</w:t>
+      </w:r>
+      <w:r>
+        <w:t>earch; consequently no formal IRB approval was required by the host institution.</w:t>
       </w:r>
     </w:p>
     <w:p>
@@ -31623,98 +32001,292 @@
         <w:pStyle w:val="FirstParagraph"/>
       </w:pPr>
       <w:r>
-        <w:t>전통적인</w:t>
-      </w:r>
-      <w:r>
-        <w:t xml:space="preserve"> </w:t>
-      </w:r>
-      <w:r>
-        <w:t>언어</w:t>
-      </w:r>
-      <w:r>
-        <w:t xml:space="preserve"> </w:t>
-      </w:r>
-      <w:r>
-        <w:t>중심</w:t>
-      </w:r>
-      <w:r>
-        <w:t xml:space="preserve"> </w:t>
-      </w:r>
-      <w:r>
-        <w:t>교수법은</w:t>
-      </w:r>
-      <w:r>
-        <w:t xml:space="preserve"> </w:t>
-      </w:r>
-      <w:r>
-        <w:t>재현부를</w:t>
-      </w:r>
-      <w:r>
-        <w:t xml:space="preserve"> </w:t>
-      </w:r>
-      <w:r>
-        <w:t>흔히</w:t>
-      </w:r>
-      <w:r>
-        <w:t xml:space="preserve"> “</w:t>
-      </w:r>
-      <w:r>
-        <w:t>으뜸조로의</w:t>
-      </w:r>
-      <w:r>
-        <w:t xml:space="preserve"> </w:t>
-      </w:r>
-      <w:r>
-        <w:t>회귀</w:t>
-      </w:r>
-      <w:r>
-        <w:t xml:space="preserve">” </w:t>
-      </w:r>
-      <w:r>
-        <w:t>로</w:t>
-      </w:r>
-      <w:r>
-        <w:t xml:space="preserve"> </w:t>
-      </w:r>
-      <w:r>
-        <w:t>제시</w:t>
-      </w:r>
-      <w:r>
-        <w:t xml:space="preserve"> </w:t>
-      </w:r>
-      <w:r>
-        <w:t>하며</w:t>
-      </w:r>
-      <w:r>
-        <w:t xml:space="preserve"> </w:t>
-      </w:r>
-      <w:r>
-        <w:t>비전형을</w:t>
-      </w:r>
-      <w:r>
-        <w:t xml:space="preserve"> </w:t>
-      </w:r>
-      <w:r>
-        <w:rPr>
-          <w:i/>
-          <w:iCs/>
-        </w:rPr>
-        <w:t>예외</w:t>
-      </w:r>
-      <w:r>
-        <w:t xml:space="preserve"> </w:t>
-      </w:r>
-      <w:r>
-        <w:t>로</w:t>
-      </w:r>
-      <w:r>
-        <w:t xml:space="preserve"> </w:t>
-      </w:r>
-      <w:r>
-        <w:t>처리한다</w:t>
-      </w:r>
-      <w:r>
-        <w:t xml:space="preserve">. K. 545 </w:t>
+        <w:t>전문가는</w:t>
+      </w:r>
+      <w:r>
+        <w:t xml:space="preserve"> Word </w:t>
+      </w:r>
+      <w:r>
+        <w:t>형식의</w:t>
+      </w:r>
+      <w:r>
+        <w:t xml:space="preserve"> </w:t>
+      </w:r>
+      <w:r>
+        <w:t>설문</w:t>
+      </w:r>
+      <w:r>
+        <w:t xml:space="preserve"> </w:t>
+      </w:r>
+      <w:r>
+        <w:t>도구를</w:t>
+      </w:r>
+      <w:r>
+        <w:t xml:space="preserve"> </w:t>
+      </w:r>
+      <w:r>
+        <w:t>사용하여</w:t>
+      </w:r>
+      <w:r>
+        <w:t xml:space="preserve"> </w:t>
+      </w:r>
+      <w:r>
+        <w:t>비동기</w:t>
+      </w:r>
+      <w:r>
+        <w:t xml:space="preserve"> </w:t>
+      </w:r>
+      <w:r>
+        <w:t>자가</w:t>
+      </w:r>
+      <w:r>
+        <w:t xml:space="preserve"> </w:t>
+      </w:r>
+      <w:r>
+        <w:t>기입</w:t>
+      </w:r>
+      <w:r>
+        <w:t xml:space="preserve"> </w:t>
+      </w:r>
+      <w:r>
+        <w:t>검토를</w:t>
+      </w:r>
+      <w:r>
+        <w:t xml:space="preserve"> </w:t>
+      </w:r>
+      <w:r>
+        <w:t>완료하였다</w:t>
+      </w:r>
+      <w:r>
+        <w:t xml:space="preserve">. </w:t>
+      </w:r>
+      <w:r>
+        <w:t>본</w:t>
+      </w:r>
+      <w:r>
+        <w:t xml:space="preserve"> </w:t>
+      </w:r>
+      <w:r>
+        <w:t>설문은</w:t>
+      </w:r>
+      <w:r>
+        <w:t xml:space="preserve"> (a) </w:t>
+      </w:r>
+      <w:r>
+        <w:t>전문가가</w:t>
+      </w:r>
+      <w:r>
+        <w:t xml:space="preserve"> </w:t>
+      </w:r>
+      <w:r>
+        <w:t>교사</w:t>
+      </w:r>
+      <w:r>
+        <w:t xml:space="preserve"> </w:t>
+      </w:r>
+      <w:r>
+        <w:t>역할을</w:t>
+      </w:r>
+      <w:r>
+        <w:t xml:space="preserve"> </w:t>
+      </w:r>
+      <w:r>
+        <w:t>하는</w:t>
+      </w:r>
+      <w:r>
+        <w:t xml:space="preserve"> §5 </w:t>
+      </w:r>
+      <w:r>
+        <w:t>교실</w:t>
+      </w:r>
+      <w:r>
+        <w:t xml:space="preserve"> </w:t>
+      </w:r>
+      <w:r>
+        <w:t>워크</w:t>
+      </w:r>
+      <w:r>
+        <w:t xml:space="preserve">- </w:t>
+      </w:r>
+      <w:r>
+        <w:t>스루의</w:t>
+      </w:r>
+      <w:r>
+        <w:t xml:space="preserve"> 40</w:t>
+      </w:r>
+      <w:r>
+        <w:t>분</w:t>
+      </w:r>
+      <w:r>
+        <w:t xml:space="preserve"> </w:t>
+      </w:r>
+      <w:r>
+        <w:t>가이드</w:t>
+      </w:r>
+      <w:r>
+        <w:t xml:space="preserve"> </w:t>
+      </w:r>
+      <w:r>
+        <w:t>진행</w:t>
+      </w:r>
+      <w:r>
+        <w:t>, (b) 10</w:t>
+      </w:r>
+      <w:r>
+        <w:t>문항</w:t>
+      </w:r>
+      <w:r>
+        <w:t xml:space="preserve"> </w:t>
+      </w:r>
+      <w:r>
+        <w:t>시스템</w:t>
+      </w:r>
+      <w:r>
+        <w:t xml:space="preserve"> </w:t>
+      </w:r>
+      <w:r>
+        <w:t>사용성</w:t>
+      </w:r>
+      <w:r>
+        <w:t xml:space="preserve"> </w:t>
+      </w:r>
+      <w:r>
+        <w:t>척도</w:t>
+      </w:r>
+      <w:r>
+        <w:t xml:space="preserve"> (Brooke, 1996), (c) </w:t>
+      </w:r>
+      <w:r>
+        <w:t>교수법적</w:t>
+      </w:r>
+      <w:r>
+        <w:t xml:space="preserve"> </w:t>
+      </w:r>
+      <w:r>
+        <w:t>충실도</w:t>
+      </w:r>
+      <w:r>
+        <w:t xml:space="preserve">, affordance </w:t>
+      </w:r>
+      <w:r>
+        <w:t>가치</w:t>
+      </w:r>
+      <w:r>
+        <w:t xml:space="preserve">, </w:t>
+      </w:r>
+      <w:r>
+        <w:t>학습자</w:t>
+      </w:r>
+      <w:r>
+        <w:t xml:space="preserve"> </w:t>
+      </w:r>
+      <w:r>
+        <w:t>오해</w:t>
+      </w:r>
+      <w:r>
+        <w:t xml:space="preserve"> </w:t>
+      </w:r>
+      <w:r>
+        <w:t>위험</w:t>
+      </w:r>
+      <w:r>
+        <w:t xml:space="preserve">, </w:t>
+      </w:r>
+      <w:r>
+        <w:t>누락된</w:t>
+      </w:r>
+      <w:r>
+        <w:t xml:space="preserve"> </w:t>
+      </w:r>
+      <w:r>
+        <w:t>기능</w:t>
+      </w:r>
+      <w:r>
+        <w:t xml:space="preserve">, </w:t>
+      </w:r>
+      <w:r>
+        <w:t>한</w:t>
+      </w:r>
+      <w:r>
+        <w:t xml:space="preserve"> </w:t>
+      </w:r>
+      <w:r>
+        <w:t>작품</w:t>
+      </w:r>
+      <w:r>
+        <w:t xml:space="preserve"> </w:t>
+      </w:r>
+      <w:r>
+        <w:t>깊이</w:t>
+      </w:r>
+      <w:r>
+        <w:t xml:space="preserve"> vs </w:t>
+      </w:r>
+      <w:r>
+        <w:t>다곡</w:t>
+      </w:r>
+      <w:r>
+        <w:t xml:space="preserve"> </w:t>
+      </w:r>
+      <w:r>
+        <w:t>확장</w:t>
+      </w:r>
+      <w:r>
+        <w:t xml:space="preserve">, </w:t>
+      </w:r>
+      <w:r>
+        <w:t>그리고</w:t>
+      </w:r>
+      <w:r>
+        <w:t xml:space="preserve"> </w:t>
+      </w:r>
+      <w:r>
+        <w:t>계획된</w:t>
+      </w:r>
+      <w:r>
+        <w:t xml:space="preserve"> RCT </w:t>
+      </w:r>
+      <w:r>
+        <w:t>권고를</w:t>
+      </w:r>
+      <w:r>
+        <w:t xml:space="preserve"> </w:t>
+      </w:r>
+      <w:r>
+        <w:t>다루는</w:t>
+      </w:r>
+      <w:r>
+        <w:t xml:space="preserve"> 6</w:t>
+      </w:r>
+      <w:r>
+        <w:t>개</w:t>
+      </w:r>
+      <w:r>
+        <w:t xml:space="preserve"> </w:t>
+      </w:r>
+      <w:r>
+        <w:t>개방형</w:t>
+      </w:r>
+      <w:r>
+        <w:t xml:space="preserve"> </w:t>
+      </w:r>
+      <w:r>
+        <w:t>질문을</w:t>
+      </w:r>
+      <w:r>
+        <w:t xml:space="preserve"> </w:t>
+      </w:r>
+      <w:r>
+        <w:t>결합하였다</w:t>
+      </w:r>
+      <w:r>
+        <w:t xml:space="preserve">. SUS </w:t>
+      </w:r>
+      <w:r>
+        <w:t>문항은</w:t>
+      </w:r>
+      <w:r>
+        <w:t xml:space="preserve"> Brooke (1996) </w:t>
       </w:r>
       <w:r>
         <w:t>의</w:t>
@@ -31723,408 +32295,292 @@
         <w:t xml:space="preserve"> </w:t>
       </w:r>
       <w:r>
-        <w:t>하속조</w:t>
-      </w:r>
-      <w:r>
-        <w:t xml:space="preserve"> </w:t>
-      </w:r>
-      <w:r>
-        <w:t>재현은</w:t>
-      </w:r>
-      <w:r>
-        <w:t xml:space="preserve"> </w:t>
-      </w:r>
-      <w:r>
-        <w:t>더</w:t>
-      </w:r>
-      <w:r>
-        <w:t xml:space="preserve"> </w:t>
-      </w:r>
-      <w:r>
-        <w:t>강한</w:t>
-      </w:r>
-      <w:r>
-        <w:t xml:space="preserve"> </w:t>
-      </w:r>
-      <w:r>
-        <w:t>교수법적</w:t>
-      </w:r>
-      <w:r>
-        <w:t xml:space="preserve"> </w:t>
-      </w:r>
-      <w:r>
-        <w:t>주장을</w:t>
-      </w:r>
-      <w:r>
-        <w:t xml:space="preserve"> </w:t>
-      </w:r>
-      <w:r>
-        <w:t>가용하게</w:t>
-      </w:r>
-      <w:r>
-        <w:t xml:space="preserve"> </w:t>
-      </w:r>
-      <w:r>
-        <w:t>한다</w:t>
+        <w:t>원문에</w:t>
+      </w:r>
+      <w:r>
+        <w:t xml:space="preserve"> </w:t>
+      </w:r>
+      <w:r>
+        <w:t>따라</w:t>
+      </w:r>
+      <w:r>
+        <w:t xml:space="preserve"> </w:t>
+      </w:r>
+      <w:r>
+        <w:t>저자가</w:t>
+      </w:r>
+      <w:r>
+        <w:t xml:space="preserve"> </w:t>
+      </w:r>
+      <w:r>
+        <w:t>한국어로</w:t>
+      </w:r>
+      <w:r>
+        <w:t xml:space="preserve"> </w:t>
+      </w:r>
+      <w:r>
+        <w:t>번역하였으며</w:t>
       </w:r>
       <w:r>
         <w:t xml:space="preserve">, </w:t>
       </w:r>
       <w:r>
-        <w:t>모차르트는</w:t>
-      </w:r>
-      <w:r>
-        <w:t xml:space="preserve"> </w:t>
-      </w:r>
-      <w:r>
-        <w:t>시작</w:t>
-      </w:r>
-      <w:r>
-        <w:t xml:space="preserve"> </w:t>
-      </w:r>
-      <w:r>
-        <w:t>조성을</w:t>
-      </w:r>
-      <w:r>
-        <w:t xml:space="preserve"> 5</w:t>
-      </w:r>
-      <w:r>
-        <w:t>도</w:t>
-      </w:r>
-      <w:r>
-        <w:t xml:space="preserve"> </w:t>
-      </w:r>
-      <w:r>
-        <w:t>아래로</w:t>
-      </w:r>
-      <w:r>
-        <w:t xml:space="preserve"> </w:t>
-      </w:r>
-      <w:r>
-        <w:t>옮김으로써</w:t>
-      </w:r>
-      <w:r>
-        <w:t xml:space="preserve"> </w:t>
-      </w:r>
-      <w:r>
-        <w:rPr>
-          <w:i/>
-          <w:iCs/>
-        </w:rPr>
-        <w:t>제시부의</w:t>
-      </w:r>
-      <w:r>
-        <w:rPr>
-          <w:i/>
-          <w:iCs/>
-        </w:rPr>
-        <w:t xml:space="preserve"> </w:t>
-      </w:r>
-      <w:r>
-        <w:rPr>
-          <w:i/>
-          <w:iCs/>
-        </w:rPr>
-        <w:t>전조</w:t>
-      </w:r>
-      <w:r>
-        <w:rPr>
-          <w:i/>
-          <w:iCs/>
-        </w:rPr>
-        <w:t xml:space="preserve"> </w:t>
-      </w:r>
-      <w:r>
-        <w:rPr>
-          <w:i/>
-          <w:iCs/>
-        </w:rPr>
-        <w:t>패턴을</w:t>
-      </w:r>
-      <w:r>
-        <w:rPr>
-          <w:i/>
-          <w:iCs/>
-        </w:rPr>
-        <w:t xml:space="preserve"> </w:t>
-      </w:r>
-      <w:r>
-        <w:rPr>
-          <w:i/>
-          <w:iCs/>
-        </w:rPr>
-        <w:t>보존</w:t>
-      </w:r>
-      <w:r>
-        <w:t xml:space="preserve"> </w:t>
-      </w:r>
-      <w:r>
-        <w:t>하고</w:t>
+        <w:t>설문은</w:t>
+      </w:r>
+      <w:r>
+        <w:t xml:space="preserve"> </w:t>
+      </w:r>
+      <w:r>
+        <w:t>자가</w:t>
+      </w:r>
+      <w:r>
+        <w:t xml:space="preserve"> </w:t>
+      </w:r>
+      <w:r>
+        <w:t>기입으로</w:t>
+      </w:r>
+      <w:r>
+        <w:t xml:space="preserve"> </w:t>
+      </w:r>
+      <w:r>
+        <w:t>진행되었고</w:t>
+      </w:r>
+      <w:r>
+        <w:t xml:space="preserve"> </w:t>
+      </w:r>
+      <w:r>
+        <w:t>전문가는</w:t>
+      </w:r>
+      <w:r>
+        <w:t xml:space="preserve"> https://rosyrosys.github.io/sonata-form-viz/ </w:t>
+      </w:r>
+      <w:r>
+        <w:t>의</w:t>
+      </w:r>
+      <w:r>
+        <w:t xml:space="preserve"> </w:t>
+      </w:r>
+      <w:r>
+        <w:t>라이브</w:t>
+      </w:r>
+      <w:r>
+        <w:t xml:space="preserve"> </w:t>
+      </w:r>
+      <w:r>
+        <w:t>배포를</w:t>
+      </w:r>
+      <w:r>
+        <w:t xml:space="preserve"> </w:t>
+      </w:r>
+      <w:r>
+        <w:t>자신의</w:t>
+      </w:r>
+      <w:r>
+        <w:t xml:space="preserve"> </w:t>
+      </w:r>
+      <w:r>
+        <w:t>환경에서</w:t>
+      </w:r>
+      <w:r>
+        <w:t xml:space="preserve"> </w:t>
+      </w:r>
+      <w:r>
+        <w:t>사용하였다</w:t>
+      </w:r>
+      <w:r>
+        <w:t xml:space="preserve">. </w:t>
+      </w:r>
+      <w:r>
+        <w:t>작성된</w:t>
+      </w:r>
+      <w:r>
+        <w:t xml:space="preserve"> </w:t>
+      </w:r>
+      <w:r>
+        <w:t>응답은</w:t>
+      </w:r>
+      <w:r>
+        <w:t xml:space="preserve"> Braun &amp; Clarke (2006) </w:t>
+      </w:r>
+      <w:r>
+        <w:t>의</w:t>
+      </w:r>
+      <w:r>
+        <w:t xml:space="preserve"> </w:t>
+      </w:r>
+      <w:r>
+        <w:t>주제</w:t>
+      </w:r>
+      <w:r>
+        <w:t xml:space="preserve"> </w:t>
+      </w:r>
+      <w:r>
+        <w:t>분석</w:t>
+      </w:r>
+      <w:r>
+        <w:t xml:space="preserve"> </w:t>
+      </w:r>
+      <w:r>
+        <w:t>접근법에</w:t>
+      </w:r>
+      <w:r>
+        <w:t xml:space="preserve"> </w:t>
+      </w:r>
+      <w:r>
+        <w:t>따라</w:t>
+      </w:r>
+      <w:r>
+        <w:t xml:space="preserve"> </w:t>
+      </w:r>
+      <w:r>
+        <w:t>저자가</w:t>
+      </w:r>
+      <w:r>
+        <w:t xml:space="preserve"> </w:t>
+      </w:r>
+      <w:r>
+        <w:t>분석하였으며</w:t>
       </w:r>
       <w:r>
         <w:t xml:space="preserve">, </w:t>
       </w:r>
       <w:r>
-        <w:t>결과적으로</w:t>
-      </w:r>
-      <w:r>
-        <w:t xml:space="preserve"> </w:t>
-      </w:r>
-      <w:r>
-        <w:t>부주제가</w:t>
-      </w:r>
-      <w:r>
-        <w:t xml:space="preserve"> </w:t>
-      </w:r>
-      <w:r>
-        <w:t>두</w:t>
-      </w:r>
-      <w:r>
-        <w:t xml:space="preserve"> </w:t>
-      </w:r>
-      <w:r>
-        <w:t>번째</w:t>
-      </w:r>
-      <w:r>
-        <w:t xml:space="preserve"> </w:t>
-      </w:r>
-      <w:r>
-        <w:t>청취에서</w:t>
-      </w:r>
-      <w:r>
-        <w:t xml:space="preserve"> </w:t>
-      </w:r>
-      <w:r>
-        <w:t>으뜸조에</w:t>
-      </w:r>
-      <w:r>
-        <w:t xml:space="preserve"> </w:t>
-      </w:r>
-      <w:r>
-        <w:t>도착하게</w:t>
-      </w:r>
-      <w:r>
-        <w:t xml:space="preserve"> </w:t>
-      </w:r>
-      <w:r>
-        <w:t>한다</w:t>
+        <w:t>전문가는</w:t>
+      </w:r>
+      <w:r>
+        <w:t xml:space="preserve"> </w:t>
+      </w:r>
+      <w:r>
+        <w:t>익명</w:t>
+      </w:r>
+      <w:r>
+        <w:t xml:space="preserve"> </w:t>
+      </w:r>
+      <w:r>
+        <w:t>보고에</w:t>
+      </w:r>
+      <w:r>
+        <w:t xml:space="preserve"> </w:t>
+      </w:r>
+      <w:r>
+        <w:t>대한</w:t>
+      </w:r>
+      <w:r>
+        <w:t xml:space="preserve"> </w:t>
+      </w:r>
+      <w:r>
+        <w:t>서면</w:t>
+      </w:r>
+      <w:r>
+        <w:t xml:space="preserve"> </w:t>
+      </w:r>
+      <w:r>
+        <w:t>동의를</w:t>
+      </w:r>
+      <w:r>
+        <w:t xml:space="preserve"> </w:t>
+      </w:r>
+      <w:r>
+        <w:t>제공하였다</w:t>
       </w:r>
       <w:r>
         <w:t xml:space="preserve">. </w:t>
       </w:r>
       <w:r>
-        <w:t>동기화된</w:t>
-      </w:r>
-      <w:r>
-        <w:t xml:space="preserve"> </w:t>
-      </w:r>
-      <w:r>
-        <w:t>색상</w:t>
-      </w:r>
-      <w:r>
-        <w:t xml:space="preserve"> </w:t>
-      </w:r>
-      <w:r>
-        <w:t>코드</w:t>
-      </w:r>
-      <w:r>
-        <w:t xml:space="preserve"> </w:t>
-      </w:r>
-      <w:r>
-        <w:t>뷰는</w:t>
-      </w:r>
-      <w:r>
-        <w:t xml:space="preserve"> </w:t>
-      </w:r>
-      <w:r>
-        <w:t>이러한</w:t>
-      </w:r>
-      <w:r>
-        <w:t xml:space="preserve"> </w:t>
-      </w:r>
-      <w:r>
-        <w:t>비전형의</w:t>
-      </w:r>
-      <w:r>
-        <w:t xml:space="preserve"> </w:t>
-      </w:r>
-      <w:r>
-        <w:rPr>
-          <w:i/>
-          <w:iCs/>
-        </w:rPr>
-        <w:t>함수</w:t>
-      </w:r>
-      <w:r>
-        <w:rPr>
-          <w:i/>
-          <w:iCs/>
-        </w:rPr>
-        <w:t xml:space="preserve"> </w:t>
-      </w:r>
-      <w:r>
-        <w:rPr>
-          <w:i/>
-          <w:iCs/>
-        </w:rPr>
-        <w:t>보존</w:t>
-      </w:r>
-      <w:r>
-        <w:rPr>
-          <w:i/>
-          <w:iCs/>
-        </w:rPr>
-        <w:t>(function-preserving)</w:t>
-      </w:r>
-      <w:r>
-        <w:t xml:space="preserve"> </w:t>
-      </w:r>
-      <w:r>
-        <w:t>성격을</w:t>
-      </w:r>
-      <w:r>
-        <w:t xml:space="preserve"> </w:t>
-      </w:r>
-      <w:r>
-        <w:t>시각적으로</w:t>
-      </w:r>
-      <w:r>
-        <w:t xml:space="preserve"> </w:t>
-      </w:r>
-      <w:r>
-        <w:t>자명히</w:t>
-      </w:r>
-      <w:r>
-        <w:t xml:space="preserve"> </w:t>
-      </w:r>
-      <w:r>
-        <w:t>만든다</w:t>
+        <w:t>본</w:t>
+      </w:r>
+      <w:r>
+        <w:t xml:space="preserve"> </w:t>
+      </w:r>
+      <w:r>
+        <w:t>연구는</w:t>
+      </w:r>
+      <w:r>
+        <w:t xml:space="preserve"> </w:t>
+      </w:r>
+      <w:r>
+        <w:t>인간</w:t>
+      </w:r>
+      <w:r>
+        <w:t xml:space="preserve"> </w:t>
+      </w:r>
+      <w:r>
+        <w:t>대상</w:t>
+      </w:r>
+      <w:r>
+        <w:t xml:space="preserve"> </w:t>
+      </w:r>
+      <w:r>
+        <w:t>연구가</w:t>
+      </w:r>
+      <w:r>
+        <w:t xml:space="preserve"> </w:t>
+      </w:r>
+      <w:r>
+        <w:t>아닌</w:t>
+      </w:r>
+      <w:r>
+        <w:t xml:space="preserve"> </w:t>
+      </w:r>
+      <w:r>
+        <w:t>전문가</w:t>
+      </w:r>
+      <w:r>
+        <w:t xml:space="preserve"> </w:t>
+      </w:r>
+      <w:r>
+        <w:t>평가로</w:t>
+      </w:r>
+      <w:r>
+        <w:t xml:space="preserve"> </w:t>
+      </w:r>
+      <w:r>
+        <w:t>처리되었으며</w:t>
       </w:r>
       <w:r>
         <w:t xml:space="preserve">, </w:t>
       </w:r>
       <w:r>
-        <w:t>음악</w:t>
-      </w:r>
-      <w:r>
-        <w:t xml:space="preserve"> </w:t>
-      </w:r>
-      <w:r>
-        <w:t>분석의</w:t>
-      </w:r>
-      <w:r>
-        <w:t xml:space="preserve"> </w:t>
-      </w:r>
-      <w:r>
-        <w:t>현행</w:t>
-      </w:r>
-      <w:r>
-        <w:t xml:space="preserve"> </w:t>
-      </w:r>
-      <w:r>
-        <w:t>형식</w:t>
-      </w:r>
-      <w:r>
-        <w:t>-</w:t>
-      </w:r>
-      <w:r>
-        <w:t>함수</w:t>
-      </w:r>
-      <w:r>
-        <w:t xml:space="preserve"> </w:t>
-      </w:r>
-      <w:r>
-        <w:t>접근</w:t>
-      </w:r>
-      <w:r>
-        <w:t xml:space="preserve"> (Caplin, 1998, 2009) </w:t>
-      </w:r>
-      <w:r>
-        <w:t>과</w:t>
-      </w:r>
-      <w:r>
-        <w:t xml:space="preserve"> </w:t>
-      </w:r>
-      <w:r>
-        <w:t>정렬되어</w:t>
-      </w:r>
-      <w:r>
-        <w:t xml:space="preserve">. </w:t>
-      </w:r>
-      <w:r>
-        <w:t>교수법적</w:t>
-      </w:r>
-      <w:r>
-        <w:t xml:space="preserve"> </w:t>
-      </w:r>
-      <w:r>
-        <w:t>이동</w:t>
-      </w:r>
-      <w:r>
-        <w:t xml:space="preserve">, </w:t>
-      </w:r>
-      <w:r>
-        <w:t>규칙</w:t>
-      </w:r>
-      <w:r>
-        <w:t>-</w:t>
-      </w:r>
-      <w:r>
-        <w:t>예외</w:t>
-      </w:r>
-      <w:r>
-        <w:t xml:space="preserve"> </w:t>
-      </w:r>
-      <w:r>
-        <w:t>모델에서</w:t>
-      </w:r>
-      <w:r>
-        <w:t xml:space="preserve"> </w:t>
-      </w:r>
-      <w:r>
-        <w:t>함수적</w:t>
-      </w:r>
-      <w:r>
-        <w:t xml:space="preserve"> </w:t>
-      </w:r>
-      <w:r>
-        <w:t>유연성으로</w:t>
-      </w:r>
-      <w:r>
-        <w:t xml:space="preserve">, </w:t>
-      </w:r>
-      <w:r>
-        <w:t>이</w:t>
-      </w:r>
-      <w:r>
-        <w:t xml:space="preserve"> </w:t>
-      </w:r>
-      <w:r>
-        <w:t>본</w:t>
-      </w:r>
-      <w:r>
-        <w:t xml:space="preserve"> </w:t>
-      </w:r>
-      <w:r>
-        <w:t>작업의</w:t>
-      </w:r>
-      <w:r>
-        <w:t xml:space="preserve"> </w:t>
-      </w:r>
-      <w:r>
-        <w:t>중심</w:t>
-      </w:r>
-      <w:r>
-        <w:t xml:space="preserve"> </w:t>
-      </w:r>
-      <w:r>
-        <w:t>교육</w:t>
-      </w:r>
-      <w:r>
-        <w:t xml:space="preserve"> </w:t>
-      </w:r>
-      <w:r>
-        <w:t>주장이다</w:t>
+        <w:t>따라서</w:t>
+      </w:r>
+      <w:r>
+        <w:t xml:space="preserve"> </w:t>
+      </w:r>
+      <w:r>
+        <w:t>해당</w:t>
+      </w:r>
+      <w:r>
+        <w:t xml:space="preserve"> </w:t>
+      </w:r>
+      <w:r>
+        <w:t>기관의</w:t>
+      </w:r>
+      <w:r>
+        <w:t xml:space="preserve"> </w:t>
+      </w:r>
+      <w:r>
+        <w:t>정식</w:t>
+      </w:r>
+      <w:r>
+        <w:t xml:space="preserve"> </w:t>
+      </w:r>
+      <w:r>
+        <w:t xml:space="preserve">IRB </w:t>
+      </w:r>
+      <w:r>
+        <w:t>승인은</w:t>
+      </w:r>
+      <w:r>
+        <w:t xml:space="preserve"> </w:t>
+      </w:r>
+      <w:r>
+        <w:t>요구되지</w:t>
+      </w:r>
+      <w:r>
+        <w:t xml:space="preserve"> </w:t>
+      </w:r>
+      <w:r>
+        <w:t>않았다</w:t>
       </w:r>
       <w:r>
         <w:t>.</w:t>
@@ -32134,10 +32590,3537 @@
       <w:pPr>
         <w:pStyle w:val="2"/>
       </w:pPr>
-      <w:bookmarkStart w:id="35" w:name="Xda931a69e0ec5c7344386ea38093c65980ac52d"/>
+      <w:bookmarkStart w:id="35" w:name="sus-result-sus-결과"/>
       <w:bookmarkEnd w:id="34"/>
       <w:r>
-        <w:t xml:space="preserve">6.2 Methodological and Tooling Implications / </w:t>
+        <w:t xml:space="preserve">6.2 SUS result / SUS </w:t>
+      </w:r>
+      <w:r>
+        <w:t>결과</w:t>
+      </w:r>
+    </w:p>
+    <w:p>
+      <w:pPr>
+        <w:pStyle w:val="FirstParagraph"/>
+      </w:pPr>
+      <w:r>
+        <w:rPr>
+          <w:b/>
+          <w:bCs/>
+        </w:rPr>
+        <w:t xml:space="preserve">Table 4 / </w:t>
+      </w:r>
+      <w:r>
+        <w:rPr>
+          <w:b/>
+          <w:bCs/>
+        </w:rPr>
+        <w:t>표</w:t>
+      </w:r>
+      <w:r>
+        <w:rPr>
+          <w:b/>
+          <w:bCs/>
+        </w:rPr>
+        <w:t xml:space="preserve"> 4.</w:t>
+      </w:r>
+      <w:r>
+        <w:t xml:space="preserve"> Single-expert SUS response.</w:t>
+      </w:r>
+    </w:p>
+    <w:tbl>
+      <w:tblPr>
+        <w:tblStyle w:val="Table"/>
+        <w:tblW w:w="0" w:type="auto"/>
+        <w:jc w:val="center"/>
+        <w:tblLook w:val="0020" w:firstRow="1" w:lastRow="0" w:firstColumn="0" w:lastColumn="0" w:noHBand="0" w:noVBand="0"/>
+      </w:tblPr>
+      <w:tblGrid>
+        <w:gridCol w:w="2971"/>
+        <w:gridCol w:w="1339"/>
+      </w:tblGrid>
+      <w:tr>
+        <w:trPr>
+          <w:cnfStyle w:val="100000000000" w:firstRow="1" w:lastRow="0" w:firstColumn="0" w:lastColumn="0" w:oddVBand="0" w:evenVBand="0" w:oddHBand="0" w:evenHBand="0" w:firstRowFirstColumn="0" w:firstRowLastColumn="0" w:lastRowFirstColumn="0" w:lastRowLastColumn="0"/>
+          <w:tblHeader/>
+          <w:jc w:val="center"/>
+        </w:trPr>
+        <w:tc>
+          <w:tcPr>
+            <w:tcW w:w="0" w:type="auto"/>
+            <w:tcBorders>
+              <w:bottom w:val="single" w:sz="2" w:space="0" w:color="auto"/>
+            </w:tcBorders>
+            <w:shd w:val="clear" w:color="auto" w:fill="EBEBEB"/>
+          </w:tcPr>
+          <w:p>
+            <w:pPr>
+              <w:pStyle w:val="Compact"/>
+              <w:rPr>
+                <w:b/>
+                <w:sz w:val="20"/>
+              </w:rPr>
+            </w:pPr>
+          </w:p>
+        </w:tc>
+        <w:tc>
+          <w:tcPr>
+            <w:tcW w:w="0" w:type="auto"/>
+            <w:tcBorders>
+              <w:bottom w:val="single" w:sz="2" w:space="0" w:color="auto"/>
+            </w:tcBorders>
+            <w:shd w:val="clear" w:color="auto" w:fill="EBEBEB"/>
+          </w:tcPr>
+          <w:p>
+            <w:pPr>
+              <w:pStyle w:val="Compact"/>
+              <w:rPr>
+                <w:b/>
+                <w:sz w:val="20"/>
+              </w:rPr>
+            </w:pPr>
+            <w:r>
+              <w:rPr>
+                <w:b/>
+                <w:sz w:val="20"/>
+              </w:rPr>
+              <w:t>Expert</w:t>
+            </w:r>
+          </w:p>
+        </w:tc>
+      </w:tr>
+      <w:tr>
+        <w:trPr>
+          <w:jc w:val="center"/>
+        </w:trPr>
+        <w:tc>
+          <w:tcPr>
+            <w:tcW w:w="0" w:type="auto"/>
+            <w:tcBorders>
+              <w:top w:val="single" w:sz="2" w:space="0" w:color="auto"/>
+            </w:tcBorders>
+          </w:tcPr>
+          <w:p>
+            <w:pPr>
+              <w:pStyle w:val="Compact"/>
+              <w:rPr>
+                <w:sz w:val="20"/>
+              </w:rPr>
+            </w:pPr>
+            <w:r>
+              <w:rPr>
+                <w:sz w:val="20"/>
+              </w:rPr>
+              <w:t>Items 1, 3, 5, 7, 9 (positive, raw)</w:t>
+            </w:r>
+          </w:p>
+        </w:tc>
+        <w:tc>
+          <w:tcPr>
+            <w:tcW w:w="0" w:type="auto"/>
+            <w:tcBorders>
+              <w:top w:val="single" w:sz="2" w:space="0" w:color="auto"/>
+            </w:tcBorders>
+          </w:tcPr>
+          <w:p>
+            <w:pPr>
+              <w:pStyle w:val="Compact"/>
+              <w:rPr>
+                <w:sz w:val="20"/>
+              </w:rPr>
+            </w:pPr>
+            <w:r>
+              <w:rPr>
+                <w:sz w:val="20"/>
+              </w:rPr>
+              <w:t>5 / 5 / 5 / 5 / 5</w:t>
+            </w:r>
+          </w:p>
+        </w:tc>
+      </w:tr>
+      <w:tr>
+        <w:trPr>
+          <w:jc w:val="center"/>
+        </w:trPr>
+        <w:tc>
+          <w:tcPr>
+            <w:tcW w:w="0" w:type="auto"/>
+          </w:tcPr>
+          <w:p>
+            <w:pPr>
+              <w:pStyle w:val="Compact"/>
+              <w:rPr>
+                <w:sz w:val="20"/>
+              </w:rPr>
+            </w:pPr>
+            <w:r>
+              <w:rPr>
+                <w:sz w:val="20"/>
+              </w:rPr>
+              <w:t>Items 2, 4, 6, 8, 10 (negative, raw)</w:t>
+            </w:r>
+          </w:p>
+        </w:tc>
+        <w:tc>
+          <w:tcPr>
+            <w:tcW w:w="0" w:type="auto"/>
+          </w:tcPr>
+          <w:p>
+            <w:pPr>
+              <w:pStyle w:val="Compact"/>
+              <w:rPr>
+                <w:sz w:val="20"/>
+              </w:rPr>
+            </w:pPr>
+            <w:r>
+              <w:rPr>
+                <w:sz w:val="20"/>
+              </w:rPr>
+              <w:t>1 / 1 / 1 / 1 / 1</w:t>
+            </w:r>
+          </w:p>
+        </w:tc>
+      </w:tr>
+      <w:tr>
+        <w:trPr>
+          <w:jc w:val="center"/>
+        </w:trPr>
+        <w:tc>
+          <w:tcPr>
+            <w:tcW w:w="0" w:type="auto"/>
+          </w:tcPr>
+          <w:p>
+            <w:pPr>
+              <w:pStyle w:val="Compact"/>
+              <w:rPr>
+                <w:sz w:val="20"/>
+              </w:rPr>
+            </w:pPr>
+            <w:r>
+              <w:rPr>
+                <w:sz w:val="20"/>
+              </w:rPr>
+              <w:t>Σ converted</w:t>
+            </w:r>
+          </w:p>
+        </w:tc>
+        <w:tc>
+          <w:tcPr>
+            <w:tcW w:w="0" w:type="auto"/>
+          </w:tcPr>
+          <w:p>
+            <w:pPr>
+              <w:pStyle w:val="Compact"/>
+              <w:rPr>
+                <w:sz w:val="20"/>
+              </w:rPr>
+            </w:pPr>
+            <w:r>
+              <w:rPr>
+                <w:sz w:val="20"/>
+              </w:rPr>
+              <w:t>40</w:t>
+            </w:r>
+          </w:p>
+        </w:tc>
+      </w:tr>
+      <w:tr>
+        <w:trPr>
+          <w:jc w:val="center"/>
+        </w:trPr>
+        <w:tc>
+          <w:tcPr>
+            <w:tcW w:w="0" w:type="auto"/>
+          </w:tcPr>
+          <w:p>
+            <w:pPr>
+              <w:pStyle w:val="Compact"/>
+              <w:rPr>
+                <w:sz w:val="20"/>
+              </w:rPr>
+            </w:pPr>
+            <w:r>
+              <w:rPr>
+                <w:b/>
+                <w:bCs/>
+                <w:sz w:val="20"/>
+              </w:rPr>
+              <w:t>SUS score (Σ × 2.5)</w:t>
+            </w:r>
+          </w:p>
+        </w:tc>
+        <w:tc>
+          <w:tcPr>
+            <w:tcW w:w="0" w:type="auto"/>
+          </w:tcPr>
+          <w:p>
+            <w:pPr>
+              <w:pStyle w:val="Compact"/>
+              <w:rPr>
+                <w:sz w:val="20"/>
+              </w:rPr>
+            </w:pPr>
+            <w:r>
+              <w:rPr>
+                <w:b/>
+                <w:bCs/>
+                <w:sz w:val="20"/>
+              </w:rPr>
+              <w:t>100 / 100</w:t>
+            </w:r>
+          </w:p>
+        </w:tc>
+      </w:tr>
+    </w:tbl>
+    <w:p>
+      <w:pPr>
+        <w:pStyle w:val="a8"/>
+      </w:pPr>
+      <w:r>
+        <w:t>The expert returned the maximum SUS score. The consistency of the response pattern (5 on every positive item, 1 on every negative item) is strong evidence that the expert correctly understood the bipolar scale; a single-expert SUS of 100 is informative but should not be over-interpreted, as an n=1 sample of an expert evaluator predisposed to engage with classroom-tool design is not equivalent to a sampled learner population.</w:t>
+      </w:r>
+    </w:p>
+    <w:p>
+      <w:pPr>
+        <w:pStyle w:val="FirstParagraph"/>
+      </w:pPr>
+      <w:r>
+        <w:t>전문가는</w:t>
+      </w:r>
+      <w:r>
+        <w:t xml:space="preserve"> </w:t>
+      </w:r>
+      <w:r>
+        <w:t>최대</w:t>
+      </w:r>
+      <w:r>
+        <w:t xml:space="preserve"> SUS </w:t>
+      </w:r>
+      <w:r>
+        <w:t>점수를</w:t>
+      </w:r>
+      <w:r>
+        <w:t xml:space="preserve"> </w:t>
+      </w:r>
+      <w:r>
+        <w:t>반환하였다</w:t>
+      </w:r>
+      <w:r>
+        <w:t xml:space="preserve">. </w:t>
+      </w:r>
+      <w:r>
+        <w:t>응답</w:t>
+      </w:r>
+      <w:r>
+        <w:t xml:space="preserve"> </w:t>
+      </w:r>
+      <w:r>
+        <w:t>패턴의</w:t>
+      </w:r>
+      <w:r>
+        <w:t xml:space="preserve"> </w:t>
+      </w:r>
+      <w:r>
+        <w:t>일관성</w:t>
+      </w:r>
+      <w:r>
+        <w:t xml:space="preserve"> (</w:t>
+      </w:r>
+      <w:r>
+        <w:t>긍정</w:t>
+      </w:r>
+      <w:r>
+        <w:t xml:space="preserve"> </w:t>
+      </w:r>
+      <w:r>
+        <w:t>문항</w:t>
+      </w:r>
+      <w:r>
+        <w:t xml:space="preserve"> </w:t>
+      </w:r>
+      <w:r>
+        <w:t>모두</w:t>
+      </w:r>
+      <w:r>
+        <w:t xml:space="preserve"> 5</w:t>
+      </w:r>
+      <w:r>
+        <w:t>점</w:t>
+      </w:r>
+      <w:r>
+        <w:t xml:space="preserve">, </w:t>
+      </w:r>
+      <w:r>
+        <w:t>부정</w:t>
+      </w:r>
+      <w:r>
+        <w:t xml:space="preserve"> </w:t>
+      </w:r>
+      <w:r>
+        <w:t>문항</w:t>
+      </w:r>
+      <w:r>
+        <w:t xml:space="preserve"> </w:t>
+      </w:r>
+      <w:r>
+        <w:t>모두</w:t>
+      </w:r>
+      <w:r>
+        <w:t xml:space="preserve"> 1</w:t>
+      </w:r>
+      <w:r>
+        <w:t>점</w:t>
+      </w:r>
+      <w:r>
+        <w:t xml:space="preserve">) </w:t>
+      </w:r>
+      <w:r>
+        <w:t>은</w:t>
+      </w:r>
+      <w:r>
+        <w:t xml:space="preserve"> </w:t>
+      </w:r>
+      <w:r>
+        <w:t>전문가가</w:t>
+      </w:r>
+      <w:r>
+        <w:t xml:space="preserve"> </w:t>
+      </w:r>
+      <w:r>
+        <w:t>양극</w:t>
+      </w:r>
+      <w:r>
+        <w:t xml:space="preserve"> </w:t>
+      </w:r>
+      <w:r>
+        <w:t>척도를</w:t>
+      </w:r>
+      <w:r>
+        <w:t xml:space="preserve"> </w:t>
+      </w:r>
+      <w:r>
+        <w:t>올바르게</w:t>
+      </w:r>
+      <w:r>
+        <w:t xml:space="preserve"> </w:t>
+      </w:r>
+      <w:r>
+        <w:t>이해했다는</w:t>
+      </w:r>
+      <w:r>
+        <w:t xml:space="preserve"> </w:t>
+      </w:r>
+      <w:r>
+        <w:t>강력한</w:t>
+      </w:r>
+      <w:r>
+        <w:t xml:space="preserve"> </w:t>
+      </w:r>
+      <w:r>
+        <w:t>증거이다</w:t>
+      </w:r>
+      <w:r>
+        <w:t xml:space="preserve">. </w:t>
+      </w:r>
+      <w:r>
+        <w:t>단일</w:t>
+      </w:r>
+      <w:r>
+        <w:t xml:space="preserve"> </w:t>
+      </w:r>
+      <w:r>
+        <w:t>전문가의</w:t>
+      </w:r>
+      <w:r>
+        <w:t xml:space="preserve"> SUS 100 </w:t>
+      </w:r>
+      <w:r>
+        <w:t>은</w:t>
+      </w:r>
+      <w:r>
+        <w:t xml:space="preserve"> </w:t>
+      </w:r>
+      <w:r>
+        <w:t>정보가</w:t>
+      </w:r>
+      <w:r>
+        <w:t xml:space="preserve"> </w:t>
+      </w:r>
+      <w:r>
+        <w:t>되지만</w:t>
+      </w:r>
+      <w:r>
+        <w:t xml:space="preserve"> </w:t>
+      </w:r>
+      <w:r>
+        <w:t>과대해석되어서는</w:t>
+      </w:r>
+      <w:r>
+        <w:t xml:space="preserve"> </w:t>
+      </w:r>
+      <w:r>
+        <w:t>안</w:t>
+      </w:r>
+      <w:r>
+        <w:t xml:space="preserve"> </w:t>
+      </w:r>
+      <w:r>
+        <w:t>된다</w:t>
+      </w:r>
+      <w:r>
+        <w:t xml:space="preserve">. </w:t>
+      </w:r>
+      <w:r>
+        <w:t>교실</w:t>
+      </w:r>
+      <w:r>
+        <w:t xml:space="preserve"> </w:t>
+      </w:r>
+      <w:r>
+        <w:t>도구</w:t>
+      </w:r>
+      <w:r>
+        <w:t xml:space="preserve"> </w:t>
+      </w:r>
+      <w:r>
+        <w:t>설계에</w:t>
+      </w:r>
+      <w:r>
+        <w:t xml:space="preserve"> </w:t>
+      </w:r>
+      <w:r>
+        <w:t>적극</w:t>
+      </w:r>
+      <w:r>
+        <w:t xml:space="preserve"> </w:t>
+      </w:r>
+      <w:r>
+        <w:t>참여할</w:t>
+      </w:r>
+      <w:r>
+        <w:t xml:space="preserve"> </w:t>
+      </w:r>
+      <w:r>
+        <w:t>성향이</w:t>
+      </w:r>
+      <w:r>
+        <w:t xml:space="preserve"> </w:t>
+      </w:r>
+      <w:r>
+        <w:t>있는</w:t>
+      </w:r>
+      <w:r>
+        <w:t xml:space="preserve"> </w:t>
+      </w:r>
+      <w:r>
+        <w:t>전문가</w:t>
+      </w:r>
+      <w:r>
+        <w:t xml:space="preserve"> </w:t>
+      </w:r>
+      <w:r>
+        <w:t>평가자의</w:t>
+      </w:r>
+      <w:r>
+        <w:t xml:space="preserve"> n=1 </w:t>
+      </w:r>
+      <w:r>
+        <w:t>표본은</w:t>
+      </w:r>
+      <w:r>
+        <w:t xml:space="preserve"> </w:t>
+      </w:r>
+      <w:r>
+        <w:t>학습자</w:t>
+      </w:r>
+      <w:r>
+        <w:t xml:space="preserve"> </w:t>
+      </w:r>
+      <w:r>
+        <w:t>표본과</w:t>
+      </w:r>
+      <w:r>
+        <w:t xml:space="preserve"> </w:t>
+      </w:r>
+      <w:r>
+        <w:t>동등하지</w:t>
+      </w:r>
+      <w:r>
+        <w:t xml:space="preserve"> </w:t>
+      </w:r>
+      <w:r>
+        <w:t>않다</w:t>
+      </w:r>
+      <w:r>
+        <w:t>.</w:t>
+      </w:r>
+    </w:p>
+    <w:p>
+      <w:pPr>
+        <w:pStyle w:val="2"/>
+      </w:pPr>
+      <w:bookmarkStart w:id="36" w:name="themes-주제-4-themes-from-inductive-coding"/>
+      <w:bookmarkEnd w:id="35"/>
+      <w:r>
+        <w:t xml:space="preserve">6.3 Themes / </w:t>
+      </w:r>
+      <w:r>
+        <w:t>주제</w:t>
+      </w:r>
+      <w:r>
+        <w:t xml:space="preserve"> (4 themes from inductive coding)</w:t>
+      </w:r>
+    </w:p>
+    <w:p>
+      <w:pPr>
+        <w:pStyle w:val="3"/>
+      </w:pPr>
+      <w:bookmarkStart w:id="37" w:name="X5ff88f55d17f2712fcf3617c81bd35d58ae4440"/>
+      <w:r>
+        <w:t>6.3.1 Three-channel synchronization is the named source of value</w:t>
+      </w:r>
+    </w:p>
+    <w:p>
+      <w:pPr>
+        <w:pStyle w:val="a8"/>
+      </w:pPr>
+      <w:r>
+        <w:t>Both C1 (“</w:t>
+      </w:r>
+      <w:r>
+        <w:rPr>
+          <w:i/>
+          <w:iCs/>
+        </w:rPr>
+        <w:t>Yes, because color is shown, music is played, and they are displayed together with the score.</w:t>
+      </w:r>
+      <w:r>
+        <w:t>”) and C2 (“</w:t>
+      </w:r>
+      <w:r>
+        <w:rPr>
+          <w:i/>
+          <w:iCs/>
+        </w:rPr>
+        <w:t>The function of being able to check sections via the score while hearing color and music in real time.</w:t>
+      </w:r>
+      <w:r>
+        <w:t xml:space="preserve">”) identified the </w:t>
+      </w:r>
+      <w:r>
+        <w:rPr>
+          <w:i/>
+          <w:iCs/>
+        </w:rPr>
+        <w:t>integration</w:t>
+      </w:r>
+      <w:r>
+        <w:t xml:space="preserve"> of color, audio, and score as the locus of value, rather than singling out any individual affordance from the list provided. This converges with the design claim of §4.1 that the tool’s principal pedagogical contribution is the </w:t>
+      </w:r>
+      <w:r>
+        <w:rPr>
+          <w:i/>
+          <w:iCs/>
+        </w:rPr>
+        <w:t>coordinated update</w:t>
+      </w:r>
+      <w:r>
+        <w:t xml:space="preserve"> of three representations rat</w:t>
+      </w:r>
+      <w:r>
+        <w:t>her than any single one.</w:t>
+      </w:r>
+    </w:p>
+    <w:p>
+      <w:pPr>
+        <w:pStyle w:val="FirstParagraph"/>
+      </w:pPr>
+      <w:r>
+        <w:t>C1 (“</w:t>
+      </w:r>
+      <w:r>
+        <w:t>네</w:t>
+      </w:r>
+      <w:r>
+        <w:t xml:space="preserve">, </w:t>
+      </w:r>
+      <w:r>
+        <w:t>색상으로</w:t>
+      </w:r>
+      <w:r>
+        <w:t xml:space="preserve"> </w:t>
+      </w:r>
+      <w:r>
+        <w:t>보여주고</w:t>
+      </w:r>
+      <w:r>
+        <w:t xml:space="preserve"> </w:t>
+      </w:r>
+      <w:r>
+        <w:t>음악을</w:t>
+      </w:r>
+      <w:r>
+        <w:t xml:space="preserve"> </w:t>
+      </w:r>
+      <w:r>
+        <w:t>들려주면서</w:t>
+      </w:r>
+      <w:r>
+        <w:t xml:space="preserve"> </w:t>
+      </w:r>
+      <w:r>
+        <w:t>악보와</w:t>
+      </w:r>
+      <w:r>
+        <w:t xml:space="preserve"> </w:t>
+      </w:r>
+      <w:r>
+        <w:t>함께</w:t>
+      </w:r>
+      <w:r>
+        <w:t xml:space="preserve"> </w:t>
+      </w:r>
+      <w:r>
+        <w:t>표시되어</w:t>
+      </w:r>
+      <w:r>
+        <w:t xml:space="preserve"> </w:t>
+      </w:r>
+      <w:r>
+        <w:t>있으니까요</w:t>
+      </w:r>
+      <w:r>
+        <w:t xml:space="preserve">.”) </w:t>
+      </w:r>
+      <w:r>
+        <w:t>과</w:t>
+      </w:r>
+      <w:r>
+        <w:t xml:space="preserve"> C2 (“</w:t>
+      </w:r>
+      <w:r>
+        <w:t>색상과</w:t>
+      </w:r>
+      <w:r>
+        <w:t xml:space="preserve"> </w:t>
+      </w:r>
+      <w:r>
+        <w:t>음악을</w:t>
+      </w:r>
+      <w:r>
+        <w:t xml:space="preserve"> </w:t>
+      </w:r>
+      <w:r>
+        <w:t>실시간으로</w:t>
+      </w:r>
+      <w:r>
+        <w:t xml:space="preserve"> </w:t>
+      </w:r>
+      <w:r>
+        <w:t>들으면서</w:t>
+      </w:r>
+      <w:r>
+        <w:t xml:space="preserve"> </w:t>
+      </w:r>
+      <w:r>
+        <w:t>악보로</w:t>
+      </w:r>
+      <w:r>
+        <w:t xml:space="preserve"> </w:t>
+      </w:r>
+      <w:r>
+        <w:t>구간을</w:t>
+      </w:r>
+      <w:r>
+        <w:t xml:space="preserve"> </w:t>
+      </w:r>
+      <w:r>
+        <w:t>확인할</w:t>
+      </w:r>
+      <w:r>
+        <w:t xml:space="preserve"> </w:t>
+      </w:r>
+      <w:r>
+        <w:t>수</w:t>
+      </w:r>
+      <w:r>
+        <w:t xml:space="preserve"> </w:t>
+      </w:r>
+      <w:r>
+        <w:t>있는</w:t>
+      </w:r>
+      <w:r>
+        <w:t xml:space="preserve"> </w:t>
+      </w:r>
+      <w:r>
+        <w:t>기능</w:t>
+      </w:r>
+      <w:r>
+        <w:t xml:space="preserve">”) </w:t>
+      </w:r>
+      <w:r>
+        <w:t>두</w:t>
+      </w:r>
+      <w:r>
+        <w:t xml:space="preserve"> </w:t>
+      </w:r>
+      <w:r>
+        <w:t>응답이</w:t>
+      </w:r>
+      <w:r>
+        <w:t xml:space="preserve"> </w:t>
+      </w:r>
+      <w:r>
+        <w:t>모두</w:t>
+      </w:r>
+      <w:r>
+        <w:t xml:space="preserve"> </w:t>
+      </w:r>
+      <w:r>
+        <w:t>제공된</w:t>
+      </w:r>
+      <w:r>
+        <w:t xml:space="preserve"> affordance </w:t>
+      </w:r>
+      <w:r>
+        <w:t>목록</w:t>
+      </w:r>
+      <w:r>
+        <w:t xml:space="preserve"> </w:t>
+      </w:r>
+      <w:r>
+        <w:t>중</w:t>
+      </w:r>
+      <w:r>
+        <w:t xml:space="preserve"> </w:t>
+      </w:r>
+      <w:r>
+        <w:t>어느</w:t>
+      </w:r>
+      <w:r>
+        <w:t xml:space="preserve"> </w:t>
+      </w:r>
+      <w:r>
+        <w:rPr>
+          <w:i/>
+          <w:iCs/>
+        </w:rPr>
+        <w:t>단일</w:t>
+      </w:r>
+      <w:r>
+        <w:t xml:space="preserve"> </w:t>
+      </w:r>
+      <w:r>
+        <w:t>기능이</w:t>
+      </w:r>
+      <w:r>
+        <w:t xml:space="preserve"> </w:t>
+      </w:r>
+      <w:r>
+        <w:t>아닌</w:t>
+      </w:r>
+      <w:r>
+        <w:t xml:space="preserve">, </w:t>
+      </w:r>
+      <w:r>
+        <w:t>색상</w:t>
+      </w:r>
+      <w:r>
+        <w:t>·</w:t>
+      </w:r>
+      <w:r>
+        <w:t>음원</w:t>
+      </w:r>
+      <w:r>
+        <w:t>·</w:t>
+      </w:r>
+      <w:r>
+        <w:t>악보의</w:t>
+      </w:r>
+      <w:r>
+        <w:t xml:space="preserve"> </w:t>
+      </w:r>
+      <w:r>
+        <w:rPr>
+          <w:i/>
+          <w:iCs/>
+        </w:rPr>
+        <w:t>통합</w:t>
+      </w:r>
+      <w:r>
+        <w:t xml:space="preserve"> </w:t>
+      </w:r>
+      <w:r>
+        <w:t>을</w:t>
+      </w:r>
+      <w:r>
+        <w:t xml:space="preserve"> </w:t>
+      </w:r>
+      <w:r>
+        <w:t>가치의</w:t>
+      </w:r>
+      <w:r>
+        <w:t xml:space="preserve"> </w:t>
+      </w:r>
+      <w:r>
+        <w:t>원천으로</w:t>
+      </w:r>
+      <w:r>
+        <w:t xml:space="preserve"> </w:t>
+      </w:r>
+      <w:r>
+        <w:t>식별하였다</w:t>
+      </w:r>
+      <w:r>
+        <w:t xml:space="preserve">. </w:t>
+      </w:r>
+      <w:r>
+        <w:t>이는</w:t>
+      </w:r>
+      <w:r>
+        <w:t xml:space="preserve"> </w:t>
+      </w:r>
+      <w:r>
+        <w:t>도구의</w:t>
+      </w:r>
+      <w:r>
+        <w:t xml:space="preserve"> </w:t>
+      </w:r>
+      <w:r>
+        <w:t>주된</w:t>
+      </w:r>
+      <w:r>
+        <w:t xml:space="preserve"> </w:t>
+      </w:r>
+      <w:r>
+        <w:t>교수법적</w:t>
+      </w:r>
+      <w:r>
+        <w:t xml:space="preserve"> </w:t>
+      </w:r>
+      <w:r>
+        <w:t>기여가</w:t>
+      </w:r>
+      <w:r>
+        <w:t xml:space="preserve"> </w:t>
+      </w:r>
+      <w:r>
+        <w:t>단일</w:t>
+      </w:r>
+      <w:r>
+        <w:t xml:space="preserve"> </w:t>
+      </w:r>
+      <w:r>
+        <w:t>표상이</w:t>
+      </w:r>
+      <w:r>
+        <w:t xml:space="preserve"> </w:t>
+      </w:r>
+      <w:r>
+        <w:t>아니라</w:t>
+      </w:r>
+      <w:r>
+        <w:t xml:space="preserve"> </w:t>
+      </w:r>
+      <w:r>
+        <w:rPr>
+          <w:i/>
+          <w:iCs/>
+        </w:rPr>
+        <w:t>세</w:t>
+      </w:r>
+      <w:r>
+        <w:rPr>
+          <w:i/>
+          <w:iCs/>
+        </w:rPr>
+        <w:t xml:space="preserve"> </w:t>
+      </w:r>
+      <w:r>
+        <w:rPr>
+          <w:i/>
+          <w:iCs/>
+        </w:rPr>
+        <w:t>표상의</w:t>
+      </w:r>
+      <w:r>
+        <w:rPr>
+          <w:i/>
+          <w:iCs/>
+        </w:rPr>
+        <w:t xml:space="preserve"> </w:t>
+      </w:r>
+      <w:r>
+        <w:rPr>
+          <w:i/>
+          <w:iCs/>
+        </w:rPr>
+        <w:t>협응적</w:t>
+      </w:r>
+      <w:r>
+        <w:rPr>
+          <w:i/>
+          <w:iCs/>
+        </w:rPr>
+        <w:t xml:space="preserve"> </w:t>
+      </w:r>
+      <w:r>
+        <w:rPr>
+          <w:i/>
+          <w:iCs/>
+        </w:rPr>
+        <w:t>업데이트</w:t>
+      </w:r>
+      <w:r>
+        <w:t xml:space="preserve"> </w:t>
+      </w:r>
+      <w:r>
+        <w:t>라는</w:t>
+      </w:r>
+      <w:r>
+        <w:t xml:space="preserve"> §4.1 </w:t>
+      </w:r>
+      <w:r>
+        <w:t>의</w:t>
+      </w:r>
+      <w:r>
+        <w:t xml:space="preserve"> </w:t>
+      </w:r>
+      <w:r>
+        <w:t>설계</w:t>
+      </w:r>
+      <w:r>
+        <w:t xml:space="preserve"> </w:t>
+      </w:r>
+      <w:r>
+        <w:t>주장과</w:t>
+      </w:r>
+      <w:r>
+        <w:t xml:space="preserve"> </w:t>
+      </w:r>
+      <w:r>
+        <w:t>수렴한다</w:t>
+      </w:r>
+      <w:r>
+        <w:t>.</w:t>
+      </w:r>
+    </w:p>
+    <w:p>
+      <w:pPr>
+        <w:pStyle w:val="3"/>
+      </w:pPr>
+      <w:bookmarkStart w:id="38" w:name="X4c5b927baf56ea499ccb70dbae2f771b87c338a"/>
+      <w:bookmarkEnd w:id="37"/>
+      <w:r>
+        <w:t>6.3.2 No learner-misconception risks identified</w:t>
+      </w:r>
+    </w:p>
+    <w:p>
+      <w:pPr>
+        <w:pStyle w:val="a8"/>
+      </w:pPr>
+      <w:r>
+        <w:t>To C3 (“misconception risks?”) the expert responded “</w:t>
+      </w:r>
+      <w:r>
+        <w:rPr>
+          <w:i/>
+          <w:iCs/>
+        </w:rPr>
+        <w:t>There seem to be none.</w:t>
+      </w:r>
+      <w:r>
+        <w:t>” We read this both as a positive indication that the expert, with fifteen years of field experience, did not identify any obvious visualization-induced misunderstanding pathway, and as a hypothesis to be tested in the planned RCT rather than a confirmed null. An expert’s prediction of no risk is not equivalent to a learner study failing to detect risk.</w:t>
+      </w:r>
+    </w:p>
+    <w:p>
+      <w:pPr>
+        <w:pStyle w:val="FirstParagraph"/>
+      </w:pPr>
+      <w:r>
+        <w:t>C3 (“</w:t>
+      </w:r>
+      <w:r>
+        <w:t>오해</w:t>
+      </w:r>
+      <w:r>
+        <w:t xml:space="preserve"> </w:t>
+      </w:r>
+      <w:r>
+        <w:t>위험</w:t>
+      </w:r>
+      <w:r>
+        <w:t xml:space="preserve">?”) </w:t>
+      </w:r>
+      <w:r>
+        <w:t>에</w:t>
+      </w:r>
+      <w:r>
+        <w:t xml:space="preserve"> </w:t>
+      </w:r>
+      <w:r>
+        <w:t>전문가는</w:t>
+      </w:r>
+      <w:r>
+        <w:t xml:space="preserve"> “</w:t>
+      </w:r>
+      <w:r>
+        <w:t>없을듯</w:t>
+      </w:r>
+      <w:r>
+        <w:t xml:space="preserve"> </w:t>
+      </w:r>
+      <w:r>
+        <w:t>하다</w:t>
+      </w:r>
+      <w:r>
+        <w:t xml:space="preserve">” </w:t>
+      </w:r>
+      <w:r>
+        <w:t>라고</w:t>
+      </w:r>
+      <w:r>
+        <w:t xml:space="preserve"> </w:t>
+      </w:r>
+      <w:r>
+        <w:t>응답하였다</w:t>
+      </w:r>
+      <w:r>
+        <w:t xml:space="preserve">. </w:t>
+      </w:r>
+      <w:r>
+        <w:t>이는</w:t>
+      </w:r>
+      <w:r>
+        <w:t xml:space="preserve"> 15</w:t>
+      </w:r>
+      <w:r>
+        <w:t>년</w:t>
+      </w:r>
+      <w:r>
+        <w:t xml:space="preserve"> </w:t>
+      </w:r>
+      <w:r>
+        <w:t>경력의</w:t>
+      </w:r>
+      <w:r>
+        <w:t xml:space="preserve"> </w:t>
+      </w:r>
+      <w:r>
+        <w:t>전문가가</w:t>
+      </w:r>
+      <w:r>
+        <w:t xml:space="preserve"> </w:t>
+      </w:r>
+      <w:r>
+        <w:t>도구의</w:t>
+      </w:r>
+      <w:r>
+        <w:t xml:space="preserve"> </w:t>
+      </w:r>
+      <w:r>
+        <w:t>시각화에서</w:t>
+      </w:r>
+      <w:r>
+        <w:t xml:space="preserve"> </w:t>
+      </w:r>
+      <w:r>
+        <w:t>명백한</w:t>
+      </w:r>
+      <w:r>
+        <w:t xml:space="preserve"> </w:t>
+      </w:r>
+      <w:r>
+        <w:t>학습자</w:t>
+      </w:r>
+      <w:r>
+        <w:t xml:space="preserve"> </w:t>
+      </w:r>
+      <w:r>
+        <w:t>오해</w:t>
+      </w:r>
+      <w:r>
+        <w:t xml:space="preserve"> </w:t>
+      </w:r>
+      <w:r>
+        <w:t>경로를</w:t>
+      </w:r>
+      <w:r>
+        <w:t xml:space="preserve"> </w:t>
+      </w:r>
+      <w:r>
+        <w:t>식별하지</w:t>
+      </w:r>
+      <w:r>
+        <w:t xml:space="preserve"> </w:t>
+      </w:r>
+      <w:r>
+        <w:t>못했다는</w:t>
+      </w:r>
+      <w:r>
+        <w:t xml:space="preserve"> </w:t>
+      </w:r>
+      <w:r>
+        <w:t>긍정적</w:t>
+      </w:r>
+      <w:r>
+        <w:t xml:space="preserve"> </w:t>
+      </w:r>
+      <w:r>
+        <w:t>지표이자</w:t>
+      </w:r>
+      <w:r>
+        <w:t xml:space="preserve">, </w:t>
+      </w:r>
+      <w:r>
+        <w:t>계획된</w:t>
+      </w:r>
+      <w:r>
+        <w:t xml:space="preserve"> RCT </w:t>
+      </w:r>
+      <w:r>
+        <w:t>에서</w:t>
+      </w:r>
+      <w:r>
+        <w:t xml:space="preserve"> </w:t>
+      </w:r>
+      <w:r>
+        <w:t>검증될</w:t>
+      </w:r>
+      <w:r>
+        <w:t xml:space="preserve"> </w:t>
+      </w:r>
+      <w:r>
+        <w:t>가설이지</w:t>
+      </w:r>
+      <w:r>
+        <w:t xml:space="preserve"> </w:t>
+      </w:r>
+      <w:r>
+        <w:t>확인된</w:t>
+      </w:r>
+      <w:r>
+        <w:t xml:space="preserve"> </w:t>
+      </w:r>
+      <w:r>
+        <w:t>부재가</w:t>
+      </w:r>
+      <w:r>
+        <w:t xml:space="preserve"> </w:t>
+      </w:r>
+      <w:r>
+        <w:t>아니다</w:t>
+      </w:r>
+      <w:r>
+        <w:t xml:space="preserve">. </w:t>
+      </w:r>
+      <w:r>
+        <w:t>전문가의</w:t>
+      </w:r>
+      <w:r>
+        <w:t xml:space="preserve"> </w:t>
+      </w:r>
+      <w:r>
+        <w:rPr>
+          <w:i/>
+          <w:iCs/>
+        </w:rPr>
+        <w:t>위험</w:t>
+      </w:r>
+      <w:r>
+        <w:rPr>
+          <w:i/>
+          <w:iCs/>
+        </w:rPr>
+        <w:t xml:space="preserve"> </w:t>
+      </w:r>
+      <w:r>
+        <w:rPr>
+          <w:i/>
+          <w:iCs/>
+        </w:rPr>
+        <w:t>없음</w:t>
+      </w:r>
+      <w:r>
+        <w:rPr>
+          <w:i/>
+          <w:iCs/>
+        </w:rPr>
+        <w:t xml:space="preserve"> </w:t>
+      </w:r>
+      <w:r>
+        <w:rPr>
+          <w:i/>
+          <w:iCs/>
+        </w:rPr>
+        <w:t>예측</w:t>
+      </w:r>
+      <w:r>
+        <w:t xml:space="preserve"> </w:t>
+      </w:r>
+      <w:r>
+        <w:t>은</w:t>
+      </w:r>
+      <w:r>
+        <w:t xml:space="preserve"> </w:t>
+      </w:r>
+      <w:r>
+        <w:t>학습자</w:t>
+      </w:r>
+      <w:r>
+        <w:t xml:space="preserve"> </w:t>
+      </w:r>
+      <w:r>
+        <w:t>연구에서</w:t>
+      </w:r>
+      <w:r>
+        <w:t xml:space="preserve"> </w:t>
+      </w:r>
+      <w:r>
+        <w:rPr>
+          <w:i/>
+          <w:iCs/>
+        </w:rPr>
+        <w:t>위험을</w:t>
+      </w:r>
+      <w:r>
+        <w:rPr>
+          <w:i/>
+          <w:iCs/>
+        </w:rPr>
+        <w:t xml:space="preserve"> </w:t>
+      </w:r>
+      <w:r>
+        <w:rPr>
+          <w:i/>
+          <w:iCs/>
+        </w:rPr>
+        <w:t>검출하지</w:t>
+      </w:r>
+      <w:r>
+        <w:rPr>
+          <w:i/>
+          <w:iCs/>
+        </w:rPr>
+        <w:t xml:space="preserve"> </w:t>
+      </w:r>
+      <w:r>
+        <w:rPr>
+          <w:i/>
+          <w:iCs/>
+        </w:rPr>
+        <w:t>못함</w:t>
+      </w:r>
+      <w:r>
+        <w:t xml:space="preserve"> </w:t>
+      </w:r>
+      <w:r>
+        <w:t>과</w:t>
+      </w:r>
+      <w:r>
+        <w:t xml:space="preserve"> </w:t>
+      </w:r>
+      <w:r>
+        <w:t>동등하지</w:t>
+      </w:r>
+      <w:r>
+        <w:t xml:space="preserve"> </w:t>
+      </w:r>
+      <w:r>
+        <w:t>않다</w:t>
+      </w:r>
+      <w:r>
+        <w:t>.</w:t>
+      </w:r>
+    </w:p>
+    <w:p>
+      <w:pPr>
+        <w:pStyle w:val="3"/>
+      </w:pPr>
+      <w:bookmarkStart w:id="39" w:name="two-concrete-design-recommendations"/>
+      <w:bookmarkEnd w:id="38"/>
+      <w:r>
+        <w:t>6.3.3 Two concrete design recommendations</w:t>
+      </w:r>
+    </w:p>
+    <w:p>
+      <w:pPr>
+        <w:pStyle w:val="a8"/>
+      </w:pPr>
+      <w:r>
+        <w:t>The expert proposed two specific extensions: (1) within-section harmonic detail (C4: “</w:t>
+      </w:r>
+      <w:r>
+        <w:rPr>
+          <w:i/>
+          <w:iCs/>
+        </w:rPr>
+        <w:t>It would be better if the chord movements were shown in detail.</w:t>
+      </w:r>
+      <w:r>
+        <w:t>”), and (2) a whole-piece interface affordance (C6: “</w:t>
+      </w:r>
+      <w:r>
+        <w:rPr>
+          <w:i/>
+          <w:iCs/>
+        </w:rPr>
+        <w:t>It would be good if one piece and the interface screen could be viewed as a whole.</w:t>
+      </w:r>
+      <w:r>
+        <w:t xml:space="preserve">”). That C6 — a methodology question — was answered with a design recommendation is itself a finding: an experienced field expert’s instinct, on encountering a teaching tool, is to think about </w:t>
+      </w:r>
+      <w:r>
+        <w:rPr>
+          <w:i/>
+          <w:iCs/>
+        </w:rPr>
+        <w:t>how to extend the tool</w:t>
+      </w:r>
+      <w:r>
+        <w:t xml:space="preserve"> rather than </w:t>
+      </w:r>
+      <w:r>
+        <w:rPr>
+          <w:i/>
+          <w:iCs/>
+        </w:rPr>
+        <w:t>how to instrument a study around it</w:t>
+      </w:r>
+      <w:r>
+        <w:t>.</w:t>
+      </w:r>
+    </w:p>
+    <w:p>
+      <w:pPr>
+        <w:pStyle w:val="FirstParagraph"/>
+      </w:pPr>
+      <w:r>
+        <w:t>전문가는</w:t>
+      </w:r>
+      <w:r>
+        <w:t xml:space="preserve"> </w:t>
+      </w:r>
+      <w:r>
+        <w:t>두</w:t>
+      </w:r>
+      <w:r>
+        <w:t xml:space="preserve"> </w:t>
+      </w:r>
+      <w:r>
+        <w:t>가지</w:t>
+      </w:r>
+      <w:r>
+        <w:t xml:space="preserve"> </w:t>
+      </w:r>
+      <w:r>
+        <w:t>구체적</w:t>
+      </w:r>
+      <w:r>
+        <w:t xml:space="preserve"> </w:t>
+      </w:r>
+      <w:r>
+        <w:t>확장을</w:t>
+      </w:r>
+      <w:r>
+        <w:t xml:space="preserve"> </w:t>
+      </w:r>
+      <w:r>
+        <w:t>제안하였다</w:t>
+      </w:r>
+      <w:r>
+        <w:t xml:space="preserve">: (1) </w:t>
+      </w:r>
+      <w:r>
+        <w:t>섹션</w:t>
+      </w:r>
+      <w:r>
+        <w:t xml:space="preserve"> </w:t>
+      </w:r>
+      <w:r>
+        <w:t>내부의</w:t>
+      </w:r>
+      <w:r>
+        <w:t xml:space="preserve"> </w:t>
+      </w:r>
+      <w:r>
+        <w:t>화성</w:t>
+      </w:r>
+      <w:r>
+        <w:t xml:space="preserve"> </w:t>
+      </w:r>
+      <w:r>
+        <w:t>상세</w:t>
+      </w:r>
+      <w:r>
+        <w:t xml:space="preserve"> (C4: “</w:t>
+      </w:r>
+      <w:r>
+        <w:t>화음의</w:t>
+      </w:r>
+      <w:r>
+        <w:t xml:space="preserve"> </w:t>
+      </w:r>
+      <w:r>
+        <w:t>이동이</w:t>
+      </w:r>
+      <w:r>
+        <w:t xml:space="preserve"> </w:t>
+      </w:r>
+      <w:r>
+        <w:t>상세히</w:t>
+      </w:r>
+      <w:r>
+        <w:t xml:space="preserve"> </w:t>
+      </w:r>
+      <w:r>
+        <w:t>보여지면</w:t>
+      </w:r>
+      <w:r>
+        <w:t xml:space="preserve"> </w:t>
+      </w:r>
+      <w:r>
+        <w:t>더</w:t>
+      </w:r>
+      <w:r>
+        <w:t xml:space="preserve"> </w:t>
+      </w:r>
+      <w:r>
+        <w:t>좋을것</w:t>
+      </w:r>
+      <w:r>
+        <w:t xml:space="preserve"> </w:t>
+      </w:r>
+      <w:r>
+        <w:t>같다</w:t>
+      </w:r>
+      <w:r>
+        <w:t xml:space="preserve">”) </w:t>
+      </w:r>
+      <w:r>
+        <w:t>와</w:t>
+      </w:r>
+      <w:r>
+        <w:t xml:space="preserve"> (2) </w:t>
+      </w:r>
+      <w:r>
+        <w:t>한</w:t>
+      </w:r>
+      <w:r>
+        <w:t xml:space="preserve"> </w:t>
+      </w:r>
+      <w:r>
+        <w:t>작품과</w:t>
+      </w:r>
+      <w:r>
+        <w:t xml:space="preserve"> </w:t>
+      </w:r>
+      <w:r>
+        <w:t>인터페이스</w:t>
+      </w:r>
+      <w:r>
+        <w:t xml:space="preserve"> </w:t>
+      </w:r>
+      <w:r>
+        <w:t>전체를</w:t>
+      </w:r>
+      <w:r>
+        <w:t xml:space="preserve"> </w:t>
+      </w:r>
+      <w:r>
+        <w:t>동시에</w:t>
+      </w:r>
+      <w:r>
+        <w:t xml:space="preserve"> </w:t>
+      </w:r>
+      <w:r>
+        <w:t>조망할</w:t>
+      </w:r>
+      <w:r>
+        <w:t xml:space="preserve"> </w:t>
+      </w:r>
+      <w:r>
+        <w:t>수</w:t>
+      </w:r>
+      <w:r>
+        <w:t xml:space="preserve"> </w:t>
+      </w:r>
+      <w:r>
+        <w:t>있는</w:t>
+      </w:r>
+      <w:r>
+        <w:t xml:space="preserve"> UI </w:t>
+      </w:r>
+      <w:r>
+        <w:t>가능성</w:t>
+      </w:r>
+      <w:r>
+        <w:t xml:space="preserve"> (C6: “</w:t>
+      </w:r>
+      <w:r>
+        <w:t>하나의</w:t>
+      </w:r>
+      <w:r>
+        <w:t xml:space="preserve"> </w:t>
+      </w:r>
+      <w:r>
+        <w:t>곡과</w:t>
+      </w:r>
+      <w:r>
+        <w:t xml:space="preserve"> </w:t>
+      </w:r>
+      <w:r>
+        <w:t>인터페이스</w:t>
+      </w:r>
+      <w:r>
+        <w:t xml:space="preserve"> </w:t>
+      </w:r>
+      <w:r>
+        <w:t>화면이</w:t>
+      </w:r>
+      <w:r>
+        <w:t xml:space="preserve"> </w:t>
+      </w:r>
+      <w:r>
+        <w:t>전체로</w:t>
+      </w:r>
+      <w:r>
+        <w:t xml:space="preserve"> </w:t>
+      </w:r>
+      <w:r>
+        <w:t>볼</w:t>
+      </w:r>
+      <w:r>
+        <w:t xml:space="preserve"> </w:t>
+      </w:r>
+      <w:r>
+        <w:t>수</w:t>
+      </w:r>
+      <w:r>
+        <w:t xml:space="preserve"> </w:t>
+      </w:r>
+      <w:r>
+        <w:t>있는</w:t>
+      </w:r>
+      <w:r>
+        <w:t xml:space="preserve"> </w:t>
+      </w:r>
+      <w:r>
+        <w:t>형태이면</w:t>
+      </w:r>
+      <w:r>
+        <w:t xml:space="preserve"> </w:t>
+      </w:r>
+      <w:r>
+        <w:t>좋겠다</w:t>
+      </w:r>
+      <w:r>
+        <w:t xml:space="preserve">”). C6 — RCT </w:t>
+      </w:r>
+      <w:r>
+        <w:t>방법론</w:t>
+      </w:r>
+      <w:r>
+        <w:t xml:space="preserve"> </w:t>
+      </w:r>
+      <w:r>
+        <w:t>질문</w:t>
+      </w:r>
+      <w:r>
+        <w:t xml:space="preserve"> — </w:t>
+      </w:r>
+      <w:r>
+        <w:t>이</w:t>
+      </w:r>
+      <w:r>
+        <w:t xml:space="preserve"> </w:t>
+      </w:r>
+      <w:r>
+        <w:rPr>
+          <w:i/>
+          <w:iCs/>
+        </w:rPr>
+        <w:t>설계</w:t>
+      </w:r>
+      <w:r>
+        <w:rPr>
+          <w:i/>
+          <w:iCs/>
+        </w:rPr>
+        <w:t xml:space="preserve"> </w:t>
+      </w:r>
+      <w:r>
+        <w:rPr>
+          <w:i/>
+          <w:iCs/>
+        </w:rPr>
+        <w:t>권고</w:t>
+      </w:r>
+      <w:r>
+        <w:t xml:space="preserve"> </w:t>
+      </w:r>
+      <w:r>
+        <w:t>로</w:t>
+      </w:r>
+      <w:r>
+        <w:t xml:space="preserve"> </w:t>
+      </w:r>
+      <w:r>
+        <w:t>응답된</w:t>
+      </w:r>
+      <w:r>
+        <w:t xml:space="preserve"> </w:t>
+      </w:r>
+      <w:r>
+        <w:t>것</w:t>
+      </w:r>
+      <w:r>
+        <w:t xml:space="preserve"> </w:t>
+      </w:r>
+      <w:r>
+        <w:t>자체가</w:t>
+      </w:r>
+      <w:r>
+        <w:t xml:space="preserve"> </w:t>
+      </w:r>
+      <w:r>
+        <w:t>하나의</w:t>
+      </w:r>
+      <w:r>
+        <w:t xml:space="preserve"> </w:t>
+      </w:r>
+      <w:r>
+        <w:t>발견이다</w:t>
+      </w:r>
+      <w:r>
+        <w:t xml:space="preserve">: </w:t>
+      </w:r>
+      <w:r>
+        <w:t>교수</w:t>
+      </w:r>
+      <w:r>
+        <w:t xml:space="preserve"> </w:t>
+      </w:r>
+      <w:r>
+        <w:t>도구를</w:t>
+      </w:r>
+      <w:r>
+        <w:t xml:space="preserve"> </w:t>
+      </w:r>
+      <w:r>
+        <w:t>접한</w:t>
+      </w:r>
+      <w:r>
+        <w:t xml:space="preserve"> </w:t>
+      </w:r>
+      <w:r>
+        <w:t>경력</w:t>
+      </w:r>
+      <w:r>
+        <w:t xml:space="preserve"> </w:t>
+      </w:r>
+      <w:r>
+        <w:t>전문가의</w:t>
+      </w:r>
+      <w:r>
+        <w:t xml:space="preserve"> </w:t>
+      </w:r>
+      <w:r>
+        <w:t>본능은</w:t>
+      </w:r>
+      <w:r>
+        <w:t xml:space="preserve"> </w:t>
+      </w:r>
+      <w:r>
+        <w:rPr>
+          <w:i/>
+          <w:iCs/>
+        </w:rPr>
+        <w:t>연구를</w:t>
+      </w:r>
+      <w:r>
+        <w:rPr>
+          <w:i/>
+          <w:iCs/>
+        </w:rPr>
+        <w:t xml:space="preserve"> </w:t>
+      </w:r>
+      <w:r>
+        <w:rPr>
+          <w:i/>
+          <w:iCs/>
+        </w:rPr>
+        <w:t>어떻게</w:t>
+      </w:r>
+      <w:r>
+        <w:rPr>
+          <w:i/>
+          <w:iCs/>
+        </w:rPr>
+        <w:t xml:space="preserve"> </w:t>
+      </w:r>
+      <w:r>
+        <w:rPr>
+          <w:i/>
+          <w:iCs/>
+        </w:rPr>
+        <w:t>설계할까</w:t>
+      </w:r>
+      <w:r>
+        <w:t xml:space="preserve"> </w:t>
+      </w:r>
+      <w:r>
+        <w:t>가</w:t>
+      </w:r>
+      <w:r>
+        <w:t xml:space="preserve"> </w:t>
+      </w:r>
+      <w:r>
+        <w:t>아닌</w:t>
+      </w:r>
+      <w:r>
+        <w:t xml:space="preserve"> </w:t>
+      </w:r>
+      <w:r>
+        <w:rPr>
+          <w:i/>
+          <w:iCs/>
+        </w:rPr>
+        <w:t>도구를</w:t>
+      </w:r>
+      <w:r>
+        <w:rPr>
+          <w:i/>
+          <w:iCs/>
+        </w:rPr>
+        <w:t xml:space="preserve"> </w:t>
+      </w:r>
+      <w:r>
+        <w:rPr>
+          <w:i/>
+          <w:iCs/>
+        </w:rPr>
+        <w:t>어떻게</w:t>
+      </w:r>
+      <w:r>
+        <w:rPr>
+          <w:i/>
+          <w:iCs/>
+        </w:rPr>
+        <w:t xml:space="preserve"> </w:t>
+      </w:r>
+      <w:r>
+        <w:rPr>
+          <w:i/>
+          <w:iCs/>
+        </w:rPr>
+        <w:t>확장할까</w:t>
+      </w:r>
+      <w:r>
+        <w:t xml:space="preserve"> </w:t>
+      </w:r>
+      <w:r>
+        <w:t>이다</w:t>
+      </w:r>
+      <w:r>
+        <w:t>.</w:t>
+      </w:r>
+    </w:p>
+    <w:p>
+      <w:pPr>
+        <w:pStyle w:val="3"/>
+      </w:pPr>
+      <w:bookmarkStart w:id="40" w:name="multi-piece-extension-endorsed"/>
+      <w:bookmarkEnd w:id="39"/>
+      <w:r>
+        <w:t>6.3.4 Multi-piece extension endorsed</w:t>
+      </w:r>
+    </w:p>
+    <w:p>
+      <w:pPr>
+        <w:pStyle w:val="a8"/>
+      </w:pPr>
+      <w:r>
+        <w:t>To C5 (single-work depth vs multi-piece breadth) the expert responded “</w:t>
+      </w:r>
+      <w:r>
+        <w:rPr>
+          <w:i/>
+          <w:iCs/>
+        </w:rPr>
+        <w:t>If there were diverse works, I would actively use them.</w:t>
+      </w:r>
+      <w:r>
+        <w:t xml:space="preserve">” The verb is significant: not “could use” but “actively use.” </w:t>
+      </w:r>
+      <w:r>
+        <w:t>A field expert with fifteen years of teaching practice signals that multi-piece extension would move the tool from demonstration artefact to recurring classroom resource in their personal practice.</w:t>
+      </w:r>
+    </w:p>
+    <w:p>
+      <w:pPr>
+        <w:pStyle w:val="FirstParagraph"/>
+      </w:pPr>
+      <w:r>
+        <w:t>C5 (</w:t>
+      </w:r>
+      <w:r>
+        <w:t>한</w:t>
+      </w:r>
+      <w:r>
+        <w:t xml:space="preserve"> </w:t>
+      </w:r>
+      <w:r>
+        <w:t>작품</w:t>
+      </w:r>
+      <w:r>
+        <w:t xml:space="preserve"> </w:t>
+      </w:r>
+      <w:r>
+        <w:t>깊이</w:t>
+      </w:r>
+      <w:r>
+        <w:t xml:space="preserve"> vs </w:t>
+      </w:r>
+      <w:r>
+        <w:t>다곡</w:t>
+      </w:r>
+      <w:r>
+        <w:t xml:space="preserve"> </w:t>
+      </w:r>
+      <w:r>
+        <w:t>확장</w:t>
+      </w:r>
+      <w:r>
+        <w:t xml:space="preserve">) </w:t>
+      </w:r>
+      <w:r>
+        <w:t>에</w:t>
+      </w:r>
+      <w:r>
+        <w:t xml:space="preserve"> </w:t>
+      </w:r>
+      <w:r>
+        <w:t>대해</w:t>
+      </w:r>
+      <w:r>
+        <w:t xml:space="preserve"> </w:t>
+      </w:r>
+      <w:r>
+        <w:t>전문가는</w:t>
+      </w:r>
+      <w:r>
+        <w:t xml:space="preserve"> “</w:t>
+      </w:r>
+      <w:r>
+        <w:t>다양한</w:t>
+      </w:r>
+      <w:r>
+        <w:t xml:space="preserve"> </w:t>
+      </w:r>
+      <w:r>
+        <w:t>작품이</w:t>
+      </w:r>
+      <w:r>
+        <w:t xml:space="preserve"> </w:t>
+      </w:r>
+      <w:r>
+        <w:t>있다면</w:t>
+      </w:r>
+      <w:r>
+        <w:t xml:space="preserve"> </w:t>
+      </w:r>
+      <w:r>
+        <w:t>적극</w:t>
+      </w:r>
+      <w:r>
+        <w:t xml:space="preserve"> </w:t>
+      </w:r>
+      <w:r>
+        <w:t>활용하겠다</w:t>
+      </w:r>
+      <w:r>
+        <w:t xml:space="preserve">” </w:t>
+      </w:r>
+      <w:r>
+        <w:t>라고</w:t>
+      </w:r>
+      <w:r>
+        <w:t xml:space="preserve"> </w:t>
+      </w:r>
+      <w:r>
+        <w:t>응답하였다</w:t>
+      </w:r>
+      <w:r>
+        <w:t xml:space="preserve">. </w:t>
+      </w:r>
+      <w:r>
+        <w:t>동사가</w:t>
+      </w:r>
+      <w:r>
+        <w:t xml:space="preserve"> </w:t>
+      </w:r>
+      <w:r>
+        <w:t>중요하다</w:t>
+      </w:r>
+      <w:r>
+        <w:t>: “</w:t>
+      </w:r>
+      <w:r>
+        <w:t>사용할</w:t>
+      </w:r>
+      <w:r>
+        <w:t xml:space="preserve"> </w:t>
+      </w:r>
+      <w:r>
+        <w:t>수</w:t>
+      </w:r>
+      <w:r>
+        <w:t xml:space="preserve"> </w:t>
+      </w:r>
+      <w:r>
+        <w:t>있다</w:t>
+      </w:r>
+      <w:r>
+        <w:t xml:space="preserve">” </w:t>
+      </w:r>
+      <w:r>
+        <w:t>가</w:t>
+      </w:r>
+      <w:r>
+        <w:t xml:space="preserve"> </w:t>
+      </w:r>
+      <w:r>
+        <w:t>아닌</w:t>
+      </w:r>
+      <w:r>
+        <w:t xml:space="preserve"> “</w:t>
+      </w:r>
+      <w:r>
+        <w:t>적극</w:t>
+      </w:r>
+      <w:r>
+        <w:t xml:space="preserve"> </w:t>
+      </w:r>
+      <w:r>
+        <w:t>활용</w:t>
+      </w:r>
+      <w:r>
+        <w:t>”. 15</w:t>
+      </w:r>
+      <w:r>
+        <w:t>년</w:t>
+      </w:r>
+      <w:r>
+        <w:t xml:space="preserve"> </w:t>
+      </w:r>
+      <w:r>
+        <w:t>경력의</w:t>
+      </w:r>
+      <w:r>
+        <w:t xml:space="preserve"> </w:t>
+      </w:r>
+      <w:r>
+        <w:t>현장</w:t>
+      </w:r>
+      <w:r>
+        <w:t xml:space="preserve"> </w:t>
+      </w:r>
+      <w:r>
+        <w:t>전문가가</w:t>
+      </w:r>
+      <w:r>
+        <w:t xml:space="preserve"> </w:t>
+      </w:r>
+      <w:r>
+        <w:t>다곡</w:t>
+      </w:r>
+      <w:r>
+        <w:t xml:space="preserve"> </w:t>
+      </w:r>
+      <w:r>
+        <w:t>확장이</w:t>
+      </w:r>
+      <w:r>
+        <w:t xml:space="preserve"> </w:t>
+      </w:r>
+      <w:r>
+        <w:t>도구를</w:t>
+      </w:r>
+      <w:r>
+        <w:t xml:space="preserve"> </w:t>
+      </w:r>
+      <w:r>
+        <w:rPr>
+          <w:i/>
+          <w:iCs/>
+        </w:rPr>
+        <w:t>시연</w:t>
+      </w:r>
+      <w:r>
+        <w:rPr>
+          <w:i/>
+          <w:iCs/>
+        </w:rPr>
+        <w:t xml:space="preserve"> </w:t>
+      </w:r>
+      <w:r>
+        <w:rPr>
+          <w:i/>
+          <w:iCs/>
+        </w:rPr>
+        <w:t>작품</w:t>
+      </w:r>
+      <w:r>
+        <w:t xml:space="preserve"> </w:t>
+      </w:r>
+      <w:r>
+        <w:t>에서</w:t>
+      </w:r>
+      <w:r>
+        <w:t xml:space="preserve"> </w:t>
+      </w:r>
+      <w:r>
+        <w:rPr>
+          <w:i/>
+          <w:iCs/>
+        </w:rPr>
+        <w:t>반복적</w:t>
+      </w:r>
+      <w:r>
+        <w:rPr>
+          <w:i/>
+          <w:iCs/>
+        </w:rPr>
+        <w:t xml:space="preserve"> </w:t>
+      </w:r>
+      <w:r>
+        <w:rPr>
+          <w:i/>
+          <w:iCs/>
+        </w:rPr>
+        <w:t>교실</w:t>
+      </w:r>
+      <w:r>
+        <w:rPr>
+          <w:i/>
+          <w:iCs/>
+        </w:rPr>
+        <w:t xml:space="preserve"> </w:t>
+      </w:r>
+      <w:r>
+        <w:rPr>
+          <w:i/>
+          <w:iCs/>
+        </w:rPr>
+        <w:t>자원</w:t>
+      </w:r>
+      <w:r>
+        <w:t xml:space="preserve"> </w:t>
+      </w:r>
+      <w:r>
+        <w:t>으로</w:t>
+      </w:r>
+      <w:r>
+        <w:t xml:space="preserve"> </w:t>
+      </w:r>
+      <w:r>
+        <w:t>이동시킬</w:t>
+      </w:r>
+      <w:r>
+        <w:t xml:space="preserve"> </w:t>
+      </w:r>
+      <w:r>
+        <w:t>것임을</w:t>
+      </w:r>
+      <w:r>
+        <w:t xml:space="preserve"> </w:t>
+      </w:r>
+      <w:r>
+        <w:t>신호한다</w:t>
+      </w:r>
+      <w:r>
+        <w:t>.</w:t>
+      </w:r>
+    </w:p>
+    <w:p>
+      <w:pPr>
+        <w:pStyle w:val="2"/>
+      </w:pPr>
+      <w:bookmarkStart w:id="41" w:name="Xf12f442d2c1c6ba6c8d99a6f284122814221d36"/>
+      <w:bookmarkEnd w:id="36"/>
+      <w:bookmarkEnd w:id="40"/>
+      <w:r>
+        <w:t xml:space="preserve">6.4 Implications for the RCT and tool roadmap / RCT </w:t>
+      </w:r>
+      <w:r>
+        <w:t>및</w:t>
+      </w:r>
+      <w:r>
+        <w:t xml:space="preserve"> </w:t>
+      </w:r>
+      <w:r>
+        <w:t>도구</w:t>
+      </w:r>
+      <w:r>
+        <w:t xml:space="preserve"> </w:t>
+      </w:r>
+      <w:r>
+        <w:t>로드맵</w:t>
+      </w:r>
+      <w:r>
+        <w:t xml:space="preserve"> </w:t>
+      </w:r>
+      <w:r>
+        <w:t>함의</w:t>
+      </w:r>
+    </w:p>
+    <w:p>
+      <w:pPr>
+        <w:pStyle w:val="a8"/>
+      </w:pPr>
+      <w:r>
+        <w:t xml:space="preserve">Three concrete revisions follow: 1. </w:t>
+      </w:r>
+      <w:r>
+        <w:rPr>
+          <w:b/>
+          <w:bCs/>
+        </w:rPr>
+        <w:t>RCT primary measure to include “perceived integration”</w:t>
+      </w:r>
+      <w:r>
+        <w:t xml:space="preserve">: a confidence/integration rating in addition to accuracy and SUS. 2. </w:t>
+      </w:r>
+      <w:r>
+        <w:rPr>
+          <w:b/>
+          <w:bCs/>
+        </w:rPr>
+        <w:t>Pre-RCT tool extension: chord-level harmonic layer</w:t>
+      </w:r>
+      <w:r>
+        <w:t xml:space="preserve"> (C4 recommendation) will be incorporated into a v0.2.0 release before the RCT. 3. </w:t>
+      </w:r>
+      <w:r>
+        <w:rPr>
+          <w:b/>
+          <w:bCs/>
+        </w:rPr>
+        <w:t>Multi-piece corpus prioritised</w:t>
+      </w:r>
+      <w:r>
+        <w:t xml:space="preserve"> (C5 endorsement): Beethoven Op. 49 No. 2 mvt. I and Clementi Op. 36 No. 1 mvt. I will be added before the RCT.</w:t>
+      </w:r>
+    </w:p>
+    <w:p>
+      <w:pPr>
+        <w:pStyle w:val="FirstParagraph"/>
+      </w:pPr>
+      <w:r>
+        <w:t>세</w:t>
+      </w:r>
+      <w:r>
+        <w:t xml:space="preserve"> </w:t>
+      </w:r>
+      <w:r>
+        <w:t>가지</w:t>
+      </w:r>
+      <w:r>
+        <w:t xml:space="preserve"> </w:t>
+      </w:r>
+      <w:r>
+        <w:t>구체적</w:t>
+      </w:r>
+      <w:r>
+        <w:t xml:space="preserve"> </w:t>
+      </w:r>
+      <w:r>
+        <w:t>수정이</w:t>
+      </w:r>
+      <w:r>
+        <w:t xml:space="preserve"> </w:t>
+      </w:r>
+      <w:r>
+        <w:t>도출된다</w:t>
+      </w:r>
+      <w:r>
+        <w:t xml:space="preserve">: 1. </w:t>
+      </w:r>
+      <w:r>
+        <w:rPr>
+          <w:b/>
+          <w:bCs/>
+        </w:rPr>
+        <w:t>RCT 1</w:t>
+      </w:r>
+      <w:r>
+        <w:rPr>
+          <w:b/>
+          <w:bCs/>
+        </w:rPr>
+        <w:t>차</w:t>
+      </w:r>
+      <w:r>
+        <w:rPr>
+          <w:b/>
+          <w:bCs/>
+        </w:rPr>
+        <w:t xml:space="preserve"> </w:t>
+      </w:r>
+      <w:r>
+        <w:rPr>
+          <w:b/>
+          <w:bCs/>
+        </w:rPr>
+        <w:t>측정에</w:t>
+      </w:r>
+      <w:r>
+        <w:rPr>
+          <w:b/>
+          <w:bCs/>
+        </w:rPr>
+        <w:t xml:space="preserve"> “</w:t>
+      </w:r>
+      <w:r>
+        <w:rPr>
+          <w:b/>
+          <w:bCs/>
+        </w:rPr>
+        <w:t>지각된</w:t>
+      </w:r>
+      <w:r>
+        <w:rPr>
+          <w:b/>
+          <w:bCs/>
+        </w:rPr>
+        <w:t xml:space="preserve"> </w:t>
+      </w:r>
+      <w:r>
+        <w:rPr>
+          <w:b/>
+          <w:bCs/>
+        </w:rPr>
+        <w:t>통합</w:t>
+      </w:r>
+      <w:r>
+        <w:rPr>
+          <w:b/>
+          <w:bCs/>
+        </w:rPr>
+        <w:t xml:space="preserve">” </w:t>
+      </w:r>
+      <w:r>
+        <w:rPr>
+          <w:b/>
+          <w:bCs/>
+        </w:rPr>
+        <w:t>추가</w:t>
+      </w:r>
+      <w:r>
+        <w:t xml:space="preserve"> — </w:t>
+      </w:r>
+      <w:r>
+        <w:t>정확도와</w:t>
+      </w:r>
+      <w:r>
+        <w:t xml:space="preserve"> SUS </w:t>
+      </w:r>
+      <w:r>
+        <w:t>외에</w:t>
+      </w:r>
+      <w:r>
+        <w:t xml:space="preserve"> confidence/integration </w:t>
+      </w:r>
+      <w:r>
+        <w:t>평가</w:t>
+      </w:r>
+      <w:r>
+        <w:t xml:space="preserve">. 2. </w:t>
+      </w:r>
+      <w:r>
+        <w:rPr>
+          <w:b/>
+          <w:bCs/>
+        </w:rPr>
+        <w:t xml:space="preserve">RCT </w:t>
+      </w:r>
+      <w:r>
+        <w:rPr>
+          <w:b/>
+          <w:bCs/>
+        </w:rPr>
+        <w:t>전</w:t>
+      </w:r>
+      <w:r>
+        <w:rPr>
+          <w:b/>
+          <w:bCs/>
+        </w:rPr>
+        <w:t xml:space="preserve"> </w:t>
+      </w:r>
+      <w:r>
+        <w:rPr>
+          <w:b/>
+          <w:bCs/>
+        </w:rPr>
+        <w:t>도구</w:t>
+      </w:r>
+      <w:r>
+        <w:rPr>
+          <w:b/>
+          <w:bCs/>
+        </w:rPr>
+        <w:t xml:space="preserve"> </w:t>
+      </w:r>
+      <w:r>
+        <w:rPr>
+          <w:b/>
+          <w:bCs/>
+        </w:rPr>
+        <w:t>확장</w:t>
+      </w:r>
+      <w:r>
+        <w:rPr>
+          <w:b/>
+          <w:bCs/>
+        </w:rPr>
+        <w:t xml:space="preserve">: </w:t>
+      </w:r>
+      <w:r>
+        <w:rPr>
+          <w:b/>
+          <w:bCs/>
+        </w:rPr>
+        <w:t>화성</w:t>
+      </w:r>
+      <w:r>
+        <w:rPr>
+          <w:b/>
+          <w:bCs/>
+        </w:rPr>
+        <w:t xml:space="preserve"> </w:t>
+      </w:r>
+      <w:r>
+        <w:rPr>
+          <w:b/>
+          <w:bCs/>
+        </w:rPr>
+        <w:t>진행</w:t>
+      </w:r>
+      <w:r>
+        <w:rPr>
+          <w:b/>
+          <w:bCs/>
+        </w:rPr>
+        <w:t xml:space="preserve"> </w:t>
+      </w:r>
+      <w:r>
+        <w:rPr>
+          <w:b/>
+          <w:bCs/>
+        </w:rPr>
+        <w:t>레이어</w:t>
+      </w:r>
+      <w:r>
+        <w:t xml:space="preserve"> (C4 </w:t>
+      </w:r>
+      <w:r>
+        <w:t>권고</w:t>
+      </w:r>
+      <w:r>
+        <w:t xml:space="preserve">) </w:t>
+      </w:r>
+      <w:r>
+        <w:t>를</w:t>
+      </w:r>
+      <w:r>
+        <w:t xml:space="preserve"> RCT </w:t>
+      </w:r>
+      <w:r>
+        <w:t>이전</w:t>
+      </w:r>
+      <w:r>
+        <w:t xml:space="preserve"> v0.2.0 </w:t>
+      </w:r>
+      <w:r>
+        <w:t>릴리스에</w:t>
+      </w:r>
+      <w:r>
+        <w:t xml:space="preserve"> </w:t>
+      </w:r>
+      <w:r>
+        <w:t>통합</w:t>
+      </w:r>
+      <w:r>
+        <w:t xml:space="preserve">. 3. </w:t>
+      </w:r>
+      <w:r>
+        <w:rPr>
+          <w:b/>
+          <w:bCs/>
+        </w:rPr>
+        <w:t>다곡</w:t>
+      </w:r>
+      <w:r>
+        <w:rPr>
+          <w:b/>
+          <w:bCs/>
+        </w:rPr>
+        <w:t xml:space="preserve"> </w:t>
+      </w:r>
+      <w:r>
+        <w:rPr>
+          <w:b/>
+          <w:bCs/>
+        </w:rPr>
+        <w:t>코퍼스</w:t>
+      </w:r>
+      <w:r>
+        <w:rPr>
+          <w:b/>
+          <w:bCs/>
+        </w:rPr>
+        <w:t xml:space="preserve"> </w:t>
+      </w:r>
+      <w:r>
+        <w:rPr>
+          <w:b/>
+          <w:bCs/>
+        </w:rPr>
+        <w:t>우선순위</w:t>
+      </w:r>
+      <w:r>
+        <w:rPr>
+          <w:b/>
+          <w:bCs/>
+        </w:rPr>
+        <w:t xml:space="preserve"> </w:t>
+      </w:r>
+      <w:r>
+        <w:rPr>
+          <w:b/>
+          <w:bCs/>
+        </w:rPr>
+        <w:t>상향</w:t>
+      </w:r>
+      <w:r>
+        <w:t xml:space="preserve"> (C5 </w:t>
+      </w:r>
+      <w:r>
+        <w:t>지지</w:t>
+      </w:r>
+      <w:r>
+        <w:t>): Beethoven Op. 49 No. 2 1</w:t>
+      </w:r>
+      <w:r>
+        <w:t>악장과</w:t>
+      </w:r>
+      <w:r>
+        <w:t xml:space="preserve"> Clementi Op. 36 No. 1 1</w:t>
+      </w:r>
+      <w:r>
+        <w:t>악장을</w:t>
+      </w:r>
+      <w:r>
+        <w:t xml:space="preserve"> RCT </w:t>
+      </w:r>
+      <w:r>
+        <w:t>이전에</w:t>
+      </w:r>
+      <w:r>
+        <w:t xml:space="preserve"> </w:t>
+      </w:r>
+      <w:r>
+        <w:t>추가</w:t>
+      </w:r>
+      <w:r>
+        <w:t>.</w:t>
+      </w:r>
+    </w:p>
+    <w:p>
+      <w:pPr>
+        <w:pStyle w:val="2"/>
+      </w:pPr>
+      <w:bookmarkStart w:id="42" w:name="limitations-of-this-pilot-본-파일럿의-한계"/>
+      <w:bookmarkEnd w:id="41"/>
+      <w:r>
+        <w:t xml:space="preserve">6.5 Limitations of this pilot / </w:t>
+      </w:r>
+      <w:r>
+        <w:t>본</w:t>
+      </w:r>
+      <w:r>
+        <w:t xml:space="preserve"> </w:t>
+      </w:r>
+      <w:r>
+        <w:t>파일럿의</w:t>
+      </w:r>
+      <w:r>
+        <w:t xml:space="preserve"> </w:t>
+      </w:r>
+      <w:r>
+        <w:t>한계</w:t>
+      </w:r>
+    </w:p>
+    <w:p>
+      <w:pPr>
+        <w:pStyle w:val="a8"/>
+      </w:pPr>
+      <w:r>
+        <w:t>This is a single-expert pilot review, not a generalizable empirical study. n=1; the maximum SUS suggests a positively disposed individual rather than a learner-representative outcome; all six open-ended responses are short, limiting deeper thematic analysis; the expert’s responses lean toward design rather than methodology; and the pilot was self-administered rather than moderated. The four themes in §6.3 should be read as hypotheses generated by one informed observer, to be tested in the RCT planned in §7.</w:t>
+      </w:r>
+      <w:r>
+        <w:t>3.</w:t>
+      </w:r>
+    </w:p>
+    <w:p>
+      <w:pPr>
+        <w:pStyle w:val="FirstParagraph"/>
+      </w:pPr>
+      <w:r>
+        <w:t>본</w:t>
+      </w:r>
+      <w:r>
+        <w:t xml:space="preserve"> </w:t>
+      </w:r>
+      <w:r>
+        <w:t>파일럿은</w:t>
+      </w:r>
+      <w:r>
+        <w:t xml:space="preserve"> </w:t>
+      </w:r>
+      <w:r>
+        <w:t>단일</w:t>
+      </w:r>
+      <w:r>
+        <w:t xml:space="preserve"> </w:t>
+      </w:r>
+      <w:r>
+        <w:t>전문가</w:t>
+      </w:r>
+      <w:r>
+        <w:t xml:space="preserve"> </w:t>
+      </w:r>
+      <w:r>
+        <w:t>검토이지</w:t>
+      </w:r>
+      <w:r>
+        <w:t xml:space="preserve"> </w:t>
+      </w:r>
+      <w:r>
+        <w:t>일반화</w:t>
+      </w:r>
+      <w:r>
+        <w:t xml:space="preserve"> </w:t>
+      </w:r>
+      <w:r>
+        <w:t>가능한</w:t>
+      </w:r>
+      <w:r>
+        <w:t xml:space="preserve"> </w:t>
+      </w:r>
+      <w:r>
+        <w:t>실증</w:t>
+      </w:r>
+      <w:r>
+        <w:t xml:space="preserve"> </w:t>
+      </w:r>
+      <w:r>
+        <w:t>연구가</w:t>
+      </w:r>
+      <w:r>
+        <w:t xml:space="preserve"> </w:t>
+      </w:r>
+      <w:r>
+        <w:t>아니다</w:t>
+      </w:r>
+      <w:r>
+        <w:t xml:space="preserve">. n=1; </w:t>
+      </w:r>
+      <w:r>
+        <w:t>최대</w:t>
+      </w:r>
+      <w:r>
+        <w:t xml:space="preserve"> SUS </w:t>
+      </w:r>
+      <w:r>
+        <w:t>점수는</w:t>
+      </w:r>
+      <w:r>
+        <w:t xml:space="preserve"> </w:t>
+      </w:r>
+      <w:r>
+        <w:t>학습자</w:t>
+      </w:r>
+      <w:r>
+        <w:t xml:space="preserve"> </w:t>
+      </w:r>
+      <w:r>
+        <w:t>대표성</w:t>
+      </w:r>
+      <w:r>
+        <w:t xml:space="preserve"> </w:t>
+      </w:r>
+      <w:r>
+        <w:t>결과가</w:t>
+      </w:r>
+      <w:r>
+        <w:t xml:space="preserve"> </w:t>
+      </w:r>
+      <w:r>
+        <w:t>아닌</w:t>
+      </w:r>
+      <w:r>
+        <w:t xml:space="preserve"> </w:t>
+      </w:r>
+      <w:r>
+        <w:t>긍정</w:t>
+      </w:r>
+      <w:r>
+        <w:t xml:space="preserve"> </w:t>
+      </w:r>
+      <w:r>
+        <w:t>성향의</w:t>
+      </w:r>
+      <w:r>
+        <w:t xml:space="preserve"> </w:t>
+      </w:r>
+      <w:r>
+        <w:t>개별</w:t>
+      </w:r>
+      <w:r>
+        <w:t xml:space="preserve"> </w:t>
+      </w:r>
+      <w:r>
+        <w:t>전문가를</w:t>
+      </w:r>
+      <w:r>
+        <w:t xml:space="preserve"> </w:t>
+      </w:r>
+      <w:r>
+        <w:t>시사함</w:t>
+      </w:r>
+      <w:r>
+        <w:t>; 6</w:t>
+      </w:r>
+      <w:r>
+        <w:t>개</w:t>
+      </w:r>
+      <w:r>
+        <w:t xml:space="preserve"> </w:t>
+      </w:r>
+      <w:r>
+        <w:t>개방형</w:t>
+      </w:r>
+      <w:r>
+        <w:t xml:space="preserve"> </w:t>
+      </w:r>
+      <w:r>
+        <w:t>응답</w:t>
+      </w:r>
+      <w:r>
+        <w:t xml:space="preserve"> </w:t>
+      </w:r>
+      <w:r>
+        <w:t>모두</w:t>
+      </w:r>
+      <w:r>
+        <w:t xml:space="preserve"> </w:t>
+      </w:r>
+      <w:r>
+        <w:t>짧아</w:t>
+      </w:r>
+      <w:r>
+        <w:t xml:space="preserve"> </w:t>
+      </w:r>
+      <w:r>
+        <w:t>심층적</w:t>
+      </w:r>
+      <w:r>
+        <w:t xml:space="preserve"> </w:t>
+      </w:r>
+      <w:r>
+        <w:t>주제</w:t>
+      </w:r>
+      <w:r>
+        <w:t xml:space="preserve"> </w:t>
+      </w:r>
+      <w:r>
+        <w:t>분석을</w:t>
+      </w:r>
+      <w:r>
+        <w:t xml:space="preserve"> </w:t>
+      </w:r>
+      <w:r>
+        <w:t>제한함</w:t>
+      </w:r>
+      <w:r>
+        <w:t xml:space="preserve">; </w:t>
+      </w:r>
+      <w:r>
+        <w:t>전문가</w:t>
+      </w:r>
+      <w:r>
+        <w:t xml:space="preserve"> </w:t>
+      </w:r>
+      <w:r>
+        <w:t>응답이</w:t>
+      </w:r>
+      <w:r>
+        <w:t xml:space="preserve"> </w:t>
+      </w:r>
+      <w:r>
+        <w:t>방법론보다</w:t>
+      </w:r>
+      <w:r>
+        <w:t xml:space="preserve"> </w:t>
+      </w:r>
+      <w:r>
+        <w:rPr>
+          <w:i/>
+          <w:iCs/>
+        </w:rPr>
+        <w:t>설계</w:t>
+      </w:r>
+      <w:r>
+        <w:t xml:space="preserve"> </w:t>
+      </w:r>
+      <w:r>
+        <w:t>쪽으로</w:t>
+      </w:r>
+      <w:r>
+        <w:t xml:space="preserve"> </w:t>
+      </w:r>
+      <w:r>
+        <w:t>치우침</w:t>
+      </w:r>
+      <w:r>
+        <w:t xml:space="preserve">; </w:t>
+      </w:r>
+      <w:r>
+        <w:t>그리고</w:t>
+      </w:r>
+      <w:r>
+        <w:t xml:space="preserve"> </w:t>
+      </w:r>
+      <w:r>
+        <w:t>파일럿이</w:t>
+      </w:r>
+      <w:r>
+        <w:t xml:space="preserve"> </w:t>
+      </w:r>
+      <w:r>
+        <w:t>사회자</w:t>
+      </w:r>
+      <w:r>
+        <w:t xml:space="preserve"> </w:t>
+      </w:r>
+      <w:r>
+        <w:t>진행이</w:t>
+      </w:r>
+      <w:r>
+        <w:t xml:space="preserve"> </w:t>
+      </w:r>
+      <w:r>
+        <w:t>아닌</w:t>
+      </w:r>
+      <w:r>
+        <w:t xml:space="preserve"> </w:t>
+      </w:r>
+      <w:r>
+        <w:t>자가</w:t>
+      </w:r>
+      <w:r>
+        <w:t xml:space="preserve"> </w:t>
+      </w:r>
+      <w:r>
+        <w:t>기입이었음</w:t>
+      </w:r>
+      <w:r>
+        <w:t xml:space="preserve">. §6.3 </w:t>
+      </w:r>
+      <w:r>
+        <w:t>의</w:t>
+      </w:r>
+      <w:r>
+        <w:t xml:space="preserve"> </w:t>
+      </w:r>
+      <w:r>
+        <w:t>네</w:t>
+      </w:r>
+      <w:r>
+        <w:t xml:space="preserve"> </w:t>
+      </w:r>
+      <w:r>
+        <w:t>주제는</w:t>
+      </w:r>
+      <w:r>
+        <w:t xml:space="preserve"> </w:t>
+      </w:r>
+      <w:r>
+        <w:t>한</w:t>
+      </w:r>
+      <w:r>
+        <w:t xml:space="preserve"> </w:t>
+      </w:r>
+      <w:r>
+        <w:t>명의</w:t>
+      </w:r>
+      <w:r>
+        <w:t xml:space="preserve"> informed observer </w:t>
+      </w:r>
+      <w:r>
+        <w:t>가</w:t>
+      </w:r>
+      <w:r>
+        <w:t xml:space="preserve"> </w:t>
+      </w:r>
+      <w:r>
+        <w:t>생성한</w:t>
+      </w:r>
+      <w:r>
+        <w:t xml:space="preserve"> </w:t>
+      </w:r>
+      <w:r>
+        <w:rPr>
+          <w:i/>
+          <w:iCs/>
+        </w:rPr>
+        <w:t>가설</w:t>
+      </w:r>
+      <w:r>
+        <w:t xml:space="preserve"> </w:t>
+      </w:r>
+      <w:r>
+        <w:t>로</w:t>
+      </w:r>
+      <w:r>
+        <w:t xml:space="preserve"> </w:t>
+      </w:r>
+      <w:r>
+        <w:t>읽혀야</w:t>
+      </w:r>
+      <w:r>
+        <w:t xml:space="preserve"> </w:t>
+      </w:r>
+      <w:r>
+        <w:t>하며</w:t>
+      </w:r>
+      <w:r>
+        <w:t xml:space="preserve">, §7.3 </w:t>
+      </w:r>
+      <w:r>
+        <w:t>에</w:t>
+      </w:r>
+      <w:r>
+        <w:t xml:space="preserve"> </w:t>
+      </w:r>
+      <w:r>
+        <w:t>계획된</w:t>
+      </w:r>
+      <w:r>
+        <w:t xml:space="preserve"> RCT </w:t>
+      </w:r>
+      <w:r>
+        <w:t>에서</w:t>
+      </w:r>
+      <w:r>
+        <w:t xml:space="preserve"> </w:t>
+      </w:r>
+      <w:r>
+        <w:t>검증되어야</w:t>
+      </w:r>
+      <w:r>
+        <w:t xml:space="preserve"> </w:t>
+      </w:r>
+      <w:r>
+        <w:t>한다</w:t>
+      </w:r>
+      <w:r>
+        <w:t>.</w:t>
+      </w:r>
+    </w:p>
+    <w:p>
+      <w:pPr>
+        <w:pStyle w:val="1"/>
+      </w:pPr>
+      <w:bookmarkStart w:id="43" w:name="discussion-논의"/>
+      <w:bookmarkEnd w:id="33"/>
+      <w:bookmarkEnd w:id="42"/>
+      <w:r>
+        <w:t xml:space="preserve">7. Discussion / </w:t>
+      </w:r>
+      <w:r>
+        <w:t>논의</w:t>
+      </w:r>
+    </w:p>
+    <w:p>
+      <w:pPr>
+        <w:pStyle w:val="2"/>
+      </w:pPr>
+      <w:bookmarkStart w:id="44" w:name="pedagogical-implications-교수법적-함의"/>
+      <w:r>
+        <w:t xml:space="preserve">7.1 Pedagogical Implications / </w:t>
+      </w:r>
+      <w:r>
+        <w:t>교수법적</w:t>
+      </w:r>
+      <w:r>
+        <w:t xml:space="preserve"> </w:t>
+      </w:r>
+      <w:r>
+        <w:t>함의</w:t>
+      </w:r>
+    </w:p>
+    <w:p>
+      <w:pPr>
+        <w:pStyle w:val="a8"/>
+      </w:pPr>
+      <w:r>
+        <w:t xml:space="preserve">Traditional verbal teaching often presents the recapitulation as “return-in-tonic,” handling deformations as exceptions; K. 545’s subdominant recapitulation makes a stronger pedagogical claim available, that Mozart </w:t>
+      </w:r>
+      <w:r>
+        <w:rPr>
+          <w:i/>
+          <w:iCs/>
+        </w:rPr>
+        <w:t>preserves the exposition’s modulation pattern</w:t>
+      </w:r>
+      <w:r>
+        <w:t xml:space="preserve"> by shifting the starting key down a fifth, so that the secondary theme arrives in the tonic on the second hearing. The synchronized color-coded view makes this </w:t>
+      </w:r>
+      <w:r>
+        <w:rPr>
+          <w:i/>
+          <w:iCs/>
+        </w:rPr>
+        <w:t>function-preserving</w:t>
+      </w:r>
+      <w:r>
+        <w:t xml:space="preserve"> character of the deformation visually self-evident, aligning with current form-functional approaches to musical analysis (Caplin, 1998, 2009). The pedagogical move, from rules-and-exceptions to functional flexibility, is the central educational claim of this work.</w:t>
+      </w:r>
+    </w:p>
+    <w:p>
+      <w:pPr>
+        <w:pStyle w:val="FirstParagraph"/>
+      </w:pPr>
+      <w:r>
+        <w:t>전통적인</w:t>
+      </w:r>
+      <w:r>
+        <w:t xml:space="preserve"> </w:t>
+      </w:r>
+      <w:r>
+        <w:t>언어</w:t>
+      </w:r>
+      <w:r>
+        <w:t xml:space="preserve"> </w:t>
+      </w:r>
+      <w:r>
+        <w:t>중심</w:t>
+      </w:r>
+      <w:r>
+        <w:t xml:space="preserve"> </w:t>
+      </w:r>
+      <w:r>
+        <w:t>교수법은</w:t>
+      </w:r>
+      <w:r>
+        <w:t xml:space="preserve"> </w:t>
+      </w:r>
+      <w:r>
+        <w:t>재현부를</w:t>
+      </w:r>
+      <w:r>
+        <w:t xml:space="preserve"> </w:t>
+      </w:r>
+      <w:r>
+        <w:t>흔히</w:t>
+      </w:r>
+      <w:r>
+        <w:t xml:space="preserve"> “</w:t>
+      </w:r>
+      <w:r>
+        <w:t>으뜸조로의</w:t>
+      </w:r>
+      <w:r>
+        <w:t xml:space="preserve"> </w:t>
+      </w:r>
+      <w:r>
+        <w:t>회귀</w:t>
+      </w:r>
+      <w:r>
+        <w:t xml:space="preserve">” </w:t>
+      </w:r>
+      <w:r>
+        <w:t>로</w:t>
+      </w:r>
+      <w:r>
+        <w:t xml:space="preserve"> </w:t>
+      </w:r>
+      <w:r>
+        <w:t>제시</w:t>
+      </w:r>
+      <w:r>
+        <w:t xml:space="preserve"> </w:t>
+      </w:r>
+      <w:r>
+        <w:t>하며</w:t>
+      </w:r>
+      <w:r>
+        <w:t xml:space="preserve"> </w:t>
+      </w:r>
+      <w:r>
+        <w:t>비전형을</w:t>
+      </w:r>
+      <w:r>
+        <w:t xml:space="preserve"> </w:t>
+      </w:r>
+      <w:r>
+        <w:rPr>
+          <w:i/>
+          <w:iCs/>
+        </w:rPr>
+        <w:t>예외</w:t>
+      </w:r>
+      <w:r>
+        <w:t xml:space="preserve"> </w:t>
+      </w:r>
+      <w:r>
+        <w:t>로</w:t>
+      </w:r>
+      <w:r>
+        <w:t xml:space="preserve"> </w:t>
+      </w:r>
+      <w:r>
+        <w:t>처리한다</w:t>
+      </w:r>
+      <w:r>
+        <w:t xml:space="preserve">. K. 545 </w:t>
+      </w:r>
+      <w:r>
+        <w:t>의</w:t>
+      </w:r>
+      <w:r>
+        <w:t xml:space="preserve"> </w:t>
+      </w:r>
+      <w:r>
+        <w:t>하속조</w:t>
+      </w:r>
+      <w:r>
+        <w:t xml:space="preserve"> </w:t>
+      </w:r>
+      <w:r>
+        <w:t>재현은</w:t>
+      </w:r>
+      <w:r>
+        <w:t xml:space="preserve"> </w:t>
+      </w:r>
+      <w:r>
+        <w:t>더</w:t>
+      </w:r>
+      <w:r>
+        <w:t xml:space="preserve"> </w:t>
+      </w:r>
+      <w:r>
+        <w:t>강한</w:t>
+      </w:r>
+      <w:r>
+        <w:t xml:space="preserve"> </w:t>
+      </w:r>
+      <w:r>
+        <w:t>교수법적</w:t>
+      </w:r>
+      <w:r>
+        <w:t xml:space="preserve"> </w:t>
+      </w:r>
+      <w:r>
+        <w:t>주장을</w:t>
+      </w:r>
+      <w:r>
+        <w:t xml:space="preserve"> </w:t>
+      </w:r>
+      <w:r>
+        <w:t>가용하게</w:t>
+      </w:r>
+      <w:r>
+        <w:t xml:space="preserve"> </w:t>
+      </w:r>
+      <w:r>
+        <w:t>한다</w:t>
+      </w:r>
+      <w:r>
+        <w:t xml:space="preserve">, </w:t>
+      </w:r>
+      <w:r>
+        <w:t>모차르트는</w:t>
+      </w:r>
+      <w:r>
+        <w:t xml:space="preserve"> </w:t>
+      </w:r>
+      <w:r>
+        <w:t>시작</w:t>
+      </w:r>
+      <w:r>
+        <w:t xml:space="preserve"> </w:t>
+      </w:r>
+      <w:r>
+        <w:t>조성을</w:t>
+      </w:r>
+      <w:r>
+        <w:t xml:space="preserve"> 5</w:t>
+      </w:r>
+      <w:r>
+        <w:t>도</w:t>
+      </w:r>
+      <w:r>
+        <w:t xml:space="preserve"> </w:t>
+      </w:r>
+      <w:r>
+        <w:t>아래로</w:t>
+      </w:r>
+      <w:r>
+        <w:t xml:space="preserve"> </w:t>
+      </w:r>
+      <w:r>
+        <w:t>옮김으로써</w:t>
+      </w:r>
+      <w:r>
+        <w:t xml:space="preserve"> </w:t>
+      </w:r>
+      <w:r>
+        <w:rPr>
+          <w:i/>
+          <w:iCs/>
+        </w:rPr>
+        <w:t>제시부의</w:t>
+      </w:r>
+      <w:r>
+        <w:rPr>
+          <w:i/>
+          <w:iCs/>
+        </w:rPr>
+        <w:t xml:space="preserve"> </w:t>
+      </w:r>
+      <w:r>
+        <w:rPr>
+          <w:i/>
+          <w:iCs/>
+        </w:rPr>
+        <w:t>전조</w:t>
+      </w:r>
+      <w:r>
+        <w:rPr>
+          <w:i/>
+          <w:iCs/>
+        </w:rPr>
+        <w:t xml:space="preserve"> </w:t>
+      </w:r>
+      <w:r>
+        <w:rPr>
+          <w:i/>
+          <w:iCs/>
+        </w:rPr>
+        <w:t>패턴을</w:t>
+      </w:r>
+      <w:r>
+        <w:rPr>
+          <w:i/>
+          <w:iCs/>
+        </w:rPr>
+        <w:t xml:space="preserve"> </w:t>
+      </w:r>
+      <w:r>
+        <w:rPr>
+          <w:i/>
+          <w:iCs/>
+        </w:rPr>
+        <w:t>보존</w:t>
+      </w:r>
+      <w:r>
+        <w:t xml:space="preserve"> </w:t>
+      </w:r>
+      <w:r>
+        <w:t>하고</w:t>
+      </w:r>
+      <w:r>
+        <w:t xml:space="preserve">, </w:t>
+      </w:r>
+      <w:r>
+        <w:t>결과적으로</w:t>
+      </w:r>
+      <w:r>
+        <w:t xml:space="preserve"> </w:t>
+      </w:r>
+      <w:r>
+        <w:t>부주제가</w:t>
+      </w:r>
+      <w:r>
+        <w:t xml:space="preserve"> </w:t>
+      </w:r>
+      <w:r>
+        <w:t>두</w:t>
+      </w:r>
+      <w:r>
+        <w:t xml:space="preserve"> </w:t>
+      </w:r>
+      <w:r>
+        <w:t>번째</w:t>
+      </w:r>
+      <w:r>
+        <w:t xml:space="preserve"> </w:t>
+      </w:r>
+      <w:r>
+        <w:t>청취에서</w:t>
+      </w:r>
+      <w:r>
+        <w:t xml:space="preserve"> </w:t>
+      </w:r>
+      <w:r>
+        <w:t>으뜸조에</w:t>
+      </w:r>
+      <w:r>
+        <w:t xml:space="preserve"> </w:t>
+      </w:r>
+      <w:r>
+        <w:t>도착하게</w:t>
+      </w:r>
+      <w:r>
+        <w:t xml:space="preserve"> </w:t>
+      </w:r>
+      <w:r>
+        <w:t>한다</w:t>
+      </w:r>
+      <w:r>
+        <w:t xml:space="preserve">. </w:t>
+      </w:r>
+      <w:r>
+        <w:t>동기화된</w:t>
+      </w:r>
+      <w:r>
+        <w:t xml:space="preserve"> </w:t>
+      </w:r>
+      <w:r>
+        <w:t>색상</w:t>
+      </w:r>
+      <w:r>
+        <w:t xml:space="preserve"> </w:t>
+      </w:r>
+      <w:r>
+        <w:t>코드</w:t>
+      </w:r>
+      <w:r>
+        <w:t xml:space="preserve"> </w:t>
+      </w:r>
+      <w:r>
+        <w:t>뷰는</w:t>
+      </w:r>
+      <w:r>
+        <w:t xml:space="preserve"> </w:t>
+      </w:r>
+      <w:r>
+        <w:t>이러한</w:t>
+      </w:r>
+      <w:r>
+        <w:t xml:space="preserve"> </w:t>
+      </w:r>
+      <w:r>
+        <w:t>비전형의</w:t>
+      </w:r>
+      <w:r>
+        <w:t xml:space="preserve"> </w:t>
+      </w:r>
+      <w:r>
+        <w:rPr>
+          <w:i/>
+          <w:iCs/>
+        </w:rPr>
+        <w:t>함수</w:t>
+      </w:r>
+      <w:r>
+        <w:rPr>
+          <w:i/>
+          <w:iCs/>
+        </w:rPr>
+        <w:t xml:space="preserve"> </w:t>
+      </w:r>
+      <w:r>
+        <w:rPr>
+          <w:i/>
+          <w:iCs/>
+        </w:rPr>
+        <w:t>보존</w:t>
+      </w:r>
+      <w:r>
+        <w:rPr>
+          <w:i/>
+          <w:iCs/>
+        </w:rPr>
+        <w:t>(function-preserving)</w:t>
+      </w:r>
+      <w:r>
+        <w:t xml:space="preserve"> </w:t>
+      </w:r>
+      <w:r>
+        <w:t>성격을</w:t>
+      </w:r>
+      <w:r>
+        <w:t xml:space="preserve"> </w:t>
+      </w:r>
+      <w:r>
+        <w:t>시각적으로</w:t>
+      </w:r>
+      <w:r>
+        <w:t xml:space="preserve"> </w:t>
+      </w:r>
+      <w:r>
+        <w:t>자명히</w:t>
+      </w:r>
+      <w:r>
+        <w:t xml:space="preserve"> </w:t>
+      </w:r>
+      <w:r>
+        <w:t>만든다</w:t>
+      </w:r>
+      <w:r>
+        <w:t xml:space="preserve">, </w:t>
+      </w:r>
+      <w:r>
+        <w:t>음악</w:t>
+      </w:r>
+      <w:r>
+        <w:t xml:space="preserve"> </w:t>
+      </w:r>
+      <w:r>
+        <w:t>분석의</w:t>
+      </w:r>
+      <w:r>
+        <w:t xml:space="preserve"> </w:t>
+      </w:r>
+      <w:r>
+        <w:t>현행</w:t>
+      </w:r>
+      <w:r>
+        <w:t xml:space="preserve"> </w:t>
+      </w:r>
+      <w:r>
+        <w:t>형식</w:t>
+      </w:r>
+      <w:r>
+        <w:t>-</w:t>
+      </w:r>
+      <w:r>
+        <w:t>함수</w:t>
+      </w:r>
+      <w:r>
+        <w:t xml:space="preserve"> </w:t>
+      </w:r>
+      <w:r>
+        <w:t>접근</w:t>
+      </w:r>
+      <w:r>
+        <w:t xml:space="preserve"> (Caplin, 1998, 2009) </w:t>
+      </w:r>
+      <w:r>
+        <w:t>과</w:t>
+      </w:r>
+      <w:r>
+        <w:t xml:space="preserve"> </w:t>
+      </w:r>
+      <w:r>
+        <w:t>정렬되어</w:t>
+      </w:r>
+      <w:r>
+        <w:t xml:space="preserve">. </w:t>
+      </w:r>
+      <w:r>
+        <w:t>교수법적</w:t>
+      </w:r>
+      <w:r>
+        <w:t xml:space="preserve"> </w:t>
+      </w:r>
+      <w:r>
+        <w:t>이동</w:t>
+      </w:r>
+      <w:r>
+        <w:t xml:space="preserve">, </w:t>
+      </w:r>
+      <w:r>
+        <w:t>규칙</w:t>
+      </w:r>
+      <w:r>
+        <w:t>-</w:t>
+      </w:r>
+      <w:r>
+        <w:t>예외</w:t>
+      </w:r>
+      <w:r>
+        <w:t xml:space="preserve"> </w:t>
+      </w:r>
+      <w:r>
+        <w:t>모델에서</w:t>
+      </w:r>
+      <w:r>
+        <w:t xml:space="preserve"> </w:t>
+      </w:r>
+      <w:r>
+        <w:t>함수적</w:t>
+      </w:r>
+      <w:r>
+        <w:t xml:space="preserve"> </w:t>
+      </w:r>
+      <w:r>
+        <w:t>유연성으로</w:t>
+      </w:r>
+      <w:r>
+        <w:t xml:space="preserve">, </w:t>
+      </w:r>
+      <w:r>
+        <w:t>이</w:t>
+      </w:r>
+      <w:r>
+        <w:t xml:space="preserve"> </w:t>
+      </w:r>
+      <w:r>
+        <w:t>본</w:t>
+      </w:r>
+      <w:r>
+        <w:t xml:space="preserve"> </w:t>
+      </w:r>
+      <w:r>
+        <w:t>작업의</w:t>
+      </w:r>
+      <w:r>
+        <w:t xml:space="preserve"> </w:t>
+      </w:r>
+      <w:r>
+        <w:t>중심</w:t>
+      </w:r>
+      <w:r>
+        <w:t xml:space="preserve"> </w:t>
+      </w:r>
+      <w:r>
+        <w:t>교육</w:t>
+      </w:r>
+      <w:r>
+        <w:t xml:space="preserve"> </w:t>
+      </w:r>
+      <w:r>
+        <w:t>주장이다</w:t>
+      </w:r>
+      <w:r>
+        <w:t>.</w:t>
+      </w:r>
+    </w:p>
+    <w:p>
+      <w:pPr>
+        <w:pStyle w:val="2"/>
+      </w:pPr>
+      <w:bookmarkStart w:id="45" w:name="Xda931a69e0ec5c7344386ea38093c65980ac52d"/>
+      <w:bookmarkEnd w:id="44"/>
+      <w:r>
+        <w:t xml:space="preserve">7.2 Methodological and Tooling Implications / </w:t>
       </w:r>
       <w:r>
         <w:t>방법론적</w:t>
@@ -32740,7 +36723,6 @@
           <w:b/>
           <w:bCs/>
         </w:rPr>
-        <w:lastRenderedPageBreak/>
         <w:t>저작권</w:t>
       </w:r>
       <w:r>
@@ -33128,10 +37110,10 @@
       <w:pPr>
         <w:pStyle w:val="2"/>
       </w:pPr>
-      <w:bookmarkStart w:id="36" w:name="limitations-and-future-work-한계와-후속-연구"/>
-      <w:bookmarkEnd w:id="35"/>
-      <w:r>
-        <w:t xml:space="preserve">6.3 Limitations and Future Work / </w:t>
+      <w:bookmarkStart w:id="46" w:name="limitations-and-future-work-한계와-후속-연구"/>
+      <w:bookmarkEnd w:id="45"/>
+      <w:r>
+        <w:t xml:space="preserve">7.3 Limitations and Future Work / </w:t>
       </w:r>
       <w:r>
         <w:t>한계와</w:t>
@@ -33361,7 +37343,10 @@
         <w:t>Authoring mode.</w:t>
       </w:r>
       <w:r>
-        <w:t xml:space="preserve"> Learners label their own compositions with formal regions, producing reusable analysis artefacts.</w:t>
+        <w:t xml:space="preserve"> Learners label their own compositions with </w:t>
+      </w:r>
+      <w:r>
+        <w:t>formal regions, producing reusable analysis artefacts.</w:t>
       </w:r>
     </w:p>
     <w:p>
@@ -34019,11 +38004,11 @@
       <w:pPr>
         <w:pStyle w:val="1"/>
       </w:pPr>
-      <w:bookmarkStart w:id="37" w:name="conclusion-결론"/>
-      <w:bookmarkEnd w:id="33"/>
-      <w:bookmarkEnd w:id="36"/>
-      <w:r>
-        <w:t xml:space="preserve">7. Conclusion / </w:t>
+      <w:bookmarkStart w:id="47" w:name="conclusion-결론"/>
+      <w:bookmarkEnd w:id="43"/>
+      <w:bookmarkEnd w:id="46"/>
+      <w:r>
+        <w:t xml:space="preserve">8. Conclusion / </w:t>
       </w:r>
       <w:r>
         <w:t>결론</w:t>
@@ -34595,7 +38580,6 @@
         <w:pStyle w:val="FirstParagraph"/>
       </w:pPr>
       <w:r>
-        <w:lastRenderedPageBreak/>
         <w:t>본</w:t>
       </w:r>
       <w:r>
@@ -34714,10 +38698,10 @@
       <w:pPr>
         <w:pStyle w:val="1"/>
       </w:pPr>
-      <w:bookmarkStart w:id="38" w:name="reproducibility-재현-가능성"/>
-      <w:bookmarkEnd w:id="37"/>
-      <w:r>
-        <w:t xml:space="preserve">8. Reproducibility / </w:t>
+      <w:bookmarkStart w:id="48" w:name="reproducibility-재현-가능성"/>
+      <w:bookmarkEnd w:id="47"/>
+      <w:r>
+        <w:t xml:space="preserve">9. Reproducibility / </w:t>
       </w:r>
       <w:r>
         <w:t>재현</w:t>
@@ -35305,8 +39289,8 @@
       <w:pPr>
         <w:pStyle w:val="1"/>
       </w:pPr>
-      <w:bookmarkStart w:id="39" w:name="acknowledgments-사사"/>
-      <w:bookmarkEnd w:id="38"/>
+      <w:bookmarkStart w:id="49" w:name="acknowledgments-사사"/>
+      <w:bookmarkEnd w:id="48"/>
       <w:r>
         <w:t xml:space="preserve">Acknowledgments / </w:t>
       </w:r>
@@ -35720,8 +39704,8 @@
       <w:pPr>
         <w:pStyle w:val="1"/>
       </w:pPr>
-      <w:bookmarkStart w:id="40" w:name="ethics-and-consent-윤리-및-동의"/>
-      <w:bookmarkEnd w:id="39"/>
+      <w:bookmarkStart w:id="50" w:name="ethics-and-consent-윤리-및-동의"/>
+      <w:bookmarkEnd w:id="49"/>
       <w:r>
         <w:t xml:space="preserve">Ethics and Consent / </w:t>
       </w:r>
@@ -36103,10 +40087,9 @@
       <w:pPr>
         <w:pStyle w:val="1"/>
       </w:pPr>
-      <w:bookmarkStart w:id="41" w:name="competing-interests-이해-충돌"/>
-      <w:bookmarkEnd w:id="40"/>
-      <w:r>
-        <w:lastRenderedPageBreak/>
+      <w:bookmarkStart w:id="51" w:name="competing-interests-이해-충돌"/>
+      <w:bookmarkEnd w:id="50"/>
+      <w:r>
         <w:t xml:space="preserve">Competing Interests / </w:t>
       </w:r>
       <w:r>
@@ -36178,8 +40161,8 @@
       <w:pPr>
         <w:pStyle w:val="1"/>
       </w:pPr>
-      <w:bookmarkStart w:id="42" w:name="funding-information-자금-정보"/>
-      <w:bookmarkEnd w:id="41"/>
+      <w:bookmarkStart w:id="52" w:name="funding-information-자금-정보"/>
+      <w:bookmarkEnd w:id="51"/>
       <w:r>
         <w:t xml:space="preserve">Funding Information / </w:t>
       </w:r>
@@ -36473,8 +40456,8 @@
       <w:pPr>
         <w:pStyle w:val="1"/>
       </w:pPr>
-      <w:bookmarkStart w:id="43" w:name="authors-contributions-저자-기여"/>
-      <w:bookmarkEnd w:id="42"/>
+      <w:bookmarkStart w:id="53" w:name="authors-contributions-저자-기여"/>
+      <w:bookmarkEnd w:id="52"/>
       <w:r>
         <w:t xml:space="preserve">Authors’ Contributions / </w:t>
       </w:r>
@@ -36497,14 +40480,7 @@
           <w:i/>
           <w:iCs/>
         </w:rPr>
-        <w:t xml:space="preserve">[To be filled at final submission. For single authorship: “The </w:t>
-      </w:r>
-      <w:r>
-        <w:rPr>
-          <w:i/>
-          <w:iCs/>
-        </w:rPr>
-        <w:t>sole author conceived the study, designed and implemented the software, prepared the analysis schema and case study, drafted the manuscript, and approved the final version.” For multi-authored submissions, please supply a CRediT-style contribution statement.]</w:t>
+        <w:t>[To be filled at final submission. For single authorship: “The sole author conceived the study, designed and implemented the software, prepared the analysis schema and case study, drafted the manuscript, and approved the final version.” For multi-authored submissions, please supply a CRediT-style contribution statement.]</w:t>
       </w:r>
     </w:p>
     <w:p>
@@ -36943,8 +40919,8 @@
       <w:pPr>
         <w:pStyle w:val="1"/>
       </w:pPr>
-      <w:bookmarkStart w:id="44" w:name="references-참고문헌"/>
-      <w:bookmarkEnd w:id="43"/>
+      <w:bookmarkStart w:id="54" w:name="references-참고문헌"/>
+      <w:bookmarkEnd w:id="53"/>
       <w:r>
         <w:t xml:space="preserve">References / </w:t>
       </w:r>
@@ -37331,7 +41307,6 @@
         </w:numPr>
       </w:pPr>
       <w:r>
-        <w:lastRenderedPageBreak/>
         <w:t xml:space="preserve">Kuo, Y.-T., &amp; Chuang, M.-C. (2013). A proposal of a color music notation system on a single melody for music beginners. </w:t>
       </w:r>
       <w:r>
@@ -37408,10 +41383,7 @@
         <w:t>Multimedia learning</w:t>
       </w:r>
       <w:r>
-        <w:t xml:space="preserve"> </w:t>
-      </w:r>
-      <w:r>
-        <w:t>(2nd ed.). Cambridge University Press.</w:t>
+        <w:t xml:space="preserve"> (2nd ed.). Cambridge University Press.</w:t>
       </w:r>
     </w:p>
     <w:p>
@@ -37550,8 +41522,8 @@
       <w:pPr>
         <w:pStyle w:val="1"/>
       </w:pPr>
-      <w:bookmarkStart w:id="45" w:name="appendix-a.-screenshots-부록-a.-시스템-화면"/>
-      <w:bookmarkEnd w:id="44"/>
+      <w:bookmarkStart w:id="55" w:name="appendix-a.-screenshots-부록-a.-시스템-화면"/>
+      <w:bookmarkEnd w:id="54"/>
       <w:r>
         <w:t xml:space="preserve">Appendix A. Screenshots / </w:t>
       </w:r>
@@ -37576,10 +41548,7 @@
         <w:pStyle w:val="a8"/>
       </w:pPr>
       <w:r>
-        <w:t xml:space="preserve">Three screenshots from the live deployment </w:t>
-      </w:r>
-      <w:r>
-        <w:t xml:space="preserve">(https://rosyrosys.github.io/sonata-form-viz/en/) are included in the submission package under </w:t>
+        <w:t xml:space="preserve">Three screenshots from the live deployment (https://rosyrosys.github.io/sonata-form-viz/en/) are included in the submission package under </w:t>
       </w:r>
       <w:r>
         <w:rPr>
@@ -38446,7 +42415,7 @@
       <w:r>
         <w:t>.</w:t>
       </w:r>
-      <w:bookmarkEnd w:id="45"/>
+      <w:bookmarkEnd w:id="55"/>
     </w:p>
     <w:sectPr>
       <w:footnotePr>
@@ -38516,7 +42485,7 @@
   <w:abstractNum w:abstractNumId="0" w15:restartNumberingAfterBreak="0">
     <w:nsid w:val="99432019"/>
     <w:multiLevelType w:val="multilevel"/>
-    <w:tmpl w:val="CF626DD8"/>
+    <w:tmpl w:val="8606FCBE"/>
     <w:lvl w:ilvl="0">
       <w:start w:val="2019"/>
       <w:numFmt w:val="decimal"/>
@@ -38602,7 +42571,7 @@
   <w:abstractNum w:abstractNumId="1" w15:restartNumberingAfterBreak="0">
     <w:nsid w:val="0000A991"/>
     <w:multiLevelType w:val="multilevel"/>
-    <w:tmpl w:val="D70A2600"/>
+    <w:tmpl w:val="C9C2BB74"/>
     <w:lvl w:ilvl="0">
       <w:numFmt w:val="bullet"/>
       <w:lvlText w:val=""/>
@@ -38706,7 +42675,7 @@
   <w:abstractNum w:abstractNumId="2" w15:restartNumberingAfterBreak="0">
     <w:nsid w:val="00A99411"/>
     <w:multiLevelType w:val="multilevel"/>
-    <w:tmpl w:val="08363E00"/>
+    <w:tmpl w:val="095EB306"/>
     <w:lvl w:ilvl="0">
       <w:start w:val="1"/>
       <w:numFmt w:val="decimal"/>
@@ -38792,7 +42761,7 @@
   <w:abstractNum w:abstractNumId="3" w15:restartNumberingAfterBreak="0">
     <w:nsid w:val="00A99412"/>
     <w:multiLevelType w:val="multilevel"/>
-    <w:tmpl w:val="997E245E"/>
+    <w:tmpl w:val="038690BA"/>
     <w:lvl w:ilvl="0">
       <w:start w:val="2"/>
       <w:numFmt w:val="decimal"/>
@@ -38878,7 +42847,7 @@
   <w:abstractNum w:abstractNumId="4" w15:restartNumberingAfterBreak="0">
     <w:nsid w:val="00A99413"/>
     <w:multiLevelType w:val="multilevel"/>
-    <w:tmpl w:val="4F84F0A8"/>
+    <w:tmpl w:val="CCAA3CFA"/>
     <w:lvl w:ilvl="0">
       <w:start w:val="3"/>
       <w:numFmt w:val="decimal"/>
@@ -38964,7 +42933,7 @@
   <w:abstractNum w:abstractNumId="5" w15:restartNumberingAfterBreak="0">
     <w:nsid w:val="00A99414"/>
     <w:multiLevelType w:val="multilevel"/>
-    <w:tmpl w:val="083410E2"/>
+    <w:tmpl w:val="AA6C6C1E"/>
     <w:lvl w:ilvl="0">
       <w:start w:val="4"/>
       <w:numFmt w:val="decimal"/>
@@ -39047,19 +43016,19 @@
       </w:pPr>
     </w:lvl>
   </w:abstractNum>
-  <w:num w:numId="1" w16cid:durableId="2087721497">
+  <w:num w:numId="1" w16cid:durableId="464742677">
     <w:abstractNumId w:val="1"/>
   </w:num>
-  <w:num w:numId="2" w16cid:durableId="565532657">
+  <w:num w:numId="2" w16cid:durableId="485821510">
     <w:abstractNumId w:val="1"/>
   </w:num>
-  <w:num w:numId="3" w16cid:durableId="942538786">
+  <w:num w:numId="3" w16cid:durableId="618031975">
     <w:abstractNumId w:val="1"/>
   </w:num>
-  <w:num w:numId="4" w16cid:durableId="346175224">
+  <w:num w:numId="4" w16cid:durableId="266155029">
     <w:abstractNumId w:val="1"/>
   </w:num>
-  <w:num w:numId="5" w16cid:durableId="883520367">
+  <w:num w:numId="5" w16cid:durableId="635188057">
     <w:abstractNumId w:val="2"/>
     <w:lvlOverride w:ilvl="0">
       <w:startOverride w:val="1"/>
@@ -39089,7 +43058,7 @@
       <w:startOverride w:val="1"/>
     </w:lvlOverride>
   </w:num>
-  <w:num w:numId="6" w16cid:durableId="1184326463">
+  <w:num w:numId="6" w16cid:durableId="894588387">
     <w:abstractNumId w:val="2"/>
     <w:lvlOverride w:ilvl="0">
       <w:startOverride w:val="1"/>
@@ -39119,7 +43088,7 @@
       <w:startOverride w:val="1"/>
     </w:lvlOverride>
   </w:num>
-  <w:num w:numId="7" w16cid:durableId="208341571">
+  <w:num w:numId="7" w16cid:durableId="925115426">
     <w:abstractNumId w:val="3"/>
     <w:lvlOverride w:ilvl="0">
       <w:startOverride w:val="2"/>
@@ -39149,7 +43118,7 @@
       <w:startOverride w:val="2"/>
     </w:lvlOverride>
   </w:num>
-  <w:num w:numId="8" w16cid:durableId="1236627550">
+  <w:num w:numId="8" w16cid:durableId="1025860243">
     <w:abstractNumId w:val="3"/>
     <w:lvlOverride w:ilvl="0">
       <w:startOverride w:val="2"/>
@@ -39179,7 +43148,7 @@
       <w:startOverride w:val="2"/>
     </w:lvlOverride>
   </w:num>
-  <w:num w:numId="9" w16cid:durableId="765148786">
+  <w:num w:numId="9" w16cid:durableId="1099836086">
     <w:abstractNumId w:val="0"/>
     <w:lvlOverride w:ilvl="0">
       <w:startOverride w:val="2019"/>
@@ -39209,7 +43178,7 @@
       <w:startOverride w:val="2019"/>
     </w:lvlOverride>
   </w:num>
-  <w:num w:numId="10" w16cid:durableId="996953896">
+  <w:num w:numId="10" w16cid:durableId="498542077">
     <w:abstractNumId w:val="4"/>
     <w:lvlOverride w:ilvl="0">
       <w:startOverride w:val="3"/>
@@ -39239,7 +43208,7 @@
       <w:startOverride w:val="3"/>
     </w:lvlOverride>
   </w:num>
-  <w:num w:numId="11" w16cid:durableId="1002973790">
+  <w:num w:numId="11" w16cid:durableId="231740841">
     <w:abstractNumId w:val="4"/>
     <w:lvlOverride w:ilvl="0">
       <w:startOverride w:val="3"/>
@@ -39269,7 +43238,7 @@
       <w:startOverride w:val="3"/>
     </w:lvlOverride>
   </w:num>
-  <w:num w:numId="12" w16cid:durableId="998191292">
+  <w:num w:numId="12" w16cid:durableId="487937584">
     <w:abstractNumId w:val="5"/>
     <w:lvlOverride w:ilvl="0">
       <w:startOverride w:val="4"/>
@@ -39299,7 +43268,7 @@
       <w:startOverride w:val="4"/>
     </w:lvlOverride>
   </w:num>
-  <w:num w:numId="13" w16cid:durableId="1683434453">
+  <w:num w:numId="13" w16cid:durableId="601647879">
     <w:abstractNumId w:val="5"/>
     <w:lvlOverride w:ilvl="0">
       <w:startOverride w:val="4"/>
@@ -39329,7 +43298,7 @@
       <w:startOverride w:val="4"/>
     </w:lvlOverride>
   </w:num>
-  <w:num w:numId="14" w16cid:durableId="92550732">
+  <w:num w:numId="14" w16cid:durableId="463500238">
     <w:abstractNumId w:val="2"/>
     <w:lvlOverride w:ilvl="0">
       <w:startOverride w:val="1"/>
@@ -39359,7 +43328,7 @@
       <w:startOverride w:val="1"/>
     </w:lvlOverride>
   </w:num>
-  <w:num w:numId="15" w16cid:durableId="1672635854">
+  <w:num w:numId="15" w16cid:durableId="440035535">
     <w:abstractNumId w:val="2"/>
     <w:lvlOverride w:ilvl="0">
       <w:startOverride w:val="1"/>
@@ -39389,7 +43358,7 @@
       <w:startOverride w:val="1"/>
     </w:lvlOverride>
   </w:num>
-  <w:num w:numId="16" w16cid:durableId="1472207522">
+  <w:num w:numId="16" w16cid:durableId="189615369">
     <w:abstractNumId w:val="3"/>
     <w:lvlOverride w:ilvl="0">
       <w:startOverride w:val="2"/>
@@ -39419,7 +43388,7 @@
       <w:startOverride w:val="2"/>
     </w:lvlOverride>
   </w:num>
-  <w:num w:numId="17" w16cid:durableId="67117809">
+  <w:num w:numId="17" w16cid:durableId="532958557">
     <w:abstractNumId w:val="3"/>
     <w:lvlOverride w:ilvl="0">
       <w:startOverride w:val="2"/>
@@ -39449,7 +43418,7 @@
       <w:startOverride w:val="2"/>
     </w:lvlOverride>
   </w:num>
-  <w:num w:numId="18" w16cid:durableId="1364482585">
+  <w:num w:numId="18" w16cid:durableId="1351108185">
     <w:abstractNumId w:val="4"/>
     <w:lvlOverride w:ilvl="0">
       <w:startOverride w:val="3"/>
@@ -39479,7 +43448,7 @@
       <w:startOverride w:val="3"/>
     </w:lvlOverride>
   </w:num>
-  <w:num w:numId="19" w16cid:durableId="900096291">
+  <w:num w:numId="19" w16cid:durableId="761411310">
     <w:abstractNumId w:val="4"/>
     <w:lvlOverride w:ilvl="0">
       <w:startOverride w:val="3"/>
@@ -39509,7 +43478,7 @@
       <w:startOverride w:val="3"/>
     </w:lvlOverride>
   </w:num>
-  <w:num w:numId="20" w16cid:durableId="1686056838">
+  <w:num w:numId="20" w16cid:durableId="776174405">
     <w:abstractNumId w:val="2"/>
     <w:lvlOverride w:ilvl="0">
       <w:startOverride w:val="1"/>
@@ -39539,7 +43508,7 @@
       <w:startOverride w:val="1"/>
     </w:lvlOverride>
   </w:num>
-  <w:num w:numId="21" w16cid:durableId="173224377">
+  <w:num w:numId="21" w16cid:durableId="124204826">
     <w:abstractNumId w:val="2"/>
     <w:lvlOverride w:ilvl="0">
       <w:startOverride w:val="1"/>
@@ -39569,7 +43538,7 @@
       <w:startOverride w:val="1"/>
     </w:lvlOverride>
   </w:num>
-  <w:num w:numId="22" w16cid:durableId="1946648403">
+  <w:num w:numId="22" w16cid:durableId="1588342875">
     <w:abstractNumId w:val="3"/>
     <w:lvlOverride w:ilvl="0">
       <w:startOverride w:val="2"/>
@@ -39599,7 +43568,7 @@
       <w:startOverride w:val="2"/>
     </w:lvlOverride>
   </w:num>
-  <w:num w:numId="23" w16cid:durableId="613632012">
+  <w:num w:numId="23" w16cid:durableId="1848328469">
     <w:abstractNumId w:val="3"/>
     <w:lvlOverride w:ilvl="0">
       <w:startOverride w:val="2"/>
@@ -39629,7 +43598,7 @@
       <w:startOverride w:val="2"/>
     </w:lvlOverride>
   </w:num>
-  <w:num w:numId="24" w16cid:durableId="400296823">
+  <w:num w:numId="24" w16cid:durableId="1877505650">
     <w:abstractNumId w:val="4"/>
     <w:lvlOverride w:ilvl="0">
       <w:startOverride w:val="3"/>
@@ -39659,7 +43628,7 @@
       <w:startOverride w:val="3"/>
     </w:lvlOverride>
   </w:num>
-  <w:num w:numId="25" w16cid:durableId="492525180">
+  <w:num w:numId="25" w16cid:durableId="1831630195">
     <w:abstractNumId w:val="4"/>
     <w:lvlOverride w:ilvl="0">
       <w:startOverride w:val="3"/>
@@ -39689,7 +43658,7 @@
       <w:startOverride w:val="3"/>
     </w:lvlOverride>
   </w:num>
-  <w:num w:numId="26" w16cid:durableId="1535534690">
+  <w:num w:numId="26" w16cid:durableId="376976316">
     <w:abstractNumId w:val="2"/>
     <w:lvlOverride w:ilvl="0">
       <w:startOverride w:val="1"/>
@@ -39719,7 +43688,7 @@
       <w:startOverride w:val="1"/>
     </w:lvlOverride>
   </w:num>
-  <w:num w:numId="27" w16cid:durableId="628166157">
+  <w:num w:numId="27" w16cid:durableId="1550920643">
     <w:abstractNumId w:val="2"/>
     <w:lvlOverride w:ilvl="0">
       <w:startOverride w:val="1"/>
@@ -39749,7 +43718,7 @@
       <w:startOverride w:val="1"/>
     </w:lvlOverride>
   </w:num>
-  <w:num w:numId="28" w16cid:durableId="121971247">
+  <w:num w:numId="28" w16cid:durableId="1247767030">
     <w:abstractNumId w:val="3"/>
     <w:lvlOverride w:ilvl="0">
       <w:startOverride w:val="2"/>
@@ -39779,7 +43748,7 @@
       <w:startOverride w:val="2"/>
     </w:lvlOverride>
   </w:num>
-  <w:num w:numId="29" w16cid:durableId="690959045">
+  <w:num w:numId="29" w16cid:durableId="2011828473">
     <w:abstractNumId w:val="3"/>
     <w:lvlOverride w:ilvl="0">
       <w:startOverride w:val="2"/>
@@ -39809,7 +43778,7 @@
       <w:startOverride w:val="2"/>
     </w:lvlOverride>
   </w:num>
-  <w:num w:numId="30" w16cid:durableId="453014855">
+  <w:num w:numId="30" w16cid:durableId="1977299728">
     <w:abstractNumId w:val="4"/>
     <w:lvlOverride w:ilvl="0">
       <w:startOverride w:val="3"/>
@@ -39839,7 +43808,7 @@
       <w:startOverride w:val="3"/>
     </w:lvlOverride>
   </w:num>
-  <w:num w:numId="31" w16cid:durableId="402991935">
+  <w:num w:numId="31" w16cid:durableId="2142067141">
     <w:abstractNumId w:val="4"/>
     <w:lvlOverride w:ilvl="0">
       <w:startOverride w:val="3"/>
@@ -39869,7 +43838,7 @@
       <w:startOverride w:val="3"/>
     </w:lvlOverride>
   </w:num>
-  <w:num w:numId="32" w16cid:durableId="937516725">
+  <w:num w:numId="32" w16cid:durableId="1903367152">
     <w:abstractNumId w:val="2"/>
     <w:lvlOverride w:ilvl="0">
       <w:startOverride w:val="1"/>
@@ -39899,7 +43868,7 @@
       <w:startOverride w:val="1"/>
     </w:lvlOverride>
   </w:num>
-  <w:num w:numId="33" w16cid:durableId="343213487">
+  <w:num w:numId="33" w16cid:durableId="1860389424">
     <w:abstractNumId w:val="2"/>
     <w:lvlOverride w:ilvl="0">
       <w:startOverride w:val="1"/>
@@ -39929,7 +43898,7 @@
       <w:startOverride w:val="1"/>
     </w:lvlOverride>
   </w:num>
-  <w:num w:numId="34" w16cid:durableId="163477096">
+  <w:num w:numId="34" w16cid:durableId="1100760276">
     <w:abstractNumId w:val="3"/>
     <w:lvlOverride w:ilvl="0">
       <w:startOverride w:val="2"/>
@@ -39959,7 +43928,7 @@
       <w:startOverride w:val="2"/>
     </w:lvlOverride>
   </w:num>
-  <w:num w:numId="35" w16cid:durableId="1641882048">
+  <w:num w:numId="35" w16cid:durableId="1386563514">
     <w:abstractNumId w:val="3"/>
     <w:lvlOverride w:ilvl="0">
       <w:startOverride w:val="2"/>
@@ -39989,7 +43958,7 @@
       <w:startOverride w:val="2"/>
     </w:lvlOverride>
   </w:num>
-  <w:num w:numId="36" w16cid:durableId="199056293">
+  <w:num w:numId="36" w16cid:durableId="1586647399">
     <w:abstractNumId w:val="4"/>
     <w:lvlOverride w:ilvl="0">
       <w:startOverride w:val="3"/>
@@ -40019,7 +43988,7 @@
       <w:startOverride w:val="3"/>
     </w:lvlOverride>
   </w:num>
-  <w:num w:numId="37" w16cid:durableId="1523546925">
+  <w:num w:numId="37" w16cid:durableId="2124497258">
     <w:abstractNumId w:val="4"/>
     <w:lvlOverride w:ilvl="0">
       <w:startOverride w:val="3"/>
@@ -40049,13 +44018,13 @@
       <w:startOverride w:val="3"/>
     </w:lvlOverride>
   </w:num>
-  <w:num w:numId="38" w16cid:durableId="1722827460">
+  <w:num w:numId="38" w16cid:durableId="1474062221">
     <w:abstractNumId w:val="1"/>
   </w:num>
-  <w:num w:numId="39" w16cid:durableId="231813238">
+  <w:num w:numId="39" w16cid:durableId="283924751">
     <w:abstractNumId w:val="1"/>
   </w:num>
-  <w:num w:numId="40" w16cid:durableId="599145201">
+  <w:num w:numId="40" w16cid:durableId="42485132">
     <w:abstractNumId w:val="2"/>
     <w:lvlOverride w:ilvl="0">
       <w:startOverride w:val="1"/>
@@ -40085,7 +44054,7 @@
       <w:startOverride w:val="1"/>
     </w:lvlOverride>
   </w:num>
-  <w:num w:numId="41" w16cid:durableId="1511720550">
+  <w:num w:numId="41" w16cid:durableId="349722565">
     <w:abstractNumId w:val="2"/>
     <w:lvlOverride w:ilvl="0">
       <w:startOverride w:val="1"/>
@@ -40115,7 +44084,7 @@
       <w:startOverride w:val="1"/>
     </w:lvlOverride>
   </w:num>
-  <w:num w:numId="42" w16cid:durableId="1147934973">
+  <w:num w:numId="42" w16cid:durableId="873273825">
     <w:abstractNumId w:val="3"/>
     <w:lvlOverride w:ilvl="0">
       <w:startOverride w:val="2"/>
@@ -40145,7 +44114,7 @@
       <w:startOverride w:val="2"/>
     </w:lvlOverride>
   </w:num>
-  <w:num w:numId="43" w16cid:durableId="228928024">
+  <w:num w:numId="43" w16cid:durableId="94835716">
     <w:abstractNumId w:val="3"/>
     <w:lvlOverride w:ilvl="0">
       <w:startOverride w:val="2"/>
@@ -40175,13 +44144,13 @@
       <w:startOverride w:val="2"/>
     </w:lvlOverride>
   </w:num>
-  <w:num w:numId="44" w16cid:durableId="1223562041">
+  <w:num w:numId="44" w16cid:durableId="466166113">
     <w:abstractNumId w:val="1"/>
   </w:num>
-  <w:num w:numId="45" w16cid:durableId="1513913038">
+  <w:num w:numId="45" w16cid:durableId="159470263">
     <w:abstractNumId w:val="1"/>
   </w:num>
-  <w:num w:numId="46" w16cid:durableId="1178042309">
+  <w:num w:numId="46" w16cid:durableId="1978993575">
     <w:abstractNumId w:val="2"/>
     <w:lvlOverride w:ilvl="0">
       <w:startOverride w:val="1"/>
@@ -40211,7 +44180,7 @@
       <w:startOverride w:val="1"/>
     </w:lvlOverride>
   </w:num>
-  <w:num w:numId="47" w16cid:durableId="1389301828">
+  <w:num w:numId="47" w16cid:durableId="1923640582">
     <w:abstractNumId w:val="2"/>
     <w:lvlOverride w:ilvl="0">
       <w:startOverride w:val="1"/>
@@ -40241,13 +44210,13 @@
       <w:startOverride w:val="1"/>
     </w:lvlOverride>
   </w:num>
-  <w:num w:numId="48" w16cid:durableId="1912423830">
+  <w:num w:numId="48" w16cid:durableId="1089079149">
     <w:abstractNumId w:val="1"/>
   </w:num>
-  <w:num w:numId="49" w16cid:durableId="69935572">
+  <w:num w:numId="49" w16cid:durableId="1922130973">
     <w:abstractNumId w:val="1"/>
   </w:num>
-  <w:num w:numId="50" w16cid:durableId="2107773525">
+  <w:num w:numId="50" w16cid:durableId="2112316830">
     <w:abstractNumId w:val="2"/>
     <w:lvlOverride w:ilvl="0">
       <w:startOverride w:val="1"/>
@@ -40277,7 +44246,7 @@
       <w:startOverride w:val="1"/>
     </w:lvlOverride>
   </w:num>
-  <w:num w:numId="51" w16cid:durableId="1472290429">
+  <w:num w:numId="51" w16cid:durableId="1567954748">
     <w:abstractNumId w:val="2"/>
     <w:lvlOverride w:ilvl="0">
       <w:startOverride w:val="1"/>
@@ -40307,25 +44276,25 @@
       <w:startOverride w:val="1"/>
     </w:lvlOverride>
   </w:num>
-  <w:num w:numId="52" w16cid:durableId="280721143">
+  <w:num w:numId="52" w16cid:durableId="1585727601">
     <w:abstractNumId w:val="1"/>
   </w:num>
-  <w:num w:numId="53" w16cid:durableId="865404699">
+  <w:num w:numId="53" w16cid:durableId="828791766">
     <w:abstractNumId w:val="1"/>
   </w:num>
-  <w:num w:numId="54" w16cid:durableId="2023781108">
+  <w:num w:numId="54" w16cid:durableId="2049522841">
     <w:abstractNumId w:val="1"/>
   </w:num>
-  <w:num w:numId="55" w16cid:durableId="400255357">
+  <w:num w:numId="55" w16cid:durableId="1518616747">
     <w:abstractNumId w:val="1"/>
   </w:num>
-  <w:num w:numId="56" w16cid:durableId="771897441">
+  <w:num w:numId="56" w16cid:durableId="779253196">
     <w:abstractNumId w:val="1"/>
   </w:num>
-  <w:num w:numId="57" w16cid:durableId="1925801074">
+  <w:num w:numId="57" w16cid:durableId="1348755516">
     <w:abstractNumId w:val="1"/>
   </w:num>
-  <w:num w:numId="58" w16cid:durableId="331766168">
+  <w:num w:numId="58" w16cid:durableId="432867201">
     <w:abstractNumId w:val="1"/>
   </w:num>
   <w:numIdMacAtCleanup w:val="58"/>
@@ -41563,7 +45532,7 @@
     <w:name w:val="header"/>
     <w:basedOn w:val="a"/>
     <w:link w:val="Char2"/>
-    <w:rsid w:val="00CC2D50"/>
+    <w:rsid w:val="009864CC"/>
     <w:pPr>
       <w:tabs>
         <w:tab w:val="center" w:pos="4513"/>
@@ -41576,13 +45545,13 @@
     <w:name w:val="머리글 Char"/>
     <w:basedOn w:val="a1"/>
     <w:link w:val="ad"/>
-    <w:rsid w:val="00CC2D50"/>
+    <w:rsid w:val="009864CC"/>
   </w:style>
   <w:style w:type="paragraph" w:styleId="ae">
     <w:name w:val="footer"/>
     <w:basedOn w:val="a"/>
     <w:link w:val="Char3"/>
-    <w:rsid w:val="00CC2D50"/>
+    <w:rsid w:val="009864CC"/>
     <w:pPr>
       <w:tabs>
         <w:tab w:val="center" w:pos="4513"/>
@@ -41595,7 +45564,7 @@
     <w:name w:val="바닥글 Char"/>
     <w:basedOn w:val="a1"/>
     <w:link w:val="ae"/>
-    <w:rsid w:val="00CC2D50"/>
+    <w:rsid w:val="009864CC"/>
   </w:style>
 </w:styles>
 </file>

--- a/ko/paper/paper_bilingual.docx
+++ b/ko/paper/paper_bilingual.docx
@@ -22626,6 +22626,7 @@
                 <w:bCs/>
                 <w:sz w:val="20"/>
               </w:rPr>
+              <w:lastRenderedPageBreak/>
               <w:t>Analytical pane</w:t>
             </w:r>
           </w:p>
@@ -24822,6 +24823,7 @@
         <w:t xml:space="preserve"> </w:t>
       </w:r>
       <w:r>
+        <w:lastRenderedPageBreak/>
         <w:t>커뮤니티</w:t>
       </w:r>
       <w:r>
@@ -26288,6 +26290,7 @@
       <w:bookmarkStart w:id="26" w:name="exposition-repeat-folding-제시부-반복-폴딩"/>
       <w:bookmarkEnd w:id="25"/>
       <w:r>
+        <w:lastRenderedPageBreak/>
         <w:t xml:space="preserve">4.5 Exposition Repeat Folding / </w:t>
       </w:r>
       <w:r>
@@ -27630,6 +27633,7 @@
           <w:b/>
           <w:bCs/>
         </w:rPr>
+        <w:lastRenderedPageBreak/>
         <w:t>반복</w:t>
       </w:r>
       <w:r>
@@ -34430,10 +34434,10 @@
       <w:pPr>
         <w:pStyle w:val="3"/>
       </w:pPr>
-      <w:bookmarkStart w:id="40" w:name="multi-piece-extension-endorsed"/>
+      <w:bookmarkStart w:id="40" w:name="X4b3be466686d378388712ff3ac02bda7cc4d1c3"/>
       <w:bookmarkEnd w:id="39"/>
       <w:r>
-        <w:t>6.3.4 Multi-piece extension endorsed</w:t>
+        <w:t>6.3.4 Multi-piece extension and real-world deployment endorsed</w:t>
       </w:r>
     </w:p>
     <w:p>
@@ -34451,10 +34455,23 @@
         <w:t>If there were diverse works, I would actively use them.</w:t>
       </w:r>
       <w:r>
-        <w:t xml:space="preserve">” The verb is significant: not “could use” but “actively use.” </w:t>
-      </w:r>
-      <w:r>
-        <w:t>A field expert with fifteen years of teaching practice signals that multi-piece extension would move the tool from demonstration artefact to recurring classroom resource in their personal practice.</w:t>
+        <w:t xml:space="preserve">” </w:t>
+      </w:r>
+      <w:r>
+        <w:t>In an optional open-comment field the expert added, unprompted, “</w:t>
+      </w:r>
+      <w:r>
+        <w:rPr>
+          <w:i/>
+          <w:iCs/>
+        </w:rPr>
+        <w:t>Personally, I hope this program is expanded and turned into a real, deployable tool.</w:t>
+      </w:r>
+      <w:r>
+        <w:t>” The two statements signal a single judgement: the tool’s current single-work form is a demonstration artefact, and the expert’s field practice would benefit from its maturation into a multi-work, deployment-grade resource. This motivates both the multi-piece corpus expansion listed as future work and a parallel commitment to production-readiness (documentatio</w:t>
+      </w:r>
+      <w:r>
+        <w:t>n, classroom packaging, teacher-facing materials).</w:t>
       </w:r>
     </w:p>
     <w:p>
@@ -34549,73 +34566,211 @@
         <w:t xml:space="preserve"> </w:t>
       </w:r>
       <w:r>
-        <w:t>응답하였다</w:t>
+        <w:t>응답하였고</w:t>
+      </w:r>
+      <w:r>
+        <w:t xml:space="preserve">, </w:t>
+      </w:r>
+      <w:r>
+        <w:t>설문</w:t>
+      </w:r>
+      <w:r>
+        <w:t xml:space="preserve"> </w:t>
+      </w:r>
+      <w:r>
+        <w:t>말미의</w:t>
+      </w:r>
+      <w:r>
+        <w:t xml:space="preserve"> </w:t>
+      </w:r>
+      <w:r>
+        <w:t>자유</w:t>
+      </w:r>
+      <w:r>
+        <w:t xml:space="preserve"> </w:t>
+      </w:r>
+      <w:r>
+        <w:t>의견란</w:t>
+      </w:r>
+      <w:r>
+        <w:t xml:space="preserve"> (Section D) </w:t>
+      </w:r>
+      <w:r>
+        <w:t>에서</w:t>
+      </w:r>
+      <w:r>
+        <w:t xml:space="preserve"> </w:t>
+      </w:r>
+      <w:r>
+        <w:t>비요청</w:t>
+      </w:r>
+      <w:r>
+        <w:t xml:space="preserve"> </w:t>
+      </w:r>
+      <w:r>
+        <w:t>코멘트로</w:t>
+      </w:r>
+      <w:r>
+        <w:t xml:space="preserve"> “</w:t>
+      </w:r>
+      <w:r>
+        <w:t>개인적으로</w:t>
+      </w:r>
+      <w:r>
+        <w:t xml:space="preserve"> </w:t>
+      </w:r>
+      <w:r>
+        <w:t>이</w:t>
+      </w:r>
+      <w:r>
+        <w:t xml:space="preserve"> </w:t>
+      </w:r>
+      <w:r>
+        <w:t>프로그램이</w:t>
+      </w:r>
+      <w:r>
+        <w:t xml:space="preserve"> </w:t>
+      </w:r>
+      <w:r>
+        <w:t>확장되어서</w:t>
+      </w:r>
+      <w:r>
+        <w:t xml:space="preserve"> </w:t>
+      </w:r>
+      <w:r>
+        <w:t>실제</w:t>
+      </w:r>
+      <w:r>
+        <w:t xml:space="preserve"> </w:t>
+      </w:r>
+      <w:r>
+        <w:t>상용화</w:t>
+      </w:r>
+      <w:r>
+        <w:t xml:space="preserve"> </w:t>
+      </w:r>
+      <w:r>
+        <w:t>도구로</w:t>
+      </w:r>
+      <w:r>
+        <w:t xml:space="preserve"> </w:t>
+      </w:r>
+      <w:r>
+        <w:t>나오면</w:t>
+      </w:r>
+      <w:r>
+        <w:t xml:space="preserve"> </w:t>
+      </w:r>
+      <w:r>
+        <w:t>좋겠다</w:t>
+      </w:r>
+      <w:r>
+        <w:t xml:space="preserve">” </w:t>
+      </w:r>
+      <w:r>
+        <w:t>를</w:t>
+      </w:r>
+      <w:r>
+        <w:t xml:space="preserve"> </w:t>
+      </w:r>
+      <w:r>
+        <w:t>추가하였다</w:t>
       </w:r>
       <w:r>
         <w:t xml:space="preserve">. </w:t>
       </w:r>
       <w:r>
-        <w:t>동사가</w:t>
-      </w:r>
-      <w:r>
-        <w:t xml:space="preserve"> </w:t>
-      </w:r>
-      <w:r>
-        <w:t>중요하다</w:t>
-      </w:r>
-      <w:r>
-        <w:t>: “</w:t>
-      </w:r>
-      <w:r>
-        <w:t>사용할</w:t>
-      </w:r>
-      <w:r>
-        <w:t xml:space="preserve"> </w:t>
-      </w:r>
-      <w:r>
-        <w:t>수</w:t>
-      </w:r>
-      <w:r>
-        <w:t xml:space="preserve"> </w:t>
-      </w:r>
-      <w:r>
-        <w:t>있다</w:t>
-      </w:r>
-      <w:r>
-        <w:t xml:space="preserve">” </w:t>
-      </w:r>
-      <w:r>
-        <w:t>가</w:t>
-      </w:r>
-      <w:r>
-        <w:t xml:space="preserve"> </w:t>
-      </w:r>
-      <w:r>
-        <w:t>아닌</w:t>
-      </w:r>
-      <w:r>
-        <w:t xml:space="preserve"> “</w:t>
-      </w:r>
-      <w:r>
-        <w:t>적극</w:t>
-      </w:r>
-      <w:r>
-        <w:t xml:space="preserve"> </w:t>
-      </w:r>
-      <w:r>
-        <w:t>활용</w:t>
-      </w:r>
-      <w:r>
-        <w:t>”. 15</w:t>
-      </w:r>
-      <w:r>
-        <w:t>년</w:t>
-      </w:r>
-      <w:r>
-        <w:t xml:space="preserve"> </w:t>
-      </w:r>
-      <w:r>
-        <w:t>경력의</w:t>
+        <w:t>두</w:t>
+      </w:r>
+      <w:r>
+        <w:t xml:space="preserve"> </w:t>
+      </w:r>
+      <w:r>
+        <w:t>진술은</w:t>
+      </w:r>
+      <w:r>
+        <w:t xml:space="preserve"> </w:t>
+      </w:r>
+      <w:r>
+        <w:t>단일</w:t>
+      </w:r>
+      <w:r>
+        <w:t xml:space="preserve"> </w:t>
+      </w:r>
+      <w:r>
+        <w:t>판단을</w:t>
+      </w:r>
+      <w:r>
+        <w:t xml:space="preserve"> </w:t>
+      </w:r>
+      <w:r>
+        <w:t>신호한다</w:t>
+      </w:r>
+      <w:r>
+        <w:t xml:space="preserve">: </w:t>
+      </w:r>
+      <w:r>
+        <w:t>도구의</w:t>
+      </w:r>
+      <w:r>
+        <w:t xml:space="preserve"> </w:t>
+      </w:r>
+      <w:r>
+        <w:t>현재</w:t>
+      </w:r>
+      <w:r>
+        <w:t xml:space="preserve"> </w:t>
+      </w:r>
+      <w:r>
+        <w:t>단일</w:t>
+      </w:r>
+      <w:r>
+        <w:t xml:space="preserve"> </w:t>
+      </w:r>
+      <w:r>
+        <w:t>작품</w:t>
+      </w:r>
+      <w:r>
+        <w:t xml:space="preserve"> </w:t>
+      </w:r>
+      <w:r>
+        <w:t>형태는</w:t>
+      </w:r>
+      <w:r>
+        <w:t xml:space="preserve"> </w:t>
+      </w:r>
+      <w:r>
+        <w:rPr>
+          <w:i/>
+          <w:iCs/>
+        </w:rPr>
+        <w:t>시연</w:t>
+      </w:r>
+      <w:r>
+        <w:rPr>
+          <w:i/>
+          <w:iCs/>
+        </w:rPr>
+        <w:t xml:space="preserve"> </w:t>
+      </w:r>
+      <w:r>
+        <w:rPr>
+          <w:i/>
+          <w:iCs/>
+        </w:rPr>
+        <w:t>작품</w:t>
+      </w:r>
+      <w:r>
+        <w:t xml:space="preserve"> </w:t>
+      </w:r>
+      <w:r>
+        <w:t>이며</w:t>
+      </w:r>
+      <w:r>
+        <w:t xml:space="preserve">, </w:t>
+      </w:r>
+      <w:r>
+        <w:t>전문가의</w:t>
       </w:r>
       <w:r>
         <w:t xml:space="preserve"> </w:t>
@@ -34627,7 +34782,13 @@
         <w:t xml:space="preserve"> </w:t>
       </w:r>
       <w:r>
-        <w:t>전문가가</w:t>
+        <w:t>실천은</w:t>
+      </w:r>
+      <w:r>
+        <w:t xml:space="preserve"> </w:t>
+      </w:r>
+      <w:r>
+        <w:t>도구가</w:t>
       </w:r>
       <w:r>
         <w:t xml:space="preserve"> </w:t>
@@ -34636,108 +34797,184 @@
         <w:t>다곡</w:t>
       </w:r>
       <w:r>
-        <w:t xml:space="preserve"> </w:t>
-      </w:r>
-      <w:r>
-        <w:t>확장이</w:t>
-      </w:r>
-      <w:r>
-        <w:t xml:space="preserve"> </w:t>
-      </w:r>
-      <w:r>
-        <w:t>도구를</w:t>
-      </w:r>
-      <w:r>
-        <w:t xml:space="preserve"> </w:t>
-      </w:r>
-      <w:r>
-        <w:rPr>
-          <w:i/>
-          <w:iCs/>
-        </w:rPr>
-        <w:t>시연</w:t>
-      </w:r>
-      <w:r>
-        <w:rPr>
-          <w:i/>
-          <w:iCs/>
-        </w:rPr>
-        <w:t xml:space="preserve"> </w:t>
-      </w:r>
-      <w:r>
-        <w:rPr>
-          <w:i/>
-          <w:iCs/>
-        </w:rPr>
-        <w:t>작품</w:t>
-      </w:r>
-      <w:r>
-        <w:t xml:space="preserve"> </w:t>
-      </w:r>
-      <w:r>
-        <w:t>에서</w:t>
-      </w:r>
-      <w:r>
-        <w:t xml:space="preserve"> </w:t>
-      </w:r>
-      <w:r>
-        <w:rPr>
-          <w:i/>
-          <w:iCs/>
-        </w:rPr>
-        <w:t>반복적</w:t>
-      </w:r>
-      <w:r>
-        <w:rPr>
-          <w:i/>
-          <w:iCs/>
-        </w:rPr>
-        <w:t xml:space="preserve"> </w:t>
-      </w:r>
-      <w:r>
-        <w:rPr>
-          <w:i/>
-          <w:iCs/>
-        </w:rPr>
+        <w:t>·</w:t>
+      </w:r>
+      <w:r>
+        <w:t>배포</w:t>
+      </w:r>
+      <w:r>
+        <w:t xml:space="preserve"> </w:t>
+      </w:r>
+      <w:r>
+        <w:t>가능</w:t>
+      </w:r>
+      <w:r>
+        <w:t xml:space="preserve"> </w:t>
+      </w:r>
+      <w:r>
+        <w:t>등급의</w:t>
+      </w:r>
+      <w:r>
+        <w:t xml:space="preserve"> </w:t>
+      </w:r>
+      <w:r>
+        <w:t>자원</w:t>
+      </w:r>
+      <w:r>
+        <w:t xml:space="preserve"> </w:t>
+      </w:r>
+      <w:r>
+        <w:t>으로</w:t>
+      </w:r>
+      <w:r>
+        <w:t xml:space="preserve"> </w:t>
+      </w:r>
+      <w:r>
+        <w:t>성숙해질</w:t>
+      </w:r>
+      <w:r>
+        <w:t xml:space="preserve"> </w:t>
+      </w:r>
+      <w:r>
+        <w:t>때</w:t>
+      </w:r>
+      <w:r>
+        <w:t xml:space="preserve"> </w:t>
+      </w:r>
+      <w:r>
+        <w:t>이익을</w:t>
+      </w:r>
+      <w:r>
+        <w:t xml:space="preserve"> </w:t>
+      </w:r>
+      <w:r>
+        <w:t>본다</w:t>
+      </w:r>
+      <w:r>
+        <w:t xml:space="preserve">. </w:t>
+      </w:r>
+      <w:r>
+        <w:t>이는</w:t>
+      </w:r>
+      <w:r>
+        <w:t xml:space="preserve"> </w:t>
+      </w:r>
+      <w:r>
+        <w:t>향후</w:t>
+      </w:r>
+      <w:r>
+        <w:t xml:space="preserve"> </w:t>
+      </w:r>
+      <w:r>
+        <w:t>작업으로</w:t>
+      </w:r>
+      <w:r>
+        <w:t xml:space="preserve"> </w:t>
+      </w:r>
+      <w:r>
+        <w:t>제시된</w:t>
+      </w:r>
+      <w:r>
+        <w:t xml:space="preserve"> </w:t>
+      </w:r>
+      <w:r>
+        <w:t>다곡</w:t>
+      </w:r>
+      <w:r>
+        <w:t xml:space="preserve"> </w:t>
+      </w:r>
+      <w:r>
+        <w:t>코퍼스</w:t>
+      </w:r>
+      <w:r>
+        <w:t xml:space="preserve"> </w:t>
+      </w:r>
+      <w:r>
+        <w:t>확장과</w:t>
+      </w:r>
+      <w:r>
+        <w:t xml:space="preserve"> </w:t>
+      </w:r>
+      <w:r>
+        <w:t>함께</w:t>
+      </w:r>
+      <w:r>
+        <w:t xml:space="preserve">, </w:t>
+      </w:r>
+      <w:r>
+        <w:rPr>
+          <w:i/>
+          <w:iCs/>
+        </w:rPr>
+        <w:t>프로덕션</w:t>
+      </w:r>
+      <w:r>
+        <w:rPr>
+          <w:i/>
+          <w:iCs/>
+        </w:rPr>
+        <w:t xml:space="preserve"> </w:t>
+      </w:r>
+      <w:r>
+        <w:rPr>
+          <w:i/>
+          <w:iCs/>
+        </w:rPr>
+        <w:t>준비</w:t>
+      </w:r>
+      <w:r>
+        <w:t xml:space="preserve"> (</w:t>
+      </w:r>
+      <w:r>
+        <w:t>문서화</w:t>
+      </w:r>
+      <w:r>
+        <w:t>·</w:t>
+      </w:r>
+      <w:r>
         <w:t>교실</w:t>
       </w:r>
       <w:r>
-        <w:rPr>
-          <w:i/>
-          <w:iCs/>
-        </w:rPr>
-        <w:t xml:space="preserve"> </w:t>
-      </w:r>
-      <w:r>
-        <w:rPr>
-          <w:i/>
-          <w:iCs/>
-        </w:rPr>
-        <w:t>자원</w:t>
-      </w:r>
-      <w:r>
-        <w:t xml:space="preserve"> </w:t>
-      </w:r>
-      <w:r>
-        <w:t>으로</w:t>
-      </w:r>
-      <w:r>
-        <w:t xml:space="preserve"> </w:t>
-      </w:r>
-      <w:r>
-        <w:t>이동시킬</w:t>
-      </w:r>
-      <w:r>
-        <w:t xml:space="preserve"> </w:t>
-      </w:r>
-      <w:r>
-        <w:t>것임을</w:t>
-      </w:r>
-      <w:r>
-        <w:t xml:space="preserve"> </w:t>
-      </w:r>
-      <w:r>
-        <w:t>신호한다</w:t>
+        <w:t xml:space="preserve"> </w:t>
+      </w:r>
+      <w:r>
+        <w:t>패키징</w:t>
+      </w:r>
+      <w:r>
+        <w:t>·</w:t>
+      </w:r>
+      <w:r>
+        <w:t>교사용</w:t>
+      </w:r>
+      <w:r>
+        <w:t xml:space="preserve"> </w:t>
+      </w:r>
+      <w:r>
+        <w:t>자료</w:t>
+      </w:r>
+      <w:r>
+        <w:t xml:space="preserve">) </w:t>
+      </w:r>
+      <w:r>
+        <w:t>라는</w:t>
+      </w:r>
+      <w:r>
+        <w:t xml:space="preserve"> </w:t>
+      </w:r>
+      <w:r>
+        <w:t>평행</w:t>
+      </w:r>
+      <w:r>
+        <w:t xml:space="preserve"> </w:t>
+      </w:r>
+      <w:r>
+        <w:t>약속을</w:t>
+      </w:r>
+      <w:r>
+        <w:t xml:space="preserve"> </w:t>
+      </w:r>
+      <w:r>
+        <w:t>동기화한다</w:t>
       </w:r>
       <w:r>
         <w:t>.</w:t>
@@ -34780,7 +35017,7 @@
         <w:pStyle w:val="a8"/>
       </w:pPr>
       <w:r>
-        <w:t xml:space="preserve">Three concrete revisions follow: 1. </w:t>
+        <w:t xml:space="preserve">Four concrete revisions follow: 1. </w:t>
       </w:r>
       <w:r>
         <w:rPr>
@@ -34810,7 +35047,20 @@
         <w:t>Multi-piece corpus prioritised</w:t>
       </w:r>
       <w:r>
-        <w:t xml:space="preserve"> (C5 endorsement): Beethoven Op. 49 No. 2 mvt. I and Clementi Op. 36 No. 1 mvt. I will be added before the RCT.</w:t>
+        <w:t xml:space="preserve"> (C5 endorsement): Beethoven Op. 49 No. 2 mvt. I and Clementi Op. 36 No. 1 mvt. I will be added before the RCT. 4. </w:t>
+      </w:r>
+      <w:r>
+        <w:rPr>
+          <w:b/>
+          <w:bCs/>
+        </w:rPr>
+        <w:t>Production-readiness track in parallel</w:t>
+      </w:r>
+      <w:r>
+        <w:t xml:space="preserve"> (Section D comment): documentation, classroom packaging, teacher-facing</w:t>
+      </w:r>
+      <w:r>
+        <w:t xml:space="preserve"> materials for a v1.0 deployable release alongside the research RCT.</w:t>
       </w:r>
     </w:p>
     <w:p>
@@ -34818,7 +35068,7 @@
         <w:pStyle w:val="FirstParagraph"/>
       </w:pPr>
       <w:r>
-        <w:t>세</w:t>
+        <w:t>네</w:t>
       </w:r>
       <w:r>
         <w:t xml:space="preserve"> </w:t>
@@ -35133,6 +35383,142 @@
       </w:r>
       <w:r>
         <w:t>추가</w:t>
+      </w:r>
+      <w:r>
+        <w:t xml:space="preserve">. 4. </w:t>
+      </w:r>
+      <w:r>
+        <w:rPr>
+          <w:b/>
+          <w:bCs/>
+        </w:rPr>
+        <w:t>프로덕션</w:t>
+      </w:r>
+      <w:r>
+        <w:rPr>
+          <w:b/>
+          <w:bCs/>
+        </w:rPr>
+        <w:t xml:space="preserve"> </w:t>
+      </w:r>
+      <w:r>
+        <w:rPr>
+          <w:b/>
+          <w:bCs/>
+        </w:rPr>
+        <w:t>준비</w:t>
+      </w:r>
+      <w:r>
+        <w:rPr>
+          <w:b/>
+          <w:bCs/>
+        </w:rPr>
+        <w:t xml:space="preserve"> </w:t>
+      </w:r>
+      <w:r>
+        <w:rPr>
+          <w:b/>
+          <w:bCs/>
+        </w:rPr>
+        <w:t>트랙</w:t>
+      </w:r>
+      <w:r>
+        <w:rPr>
+          <w:b/>
+          <w:bCs/>
+        </w:rPr>
+        <w:t xml:space="preserve"> </w:t>
+      </w:r>
+      <w:r>
+        <w:rPr>
+          <w:b/>
+          <w:bCs/>
+        </w:rPr>
+        <w:t>병행</w:t>
+      </w:r>
+      <w:r>
+        <w:t xml:space="preserve"> (Section D </w:t>
+      </w:r>
+      <w:r>
+        <w:t>의견</w:t>
+      </w:r>
+      <w:r>
+        <w:t xml:space="preserve">): </w:t>
+      </w:r>
+      <w:r>
+        <w:t>연구</w:t>
+      </w:r>
+      <w:r>
+        <w:t xml:space="preserve"> RCT </w:t>
+      </w:r>
+      <w:r>
+        <w:t>와</w:t>
+      </w:r>
+      <w:r>
+        <w:t xml:space="preserve"> </w:t>
+      </w:r>
+      <w:r>
+        <w:t>나란히</w:t>
+      </w:r>
+      <w:r>
+        <w:t xml:space="preserve"> </w:t>
+      </w:r>
+      <w:r>
+        <w:t>문서화</w:t>
+      </w:r>
+      <w:r>
+        <w:t>·</w:t>
+      </w:r>
+      <w:r>
+        <w:t>교실</w:t>
+      </w:r>
+      <w:r>
+        <w:t xml:space="preserve"> </w:t>
+      </w:r>
+      <w:r>
+        <w:t>패키징</w:t>
+      </w:r>
+      <w:r>
+        <w:t>·</w:t>
+      </w:r>
+      <w:r>
+        <w:t>교사용</w:t>
+      </w:r>
+      <w:r>
+        <w:t xml:space="preserve"> </w:t>
+      </w:r>
+      <w:r>
+        <w:t>자료를</w:t>
+      </w:r>
+      <w:r>
+        <w:t xml:space="preserve"> </w:t>
+      </w:r>
+      <w:r>
+        <w:t>갖춘</w:t>
+      </w:r>
+      <w:r>
+        <w:t xml:space="preserve"> v1.0 </w:t>
+      </w:r>
+      <w:r>
+        <w:t>배포</w:t>
+      </w:r>
+      <w:r>
+        <w:t xml:space="preserve"> </w:t>
+      </w:r>
+      <w:r>
+        <w:t>가능</w:t>
+      </w:r>
+      <w:r>
+        <w:t xml:space="preserve"> </w:t>
+      </w:r>
+      <w:r>
+        <w:t>릴리스</w:t>
+      </w:r>
+      <w:r>
+        <w:t xml:space="preserve"> </w:t>
+      </w:r>
+      <w:r>
+        <w:t>준비</w:t>
       </w:r>
       <w:r>
         <w:t>.</w:t>
@@ -37343,10 +37729,10 @@
         <w:t>Authoring mode.</w:t>
       </w:r>
       <w:r>
-        <w:t xml:space="preserve"> Learners label their own compositions with </w:t>
-      </w:r>
-      <w:r>
-        <w:t>formal regions, producing reusable analysis artefacts.</w:t>
+        <w:t xml:space="preserve"> </w:t>
+      </w:r>
+      <w:r>
+        <w:t>Learners label their own compositions with formal regions, producing reusable analysis artefacts.</w:t>
       </w:r>
     </w:p>
     <w:p>
@@ -41087,7 +41473,10 @@
         </w:numPr>
       </w:pPr>
       <w:r>
-        <w:t xml:space="preserve">Ballester, C., Bacot, B., Bigo, L., Borsan, V. N., Couturier, L., Déguernel, K., et al. (2025). Interacting with annotated and synchronized music corpora on the Dezrann web platform. </w:t>
+        <w:t xml:space="preserve">Ballester, C., Bacot, B., Bigo, L., Borsan, V. N., Couturier, L., Déguernel, K., et al. (2025). Interacting with annotated and </w:t>
+      </w:r>
+      <w:r>
+        <w:t xml:space="preserve">synchronized music corpora on the Dezrann web platform. </w:t>
       </w:r>
       <w:r>
         <w:rPr>
@@ -41892,7 +42281,10 @@
         <w:t>Figure A.2.</w:t>
       </w:r>
       <w:r>
-        <w:t xml:space="preserve"> Active-listening control panel and demo-mode fallback. The yellow </w:t>
+        <w:t xml:space="preserve"> </w:t>
+      </w:r>
+      <w:r>
+        <w:t xml:space="preserve">Active-listening control panel and demo-mode fallback. The yellow </w:t>
       </w:r>
       <w:r>
         <w:rPr>
@@ -42485,7 +42877,7 @@
   <w:abstractNum w:abstractNumId="0" w15:restartNumberingAfterBreak="0">
     <w:nsid w:val="99432019"/>
     <w:multiLevelType w:val="multilevel"/>
-    <w:tmpl w:val="8606FCBE"/>
+    <w:tmpl w:val="8564B142"/>
     <w:lvl w:ilvl="0">
       <w:start w:val="2019"/>
       <w:numFmt w:val="decimal"/>
@@ -42571,7 +42963,7 @@
   <w:abstractNum w:abstractNumId="1" w15:restartNumberingAfterBreak="0">
     <w:nsid w:val="0000A991"/>
     <w:multiLevelType w:val="multilevel"/>
-    <w:tmpl w:val="C9C2BB74"/>
+    <w:tmpl w:val="F7F0510C"/>
     <w:lvl w:ilvl="0">
       <w:numFmt w:val="bullet"/>
       <w:lvlText w:val=""/>
@@ -42675,7 +43067,7 @@
   <w:abstractNum w:abstractNumId="2" w15:restartNumberingAfterBreak="0">
     <w:nsid w:val="00A99411"/>
     <w:multiLevelType w:val="multilevel"/>
-    <w:tmpl w:val="095EB306"/>
+    <w:tmpl w:val="458EBC40"/>
     <w:lvl w:ilvl="0">
       <w:start w:val="1"/>
       <w:numFmt w:val="decimal"/>
@@ -42761,7 +43153,7 @@
   <w:abstractNum w:abstractNumId="3" w15:restartNumberingAfterBreak="0">
     <w:nsid w:val="00A99412"/>
     <w:multiLevelType w:val="multilevel"/>
-    <w:tmpl w:val="038690BA"/>
+    <w:tmpl w:val="E5546B24"/>
     <w:lvl w:ilvl="0">
       <w:start w:val="2"/>
       <w:numFmt w:val="decimal"/>
@@ -42847,7 +43239,7 @@
   <w:abstractNum w:abstractNumId="4" w15:restartNumberingAfterBreak="0">
     <w:nsid w:val="00A99413"/>
     <w:multiLevelType w:val="multilevel"/>
-    <w:tmpl w:val="CCAA3CFA"/>
+    <w:tmpl w:val="62BE9986"/>
     <w:lvl w:ilvl="0">
       <w:start w:val="3"/>
       <w:numFmt w:val="decimal"/>
@@ -42933,7 +43325,7 @@
   <w:abstractNum w:abstractNumId="5" w15:restartNumberingAfterBreak="0">
     <w:nsid w:val="00A99414"/>
     <w:multiLevelType w:val="multilevel"/>
-    <w:tmpl w:val="AA6C6C1E"/>
+    <w:tmpl w:val="C0D2D956"/>
     <w:lvl w:ilvl="0">
       <w:start w:val="4"/>
       <w:numFmt w:val="decimal"/>
@@ -43016,19 +43408,19 @@
       </w:pPr>
     </w:lvl>
   </w:abstractNum>
-  <w:num w:numId="1" w16cid:durableId="464742677">
+  <w:num w:numId="1" w16cid:durableId="1821143966">
     <w:abstractNumId w:val="1"/>
   </w:num>
-  <w:num w:numId="2" w16cid:durableId="485821510">
+  <w:num w:numId="2" w16cid:durableId="386337710">
     <w:abstractNumId w:val="1"/>
   </w:num>
-  <w:num w:numId="3" w16cid:durableId="618031975">
+  <w:num w:numId="3" w16cid:durableId="1023093888">
     <w:abstractNumId w:val="1"/>
   </w:num>
-  <w:num w:numId="4" w16cid:durableId="266155029">
+  <w:num w:numId="4" w16cid:durableId="446853983">
     <w:abstractNumId w:val="1"/>
   </w:num>
-  <w:num w:numId="5" w16cid:durableId="635188057">
+  <w:num w:numId="5" w16cid:durableId="1493716870">
     <w:abstractNumId w:val="2"/>
     <w:lvlOverride w:ilvl="0">
       <w:startOverride w:val="1"/>
@@ -43058,7 +43450,7 @@
       <w:startOverride w:val="1"/>
     </w:lvlOverride>
   </w:num>
-  <w:num w:numId="6" w16cid:durableId="894588387">
+  <w:num w:numId="6" w16cid:durableId="226965587">
     <w:abstractNumId w:val="2"/>
     <w:lvlOverride w:ilvl="0">
       <w:startOverride w:val="1"/>
@@ -43088,7 +43480,7 @@
       <w:startOverride w:val="1"/>
     </w:lvlOverride>
   </w:num>
-  <w:num w:numId="7" w16cid:durableId="925115426">
+  <w:num w:numId="7" w16cid:durableId="1195193017">
     <w:abstractNumId w:val="3"/>
     <w:lvlOverride w:ilvl="0">
       <w:startOverride w:val="2"/>
@@ -43118,7 +43510,7 @@
       <w:startOverride w:val="2"/>
     </w:lvlOverride>
   </w:num>
-  <w:num w:numId="8" w16cid:durableId="1025860243">
+  <w:num w:numId="8" w16cid:durableId="66732867">
     <w:abstractNumId w:val="3"/>
     <w:lvlOverride w:ilvl="0">
       <w:startOverride w:val="2"/>
@@ -43148,7 +43540,7 @@
       <w:startOverride w:val="2"/>
     </w:lvlOverride>
   </w:num>
-  <w:num w:numId="9" w16cid:durableId="1099836086">
+  <w:num w:numId="9" w16cid:durableId="145172021">
     <w:abstractNumId w:val="0"/>
     <w:lvlOverride w:ilvl="0">
       <w:startOverride w:val="2019"/>
@@ -43178,7 +43570,7 @@
       <w:startOverride w:val="2019"/>
     </w:lvlOverride>
   </w:num>
-  <w:num w:numId="10" w16cid:durableId="498542077">
+  <w:num w:numId="10" w16cid:durableId="1512600968">
     <w:abstractNumId w:val="4"/>
     <w:lvlOverride w:ilvl="0">
       <w:startOverride w:val="3"/>
@@ -43208,7 +43600,7 @@
       <w:startOverride w:val="3"/>
     </w:lvlOverride>
   </w:num>
-  <w:num w:numId="11" w16cid:durableId="231740841">
+  <w:num w:numId="11" w16cid:durableId="617490951">
     <w:abstractNumId w:val="4"/>
     <w:lvlOverride w:ilvl="0">
       <w:startOverride w:val="3"/>
@@ -43238,7 +43630,7 @@
       <w:startOverride w:val="3"/>
     </w:lvlOverride>
   </w:num>
-  <w:num w:numId="12" w16cid:durableId="487937584">
+  <w:num w:numId="12" w16cid:durableId="608393327">
     <w:abstractNumId w:val="5"/>
     <w:lvlOverride w:ilvl="0">
       <w:startOverride w:val="4"/>
@@ -43268,7 +43660,7 @@
       <w:startOverride w:val="4"/>
     </w:lvlOverride>
   </w:num>
-  <w:num w:numId="13" w16cid:durableId="601647879">
+  <w:num w:numId="13" w16cid:durableId="262222744">
     <w:abstractNumId w:val="5"/>
     <w:lvlOverride w:ilvl="0">
       <w:startOverride w:val="4"/>
@@ -43298,7 +43690,7 @@
       <w:startOverride w:val="4"/>
     </w:lvlOverride>
   </w:num>
-  <w:num w:numId="14" w16cid:durableId="463500238">
+  <w:num w:numId="14" w16cid:durableId="1019545142">
     <w:abstractNumId w:val="2"/>
     <w:lvlOverride w:ilvl="0">
       <w:startOverride w:val="1"/>
@@ -43328,7 +43720,7 @@
       <w:startOverride w:val="1"/>
     </w:lvlOverride>
   </w:num>
-  <w:num w:numId="15" w16cid:durableId="440035535">
+  <w:num w:numId="15" w16cid:durableId="867764343">
     <w:abstractNumId w:val="2"/>
     <w:lvlOverride w:ilvl="0">
       <w:startOverride w:val="1"/>
@@ -43358,7 +43750,7 @@
       <w:startOverride w:val="1"/>
     </w:lvlOverride>
   </w:num>
-  <w:num w:numId="16" w16cid:durableId="189615369">
+  <w:num w:numId="16" w16cid:durableId="1411151363">
     <w:abstractNumId w:val="3"/>
     <w:lvlOverride w:ilvl="0">
       <w:startOverride w:val="2"/>
@@ -43388,7 +43780,7 @@
       <w:startOverride w:val="2"/>
     </w:lvlOverride>
   </w:num>
-  <w:num w:numId="17" w16cid:durableId="532958557">
+  <w:num w:numId="17" w16cid:durableId="1834906153">
     <w:abstractNumId w:val="3"/>
     <w:lvlOverride w:ilvl="0">
       <w:startOverride w:val="2"/>
@@ -43418,7 +43810,7 @@
       <w:startOverride w:val="2"/>
     </w:lvlOverride>
   </w:num>
-  <w:num w:numId="18" w16cid:durableId="1351108185">
+  <w:num w:numId="18" w16cid:durableId="1387990746">
     <w:abstractNumId w:val="4"/>
     <w:lvlOverride w:ilvl="0">
       <w:startOverride w:val="3"/>
@@ -43448,7 +43840,7 @@
       <w:startOverride w:val="3"/>
     </w:lvlOverride>
   </w:num>
-  <w:num w:numId="19" w16cid:durableId="761411310">
+  <w:num w:numId="19" w16cid:durableId="374163325">
     <w:abstractNumId w:val="4"/>
     <w:lvlOverride w:ilvl="0">
       <w:startOverride w:val="3"/>
@@ -43478,7 +43870,7 @@
       <w:startOverride w:val="3"/>
     </w:lvlOverride>
   </w:num>
-  <w:num w:numId="20" w16cid:durableId="776174405">
+  <w:num w:numId="20" w16cid:durableId="588537415">
     <w:abstractNumId w:val="2"/>
     <w:lvlOverride w:ilvl="0">
       <w:startOverride w:val="1"/>
@@ -43508,7 +43900,7 @@
       <w:startOverride w:val="1"/>
     </w:lvlOverride>
   </w:num>
-  <w:num w:numId="21" w16cid:durableId="124204826">
+  <w:num w:numId="21" w16cid:durableId="27224355">
     <w:abstractNumId w:val="2"/>
     <w:lvlOverride w:ilvl="0">
       <w:startOverride w:val="1"/>
@@ -43538,7 +43930,7 @@
       <w:startOverride w:val="1"/>
     </w:lvlOverride>
   </w:num>
-  <w:num w:numId="22" w16cid:durableId="1588342875">
+  <w:num w:numId="22" w16cid:durableId="1948076001">
     <w:abstractNumId w:val="3"/>
     <w:lvlOverride w:ilvl="0">
       <w:startOverride w:val="2"/>
@@ -43568,7 +43960,7 @@
       <w:startOverride w:val="2"/>
     </w:lvlOverride>
   </w:num>
-  <w:num w:numId="23" w16cid:durableId="1848328469">
+  <w:num w:numId="23" w16cid:durableId="995761018">
     <w:abstractNumId w:val="3"/>
     <w:lvlOverride w:ilvl="0">
       <w:startOverride w:val="2"/>
@@ -43598,7 +43990,7 @@
       <w:startOverride w:val="2"/>
     </w:lvlOverride>
   </w:num>
-  <w:num w:numId="24" w16cid:durableId="1877505650">
+  <w:num w:numId="24" w16cid:durableId="704868677">
     <w:abstractNumId w:val="4"/>
     <w:lvlOverride w:ilvl="0">
       <w:startOverride w:val="3"/>
@@ -43628,7 +44020,7 @@
       <w:startOverride w:val="3"/>
     </w:lvlOverride>
   </w:num>
-  <w:num w:numId="25" w16cid:durableId="1831630195">
+  <w:num w:numId="25" w16cid:durableId="1495411316">
     <w:abstractNumId w:val="4"/>
     <w:lvlOverride w:ilvl="0">
       <w:startOverride w:val="3"/>
@@ -43658,7 +44050,7 @@
       <w:startOverride w:val="3"/>
     </w:lvlOverride>
   </w:num>
-  <w:num w:numId="26" w16cid:durableId="376976316">
+  <w:num w:numId="26" w16cid:durableId="531575149">
     <w:abstractNumId w:val="2"/>
     <w:lvlOverride w:ilvl="0">
       <w:startOverride w:val="1"/>
@@ -43688,7 +44080,7 @@
       <w:startOverride w:val="1"/>
     </w:lvlOverride>
   </w:num>
-  <w:num w:numId="27" w16cid:durableId="1550920643">
+  <w:num w:numId="27" w16cid:durableId="1388721263">
     <w:abstractNumId w:val="2"/>
     <w:lvlOverride w:ilvl="0">
       <w:startOverride w:val="1"/>
@@ -43718,7 +44110,7 @@
       <w:startOverride w:val="1"/>
     </w:lvlOverride>
   </w:num>
-  <w:num w:numId="28" w16cid:durableId="1247767030">
+  <w:num w:numId="28" w16cid:durableId="662663768">
     <w:abstractNumId w:val="3"/>
     <w:lvlOverride w:ilvl="0">
       <w:startOverride w:val="2"/>
@@ -43748,7 +44140,7 @@
       <w:startOverride w:val="2"/>
     </w:lvlOverride>
   </w:num>
-  <w:num w:numId="29" w16cid:durableId="2011828473">
+  <w:num w:numId="29" w16cid:durableId="1459369703">
     <w:abstractNumId w:val="3"/>
     <w:lvlOverride w:ilvl="0">
       <w:startOverride w:val="2"/>
@@ -43778,7 +44170,7 @@
       <w:startOverride w:val="2"/>
     </w:lvlOverride>
   </w:num>
-  <w:num w:numId="30" w16cid:durableId="1977299728">
+  <w:num w:numId="30" w16cid:durableId="1315262750">
     <w:abstractNumId w:val="4"/>
     <w:lvlOverride w:ilvl="0">
       <w:startOverride w:val="3"/>
@@ -43808,7 +44200,7 @@
       <w:startOverride w:val="3"/>
     </w:lvlOverride>
   </w:num>
-  <w:num w:numId="31" w16cid:durableId="2142067141">
+  <w:num w:numId="31" w16cid:durableId="1723098067">
     <w:abstractNumId w:val="4"/>
     <w:lvlOverride w:ilvl="0">
       <w:startOverride w:val="3"/>
@@ -43838,7 +44230,7 @@
       <w:startOverride w:val="3"/>
     </w:lvlOverride>
   </w:num>
-  <w:num w:numId="32" w16cid:durableId="1903367152">
+  <w:num w:numId="32" w16cid:durableId="395322325">
     <w:abstractNumId w:val="2"/>
     <w:lvlOverride w:ilvl="0">
       <w:startOverride w:val="1"/>
@@ -43868,7 +44260,7 @@
       <w:startOverride w:val="1"/>
     </w:lvlOverride>
   </w:num>
-  <w:num w:numId="33" w16cid:durableId="1860389424">
+  <w:num w:numId="33" w16cid:durableId="1622150782">
     <w:abstractNumId w:val="2"/>
     <w:lvlOverride w:ilvl="0">
       <w:startOverride w:val="1"/>
@@ -43898,7 +44290,7 @@
       <w:startOverride w:val="1"/>
     </w:lvlOverride>
   </w:num>
-  <w:num w:numId="34" w16cid:durableId="1100760276">
+  <w:num w:numId="34" w16cid:durableId="1075014478">
     <w:abstractNumId w:val="3"/>
     <w:lvlOverride w:ilvl="0">
       <w:startOverride w:val="2"/>
@@ -43928,7 +44320,7 @@
       <w:startOverride w:val="2"/>
     </w:lvlOverride>
   </w:num>
-  <w:num w:numId="35" w16cid:durableId="1386563514">
+  <w:num w:numId="35" w16cid:durableId="1353144462">
     <w:abstractNumId w:val="3"/>
     <w:lvlOverride w:ilvl="0">
       <w:startOverride w:val="2"/>
@@ -43958,7 +44350,7 @@
       <w:startOverride w:val="2"/>
     </w:lvlOverride>
   </w:num>
-  <w:num w:numId="36" w16cid:durableId="1586647399">
+  <w:num w:numId="36" w16cid:durableId="147791731">
     <w:abstractNumId w:val="4"/>
     <w:lvlOverride w:ilvl="0">
       <w:startOverride w:val="3"/>
@@ -43988,7 +44380,7 @@
       <w:startOverride w:val="3"/>
     </w:lvlOverride>
   </w:num>
-  <w:num w:numId="37" w16cid:durableId="2124497258">
+  <w:num w:numId="37" w16cid:durableId="1388845857">
     <w:abstractNumId w:val="4"/>
     <w:lvlOverride w:ilvl="0">
       <w:startOverride w:val="3"/>
@@ -44018,13 +44410,13 @@
       <w:startOverride w:val="3"/>
     </w:lvlOverride>
   </w:num>
-  <w:num w:numId="38" w16cid:durableId="1474062221">
+  <w:num w:numId="38" w16cid:durableId="1547529486">
     <w:abstractNumId w:val="1"/>
   </w:num>
-  <w:num w:numId="39" w16cid:durableId="283924751">
+  <w:num w:numId="39" w16cid:durableId="2033218579">
     <w:abstractNumId w:val="1"/>
   </w:num>
-  <w:num w:numId="40" w16cid:durableId="42485132">
+  <w:num w:numId="40" w16cid:durableId="502093460">
     <w:abstractNumId w:val="2"/>
     <w:lvlOverride w:ilvl="0">
       <w:startOverride w:val="1"/>
@@ -44054,7 +44446,7 @@
       <w:startOverride w:val="1"/>
     </w:lvlOverride>
   </w:num>
-  <w:num w:numId="41" w16cid:durableId="349722565">
+  <w:num w:numId="41" w16cid:durableId="1371298865">
     <w:abstractNumId w:val="2"/>
     <w:lvlOverride w:ilvl="0">
       <w:startOverride w:val="1"/>
@@ -44084,7 +44476,7 @@
       <w:startOverride w:val="1"/>
     </w:lvlOverride>
   </w:num>
-  <w:num w:numId="42" w16cid:durableId="873273825">
+  <w:num w:numId="42" w16cid:durableId="1663854243">
     <w:abstractNumId w:val="3"/>
     <w:lvlOverride w:ilvl="0">
       <w:startOverride w:val="2"/>
@@ -44114,7 +44506,7 @@
       <w:startOverride w:val="2"/>
     </w:lvlOverride>
   </w:num>
-  <w:num w:numId="43" w16cid:durableId="94835716">
+  <w:num w:numId="43" w16cid:durableId="460266226">
     <w:abstractNumId w:val="3"/>
     <w:lvlOverride w:ilvl="0">
       <w:startOverride w:val="2"/>
@@ -44144,13 +44536,13 @@
       <w:startOverride w:val="2"/>
     </w:lvlOverride>
   </w:num>
-  <w:num w:numId="44" w16cid:durableId="466166113">
+  <w:num w:numId="44" w16cid:durableId="2027559544">
     <w:abstractNumId w:val="1"/>
   </w:num>
-  <w:num w:numId="45" w16cid:durableId="159470263">
+  <w:num w:numId="45" w16cid:durableId="238558719">
     <w:abstractNumId w:val="1"/>
   </w:num>
-  <w:num w:numId="46" w16cid:durableId="1978993575">
+  <w:num w:numId="46" w16cid:durableId="441190448">
     <w:abstractNumId w:val="2"/>
     <w:lvlOverride w:ilvl="0">
       <w:startOverride w:val="1"/>
@@ -44180,7 +44572,7 @@
       <w:startOverride w:val="1"/>
     </w:lvlOverride>
   </w:num>
-  <w:num w:numId="47" w16cid:durableId="1923640582">
+  <w:num w:numId="47" w16cid:durableId="867183959">
     <w:abstractNumId w:val="2"/>
     <w:lvlOverride w:ilvl="0">
       <w:startOverride w:val="1"/>
@@ -44210,13 +44602,13 @@
       <w:startOverride w:val="1"/>
     </w:lvlOverride>
   </w:num>
-  <w:num w:numId="48" w16cid:durableId="1089079149">
+  <w:num w:numId="48" w16cid:durableId="1113280306">
     <w:abstractNumId w:val="1"/>
   </w:num>
-  <w:num w:numId="49" w16cid:durableId="1922130973">
+  <w:num w:numId="49" w16cid:durableId="1551069482">
     <w:abstractNumId w:val="1"/>
   </w:num>
-  <w:num w:numId="50" w16cid:durableId="2112316830">
+  <w:num w:numId="50" w16cid:durableId="1703093630">
     <w:abstractNumId w:val="2"/>
     <w:lvlOverride w:ilvl="0">
       <w:startOverride w:val="1"/>
@@ -44246,7 +44638,7 @@
       <w:startOverride w:val="1"/>
     </w:lvlOverride>
   </w:num>
-  <w:num w:numId="51" w16cid:durableId="1567954748">
+  <w:num w:numId="51" w16cid:durableId="1212500956">
     <w:abstractNumId w:val="2"/>
     <w:lvlOverride w:ilvl="0">
       <w:startOverride w:val="1"/>
@@ -44276,25 +44668,25 @@
       <w:startOverride w:val="1"/>
     </w:lvlOverride>
   </w:num>
-  <w:num w:numId="52" w16cid:durableId="1585727601">
+  <w:num w:numId="52" w16cid:durableId="189343218">
     <w:abstractNumId w:val="1"/>
   </w:num>
-  <w:num w:numId="53" w16cid:durableId="828791766">
+  <w:num w:numId="53" w16cid:durableId="386610215">
     <w:abstractNumId w:val="1"/>
   </w:num>
-  <w:num w:numId="54" w16cid:durableId="2049522841">
+  <w:num w:numId="54" w16cid:durableId="396392598">
     <w:abstractNumId w:val="1"/>
   </w:num>
-  <w:num w:numId="55" w16cid:durableId="1518616747">
+  <w:num w:numId="55" w16cid:durableId="665670988">
     <w:abstractNumId w:val="1"/>
   </w:num>
-  <w:num w:numId="56" w16cid:durableId="779253196">
+  <w:num w:numId="56" w16cid:durableId="379669354">
     <w:abstractNumId w:val="1"/>
   </w:num>
-  <w:num w:numId="57" w16cid:durableId="1348755516">
+  <w:num w:numId="57" w16cid:durableId="353116554">
     <w:abstractNumId w:val="1"/>
   </w:num>
-  <w:num w:numId="58" w16cid:durableId="432867201">
+  <w:num w:numId="58" w16cid:durableId="1112165294">
     <w:abstractNumId w:val="1"/>
   </w:num>
   <w:numIdMacAtCleanup w:val="58"/>
@@ -45532,7 +45924,7 @@
     <w:name w:val="header"/>
     <w:basedOn w:val="a"/>
     <w:link w:val="Char2"/>
-    <w:rsid w:val="009864CC"/>
+    <w:rsid w:val="00A54488"/>
     <w:pPr>
       <w:tabs>
         <w:tab w:val="center" w:pos="4513"/>
@@ -45545,13 +45937,13 @@
     <w:name w:val="머리글 Char"/>
     <w:basedOn w:val="a1"/>
     <w:link w:val="ad"/>
-    <w:rsid w:val="009864CC"/>
+    <w:rsid w:val="00A54488"/>
   </w:style>
   <w:style w:type="paragraph" w:styleId="ae">
     <w:name w:val="footer"/>
     <w:basedOn w:val="a"/>
     <w:link w:val="Char3"/>
-    <w:rsid w:val="009864CC"/>
+    <w:rsid w:val="00A54488"/>
     <w:pPr>
       <w:tabs>
         <w:tab w:val="center" w:pos="4513"/>
@@ -45564,7 +45956,7 @@
     <w:name w:val="바닥글 Char"/>
     <w:basedOn w:val="a1"/>
     <w:link w:val="ae"/>
-    <w:rsid w:val="009864CC"/>
+    <w:rsid w:val="00A54488"/>
   </w:style>
 </w:styles>
 </file>

--- a/ko/paper/paper_bilingual.docx
+++ b/ko/paper/paper_bilingual.docx
@@ -27633,7 +27633,6 @@
           <w:b/>
           <w:bCs/>
         </w:rPr>
-        <w:lastRenderedPageBreak/>
         <w:t>반복</w:t>
       </w:r>
       <w:r>
@@ -41498,17 +41497,17 @@
         </w:numPr>
       </w:pPr>
       <w:r>
-        <w:t xml:space="preserve">Brooke, J. (1996). SUS: A “quick and dirty” usability scale. In P. W. Jordan, B. Thomas, B. A. Weerdmeester, &amp; I. L. McClelland (Eds.), </w:t>
-      </w:r>
-      <w:r>
-        <w:rPr>
-          <w:i/>
-          <w:iCs/>
-        </w:rPr>
-        <w:t>Usability Evaluation in Industry</w:t>
-      </w:r>
-      <w:r>
-        <w:t xml:space="preserve"> (pp. 189–194). Taylor &amp; Francis.</w:t>
+        <w:t xml:space="preserve">Braun, V., &amp; Clarke, V. (2006). Using thematic analysis in psychology. </w:t>
+      </w:r>
+      <w:r>
+        <w:rPr>
+          <w:i/>
+          <w:iCs/>
+        </w:rPr>
+        <w:t>Qualitative Research in Psychology, 3</w:t>
+      </w:r>
+      <w:r>
+        <w:t>(2), 77–101. https://doi.org/10.1191/1478088706qp063oa</w:t>
       </w:r>
     </w:p>
     <w:p>
@@ -41520,17 +41519,17 @@
         </w:numPr>
       </w:pPr>
       <w:r>
-        <w:t xml:space="preserve">Cannam, C., Landone, C., &amp; Sandler, M. (2010). Sonic Visualiser: An open source application for viewing, analysing, and annotating music audio files. In </w:t>
-      </w:r>
-      <w:r>
-        <w:rPr>
-          <w:i/>
-          <w:iCs/>
-        </w:rPr>
-        <w:t>Proceedings of the ACM Multimedia 2010 International Conference</w:t>
-      </w:r>
-      <w:r>
-        <w:t xml:space="preserve"> (pp. 1467–1468).</w:t>
+        <w:t xml:space="preserve">Brooke, J. (1996). SUS: A “quick and dirty” usability scale. In P. W. Jordan, B. Thomas, B. A. Weerdmeester, &amp; I. L. McClelland (Eds.), </w:t>
+      </w:r>
+      <w:r>
+        <w:rPr>
+          <w:i/>
+          <w:iCs/>
+        </w:rPr>
+        <w:t>Usability Evaluation in Industry</w:t>
+      </w:r>
+      <w:r>
+        <w:t xml:space="preserve"> (pp. 189–194). Taylor &amp; Francis.</w:t>
       </w:r>
     </w:p>
     <w:p>
@@ -41542,17 +41541,17 @@
         </w:numPr>
       </w:pPr>
       <w:r>
-        <w:t xml:space="preserve">Caplin, W. E. (1998). </w:t>
-      </w:r>
-      <w:r>
-        <w:rPr>
-          <w:i/>
-          <w:iCs/>
-        </w:rPr>
-        <w:t>Classical form: A theory of formal functions for the instrumental music of Haydn, Mozart, and Beethoven.</w:t>
-      </w:r>
-      <w:r>
-        <w:t xml:space="preserve"> Oxford University Press.</w:t>
+        <w:t xml:space="preserve">Cannam, C., Landone, C., &amp; Sandler, M. (2010). Sonic Visualiser: An open source application for viewing, analysing, and annotating music audio files. In </w:t>
+      </w:r>
+      <w:r>
+        <w:rPr>
+          <w:i/>
+          <w:iCs/>
+        </w:rPr>
+        <w:t>Proceedings of the ACM Multimedia 2010 International Conference</w:t>
+      </w:r>
+      <w:r>
+        <w:t xml:space="preserve"> (pp. 1467–1468).</w:t>
       </w:r>
     </w:p>
     <w:p>
@@ -41564,17 +41563,17 @@
         </w:numPr>
       </w:pPr>
       <w:r>
-        <w:t xml:space="preserve">Caplin, W. E. (2009). What are formal functions? In P. Bergé (Ed.), </w:t>
-      </w:r>
-      <w:r>
-        <w:rPr>
-          <w:i/>
-          <w:iCs/>
-        </w:rPr>
-        <w:t>Musical form, forms, &amp; formenlehre</w:t>
-      </w:r>
-      <w:r>
-        <w:t xml:space="preserve"> (pp. 21–40). Leuven University Press.</w:t>
+        <w:t xml:space="preserve">Caplin, W. E. (1998). </w:t>
+      </w:r>
+      <w:r>
+        <w:rPr>
+          <w:i/>
+          <w:iCs/>
+        </w:rPr>
+        <w:t>Classical form: A theory of formal functions for the instrumental music of Haydn, Mozart, and Beethoven.</w:t>
+      </w:r>
+      <w:r>
+        <w:t xml:space="preserve"> Oxford University Press.</w:t>
       </w:r>
     </w:p>
     <w:p>
@@ -41586,17 +41585,17 @@
         </w:numPr>
       </w:pPr>
       <w:r>
-        <w:t xml:space="preserve">Cook, N. (1990). </w:t>
-      </w:r>
-      <w:r>
-        <w:rPr>
-          <w:i/>
-          <w:iCs/>
-        </w:rPr>
-        <w:t>Music, imagination, and culture.</w:t>
-      </w:r>
-      <w:r>
-        <w:t xml:space="preserve"> Oxford University Press.</w:t>
+        <w:t xml:space="preserve">Caplin, W. E. (2009). What are formal functions? In P. Bergé (Ed.), </w:t>
+      </w:r>
+      <w:r>
+        <w:rPr>
+          <w:i/>
+          <w:iCs/>
+        </w:rPr>
+        <w:t>Musical form, forms, &amp; formenlehre</w:t>
+      </w:r>
+      <w:r>
+        <w:t xml:space="preserve"> (pp. 21–40). Leuven University Press.</w:t>
       </w:r>
     </w:p>
     <w:p>
@@ -41608,17 +41607,17 @@
         </w:numPr>
       </w:pPr>
       <w:r>
-        <w:t xml:space="preserve">Couprie, P. (2008). iAnalyse: un logiciel d’aide à l’analyse musicale. In </w:t>
-      </w:r>
-      <w:r>
-        <w:rPr>
-          <w:i/>
-          <w:iCs/>
-        </w:rPr>
-        <w:t>Journées d’Informatique Musicale (JIM)</w:t>
-      </w:r>
-      <w:r>
-        <w:t xml:space="preserve"> (pp. 115–121). Albi, France. HAL: hal-00823867.</w:t>
+        <w:t xml:space="preserve">Cook, N. (1990). </w:t>
+      </w:r>
+      <w:r>
+        <w:rPr>
+          <w:i/>
+          <w:iCs/>
+        </w:rPr>
+        <w:t>Music, imagination, and culture.</w:t>
+      </w:r>
+      <w:r>
+        <w:t xml:space="preserve"> Oxford University Press.</w:t>
       </w:r>
     </w:p>
     <w:p>
@@ -41630,17 +41629,17 @@
         </w:numPr>
       </w:pPr>
       <w:r>
-        <w:t xml:space="preserve">Goto, M. (2006). AIST annotation for the RWC music database. In </w:t>
-      </w:r>
-      <w:r>
-        <w:rPr>
-          <w:i/>
-          <w:iCs/>
-        </w:rPr>
-        <w:t>Proceedings of ISMIR 2006</w:t>
-      </w:r>
-      <w:r>
-        <w:t>.</w:t>
+        <w:t xml:space="preserve">Couprie, P. (2008). iAnalyse: un logiciel d’aide à l’analyse musicale. In </w:t>
+      </w:r>
+      <w:r>
+        <w:rPr>
+          <w:i/>
+          <w:iCs/>
+        </w:rPr>
+        <w:t>Journées d’Informatique Musicale (JIM)</w:t>
+      </w:r>
+      <w:r>
+        <w:t xml:space="preserve"> (pp. 115–121). Albi, France. HAL: hal-00823867.</w:t>
       </w:r>
     </w:p>
     <w:p>
@@ -41652,17 +41651,17 @@
         </w:numPr>
       </w:pPr>
       <w:r>
-        <w:t xml:space="preserve">Hargreaves, D. J. (1986). </w:t>
-      </w:r>
-      <w:r>
-        <w:rPr>
-          <w:i/>
-          <w:iCs/>
-        </w:rPr>
-        <w:t>The developmental psychology of music.</w:t>
-      </w:r>
-      <w:r>
-        <w:t xml:space="preserve"> Cambridge University Press.</w:t>
+        <w:t xml:space="preserve">Goto, M. (2006). AIST annotation for the RWC music database. In </w:t>
+      </w:r>
+      <w:r>
+        <w:rPr>
+          <w:i/>
+          <w:iCs/>
+        </w:rPr>
+        <w:t>Proceedings of ISMIR 2006</w:t>
+      </w:r>
+      <w:r>
+        <w:t>.</w:t>
       </w:r>
     </w:p>
     <w:p>
@@ -41674,17 +41673,17 @@
         </w:numPr>
       </w:pPr>
       <w:r>
-        <w:t xml:space="preserve">Hepokoski, J., &amp; Darcy, W. (2006). </w:t>
-      </w:r>
-      <w:r>
-        <w:rPr>
-          <w:i/>
-          <w:iCs/>
-        </w:rPr>
-        <w:t>Elements of sonata theory: Norms, types, and deformations in the late-eighteenth-century sonata.</w:t>
-      </w:r>
-      <w:r>
-        <w:t xml:space="preserve"> Oxford University Press.</w:t>
+        <w:t xml:space="preserve">Hargreaves, D. J. (1986). </w:t>
+      </w:r>
+      <w:r>
+        <w:rPr>
+          <w:i/>
+          <w:iCs/>
+        </w:rPr>
+        <w:t>The developmental psychology of music.</w:t>
+      </w:r>
+      <w:r>
+        <w:t xml:space="preserve"> Cambridge University Press.</w:t>
       </w:r>
     </w:p>
     <w:p>
@@ -41696,17 +41695,17 @@
         </w:numPr>
       </w:pPr>
       <w:r>
-        <w:t xml:space="preserve">Kuo, Y.-T., &amp; Chuang, M.-C. (2013). A proposal of a color music notation system on a single melody for music beginners. </w:t>
-      </w:r>
-      <w:r>
-        <w:rPr>
-          <w:i/>
-          <w:iCs/>
-        </w:rPr>
-        <w:t>International Journal of Music Education, 31</w:t>
-      </w:r>
-      <w:r>
-        <w:t>(4), 394–412. https://doi.org/10.1177/0255761413489082</w:t>
+        <w:t xml:space="preserve">Hepokoski, J., &amp; Darcy, W. (2006). </w:t>
+      </w:r>
+      <w:r>
+        <w:rPr>
+          <w:i/>
+          <w:iCs/>
+        </w:rPr>
+        <w:t>Elements of sonata theory: Norms, types, and deformations in the late-eighteenth-century sonata.</w:t>
+      </w:r>
+      <w:r>
+        <w:t xml:space="preserve"> Oxford University Press.</w:t>
       </w:r>
     </w:p>
     <w:p>
@@ -41718,17 +41717,17 @@
         </w:numPr>
       </w:pPr>
       <w:r>
-        <w:t xml:space="preserve">LaRue, J. (1970). </w:t>
-      </w:r>
-      <w:r>
-        <w:rPr>
-          <w:i/>
-          <w:iCs/>
-        </w:rPr>
-        <w:t>Guidelines for style analysis.</w:t>
-      </w:r>
-      <w:r>
-        <w:t xml:space="preserve"> Norton.</w:t>
+        <w:t xml:space="preserve">Kuo, Y.-T., &amp; Chuang, M.-C. (2013). A proposal of a color music notation system on a single melody for music beginners. </w:t>
+      </w:r>
+      <w:r>
+        <w:rPr>
+          <w:i/>
+          <w:iCs/>
+        </w:rPr>
+        <w:t>International Journal of Music Education, 31</w:t>
+      </w:r>
+      <w:r>
+        <w:t>(4), 394–412. https://doi.org/10.1177/0255761413489082</w:t>
       </w:r>
     </w:p>
     <w:p>
@@ -41740,17 +41739,17 @@
         </w:numPr>
       </w:pPr>
       <w:r>
-        <w:t xml:space="preserve">Margulis, E. H. (2014). </w:t>
-      </w:r>
-      <w:r>
-        <w:rPr>
-          <w:i/>
-          <w:iCs/>
-        </w:rPr>
-        <w:t>On repeat: How music plays the mind.</w:t>
-      </w:r>
-      <w:r>
-        <w:t xml:space="preserve"> Oxford University Press.</w:t>
+        <w:t xml:space="preserve">LaRue, J. (1970). </w:t>
+      </w:r>
+      <w:r>
+        <w:rPr>
+          <w:i/>
+          <w:iCs/>
+        </w:rPr>
+        <w:t>Guidelines for style analysis.</w:t>
+      </w:r>
+      <w:r>
+        <w:t xml:space="preserve"> Norton.</w:t>
       </w:r>
     </w:p>
     <w:p>
@@ -41762,17 +41761,17 @@
         </w:numPr>
       </w:pPr>
       <w:r>
-        <w:t xml:space="preserve">Mayer, R. E. (2009). </w:t>
-      </w:r>
-      <w:r>
-        <w:rPr>
-          <w:i/>
-          <w:iCs/>
-        </w:rPr>
-        <w:t>Multimedia learning</w:t>
-      </w:r>
-      <w:r>
-        <w:t xml:space="preserve"> (2nd ed.). Cambridge University Press.</w:t>
+        <w:t xml:space="preserve">Margulis, E. H. (2014). </w:t>
+      </w:r>
+      <w:r>
+        <w:rPr>
+          <w:i/>
+          <w:iCs/>
+        </w:rPr>
+        <w:t>On repeat: How music plays the mind.</w:t>
+      </w:r>
+      <w:r>
+        <w:t xml:space="preserve"> Oxford University Press.</w:t>
       </w:r>
     </w:p>
     <w:p>
@@ -41784,17 +41783,17 @@
         </w:numPr>
       </w:pPr>
       <w:r>
-        <w:t xml:space="preserve">Mozart, W. A. (1986). </w:t>
-      </w:r>
-      <w:r>
-        <w:rPr>
-          <w:i/>
-          <w:iCs/>
-        </w:rPr>
-        <w:t>Neue Mozart-Ausgabe IX/25: Klaviersonaten Bd. 2.</w:t>
-      </w:r>
-      <w:r>
-        <w:t xml:space="preserve"> Bärenreiter.</w:t>
+        <w:t xml:space="preserve">Mayer, R. E. (2009). </w:t>
+      </w:r>
+      <w:r>
+        <w:rPr>
+          <w:i/>
+          <w:iCs/>
+        </w:rPr>
+        <w:t>Multimedia learning</w:t>
+      </w:r>
+      <w:r>
+        <w:t xml:space="preserve"> (2nd ed.). Cambridge University Press.</w:t>
       </w:r>
     </w:p>
     <w:p>
@@ -41806,17 +41805,17 @@
         </w:numPr>
       </w:pPr>
       <w:r>
-        <w:t xml:space="preserve">Müller, M. (2015). </w:t>
-      </w:r>
-      <w:r>
-        <w:rPr>
-          <w:i/>
-          <w:iCs/>
-        </w:rPr>
-        <w:t>Fundamentals of music processing: Audio, analysis, algorithms, applications.</w:t>
-      </w:r>
-      <w:r>
-        <w:t xml:space="preserve"> Springer. https://doi.org/10.1007/978-3-319-21945-5</w:t>
+        <w:t xml:space="preserve">Mozart, W. A. (1986). </w:t>
+      </w:r>
+      <w:r>
+        <w:rPr>
+          <w:i/>
+          <w:iCs/>
+        </w:rPr>
+        <w:t>Neue Mozart-Ausgabe IX/25: Klaviersonaten Bd. 2.</w:t>
+      </w:r>
+      <w:r>
+        <w:t xml:space="preserve"> Bärenreiter.</w:t>
       </w:r>
     </w:p>
     <w:p>
@@ -41828,17 +41827,17 @@
         </w:numPr>
       </w:pPr>
       <w:r>
-        <w:t xml:space="preserve">Nakamura, E., Yoshii, K., &amp; Katayose, H. (2017). Performance error detection and post-processing for fast and accurate symbolic music alignment. In </w:t>
-      </w:r>
-      <w:r>
-        <w:rPr>
-          <w:i/>
-          <w:iCs/>
-        </w:rPr>
-        <w:t>Proceedings of the 18th International Society for Music Information Retrieval Conference (ISMIR)</w:t>
-      </w:r>
-      <w:r>
-        <w:t xml:space="preserve"> (pp. 347–353).</w:t>
+        <w:t xml:space="preserve">Müller, M. (2015). </w:t>
+      </w:r>
+      <w:r>
+        <w:rPr>
+          <w:i/>
+          <w:iCs/>
+        </w:rPr>
+        <w:t>Fundamentals of music processing: Audio, analysis, algorithms, applications.</w:t>
+      </w:r>
+      <w:r>
+        <w:t xml:space="preserve"> Springer. https://doi.org/10.1007/978-3-319-21945-5</w:t>
       </w:r>
     </w:p>
     <w:p>
@@ -41850,17 +41849,17 @@
         </w:numPr>
       </w:pPr>
       <w:r>
-        <w:t xml:space="preserve">North, A. C., &amp; Hargreaves, D. J. (2008). </w:t>
-      </w:r>
-      <w:r>
-        <w:rPr>
-          <w:i/>
-          <w:iCs/>
-        </w:rPr>
-        <w:t>The social and applied psychology of music.</w:t>
-      </w:r>
-      <w:r>
-        <w:t xml:space="preserve"> Oxford University Press.</w:t>
+        <w:t xml:space="preserve">Nakamura, E., Yoshii, K., &amp; Katayose, H. (2017). Performance error detection and post-processing for fast and accurate symbolic music alignment. In </w:t>
+      </w:r>
+      <w:r>
+        <w:rPr>
+          <w:i/>
+          <w:iCs/>
+        </w:rPr>
+        <w:t>Proceedings of the 18th International Society for Music Information Retrieval Conference (ISMIR)</w:t>
+      </w:r>
+      <w:r>
+        <w:t xml:space="preserve"> (pp. 347–353).</w:t>
       </w:r>
     </w:p>
     <w:p>
@@ -41872,17 +41871,17 @@
         </w:numPr>
       </w:pPr>
       <w:r>
-        <w:t xml:space="preserve">Paivio, A. (1991). Dual coding theory: Retrospect and current status. </w:t>
-      </w:r>
-      <w:r>
-        <w:rPr>
-          <w:i/>
-          <w:iCs/>
-        </w:rPr>
-        <w:t>Canadian Journal of Psychology, 45</w:t>
-      </w:r>
-      <w:r>
-        <w:t>(3), 255–287.</w:t>
+        <w:t xml:space="preserve">North, A. C., &amp; Hargreaves, D. J. (2008). </w:t>
+      </w:r>
+      <w:r>
+        <w:rPr>
+          <w:i/>
+          <w:iCs/>
+        </w:rPr>
+        <w:t>The social and applied psychology of music.</w:t>
+      </w:r>
+      <w:r>
+        <w:t xml:space="preserve"> Oxford University Press.</w:t>
       </w:r>
     </w:p>
     <w:p>
@@ -41894,6 +41893,28 @@
         </w:numPr>
       </w:pPr>
       <w:r>
+        <w:t xml:space="preserve">Paivio, A. (1991). Dual coding theory: Retrospect and current status. </w:t>
+      </w:r>
+      <w:r>
+        <w:rPr>
+          <w:i/>
+          <w:iCs/>
+        </w:rPr>
+        <w:t>Canadian Journal of Psychology, 45</w:t>
+      </w:r>
+      <w:r>
+        <w:t>(3), 255–287.</w:t>
+      </w:r>
+    </w:p>
+    <w:p>
+      <w:pPr>
+        <w:pStyle w:val="Compact"/>
+        <w:numPr>
+          <w:ilvl w:val="0"/>
+          <w:numId w:val="52"/>
+        </w:numPr>
+      </w:pPr>
+      <w:r>
         <w:t xml:space="preserve">Sapp, C. S. (2017). Verovio Humdrum Viewer. In </w:t>
       </w:r>
       <w:r>
@@ -42051,7 +42072,10 @@
         <w:t>Figure A.1.</w:t>
       </w:r>
       <w:r>
-        <w:t xml:space="preserve"> System overview at startup, showing the title banner, the section-level timeline (top: pastel-blue exposition, pastel-amber development, pastel-green recapitulation), the now-playing analysis pane (theme zone, key, current measure), and the OSMD-rendered MusicXML score below.</w:t>
+        <w:t xml:space="preserve"> System overview at startup, showing the title </w:t>
+      </w:r>
+      <w:r>
+        <w:t>banner, the section-level timeline (top: pastel-blue exposition, pastel-amber development, pastel-green recapitulation), the now-playing analysis pane (theme zone, key, current measure), and the OSMD-rendered MusicXML score below.</w:t>
       </w:r>
     </w:p>
     <w:p>
@@ -42281,10 +42305,7 @@
         <w:t>Figure A.2.</w:t>
       </w:r>
       <w:r>
-        <w:t xml:space="preserve"> </w:t>
-      </w:r>
-      <w:r>
-        <w:t xml:space="preserve">Active-listening control panel and demo-mode fallback. The yellow </w:t>
+        <w:t xml:space="preserve"> Active-listening control panel and demo-mode fallback. The yellow </w:t>
       </w:r>
       <w:r>
         <w:rPr>
@@ -42877,7 +42898,7 @@
   <w:abstractNum w:abstractNumId="0" w15:restartNumberingAfterBreak="0">
     <w:nsid w:val="99432019"/>
     <w:multiLevelType w:val="multilevel"/>
-    <w:tmpl w:val="8564B142"/>
+    <w:tmpl w:val="61F6A7B0"/>
     <w:lvl w:ilvl="0">
       <w:start w:val="2019"/>
       <w:numFmt w:val="decimal"/>
@@ -42963,7 +42984,7 @@
   <w:abstractNum w:abstractNumId="1" w15:restartNumberingAfterBreak="0">
     <w:nsid w:val="0000A991"/>
     <w:multiLevelType w:val="multilevel"/>
-    <w:tmpl w:val="F7F0510C"/>
+    <w:tmpl w:val="475CF402"/>
     <w:lvl w:ilvl="0">
       <w:numFmt w:val="bullet"/>
       <w:lvlText w:val=""/>
@@ -43067,7 +43088,7 @@
   <w:abstractNum w:abstractNumId="2" w15:restartNumberingAfterBreak="0">
     <w:nsid w:val="00A99411"/>
     <w:multiLevelType w:val="multilevel"/>
-    <w:tmpl w:val="458EBC40"/>
+    <w:tmpl w:val="B8C85E46"/>
     <w:lvl w:ilvl="0">
       <w:start w:val="1"/>
       <w:numFmt w:val="decimal"/>
@@ -43153,7 +43174,7 @@
   <w:abstractNum w:abstractNumId="3" w15:restartNumberingAfterBreak="0">
     <w:nsid w:val="00A99412"/>
     <w:multiLevelType w:val="multilevel"/>
-    <w:tmpl w:val="E5546B24"/>
+    <w:tmpl w:val="1DA0EC3C"/>
     <w:lvl w:ilvl="0">
       <w:start w:val="2"/>
       <w:numFmt w:val="decimal"/>
@@ -43239,7 +43260,7 @@
   <w:abstractNum w:abstractNumId="4" w15:restartNumberingAfterBreak="0">
     <w:nsid w:val="00A99413"/>
     <w:multiLevelType w:val="multilevel"/>
-    <w:tmpl w:val="62BE9986"/>
+    <w:tmpl w:val="86FCEECE"/>
     <w:lvl w:ilvl="0">
       <w:start w:val="3"/>
       <w:numFmt w:val="decimal"/>
@@ -43325,7 +43346,7 @@
   <w:abstractNum w:abstractNumId="5" w15:restartNumberingAfterBreak="0">
     <w:nsid w:val="00A99414"/>
     <w:multiLevelType w:val="multilevel"/>
-    <w:tmpl w:val="C0D2D956"/>
+    <w:tmpl w:val="14BE3630"/>
     <w:lvl w:ilvl="0">
       <w:start w:val="4"/>
       <w:numFmt w:val="decimal"/>
@@ -43408,19 +43429,19 @@
       </w:pPr>
     </w:lvl>
   </w:abstractNum>
-  <w:num w:numId="1" w16cid:durableId="1821143966">
+  <w:num w:numId="1" w16cid:durableId="1727874477">
     <w:abstractNumId w:val="1"/>
   </w:num>
-  <w:num w:numId="2" w16cid:durableId="386337710">
+  <w:num w:numId="2" w16cid:durableId="1941529028">
     <w:abstractNumId w:val="1"/>
   </w:num>
-  <w:num w:numId="3" w16cid:durableId="1023093888">
+  <w:num w:numId="3" w16cid:durableId="1372607012">
     <w:abstractNumId w:val="1"/>
   </w:num>
-  <w:num w:numId="4" w16cid:durableId="446853983">
+  <w:num w:numId="4" w16cid:durableId="503669799">
     <w:abstractNumId w:val="1"/>
   </w:num>
-  <w:num w:numId="5" w16cid:durableId="1493716870">
+  <w:num w:numId="5" w16cid:durableId="241913379">
     <w:abstractNumId w:val="2"/>
     <w:lvlOverride w:ilvl="0">
       <w:startOverride w:val="1"/>
@@ -43450,7 +43471,7 @@
       <w:startOverride w:val="1"/>
     </w:lvlOverride>
   </w:num>
-  <w:num w:numId="6" w16cid:durableId="226965587">
+  <w:num w:numId="6" w16cid:durableId="1776441263">
     <w:abstractNumId w:val="2"/>
     <w:lvlOverride w:ilvl="0">
       <w:startOverride w:val="1"/>
@@ -43480,7 +43501,7 @@
       <w:startOverride w:val="1"/>
     </w:lvlOverride>
   </w:num>
-  <w:num w:numId="7" w16cid:durableId="1195193017">
+  <w:num w:numId="7" w16cid:durableId="1035345196">
     <w:abstractNumId w:val="3"/>
     <w:lvlOverride w:ilvl="0">
       <w:startOverride w:val="2"/>
@@ -43510,7 +43531,7 @@
       <w:startOverride w:val="2"/>
     </w:lvlOverride>
   </w:num>
-  <w:num w:numId="8" w16cid:durableId="66732867">
+  <w:num w:numId="8" w16cid:durableId="1064794464">
     <w:abstractNumId w:val="3"/>
     <w:lvlOverride w:ilvl="0">
       <w:startOverride w:val="2"/>
@@ -43540,7 +43561,7 @@
       <w:startOverride w:val="2"/>
     </w:lvlOverride>
   </w:num>
-  <w:num w:numId="9" w16cid:durableId="145172021">
+  <w:num w:numId="9" w16cid:durableId="1354914408">
     <w:abstractNumId w:val="0"/>
     <w:lvlOverride w:ilvl="0">
       <w:startOverride w:val="2019"/>
@@ -43570,7 +43591,7 @@
       <w:startOverride w:val="2019"/>
     </w:lvlOverride>
   </w:num>
-  <w:num w:numId="10" w16cid:durableId="1512600968">
+  <w:num w:numId="10" w16cid:durableId="1196037535">
     <w:abstractNumId w:val="4"/>
     <w:lvlOverride w:ilvl="0">
       <w:startOverride w:val="3"/>
@@ -43600,7 +43621,7 @@
       <w:startOverride w:val="3"/>
     </w:lvlOverride>
   </w:num>
-  <w:num w:numId="11" w16cid:durableId="617490951">
+  <w:num w:numId="11" w16cid:durableId="532420851">
     <w:abstractNumId w:val="4"/>
     <w:lvlOverride w:ilvl="0">
       <w:startOverride w:val="3"/>
@@ -43630,7 +43651,7 @@
       <w:startOverride w:val="3"/>
     </w:lvlOverride>
   </w:num>
-  <w:num w:numId="12" w16cid:durableId="608393327">
+  <w:num w:numId="12" w16cid:durableId="195706259">
     <w:abstractNumId w:val="5"/>
     <w:lvlOverride w:ilvl="0">
       <w:startOverride w:val="4"/>
@@ -43660,7 +43681,7 @@
       <w:startOverride w:val="4"/>
     </w:lvlOverride>
   </w:num>
-  <w:num w:numId="13" w16cid:durableId="262222744">
+  <w:num w:numId="13" w16cid:durableId="65961087">
     <w:abstractNumId w:val="5"/>
     <w:lvlOverride w:ilvl="0">
       <w:startOverride w:val="4"/>
@@ -43690,7 +43711,7 @@
       <w:startOverride w:val="4"/>
     </w:lvlOverride>
   </w:num>
-  <w:num w:numId="14" w16cid:durableId="1019545142">
+  <w:num w:numId="14" w16cid:durableId="388967099">
     <w:abstractNumId w:val="2"/>
     <w:lvlOverride w:ilvl="0">
       <w:startOverride w:val="1"/>
@@ -43720,7 +43741,7 @@
       <w:startOverride w:val="1"/>
     </w:lvlOverride>
   </w:num>
-  <w:num w:numId="15" w16cid:durableId="867764343">
+  <w:num w:numId="15" w16cid:durableId="262616813">
     <w:abstractNumId w:val="2"/>
     <w:lvlOverride w:ilvl="0">
       <w:startOverride w:val="1"/>
@@ -43750,7 +43771,7 @@
       <w:startOverride w:val="1"/>
     </w:lvlOverride>
   </w:num>
-  <w:num w:numId="16" w16cid:durableId="1411151363">
+  <w:num w:numId="16" w16cid:durableId="1339576843">
     <w:abstractNumId w:val="3"/>
     <w:lvlOverride w:ilvl="0">
       <w:startOverride w:val="2"/>
@@ -43780,7 +43801,7 @@
       <w:startOverride w:val="2"/>
     </w:lvlOverride>
   </w:num>
-  <w:num w:numId="17" w16cid:durableId="1834906153">
+  <w:num w:numId="17" w16cid:durableId="1003897518">
     <w:abstractNumId w:val="3"/>
     <w:lvlOverride w:ilvl="0">
       <w:startOverride w:val="2"/>
@@ -43810,7 +43831,7 @@
       <w:startOverride w:val="2"/>
     </w:lvlOverride>
   </w:num>
-  <w:num w:numId="18" w16cid:durableId="1387990746">
+  <w:num w:numId="18" w16cid:durableId="1984038790">
     <w:abstractNumId w:val="4"/>
     <w:lvlOverride w:ilvl="0">
       <w:startOverride w:val="3"/>
@@ -43840,7 +43861,7 @@
       <w:startOverride w:val="3"/>
     </w:lvlOverride>
   </w:num>
-  <w:num w:numId="19" w16cid:durableId="374163325">
+  <w:num w:numId="19" w16cid:durableId="1599563547">
     <w:abstractNumId w:val="4"/>
     <w:lvlOverride w:ilvl="0">
       <w:startOverride w:val="3"/>
@@ -43870,7 +43891,7 @@
       <w:startOverride w:val="3"/>
     </w:lvlOverride>
   </w:num>
-  <w:num w:numId="20" w16cid:durableId="588537415">
+  <w:num w:numId="20" w16cid:durableId="1217400110">
     <w:abstractNumId w:val="2"/>
     <w:lvlOverride w:ilvl="0">
       <w:startOverride w:val="1"/>
@@ -43900,7 +43921,7 @@
       <w:startOverride w:val="1"/>
     </w:lvlOverride>
   </w:num>
-  <w:num w:numId="21" w16cid:durableId="27224355">
+  <w:num w:numId="21" w16cid:durableId="552697716">
     <w:abstractNumId w:val="2"/>
     <w:lvlOverride w:ilvl="0">
       <w:startOverride w:val="1"/>
@@ -43930,7 +43951,7 @@
       <w:startOverride w:val="1"/>
     </w:lvlOverride>
   </w:num>
-  <w:num w:numId="22" w16cid:durableId="1948076001">
+  <w:num w:numId="22" w16cid:durableId="1416051449">
     <w:abstractNumId w:val="3"/>
     <w:lvlOverride w:ilvl="0">
       <w:startOverride w:val="2"/>
@@ -43960,7 +43981,7 @@
       <w:startOverride w:val="2"/>
     </w:lvlOverride>
   </w:num>
-  <w:num w:numId="23" w16cid:durableId="995761018">
+  <w:num w:numId="23" w16cid:durableId="65029828">
     <w:abstractNumId w:val="3"/>
     <w:lvlOverride w:ilvl="0">
       <w:startOverride w:val="2"/>
@@ -43990,7 +44011,7 @@
       <w:startOverride w:val="2"/>
     </w:lvlOverride>
   </w:num>
-  <w:num w:numId="24" w16cid:durableId="704868677">
+  <w:num w:numId="24" w16cid:durableId="1835147037">
     <w:abstractNumId w:val="4"/>
     <w:lvlOverride w:ilvl="0">
       <w:startOverride w:val="3"/>
@@ -44020,7 +44041,7 @@
       <w:startOverride w:val="3"/>
     </w:lvlOverride>
   </w:num>
-  <w:num w:numId="25" w16cid:durableId="1495411316">
+  <w:num w:numId="25" w16cid:durableId="2028823679">
     <w:abstractNumId w:val="4"/>
     <w:lvlOverride w:ilvl="0">
       <w:startOverride w:val="3"/>
@@ -44050,7 +44071,7 @@
       <w:startOverride w:val="3"/>
     </w:lvlOverride>
   </w:num>
-  <w:num w:numId="26" w16cid:durableId="531575149">
+  <w:num w:numId="26" w16cid:durableId="1394810784">
     <w:abstractNumId w:val="2"/>
     <w:lvlOverride w:ilvl="0">
       <w:startOverride w:val="1"/>
@@ -44080,7 +44101,7 @@
       <w:startOverride w:val="1"/>
     </w:lvlOverride>
   </w:num>
-  <w:num w:numId="27" w16cid:durableId="1388721263">
+  <w:num w:numId="27" w16cid:durableId="1610429509">
     <w:abstractNumId w:val="2"/>
     <w:lvlOverride w:ilvl="0">
       <w:startOverride w:val="1"/>
@@ -44110,7 +44131,7 @@
       <w:startOverride w:val="1"/>
     </w:lvlOverride>
   </w:num>
-  <w:num w:numId="28" w16cid:durableId="662663768">
+  <w:num w:numId="28" w16cid:durableId="876966499">
     <w:abstractNumId w:val="3"/>
     <w:lvlOverride w:ilvl="0">
       <w:startOverride w:val="2"/>
@@ -44140,7 +44161,7 @@
       <w:startOverride w:val="2"/>
     </w:lvlOverride>
   </w:num>
-  <w:num w:numId="29" w16cid:durableId="1459369703">
+  <w:num w:numId="29" w16cid:durableId="1776948137">
     <w:abstractNumId w:val="3"/>
     <w:lvlOverride w:ilvl="0">
       <w:startOverride w:val="2"/>
@@ -44170,7 +44191,7 @@
       <w:startOverride w:val="2"/>
     </w:lvlOverride>
   </w:num>
-  <w:num w:numId="30" w16cid:durableId="1315262750">
+  <w:num w:numId="30" w16cid:durableId="1720086061">
     <w:abstractNumId w:val="4"/>
     <w:lvlOverride w:ilvl="0">
       <w:startOverride w:val="3"/>
@@ -44200,7 +44221,7 @@
       <w:startOverride w:val="3"/>
     </w:lvlOverride>
   </w:num>
-  <w:num w:numId="31" w16cid:durableId="1723098067">
+  <w:num w:numId="31" w16cid:durableId="2034111850">
     <w:abstractNumId w:val="4"/>
     <w:lvlOverride w:ilvl="0">
       <w:startOverride w:val="3"/>
@@ -44230,7 +44251,7 @@
       <w:startOverride w:val="3"/>
     </w:lvlOverride>
   </w:num>
-  <w:num w:numId="32" w16cid:durableId="395322325">
+  <w:num w:numId="32" w16cid:durableId="155655704">
     <w:abstractNumId w:val="2"/>
     <w:lvlOverride w:ilvl="0">
       <w:startOverride w:val="1"/>
@@ -44260,7 +44281,7 @@
       <w:startOverride w:val="1"/>
     </w:lvlOverride>
   </w:num>
-  <w:num w:numId="33" w16cid:durableId="1622150782">
+  <w:num w:numId="33" w16cid:durableId="2040739705">
     <w:abstractNumId w:val="2"/>
     <w:lvlOverride w:ilvl="0">
       <w:startOverride w:val="1"/>
@@ -44290,7 +44311,7 @@
       <w:startOverride w:val="1"/>
     </w:lvlOverride>
   </w:num>
-  <w:num w:numId="34" w16cid:durableId="1075014478">
+  <w:num w:numId="34" w16cid:durableId="1784688060">
     <w:abstractNumId w:val="3"/>
     <w:lvlOverride w:ilvl="0">
       <w:startOverride w:val="2"/>
@@ -44320,7 +44341,7 @@
       <w:startOverride w:val="2"/>
     </w:lvlOverride>
   </w:num>
-  <w:num w:numId="35" w16cid:durableId="1353144462">
+  <w:num w:numId="35" w16cid:durableId="1536772855">
     <w:abstractNumId w:val="3"/>
     <w:lvlOverride w:ilvl="0">
       <w:startOverride w:val="2"/>
@@ -44350,7 +44371,7 @@
       <w:startOverride w:val="2"/>
     </w:lvlOverride>
   </w:num>
-  <w:num w:numId="36" w16cid:durableId="147791731">
+  <w:num w:numId="36" w16cid:durableId="46297768">
     <w:abstractNumId w:val="4"/>
     <w:lvlOverride w:ilvl="0">
       <w:startOverride w:val="3"/>
@@ -44380,7 +44401,7 @@
       <w:startOverride w:val="3"/>
     </w:lvlOverride>
   </w:num>
-  <w:num w:numId="37" w16cid:durableId="1388845857">
+  <w:num w:numId="37" w16cid:durableId="614481356">
     <w:abstractNumId w:val="4"/>
     <w:lvlOverride w:ilvl="0">
       <w:startOverride w:val="3"/>
@@ -44410,13 +44431,13 @@
       <w:startOverride w:val="3"/>
     </w:lvlOverride>
   </w:num>
-  <w:num w:numId="38" w16cid:durableId="1547529486">
+  <w:num w:numId="38" w16cid:durableId="1358265053">
     <w:abstractNumId w:val="1"/>
   </w:num>
-  <w:num w:numId="39" w16cid:durableId="2033218579">
+  <w:num w:numId="39" w16cid:durableId="1098256018">
     <w:abstractNumId w:val="1"/>
   </w:num>
-  <w:num w:numId="40" w16cid:durableId="502093460">
+  <w:num w:numId="40" w16cid:durableId="1147477908">
     <w:abstractNumId w:val="2"/>
     <w:lvlOverride w:ilvl="0">
       <w:startOverride w:val="1"/>
@@ -44446,7 +44467,7 @@
       <w:startOverride w:val="1"/>
     </w:lvlOverride>
   </w:num>
-  <w:num w:numId="41" w16cid:durableId="1371298865">
+  <w:num w:numId="41" w16cid:durableId="1787507899">
     <w:abstractNumId w:val="2"/>
     <w:lvlOverride w:ilvl="0">
       <w:startOverride w:val="1"/>
@@ -44476,7 +44497,7 @@
       <w:startOverride w:val="1"/>
     </w:lvlOverride>
   </w:num>
-  <w:num w:numId="42" w16cid:durableId="1663854243">
+  <w:num w:numId="42" w16cid:durableId="169030684">
     <w:abstractNumId w:val="3"/>
     <w:lvlOverride w:ilvl="0">
       <w:startOverride w:val="2"/>
@@ -44506,7 +44527,7 @@
       <w:startOverride w:val="2"/>
     </w:lvlOverride>
   </w:num>
-  <w:num w:numId="43" w16cid:durableId="460266226">
+  <w:num w:numId="43" w16cid:durableId="1898512821">
     <w:abstractNumId w:val="3"/>
     <w:lvlOverride w:ilvl="0">
       <w:startOverride w:val="2"/>
@@ -44536,13 +44557,13 @@
       <w:startOverride w:val="2"/>
     </w:lvlOverride>
   </w:num>
-  <w:num w:numId="44" w16cid:durableId="2027559544">
+  <w:num w:numId="44" w16cid:durableId="1245262940">
     <w:abstractNumId w:val="1"/>
   </w:num>
-  <w:num w:numId="45" w16cid:durableId="238558719">
+  <w:num w:numId="45" w16cid:durableId="298194441">
     <w:abstractNumId w:val="1"/>
   </w:num>
-  <w:num w:numId="46" w16cid:durableId="441190448">
+  <w:num w:numId="46" w16cid:durableId="2112620640">
     <w:abstractNumId w:val="2"/>
     <w:lvlOverride w:ilvl="0">
       <w:startOverride w:val="1"/>
@@ -44572,7 +44593,7 @@
       <w:startOverride w:val="1"/>
     </w:lvlOverride>
   </w:num>
-  <w:num w:numId="47" w16cid:durableId="867183959">
+  <w:num w:numId="47" w16cid:durableId="1836068818">
     <w:abstractNumId w:val="2"/>
     <w:lvlOverride w:ilvl="0">
       <w:startOverride w:val="1"/>
@@ -44602,13 +44623,13 @@
       <w:startOverride w:val="1"/>
     </w:lvlOverride>
   </w:num>
-  <w:num w:numId="48" w16cid:durableId="1113280306">
+  <w:num w:numId="48" w16cid:durableId="479351623">
     <w:abstractNumId w:val="1"/>
   </w:num>
-  <w:num w:numId="49" w16cid:durableId="1551069482">
+  <w:num w:numId="49" w16cid:durableId="1849561579">
     <w:abstractNumId w:val="1"/>
   </w:num>
-  <w:num w:numId="50" w16cid:durableId="1703093630">
+  <w:num w:numId="50" w16cid:durableId="329335195">
     <w:abstractNumId w:val="2"/>
     <w:lvlOverride w:ilvl="0">
       <w:startOverride w:val="1"/>
@@ -44638,7 +44659,7 @@
       <w:startOverride w:val="1"/>
     </w:lvlOverride>
   </w:num>
-  <w:num w:numId="51" w16cid:durableId="1212500956">
+  <w:num w:numId="51" w16cid:durableId="912935866">
     <w:abstractNumId w:val="2"/>
     <w:lvlOverride w:ilvl="0">
       <w:startOverride w:val="1"/>
@@ -44668,25 +44689,25 @@
       <w:startOverride w:val="1"/>
     </w:lvlOverride>
   </w:num>
-  <w:num w:numId="52" w16cid:durableId="189343218">
+  <w:num w:numId="52" w16cid:durableId="433986543">
     <w:abstractNumId w:val="1"/>
   </w:num>
-  <w:num w:numId="53" w16cid:durableId="386610215">
+  <w:num w:numId="53" w16cid:durableId="150633720">
     <w:abstractNumId w:val="1"/>
   </w:num>
-  <w:num w:numId="54" w16cid:durableId="396392598">
+  <w:num w:numId="54" w16cid:durableId="1442917023">
     <w:abstractNumId w:val="1"/>
   </w:num>
-  <w:num w:numId="55" w16cid:durableId="665670988">
+  <w:num w:numId="55" w16cid:durableId="1554075445">
     <w:abstractNumId w:val="1"/>
   </w:num>
-  <w:num w:numId="56" w16cid:durableId="379669354">
+  <w:num w:numId="56" w16cid:durableId="1574272585">
     <w:abstractNumId w:val="1"/>
   </w:num>
-  <w:num w:numId="57" w16cid:durableId="353116554">
+  <w:num w:numId="57" w16cid:durableId="629673343">
     <w:abstractNumId w:val="1"/>
   </w:num>
-  <w:num w:numId="58" w16cid:durableId="1112165294">
+  <w:num w:numId="58" w16cid:durableId="237373316">
     <w:abstractNumId w:val="1"/>
   </w:num>
   <w:numIdMacAtCleanup w:val="58"/>
@@ -45924,7 +45945,7 @@
     <w:name w:val="header"/>
     <w:basedOn w:val="a"/>
     <w:link w:val="Char2"/>
-    <w:rsid w:val="00A54488"/>
+    <w:rsid w:val="00F14BFD"/>
     <w:pPr>
       <w:tabs>
         <w:tab w:val="center" w:pos="4513"/>
@@ -45937,13 +45958,13 @@
     <w:name w:val="머리글 Char"/>
     <w:basedOn w:val="a1"/>
     <w:link w:val="ad"/>
-    <w:rsid w:val="00A54488"/>
+    <w:rsid w:val="00F14BFD"/>
   </w:style>
   <w:style w:type="paragraph" w:styleId="ae">
     <w:name w:val="footer"/>
     <w:basedOn w:val="a"/>
     <w:link w:val="Char3"/>
-    <w:rsid w:val="00A54488"/>
+    <w:rsid w:val="00F14BFD"/>
     <w:pPr>
       <w:tabs>
         <w:tab w:val="center" w:pos="4513"/>
@@ -45956,7 +45977,7 @@
     <w:name w:val="바닥글 Char"/>
     <w:basedOn w:val="a1"/>
     <w:link w:val="ae"/>
-    <w:rsid w:val="00A54488"/>
+    <w:rsid w:val="00F14BFD"/>
   </w:style>
 </w:styles>
 </file>

--- a/ko/paper/paper_bilingual.docx
+++ b/ko/paper/paper_bilingual.docx
@@ -488,10 +488,10 @@
         <w:t>Sonata form is a central topic in music-theory and music-history curricula, yet learners routinely report difficulty perceiving formal structure while listening: the hierarchical relation between sections, theme zones, and the moment-to-moment audio is not directly legible from a printed score. Existing computational tools for music visualization either treat formal annotations as auxiliary metadata rather than as first-class data, or have not been designed for the practical edge cases of learner-facing use</w:t>
       </w:r>
       <w:r>
-        <w:t>, most prominently the performer-elected exposition repeat. We present an open-source, web-based tool that synchronizes a MusicXML score, audio playback, and a two-level formal-analysis layer (sections × theme zones) along a single timeline, demonstrated on Mozart’s Piano Sonata in C major, K. 545, first movement (73 measures). The system renders MusicXML through OpenSheetMusicDisplay and paints section and theme-zone colors directly onto the score at the measure level. We introduce an exposition-repeat fol</w:t>
-      </w:r>
-      <w:r>
-        <w:t>ding map: a piecewise non-monotonic time function that preserves analytical monotonicity under performer- elected repeats, an edge case that no prior open music-visualization system has addressed with an explicit time map. Together, the tool and the released analysis schema provide an open infrastructure for both classroom teaching of formal hierarchy and downstream computational reuse on other works in the sonata-form repertoire.</w:t>
+        <w:t>, most prominently the performer-elected exposition repeat. We present an open-source, web-based tool that synchronizes a MusicXML score, audio playback, and a two-level formal-analysis layer (sections × theme zones) along a single timeline, demonstrated on Mozart’s Piano Sonata in C major, K. 545, first movement (73 measures). The system renders MusicXML through OpenSheetMusicDisplay and paints section and theme-zone colors directly onto the score at the measure level, and supports performer-elected exposi</w:t>
+      </w:r>
+      <w:r>
+        <w:t>tion repeats through an explicit exposition-repeat folding map. Together, the tool and the released analysis schema provide an open infrastructure for both classroom teaching of formal hierarchy and downstream computational reuse on other works in the sonata-form repertoire.</w:t>
       </w:r>
     </w:p>
     <w:p>
@@ -1078,70 +1078,70 @@
         <w:t>렌더하고</w:t>
       </w:r>
       <w:r>
+        <w:t xml:space="preserve"> </w:t>
+      </w:r>
+      <w:r>
+        <w:t>마디</w:t>
+      </w:r>
+      <w:r>
+        <w:t xml:space="preserve"> </w:t>
+      </w:r>
+      <w:r>
+        <w:t>단위로</w:t>
+      </w:r>
+      <w:r>
+        <w:t xml:space="preserve"> </w:t>
+      </w:r>
+      <w:r>
+        <w:t>섹션과</w:t>
+      </w:r>
+      <w:r>
+        <w:t xml:space="preserve"> </w:t>
+      </w:r>
+      <w:r>
+        <w:t>주제</w:t>
+      </w:r>
+      <w:r>
+        <w:t xml:space="preserve"> </w:t>
+      </w:r>
+      <w:r>
+        <w:t>영역</w:t>
+      </w:r>
+      <w:r>
+        <w:t xml:space="preserve"> </w:t>
+      </w:r>
+      <w:r>
+        <w:t>색상을</w:t>
+      </w:r>
+      <w:r>
+        <w:t xml:space="preserve"> </w:t>
+      </w:r>
+      <w:r>
+        <w:t>악보</w:t>
+      </w:r>
+      <w:r>
+        <w:t xml:space="preserve"> </w:t>
+      </w:r>
+      <w:r>
+        <w:t>자체에</w:t>
+      </w:r>
+      <w:r>
+        <w:t xml:space="preserve"> </w:t>
+      </w:r>
+      <w:r>
+        <w:t>도장하며</w:t>
+      </w:r>
+      <w:r>
         <w:t xml:space="preserve">, </w:t>
       </w:r>
       <w:r>
-        <w:t>마디</w:t>
-      </w:r>
-      <w:r>
-        <w:t xml:space="preserve"> </w:t>
-      </w:r>
-      <w:r>
-        <w:t>단위로</w:t>
-      </w:r>
-      <w:r>
-        <w:t xml:space="preserve"> </w:t>
-      </w:r>
-      <w:r>
-        <w:t>섹션과</w:t>
-      </w:r>
-      <w:r>
-        <w:t xml:space="preserve"> </w:t>
-      </w:r>
-      <w:r>
-        <w:t>주제</w:t>
-      </w:r>
-      <w:r>
-        <w:t xml:space="preserve"> </w:t>
-      </w:r>
-      <w:r>
-        <w:t>영역</w:t>
-      </w:r>
-      <w:r>
-        <w:t xml:space="preserve"> </w:t>
-      </w:r>
-      <w:r>
-        <w:t>색상을</w:t>
-      </w:r>
-      <w:r>
-        <w:t xml:space="preserve"> </w:t>
-      </w:r>
-      <w:r>
-        <w:t>악보</w:t>
-      </w:r>
-      <w:r>
-        <w:t xml:space="preserve"> </w:t>
-      </w:r>
-      <w:r>
-        <w:t>자체에</w:t>
-      </w:r>
-      <w:r>
-        <w:t xml:space="preserve"> </w:t>
-      </w:r>
-      <w:r>
-        <w:t>도장한다</w:t>
-      </w:r>
-      <w:r>
-        <w:t xml:space="preserve">. </w:t>
-      </w:r>
-      <w:r>
-        <w:t>본</w:t>
-      </w:r>
-      <w:r>
-        <w:t xml:space="preserve"> </w:t>
-      </w:r>
-      <w:r>
-        <w:t>연구는</w:t>
+        <w:t>연주자</w:t>
+      </w:r>
+      <w:r>
+        <w:t xml:space="preserve"> </w:t>
+      </w:r>
+      <w:r>
+        <w:t>선택</w:t>
       </w:r>
       <w:r>
         <w:t xml:space="preserve"> </w:t>
@@ -1153,6 +1153,24 @@
         <w:t xml:space="preserve"> </w:t>
       </w:r>
       <w:r>
+        <w:t>반복은</w:t>
+      </w:r>
+      <w:r>
+        <w:t xml:space="preserve"> </w:t>
+      </w:r>
+      <w:r>
+        <w:t>명시적</w:t>
+      </w:r>
+      <w:r>
+        <w:t xml:space="preserve"> </w:t>
+      </w:r>
+      <w:r>
+        <w:t>제시부</w:t>
+      </w:r>
+      <w:r>
+        <w:t xml:space="preserve"> </w:t>
+      </w:r>
+      <w:r>
         <w:t>반복</w:t>
       </w:r>
       <w:r>
@@ -1165,163 +1183,13 @@
         <w:t xml:space="preserve"> </w:t>
       </w:r>
       <w:r>
-        <w:t>맵을</w:t>
-      </w:r>
-      <w:r>
-        <w:t xml:space="preserve"> </w:t>
-      </w:r>
-      <w:r>
-        <w:t>도입한다</w:t>
-      </w:r>
-      <w:r>
-        <w:t xml:space="preserve">: </w:t>
-      </w:r>
-      <w:r>
-        <w:t>연주자</w:t>
-      </w:r>
-      <w:r>
-        <w:t xml:space="preserve"> </w:t>
-      </w:r>
-      <w:r>
-        <w:t>선택</w:t>
-      </w:r>
-      <w:r>
-        <w:t xml:space="preserve"> </w:t>
-      </w:r>
-      <w:r>
-        <w:t>반복</w:t>
-      </w:r>
-      <w:r>
-        <w:t xml:space="preserve"> </w:t>
-      </w:r>
-      <w:r>
-        <w:t>하에서</w:t>
-      </w:r>
-      <w:r>
-        <w:t xml:space="preserve"> </w:t>
-      </w:r>
-      <w:r>
-        <w:t>분석적</w:t>
-      </w:r>
-      <w:r>
-        <w:t xml:space="preserve"> </w:t>
-      </w:r>
-      <w:r>
-        <w:t>단조성을</w:t>
-      </w:r>
-      <w:r>
-        <w:t xml:space="preserve"> </w:t>
-      </w:r>
-      <w:r>
-        <w:t>보존하는</w:t>
-      </w:r>
-      <w:r>
-        <w:t xml:space="preserve"> piecewise </w:t>
-      </w:r>
-      <w:r>
-        <w:t>비단조</w:t>
-      </w:r>
-      <w:r>
-        <w:t xml:space="preserve"> </w:t>
-      </w:r>
-      <w:r>
-        <w:t>시간</w:t>
-      </w:r>
-      <w:r>
-        <w:t xml:space="preserve"> </w:t>
-      </w:r>
-      <w:r>
-        <w:t>함수이며</w:t>
-      </w:r>
-      <w:r>
-        <w:t xml:space="preserve">, </w:t>
-      </w:r>
-      <w:r>
-        <w:t>저자들이</w:t>
-      </w:r>
-      <w:r>
-        <w:t xml:space="preserve"> </w:t>
-      </w:r>
-      <w:r>
-        <w:t>알기로</w:t>
-      </w:r>
-      <w:r>
-        <w:t xml:space="preserve"> </w:t>
-      </w:r>
-      <w:r>
-        <w:t>어떤</w:t>
-      </w:r>
-      <w:r>
-        <w:t xml:space="preserve"> </w:t>
-      </w:r>
-      <w:r>
-        <w:t>기존</w:t>
-      </w:r>
-      <w:r>
-        <w:t xml:space="preserve"> </w:t>
-      </w:r>
-      <w:r>
-        <w:t>오픈</w:t>
-      </w:r>
-      <w:r>
-        <w:t xml:space="preserve"> </w:t>
-      </w:r>
-      <w:r>
-        <w:t>음악</w:t>
-      </w:r>
-      <w:r>
-        <w:t xml:space="preserve"> </w:t>
-      </w:r>
-      <w:r>
-        <w:t>시각화</w:t>
-      </w:r>
-      <w:r>
-        <w:t xml:space="preserve"> </w:t>
-      </w:r>
-      <w:r>
-        <w:t>시스템도</w:t>
-      </w:r>
-      <w:r>
-        <w:t xml:space="preserve"> </w:t>
-      </w:r>
-      <w:r>
-        <w:t>이</w:t>
-      </w:r>
-      <w:r>
-        <w:t xml:space="preserve"> </w:t>
-      </w:r>
-      <w:r>
-        <w:t>사례를</w:t>
-      </w:r>
-      <w:r>
-        <w:t xml:space="preserve"> </w:t>
-      </w:r>
-      <w:r>
-        <w:t>명시적</w:t>
-      </w:r>
-      <w:r>
-        <w:t xml:space="preserve"> </w:t>
-      </w:r>
-      <w:r>
-        <w:t>시간</w:t>
-      </w:r>
-      <w:r>
-        <w:t xml:space="preserve"> </w:t>
-      </w:r>
-      <w:r>
         <w:t>맵으로</w:t>
       </w:r>
       <w:r>
         <w:t xml:space="preserve"> </w:t>
       </w:r>
       <w:r>
-        <w:t>처리하지</w:t>
-      </w:r>
-      <w:r>
-        <w:t xml:space="preserve"> </w:t>
-      </w:r>
-      <w:r>
-        <w:t>않는다</w:t>
+        <w:t>지원한다</w:t>
       </w:r>
       <w:r>
         <w:t xml:space="preserve">. </w:t>
@@ -1480,7 +1348,6 @@
           <w:b/>
           <w:bCs/>
         </w:rPr>
-        <w:lastRenderedPageBreak/>
         <w:t>Word Count:</w:t>
       </w:r>
       <w:r>
@@ -1503,6 +1370,7 @@
           <w:b/>
           <w:bCs/>
         </w:rPr>
+        <w:lastRenderedPageBreak/>
         <w:t>단어</w:t>
       </w:r>
       <w:r>
@@ -3761,7 +3629,7 @@
         <w:pStyle w:val="a8"/>
       </w:pPr>
       <w:r>
-        <w:t>This work contributes four artifacts to the TISMIR Tools-and-Datasets layer:</w:t>
+        <w:t>We make four contributions:</w:t>
       </w:r>
     </w:p>
     <w:p>
@@ -3778,12 +3646,6 @@
         <w:t>연구는</w:t>
       </w:r>
       <w:r>
-        <w:t xml:space="preserve"> TISMIR Tools-and-Datasets </w:t>
-      </w:r>
-      <w:r>
-        <w:t>계층에</w:t>
-      </w:r>
-      <w:r>
         <w:t xml:space="preserve"> </w:t>
       </w:r>
       <w:r>
@@ -3793,13 +3655,7 @@
         <w:t xml:space="preserve"> </w:t>
       </w:r>
       <w:r>
-        <w:t>개의</w:t>
-      </w:r>
-      <w:r>
-        <w:t xml:space="preserve"> </w:t>
-      </w:r>
-      <w:r>
-        <w:t>산출물을</w:t>
+        <w:t>가지를</w:t>
       </w:r>
       <w:r>
         <w:t xml:space="preserve"> </w:t>
@@ -8668,10 +8524,7 @@
         <w:t>sonata_structure.json</w:t>
       </w:r>
       <w:r>
-        <w:t xml:space="preserve"> is not metadata attached to a Dezrann </w:t>
-      </w:r>
-      <w:r>
-        <w:t xml:space="preserve">annotation but a stand-alone, peer-reviewable, versioned object licensed CC BY 4.0. This makes it directly reusable in MIR pipelines and in derivative </w:t>
+        <w:t xml:space="preserve"> is not metadata attached to a Dezrann annotation but a stand-alone, peer-reviewable, versioned object licensed CC BY 4.0. This makes it directly reusable in MIR pipelines and in derivative </w:t>
       </w:r>
       <w:r>
         <w:lastRenderedPageBreak/>
@@ -12246,7 +12099,10 @@
       </w:pPr>
       <w:r>
         <w:lastRenderedPageBreak/>
-        <w:t>The novelty claim is therefore narrower than “first open-source sonata-form visualization”: it is “first open-source, learner-facing tool combining measure-painted hierarchical formal color, score-audio synchronization, and a separable analysis-as-data schema.”</w:t>
+        <w:t xml:space="preserve">The novelty claim is therefore narrower than “first open-source sonata-form visualization”: it is </w:t>
+      </w:r>
+      <w:r>
+        <w:t>“first open-source, learner-facing tool combining measure-painted hierarchical formal color, score-audio synchronization, and a separable analysis-as-data schema.”</w:t>
       </w:r>
     </w:p>
     <w:p>
@@ -14145,10 +14001,10 @@
         <w:t>Table 2.</w:t>
       </w:r>
       <w:r>
-        <w:t xml:space="preserve"> Two-level formal analysis of K. 545, mvt. I (73 measures). </w:t>
-      </w:r>
-      <w:r>
-        <w:t>Times are given for a representative recording at ♩ ≈ 132 with the exposition repeat taken.</w:t>
+        <w:t xml:space="preserve"> </w:t>
+      </w:r>
+      <w:r>
+        <w:t>Two-level formal analysis of K. 545, mvt. I (73 measures). Times are given for a representative recording at ♩ ≈ 132 with the exposition repeat taken.</w:t>
       </w:r>
     </w:p>
     <w:p>
@@ -27633,6 +27489,7 @@
           <w:b/>
           <w:bCs/>
         </w:rPr>
+        <w:lastRenderedPageBreak/>
         <w:t>반복</w:t>
       </w:r>
       <w:r>
@@ -29332,7 +29189,11 @@
         <w:pStyle w:val="a8"/>
       </w:pPr>
       <w:r>
-        <w:t xml:space="preserve">The teacher toggles section color on. The exposition / development / recapitulation tripartite division is now visible at a glance on the timeline; the same colors are simultaneously painted as measure-level overlays on the score. Students are asked to identify, by clicking the timeline segments, the boundary measures of each section. Because the colored regions are now both </w:t>
+        <w:t xml:space="preserve">The teacher toggles section color on. The exposition / development / recapitulation tripartite division is now visible at a glance on the timeline; the same colors are simultaneously painted as measure-level overlays on the score. Students are asked to identify, by clicking the timeline segments, the boundary measures of each section. Because the colored regions </w:t>
+      </w:r>
+      <w:r>
+        <w:lastRenderedPageBreak/>
+        <w:t xml:space="preserve">are now both </w:t>
       </w:r>
       <w:r>
         <w:rPr>
@@ -31039,6 +30900,7 @@
         <w:pStyle w:val="a8"/>
       </w:pPr>
       <w:r>
+        <w:lastRenderedPageBreak/>
         <w:t xml:space="preserve">The schematic is now grounded in what the class has just heard </w:t>
       </w:r>
       <w:r>
@@ -32596,6 +32458,7 @@
       <w:bookmarkStart w:id="35" w:name="sus-result-sus-결과"/>
       <w:bookmarkEnd w:id="34"/>
       <w:r>
+        <w:lastRenderedPageBreak/>
         <w:t xml:space="preserve">6.2 SUS result / SUS </w:t>
       </w:r>
       <w:r>
@@ -33971,7 +33834,11 @@
         <w:t>It would be good if one piece and the interface screen could be viewed as a whole.</w:t>
       </w:r>
       <w:r>
-        <w:t xml:space="preserve">”). That C6 — a methodology question — was answered with a design recommendation is itself a finding: an experienced field expert’s instinct, on encountering a teaching tool, is to think about </w:t>
+        <w:t xml:space="preserve">”). That C6 — a methodology question — was answered with a design recommendation is itself a finding: an experienced field expert’s instinct, on encountering a </w:t>
+      </w:r>
+      <w:r>
+        <w:lastRenderedPageBreak/>
+        <w:t xml:space="preserve">teaching tool, is to think about </w:t>
       </w:r>
       <w:r>
         <w:rPr>
@@ -35934,6 +35801,7 @@
       <w:bookmarkEnd w:id="33"/>
       <w:bookmarkEnd w:id="42"/>
       <w:r>
+        <w:lastRenderedPageBreak/>
         <w:t xml:space="preserve">7. Discussion / </w:t>
       </w:r>
       <w:r>
@@ -37687,6 +37555,7 @@
           <w:b/>
           <w:bCs/>
         </w:rPr>
+        <w:lastRenderedPageBreak/>
         <w:t>Automatic score-audio alignment</w:t>
       </w:r>
       <w:r>
@@ -39135,7 +39004,11 @@
         <w:t>), and the manuscript itself are licensed CC BY 4.0; the bundled reference recording is a Public Domain performance distributed via Musopen and Wikimedia Commons. The tool has a single external runtime dependency, OpenSheetMusicDisplay v1.8.7, and runs from any static-file server. A live deployment that bundles the reference recording is available at https://rosyrosys.github.io/sonata-form-viz/ for reviewer use. De</w:t>
       </w:r>
       <w:r>
-        <w:t xml:space="preserve">tailed reproducibility notes covering the recording-substitution procedure, the tap-calibration flow, browser-version compatibility, and the release schedule for the forthcoming randomized controlled trial response dataset are provided in the supplementary </w:t>
+        <w:t xml:space="preserve">tailed reproducibility notes covering the recording-substitution procedure, the tap-calibration flow, browser-version compatibility, and the release schedule for the forthcoming randomized controlled trial </w:t>
+      </w:r>
+      <w:r>
+        <w:lastRenderedPageBreak/>
+        <w:t xml:space="preserve">response dataset are provided in the supplementary </w:t>
       </w:r>
       <w:r>
         <w:rPr>
@@ -40844,6 +40717,7 @@
       <w:bookmarkStart w:id="53" w:name="authors-contributions-저자-기여"/>
       <w:bookmarkEnd w:id="52"/>
       <w:r>
+        <w:lastRenderedPageBreak/>
         <w:t xml:space="preserve">Authors’ Contributions / </w:t>
       </w:r>
       <w:r>
@@ -41871,6 +41745,7 @@
         </w:numPr>
       </w:pPr>
       <w:r>
+        <w:lastRenderedPageBreak/>
         <w:t xml:space="preserve">North, A. C., &amp; Hargreaves, D. J. (2008). </w:t>
       </w:r>
       <w:r>
@@ -42898,7 +42773,7 @@
   <w:abstractNum w:abstractNumId="0" w15:restartNumberingAfterBreak="0">
     <w:nsid w:val="99432019"/>
     <w:multiLevelType w:val="multilevel"/>
-    <w:tmpl w:val="61F6A7B0"/>
+    <w:tmpl w:val="2384FEAC"/>
     <w:lvl w:ilvl="0">
       <w:start w:val="2019"/>
       <w:numFmt w:val="decimal"/>
@@ -42984,7 +42859,7 @@
   <w:abstractNum w:abstractNumId="1" w15:restartNumberingAfterBreak="0">
     <w:nsid w:val="0000A991"/>
     <w:multiLevelType w:val="multilevel"/>
-    <w:tmpl w:val="475CF402"/>
+    <w:tmpl w:val="3FECC9CC"/>
     <w:lvl w:ilvl="0">
       <w:numFmt w:val="bullet"/>
       <w:lvlText w:val=""/>
@@ -43088,7 +42963,7 @@
   <w:abstractNum w:abstractNumId="2" w15:restartNumberingAfterBreak="0">
     <w:nsid w:val="00A99411"/>
     <w:multiLevelType w:val="multilevel"/>
-    <w:tmpl w:val="B8C85E46"/>
+    <w:tmpl w:val="EA101900"/>
     <w:lvl w:ilvl="0">
       <w:start w:val="1"/>
       <w:numFmt w:val="decimal"/>
@@ -43174,7 +43049,7 @@
   <w:abstractNum w:abstractNumId="3" w15:restartNumberingAfterBreak="0">
     <w:nsid w:val="00A99412"/>
     <w:multiLevelType w:val="multilevel"/>
-    <w:tmpl w:val="1DA0EC3C"/>
+    <w:tmpl w:val="F4ACFEB8"/>
     <w:lvl w:ilvl="0">
       <w:start w:val="2"/>
       <w:numFmt w:val="decimal"/>
@@ -43260,7 +43135,7 @@
   <w:abstractNum w:abstractNumId="4" w15:restartNumberingAfterBreak="0">
     <w:nsid w:val="00A99413"/>
     <w:multiLevelType w:val="multilevel"/>
-    <w:tmpl w:val="86FCEECE"/>
+    <w:tmpl w:val="7BBE8E40"/>
     <w:lvl w:ilvl="0">
       <w:start w:val="3"/>
       <w:numFmt w:val="decimal"/>
@@ -43346,7 +43221,7 @@
   <w:abstractNum w:abstractNumId="5" w15:restartNumberingAfterBreak="0">
     <w:nsid w:val="00A99414"/>
     <w:multiLevelType w:val="multilevel"/>
-    <w:tmpl w:val="14BE3630"/>
+    <w:tmpl w:val="27D8E4D6"/>
     <w:lvl w:ilvl="0">
       <w:start w:val="4"/>
       <w:numFmt w:val="decimal"/>
@@ -43429,19 +43304,19 @@
       </w:pPr>
     </w:lvl>
   </w:abstractNum>
-  <w:num w:numId="1" w16cid:durableId="1727874477">
+  <w:num w:numId="1" w16cid:durableId="377097664">
     <w:abstractNumId w:val="1"/>
   </w:num>
-  <w:num w:numId="2" w16cid:durableId="1941529028">
+  <w:num w:numId="2" w16cid:durableId="2040163785">
     <w:abstractNumId w:val="1"/>
   </w:num>
-  <w:num w:numId="3" w16cid:durableId="1372607012">
+  <w:num w:numId="3" w16cid:durableId="1305625328">
     <w:abstractNumId w:val="1"/>
   </w:num>
-  <w:num w:numId="4" w16cid:durableId="503669799">
+  <w:num w:numId="4" w16cid:durableId="968900735">
     <w:abstractNumId w:val="1"/>
   </w:num>
-  <w:num w:numId="5" w16cid:durableId="241913379">
+  <w:num w:numId="5" w16cid:durableId="1288854114">
     <w:abstractNumId w:val="2"/>
     <w:lvlOverride w:ilvl="0">
       <w:startOverride w:val="1"/>
@@ -43471,7 +43346,7 @@
       <w:startOverride w:val="1"/>
     </w:lvlOverride>
   </w:num>
-  <w:num w:numId="6" w16cid:durableId="1776441263">
+  <w:num w:numId="6" w16cid:durableId="1552111012">
     <w:abstractNumId w:val="2"/>
     <w:lvlOverride w:ilvl="0">
       <w:startOverride w:val="1"/>
@@ -43501,7 +43376,7 @@
       <w:startOverride w:val="1"/>
     </w:lvlOverride>
   </w:num>
-  <w:num w:numId="7" w16cid:durableId="1035345196">
+  <w:num w:numId="7" w16cid:durableId="514926757">
     <w:abstractNumId w:val="3"/>
     <w:lvlOverride w:ilvl="0">
       <w:startOverride w:val="2"/>
@@ -43531,7 +43406,7 @@
       <w:startOverride w:val="2"/>
     </w:lvlOverride>
   </w:num>
-  <w:num w:numId="8" w16cid:durableId="1064794464">
+  <w:num w:numId="8" w16cid:durableId="1988511337">
     <w:abstractNumId w:val="3"/>
     <w:lvlOverride w:ilvl="0">
       <w:startOverride w:val="2"/>
@@ -43561,7 +43436,7 @@
       <w:startOverride w:val="2"/>
     </w:lvlOverride>
   </w:num>
-  <w:num w:numId="9" w16cid:durableId="1354914408">
+  <w:num w:numId="9" w16cid:durableId="1631593374">
     <w:abstractNumId w:val="0"/>
     <w:lvlOverride w:ilvl="0">
       <w:startOverride w:val="2019"/>
@@ -43591,7 +43466,7 @@
       <w:startOverride w:val="2019"/>
     </w:lvlOverride>
   </w:num>
-  <w:num w:numId="10" w16cid:durableId="1196037535">
+  <w:num w:numId="10" w16cid:durableId="1298224366">
     <w:abstractNumId w:val="4"/>
     <w:lvlOverride w:ilvl="0">
       <w:startOverride w:val="3"/>
@@ -43621,7 +43496,7 @@
       <w:startOverride w:val="3"/>
     </w:lvlOverride>
   </w:num>
-  <w:num w:numId="11" w16cid:durableId="532420851">
+  <w:num w:numId="11" w16cid:durableId="1388526508">
     <w:abstractNumId w:val="4"/>
     <w:lvlOverride w:ilvl="0">
       <w:startOverride w:val="3"/>
@@ -43651,7 +43526,7 @@
       <w:startOverride w:val="3"/>
     </w:lvlOverride>
   </w:num>
-  <w:num w:numId="12" w16cid:durableId="195706259">
+  <w:num w:numId="12" w16cid:durableId="914163010">
     <w:abstractNumId w:val="5"/>
     <w:lvlOverride w:ilvl="0">
       <w:startOverride w:val="4"/>
@@ -43681,7 +43556,7 @@
       <w:startOverride w:val="4"/>
     </w:lvlOverride>
   </w:num>
-  <w:num w:numId="13" w16cid:durableId="65961087">
+  <w:num w:numId="13" w16cid:durableId="553347338">
     <w:abstractNumId w:val="5"/>
     <w:lvlOverride w:ilvl="0">
       <w:startOverride w:val="4"/>
@@ -43711,7 +43586,7 @@
       <w:startOverride w:val="4"/>
     </w:lvlOverride>
   </w:num>
-  <w:num w:numId="14" w16cid:durableId="388967099">
+  <w:num w:numId="14" w16cid:durableId="1827436402">
     <w:abstractNumId w:val="2"/>
     <w:lvlOverride w:ilvl="0">
       <w:startOverride w:val="1"/>
@@ -43741,7 +43616,7 @@
       <w:startOverride w:val="1"/>
     </w:lvlOverride>
   </w:num>
-  <w:num w:numId="15" w16cid:durableId="262616813">
+  <w:num w:numId="15" w16cid:durableId="1987932951">
     <w:abstractNumId w:val="2"/>
     <w:lvlOverride w:ilvl="0">
       <w:startOverride w:val="1"/>
@@ -43771,7 +43646,7 @@
       <w:startOverride w:val="1"/>
     </w:lvlOverride>
   </w:num>
-  <w:num w:numId="16" w16cid:durableId="1339576843">
+  <w:num w:numId="16" w16cid:durableId="1806967121">
     <w:abstractNumId w:val="3"/>
     <w:lvlOverride w:ilvl="0">
       <w:startOverride w:val="2"/>
@@ -43801,7 +43676,7 @@
       <w:startOverride w:val="2"/>
     </w:lvlOverride>
   </w:num>
-  <w:num w:numId="17" w16cid:durableId="1003897518">
+  <w:num w:numId="17" w16cid:durableId="1193886145">
     <w:abstractNumId w:val="3"/>
     <w:lvlOverride w:ilvl="0">
       <w:startOverride w:val="2"/>
@@ -43831,7 +43706,7 @@
       <w:startOverride w:val="2"/>
     </w:lvlOverride>
   </w:num>
-  <w:num w:numId="18" w16cid:durableId="1984038790">
+  <w:num w:numId="18" w16cid:durableId="1666780260">
     <w:abstractNumId w:val="4"/>
     <w:lvlOverride w:ilvl="0">
       <w:startOverride w:val="3"/>
@@ -43861,7 +43736,7 @@
       <w:startOverride w:val="3"/>
     </w:lvlOverride>
   </w:num>
-  <w:num w:numId="19" w16cid:durableId="1599563547">
+  <w:num w:numId="19" w16cid:durableId="1499881302">
     <w:abstractNumId w:val="4"/>
     <w:lvlOverride w:ilvl="0">
       <w:startOverride w:val="3"/>
@@ -43891,7 +43766,7 @@
       <w:startOverride w:val="3"/>
     </w:lvlOverride>
   </w:num>
-  <w:num w:numId="20" w16cid:durableId="1217400110">
+  <w:num w:numId="20" w16cid:durableId="119304546">
     <w:abstractNumId w:val="2"/>
     <w:lvlOverride w:ilvl="0">
       <w:startOverride w:val="1"/>
@@ -43921,7 +43796,7 @@
       <w:startOverride w:val="1"/>
     </w:lvlOverride>
   </w:num>
-  <w:num w:numId="21" w16cid:durableId="552697716">
+  <w:num w:numId="21" w16cid:durableId="570195058">
     <w:abstractNumId w:val="2"/>
     <w:lvlOverride w:ilvl="0">
       <w:startOverride w:val="1"/>
@@ -43951,7 +43826,7 @@
       <w:startOverride w:val="1"/>
     </w:lvlOverride>
   </w:num>
-  <w:num w:numId="22" w16cid:durableId="1416051449">
+  <w:num w:numId="22" w16cid:durableId="589045794">
     <w:abstractNumId w:val="3"/>
     <w:lvlOverride w:ilvl="0">
       <w:startOverride w:val="2"/>
@@ -43981,7 +43856,7 @@
       <w:startOverride w:val="2"/>
     </w:lvlOverride>
   </w:num>
-  <w:num w:numId="23" w16cid:durableId="65029828">
+  <w:num w:numId="23" w16cid:durableId="281766578">
     <w:abstractNumId w:val="3"/>
     <w:lvlOverride w:ilvl="0">
       <w:startOverride w:val="2"/>
@@ -44011,7 +43886,7 @@
       <w:startOverride w:val="2"/>
     </w:lvlOverride>
   </w:num>
-  <w:num w:numId="24" w16cid:durableId="1835147037">
+  <w:num w:numId="24" w16cid:durableId="1094597614">
     <w:abstractNumId w:val="4"/>
     <w:lvlOverride w:ilvl="0">
       <w:startOverride w:val="3"/>
@@ -44041,7 +43916,7 @@
       <w:startOverride w:val="3"/>
     </w:lvlOverride>
   </w:num>
-  <w:num w:numId="25" w16cid:durableId="2028823679">
+  <w:num w:numId="25" w16cid:durableId="1824199370">
     <w:abstractNumId w:val="4"/>
     <w:lvlOverride w:ilvl="0">
       <w:startOverride w:val="3"/>
@@ -44071,7 +43946,7 @@
       <w:startOverride w:val="3"/>
     </w:lvlOverride>
   </w:num>
-  <w:num w:numId="26" w16cid:durableId="1394810784">
+  <w:num w:numId="26" w16cid:durableId="1141121673">
     <w:abstractNumId w:val="2"/>
     <w:lvlOverride w:ilvl="0">
       <w:startOverride w:val="1"/>
@@ -44101,7 +43976,7 @@
       <w:startOverride w:val="1"/>
     </w:lvlOverride>
   </w:num>
-  <w:num w:numId="27" w16cid:durableId="1610429509">
+  <w:num w:numId="27" w16cid:durableId="253394769">
     <w:abstractNumId w:val="2"/>
     <w:lvlOverride w:ilvl="0">
       <w:startOverride w:val="1"/>
@@ -44131,7 +44006,7 @@
       <w:startOverride w:val="1"/>
     </w:lvlOverride>
   </w:num>
-  <w:num w:numId="28" w16cid:durableId="876966499">
+  <w:num w:numId="28" w16cid:durableId="2069067521">
     <w:abstractNumId w:val="3"/>
     <w:lvlOverride w:ilvl="0">
       <w:startOverride w:val="2"/>
@@ -44161,7 +44036,7 @@
       <w:startOverride w:val="2"/>
     </w:lvlOverride>
   </w:num>
-  <w:num w:numId="29" w16cid:durableId="1776948137">
+  <w:num w:numId="29" w16cid:durableId="1934438223">
     <w:abstractNumId w:val="3"/>
     <w:lvlOverride w:ilvl="0">
       <w:startOverride w:val="2"/>
@@ -44191,7 +44066,7 @@
       <w:startOverride w:val="2"/>
     </w:lvlOverride>
   </w:num>
-  <w:num w:numId="30" w16cid:durableId="1720086061">
+  <w:num w:numId="30" w16cid:durableId="160856305">
     <w:abstractNumId w:val="4"/>
     <w:lvlOverride w:ilvl="0">
       <w:startOverride w:val="3"/>
@@ -44221,7 +44096,7 @@
       <w:startOverride w:val="3"/>
     </w:lvlOverride>
   </w:num>
-  <w:num w:numId="31" w16cid:durableId="2034111850">
+  <w:num w:numId="31" w16cid:durableId="257712634">
     <w:abstractNumId w:val="4"/>
     <w:lvlOverride w:ilvl="0">
       <w:startOverride w:val="3"/>
@@ -44251,7 +44126,7 @@
       <w:startOverride w:val="3"/>
     </w:lvlOverride>
   </w:num>
-  <w:num w:numId="32" w16cid:durableId="155655704">
+  <w:num w:numId="32" w16cid:durableId="689646375">
     <w:abstractNumId w:val="2"/>
     <w:lvlOverride w:ilvl="0">
       <w:startOverride w:val="1"/>
@@ -44281,7 +44156,7 @@
       <w:startOverride w:val="1"/>
     </w:lvlOverride>
   </w:num>
-  <w:num w:numId="33" w16cid:durableId="2040739705">
+  <w:num w:numId="33" w16cid:durableId="1466587103">
     <w:abstractNumId w:val="2"/>
     <w:lvlOverride w:ilvl="0">
       <w:startOverride w:val="1"/>
@@ -44311,7 +44186,7 @@
       <w:startOverride w:val="1"/>
     </w:lvlOverride>
   </w:num>
-  <w:num w:numId="34" w16cid:durableId="1784688060">
+  <w:num w:numId="34" w16cid:durableId="1904873540">
     <w:abstractNumId w:val="3"/>
     <w:lvlOverride w:ilvl="0">
       <w:startOverride w:val="2"/>
@@ -44341,7 +44216,7 @@
       <w:startOverride w:val="2"/>
     </w:lvlOverride>
   </w:num>
-  <w:num w:numId="35" w16cid:durableId="1536772855">
+  <w:num w:numId="35" w16cid:durableId="997997440">
     <w:abstractNumId w:val="3"/>
     <w:lvlOverride w:ilvl="0">
       <w:startOverride w:val="2"/>
@@ -44371,7 +44246,7 @@
       <w:startOverride w:val="2"/>
     </w:lvlOverride>
   </w:num>
-  <w:num w:numId="36" w16cid:durableId="46297768">
+  <w:num w:numId="36" w16cid:durableId="1716157833">
     <w:abstractNumId w:val="4"/>
     <w:lvlOverride w:ilvl="0">
       <w:startOverride w:val="3"/>
@@ -44401,7 +44276,7 @@
       <w:startOverride w:val="3"/>
     </w:lvlOverride>
   </w:num>
-  <w:num w:numId="37" w16cid:durableId="614481356">
+  <w:num w:numId="37" w16cid:durableId="2068917371">
     <w:abstractNumId w:val="4"/>
     <w:lvlOverride w:ilvl="0">
       <w:startOverride w:val="3"/>
@@ -44431,13 +44306,13 @@
       <w:startOverride w:val="3"/>
     </w:lvlOverride>
   </w:num>
-  <w:num w:numId="38" w16cid:durableId="1358265053">
+  <w:num w:numId="38" w16cid:durableId="1751461137">
     <w:abstractNumId w:val="1"/>
   </w:num>
-  <w:num w:numId="39" w16cid:durableId="1098256018">
+  <w:num w:numId="39" w16cid:durableId="1136215210">
     <w:abstractNumId w:val="1"/>
   </w:num>
-  <w:num w:numId="40" w16cid:durableId="1147477908">
+  <w:num w:numId="40" w16cid:durableId="1847397710">
     <w:abstractNumId w:val="2"/>
     <w:lvlOverride w:ilvl="0">
       <w:startOverride w:val="1"/>
@@ -44467,7 +44342,7 @@
       <w:startOverride w:val="1"/>
     </w:lvlOverride>
   </w:num>
-  <w:num w:numId="41" w16cid:durableId="1787507899">
+  <w:num w:numId="41" w16cid:durableId="1260795826">
     <w:abstractNumId w:val="2"/>
     <w:lvlOverride w:ilvl="0">
       <w:startOverride w:val="1"/>
@@ -44497,7 +44372,7 @@
       <w:startOverride w:val="1"/>
     </w:lvlOverride>
   </w:num>
-  <w:num w:numId="42" w16cid:durableId="169030684">
+  <w:num w:numId="42" w16cid:durableId="2097357418">
     <w:abstractNumId w:val="3"/>
     <w:lvlOverride w:ilvl="0">
       <w:startOverride w:val="2"/>
@@ -44527,7 +44402,7 @@
       <w:startOverride w:val="2"/>
     </w:lvlOverride>
   </w:num>
-  <w:num w:numId="43" w16cid:durableId="1898512821">
+  <w:num w:numId="43" w16cid:durableId="829448531">
     <w:abstractNumId w:val="3"/>
     <w:lvlOverride w:ilvl="0">
       <w:startOverride w:val="2"/>
@@ -44557,13 +44432,13 @@
       <w:startOverride w:val="2"/>
     </w:lvlOverride>
   </w:num>
-  <w:num w:numId="44" w16cid:durableId="1245262940">
+  <w:num w:numId="44" w16cid:durableId="493911985">
     <w:abstractNumId w:val="1"/>
   </w:num>
-  <w:num w:numId="45" w16cid:durableId="298194441">
+  <w:num w:numId="45" w16cid:durableId="1798449503">
     <w:abstractNumId w:val="1"/>
   </w:num>
-  <w:num w:numId="46" w16cid:durableId="2112620640">
+  <w:num w:numId="46" w16cid:durableId="1173648763">
     <w:abstractNumId w:val="2"/>
     <w:lvlOverride w:ilvl="0">
       <w:startOverride w:val="1"/>
@@ -44593,7 +44468,7 @@
       <w:startOverride w:val="1"/>
     </w:lvlOverride>
   </w:num>
-  <w:num w:numId="47" w16cid:durableId="1836068818">
+  <w:num w:numId="47" w16cid:durableId="1984118866">
     <w:abstractNumId w:val="2"/>
     <w:lvlOverride w:ilvl="0">
       <w:startOverride w:val="1"/>
@@ -44623,13 +44498,13 @@
       <w:startOverride w:val="1"/>
     </w:lvlOverride>
   </w:num>
-  <w:num w:numId="48" w16cid:durableId="479351623">
+  <w:num w:numId="48" w16cid:durableId="1934320707">
     <w:abstractNumId w:val="1"/>
   </w:num>
-  <w:num w:numId="49" w16cid:durableId="1849561579">
+  <w:num w:numId="49" w16cid:durableId="206643950">
     <w:abstractNumId w:val="1"/>
   </w:num>
-  <w:num w:numId="50" w16cid:durableId="329335195">
+  <w:num w:numId="50" w16cid:durableId="1320965964">
     <w:abstractNumId w:val="2"/>
     <w:lvlOverride w:ilvl="0">
       <w:startOverride w:val="1"/>
@@ -44659,7 +44534,7 @@
       <w:startOverride w:val="1"/>
     </w:lvlOverride>
   </w:num>
-  <w:num w:numId="51" w16cid:durableId="912935866">
+  <w:num w:numId="51" w16cid:durableId="1116679993">
     <w:abstractNumId w:val="2"/>
     <w:lvlOverride w:ilvl="0">
       <w:startOverride w:val="1"/>
@@ -44689,25 +44564,25 @@
       <w:startOverride w:val="1"/>
     </w:lvlOverride>
   </w:num>
-  <w:num w:numId="52" w16cid:durableId="433986543">
+  <w:num w:numId="52" w16cid:durableId="580025591">
     <w:abstractNumId w:val="1"/>
   </w:num>
-  <w:num w:numId="53" w16cid:durableId="150633720">
+  <w:num w:numId="53" w16cid:durableId="52043257">
     <w:abstractNumId w:val="1"/>
   </w:num>
-  <w:num w:numId="54" w16cid:durableId="1442917023">
+  <w:num w:numId="54" w16cid:durableId="894706995">
     <w:abstractNumId w:val="1"/>
   </w:num>
-  <w:num w:numId="55" w16cid:durableId="1554075445">
+  <w:num w:numId="55" w16cid:durableId="1147353744">
     <w:abstractNumId w:val="1"/>
   </w:num>
-  <w:num w:numId="56" w16cid:durableId="1574272585">
+  <w:num w:numId="56" w16cid:durableId="1059985729">
     <w:abstractNumId w:val="1"/>
   </w:num>
-  <w:num w:numId="57" w16cid:durableId="629673343">
+  <w:num w:numId="57" w16cid:durableId="936182083">
     <w:abstractNumId w:val="1"/>
   </w:num>
-  <w:num w:numId="58" w16cid:durableId="237373316">
+  <w:num w:numId="58" w16cid:durableId="2122264465">
     <w:abstractNumId w:val="1"/>
   </w:num>
   <w:numIdMacAtCleanup w:val="58"/>
@@ -45945,7 +45820,7 @@
     <w:name w:val="header"/>
     <w:basedOn w:val="a"/>
     <w:link w:val="Char2"/>
-    <w:rsid w:val="00F14BFD"/>
+    <w:rsid w:val="006F5F8D"/>
     <w:pPr>
       <w:tabs>
         <w:tab w:val="center" w:pos="4513"/>
@@ -45958,13 +45833,13 @@
     <w:name w:val="머리글 Char"/>
     <w:basedOn w:val="a1"/>
     <w:link w:val="ad"/>
-    <w:rsid w:val="00F14BFD"/>
+    <w:rsid w:val="006F5F8D"/>
   </w:style>
   <w:style w:type="paragraph" w:styleId="ae">
     <w:name w:val="footer"/>
     <w:basedOn w:val="a"/>
     <w:link w:val="Char3"/>
-    <w:rsid w:val="00F14BFD"/>
+    <w:rsid w:val="006F5F8D"/>
     <w:pPr>
       <w:tabs>
         <w:tab w:val="center" w:pos="4513"/>
@@ -45977,7 +45852,7 @@
     <w:name w:val="바닥글 Char"/>
     <w:basedOn w:val="a1"/>
     <w:link w:val="ae"/>
-    <w:rsid w:val="00F14BFD"/>
+    <w:rsid w:val="006F5F8D"/>
   </w:style>
 </w:styles>
 </file>

--- a/ko/paper/paper_bilingual.docx
+++ b/ko/paper/paper_bilingual.docx
@@ -4368,7 +4368,7 @@
         <w:t xml:space="preserve">). </w:t>
       </w:r>
       <w:r>
-        <w:t>저자들이</w:t>
+        <w:t>저자가</w:t>
       </w:r>
       <w:r>
         <w:t xml:space="preserve"> </w:t>
@@ -19317,7 +19317,7 @@
         <w:t xml:space="preserve">, </w:t>
       </w:r>
       <w:r>
-        <w:t>저자들의</w:t>
+        <w:t>저자의</w:t>
       </w:r>
       <w:r>
         <w:t xml:space="preserve"> </w:t>
@@ -26627,7 +26627,7 @@
         <w:pStyle w:val="FirstParagraph"/>
       </w:pPr>
       <w:r>
-        <w:t>저자들이</w:t>
+        <w:t>저자가</w:t>
       </w:r>
       <w:r>
         <w:t xml:space="preserve"> </w:t>
@@ -28532,7 +28532,7 @@
         <w:t xml:space="preserve">. </w:t>
       </w:r>
       <w:r>
-        <w:t>저자들의</w:t>
+        <w:t>저자의</w:t>
       </w:r>
       <w:r>
         <w:t xml:space="preserve"> </w:t>
@@ -41259,7 +41259,7 @@
   <w:abstractNum w:abstractNumId="0" w15:restartNumberingAfterBreak="0">
     <w:nsid w:val="99432019"/>
     <w:multiLevelType w:val="multilevel"/>
-    <w:tmpl w:val="5F90A08C"/>
+    <w:tmpl w:val="D04C9A8E"/>
     <w:lvl w:ilvl="0">
       <w:start w:val="2019"/>
       <w:numFmt w:val="decimal"/>
@@ -41345,7 +41345,7 @@
   <w:abstractNum w:abstractNumId="1" w15:restartNumberingAfterBreak="0">
     <w:nsid w:val="0000A990"/>
     <w:multiLevelType w:val="multilevel"/>
-    <w:tmpl w:val="557A7ADE"/>
+    <w:tmpl w:val="B446984E"/>
     <w:lvl w:ilvl="0">
       <w:numFmt w:val="bullet"/>
       <w:lvlText w:val=" "/>
@@ -41422,7 +41422,7 @@
   <w:abstractNum w:abstractNumId="2" w15:restartNumberingAfterBreak="0">
     <w:nsid w:val="0000A991"/>
     <w:multiLevelType w:val="multilevel"/>
-    <w:tmpl w:val="5126B0CC"/>
+    <w:tmpl w:val="B0AE8508"/>
     <w:lvl w:ilvl="0">
       <w:numFmt w:val="bullet"/>
       <w:lvlText w:val=""/>
@@ -41526,7 +41526,7 @@
   <w:abstractNum w:abstractNumId="3" w15:restartNumberingAfterBreak="0">
     <w:nsid w:val="00A99411"/>
     <w:multiLevelType w:val="multilevel"/>
-    <w:tmpl w:val="16669DBC"/>
+    <w:tmpl w:val="09BE3DC6"/>
     <w:lvl w:ilvl="0">
       <w:start w:val="1"/>
       <w:numFmt w:val="decimal"/>
@@ -41612,7 +41612,7 @@
   <w:abstractNum w:abstractNumId="4" w15:restartNumberingAfterBreak="0">
     <w:nsid w:val="00A99412"/>
     <w:multiLevelType w:val="multilevel"/>
-    <w:tmpl w:val="B49C4076"/>
+    <w:tmpl w:val="A76C82EE"/>
     <w:lvl w:ilvl="0">
       <w:start w:val="2"/>
       <w:numFmt w:val="decimal"/>
@@ -41698,7 +41698,7 @@
   <w:abstractNum w:abstractNumId="5" w15:restartNumberingAfterBreak="0">
     <w:nsid w:val="00A99413"/>
     <w:multiLevelType w:val="multilevel"/>
-    <w:tmpl w:val="E27C63E6"/>
+    <w:tmpl w:val="45A4244E"/>
     <w:lvl w:ilvl="0">
       <w:start w:val="3"/>
       <w:numFmt w:val="decimal"/>
@@ -41784,7 +41784,7 @@
   <w:abstractNum w:abstractNumId="6" w15:restartNumberingAfterBreak="0">
     <w:nsid w:val="00A99414"/>
     <w:multiLevelType w:val="multilevel"/>
-    <w:tmpl w:val="671CF35A"/>
+    <w:tmpl w:val="834435EA"/>
     <w:lvl w:ilvl="0">
       <w:start w:val="4"/>
       <w:numFmt w:val="decimal"/>
@@ -41867,22 +41867,22 @@
       </w:pPr>
     </w:lvl>
   </w:abstractNum>
-  <w:num w:numId="1" w16cid:durableId="1812164058">
+  <w:num w:numId="1" w16cid:durableId="2129395899">
     <w:abstractNumId w:val="1"/>
   </w:num>
-  <w:num w:numId="2" w16cid:durableId="253589404">
+  <w:num w:numId="2" w16cid:durableId="56828775">
     <w:abstractNumId w:val="2"/>
   </w:num>
-  <w:num w:numId="3" w16cid:durableId="908153896">
+  <w:num w:numId="3" w16cid:durableId="314801066">
     <w:abstractNumId w:val="2"/>
   </w:num>
-  <w:num w:numId="4" w16cid:durableId="1523664860">
+  <w:num w:numId="4" w16cid:durableId="1453551416">
     <w:abstractNumId w:val="2"/>
   </w:num>
-  <w:num w:numId="5" w16cid:durableId="1785615339">
+  <w:num w:numId="5" w16cid:durableId="86123961">
     <w:abstractNumId w:val="2"/>
   </w:num>
-  <w:num w:numId="6" w16cid:durableId="2029601926">
+  <w:num w:numId="6" w16cid:durableId="2004813436">
     <w:abstractNumId w:val="3"/>
     <w:lvlOverride w:ilvl="0">
       <w:startOverride w:val="1"/>
@@ -41912,7 +41912,7 @@
       <w:startOverride w:val="1"/>
     </w:lvlOverride>
   </w:num>
-  <w:num w:numId="7" w16cid:durableId="2121336430">
+  <w:num w:numId="7" w16cid:durableId="770244827">
     <w:abstractNumId w:val="3"/>
     <w:lvlOverride w:ilvl="0">
       <w:startOverride w:val="1"/>
@@ -41942,7 +41942,7 @@
       <w:startOverride w:val="1"/>
     </w:lvlOverride>
   </w:num>
-  <w:num w:numId="8" w16cid:durableId="1133253376">
+  <w:num w:numId="8" w16cid:durableId="326909751">
     <w:abstractNumId w:val="4"/>
     <w:lvlOverride w:ilvl="0">
       <w:startOverride w:val="2"/>
@@ -41972,7 +41972,7 @@
       <w:startOverride w:val="2"/>
     </w:lvlOverride>
   </w:num>
-  <w:num w:numId="9" w16cid:durableId="92406112">
+  <w:num w:numId="9" w16cid:durableId="896472136">
     <w:abstractNumId w:val="4"/>
     <w:lvlOverride w:ilvl="0">
       <w:startOverride w:val="2"/>
@@ -42002,7 +42002,7 @@
       <w:startOverride w:val="2"/>
     </w:lvlOverride>
   </w:num>
-  <w:num w:numId="10" w16cid:durableId="149831711">
+  <w:num w:numId="10" w16cid:durableId="127476263">
     <w:abstractNumId w:val="0"/>
     <w:lvlOverride w:ilvl="0">
       <w:startOverride w:val="2019"/>
@@ -42032,7 +42032,7 @@
       <w:startOverride w:val="2019"/>
     </w:lvlOverride>
   </w:num>
-  <w:num w:numId="11" w16cid:durableId="604578175">
+  <w:num w:numId="11" w16cid:durableId="158080441">
     <w:abstractNumId w:val="5"/>
     <w:lvlOverride w:ilvl="0">
       <w:startOverride w:val="3"/>
@@ -42062,7 +42062,7 @@
       <w:startOverride w:val="3"/>
     </w:lvlOverride>
   </w:num>
-  <w:num w:numId="12" w16cid:durableId="1704599170">
+  <w:num w:numId="12" w16cid:durableId="1335961512">
     <w:abstractNumId w:val="5"/>
     <w:lvlOverride w:ilvl="0">
       <w:startOverride w:val="3"/>
@@ -42092,7 +42092,7 @@
       <w:startOverride w:val="3"/>
     </w:lvlOverride>
   </w:num>
-  <w:num w:numId="13" w16cid:durableId="1073696958">
+  <w:num w:numId="13" w16cid:durableId="470680701">
     <w:abstractNumId w:val="6"/>
     <w:lvlOverride w:ilvl="0">
       <w:startOverride w:val="4"/>
@@ -42122,7 +42122,7 @@
       <w:startOverride w:val="4"/>
     </w:lvlOverride>
   </w:num>
-  <w:num w:numId="14" w16cid:durableId="1555460735">
+  <w:num w:numId="14" w16cid:durableId="1445266901">
     <w:abstractNumId w:val="6"/>
     <w:lvlOverride w:ilvl="0">
       <w:startOverride w:val="4"/>
@@ -42152,7 +42152,7 @@
       <w:startOverride w:val="4"/>
     </w:lvlOverride>
   </w:num>
-  <w:num w:numId="15" w16cid:durableId="1305697150">
+  <w:num w:numId="15" w16cid:durableId="1458334148">
     <w:abstractNumId w:val="3"/>
     <w:lvlOverride w:ilvl="0">
       <w:startOverride w:val="1"/>
@@ -42182,7 +42182,7 @@
       <w:startOverride w:val="1"/>
     </w:lvlOverride>
   </w:num>
-  <w:num w:numId="16" w16cid:durableId="1307003464">
+  <w:num w:numId="16" w16cid:durableId="652413554">
     <w:abstractNumId w:val="3"/>
     <w:lvlOverride w:ilvl="0">
       <w:startOverride w:val="1"/>
@@ -42212,7 +42212,7 @@
       <w:startOverride w:val="1"/>
     </w:lvlOverride>
   </w:num>
-  <w:num w:numId="17" w16cid:durableId="658273120">
+  <w:num w:numId="17" w16cid:durableId="119107331">
     <w:abstractNumId w:val="4"/>
     <w:lvlOverride w:ilvl="0">
       <w:startOverride w:val="2"/>
@@ -42242,7 +42242,7 @@
       <w:startOverride w:val="2"/>
     </w:lvlOverride>
   </w:num>
-  <w:num w:numId="18" w16cid:durableId="1717047305">
+  <w:num w:numId="18" w16cid:durableId="1478834704">
     <w:abstractNumId w:val="4"/>
     <w:lvlOverride w:ilvl="0">
       <w:startOverride w:val="2"/>
@@ -42272,7 +42272,7 @@
       <w:startOverride w:val="2"/>
     </w:lvlOverride>
   </w:num>
-  <w:num w:numId="19" w16cid:durableId="2120222663">
+  <w:num w:numId="19" w16cid:durableId="1157916220">
     <w:abstractNumId w:val="5"/>
     <w:lvlOverride w:ilvl="0">
       <w:startOverride w:val="3"/>
@@ -42302,7 +42302,7 @@
       <w:startOverride w:val="3"/>
     </w:lvlOverride>
   </w:num>
-  <w:num w:numId="20" w16cid:durableId="1746300647">
+  <w:num w:numId="20" w16cid:durableId="1114861218">
     <w:abstractNumId w:val="5"/>
     <w:lvlOverride w:ilvl="0">
       <w:startOverride w:val="3"/>
@@ -42332,7 +42332,7 @@
       <w:startOverride w:val="3"/>
     </w:lvlOverride>
   </w:num>
-  <w:num w:numId="21" w16cid:durableId="1500075736">
+  <w:num w:numId="21" w16cid:durableId="232401051">
     <w:abstractNumId w:val="3"/>
     <w:lvlOverride w:ilvl="0">
       <w:startOverride w:val="1"/>
@@ -42362,7 +42362,7 @@
       <w:startOverride w:val="1"/>
     </w:lvlOverride>
   </w:num>
-  <w:num w:numId="22" w16cid:durableId="1825243233">
+  <w:num w:numId="22" w16cid:durableId="99690952">
     <w:abstractNumId w:val="3"/>
     <w:lvlOverride w:ilvl="0">
       <w:startOverride w:val="1"/>
@@ -42392,7 +42392,7 @@
       <w:startOverride w:val="1"/>
     </w:lvlOverride>
   </w:num>
-  <w:num w:numId="23" w16cid:durableId="1802796779">
+  <w:num w:numId="23" w16cid:durableId="1343317043">
     <w:abstractNumId w:val="4"/>
     <w:lvlOverride w:ilvl="0">
       <w:startOverride w:val="2"/>
@@ -42422,7 +42422,7 @@
       <w:startOverride w:val="2"/>
     </w:lvlOverride>
   </w:num>
-  <w:num w:numId="24" w16cid:durableId="611520791">
+  <w:num w:numId="24" w16cid:durableId="787894059">
     <w:abstractNumId w:val="4"/>
     <w:lvlOverride w:ilvl="0">
       <w:startOverride w:val="2"/>
@@ -42452,7 +42452,7 @@
       <w:startOverride w:val="2"/>
     </w:lvlOverride>
   </w:num>
-  <w:num w:numId="25" w16cid:durableId="1531576738">
+  <w:num w:numId="25" w16cid:durableId="947660799">
     <w:abstractNumId w:val="5"/>
     <w:lvlOverride w:ilvl="0">
       <w:startOverride w:val="3"/>
@@ -42482,7 +42482,7 @@
       <w:startOverride w:val="3"/>
     </w:lvlOverride>
   </w:num>
-  <w:num w:numId="26" w16cid:durableId="1619943392">
+  <w:num w:numId="26" w16cid:durableId="338241174">
     <w:abstractNumId w:val="5"/>
     <w:lvlOverride w:ilvl="0">
       <w:startOverride w:val="3"/>
@@ -42512,7 +42512,7 @@
       <w:startOverride w:val="3"/>
     </w:lvlOverride>
   </w:num>
-  <w:num w:numId="27" w16cid:durableId="1793597096">
+  <w:num w:numId="27" w16cid:durableId="975179539">
     <w:abstractNumId w:val="3"/>
     <w:lvlOverride w:ilvl="0">
       <w:startOverride w:val="1"/>
@@ -42542,7 +42542,7 @@
       <w:startOverride w:val="1"/>
     </w:lvlOverride>
   </w:num>
-  <w:num w:numId="28" w16cid:durableId="1929734207">
+  <w:num w:numId="28" w16cid:durableId="1551453515">
     <w:abstractNumId w:val="3"/>
     <w:lvlOverride w:ilvl="0">
       <w:startOverride w:val="1"/>
@@ -42572,7 +42572,7 @@
       <w:startOverride w:val="1"/>
     </w:lvlOverride>
   </w:num>
-  <w:num w:numId="29" w16cid:durableId="1067386342">
+  <w:num w:numId="29" w16cid:durableId="1099522874">
     <w:abstractNumId w:val="4"/>
     <w:lvlOverride w:ilvl="0">
       <w:startOverride w:val="2"/>
@@ -42602,7 +42602,7 @@
       <w:startOverride w:val="2"/>
     </w:lvlOverride>
   </w:num>
-  <w:num w:numId="30" w16cid:durableId="1239897270">
+  <w:num w:numId="30" w16cid:durableId="491339229">
     <w:abstractNumId w:val="4"/>
     <w:lvlOverride w:ilvl="0">
       <w:startOverride w:val="2"/>
@@ -42632,7 +42632,7 @@
       <w:startOverride w:val="2"/>
     </w:lvlOverride>
   </w:num>
-  <w:num w:numId="31" w16cid:durableId="1975674591">
+  <w:num w:numId="31" w16cid:durableId="1057390510">
     <w:abstractNumId w:val="5"/>
     <w:lvlOverride w:ilvl="0">
       <w:startOverride w:val="3"/>
@@ -42662,7 +42662,7 @@
       <w:startOverride w:val="3"/>
     </w:lvlOverride>
   </w:num>
-  <w:num w:numId="32" w16cid:durableId="1033381798">
+  <w:num w:numId="32" w16cid:durableId="508061698">
     <w:abstractNumId w:val="5"/>
     <w:lvlOverride w:ilvl="0">
       <w:startOverride w:val="3"/>
@@ -42692,13 +42692,13 @@
       <w:startOverride w:val="3"/>
     </w:lvlOverride>
   </w:num>
-  <w:num w:numId="33" w16cid:durableId="1850214915">
+  <w:num w:numId="33" w16cid:durableId="1092702800">
     <w:abstractNumId w:val="2"/>
   </w:num>
-  <w:num w:numId="34" w16cid:durableId="863905090">
+  <w:num w:numId="34" w16cid:durableId="1482696355">
     <w:abstractNumId w:val="2"/>
   </w:num>
-  <w:num w:numId="35" w16cid:durableId="1265655716">
+  <w:num w:numId="35" w16cid:durableId="695697383">
     <w:abstractNumId w:val="3"/>
     <w:lvlOverride w:ilvl="0">
       <w:startOverride w:val="1"/>
@@ -42728,7 +42728,7 @@
       <w:startOverride w:val="1"/>
     </w:lvlOverride>
   </w:num>
-  <w:num w:numId="36" w16cid:durableId="379400114">
+  <w:num w:numId="36" w16cid:durableId="608438107">
     <w:abstractNumId w:val="3"/>
     <w:lvlOverride w:ilvl="0">
       <w:startOverride w:val="1"/>
@@ -42758,13 +42758,13 @@
       <w:startOverride w:val="1"/>
     </w:lvlOverride>
   </w:num>
-  <w:num w:numId="37" w16cid:durableId="1382943797">
+  <w:num w:numId="37" w16cid:durableId="1331955331">
     <w:abstractNumId w:val="2"/>
   </w:num>
-  <w:num w:numId="38" w16cid:durableId="20784861">
+  <w:num w:numId="38" w16cid:durableId="1821383341">
     <w:abstractNumId w:val="2"/>
   </w:num>
-  <w:num w:numId="39" w16cid:durableId="643236592">
+  <w:num w:numId="39" w16cid:durableId="994072606">
     <w:abstractNumId w:val="3"/>
     <w:lvlOverride w:ilvl="0">
       <w:startOverride w:val="1"/>
@@ -42794,7 +42794,7 @@
       <w:startOverride w:val="1"/>
     </w:lvlOverride>
   </w:num>
-  <w:num w:numId="40" w16cid:durableId="449738375">
+  <w:num w:numId="40" w16cid:durableId="752163613">
     <w:abstractNumId w:val="3"/>
     <w:lvlOverride w:ilvl="0">
       <w:startOverride w:val="1"/>
@@ -42824,25 +42824,25 @@
       <w:startOverride w:val="1"/>
     </w:lvlOverride>
   </w:num>
-  <w:num w:numId="41" w16cid:durableId="1588422440">
+  <w:num w:numId="41" w16cid:durableId="1882091010">
     <w:abstractNumId w:val="2"/>
   </w:num>
-  <w:num w:numId="42" w16cid:durableId="1997608590">
+  <w:num w:numId="42" w16cid:durableId="116073572">
     <w:abstractNumId w:val="2"/>
   </w:num>
-  <w:num w:numId="43" w16cid:durableId="1837382178">
+  <w:num w:numId="43" w16cid:durableId="581179985">
     <w:abstractNumId w:val="2"/>
   </w:num>
-  <w:num w:numId="44" w16cid:durableId="450561442">
+  <w:num w:numId="44" w16cid:durableId="1549957066">
     <w:abstractNumId w:val="2"/>
   </w:num>
-  <w:num w:numId="45" w16cid:durableId="1373843498">
+  <w:num w:numId="45" w16cid:durableId="1184903398">
     <w:abstractNumId w:val="2"/>
   </w:num>
-  <w:num w:numId="46" w16cid:durableId="472991222">
+  <w:num w:numId="46" w16cid:durableId="555287653">
     <w:abstractNumId w:val="2"/>
   </w:num>
-  <w:num w:numId="47" w16cid:durableId="496649859">
+  <w:num w:numId="47" w16cid:durableId="655113112">
     <w:abstractNumId w:val="2"/>
   </w:num>
 </w:numbering>
@@ -44079,7 +44079,7 @@
     <w:name w:val="header"/>
     <w:basedOn w:val="a"/>
     <w:link w:val="Char2"/>
-    <w:rsid w:val="00762CA3"/>
+    <w:rsid w:val="00257AA0"/>
     <w:pPr>
       <w:tabs>
         <w:tab w:val="center" w:pos="4513"/>
@@ -44092,13 +44092,13 @@
     <w:name w:val="머리글 Char"/>
     <w:basedOn w:val="a1"/>
     <w:link w:val="ad"/>
-    <w:rsid w:val="00762CA3"/>
+    <w:rsid w:val="00257AA0"/>
   </w:style>
   <w:style w:type="paragraph" w:styleId="ae">
     <w:name w:val="footer"/>
     <w:basedOn w:val="a"/>
     <w:link w:val="Char3"/>
-    <w:rsid w:val="00762CA3"/>
+    <w:rsid w:val="00257AA0"/>
     <w:pPr>
       <w:tabs>
         <w:tab w:val="center" w:pos="4513"/>
@@ -44111,7 +44111,7 @@
     <w:name w:val="바닥글 Char"/>
     <w:basedOn w:val="a1"/>
     <w:link w:val="ae"/>
-    <w:rsid w:val="00762CA3"/>
+    <w:rsid w:val="00257AA0"/>
   </w:style>
 </w:styles>
 </file>

--- a/ko/paper/paper_bilingual.docx
+++ b/ko/paper/paper_bilingual.docx
@@ -30350,10 +30350,20 @@
         <w:t xml:space="preserve">The expert completed an asynchronous self-administered review using a Word-format survey instrument that combined (a) a 40-minute guided walk-through of the §5 classroom lesson plan with the expert acting as the teacher, (b) the 10-item System Usability Scale (Brooke, 1996), and (c) six open-ended questions covering pedagogical fidelity, affordance value, perceived risks of learner misconception, missing affordances, single-work depth versus multi-piece breadth, and recommendations for the planned RCT. The </w:t>
       </w:r>
       <w:r>
-        <w:t>SUS items were translated to Korean by the author following Brooke’s (1996) original wording; the survey was self-administered, with the expert working through the live deployment at https://rosyrosys.github.io/sonata-form-viz/ in their own environment. Written responses were analysed by the author following the thematic-analysis approach of Braun and Clarke (2006), and the expert gave written informed consent for anonymous reporting. The study was treated as expert evaluation rather than human-subjects res</w:t>
-      </w:r>
-      <w:r>
-        <w:t>earch; consequently no formal IRB approval was required by the host institution.</w:t>
+        <w:t xml:space="preserve">SUS items were administered following Brooke’s (1996) original wording. The survey was self-administered, with the expert working through the live deployment (see §9 </w:t>
+      </w:r>
+      <w:r>
+        <w:rPr>
+          <w:i/>
+          <w:iCs/>
+        </w:rPr>
+        <w:t>Reproducibility</w:t>
+      </w:r>
+      <w:r>
+        <w:t>) in their own environment. Written responses were analysed by the author following the thematic-analysis approach of Braun and Clarke (2006), and the expert gave written informed consent for anonymous reporting. The study was treated as expert evaluation rather than human-subjects research; consequently no formal IRB approval wa</w:t>
+      </w:r>
+      <w:r>
+        <w:t>s required by the host institution.</w:t>
       </w:r>
     </w:p>
     <w:p>
@@ -30668,240 +30678,258 @@
         <w:t xml:space="preserve"> </w:t>
       </w:r>
       <w:r>
+        <w:t>시행되었다</w:t>
+      </w:r>
+      <w:r>
+        <w:t xml:space="preserve">. </w:t>
+      </w:r>
+      <w:r>
+        <w:t>설문은</w:t>
+      </w:r>
+      <w:r>
+        <w:t xml:space="preserve"> </w:t>
+      </w:r>
+      <w:r>
+        <w:t>자가</w:t>
+      </w:r>
+      <w:r>
+        <w:t xml:space="preserve"> </w:t>
+      </w:r>
+      <w:r>
+        <w:t>기입으로</w:t>
+      </w:r>
+      <w:r>
+        <w:t xml:space="preserve"> </w:t>
+      </w:r>
+      <w:r>
+        <w:t>진행되었고</w:t>
+      </w:r>
+      <w:r>
+        <w:t xml:space="preserve"> </w:t>
+      </w:r>
+      <w:r>
+        <w:t>전문가는</w:t>
+      </w:r>
+      <w:r>
+        <w:t xml:space="preserve"> </w:t>
+      </w:r>
+      <w:r>
+        <w:t>라이브</w:t>
+      </w:r>
+      <w:r>
+        <w:t xml:space="preserve"> </w:t>
+      </w:r>
+      <w:r>
+        <w:t>배포</w:t>
+      </w:r>
+      <w:r>
+        <w:t xml:space="preserve"> (§9 </w:t>
+      </w:r>
+      <w:r>
+        <w:rPr>
+          <w:i/>
+          <w:iCs/>
+        </w:rPr>
+        <w:t>재현</w:t>
+      </w:r>
+      <w:r>
+        <w:rPr>
+          <w:i/>
+          <w:iCs/>
+        </w:rPr>
+        <w:t xml:space="preserve"> </w:t>
+      </w:r>
+      <w:r>
+        <w:rPr>
+          <w:i/>
+          <w:iCs/>
+        </w:rPr>
+        <w:t>가능성</w:t>
+      </w:r>
+      <w:r>
+        <w:t xml:space="preserve"> </w:t>
+      </w:r>
+      <w:r>
+        <w:t>참조</w:t>
+      </w:r>
+      <w:r>
+        <w:t xml:space="preserve">) </w:t>
+      </w:r>
+      <w:r>
+        <w:t>를</w:t>
+      </w:r>
+      <w:r>
+        <w:t xml:space="preserve"> </w:t>
+      </w:r>
+      <w:r>
+        <w:t>자신의</w:t>
+      </w:r>
+      <w:r>
+        <w:t xml:space="preserve"> </w:t>
+      </w:r>
+      <w:r>
+        <w:t>환경에서</w:t>
+      </w:r>
+      <w:r>
+        <w:t xml:space="preserve"> </w:t>
+      </w:r>
+      <w:r>
+        <w:t>사용하였다</w:t>
+      </w:r>
+      <w:r>
+        <w:t xml:space="preserve">. </w:t>
+      </w:r>
+      <w:r>
+        <w:t>작성된</w:t>
+      </w:r>
+      <w:r>
+        <w:t xml:space="preserve"> </w:t>
+      </w:r>
+      <w:r>
+        <w:t>응답은</w:t>
+      </w:r>
+      <w:r>
+        <w:t xml:space="preserve"> Braun &amp; Clarke (2006) </w:t>
+      </w:r>
+      <w:r>
+        <w:t>의</w:t>
+      </w:r>
+      <w:r>
+        <w:t xml:space="preserve"> </w:t>
+      </w:r>
+      <w:r>
+        <w:t>주제</w:t>
+      </w:r>
+      <w:r>
+        <w:t xml:space="preserve"> </w:t>
+      </w:r>
+      <w:r>
+        <w:t>분석</w:t>
+      </w:r>
+      <w:r>
+        <w:t xml:space="preserve"> </w:t>
+      </w:r>
+      <w:r>
+        <w:t>접근법에</w:t>
+      </w:r>
+      <w:r>
+        <w:t xml:space="preserve"> </w:t>
+      </w:r>
+      <w:r>
+        <w:t>따라</w:t>
+      </w:r>
+      <w:r>
+        <w:t xml:space="preserve"> </w:t>
+      </w:r>
+      <w:r>
         <w:t>저자가</w:t>
       </w:r>
       <w:r>
         <w:t xml:space="preserve"> </w:t>
       </w:r>
       <w:r>
-        <w:t>한국어로</w:t>
-      </w:r>
-      <w:r>
-        <w:t xml:space="preserve"> </w:t>
-      </w:r>
-      <w:r>
-        <w:t>번역하였으며</w:t>
+        <w:t>분석하였으며</w:t>
       </w:r>
       <w:r>
         <w:t xml:space="preserve">, </w:t>
       </w:r>
       <w:r>
-        <w:t>설문은</w:t>
-      </w:r>
-      <w:r>
-        <w:t xml:space="preserve"> </w:t>
-      </w:r>
-      <w:r>
-        <w:t>자가</w:t>
-      </w:r>
-      <w:r>
-        <w:t xml:space="preserve"> </w:t>
-      </w:r>
-      <w:r>
-        <w:t>기입으로</w:t>
-      </w:r>
-      <w:r>
-        <w:t xml:space="preserve"> </w:t>
-      </w:r>
-      <w:r>
-        <w:t>진행되었고</w:t>
-      </w:r>
-      <w:r>
-        <w:t xml:space="preserve"> </w:t>
-      </w:r>
-      <w:r>
         <w:t>전문가는</w:t>
       </w:r>
       <w:r>
-        <w:t xml:space="preserve"> https://rosyrosys.github.io/sonata-form-viz/ </w:t>
-      </w:r>
-      <w:r>
-        <w:t>의</w:t>
-      </w:r>
-      <w:r>
-        <w:t xml:space="preserve"> </w:t>
-      </w:r>
-      <w:r>
-        <w:t>라이브</w:t>
-      </w:r>
-      <w:r>
-        <w:t xml:space="preserve"> </w:t>
-      </w:r>
-      <w:r>
-        <w:t>배포를</w:t>
-      </w:r>
-      <w:r>
-        <w:t xml:space="preserve"> </w:t>
-      </w:r>
-      <w:r>
-        <w:t>자신의</w:t>
-      </w:r>
-      <w:r>
-        <w:t xml:space="preserve"> </w:t>
-      </w:r>
-      <w:r>
-        <w:t>환경에서</w:t>
-      </w:r>
-      <w:r>
-        <w:t xml:space="preserve"> </w:t>
-      </w:r>
-      <w:r>
-        <w:t>사용하였다</w:t>
+        <w:t xml:space="preserve"> </w:t>
+      </w:r>
+      <w:r>
+        <w:t>익명</w:t>
+      </w:r>
+      <w:r>
+        <w:t xml:space="preserve"> </w:t>
+      </w:r>
+      <w:r>
+        <w:t>보고에</w:t>
+      </w:r>
+      <w:r>
+        <w:t xml:space="preserve"> </w:t>
+      </w:r>
+      <w:r>
+        <w:t>대한</w:t>
+      </w:r>
+      <w:r>
+        <w:t xml:space="preserve"> </w:t>
+      </w:r>
+      <w:r>
+        <w:t>서면</w:t>
+      </w:r>
+      <w:r>
+        <w:t xml:space="preserve"> </w:t>
+      </w:r>
+      <w:r>
+        <w:t>동의를</w:t>
+      </w:r>
+      <w:r>
+        <w:t xml:space="preserve"> </w:t>
+      </w:r>
+      <w:r>
+        <w:t>제공하였다</w:t>
       </w:r>
       <w:r>
         <w:t xml:space="preserve">. </w:t>
       </w:r>
       <w:r>
-        <w:t>작성된</w:t>
-      </w:r>
-      <w:r>
-        <w:t xml:space="preserve"> </w:t>
-      </w:r>
-      <w:r>
-        <w:t>응답은</w:t>
-      </w:r>
-      <w:r>
-        <w:t xml:space="preserve"> Braun &amp; Clarke (2006) </w:t>
-      </w:r>
-      <w:r>
-        <w:t>의</w:t>
-      </w:r>
-      <w:r>
-        <w:t xml:space="preserve"> </w:t>
-      </w:r>
-      <w:r>
-        <w:t>주제</w:t>
-      </w:r>
-      <w:r>
-        <w:t xml:space="preserve"> </w:t>
-      </w:r>
-      <w:r>
-        <w:t>분석</w:t>
-      </w:r>
-      <w:r>
-        <w:t xml:space="preserve"> </w:t>
-      </w:r>
-      <w:r>
-        <w:t>접근법에</w:t>
-      </w:r>
-      <w:r>
-        <w:t xml:space="preserve"> </w:t>
-      </w:r>
-      <w:r>
-        <w:t>따라</w:t>
-      </w:r>
-      <w:r>
-        <w:t xml:space="preserve"> </w:t>
-      </w:r>
-      <w:r>
-        <w:t>저자가</w:t>
-      </w:r>
-      <w:r>
-        <w:t xml:space="preserve"> </w:t>
-      </w:r>
-      <w:r>
-        <w:t>분석하였으며</w:t>
+        <w:t>본</w:t>
+      </w:r>
+      <w:r>
+        <w:t xml:space="preserve"> </w:t>
+      </w:r>
+      <w:r>
+        <w:t>연구는</w:t>
+      </w:r>
+      <w:r>
+        <w:t xml:space="preserve"> </w:t>
+      </w:r>
+      <w:r>
+        <w:t>인간</w:t>
+      </w:r>
+      <w:r>
+        <w:t xml:space="preserve"> </w:t>
+      </w:r>
+      <w:r>
+        <w:t>대상</w:t>
+      </w:r>
+      <w:r>
+        <w:t xml:space="preserve"> </w:t>
+      </w:r>
+      <w:r>
+        <w:t>연구가</w:t>
+      </w:r>
+      <w:r>
+        <w:t xml:space="preserve"> </w:t>
+      </w:r>
+      <w:r>
+        <w:t>아닌</w:t>
+      </w:r>
+      <w:r>
+        <w:t xml:space="preserve"> </w:t>
+      </w:r>
+      <w:r>
+        <w:t>전문가</w:t>
+      </w:r>
+      <w:r>
+        <w:t xml:space="preserve"> </w:t>
+      </w:r>
+      <w:r>
+        <w:t>평가로</w:t>
+      </w:r>
+      <w:r>
+        <w:t xml:space="preserve"> </w:t>
+      </w:r>
+      <w:r>
+        <w:t>처리되었으며</w:t>
       </w:r>
       <w:r>
         <w:t xml:space="preserve">, </w:t>
       </w:r>
       <w:r>
-        <w:t>전문가는</w:t>
-      </w:r>
-      <w:r>
-        <w:t xml:space="preserve"> </w:t>
-      </w:r>
-      <w:r>
-        <w:t>익명</w:t>
-      </w:r>
-      <w:r>
-        <w:t xml:space="preserve"> </w:t>
-      </w:r>
-      <w:r>
-        <w:t>보고에</w:t>
-      </w:r>
-      <w:r>
-        <w:t xml:space="preserve"> </w:t>
-      </w:r>
-      <w:r>
-        <w:t>대한</w:t>
-      </w:r>
-      <w:r>
-        <w:t xml:space="preserve"> </w:t>
-      </w:r>
-      <w:r>
-        <w:t>서면</w:t>
-      </w:r>
-      <w:r>
-        <w:t xml:space="preserve"> </w:t>
-      </w:r>
-      <w:r>
-        <w:t>동의를</w:t>
-      </w:r>
-      <w:r>
-        <w:t xml:space="preserve"> </w:t>
-      </w:r>
-      <w:r>
-        <w:t>제공하였다</w:t>
-      </w:r>
-      <w:r>
-        <w:t xml:space="preserve">. </w:t>
-      </w:r>
-      <w:r>
-        <w:t>본</w:t>
-      </w:r>
-      <w:r>
-        <w:t xml:space="preserve"> </w:t>
-      </w:r>
-      <w:r>
-        <w:t>연구는</w:t>
-      </w:r>
-      <w:r>
-        <w:t xml:space="preserve"> </w:t>
-      </w:r>
-      <w:r>
-        <w:t>인간</w:t>
-      </w:r>
-      <w:r>
-        <w:t xml:space="preserve"> </w:t>
-      </w:r>
-      <w:r>
-        <w:t>대상</w:t>
-      </w:r>
-      <w:r>
-        <w:t xml:space="preserve"> </w:t>
-      </w:r>
-      <w:r>
-        <w:t>연구가</w:t>
-      </w:r>
-      <w:r>
-        <w:t xml:space="preserve"> </w:t>
-      </w:r>
-      <w:r>
-        <w:t>아닌</w:t>
-      </w:r>
-      <w:r>
-        <w:t xml:space="preserve"> </w:t>
-      </w:r>
-      <w:r>
-        <w:t>전문가</w:t>
-      </w:r>
-      <w:r>
-        <w:t xml:space="preserve"> </w:t>
-      </w:r>
-      <w:r>
-        <w:t>평가로</w:t>
-      </w:r>
-      <w:r>
-        <w:t xml:space="preserve"> </w:t>
-      </w:r>
-      <w:r>
-        <w:t>처리되었으며</w:t>
-      </w:r>
-      <w:r>
-        <w:t xml:space="preserve">, </w:t>
-      </w:r>
-      <w:r>
         <w:t>따라서</w:t>
       </w:r>
       <w:r>
@@ -30923,10 +30951,7 @@
         <w:t>정식</w:t>
       </w:r>
       <w:r>
-        <w:t xml:space="preserve"> </w:t>
-      </w:r>
-      <w:r>
-        <w:t xml:space="preserve">IRB </w:t>
+        <w:t xml:space="preserve"> IRB </w:t>
       </w:r>
       <w:r>
         <w:t>승인은</w:t>
@@ -33395,10 +33420,7 @@
         <w:t>Pre-RCT tool extension: chord-level harmonic layer</w:t>
       </w:r>
       <w:r>
-        <w:t xml:space="preserve"> (C4 </w:t>
-      </w:r>
-      <w:r>
-        <w:t xml:space="preserve">recommendation) will be incorporated into a v0.2.0 release before the RCT. 3. </w:t>
+        <w:t xml:space="preserve"> (C4 recommendation) will be incorporated into a v0.2.0 release before the RCT. 3. </w:t>
       </w:r>
       <w:r>
         <w:rPr>
@@ -33418,7 +33440,10 @@
         <w:t>Production-readiness track in parallel</w:t>
       </w:r>
       <w:r>
-        <w:t xml:space="preserve"> (Section D comment): documentation, classroom packaging, teacher-facing materials for a v1.0 deployable release alongside the research RCT.</w:t>
+        <w:t xml:space="preserve"> (Section D comment): documentation, classroom packaging, teacher-facing</w:t>
+      </w:r>
+      <w:r>
+        <w:t xml:space="preserve"> materials for a v1.0 deployable release alongside the research RCT.</w:t>
       </w:r>
     </w:p>
     <w:p>
@@ -36070,7 +36095,10 @@
         <w:t>Multi-piece dataset.</w:t>
       </w:r>
       <w:r>
-        <w:t xml:space="preserve"> Beethoven Op. 49 No. 2 mvt. I and Clementi Op. 36 No. 1 mvt. I encoded against the same JSON schema for comparative form study.</w:t>
+        <w:t xml:space="preserve"> </w:t>
+      </w:r>
+      <w:r>
+        <w:t>Beethoven Op. 49 No. 2 mvt. I and Clementi Op. 36 No. 1 mvt. I encoded against the same JSON schema for comparative form study.</w:t>
       </w:r>
     </w:p>
     <w:p>
@@ -36089,10 +36117,10 @@
         <w:t>Authoring mode.</w:t>
       </w:r>
       <w:r>
-        <w:t xml:space="preserve"> </w:t>
-      </w:r>
-      <w:r>
-        <w:t>Learners label their own compositions with formal regions, producing reusable analysis artefacts.</w:t>
+        <w:t xml:space="preserve"> Learners label their own compositions with </w:t>
+      </w:r>
+      <w:r>
+        <w:t>formal regions, producing reusable analysis artefacts.</w:t>
       </w:r>
     </w:p>
     <w:p>
@@ -36130,10 +36158,7 @@
         <w:t>Mobile responsiveness.</w:t>
       </w:r>
       <w:r>
-        <w:t xml:space="preserve"> </w:t>
-      </w:r>
-      <w:r>
-        <w:t>Extending the desktop-first design to tablet and phone form factors.</w:t>
+        <w:t xml:space="preserve"> Extending the desktop-first design to tablet and phone form factors.</w:t>
       </w:r>
     </w:p>
     <w:p>
@@ -40322,7 +40347,17 @@
         <w:pStyle w:val="a8"/>
       </w:pPr>
       <w:r>
-        <w:t xml:space="preserve">Three screenshots from the live deployment (https://rosyrosys.github.io/sonata-form-viz/en/) are included in the submission package under </w:t>
+        <w:t xml:space="preserve">Three screenshots from the live deployment (see §9 </w:t>
+      </w:r>
+      <w:r>
+        <w:rPr>
+          <w:i/>
+          <w:iCs/>
+        </w:rPr>
+        <w:t>Reproducibility</w:t>
+      </w:r>
+      <w:r>
+        <w:t xml:space="preserve">) are included in the submission package under </w:t>
       </w:r>
       <w:r>
         <w:rPr>
@@ -40348,7 +40383,37 @@
         <w:t>배포</w:t>
       </w:r>
       <w:r>
-        <w:t xml:space="preserve"> (https://rosyrosys.github.io/sonata-form-viz/en/) </w:t>
+        <w:t xml:space="preserve"> (§9 </w:t>
+      </w:r>
+      <w:r>
+        <w:rPr>
+          <w:i/>
+          <w:iCs/>
+        </w:rPr>
+        <w:t>재현</w:t>
+      </w:r>
+      <w:r>
+        <w:rPr>
+          <w:i/>
+          <w:iCs/>
+        </w:rPr>
+        <w:t xml:space="preserve"> </w:t>
+      </w:r>
+      <w:r>
+        <w:rPr>
+          <w:i/>
+          <w:iCs/>
+        </w:rPr>
+        <w:t>가능성</w:t>
+      </w:r>
+      <w:r>
+        <w:t xml:space="preserve"> </w:t>
+      </w:r>
+      <w:r>
+        <w:t>참조</w:t>
+      </w:r>
+      <w:r>
+        <w:t xml:space="preserve">) </w:t>
       </w:r>
       <w:r>
         <w:t>에서</w:t>
@@ -40357,13 +40422,7 @@
         <w:t xml:space="preserve"> </w:t>
       </w:r>
       <w:r>
-        <w:t>캡처</w:t>
-      </w:r>
-      <w:r>
-        <w:t xml:space="preserve"> </w:t>
-      </w:r>
-      <w:r>
-        <w:t>한</w:t>
+        <w:t>캡처한</w:t>
       </w:r>
       <w:r>
         <w:t xml:space="preserve"> </w:t>
@@ -41259,7 +41318,7 @@
   <w:abstractNum w:abstractNumId="0" w15:restartNumberingAfterBreak="0">
     <w:nsid w:val="99432019"/>
     <w:multiLevelType w:val="multilevel"/>
-    <w:tmpl w:val="D04C9A8E"/>
+    <w:tmpl w:val="F580EDD0"/>
     <w:lvl w:ilvl="0">
       <w:start w:val="2019"/>
       <w:numFmt w:val="decimal"/>
@@ -41345,7 +41404,7 @@
   <w:abstractNum w:abstractNumId="1" w15:restartNumberingAfterBreak="0">
     <w:nsid w:val="0000A990"/>
     <w:multiLevelType w:val="multilevel"/>
-    <w:tmpl w:val="B446984E"/>
+    <w:tmpl w:val="29120EA6"/>
     <w:lvl w:ilvl="0">
       <w:numFmt w:val="bullet"/>
       <w:lvlText w:val=" "/>
@@ -41422,7 +41481,7 @@
   <w:abstractNum w:abstractNumId="2" w15:restartNumberingAfterBreak="0">
     <w:nsid w:val="0000A991"/>
     <w:multiLevelType w:val="multilevel"/>
-    <w:tmpl w:val="B0AE8508"/>
+    <w:tmpl w:val="44864CAE"/>
     <w:lvl w:ilvl="0">
       <w:numFmt w:val="bullet"/>
       <w:lvlText w:val=""/>
@@ -41526,7 +41585,7 @@
   <w:abstractNum w:abstractNumId="3" w15:restartNumberingAfterBreak="0">
     <w:nsid w:val="00A99411"/>
     <w:multiLevelType w:val="multilevel"/>
-    <w:tmpl w:val="09BE3DC6"/>
+    <w:tmpl w:val="9AB45922"/>
     <w:lvl w:ilvl="0">
       <w:start w:val="1"/>
       <w:numFmt w:val="decimal"/>
@@ -41612,7 +41671,7 @@
   <w:abstractNum w:abstractNumId="4" w15:restartNumberingAfterBreak="0">
     <w:nsid w:val="00A99412"/>
     <w:multiLevelType w:val="multilevel"/>
-    <w:tmpl w:val="A76C82EE"/>
+    <w:tmpl w:val="B9069670"/>
     <w:lvl w:ilvl="0">
       <w:start w:val="2"/>
       <w:numFmt w:val="decimal"/>
@@ -41698,7 +41757,7 @@
   <w:abstractNum w:abstractNumId="5" w15:restartNumberingAfterBreak="0">
     <w:nsid w:val="00A99413"/>
     <w:multiLevelType w:val="multilevel"/>
-    <w:tmpl w:val="45A4244E"/>
+    <w:tmpl w:val="1F7C38C4"/>
     <w:lvl w:ilvl="0">
       <w:start w:val="3"/>
       <w:numFmt w:val="decimal"/>
@@ -41784,7 +41843,7 @@
   <w:abstractNum w:abstractNumId="6" w15:restartNumberingAfterBreak="0">
     <w:nsid w:val="00A99414"/>
     <w:multiLevelType w:val="multilevel"/>
-    <w:tmpl w:val="834435EA"/>
+    <w:tmpl w:val="10EA5352"/>
     <w:lvl w:ilvl="0">
       <w:start w:val="4"/>
       <w:numFmt w:val="decimal"/>
@@ -41867,22 +41926,22 @@
       </w:pPr>
     </w:lvl>
   </w:abstractNum>
-  <w:num w:numId="1" w16cid:durableId="2129395899">
+  <w:num w:numId="1" w16cid:durableId="1627272785">
     <w:abstractNumId w:val="1"/>
   </w:num>
-  <w:num w:numId="2" w16cid:durableId="56828775">
+  <w:num w:numId="2" w16cid:durableId="1711803896">
     <w:abstractNumId w:val="2"/>
   </w:num>
-  <w:num w:numId="3" w16cid:durableId="314801066">
+  <w:num w:numId="3" w16cid:durableId="307823609">
     <w:abstractNumId w:val="2"/>
   </w:num>
-  <w:num w:numId="4" w16cid:durableId="1453551416">
+  <w:num w:numId="4" w16cid:durableId="323552206">
     <w:abstractNumId w:val="2"/>
   </w:num>
-  <w:num w:numId="5" w16cid:durableId="86123961">
+  <w:num w:numId="5" w16cid:durableId="1713335691">
     <w:abstractNumId w:val="2"/>
   </w:num>
-  <w:num w:numId="6" w16cid:durableId="2004813436">
+  <w:num w:numId="6" w16cid:durableId="1208028814">
     <w:abstractNumId w:val="3"/>
     <w:lvlOverride w:ilvl="0">
       <w:startOverride w:val="1"/>
@@ -41912,7 +41971,7 @@
       <w:startOverride w:val="1"/>
     </w:lvlOverride>
   </w:num>
-  <w:num w:numId="7" w16cid:durableId="770244827">
+  <w:num w:numId="7" w16cid:durableId="1371149425">
     <w:abstractNumId w:val="3"/>
     <w:lvlOverride w:ilvl="0">
       <w:startOverride w:val="1"/>
@@ -41942,7 +42001,7 @@
       <w:startOverride w:val="1"/>
     </w:lvlOverride>
   </w:num>
-  <w:num w:numId="8" w16cid:durableId="326909751">
+  <w:num w:numId="8" w16cid:durableId="1259020808">
     <w:abstractNumId w:val="4"/>
     <w:lvlOverride w:ilvl="0">
       <w:startOverride w:val="2"/>
@@ -41972,7 +42031,7 @@
       <w:startOverride w:val="2"/>
     </w:lvlOverride>
   </w:num>
-  <w:num w:numId="9" w16cid:durableId="896472136">
+  <w:num w:numId="9" w16cid:durableId="102116204">
     <w:abstractNumId w:val="4"/>
     <w:lvlOverride w:ilvl="0">
       <w:startOverride w:val="2"/>
@@ -42002,7 +42061,7 @@
       <w:startOverride w:val="2"/>
     </w:lvlOverride>
   </w:num>
-  <w:num w:numId="10" w16cid:durableId="127476263">
+  <w:num w:numId="10" w16cid:durableId="209458206">
     <w:abstractNumId w:val="0"/>
     <w:lvlOverride w:ilvl="0">
       <w:startOverride w:val="2019"/>
@@ -42032,7 +42091,7 @@
       <w:startOverride w:val="2019"/>
     </w:lvlOverride>
   </w:num>
-  <w:num w:numId="11" w16cid:durableId="158080441">
+  <w:num w:numId="11" w16cid:durableId="54206595">
     <w:abstractNumId w:val="5"/>
     <w:lvlOverride w:ilvl="0">
       <w:startOverride w:val="3"/>
@@ -42062,7 +42121,7 @@
       <w:startOverride w:val="3"/>
     </w:lvlOverride>
   </w:num>
-  <w:num w:numId="12" w16cid:durableId="1335961512">
+  <w:num w:numId="12" w16cid:durableId="1115639143">
     <w:abstractNumId w:val="5"/>
     <w:lvlOverride w:ilvl="0">
       <w:startOverride w:val="3"/>
@@ -42092,7 +42151,7 @@
       <w:startOverride w:val="3"/>
     </w:lvlOverride>
   </w:num>
-  <w:num w:numId="13" w16cid:durableId="470680701">
+  <w:num w:numId="13" w16cid:durableId="1159425782">
     <w:abstractNumId w:val="6"/>
     <w:lvlOverride w:ilvl="0">
       <w:startOverride w:val="4"/>
@@ -42122,7 +42181,7 @@
       <w:startOverride w:val="4"/>
     </w:lvlOverride>
   </w:num>
-  <w:num w:numId="14" w16cid:durableId="1445266901">
+  <w:num w:numId="14" w16cid:durableId="564219316">
     <w:abstractNumId w:val="6"/>
     <w:lvlOverride w:ilvl="0">
       <w:startOverride w:val="4"/>
@@ -42152,7 +42211,7 @@
       <w:startOverride w:val="4"/>
     </w:lvlOverride>
   </w:num>
-  <w:num w:numId="15" w16cid:durableId="1458334148">
+  <w:num w:numId="15" w16cid:durableId="1806583565">
     <w:abstractNumId w:val="3"/>
     <w:lvlOverride w:ilvl="0">
       <w:startOverride w:val="1"/>
@@ -42182,7 +42241,7 @@
       <w:startOverride w:val="1"/>
     </w:lvlOverride>
   </w:num>
-  <w:num w:numId="16" w16cid:durableId="652413554">
+  <w:num w:numId="16" w16cid:durableId="1498569501">
     <w:abstractNumId w:val="3"/>
     <w:lvlOverride w:ilvl="0">
       <w:startOverride w:val="1"/>
@@ -42212,7 +42271,7 @@
       <w:startOverride w:val="1"/>
     </w:lvlOverride>
   </w:num>
-  <w:num w:numId="17" w16cid:durableId="119107331">
+  <w:num w:numId="17" w16cid:durableId="647902003">
     <w:abstractNumId w:val="4"/>
     <w:lvlOverride w:ilvl="0">
       <w:startOverride w:val="2"/>
@@ -42242,7 +42301,7 @@
       <w:startOverride w:val="2"/>
     </w:lvlOverride>
   </w:num>
-  <w:num w:numId="18" w16cid:durableId="1478834704">
+  <w:num w:numId="18" w16cid:durableId="1292589895">
     <w:abstractNumId w:val="4"/>
     <w:lvlOverride w:ilvl="0">
       <w:startOverride w:val="2"/>
@@ -42272,7 +42331,7 @@
       <w:startOverride w:val="2"/>
     </w:lvlOverride>
   </w:num>
-  <w:num w:numId="19" w16cid:durableId="1157916220">
+  <w:num w:numId="19" w16cid:durableId="45960404">
     <w:abstractNumId w:val="5"/>
     <w:lvlOverride w:ilvl="0">
       <w:startOverride w:val="3"/>
@@ -42302,7 +42361,7 @@
       <w:startOverride w:val="3"/>
     </w:lvlOverride>
   </w:num>
-  <w:num w:numId="20" w16cid:durableId="1114861218">
+  <w:num w:numId="20" w16cid:durableId="1120731487">
     <w:abstractNumId w:val="5"/>
     <w:lvlOverride w:ilvl="0">
       <w:startOverride w:val="3"/>
@@ -42332,7 +42391,7 @@
       <w:startOverride w:val="3"/>
     </w:lvlOverride>
   </w:num>
-  <w:num w:numId="21" w16cid:durableId="232401051">
+  <w:num w:numId="21" w16cid:durableId="441076516">
     <w:abstractNumId w:val="3"/>
     <w:lvlOverride w:ilvl="0">
       <w:startOverride w:val="1"/>
@@ -42362,7 +42421,7 @@
       <w:startOverride w:val="1"/>
     </w:lvlOverride>
   </w:num>
-  <w:num w:numId="22" w16cid:durableId="99690952">
+  <w:num w:numId="22" w16cid:durableId="44642979">
     <w:abstractNumId w:val="3"/>
     <w:lvlOverride w:ilvl="0">
       <w:startOverride w:val="1"/>
@@ -42392,7 +42451,7 @@
       <w:startOverride w:val="1"/>
     </w:lvlOverride>
   </w:num>
-  <w:num w:numId="23" w16cid:durableId="1343317043">
+  <w:num w:numId="23" w16cid:durableId="1788498256">
     <w:abstractNumId w:val="4"/>
     <w:lvlOverride w:ilvl="0">
       <w:startOverride w:val="2"/>
@@ -42422,7 +42481,7 @@
       <w:startOverride w:val="2"/>
     </w:lvlOverride>
   </w:num>
-  <w:num w:numId="24" w16cid:durableId="787894059">
+  <w:num w:numId="24" w16cid:durableId="416363180">
     <w:abstractNumId w:val="4"/>
     <w:lvlOverride w:ilvl="0">
       <w:startOverride w:val="2"/>
@@ -42452,7 +42511,7 @@
       <w:startOverride w:val="2"/>
     </w:lvlOverride>
   </w:num>
-  <w:num w:numId="25" w16cid:durableId="947660799">
+  <w:num w:numId="25" w16cid:durableId="971714875">
     <w:abstractNumId w:val="5"/>
     <w:lvlOverride w:ilvl="0">
       <w:startOverride w:val="3"/>
@@ -42482,7 +42541,7 @@
       <w:startOverride w:val="3"/>
     </w:lvlOverride>
   </w:num>
-  <w:num w:numId="26" w16cid:durableId="338241174">
+  <w:num w:numId="26" w16cid:durableId="1326976632">
     <w:abstractNumId w:val="5"/>
     <w:lvlOverride w:ilvl="0">
       <w:startOverride w:val="3"/>
@@ -42512,7 +42571,7 @@
       <w:startOverride w:val="3"/>
     </w:lvlOverride>
   </w:num>
-  <w:num w:numId="27" w16cid:durableId="975179539">
+  <w:num w:numId="27" w16cid:durableId="2048335571">
     <w:abstractNumId w:val="3"/>
     <w:lvlOverride w:ilvl="0">
       <w:startOverride w:val="1"/>
@@ -42542,7 +42601,7 @@
       <w:startOverride w:val="1"/>
     </w:lvlOverride>
   </w:num>
-  <w:num w:numId="28" w16cid:durableId="1551453515">
+  <w:num w:numId="28" w16cid:durableId="610892921">
     <w:abstractNumId w:val="3"/>
     <w:lvlOverride w:ilvl="0">
       <w:startOverride w:val="1"/>
@@ -42572,7 +42631,7 @@
       <w:startOverride w:val="1"/>
     </w:lvlOverride>
   </w:num>
-  <w:num w:numId="29" w16cid:durableId="1099522874">
+  <w:num w:numId="29" w16cid:durableId="156503125">
     <w:abstractNumId w:val="4"/>
     <w:lvlOverride w:ilvl="0">
       <w:startOverride w:val="2"/>
@@ -42602,7 +42661,7 @@
       <w:startOverride w:val="2"/>
     </w:lvlOverride>
   </w:num>
-  <w:num w:numId="30" w16cid:durableId="491339229">
+  <w:num w:numId="30" w16cid:durableId="484275670">
     <w:abstractNumId w:val="4"/>
     <w:lvlOverride w:ilvl="0">
       <w:startOverride w:val="2"/>
@@ -42632,7 +42691,7 @@
       <w:startOverride w:val="2"/>
     </w:lvlOverride>
   </w:num>
-  <w:num w:numId="31" w16cid:durableId="1057390510">
+  <w:num w:numId="31" w16cid:durableId="250046082">
     <w:abstractNumId w:val="5"/>
     <w:lvlOverride w:ilvl="0">
       <w:startOverride w:val="3"/>
@@ -42662,7 +42721,7 @@
       <w:startOverride w:val="3"/>
     </w:lvlOverride>
   </w:num>
-  <w:num w:numId="32" w16cid:durableId="508061698">
+  <w:num w:numId="32" w16cid:durableId="766539568">
     <w:abstractNumId w:val="5"/>
     <w:lvlOverride w:ilvl="0">
       <w:startOverride w:val="3"/>
@@ -42692,13 +42751,13 @@
       <w:startOverride w:val="3"/>
     </w:lvlOverride>
   </w:num>
-  <w:num w:numId="33" w16cid:durableId="1092702800">
+  <w:num w:numId="33" w16cid:durableId="1615750994">
     <w:abstractNumId w:val="2"/>
   </w:num>
-  <w:num w:numId="34" w16cid:durableId="1482696355">
+  <w:num w:numId="34" w16cid:durableId="769010816">
     <w:abstractNumId w:val="2"/>
   </w:num>
-  <w:num w:numId="35" w16cid:durableId="695697383">
+  <w:num w:numId="35" w16cid:durableId="696589858">
     <w:abstractNumId w:val="3"/>
     <w:lvlOverride w:ilvl="0">
       <w:startOverride w:val="1"/>
@@ -42728,7 +42787,7 @@
       <w:startOverride w:val="1"/>
     </w:lvlOverride>
   </w:num>
-  <w:num w:numId="36" w16cid:durableId="608438107">
+  <w:num w:numId="36" w16cid:durableId="2069303057">
     <w:abstractNumId w:val="3"/>
     <w:lvlOverride w:ilvl="0">
       <w:startOverride w:val="1"/>
@@ -42758,13 +42817,13 @@
       <w:startOverride w:val="1"/>
     </w:lvlOverride>
   </w:num>
-  <w:num w:numId="37" w16cid:durableId="1331955331">
+  <w:num w:numId="37" w16cid:durableId="2101177468">
     <w:abstractNumId w:val="2"/>
   </w:num>
-  <w:num w:numId="38" w16cid:durableId="1821383341">
+  <w:num w:numId="38" w16cid:durableId="912740543">
     <w:abstractNumId w:val="2"/>
   </w:num>
-  <w:num w:numId="39" w16cid:durableId="994072606">
+  <w:num w:numId="39" w16cid:durableId="2114326490">
     <w:abstractNumId w:val="3"/>
     <w:lvlOverride w:ilvl="0">
       <w:startOverride w:val="1"/>
@@ -42794,7 +42853,7 @@
       <w:startOverride w:val="1"/>
     </w:lvlOverride>
   </w:num>
-  <w:num w:numId="40" w16cid:durableId="752163613">
+  <w:num w:numId="40" w16cid:durableId="2057653862">
     <w:abstractNumId w:val="3"/>
     <w:lvlOverride w:ilvl="0">
       <w:startOverride w:val="1"/>
@@ -42824,25 +42883,25 @@
       <w:startOverride w:val="1"/>
     </w:lvlOverride>
   </w:num>
-  <w:num w:numId="41" w16cid:durableId="1882091010">
+  <w:num w:numId="41" w16cid:durableId="78522540">
     <w:abstractNumId w:val="2"/>
   </w:num>
-  <w:num w:numId="42" w16cid:durableId="116073572">
+  <w:num w:numId="42" w16cid:durableId="144669973">
     <w:abstractNumId w:val="2"/>
   </w:num>
-  <w:num w:numId="43" w16cid:durableId="581179985">
+  <w:num w:numId="43" w16cid:durableId="98962240">
     <w:abstractNumId w:val="2"/>
   </w:num>
-  <w:num w:numId="44" w16cid:durableId="1549957066">
+  <w:num w:numId="44" w16cid:durableId="100491219">
     <w:abstractNumId w:val="2"/>
   </w:num>
-  <w:num w:numId="45" w16cid:durableId="1184903398">
+  <w:num w:numId="45" w16cid:durableId="1646668293">
     <w:abstractNumId w:val="2"/>
   </w:num>
-  <w:num w:numId="46" w16cid:durableId="555287653">
+  <w:num w:numId="46" w16cid:durableId="636298412">
     <w:abstractNumId w:val="2"/>
   </w:num>
-  <w:num w:numId="47" w16cid:durableId="655113112">
+  <w:num w:numId="47" w16cid:durableId="283972460">
     <w:abstractNumId w:val="2"/>
   </w:num>
 </w:numbering>
@@ -44079,7 +44138,7 @@
     <w:name w:val="header"/>
     <w:basedOn w:val="a"/>
     <w:link w:val="Char2"/>
-    <w:rsid w:val="00257AA0"/>
+    <w:rsid w:val="006A7673"/>
     <w:pPr>
       <w:tabs>
         <w:tab w:val="center" w:pos="4513"/>
@@ -44092,13 +44151,13 @@
     <w:name w:val="머리글 Char"/>
     <w:basedOn w:val="a1"/>
     <w:link w:val="ad"/>
-    <w:rsid w:val="00257AA0"/>
+    <w:rsid w:val="006A7673"/>
   </w:style>
   <w:style w:type="paragraph" w:styleId="ae">
     <w:name w:val="footer"/>
     <w:basedOn w:val="a"/>
     <w:link w:val="Char3"/>
-    <w:rsid w:val="00257AA0"/>
+    <w:rsid w:val="006A7673"/>
     <w:pPr>
       <w:tabs>
         <w:tab w:val="center" w:pos="4513"/>
@@ -44111,7 +44170,7 @@
     <w:name w:val="바닥글 Char"/>
     <w:basedOn w:val="a1"/>
     <w:link w:val="ae"/>
-    <w:rsid w:val="00257AA0"/>
+    <w:rsid w:val="006A7673"/>
   </w:style>
 </w:styles>
 </file>

--- a/ko/paper/paper_bilingual.docx
+++ b/ko/paper/paper_bilingual.docx
@@ -30350,20 +30350,10 @@
         <w:t xml:space="preserve">The expert completed an asynchronous self-administered review using a Word-format survey instrument that combined (a) a 40-minute guided walk-through of the §5 classroom lesson plan with the expert acting as the teacher, (b) the 10-item System Usability Scale (Brooke, 1996), and (c) six open-ended questions covering pedagogical fidelity, affordance value, perceived risks of learner misconception, missing affordances, single-work depth versus multi-piece breadth, and recommendations for the planned RCT. The </w:t>
       </w:r>
       <w:r>
-        <w:t xml:space="preserve">SUS items were administered following Brooke’s (1996) original wording. The survey was self-administered, with the expert working through the live deployment (see §9 </w:t>
-      </w:r>
-      <w:r>
-        <w:rPr>
-          <w:i/>
-          <w:iCs/>
-        </w:rPr>
-        <w:t>Reproducibility</w:t>
-      </w:r>
-      <w:r>
-        <w:t>) in their own environment. Written responses were analysed by the author following the thematic-analysis approach of Braun and Clarke (2006), and the expert gave written informed consent for anonymous reporting. The study was treated as expert evaluation rather than human-subjects research; consequently no formal IRB approval wa</w:t>
-      </w:r>
-      <w:r>
-        <w:t>s required by the host institution.</w:t>
+        <w:t>SUS items were administered following Brooke’s (1996) original wording. The survey was self-administered, with the expert working through the live deployment at https://rosyrosys.github.io/sonata-form-viz/ in their own environment. Written responses were analysed by the author following the thematic-analysis approach of Braun and Clarke (2006), and the expert gave written informed consent for anonymous reporting. The study was treated as expert evaluation rather than human-subjects research; consequently no</w:t>
+      </w:r>
+      <w:r>
+        <w:t xml:space="preserve"> formal IRB approval was required by the host institution.</w:t>
       </w:r>
     </w:p>
     <w:p>
@@ -30711,6 +30701,12 @@
         <w:t>전문가는</w:t>
       </w:r>
       <w:r>
+        <w:t xml:space="preserve"> https://rosyrosys.github.io/sonata-form-viz/ </w:t>
+      </w:r>
+      <w:r>
+        <w:t>의</w:t>
+      </w:r>
+      <w:r>
         <w:t xml:space="preserve"> </w:t>
       </w:r>
       <w:r>
@@ -30720,43 +30716,7 @@
         <w:t xml:space="preserve"> </w:t>
       </w:r>
       <w:r>
-        <w:t>배포</w:t>
-      </w:r>
-      <w:r>
-        <w:t xml:space="preserve"> (§9 </w:t>
-      </w:r>
-      <w:r>
-        <w:rPr>
-          <w:i/>
-          <w:iCs/>
-        </w:rPr>
-        <w:t>재현</w:t>
-      </w:r>
-      <w:r>
-        <w:rPr>
-          <w:i/>
-          <w:iCs/>
-        </w:rPr>
-        <w:t xml:space="preserve"> </w:t>
-      </w:r>
-      <w:r>
-        <w:rPr>
-          <w:i/>
-          <w:iCs/>
-        </w:rPr>
-        <w:t>가능성</w:t>
-      </w:r>
-      <w:r>
-        <w:t xml:space="preserve"> </w:t>
-      </w:r>
-      <w:r>
-        <w:t>참조</w:t>
-      </w:r>
-      <w:r>
-        <w:t xml:space="preserve">) </w:t>
-      </w:r>
-      <w:r>
-        <w:t>를</w:t>
+        <w:t>배포를</w:t>
       </w:r>
       <w:r>
         <w:t xml:space="preserve"> </w:t>
@@ -30960,7 +30920,10 @@
         <w:t xml:space="preserve"> </w:t>
       </w:r>
       <w:r>
-        <w:t>요구되지</w:t>
+        <w:t>요구</w:t>
+      </w:r>
+      <w:r>
+        <w:t>되지</w:t>
       </w:r>
       <w:r>
         <w:t xml:space="preserve"> </w:t>
@@ -33420,7 +33383,10 @@
         <w:t>Pre-RCT tool extension: chord-level harmonic layer</w:t>
       </w:r>
       <w:r>
-        <w:t xml:space="preserve"> (C4 recommendation) will be incorporated into a v0.2.0 release before the RCT. 3. </w:t>
+        <w:t xml:space="preserve"> (C4 </w:t>
+      </w:r>
+      <w:r>
+        <w:t xml:space="preserve">recommendation) will be incorporated into a v0.2.0 release before the RCT. 3. </w:t>
       </w:r>
       <w:r>
         <w:rPr>
@@ -33440,10 +33406,7 @@
         <w:t>Production-readiness track in parallel</w:t>
       </w:r>
       <w:r>
-        <w:t xml:space="preserve"> (Section D comment): documentation, classroom packaging, teacher-facing</w:t>
-      </w:r>
-      <w:r>
-        <w:t xml:space="preserve"> materials for a v1.0 deployable release alongside the research RCT.</w:t>
+        <w:t xml:space="preserve"> (Section D comment): documentation, classroom packaging, teacher-facing materials for a v1.0 deployable release alongside the research RCT.</w:t>
       </w:r>
     </w:p>
     <w:p>
@@ -36095,10 +36058,7 @@
         <w:t>Multi-piece dataset.</w:t>
       </w:r>
       <w:r>
-        <w:t xml:space="preserve"> </w:t>
-      </w:r>
-      <w:r>
-        <w:t>Beethoven Op. 49 No. 2 mvt. I and Clementi Op. 36 No. 1 mvt. I encoded against the same JSON schema for comparative form study.</w:t>
+        <w:t xml:space="preserve"> Beethoven Op. 49 No. 2 mvt. I and Clementi Op. 36 No. 1 mvt. I encoded against the same JSON schema for comparative form study.</w:t>
       </w:r>
     </w:p>
     <w:p>
@@ -36117,10 +36077,10 @@
         <w:t>Authoring mode.</w:t>
       </w:r>
       <w:r>
-        <w:t xml:space="preserve"> Learners label their own compositions with </w:t>
-      </w:r>
-      <w:r>
-        <w:t>formal regions, producing reusable analysis artefacts.</w:t>
+        <w:t xml:space="preserve"> </w:t>
+      </w:r>
+      <w:r>
+        <w:t>Learners label their own compositions with formal regions, producing reusable analysis artefacts.</w:t>
       </w:r>
     </w:p>
     <w:p>
@@ -36158,7 +36118,10 @@
         <w:t>Mobile responsiveness.</w:t>
       </w:r>
       <w:r>
-        <w:t xml:space="preserve"> Extending the desktop-first design to tablet and phone form factors.</w:t>
+        <w:t xml:space="preserve"> </w:t>
+      </w:r>
+      <w:r>
+        <w:t>Extending the desktop-first design to tablet and phone form factors.</w:t>
       </w:r>
     </w:p>
     <w:p>
@@ -40347,17 +40310,7 @@
         <w:pStyle w:val="a8"/>
       </w:pPr>
       <w:r>
-        <w:t xml:space="preserve">Three screenshots from the live deployment (see §9 </w:t>
-      </w:r>
-      <w:r>
-        <w:rPr>
-          <w:i/>
-          <w:iCs/>
-        </w:rPr>
-        <w:t>Reproducibility</w:t>
-      </w:r>
-      <w:r>
-        <w:t xml:space="preserve">) are included in the submission package under </w:t>
+        <w:t xml:space="preserve">Three screenshots from the live deployment (https://rosyrosys.github.io/sonata-form-viz/en/) are included in the submission package under </w:t>
       </w:r>
       <w:r>
         <w:rPr>
@@ -40383,37 +40336,7 @@
         <w:t>배포</w:t>
       </w:r>
       <w:r>
-        <w:t xml:space="preserve"> (§9 </w:t>
-      </w:r>
-      <w:r>
-        <w:rPr>
-          <w:i/>
-          <w:iCs/>
-        </w:rPr>
-        <w:t>재현</w:t>
-      </w:r>
-      <w:r>
-        <w:rPr>
-          <w:i/>
-          <w:iCs/>
-        </w:rPr>
-        <w:t xml:space="preserve"> </w:t>
-      </w:r>
-      <w:r>
-        <w:rPr>
-          <w:i/>
-          <w:iCs/>
-        </w:rPr>
-        <w:t>가능성</w:t>
-      </w:r>
-      <w:r>
-        <w:t xml:space="preserve"> </w:t>
-      </w:r>
-      <w:r>
-        <w:t>참조</w:t>
-      </w:r>
-      <w:r>
-        <w:t xml:space="preserve">) </w:t>
+        <w:t xml:space="preserve"> (https://rosyrosys.github.io/sonata-form-viz/en/) </w:t>
       </w:r>
       <w:r>
         <w:t>에서</w:t>
@@ -41318,7 +41241,7 @@
   <w:abstractNum w:abstractNumId="0" w15:restartNumberingAfterBreak="0">
     <w:nsid w:val="99432019"/>
     <w:multiLevelType w:val="multilevel"/>
-    <w:tmpl w:val="F580EDD0"/>
+    <w:tmpl w:val="97BE004A"/>
     <w:lvl w:ilvl="0">
       <w:start w:val="2019"/>
       <w:numFmt w:val="decimal"/>
@@ -41404,7 +41327,7 @@
   <w:abstractNum w:abstractNumId="1" w15:restartNumberingAfterBreak="0">
     <w:nsid w:val="0000A990"/>
     <w:multiLevelType w:val="multilevel"/>
-    <w:tmpl w:val="29120EA6"/>
+    <w:tmpl w:val="2AEE445A"/>
     <w:lvl w:ilvl="0">
       <w:numFmt w:val="bullet"/>
       <w:lvlText w:val=" "/>
@@ -41481,7 +41404,7 @@
   <w:abstractNum w:abstractNumId="2" w15:restartNumberingAfterBreak="0">
     <w:nsid w:val="0000A991"/>
     <w:multiLevelType w:val="multilevel"/>
-    <w:tmpl w:val="44864CAE"/>
+    <w:tmpl w:val="B6CAF698"/>
     <w:lvl w:ilvl="0">
       <w:numFmt w:val="bullet"/>
       <w:lvlText w:val=""/>
@@ -41585,7 +41508,7 @@
   <w:abstractNum w:abstractNumId="3" w15:restartNumberingAfterBreak="0">
     <w:nsid w:val="00A99411"/>
     <w:multiLevelType w:val="multilevel"/>
-    <w:tmpl w:val="9AB45922"/>
+    <w:tmpl w:val="8B804E3C"/>
     <w:lvl w:ilvl="0">
       <w:start w:val="1"/>
       <w:numFmt w:val="decimal"/>
@@ -41671,7 +41594,7 @@
   <w:abstractNum w:abstractNumId="4" w15:restartNumberingAfterBreak="0">
     <w:nsid w:val="00A99412"/>
     <w:multiLevelType w:val="multilevel"/>
-    <w:tmpl w:val="B9069670"/>
+    <w:tmpl w:val="54C816F8"/>
     <w:lvl w:ilvl="0">
       <w:start w:val="2"/>
       <w:numFmt w:val="decimal"/>
@@ -41757,7 +41680,7 @@
   <w:abstractNum w:abstractNumId="5" w15:restartNumberingAfterBreak="0">
     <w:nsid w:val="00A99413"/>
     <w:multiLevelType w:val="multilevel"/>
-    <w:tmpl w:val="1F7C38C4"/>
+    <w:tmpl w:val="9536D712"/>
     <w:lvl w:ilvl="0">
       <w:start w:val="3"/>
       <w:numFmt w:val="decimal"/>
@@ -41843,7 +41766,7 @@
   <w:abstractNum w:abstractNumId="6" w15:restartNumberingAfterBreak="0">
     <w:nsid w:val="00A99414"/>
     <w:multiLevelType w:val="multilevel"/>
-    <w:tmpl w:val="10EA5352"/>
+    <w:tmpl w:val="1FBA7882"/>
     <w:lvl w:ilvl="0">
       <w:start w:val="4"/>
       <w:numFmt w:val="decimal"/>
@@ -41926,22 +41849,22 @@
       </w:pPr>
     </w:lvl>
   </w:abstractNum>
-  <w:num w:numId="1" w16cid:durableId="1627272785">
+  <w:num w:numId="1" w16cid:durableId="1504935926">
     <w:abstractNumId w:val="1"/>
   </w:num>
-  <w:num w:numId="2" w16cid:durableId="1711803896">
+  <w:num w:numId="2" w16cid:durableId="1647779276">
     <w:abstractNumId w:val="2"/>
   </w:num>
-  <w:num w:numId="3" w16cid:durableId="307823609">
+  <w:num w:numId="3" w16cid:durableId="183595095">
     <w:abstractNumId w:val="2"/>
   </w:num>
-  <w:num w:numId="4" w16cid:durableId="323552206">
+  <w:num w:numId="4" w16cid:durableId="67660036">
     <w:abstractNumId w:val="2"/>
   </w:num>
-  <w:num w:numId="5" w16cid:durableId="1713335691">
+  <w:num w:numId="5" w16cid:durableId="1999922156">
     <w:abstractNumId w:val="2"/>
   </w:num>
-  <w:num w:numId="6" w16cid:durableId="1208028814">
+  <w:num w:numId="6" w16cid:durableId="472066740">
     <w:abstractNumId w:val="3"/>
     <w:lvlOverride w:ilvl="0">
       <w:startOverride w:val="1"/>
@@ -41971,7 +41894,7 @@
       <w:startOverride w:val="1"/>
     </w:lvlOverride>
   </w:num>
-  <w:num w:numId="7" w16cid:durableId="1371149425">
+  <w:num w:numId="7" w16cid:durableId="96024142">
     <w:abstractNumId w:val="3"/>
     <w:lvlOverride w:ilvl="0">
       <w:startOverride w:val="1"/>
@@ -42001,7 +41924,7 @@
       <w:startOverride w:val="1"/>
     </w:lvlOverride>
   </w:num>
-  <w:num w:numId="8" w16cid:durableId="1259020808">
+  <w:num w:numId="8" w16cid:durableId="428044678">
     <w:abstractNumId w:val="4"/>
     <w:lvlOverride w:ilvl="0">
       <w:startOverride w:val="2"/>
@@ -42031,7 +41954,7 @@
       <w:startOverride w:val="2"/>
     </w:lvlOverride>
   </w:num>
-  <w:num w:numId="9" w16cid:durableId="102116204">
+  <w:num w:numId="9" w16cid:durableId="25372703">
     <w:abstractNumId w:val="4"/>
     <w:lvlOverride w:ilvl="0">
       <w:startOverride w:val="2"/>
@@ -42061,7 +41984,7 @@
       <w:startOverride w:val="2"/>
     </w:lvlOverride>
   </w:num>
-  <w:num w:numId="10" w16cid:durableId="209458206">
+  <w:num w:numId="10" w16cid:durableId="1704209978">
     <w:abstractNumId w:val="0"/>
     <w:lvlOverride w:ilvl="0">
       <w:startOverride w:val="2019"/>
@@ -42091,7 +42014,7 @@
       <w:startOverride w:val="2019"/>
     </w:lvlOverride>
   </w:num>
-  <w:num w:numId="11" w16cid:durableId="54206595">
+  <w:num w:numId="11" w16cid:durableId="1120414278">
     <w:abstractNumId w:val="5"/>
     <w:lvlOverride w:ilvl="0">
       <w:startOverride w:val="3"/>
@@ -42121,7 +42044,7 @@
       <w:startOverride w:val="3"/>
     </w:lvlOverride>
   </w:num>
-  <w:num w:numId="12" w16cid:durableId="1115639143">
+  <w:num w:numId="12" w16cid:durableId="656349127">
     <w:abstractNumId w:val="5"/>
     <w:lvlOverride w:ilvl="0">
       <w:startOverride w:val="3"/>
@@ -42151,7 +42074,7 @@
       <w:startOverride w:val="3"/>
     </w:lvlOverride>
   </w:num>
-  <w:num w:numId="13" w16cid:durableId="1159425782">
+  <w:num w:numId="13" w16cid:durableId="1216430884">
     <w:abstractNumId w:val="6"/>
     <w:lvlOverride w:ilvl="0">
       <w:startOverride w:val="4"/>
@@ -42181,7 +42104,7 @@
       <w:startOverride w:val="4"/>
     </w:lvlOverride>
   </w:num>
-  <w:num w:numId="14" w16cid:durableId="564219316">
+  <w:num w:numId="14" w16cid:durableId="924535870">
     <w:abstractNumId w:val="6"/>
     <w:lvlOverride w:ilvl="0">
       <w:startOverride w:val="4"/>
@@ -42211,7 +42134,7 @@
       <w:startOverride w:val="4"/>
     </w:lvlOverride>
   </w:num>
-  <w:num w:numId="15" w16cid:durableId="1806583565">
+  <w:num w:numId="15" w16cid:durableId="589892219">
     <w:abstractNumId w:val="3"/>
     <w:lvlOverride w:ilvl="0">
       <w:startOverride w:val="1"/>
@@ -42241,7 +42164,7 @@
       <w:startOverride w:val="1"/>
     </w:lvlOverride>
   </w:num>
-  <w:num w:numId="16" w16cid:durableId="1498569501">
+  <w:num w:numId="16" w16cid:durableId="131749437">
     <w:abstractNumId w:val="3"/>
     <w:lvlOverride w:ilvl="0">
       <w:startOverride w:val="1"/>
@@ -42271,7 +42194,7 @@
       <w:startOverride w:val="1"/>
     </w:lvlOverride>
   </w:num>
-  <w:num w:numId="17" w16cid:durableId="647902003">
+  <w:num w:numId="17" w16cid:durableId="982466542">
     <w:abstractNumId w:val="4"/>
     <w:lvlOverride w:ilvl="0">
       <w:startOverride w:val="2"/>
@@ -42301,7 +42224,7 @@
       <w:startOverride w:val="2"/>
     </w:lvlOverride>
   </w:num>
-  <w:num w:numId="18" w16cid:durableId="1292589895">
+  <w:num w:numId="18" w16cid:durableId="2013334487">
     <w:abstractNumId w:val="4"/>
     <w:lvlOverride w:ilvl="0">
       <w:startOverride w:val="2"/>
@@ -42331,7 +42254,7 @@
       <w:startOverride w:val="2"/>
     </w:lvlOverride>
   </w:num>
-  <w:num w:numId="19" w16cid:durableId="45960404">
+  <w:num w:numId="19" w16cid:durableId="492333930">
     <w:abstractNumId w:val="5"/>
     <w:lvlOverride w:ilvl="0">
       <w:startOverride w:val="3"/>
@@ -42361,7 +42284,7 @@
       <w:startOverride w:val="3"/>
     </w:lvlOverride>
   </w:num>
-  <w:num w:numId="20" w16cid:durableId="1120731487">
+  <w:num w:numId="20" w16cid:durableId="1058357182">
     <w:abstractNumId w:val="5"/>
     <w:lvlOverride w:ilvl="0">
       <w:startOverride w:val="3"/>
@@ -42391,7 +42314,7 @@
       <w:startOverride w:val="3"/>
     </w:lvlOverride>
   </w:num>
-  <w:num w:numId="21" w16cid:durableId="441076516">
+  <w:num w:numId="21" w16cid:durableId="2025862671">
     <w:abstractNumId w:val="3"/>
     <w:lvlOverride w:ilvl="0">
       <w:startOverride w:val="1"/>
@@ -42421,7 +42344,7 @@
       <w:startOverride w:val="1"/>
     </w:lvlOverride>
   </w:num>
-  <w:num w:numId="22" w16cid:durableId="44642979">
+  <w:num w:numId="22" w16cid:durableId="1166673424">
     <w:abstractNumId w:val="3"/>
     <w:lvlOverride w:ilvl="0">
       <w:startOverride w:val="1"/>
@@ -42451,7 +42374,7 @@
       <w:startOverride w:val="1"/>
     </w:lvlOverride>
   </w:num>
-  <w:num w:numId="23" w16cid:durableId="1788498256">
+  <w:num w:numId="23" w16cid:durableId="530074765">
     <w:abstractNumId w:val="4"/>
     <w:lvlOverride w:ilvl="0">
       <w:startOverride w:val="2"/>
@@ -42481,7 +42404,7 @@
       <w:startOverride w:val="2"/>
     </w:lvlOverride>
   </w:num>
-  <w:num w:numId="24" w16cid:durableId="416363180">
+  <w:num w:numId="24" w16cid:durableId="2113233461">
     <w:abstractNumId w:val="4"/>
     <w:lvlOverride w:ilvl="0">
       <w:startOverride w:val="2"/>
@@ -42511,7 +42434,7 @@
       <w:startOverride w:val="2"/>
     </w:lvlOverride>
   </w:num>
-  <w:num w:numId="25" w16cid:durableId="971714875">
+  <w:num w:numId="25" w16cid:durableId="436484597">
     <w:abstractNumId w:val="5"/>
     <w:lvlOverride w:ilvl="0">
       <w:startOverride w:val="3"/>
@@ -42541,7 +42464,7 @@
       <w:startOverride w:val="3"/>
     </w:lvlOverride>
   </w:num>
-  <w:num w:numId="26" w16cid:durableId="1326976632">
+  <w:num w:numId="26" w16cid:durableId="1716731614">
     <w:abstractNumId w:val="5"/>
     <w:lvlOverride w:ilvl="0">
       <w:startOverride w:val="3"/>
@@ -42571,7 +42494,7 @@
       <w:startOverride w:val="3"/>
     </w:lvlOverride>
   </w:num>
-  <w:num w:numId="27" w16cid:durableId="2048335571">
+  <w:num w:numId="27" w16cid:durableId="1949312990">
     <w:abstractNumId w:val="3"/>
     <w:lvlOverride w:ilvl="0">
       <w:startOverride w:val="1"/>
@@ -42601,7 +42524,7 @@
       <w:startOverride w:val="1"/>
     </w:lvlOverride>
   </w:num>
-  <w:num w:numId="28" w16cid:durableId="610892921">
+  <w:num w:numId="28" w16cid:durableId="178786186">
     <w:abstractNumId w:val="3"/>
     <w:lvlOverride w:ilvl="0">
       <w:startOverride w:val="1"/>
@@ -42631,7 +42554,7 @@
       <w:startOverride w:val="1"/>
     </w:lvlOverride>
   </w:num>
-  <w:num w:numId="29" w16cid:durableId="156503125">
+  <w:num w:numId="29" w16cid:durableId="1353796566">
     <w:abstractNumId w:val="4"/>
     <w:lvlOverride w:ilvl="0">
       <w:startOverride w:val="2"/>
@@ -42661,7 +42584,7 @@
       <w:startOverride w:val="2"/>
     </w:lvlOverride>
   </w:num>
-  <w:num w:numId="30" w16cid:durableId="484275670">
+  <w:num w:numId="30" w16cid:durableId="23940689">
     <w:abstractNumId w:val="4"/>
     <w:lvlOverride w:ilvl="0">
       <w:startOverride w:val="2"/>
@@ -42691,7 +42614,7 @@
       <w:startOverride w:val="2"/>
     </w:lvlOverride>
   </w:num>
-  <w:num w:numId="31" w16cid:durableId="250046082">
+  <w:num w:numId="31" w16cid:durableId="862480407">
     <w:abstractNumId w:val="5"/>
     <w:lvlOverride w:ilvl="0">
       <w:startOverride w:val="3"/>
@@ -42721,7 +42644,7 @@
       <w:startOverride w:val="3"/>
     </w:lvlOverride>
   </w:num>
-  <w:num w:numId="32" w16cid:durableId="766539568">
+  <w:num w:numId="32" w16cid:durableId="1539733978">
     <w:abstractNumId w:val="5"/>
     <w:lvlOverride w:ilvl="0">
       <w:startOverride w:val="3"/>
@@ -42751,13 +42674,13 @@
       <w:startOverride w:val="3"/>
     </w:lvlOverride>
   </w:num>
-  <w:num w:numId="33" w16cid:durableId="1615750994">
+  <w:num w:numId="33" w16cid:durableId="2094858751">
     <w:abstractNumId w:val="2"/>
   </w:num>
-  <w:num w:numId="34" w16cid:durableId="769010816">
+  <w:num w:numId="34" w16cid:durableId="1838769417">
     <w:abstractNumId w:val="2"/>
   </w:num>
-  <w:num w:numId="35" w16cid:durableId="696589858">
+  <w:num w:numId="35" w16cid:durableId="2141918491">
     <w:abstractNumId w:val="3"/>
     <w:lvlOverride w:ilvl="0">
       <w:startOverride w:val="1"/>
@@ -42787,7 +42710,7 @@
       <w:startOverride w:val="1"/>
     </w:lvlOverride>
   </w:num>
-  <w:num w:numId="36" w16cid:durableId="2069303057">
+  <w:num w:numId="36" w16cid:durableId="1865288466">
     <w:abstractNumId w:val="3"/>
     <w:lvlOverride w:ilvl="0">
       <w:startOverride w:val="1"/>
@@ -42817,13 +42740,13 @@
       <w:startOverride w:val="1"/>
     </w:lvlOverride>
   </w:num>
-  <w:num w:numId="37" w16cid:durableId="2101177468">
+  <w:num w:numId="37" w16cid:durableId="804005257">
     <w:abstractNumId w:val="2"/>
   </w:num>
-  <w:num w:numId="38" w16cid:durableId="912740543">
+  <w:num w:numId="38" w16cid:durableId="1862232829">
     <w:abstractNumId w:val="2"/>
   </w:num>
-  <w:num w:numId="39" w16cid:durableId="2114326490">
+  <w:num w:numId="39" w16cid:durableId="467238392">
     <w:abstractNumId w:val="3"/>
     <w:lvlOverride w:ilvl="0">
       <w:startOverride w:val="1"/>
@@ -42853,7 +42776,7 @@
       <w:startOverride w:val="1"/>
     </w:lvlOverride>
   </w:num>
-  <w:num w:numId="40" w16cid:durableId="2057653862">
+  <w:num w:numId="40" w16cid:durableId="161824837">
     <w:abstractNumId w:val="3"/>
     <w:lvlOverride w:ilvl="0">
       <w:startOverride w:val="1"/>
@@ -42883,25 +42806,25 @@
       <w:startOverride w:val="1"/>
     </w:lvlOverride>
   </w:num>
-  <w:num w:numId="41" w16cid:durableId="78522540">
+  <w:num w:numId="41" w16cid:durableId="1307006052">
     <w:abstractNumId w:val="2"/>
   </w:num>
-  <w:num w:numId="42" w16cid:durableId="144669973">
+  <w:num w:numId="42" w16cid:durableId="1207643586">
     <w:abstractNumId w:val="2"/>
   </w:num>
-  <w:num w:numId="43" w16cid:durableId="98962240">
+  <w:num w:numId="43" w16cid:durableId="1956599480">
     <w:abstractNumId w:val="2"/>
   </w:num>
-  <w:num w:numId="44" w16cid:durableId="100491219">
+  <w:num w:numId="44" w16cid:durableId="82259959">
     <w:abstractNumId w:val="2"/>
   </w:num>
-  <w:num w:numId="45" w16cid:durableId="1646668293">
+  <w:num w:numId="45" w16cid:durableId="431359493">
     <w:abstractNumId w:val="2"/>
   </w:num>
-  <w:num w:numId="46" w16cid:durableId="636298412">
+  <w:num w:numId="46" w16cid:durableId="919947383">
     <w:abstractNumId w:val="2"/>
   </w:num>
-  <w:num w:numId="47" w16cid:durableId="283972460">
+  <w:num w:numId="47" w16cid:durableId="46076716">
     <w:abstractNumId w:val="2"/>
   </w:num>
 </w:numbering>
@@ -44138,7 +44061,7 @@
     <w:name w:val="header"/>
     <w:basedOn w:val="a"/>
     <w:link w:val="Char2"/>
-    <w:rsid w:val="006A7673"/>
+    <w:rsid w:val="00B34C8D"/>
     <w:pPr>
       <w:tabs>
         <w:tab w:val="center" w:pos="4513"/>
@@ -44151,13 +44074,13 @@
     <w:name w:val="머리글 Char"/>
     <w:basedOn w:val="a1"/>
     <w:link w:val="ad"/>
-    <w:rsid w:val="006A7673"/>
+    <w:rsid w:val="00B34C8D"/>
   </w:style>
   <w:style w:type="paragraph" w:styleId="ae">
     <w:name w:val="footer"/>
     <w:basedOn w:val="a"/>
     <w:link w:val="Char3"/>
-    <w:rsid w:val="006A7673"/>
+    <w:rsid w:val="00B34C8D"/>
     <w:pPr>
       <w:tabs>
         <w:tab w:val="center" w:pos="4513"/>
@@ -44170,7 +44093,7 @@
     <w:name w:val="바닥글 Char"/>
     <w:basedOn w:val="a1"/>
     <w:link w:val="ae"/>
-    <w:rsid w:val="006A7673"/>
+    <w:rsid w:val="00B34C8D"/>
   </w:style>
 </w:styles>
 </file>

--- a/ko/paper/paper_bilingual.docx
+++ b/ko/paper/paper_bilingual.docx
@@ -20029,7 +20029,11 @@
         <w:t>designed to reveal</w:t>
       </w:r>
       <w:r>
-        <w:t>. Three features carry the pedagogical work:</w:t>
+        <w:t>. Figure 1 shows the recapitulation P region in the tool: the F-</w:t>
+      </w:r>
+      <w:r>
+        <w:lastRenderedPageBreak/>
+        <w:t>major key signature (one flat) is visible at the start of the recapitulation, and the analysis pane labels the section in real time. Three features carry the pedagogical work:</w:t>
       </w:r>
     </w:p>
     <w:p>
@@ -20037,7 +20041,6 @@
         <w:pStyle w:val="FirstParagraph"/>
       </w:pPr>
       <w:r>
-        <w:lastRenderedPageBreak/>
         <w:t>위의</w:t>
       </w:r>
       <w:r>
@@ -20129,6 +20132,120 @@
         <w:t>내용이다</w:t>
       </w:r>
       <w:r>
+        <w:t xml:space="preserve">. Figure 1 </w:t>
+      </w:r>
+      <w:r>
+        <w:t>은</w:t>
+      </w:r>
+      <w:r>
+        <w:t xml:space="preserve"> </w:t>
+      </w:r>
+      <w:r>
+        <w:t>도구에서의</w:t>
+      </w:r>
+      <w:r>
+        <w:t xml:space="preserve"> </w:t>
+      </w:r>
+      <w:r>
+        <w:t>재현부</w:t>
+      </w:r>
+      <w:r>
+        <w:t xml:space="preserve"> P </w:t>
+      </w:r>
+      <w:r>
+        <w:t>구간을</w:t>
+      </w:r>
+      <w:r>
+        <w:t xml:space="preserve"> </w:t>
+      </w:r>
+      <w:r>
+        <w:t>보여준다</w:t>
+      </w:r>
+      <w:r>
+        <w:t xml:space="preserve">: </w:t>
+      </w:r>
+      <w:r>
+        <w:t>재현부</w:t>
+      </w:r>
+      <w:r>
+        <w:t xml:space="preserve"> </w:t>
+      </w:r>
+      <w:r>
+        <w:t>시작점에</w:t>
+      </w:r>
+      <w:r>
+        <w:t xml:space="preserve"> </w:t>
+      </w:r>
+      <w:r>
+        <w:t>바장조</w:t>
+      </w:r>
+      <w:r>
+        <w:t xml:space="preserve"> </w:t>
+      </w:r>
+      <w:r>
+        <w:t>조표</w:t>
+      </w:r>
+      <w:r>
+        <w:t xml:space="preserve"> (</w:t>
+      </w:r>
+      <w:r>
+        <w:t>단조표</w:t>
+      </w:r>
+      <w:r>
+        <w:t xml:space="preserve"> </w:t>
+      </w:r>
+      <w:r>
+        <w:t>하나</w:t>
+      </w:r>
+      <w:r>
+        <w:t xml:space="preserve">) </w:t>
+      </w:r>
+      <w:r>
+        <w:t>가</w:t>
+      </w:r>
+      <w:r>
+        <w:t xml:space="preserve"> </w:t>
+      </w:r>
+      <w:r>
+        <w:t>보이고</w:t>
+      </w:r>
+      <w:r>
+        <w:t xml:space="preserve">, </w:t>
+      </w:r>
+      <w:r>
+        <w:t>분석</w:t>
+      </w:r>
+      <w:r>
+        <w:t xml:space="preserve"> </w:t>
+      </w:r>
+      <w:r>
+        <w:t>패널이</w:t>
+      </w:r>
+      <w:r>
+        <w:t xml:space="preserve"> </w:t>
+      </w:r>
+      <w:r>
+        <w:t>실시간으로</w:t>
+      </w:r>
+      <w:r>
+        <w:t xml:space="preserve"> </w:t>
+      </w:r>
+      <w:r>
+        <w:t>섹션</w:t>
+      </w:r>
+      <w:r>
+        <w:t xml:space="preserve"> </w:t>
+      </w:r>
+      <w:r>
+        <w:t>라벨을</w:t>
+      </w:r>
+      <w:r>
+        <w:t xml:space="preserve"> </w:t>
+      </w:r>
+      <w:r>
+        <w:t>표시한다</w:t>
+      </w:r>
+      <w:r>
         <w:t xml:space="preserve">. </w:t>
       </w:r>
       <w:r>
@@ -20166,6 +20283,72 @@
       </w:r>
       <w:r>
         <w:t>:</w:t>
+      </w:r>
+    </w:p>
+    <w:p>
+      <w:pPr>
+        <w:pStyle w:val="CaptionedFigure"/>
+      </w:pPr>
+      <w:r>
+        <w:rPr>
+          <w:noProof/>
+        </w:rPr>
+        <w:drawing>
+          <wp:inline distT="0" distB="0" distL="0" distR="0" wp14:anchorId="05E890CC" wp14:editId="05E890CD">
+            <wp:extent cx="5334000" cy="1834827"/>
+            <wp:effectExtent l="0" t="0" r="0" b="0"/>
+            <wp:docPr id="27" name="Picture" descr="Figure 1. Recapitulation P region (mm. 42–58) on the score with the section overlay visible at the boundary. The F-major key signature (one flat) is the visible cue that distinguishes the recapitulation P from the C-major exposition P, illustrating K. 545’s subdominant-recapitulation deformation discussed in §3.3."/>
+            <wp:cNvGraphicFramePr/>
+            <a:graphic xmlns:a="http://schemas.openxmlformats.org/drawingml/2006/main">
+              <a:graphicData uri="http://schemas.openxmlformats.org/drawingml/2006/picture">
+                <pic:pic xmlns:pic="http://schemas.openxmlformats.org/drawingml/2006/picture">
+                  <pic:nvPicPr>
+                    <pic:cNvPr id="28" name="Picture" descr="figures/fig_a3_recap_p.png"/>
+                    <pic:cNvPicPr>
+                      <a:picLocks noChangeAspect="1" noChangeArrowheads="1"/>
+                    </pic:cNvPicPr>
+                  </pic:nvPicPr>
+                  <pic:blipFill>
+                    <a:blip r:embed="rId7"/>
+                    <a:stretch>
+                      <a:fillRect/>
+                    </a:stretch>
+                  </pic:blipFill>
+                  <pic:spPr bwMode="auto">
+                    <a:xfrm>
+                      <a:off x="0" y="0"/>
+                      <a:ext cx="5334000" cy="1834827"/>
+                    </a:xfrm>
+                    <a:prstGeom prst="rect">
+                      <a:avLst/>
+                    </a:prstGeom>
+                    <a:noFill/>
+                    <a:ln w="9525">
+                      <a:noFill/>
+                      <a:headEnd/>
+                      <a:tailEnd/>
+                    </a:ln>
+                  </pic:spPr>
+                </pic:pic>
+              </a:graphicData>
+            </a:graphic>
+          </wp:inline>
+        </w:drawing>
+      </w:r>
+    </w:p>
+    <w:p>
+      <w:pPr>
+        <w:pStyle w:val="ImageCaption"/>
+      </w:pPr>
+      <w:r>
+        <w:rPr>
+          <w:b/>
+          <w:bCs/>
+        </w:rPr>
+        <w:t>Figure 1.</w:t>
+      </w:r>
+      <w:r>
+        <w:t xml:space="preserve"> Recapitulation P region (mm. 42–58) on the score with the section overlay visible at the boundary. The F-major key signature (one flat) is the visible cue that distinguishes the recapitulation P from the C-major exposition P, illustrating K. 545’s subdominant-recapitulation deformation discussed in §3.3.</w:t>
       </w:r>
     </w:p>
     <w:p>
@@ -20658,7 +20841,10 @@
         <w:t>Loop-section A/B comparison.</w:t>
       </w:r>
       <w:r>
-        <w:t xml:space="preserve"> A single toggle replays the exposition’s P region followed immediately by the recapitulation’s P region. The two passages are </w:t>
+        <w:t xml:space="preserve"> A single toggle replays the </w:t>
+      </w:r>
+      <w:r>
+        <w:t xml:space="preserve">exposition’s P region followed immediately by the recapitulation’s P region. The two passages are </w:t>
       </w:r>
       <w:r>
         <w:rPr>
@@ -21238,7 +21424,10 @@
         <w:t>coordination</w:t>
       </w:r>
       <w:r>
-        <w:t xml:space="preserve"> among them: a single musical present moment is rendered three ways, and the user can intervene in any of them. The remainder of this section describes the three representations (§4.1), the color scheme (§4.2), the analysis data (§4.3), the listening affordances (§4.4), and one design choice that deserves particular attention: how the tool handles performer-elected exposition repeats (§4.5).</w:t>
+        <w:t xml:space="preserve"> among them: a single musical present moment is rendered three ways, and the user can intervene in any of them. Figure 2 shows the system at startup, with the timeline, analysis pane, and OSMD-rendered score laid out together. The remainder of this section describes the three representations (§4.1), the color scheme (§4.2), the analysis data (§4.3), the listening affordances (§4.4), and one design choice that deserves particular attention: how the tool handles performer-elected exposition repeat</w:t>
+      </w:r>
+      <w:r>
+        <w:t>s (§4.5).</w:t>
       </w:r>
     </w:p>
     <w:p>
@@ -21427,6 +21616,102 @@
         <w:t>있다</w:t>
       </w:r>
       <w:r>
+        <w:t xml:space="preserve">. Figure 2 </w:t>
+      </w:r>
+      <w:r>
+        <w:t>는</w:t>
+      </w:r>
+      <w:r>
+        <w:t xml:space="preserve"> </w:t>
+      </w:r>
+      <w:r>
+        <w:t>시스템</w:t>
+      </w:r>
+      <w:r>
+        <w:t xml:space="preserve"> </w:t>
+      </w:r>
+      <w:r>
+        <w:t>시작</w:t>
+      </w:r>
+      <w:r>
+        <w:t xml:space="preserve"> </w:t>
+      </w:r>
+      <w:r>
+        <w:t>화면의</w:t>
+      </w:r>
+      <w:r>
+        <w:t xml:space="preserve"> </w:t>
+      </w:r>
+      <w:r>
+        <w:t>전체</w:t>
+      </w:r>
+      <w:r>
+        <w:t xml:space="preserve"> </w:t>
+      </w:r>
+      <w:r>
+        <w:t>모습</w:t>
+      </w:r>
+      <w:r>
+        <w:t xml:space="preserve"> — </w:t>
+      </w:r>
+      <w:r>
+        <w:t>타임라인</w:t>
+      </w:r>
+      <w:r>
+        <w:t xml:space="preserve">, </w:t>
+      </w:r>
+      <w:r>
+        <w:t>분석</w:t>
+      </w:r>
+      <w:r>
+        <w:t xml:space="preserve"> </w:t>
+      </w:r>
+      <w:r>
+        <w:t>패널</w:t>
+      </w:r>
+      <w:r>
+        <w:t xml:space="preserve">, OSMD </w:t>
+      </w:r>
+      <w:r>
+        <w:t>렌더링</w:t>
+      </w:r>
+      <w:r>
+        <w:t xml:space="preserve"> </w:t>
+      </w:r>
+      <w:r>
+        <w:t>악보가</w:t>
+      </w:r>
+      <w:r>
+        <w:t xml:space="preserve"> </w:t>
+      </w:r>
+      <w:r>
+        <w:t>함께</w:t>
+      </w:r>
+      <w:r>
+        <w:t xml:space="preserve"> </w:t>
+      </w:r>
+      <w:r>
+        <w:t>배치된</w:t>
+      </w:r>
+      <w:r>
+        <w:t xml:space="preserve"> </w:t>
+      </w:r>
+      <w:r>
+        <w:t>모습</w:t>
+      </w:r>
+      <w:r>
+        <w:t xml:space="preserve"> — </w:t>
+      </w:r>
+      <w:r>
+        <w:t>을</w:t>
+      </w:r>
+      <w:r>
+        <w:t xml:space="preserve"> </w:t>
+      </w:r>
+      <w:r>
+        <w:t>보여준다</w:t>
+      </w:r>
+      <w:r>
         <w:t xml:space="preserve">. </w:t>
       </w:r>
       <w:r>
@@ -21608,6 +21893,73 @@
       </w:r>
       <w:r>
         <w:t>.</w:t>
+      </w:r>
+    </w:p>
+    <w:p>
+      <w:pPr>
+        <w:pStyle w:val="CaptionedFigure"/>
+      </w:pPr>
+      <w:r>
+        <w:rPr>
+          <w:noProof/>
+        </w:rPr>
+        <w:lastRenderedPageBreak/>
+        <w:drawing>
+          <wp:inline distT="0" distB="0" distL="0" distR="0" wp14:anchorId="05E890CE" wp14:editId="05E890CF">
+            <wp:extent cx="5334000" cy="2779810"/>
+            <wp:effectExtent l="0" t="0" r="0" b="0"/>
+            <wp:docPr id="33" name="Picture" descr="Figure 2. System overview at startup, showing the title banner, the section-level timeline (top: pastel-blue exposition, pastel-amber development, pastel-green recapitulation), the now-playing analysis pane (theme zone, key, current measure), and the OSMD-rendered MusicXML score below."/>
+            <wp:cNvGraphicFramePr/>
+            <a:graphic xmlns:a="http://schemas.openxmlformats.org/drawingml/2006/main">
+              <a:graphicData uri="http://schemas.openxmlformats.org/drawingml/2006/picture">
+                <pic:pic xmlns:pic="http://schemas.openxmlformats.org/drawingml/2006/picture">
+                  <pic:nvPicPr>
+                    <pic:cNvPr id="34" name="Picture" descr="figures/fig_a1_overview.png"/>
+                    <pic:cNvPicPr>
+                      <a:picLocks noChangeAspect="1" noChangeArrowheads="1"/>
+                    </pic:cNvPicPr>
+                  </pic:nvPicPr>
+                  <pic:blipFill>
+                    <a:blip r:embed="rId8"/>
+                    <a:stretch>
+                      <a:fillRect/>
+                    </a:stretch>
+                  </pic:blipFill>
+                  <pic:spPr bwMode="auto">
+                    <a:xfrm>
+                      <a:off x="0" y="0"/>
+                      <a:ext cx="5334000" cy="2779810"/>
+                    </a:xfrm>
+                    <a:prstGeom prst="rect">
+                      <a:avLst/>
+                    </a:prstGeom>
+                    <a:noFill/>
+                    <a:ln w="9525">
+                      <a:noFill/>
+                      <a:headEnd/>
+                      <a:tailEnd/>
+                    </a:ln>
+                  </pic:spPr>
+                </pic:pic>
+              </a:graphicData>
+            </a:graphic>
+          </wp:inline>
+        </w:drawing>
+      </w:r>
+    </w:p>
+    <w:p>
+      <w:pPr>
+        <w:pStyle w:val="ImageCaption"/>
+      </w:pPr>
+      <w:r>
+        <w:rPr>
+          <w:b/>
+          <w:bCs/>
+        </w:rPr>
+        <w:t>Figure 2.</w:t>
+      </w:r>
+      <w:r>
+        <w:t xml:space="preserve"> System overview at startup, showing the title banner, the section-level timeline (top: pastel-blue exposition, pastel-amber development, pastel-green recapitulation), the now-playing analysis pane (theme zone, key, current measure), and the OSMD-rendered MusicXML score below.</w:t>
       </w:r>
     </w:p>
     <w:p>
@@ -22563,7 +22915,6 @@
         <w:pStyle w:val="a8"/>
       </w:pPr>
       <w:r>
-        <w:lastRenderedPageBreak/>
         <w:t xml:space="preserve">A measure-to-time lookup (binary search, O(log n)) runs once per </w:t>
       </w:r>
       <w:r>
@@ -22573,10 +22924,10 @@
         <w:t>timeupdate</w:t>
       </w:r>
       <w:r>
-        <w:t xml:space="preserve"> event (≈ 250 ms). The current measure is then routed to </w:t>
-      </w:r>
-      <w:r>
-        <w:t xml:space="preserve">all three representations, which update within a single render frame. A linear proportional scaling at </w:t>
+        <w:t xml:space="preserve"> </w:t>
+      </w:r>
+      <w:r>
+        <w:t xml:space="preserve">event (≈ 250 ms). The current measure is then routed to all three representations, which update within a single render frame. A linear proportional scaling at </w:t>
       </w:r>
       <w:r>
         <w:rPr>
@@ -23913,6 +24264,7 @@
       <w:bookmarkStart w:id="23" w:name="the-analysis-layer-as-data-데이터로서의-분석-계층"/>
       <w:bookmarkEnd w:id="22"/>
       <w:r>
+        <w:lastRenderedPageBreak/>
         <w:t xml:space="preserve">4.3 The Analysis Layer as Data / </w:t>
       </w:r>
       <w:r>
@@ -24292,7 +24644,6 @@
       </w:pPr>
       <w:bookmarkStart w:id="24" w:name="Xa447d53154699700e404f54d929fed3f2fe7fbd"/>
       <w:r>
-        <w:lastRenderedPageBreak/>
         <w:t xml:space="preserve">Interoperability with the Algomus annotation corpus / Algomus </w:t>
       </w:r>
       <w:r>
@@ -24961,7 +25312,7 @@
         <w:pStyle w:val="a8"/>
       </w:pPr>
       <w:r>
-        <w:t>Three interactive affordances are pedagogically central:</w:t>
+        <w:t>Three interactive affordances are pedagogically central (Figure 3):</w:t>
       </w:r>
     </w:p>
     <w:p>
@@ -25002,7 +25353,7 @@
         <w:t>중요하다</w:t>
       </w:r>
       <w:r>
-        <w:t>:</w:t>
+        <w:t xml:space="preserve"> (Figure 3):</w:t>
       </w:r>
     </w:p>
     <w:p>
@@ -25021,10 +25372,7 @@
         <w:t>Section jump</w:t>
       </w:r>
       <w:r>
-        <w:t xml:space="preserve">, clicking any colored timeline segment seeks the </w:t>
-      </w:r>
-      <w:r>
-        <w:t>audio to that measure. A teacher can move directly from “exposition P” to “recapitulation P” without scrubbing.</w:t>
+        <w:t>, clicking any colored timeline segment seeks the audio to that measure. A teacher can move directly from “exposition P” to “recapitulation P” without scrubbing.</w:t>
       </w:r>
     </w:p>
     <w:p>
@@ -25062,7 +25410,10 @@
         <w:t>Playback-speed control</w:t>
       </w:r>
       <w:r>
-        <w:t>, slows passage to 0.5× without altering pitch, useful for very brief modulating moments.</w:t>
+        <w:t xml:space="preserve">, slows passage to 0.5× without altering </w:t>
+      </w:r>
+      <w:r>
+        <w:t>pitch, useful for very brief modulating moments.</w:t>
       </w:r>
     </w:p>
     <w:p>
@@ -25430,6 +25781,82 @@
     </w:p>
     <w:p>
       <w:pPr>
+        <w:pStyle w:val="CaptionedFigure"/>
+      </w:pPr>
+      <w:r>
+        <w:rPr>
+          <w:noProof/>
+        </w:rPr>
+        <w:lastRenderedPageBreak/>
+        <w:drawing>
+          <wp:inline distT="0" distB="0" distL="0" distR="0" wp14:anchorId="05E890D0" wp14:editId="05E890D1">
+            <wp:extent cx="5334000" cy="1052419"/>
+            <wp:effectExtent l="0" t="0" r="0" b="0"/>
+            <wp:docPr id="40" name="Picture" descr="Figure 3. Active-listening control panel and demo-mode fallback. The yellow Demo mode bar is automatically shown when no audio file is available. Below it: section-jump buttons (Exposition / Development / Recapitulation), playback-speed slider, color/cursor/loop toggles, calibration controls, and a keyboard-shortcut legend."/>
+            <wp:cNvGraphicFramePr/>
+            <a:graphic xmlns:a="http://schemas.openxmlformats.org/drawingml/2006/main">
+              <a:graphicData uri="http://schemas.openxmlformats.org/drawingml/2006/picture">
+                <pic:pic xmlns:pic="http://schemas.openxmlformats.org/drawingml/2006/picture">
+                  <pic:nvPicPr>
+                    <pic:cNvPr id="41" name="Picture" descr="figures/fig_a2_timeline.png"/>
+                    <pic:cNvPicPr>
+                      <a:picLocks noChangeAspect="1" noChangeArrowheads="1"/>
+                    </pic:cNvPicPr>
+                  </pic:nvPicPr>
+                  <pic:blipFill>
+                    <a:blip r:embed="rId9"/>
+                    <a:stretch>
+                      <a:fillRect/>
+                    </a:stretch>
+                  </pic:blipFill>
+                  <pic:spPr bwMode="auto">
+                    <a:xfrm>
+                      <a:off x="0" y="0"/>
+                      <a:ext cx="5334000" cy="1052419"/>
+                    </a:xfrm>
+                    <a:prstGeom prst="rect">
+                      <a:avLst/>
+                    </a:prstGeom>
+                    <a:noFill/>
+                    <a:ln w="9525">
+                      <a:noFill/>
+                      <a:headEnd/>
+                      <a:tailEnd/>
+                    </a:ln>
+                  </pic:spPr>
+                </pic:pic>
+              </a:graphicData>
+            </a:graphic>
+          </wp:inline>
+        </w:drawing>
+      </w:r>
+    </w:p>
+    <w:p>
+      <w:pPr>
+        <w:pStyle w:val="ImageCaption"/>
+      </w:pPr>
+      <w:r>
+        <w:rPr>
+          <w:b/>
+          <w:bCs/>
+        </w:rPr>
+        <w:t>Figure 3.</w:t>
+      </w:r>
+      <w:r>
+        <w:t xml:space="preserve"> Active-listening control panel and demo-mode fallback. The yellow </w:t>
+      </w:r>
+      <w:r>
+        <w:rPr>
+          <w:iCs/>
+        </w:rPr>
+        <w:t>Demo mode</w:t>
+      </w:r>
+      <w:r>
+        <w:t xml:space="preserve"> bar is automatically shown when no audio file is available. Below it: section-jump buttons (Exposition / Development / Recapitulation), playback-speed slider, color/cursor/loop toggles, calibration controls, and a keyboard-shortcut legend.</w:t>
+      </w:r>
+    </w:p>
+    <w:p>
+      <w:pPr>
         <w:pStyle w:val="a8"/>
       </w:pPr>
       <w:r>
@@ -25602,11 +26029,7 @@
         <w:t xml:space="preserve"> the repeat: </w:t>
       </w:r>
       <w:r>
-        <w:t xml:space="preserve">when the audio enters the second exposition, the </w:t>
-      </w:r>
-      <w:r>
-        <w:lastRenderedPageBreak/>
-        <w:t>cursor returns to bar 1 and walks forward to bar 28 again, in sync with the second hearing; only when the audio crosses the end of the second exposition does the cursor advance into the development. This keeps the cursor and the listener in agreement across the entire playback.</w:t>
+        <w:t>when the audio enters the second exposition, the cursor returns to bar 1 and walks forward to bar 28 again, in sync with the second hearing; only when the audio crosses the end of the second exposition does the cursor advance into the development. This keeps the cursor and the listener in agreement across the entire playback.</w:t>
       </w:r>
     </w:p>
     <w:p>
@@ -26046,6 +26469,7 @@
         <w:t xml:space="preserve"> </w:t>
       </w:r>
       <w:r>
+        <w:lastRenderedPageBreak/>
         <w:t>채택하는</w:t>
       </w:r>
       <w:r>
@@ -27278,7 +27702,6 @@
         <w:pStyle w:val="FirstParagraph"/>
       </w:pPr>
       <w:r>
-        <w:lastRenderedPageBreak/>
         <w:t>교사는</w:t>
       </w:r>
       <w:r>
@@ -27494,7 +27917,10 @@
         <w:t>단순하다</w:t>
       </w:r>
       <w:r>
-        <w:t>: “</w:t>
+        <w:t xml:space="preserve">: </w:t>
+      </w:r>
+      <w:r>
+        <w:t>“</w:t>
       </w:r>
       <w:r>
         <w:t>이</w:t>
@@ -27688,7 +28114,11 @@
         <w:pStyle w:val="a8"/>
       </w:pPr>
       <w:r>
-        <w:t xml:space="preserve">The teacher toggles section color on. The exposition / development / recapitulation tripartite division is now visible at a glance on the timeline; the same colors are simultaneously painted as measure-level overlays on the score. Students are asked to identify, by clicking the timeline segments, the boundary measures of each section. Because the colored regions are now both </w:t>
+        <w:t xml:space="preserve">The teacher toggles section color on. The exposition / development / recapitulation tripartite division is now visible at a glance on the timeline; the same colors are simultaneously </w:t>
+      </w:r>
+      <w:r>
+        <w:lastRenderedPageBreak/>
+        <w:t xml:space="preserve">painted as measure-level overlays on the score. Students are asked to identify, by clicking the timeline segments, the boundary measures of each section. Because the colored regions are now both </w:t>
       </w:r>
       <w:r>
         <w:rPr>
@@ -28448,7 +28878,10 @@
         <w:t>F major</w:t>
       </w:r>
       <w:r>
-        <w:t>.” This is, in our experience, the moment students lean forward. Two follow-up actions make the pedagogical point:</w:t>
+        <w:t xml:space="preserve">.” This is, in our </w:t>
+      </w:r>
+      <w:r>
+        <w:t>experience, the moment students lean forward. Two follow-up actions make the pedagogical point:</w:t>
       </w:r>
     </w:p>
     <w:p>
@@ -29168,7 +29601,6 @@
       <w:bookmarkStart w:id="32" w:name="synthesis-4-minutes-종합-4분"/>
       <w:bookmarkEnd w:id="31"/>
       <w:r>
-        <w:lastRenderedPageBreak/>
         <w:t xml:space="preserve">5.5 Synthesis (4 minutes) / </w:t>
       </w:r>
       <w:r>
@@ -29207,10 +29639,7 @@
         <w:t>(I → V, motion of a fifth up)</w:t>
       </w:r>
       <w:r>
-        <w:t xml:space="preserve"> </w:t>
-      </w:r>
-      <w:r>
-        <w:t xml:space="preserve">Recapitulation: P in F → S in C </w:t>
+        <w:t xml:space="preserve"> Recapitulation: P in F → S in C </w:t>
       </w:r>
       <w:r>
         <w:rPr>
@@ -29396,6 +29825,7 @@
         <w:pStyle w:val="a8"/>
       </w:pPr>
       <w:r>
+        <w:lastRenderedPageBreak/>
         <w:t xml:space="preserve">The schematic is now grounded in what the class has just heard </w:t>
       </w:r>
       <w:r>
@@ -29625,7 +30055,10 @@
         <w:t>grammar of teaching with the tool</w:t>
       </w:r>
       <w:r>
-        <w:t>: choose a passage, choose the representations to foreground, listen, look, and let students make the analytical observation themselves.</w:t>
+        <w:t xml:space="preserve">: choose a passage, choose </w:t>
+      </w:r>
+      <w:r>
+        <w:t>the representations to foreground, listen, look, and let students make the analytical observation themselves.</w:t>
       </w:r>
     </w:p>
     <w:p>
@@ -30361,7 +30794,6 @@
         <w:pStyle w:val="FirstParagraph"/>
       </w:pPr>
       <w:r>
-        <w:lastRenderedPageBreak/>
         <w:t>전문가는</w:t>
       </w:r>
       <w:r>
@@ -30942,6 +31374,7 @@
       <w:bookmarkStart w:id="35" w:name="sus-result-sus-결과"/>
       <w:bookmarkEnd w:id="34"/>
       <w:r>
+        <w:lastRenderedPageBreak/>
         <w:t xml:space="preserve">6.2 SUS result / SUS </w:t>
       </w:r>
       <w:r>
@@ -31979,7 +32412,10 @@
         <w:t>There seem to be none.</w:t>
       </w:r>
       <w:r>
-        <w:t>” We read this both as a positive indication that the expert, with fifteen years of field experience, did not identify any obvious visualization-induced misunderstanding pathway, and as a hypothesis to be tested in the planned RCT rather than a confirmed null. An expert’s prediction of no risk is not equivalent to a learner study failing to detect risk.</w:t>
+        <w:t xml:space="preserve">” We read this both as a positive indication that the </w:t>
+      </w:r>
+      <w:r>
+        <w:t>expert, with fifteen years of field experience, did not identify any obvious visualization-induced misunderstanding pathway, and as a hypothesis to be tested in the planned RCT rather than a confirmed null. An expert’s prediction of no risk is not equivalent to a learner study failing to detect risk.</w:t>
       </w:r>
     </w:p>
     <w:p>
@@ -31987,7 +32423,6 @@
         <w:pStyle w:val="FirstParagraph"/>
       </w:pPr>
       <w:r>
-        <w:lastRenderedPageBreak/>
         <w:t>C3 (“</w:t>
       </w:r>
       <w:r>
@@ -32318,7 +32753,11 @@
         <w:t>It would be good if one piece and the interface screen could be viewed as a whole.</w:t>
       </w:r>
       <w:r>
-        <w:t xml:space="preserve">”). That C6 — a methodology question — was answered with a design recommendation is itself a finding: an experienced field expert’s instinct, on encountering a teaching tool, is to think about </w:t>
+        <w:t xml:space="preserve">”). That C6 — a methodology question — was answered with a design recommendation is itself a finding: an experienced field expert’s instinct, on encountering a </w:t>
+      </w:r>
+      <w:r>
+        <w:lastRenderedPageBreak/>
+        <w:t xml:space="preserve">teaching tool, is to think about </w:t>
       </w:r>
       <w:r>
         <w:rPr>
@@ -32801,10 +33240,7 @@
         <w:t>If there were diverse works, I would actively use them.</w:t>
       </w:r>
       <w:r>
-        <w:t xml:space="preserve">” </w:t>
-      </w:r>
-      <w:r>
-        <w:t>In an optional open-comment field the expert added, unprompted, “</w:t>
+        <w:t>” In an optional open-comment field the expert added, unprompted, “</w:t>
       </w:r>
       <w:r>
         <w:rPr>
@@ -32814,10 +33250,10 @@
         <w:t>Personally, I hope this program is expanded and turned into a real, deployable tool.</w:t>
       </w:r>
       <w:r>
-        <w:t>” The two statements signal a single judgement: the tool’s current single-work form is a demonstration artefact, and the expert’s field practice would benefit from its maturation into a multi-work, deployment-grade resource. This motivates both the multi-piece corpus expansion listed as future work and a parallel commitment to production-readiness (documentatio</w:t>
-      </w:r>
-      <w:r>
-        <w:t>n, classroom packaging, teacher-facing materials).</w:t>
+        <w:t xml:space="preserve">” The two statements signal a single judgement: the tool’s current single-work form is a demonstration artefact, and the expert’s field practice would benefit from its maturation into a multi-work, deployment-grade resource. This motivates both the multi-piece corpus expansion listed as future work and a </w:t>
+      </w:r>
+      <w:r>
+        <w:t>parallel commitment to production-readiness (documentation, classroom packaging, teacher-facing materials).</w:t>
       </w:r>
     </w:p>
     <w:p>
@@ -33383,10 +33819,7 @@
         <w:t>Pre-RCT tool extension: chord-level harmonic layer</w:t>
       </w:r>
       <w:r>
-        <w:t xml:space="preserve"> (C4 </w:t>
-      </w:r>
-      <w:r>
-        <w:t xml:space="preserve">recommendation) will be incorporated into a v0.2.0 release before the RCT. 3. </w:t>
+        <w:t xml:space="preserve"> (C4 recommendation) will be incorporated into a v0.2.0 release before the RCT. 3. </w:t>
       </w:r>
       <w:r>
         <w:rPr>
@@ -33406,7 +33839,10 @@
         <w:t>Production-readiness track in parallel</w:t>
       </w:r>
       <w:r>
-        <w:t xml:space="preserve"> (Section D comment): documentation, classroom packaging, teacher-facing materials for a v1.0 deployable release alongside the research RCT.</w:t>
+        <w:t xml:space="preserve"> (Section D comment): documentation, classroom packaging, teacher-facing</w:t>
+      </w:r>
+      <w:r>
+        <w:t xml:space="preserve"> materials for a v1.0 deployable release alongside the research RCT.</w:t>
       </w:r>
     </w:p>
     <w:p>
@@ -33877,7 +34313,6 @@
       <w:bookmarkStart w:id="42" w:name="limitations-of-this-pilot-본-파일럿의-한계"/>
       <w:bookmarkEnd w:id="41"/>
       <w:r>
-        <w:lastRenderedPageBreak/>
         <w:t xml:space="preserve">6.5 Limitations of this pilot / </w:t>
       </w:r>
       <w:r>
@@ -34282,6 +34717,7 @@
       <w:bookmarkEnd w:id="33"/>
       <w:bookmarkEnd w:id="42"/>
       <w:r>
+        <w:lastRenderedPageBreak/>
         <w:t xml:space="preserve">7. Discussion / </w:t>
       </w:r>
       <w:r>
@@ -35456,7 +35892,6 @@
           <w:b/>
           <w:bCs/>
         </w:rPr>
-        <w:lastRenderedPageBreak/>
         <w:t>저작권</w:t>
       </w:r>
       <w:r>
@@ -36036,6 +36471,7 @@
           <w:b/>
           <w:bCs/>
         </w:rPr>
+        <w:lastRenderedPageBreak/>
         <w:t>Automatic score-audio alignment</w:t>
       </w:r>
       <w:r>
@@ -36077,10 +36513,7 @@
         <w:t>Authoring mode.</w:t>
       </w:r>
       <w:r>
-        <w:t xml:space="preserve"> </w:t>
-      </w:r>
-      <w:r>
-        <w:t>Learners label their own compositions with formal regions, producing reusable analysis artefacts.</w:t>
+        <w:t xml:space="preserve"> Learners label their own compositions with formal regions, producing reusable analysis artefacts.</w:t>
       </w:r>
     </w:p>
     <w:p>
@@ -36118,10 +36551,7 @@
         <w:t>Mobile responsiveness.</w:t>
       </w:r>
       <w:r>
-        <w:t xml:space="preserve"> </w:t>
-      </w:r>
-      <w:r>
-        <w:t>Extending the desktop-first design to tablet and phone form factors.</w:t>
+        <w:t xml:space="preserve"> Extending the desktop-first design to tablet and phone form factors.</w:t>
       </w:r>
     </w:p>
     <w:p>
@@ -37317,7 +37747,6 @@
         <w:pStyle w:val="FirstParagraph"/>
       </w:pPr>
       <w:r>
-        <w:lastRenderedPageBreak/>
         <w:t>본</w:t>
       </w:r>
       <w:r>
@@ -37458,7 +37887,7 @@
       <w:r>
         <w:t xml:space="preserve">All artifacts are released with persistent identifiers. The source code is available at https://github.com/rosyrosys/sonata-form-viz under the MIT License, and the v0.1.0 release is archived at </w:t>
       </w:r>
-      <w:hyperlink r:id="rId7">
+      <w:hyperlink r:id="rId10">
         <w:r>
           <w:rPr>
             <w:rStyle w:val="ac"/>
@@ -37488,7 +37917,11 @@
         <w:t>), and the manuscript itself are licensed CC BY 4.0; the bundled reference recording is a Public Domain performance distributed via Musopen and Wikimedia Commons. The tool has a single external runtime dependency, OpenSheetMusicDisplay v1.8.7, and runs from any static-file server. A live deployment that bundles the reference recording is available at https://rosyrosys.github.io/sonata-form-viz/ for reviewer use. De</w:t>
       </w:r>
       <w:r>
-        <w:t xml:space="preserve">tailed reproducibility notes covering the recording-substitution procedure, the tap-calibration flow, browser-version compatibility, and the release schedule for the forthcoming randomized controlled trial response dataset are provided in the supplementary </w:t>
+        <w:t xml:space="preserve">tailed reproducibility notes covering the recording-substitution procedure, the tap-calibration flow, browser-version compatibility, and the release schedule for the forthcoming randomized controlled trial </w:t>
+      </w:r>
+      <w:r>
+        <w:lastRenderedPageBreak/>
+        <w:t xml:space="preserve">response dataset are provided in the supplementary </w:t>
       </w:r>
       <w:r>
         <w:rPr>
@@ -37582,7 +38015,7 @@
       <w:r>
         <w:t xml:space="preserve"> </w:t>
       </w:r>
-      <w:hyperlink r:id="rId8">
+      <w:hyperlink r:id="rId11">
         <w:r>
           <w:rPr>
             <w:rStyle w:val="ac"/>
@@ -37681,7 +38114,10 @@
         <w:t>자체는</w:t>
       </w:r>
       <w:r>
-        <w:t xml:space="preserve"> CC BY 4.0 </w:t>
+        <w:t xml:space="preserve"> CC BY </w:t>
+      </w:r>
+      <w:r>
+        <w:t xml:space="preserve">4.0 </w:t>
       </w:r>
       <w:r>
         <w:t>라이선스이며</w:t>
@@ -38828,7 +39264,6 @@
       <w:bookmarkStart w:id="51" w:name="competing-interests-이해-충돌"/>
       <w:bookmarkEnd w:id="50"/>
       <w:r>
-        <w:lastRenderedPageBreak/>
         <w:t xml:space="preserve">Competing Interests / </w:t>
       </w:r>
       <w:r>
@@ -39198,6 +39633,7 @@
       <w:bookmarkStart w:id="53" w:name="authors-contributions-저자-기여"/>
       <w:bookmarkEnd w:id="52"/>
       <w:r>
+        <w:lastRenderedPageBreak/>
         <w:t xml:space="preserve">Authors’ Contributions / </w:t>
       </w:r>
       <w:r>
@@ -40046,7 +40482,6 @@
         </w:numPr>
       </w:pPr>
       <w:r>
-        <w:lastRenderedPageBreak/>
         <w:t xml:space="preserve">Hepokoski, J., &amp; Darcy, W. (2006). </w:t>
       </w:r>
       <w:r>
@@ -40223,6 +40658,7 @@
         </w:numPr>
       </w:pPr>
       <w:r>
+        <w:lastRenderedPageBreak/>
         <w:t xml:space="preserve">North, A. C., &amp; Hargreaves, D. J. (2008). </w:t>
       </w:r>
       <w:r>
@@ -40279,899 +40715,7 @@
       <w:r>
         <w:t>.</w:t>
       </w:r>
-    </w:p>
-    <w:p>
-      <w:pPr>
-        <w:pStyle w:val="1"/>
-      </w:pPr>
-      <w:bookmarkStart w:id="55" w:name="appendix-a.-screenshots-부록-a.-시스템-화면"/>
       <w:bookmarkEnd w:id="54"/>
-      <w:r>
-        <w:t xml:space="preserve">Appendix A. Screenshots / </w:t>
-      </w:r>
-      <w:r>
-        <w:t>부록</w:t>
-      </w:r>
-      <w:r>
-        <w:t xml:space="preserve"> A. </w:t>
-      </w:r>
-      <w:r>
-        <w:t>시스템</w:t>
-      </w:r>
-      <w:r>
-        <w:t xml:space="preserve"> </w:t>
-      </w:r>
-      <w:r>
-        <w:t>화면</w:t>
-      </w:r>
-    </w:p>
-    <w:p>
-      <w:pPr>
-        <w:pStyle w:val="a8"/>
-      </w:pPr>
-      <w:r>
-        <w:t xml:space="preserve">Three screenshots from the live deployment (https://rosyrosys.github.io/sonata-form-viz/en/) are included in the submission package under </w:t>
-      </w:r>
-      <w:r>
-        <w:rPr>
-          <w:rStyle w:val="VerbatimChar"/>
-        </w:rPr>
-        <w:t>figures/</w:t>
-      </w:r>
-      <w:r>
-        <w:t>. Captions:</w:t>
-      </w:r>
-    </w:p>
-    <w:p>
-      <w:pPr>
-        <w:pStyle w:val="FirstParagraph"/>
-      </w:pPr>
-      <w:r>
-        <w:t>라이브</w:t>
-      </w:r>
-      <w:r>
-        <w:t xml:space="preserve"> </w:t>
-      </w:r>
-      <w:r>
-        <w:t>배포</w:t>
-      </w:r>
-      <w:r>
-        <w:t xml:space="preserve"> (https://rosyrosys.github.io/sonata-form-viz/en/) </w:t>
-      </w:r>
-      <w:r>
-        <w:t>에서</w:t>
-      </w:r>
-      <w:r>
-        <w:t xml:space="preserve"> </w:t>
-      </w:r>
-      <w:r>
-        <w:t>캡처한</w:t>
-      </w:r>
-      <w:r>
-        <w:t xml:space="preserve"> </w:t>
-      </w:r>
-      <w:r>
-        <w:t>스크린샷</w:t>
-      </w:r>
-      <w:r>
-        <w:t xml:space="preserve"> 3</w:t>
-      </w:r>
-      <w:r>
-        <w:t>종을</w:t>
-      </w:r>
-      <w:r>
-        <w:t xml:space="preserve"> </w:t>
-      </w:r>
-      <w:r>
-        <w:t>제출</w:t>
-      </w:r>
-      <w:r>
-        <w:t xml:space="preserve"> </w:t>
-      </w:r>
-      <w:r>
-        <w:t>패키지의</w:t>
-      </w:r>
-      <w:r>
-        <w:t xml:space="preserve"> </w:t>
-      </w:r>
-      <w:r>
-        <w:rPr>
-          <w:rStyle w:val="VerbatimChar"/>
-        </w:rPr>
-        <w:t>figures/</w:t>
-      </w:r>
-      <w:r>
-        <w:t xml:space="preserve"> </w:t>
-      </w:r>
-      <w:r>
-        <w:t>폴더에</w:t>
-      </w:r>
-      <w:r>
-        <w:t xml:space="preserve"> </w:t>
-      </w:r>
-      <w:r>
-        <w:t>포함한다</w:t>
-      </w:r>
-      <w:r>
-        <w:t xml:space="preserve">. </w:t>
-      </w:r>
-      <w:r>
-        <w:t>캡션</w:t>
-      </w:r>
-      <w:r>
-        <w:t>:</w:t>
-      </w:r>
-    </w:p>
-    <w:p>
-      <w:pPr>
-        <w:pStyle w:val="Compact"/>
-        <w:numPr>
-          <w:ilvl w:val="0"/>
-          <w:numId w:val="42"/>
-        </w:numPr>
-      </w:pPr>
-      <w:r>
-        <w:rPr>
-          <w:b/>
-          <w:bCs/>
-        </w:rPr>
-        <w:t>Figure A.1.</w:t>
-      </w:r>
-      <w:r>
-        <w:t xml:space="preserve"> System overview at startup, showing the title banner, the section-level timeline (top: pastel-blue exposition, pastel-amber development, pastel-green recapitulation), the now-playing analysis pane (theme zone, key, current measure), and the OSMD-rendered MusicXML score below.</w:t>
-      </w:r>
-    </w:p>
-    <w:p>
-      <w:pPr>
-        <w:pStyle w:val="Compact"/>
-        <w:numPr>
-          <w:ilvl w:val="0"/>
-          <w:numId w:val="43"/>
-        </w:numPr>
-      </w:pPr>
-      <w:r>
-        <w:rPr>
-          <w:b/>
-          <w:bCs/>
-        </w:rPr>
-        <w:t>Figure A.1.</w:t>
-      </w:r>
-      <w:r>
-        <w:t xml:space="preserve"> </w:t>
-      </w:r>
-      <w:r>
-        <w:t>시스템</w:t>
-      </w:r>
-      <w:r>
-        <w:t xml:space="preserve"> </w:t>
-      </w:r>
-      <w:r>
-        <w:t>시작</w:t>
-      </w:r>
-      <w:r>
-        <w:t xml:space="preserve"> </w:t>
-      </w:r>
-      <w:r>
-        <w:t>화면</w:t>
-      </w:r>
-      <w:r>
-        <w:t xml:space="preserve"> </w:t>
-      </w:r>
-      <w:r>
-        <w:t>전체</w:t>
-      </w:r>
-      <w:r>
-        <w:t xml:space="preserve">, </w:t>
-      </w:r>
-      <w:r>
-        <w:t>상단</w:t>
-      </w:r>
-      <w:r>
-        <w:t xml:space="preserve"> </w:t>
-      </w:r>
-      <w:r>
-        <w:t>제목</w:t>
-      </w:r>
-      <w:r>
-        <w:t xml:space="preserve"> </w:t>
-      </w:r>
-      <w:r>
-        <w:t>배너</w:t>
-      </w:r>
-      <w:r>
-        <w:t xml:space="preserve">, </w:t>
-      </w:r>
-      <w:r>
-        <w:t>섹션</w:t>
-      </w:r>
-      <w:r>
-        <w:t xml:space="preserve"> </w:t>
-      </w:r>
-      <w:r>
-        <w:t>단위</w:t>
-      </w:r>
-      <w:r>
-        <w:t xml:space="preserve"> </w:t>
-      </w:r>
-      <w:r>
-        <w:t>타임라인</w:t>
-      </w:r>
-      <w:r>
-        <w:t xml:space="preserve"> (</w:t>
-      </w:r>
-      <w:r>
-        <w:t>파스텔</w:t>
-      </w:r>
-      <w:r>
-        <w:t xml:space="preserve"> </w:t>
-      </w:r>
-      <w:r>
-        <w:t>청</w:t>
-      </w:r>
-      <w:r>
-        <w:t xml:space="preserve"> </w:t>
-      </w:r>
-      <w:r>
-        <w:t>제시부</w:t>
-      </w:r>
-      <w:r>
-        <w:t xml:space="preserve">, </w:t>
-      </w:r>
-      <w:r>
-        <w:t>파스텔</w:t>
-      </w:r>
-      <w:r>
-        <w:t xml:space="preserve"> </w:t>
-      </w:r>
-      <w:r>
-        <w:t>황</w:t>
-      </w:r>
-      <w:r>
-        <w:t xml:space="preserve"> </w:t>
-      </w:r>
-      <w:r>
-        <w:t>발전부</w:t>
-      </w:r>
-      <w:r>
-        <w:t xml:space="preserve">, </w:t>
-      </w:r>
-      <w:r>
-        <w:t>파스텔</w:t>
-      </w:r>
-      <w:r>
-        <w:t xml:space="preserve"> </w:t>
-      </w:r>
-      <w:r>
-        <w:t>녹</w:t>
-      </w:r>
-      <w:r>
-        <w:t xml:space="preserve"> </w:t>
-      </w:r>
-      <w:r>
-        <w:t>재현부</w:t>
-      </w:r>
-      <w:r>
-        <w:t xml:space="preserve">), </w:t>
-      </w:r>
-      <w:r>
-        <w:t>현재</w:t>
-      </w:r>
-      <w:r>
-        <w:t xml:space="preserve"> </w:t>
-      </w:r>
-      <w:r>
-        <w:t>위치</w:t>
-      </w:r>
-      <w:r>
-        <w:t xml:space="preserve"> </w:t>
-      </w:r>
-      <w:r>
-        <w:t>분석</w:t>
-      </w:r>
-      <w:r>
-        <w:t xml:space="preserve"> </w:t>
-      </w:r>
-      <w:r>
-        <w:t>패널</w:t>
-      </w:r>
-      <w:r>
-        <w:t xml:space="preserve"> (</w:t>
-      </w:r>
-      <w:r>
-        <w:t>주제</w:t>
-      </w:r>
-      <w:r>
-        <w:t xml:space="preserve"> </w:t>
-      </w:r>
-      <w:r>
-        <w:t>영역</w:t>
-      </w:r>
-      <w:r>
-        <w:t xml:space="preserve">, </w:t>
-      </w:r>
-      <w:r>
-        <w:t>조성</w:t>
-      </w:r>
-      <w:r>
-        <w:t xml:space="preserve">, </w:t>
-      </w:r>
-      <w:r>
-        <w:t>마디</w:t>
-      </w:r>
-      <w:r>
-        <w:t xml:space="preserve"> </w:t>
-      </w:r>
-      <w:r>
-        <w:t>번호</w:t>
-      </w:r>
-      <w:r>
-        <w:t xml:space="preserve">), </w:t>
-      </w:r>
-      <w:r>
-        <w:t>그리고</w:t>
-      </w:r>
-      <w:r>
-        <w:t xml:space="preserve"> </w:t>
-      </w:r>
-      <w:r>
-        <w:t>하단의</w:t>
-      </w:r>
-      <w:r>
-        <w:t xml:space="preserve"> OSMD </w:t>
-      </w:r>
-      <w:r>
-        <w:t>렌더링</w:t>
-      </w:r>
-      <w:r>
-        <w:t xml:space="preserve"> MusicXML </w:t>
-      </w:r>
-      <w:r>
-        <w:t>악보</w:t>
-      </w:r>
-      <w:r>
-        <w:t>.</w:t>
-      </w:r>
-    </w:p>
-    <w:p>
-      <w:pPr>
-        <w:pStyle w:val="Compact"/>
-        <w:numPr>
-          <w:ilvl w:val="0"/>
-          <w:numId w:val="44"/>
-        </w:numPr>
-      </w:pPr>
-      <w:r>
-        <w:rPr>
-          <w:b/>
-          <w:bCs/>
-        </w:rPr>
-        <w:t>Figure A.2.</w:t>
-      </w:r>
-      <w:r>
-        <w:t xml:space="preserve"> Active-listening control panel and demo-mode fallback. The yellow </w:t>
-      </w:r>
-      <w:r>
-        <w:rPr>
-          <w:i/>
-          <w:iCs/>
-        </w:rPr>
-        <w:t>Demo mode</w:t>
-      </w:r>
-      <w:r>
-        <w:t xml:space="preserve"> bar is automatically shown when no audio file is available (e.g. on the public deployment, where the copyrighted reference recording is not bundled). Below it: section- jump buttons (Exposition / Development / Recapitulation), playback- speed slider, color/cursor/loop toggles, calibration controls, and a keyboard-shortcut legend.</w:t>
-      </w:r>
-    </w:p>
-    <w:p>
-      <w:pPr>
-        <w:pStyle w:val="Compact"/>
-        <w:numPr>
-          <w:ilvl w:val="0"/>
-          <w:numId w:val="45"/>
-        </w:numPr>
-      </w:pPr>
-      <w:r>
-        <w:rPr>
-          <w:b/>
-          <w:bCs/>
-        </w:rPr>
-        <w:t>Figure A.2.</w:t>
-      </w:r>
-      <w:r>
-        <w:t xml:space="preserve"> </w:t>
-      </w:r>
-      <w:r>
-        <w:t>능동</w:t>
-      </w:r>
-      <w:r>
-        <w:t xml:space="preserve"> </w:t>
-      </w:r>
-      <w:r>
-        <w:t>청취</w:t>
-      </w:r>
-      <w:r>
-        <w:t xml:space="preserve"> </w:t>
-      </w:r>
-      <w:r>
-        <w:t>제어</w:t>
-      </w:r>
-      <w:r>
-        <w:t xml:space="preserve"> </w:t>
-      </w:r>
-      <w:r>
-        <w:t>패널과</w:t>
-      </w:r>
-      <w:r>
-        <w:t xml:space="preserve"> </w:t>
-      </w:r>
-      <w:r>
-        <w:t>데모</w:t>
-      </w:r>
-      <w:r>
-        <w:t xml:space="preserve"> </w:t>
-      </w:r>
-      <w:r>
-        <w:t>모드</w:t>
-      </w:r>
-      <w:r>
-        <w:t xml:space="preserve"> </w:t>
-      </w:r>
-      <w:r>
-        <w:t>폴백</w:t>
-      </w:r>
-      <w:r>
-        <w:t xml:space="preserve">. </w:t>
-      </w:r>
-      <w:r>
-        <w:t>음원</w:t>
-      </w:r>
-      <w:r>
-        <w:t xml:space="preserve"> </w:t>
-      </w:r>
-      <w:r>
-        <w:t>파일이</w:t>
-      </w:r>
-      <w:r>
-        <w:t xml:space="preserve"> </w:t>
-      </w:r>
-      <w:r>
-        <w:t>없는</w:t>
-      </w:r>
-      <w:r>
-        <w:t xml:space="preserve"> </w:t>
-      </w:r>
-      <w:r>
-        <w:t>경우</w:t>
-      </w:r>
-      <w:r>
-        <w:t xml:space="preserve"> (</w:t>
-      </w:r>
-      <w:r>
-        <w:t>예</w:t>
-      </w:r>
-      <w:r>
-        <w:t xml:space="preserve">: </w:t>
-      </w:r>
-      <w:r>
-        <w:t>공개</w:t>
-      </w:r>
-      <w:r>
-        <w:t xml:space="preserve"> </w:t>
-      </w:r>
-      <w:r>
-        <w:t>배포</w:t>
-      </w:r>
-      <w:r>
-        <w:t xml:space="preserve"> </w:t>
-      </w:r>
-      <w:r>
-        <w:t>환경</w:t>
-      </w:r>
-      <w:r>
-        <w:t xml:space="preserve">, </w:t>
-      </w:r>
-      <w:r>
-        <w:t>저작권</w:t>
-      </w:r>
-      <w:r>
-        <w:t xml:space="preserve"> </w:t>
-      </w:r>
-      <w:r>
-        <w:t>녹음</w:t>
-      </w:r>
-      <w:r>
-        <w:t xml:space="preserve"> </w:t>
-      </w:r>
-      <w:r>
-        <w:t>미포함</w:t>
-      </w:r>
-      <w:r>
-        <w:t xml:space="preserve">) </w:t>
-      </w:r>
-      <w:r>
-        <w:t>노란</w:t>
-      </w:r>
-      <w:r>
-        <w:t xml:space="preserve"> </w:t>
-      </w:r>
-      <w:r>
-        <w:rPr>
-          <w:i/>
-          <w:iCs/>
-        </w:rPr>
-        <w:t>Demo mode</w:t>
-      </w:r>
-      <w:r>
-        <w:t xml:space="preserve"> </w:t>
-      </w:r>
-      <w:r>
-        <w:t>바가</w:t>
-      </w:r>
-      <w:r>
-        <w:t xml:space="preserve"> </w:t>
-      </w:r>
-      <w:r>
-        <w:t>자동으로</w:t>
-      </w:r>
-      <w:r>
-        <w:t xml:space="preserve"> </w:t>
-      </w:r>
-      <w:r>
-        <w:t>표시된다</w:t>
-      </w:r>
-      <w:r>
-        <w:t xml:space="preserve">. </w:t>
-      </w:r>
-      <w:r>
-        <w:t>그</w:t>
-      </w:r>
-      <w:r>
-        <w:t xml:space="preserve"> </w:t>
-      </w:r>
-      <w:r>
-        <w:t>아래로</w:t>
-      </w:r>
-      <w:r>
-        <w:t xml:space="preserve"> </w:t>
-      </w:r>
-      <w:r>
-        <w:t>섹션</w:t>
-      </w:r>
-      <w:r>
-        <w:t xml:space="preserve"> </w:t>
-      </w:r>
-      <w:r>
-        <w:t>점프</w:t>
-      </w:r>
-      <w:r>
-        <w:t xml:space="preserve"> </w:t>
-      </w:r>
-      <w:r>
-        <w:t>버튼</w:t>
-      </w:r>
-      <w:r>
-        <w:t xml:space="preserve"> (</w:t>
-      </w:r>
-      <w:r>
-        <w:t>제시부</w:t>
-      </w:r>
-      <w:r>
-        <w:t xml:space="preserve"> / </w:t>
-      </w:r>
-      <w:r>
-        <w:t>발전부</w:t>
-      </w:r>
-      <w:r>
-        <w:t xml:space="preserve"> / </w:t>
-      </w:r>
-      <w:r>
-        <w:t>재현부</w:t>
-      </w:r>
-      <w:r>
-        <w:t xml:space="preserve">), </w:t>
-      </w:r>
-      <w:r>
-        <w:t>재생</w:t>
-      </w:r>
-      <w:r>
-        <w:t xml:space="preserve"> </w:t>
-      </w:r>
-      <w:r>
-        <w:t>속도</w:t>
-      </w:r>
-      <w:r>
-        <w:t xml:space="preserve"> </w:t>
-      </w:r>
-      <w:r>
-        <w:t>슬라이더</w:t>
-      </w:r>
-      <w:r>
-        <w:t xml:space="preserve">, </w:t>
-      </w:r>
-      <w:r>
-        <w:t>색상</w:t>
-      </w:r>
-      <w:r>
-        <w:t>·</w:t>
-      </w:r>
-      <w:r>
-        <w:t>커서</w:t>
-      </w:r>
-      <w:r>
-        <w:t>·</w:t>
-      </w:r>
-      <w:r>
-        <w:t>루프</w:t>
-      </w:r>
-      <w:r>
-        <w:t xml:space="preserve"> </w:t>
-      </w:r>
-      <w:r>
-        <w:t>토글</w:t>
-      </w:r>
-      <w:r>
-        <w:t xml:space="preserve">, </w:t>
-      </w:r>
-      <w:r>
-        <w:t>보정</w:t>
-      </w:r>
-      <w:r>
-        <w:t xml:space="preserve"> </w:t>
-      </w:r>
-      <w:r>
-        <w:t>컨트롤</w:t>
-      </w:r>
-      <w:r>
-        <w:t xml:space="preserve">, </w:t>
-      </w:r>
-      <w:r>
-        <w:t>키보드</w:t>
-      </w:r>
-      <w:r>
-        <w:t xml:space="preserve"> </w:t>
-      </w:r>
-      <w:r>
-        <w:t>단축키</w:t>
-      </w:r>
-      <w:r>
-        <w:t xml:space="preserve"> </w:t>
-      </w:r>
-      <w:r>
-        <w:t>안내가</w:t>
-      </w:r>
-      <w:r>
-        <w:t xml:space="preserve"> </w:t>
-      </w:r>
-      <w:r>
-        <w:t>배치된다</w:t>
-      </w:r>
-      <w:r>
-        <w:t>.</w:t>
-      </w:r>
-    </w:p>
-    <w:p>
-      <w:pPr>
-        <w:pStyle w:val="Compact"/>
-        <w:numPr>
-          <w:ilvl w:val="0"/>
-          <w:numId w:val="46"/>
-        </w:numPr>
-      </w:pPr>
-      <w:r>
-        <w:rPr>
-          <w:b/>
-          <w:bCs/>
-        </w:rPr>
-        <w:t>Figure A.3.</w:t>
-      </w:r>
-      <w:r>
-        <w:t xml:space="preserve"> Recapitulation P region (mm. 42–58) on the score with the pastel-amber section overlay visible at the section boundary; the F-major key signature (one flat) is the visible cue that distinguishes the recapitulation P from the C-major exposition P, illustrating K. 545’s subdominant-recapitulation deformation discussed in §3.3.</w:t>
-      </w:r>
-    </w:p>
-    <w:p>
-      <w:pPr>
-        <w:pStyle w:val="Compact"/>
-        <w:numPr>
-          <w:ilvl w:val="0"/>
-          <w:numId w:val="47"/>
-        </w:numPr>
-      </w:pPr>
-      <w:r>
-        <w:rPr>
-          <w:b/>
-          <w:bCs/>
-        </w:rPr>
-        <w:t>Figure A.3.</w:t>
-      </w:r>
-      <w:r>
-        <w:t xml:space="preserve"> </w:t>
-      </w:r>
-      <w:r>
-        <w:t>재현부</w:t>
-      </w:r>
-      <w:r>
-        <w:t xml:space="preserve"> P </w:t>
-      </w:r>
-      <w:r>
-        <w:t>구간</w:t>
-      </w:r>
-      <w:r>
-        <w:t xml:space="preserve"> (mm. 42–58) </w:t>
-      </w:r>
-      <w:r>
-        <w:t>의</w:t>
-      </w:r>
-      <w:r>
-        <w:t xml:space="preserve"> </w:t>
-      </w:r>
-      <w:r>
-        <w:t>악보</w:t>
-      </w:r>
-      <w:r>
-        <w:t xml:space="preserve"> </w:t>
-      </w:r>
-      <w:r>
-        <w:t>뷰</w:t>
-      </w:r>
-      <w:r>
-        <w:t xml:space="preserve">, </w:t>
-      </w:r>
-      <w:r>
-        <w:t>섹션</w:t>
-      </w:r>
-      <w:r>
-        <w:t xml:space="preserve"> </w:t>
-      </w:r>
-      <w:r>
-        <w:t>경계에</w:t>
-      </w:r>
-      <w:r>
-        <w:t xml:space="preserve"> </w:t>
-      </w:r>
-      <w:r>
-        <w:t>파스텔</w:t>
-      </w:r>
-      <w:r>
-        <w:t xml:space="preserve"> </w:t>
-      </w:r>
-      <w:r>
-        <w:t>황</w:t>
-      </w:r>
-      <w:r>
-        <w:t xml:space="preserve"> </w:t>
-      </w:r>
-      <w:r>
-        <w:t>오버레이가</w:t>
-      </w:r>
-      <w:r>
-        <w:t xml:space="preserve"> </w:t>
-      </w:r>
-      <w:r>
-        <w:t>보이고</w:t>
-      </w:r>
-      <w:r>
-        <w:t xml:space="preserve">, </w:t>
-      </w:r>
-      <w:r>
-        <w:t>단조표</w:t>
-      </w:r>
-      <w:r>
-        <w:t xml:space="preserve"> </w:t>
-      </w:r>
-      <w:r>
-        <w:t>하나의</w:t>
-      </w:r>
-      <w:r>
-        <w:t xml:space="preserve"> F</w:t>
-      </w:r>
-      <w:r>
-        <w:t>장조</w:t>
-      </w:r>
-      <w:r>
-        <w:t xml:space="preserve"> </w:t>
-      </w:r>
-      <w:r>
-        <w:t>조표가</w:t>
-      </w:r>
-      <w:r>
-        <w:t xml:space="preserve"> </w:t>
-      </w:r>
-      <w:r>
-        <w:t>제시부</w:t>
-      </w:r>
-      <w:r>
-        <w:t xml:space="preserve"> C</w:t>
-      </w:r>
-      <w:r>
-        <w:t>장조</w:t>
-      </w:r>
-      <w:r>
-        <w:t xml:space="preserve"> P </w:t>
-      </w:r>
-      <w:r>
-        <w:t>와</w:t>
-      </w:r>
-      <w:r>
-        <w:t xml:space="preserve"> </w:t>
-      </w:r>
-      <w:r>
-        <w:t>재현부</w:t>
-      </w:r>
-      <w:r>
-        <w:t xml:space="preserve"> P </w:t>
-      </w:r>
-      <w:r>
-        <w:t>를</w:t>
-      </w:r>
-      <w:r>
-        <w:t xml:space="preserve"> </w:t>
-      </w:r>
-      <w:r>
-        <w:t>시각적으로</w:t>
-      </w:r>
-      <w:r>
-        <w:t xml:space="preserve"> </w:t>
-      </w:r>
-      <w:r>
-        <w:t>구분한다</w:t>
-      </w:r>
-      <w:r>
-        <w:t xml:space="preserve">. §3.3 </w:t>
-      </w:r>
-      <w:r>
-        <w:t>에서</w:t>
-      </w:r>
-      <w:r>
-        <w:t xml:space="preserve"> </w:t>
-      </w:r>
-      <w:r>
-        <w:t>논의한</w:t>
-      </w:r>
-      <w:r>
-        <w:t xml:space="preserve"> K. 545 </w:t>
-      </w:r>
-      <w:r>
-        <w:t>의</w:t>
-      </w:r>
-      <w:r>
-        <w:t xml:space="preserve"> </w:t>
-      </w:r>
-      <w:r>
-        <w:t>하속조</w:t>
-      </w:r>
-      <w:r>
-        <w:t xml:space="preserve"> </w:t>
-      </w:r>
-      <w:r>
-        <w:t>재현</w:t>
-      </w:r>
-      <w:r>
-        <w:t xml:space="preserve"> </w:t>
-      </w:r>
-      <w:r>
-        <w:t>비전형성을</w:t>
-      </w:r>
-      <w:r>
-        <w:t xml:space="preserve"> </w:t>
-      </w:r>
-      <w:r>
-        <w:t>직접</w:t>
-      </w:r>
-      <w:r>
-        <w:t xml:space="preserve"> </w:t>
-      </w:r>
-      <w:r>
-        <w:t>보여주는</w:t>
-      </w:r>
-      <w:r>
-        <w:t xml:space="preserve"> </w:t>
-      </w:r>
-      <w:r>
-        <w:t>화면</w:t>
-      </w:r>
-      <w:r>
-        <w:t>.</w:t>
-      </w:r>
-      <w:bookmarkEnd w:id="55"/>
     </w:p>
     <w:sectPr>
       <w:footnotePr>
@@ -41241,7 +40785,7 @@
   <w:abstractNum w:abstractNumId="0" w15:restartNumberingAfterBreak="0">
     <w:nsid w:val="99432019"/>
     <w:multiLevelType w:val="multilevel"/>
-    <w:tmpl w:val="97BE004A"/>
+    <w:tmpl w:val="6A5CB74E"/>
     <w:lvl w:ilvl="0">
       <w:start w:val="2019"/>
       <w:numFmt w:val="decimal"/>
@@ -41327,7 +40871,7 @@
   <w:abstractNum w:abstractNumId="1" w15:restartNumberingAfterBreak="0">
     <w:nsid w:val="0000A990"/>
     <w:multiLevelType w:val="multilevel"/>
-    <w:tmpl w:val="2AEE445A"/>
+    <w:tmpl w:val="F2B22136"/>
     <w:lvl w:ilvl="0">
       <w:numFmt w:val="bullet"/>
       <w:lvlText w:val=" "/>
@@ -41404,7 +40948,7 @@
   <w:abstractNum w:abstractNumId="2" w15:restartNumberingAfterBreak="0">
     <w:nsid w:val="0000A991"/>
     <w:multiLevelType w:val="multilevel"/>
-    <w:tmpl w:val="B6CAF698"/>
+    <w:tmpl w:val="6FF81542"/>
     <w:lvl w:ilvl="0">
       <w:numFmt w:val="bullet"/>
       <w:lvlText w:val=""/>
@@ -41508,7 +41052,7 @@
   <w:abstractNum w:abstractNumId="3" w15:restartNumberingAfterBreak="0">
     <w:nsid w:val="00A99411"/>
     <w:multiLevelType w:val="multilevel"/>
-    <w:tmpl w:val="8B804E3C"/>
+    <w:tmpl w:val="C414E532"/>
     <w:lvl w:ilvl="0">
       <w:start w:val="1"/>
       <w:numFmt w:val="decimal"/>
@@ -41594,7 +41138,7 @@
   <w:abstractNum w:abstractNumId="4" w15:restartNumberingAfterBreak="0">
     <w:nsid w:val="00A99412"/>
     <w:multiLevelType w:val="multilevel"/>
-    <w:tmpl w:val="54C816F8"/>
+    <w:tmpl w:val="0F94F212"/>
     <w:lvl w:ilvl="0">
       <w:start w:val="2"/>
       <w:numFmt w:val="decimal"/>
@@ -41680,7 +41224,7 @@
   <w:abstractNum w:abstractNumId="5" w15:restartNumberingAfterBreak="0">
     <w:nsid w:val="00A99413"/>
     <w:multiLevelType w:val="multilevel"/>
-    <w:tmpl w:val="9536D712"/>
+    <w:tmpl w:val="999461B0"/>
     <w:lvl w:ilvl="0">
       <w:start w:val="3"/>
       <w:numFmt w:val="decimal"/>
@@ -41766,7 +41310,7 @@
   <w:abstractNum w:abstractNumId="6" w15:restartNumberingAfterBreak="0">
     <w:nsid w:val="00A99414"/>
     <w:multiLevelType w:val="multilevel"/>
-    <w:tmpl w:val="1FBA7882"/>
+    <w:tmpl w:val="45F6407A"/>
     <w:lvl w:ilvl="0">
       <w:start w:val="4"/>
       <w:numFmt w:val="decimal"/>
@@ -41849,22 +41393,22 @@
       </w:pPr>
     </w:lvl>
   </w:abstractNum>
-  <w:num w:numId="1" w16cid:durableId="1504935926">
+  <w:num w:numId="1" w16cid:durableId="224342887">
     <w:abstractNumId w:val="1"/>
   </w:num>
-  <w:num w:numId="2" w16cid:durableId="1647779276">
+  <w:num w:numId="2" w16cid:durableId="1387489335">
     <w:abstractNumId w:val="2"/>
   </w:num>
-  <w:num w:numId="3" w16cid:durableId="183595095">
+  <w:num w:numId="3" w16cid:durableId="890464694">
     <w:abstractNumId w:val="2"/>
   </w:num>
-  <w:num w:numId="4" w16cid:durableId="67660036">
+  <w:num w:numId="4" w16cid:durableId="1703626170">
     <w:abstractNumId w:val="2"/>
   </w:num>
-  <w:num w:numId="5" w16cid:durableId="1999922156">
+  <w:num w:numId="5" w16cid:durableId="1942109456">
     <w:abstractNumId w:val="2"/>
   </w:num>
-  <w:num w:numId="6" w16cid:durableId="472066740">
+  <w:num w:numId="6" w16cid:durableId="634919266">
     <w:abstractNumId w:val="3"/>
     <w:lvlOverride w:ilvl="0">
       <w:startOverride w:val="1"/>
@@ -41894,7 +41438,7 @@
       <w:startOverride w:val="1"/>
     </w:lvlOverride>
   </w:num>
-  <w:num w:numId="7" w16cid:durableId="96024142">
+  <w:num w:numId="7" w16cid:durableId="1043166489">
     <w:abstractNumId w:val="3"/>
     <w:lvlOverride w:ilvl="0">
       <w:startOverride w:val="1"/>
@@ -41924,7 +41468,7 @@
       <w:startOverride w:val="1"/>
     </w:lvlOverride>
   </w:num>
-  <w:num w:numId="8" w16cid:durableId="428044678">
+  <w:num w:numId="8" w16cid:durableId="1537159604">
     <w:abstractNumId w:val="4"/>
     <w:lvlOverride w:ilvl="0">
       <w:startOverride w:val="2"/>
@@ -41954,7 +41498,7 @@
       <w:startOverride w:val="2"/>
     </w:lvlOverride>
   </w:num>
-  <w:num w:numId="9" w16cid:durableId="25372703">
+  <w:num w:numId="9" w16cid:durableId="1258902282">
     <w:abstractNumId w:val="4"/>
     <w:lvlOverride w:ilvl="0">
       <w:startOverride w:val="2"/>
@@ -41984,7 +41528,7 @@
       <w:startOverride w:val="2"/>
     </w:lvlOverride>
   </w:num>
-  <w:num w:numId="10" w16cid:durableId="1704209978">
+  <w:num w:numId="10" w16cid:durableId="772045720">
     <w:abstractNumId w:val="0"/>
     <w:lvlOverride w:ilvl="0">
       <w:startOverride w:val="2019"/>
@@ -42014,7 +41558,7 @@
       <w:startOverride w:val="2019"/>
     </w:lvlOverride>
   </w:num>
-  <w:num w:numId="11" w16cid:durableId="1120414278">
+  <w:num w:numId="11" w16cid:durableId="1181237061">
     <w:abstractNumId w:val="5"/>
     <w:lvlOverride w:ilvl="0">
       <w:startOverride w:val="3"/>
@@ -42044,7 +41588,7 @@
       <w:startOverride w:val="3"/>
     </w:lvlOverride>
   </w:num>
-  <w:num w:numId="12" w16cid:durableId="656349127">
+  <w:num w:numId="12" w16cid:durableId="1594971718">
     <w:abstractNumId w:val="5"/>
     <w:lvlOverride w:ilvl="0">
       <w:startOverride w:val="3"/>
@@ -42074,7 +41618,7 @@
       <w:startOverride w:val="3"/>
     </w:lvlOverride>
   </w:num>
-  <w:num w:numId="13" w16cid:durableId="1216430884">
+  <w:num w:numId="13" w16cid:durableId="1089161239">
     <w:abstractNumId w:val="6"/>
     <w:lvlOverride w:ilvl="0">
       <w:startOverride w:val="4"/>
@@ -42104,7 +41648,7 @@
       <w:startOverride w:val="4"/>
     </w:lvlOverride>
   </w:num>
-  <w:num w:numId="14" w16cid:durableId="924535870">
+  <w:num w:numId="14" w16cid:durableId="2013219394">
     <w:abstractNumId w:val="6"/>
     <w:lvlOverride w:ilvl="0">
       <w:startOverride w:val="4"/>
@@ -42134,7 +41678,7 @@
       <w:startOverride w:val="4"/>
     </w:lvlOverride>
   </w:num>
-  <w:num w:numId="15" w16cid:durableId="589892219">
+  <w:num w:numId="15" w16cid:durableId="994139973">
     <w:abstractNumId w:val="3"/>
     <w:lvlOverride w:ilvl="0">
       <w:startOverride w:val="1"/>
@@ -42164,7 +41708,7 @@
       <w:startOverride w:val="1"/>
     </w:lvlOverride>
   </w:num>
-  <w:num w:numId="16" w16cid:durableId="131749437">
+  <w:num w:numId="16" w16cid:durableId="859275208">
     <w:abstractNumId w:val="3"/>
     <w:lvlOverride w:ilvl="0">
       <w:startOverride w:val="1"/>
@@ -42194,7 +41738,7 @@
       <w:startOverride w:val="1"/>
     </w:lvlOverride>
   </w:num>
-  <w:num w:numId="17" w16cid:durableId="982466542">
+  <w:num w:numId="17" w16cid:durableId="1034423707">
     <w:abstractNumId w:val="4"/>
     <w:lvlOverride w:ilvl="0">
       <w:startOverride w:val="2"/>
@@ -42224,7 +41768,7 @@
       <w:startOverride w:val="2"/>
     </w:lvlOverride>
   </w:num>
-  <w:num w:numId="18" w16cid:durableId="2013334487">
+  <w:num w:numId="18" w16cid:durableId="1627083440">
     <w:abstractNumId w:val="4"/>
     <w:lvlOverride w:ilvl="0">
       <w:startOverride w:val="2"/>
@@ -42254,7 +41798,7 @@
       <w:startOverride w:val="2"/>
     </w:lvlOverride>
   </w:num>
-  <w:num w:numId="19" w16cid:durableId="492333930">
+  <w:num w:numId="19" w16cid:durableId="1564023561">
     <w:abstractNumId w:val="5"/>
     <w:lvlOverride w:ilvl="0">
       <w:startOverride w:val="3"/>
@@ -42284,7 +41828,7 @@
       <w:startOverride w:val="3"/>
     </w:lvlOverride>
   </w:num>
-  <w:num w:numId="20" w16cid:durableId="1058357182">
+  <w:num w:numId="20" w16cid:durableId="1463385488">
     <w:abstractNumId w:val="5"/>
     <w:lvlOverride w:ilvl="0">
       <w:startOverride w:val="3"/>
@@ -42314,7 +41858,7 @@
       <w:startOverride w:val="3"/>
     </w:lvlOverride>
   </w:num>
-  <w:num w:numId="21" w16cid:durableId="2025862671">
+  <w:num w:numId="21" w16cid:durableId="58017679">
     <w:abstractNumId w:val="3"/>
     <w:lvlOverride w:ilvl="0">
       <w:startOverride w:val="1"/>
@@ -42344,7 +41888,7 @@
       <w:startOverride w:val="1"/>
     </w:lvlOverride>
   </w:num>
-  <w:num w:numId="22" w16cid:durableId="1166673424">
+  <w:num w:numId="22" w16cid:durableId="960378487">
     <w:abstractNumId w:val="3"/>
     <w:lvlOverride w:ilvl="0">
       <w:startOverride w:val="1"/>
@@ -42374,7 +41918,7 @@
       <w:startOverride w:val="1"/>
     </w:lvlOverride>
   </w:num>
-  <w:num w:numId="23" w16cid:durableId="530074765">
+  <w:num w:numId="23" w16cid:durableId="1480339519">
     <w:abstractNumId w:val="4"/>
     <w:lvlOverride w:ilvl="0">
       <w:startOverride w:val="2"/>
@@ -42404,7 +41948,7 @@
       <w:startOverride w:val="2"/>
     </w:lvlOverride>
   </w:num>
-  <w:num w:numId="24" w16cid:durableId="2113233461">
+  <w:num w:numId="24" w16cid:durableId="876234852">
     <w:abstractNumId w:val="4"/>
     <w:lvlOverride w:ilvl="0">
       <w:startOverride w:val="2"/>
@@ -42434,7 +41978,7 @@
       <w:startOverride w:val="2"/>
     </w:lvlOverride>
   </w:num>
-  <w:num w:numId="25" w16cid:durableId="436484597">
+  <w:num w:numId="25" w16cid:durableId="741636091">
     <w:abstractNumId w:val="5"/>
     <w:lvlOverride w:ilvl="0">
       <w:startOverride w:val="3"/>
@@ -42464,7 +42008,7 @@
       <w:startOverride w:val="3"/>
     </w:lvlOverride>
   </w:num>
-  <w:num w:numId="26" w16cid:durableId="1716731614">
+  <w:num w:numId="26" w16cid:durableId="1271543967">
     <w:abstractNumId w:val="5"/>
     <w:lvlOverride w:ilvl="0">
       <w:startOverride w:val="3"/>
@@ -42494,7 +42038,7 @@
       <w:startOverride w:val="3"/>
     </w:lvlOverride>
   </w:num>
-  <w:num w:numId="27" w16cid:durableId="1949312990">
+  <w:num w:numId="27" w16cid:durableId="1136027337">
     <w:abstractNumId w:val="3"/>
     <w:lvlOverride w:ilvl="0">
       <w:startOverride w:val="1"/>
@@ -42524,7 +42068,7 @@
       <w:startOverride w:val="1"/>
     </w:lvlOverride>
   </w:num>
-  <w:num w:numId="28" w16cid:durableId="178786186">
+  <w:num w:numId="28" w16cid:durableId="1585382212">
     <w:abstractNumId w:val="3"/>
     <w:lvlOverride w:ilvl="0">
       <w:startOverride w:val="1"/>
@@ -42554,7 +42098,7 @@
       <w:startOverride w:val="1"/>
     </w:lvlOverride>
   </w:num>
-  <w:num w:numId="29" w16cid:durableId="1353796566">
+  <w:num w:numId="29" w16cid:durableId="1725983065">
     <w:abstractNumId w:val="4"/>
     <w:lvlOverride w:ilvl="0">
       <w:startOverride w:val="2"/>
@@ -42584,7 +42128,7 @@
       <w:startOverride w:val="2"/>
     </w:lvlOverride>
   </w:num>
-  <w:num w:numId="30" w16cid:durableId="23940689">
+  <w:num w:numId="30" w16cid:durableId="1192181079">
     <w:abstractNumId w:val="4"/>
     <w:lvlOverride w:ilvl="0">
       <w:startOverride w:val="2"/>
@@ -42614,7 +42158,7 @@
       <w:startOverride w:val="2"/>
     </w:lvlOverride>
   </w:num>
-  <w:num w:numId="31" w16cid:durableId="862480407">
+  <w:num w:numId="31" w16cid:durableId="1273781814">
     <w:abstractNumId w:val="5"/>
     <w:lvlOverride w:ilvl="0">
       <w:startOverride w:val="3"/>
@@ -42644,7 +42188,7 @@
       <w:startOverride w:val="3"/>
     </w:lvlOverride>
   </w:num>
-  <w:num w:numId="32" w16cid:durableId="1539733978">
+  <w:num w:numId="32" w16cid:durableId="1178543340">
     <w:abstractNumId w:val="5"/>
     <w:lvlOverride w:ilvl="0">
       <w:startOverride w:val="3"/>
@@ -42674,13 +42218,13 @@
       <w:startOverride w:val="3"/>
     </w:lvlOverride>
   </w:num>
-  <w:num w:numId="33" w16cid:durableId="2094858751">
+  <w:num w:numId="33" w16cid:durableId="499392991">
     <w:abstractNumId w:val="2"/>
   </w:num>
-  <w:num w:numId="34" w16cid:durableId="1838769417">
+  <w:num w:numId="34" w16cid:durableId="2116434272">
     <w:abstractNumId w:val="2"/>
   </w:num>
-  <w:num w:numId="35" w16cid:durableId="2141918491">
+  <w:num w:numId="35" w16cid:durableId="807239241">
     <w:abstractNumId w:val="3"/>
     <w:lvlOverride w:ilvl="0">
       <w:startOverride w:val="1"/>
@@ -42710,7 +42254,7 @@
       <w:startOverride w:val="1"/>
     </w:lvlOverride>
   </w:num>
-  <w:num w:numId="36" w16cid:durableId="1865288466">
+  <w:num w:numId="36" w16cid:durableId="823086705">
     <w:abstractNumId w:val="3"/>
     <w:lvlOverride w:ilvl="0">
       <w:startOverride w:val="1"/>
@@ -42740,13 +42284,13 @@
       <w:startOverride w:val="1"/>
     </w:lvlOverride>
   </w:num>
-  <w:num w:numId="37" w16cid:durableId="804005257">
+  <w:num w:numId="37" w16cid:durableId="425225005">
     <w:abstractNumId w:val="2"/>
   </w:num>
-  <w:num w:numId="38" w16cid:durableId="1862232829">
+  <w:num w:numId="38" w16cid:durableId="309991503">
     <w:abstractNumId w:val="2"/>
   </w:num>
-  <w:num w:numId="39" w16cid:durableId="467238392">
+  <w:num w:numId="39" w16cid:durableId="1223098841">
     <w:abstractNumId w:val="3"/>
     <w:lvlOverride w:ilvl="0">
       <w:startOverride w:val="1"/>
@@ -42776,7 +42320,7 @@
       <w:startOverride w:val="1"/>
     </w:lvlOverride>
   </w:num>
-  <w:num w:numId="40" w16cid:durableId="161824837">
+  <w:num w:numId="40" w16cid:durableId="60445874">
     <w:abstractNumId w:val="3"/>
     <w:lvlOverride w:ilvl="0">
       <w:startOverride w:val="1"/>
@@ -42806,25 +42350,7 @@
       <w:startOverride w:val="1"/>
     </w:lvlOverride>
   </w:num>
-  <w:num w:numId="41" w16cid:durableId="1307006052">
-    <w:abstractNumId w:val="2"/>
-  </w:num>
-  <w:num w:numId="42" w16cid:durableId="1207643586">
-    <w:abstractNumId w:val="2"/>
-  </w:num>
-  <w:num w:numId="43" w16cid:durableId="1956599480">
-    <w:abstractNumId w:val="2"/>
-  </w:num>
-  <w:num w:numId="44" w16cid:durableId="82259959">
-    <w:abstractNumId w:val="2"/>
-  </w:num>
-  <w:num w:numId="45" w16cid:durableId="431359493">
-    <w:abstractNumId w:val="2"/>
-  </w:num>
-  <w:num w:numId="46" w16cid:durableId="919947383">
-    <w:abstractNumId w:val="2"/>
-  </w:num>
-  <w:num w:numId="47" w16cid:durableId="46076716">
+  <w:num w:numId="41" w16cid:durableId="830097994">
     <w:abstractNumId w:val="2"/>
   </w:num>
 </w:numbering>
@@ -44061,7 +43587,7 @@
     <w:name w:val="header"/>
     <w:basedOn w:val="a"/>
     <w:link w:val="Char2"/>
-    <w:rsid w:val="00B34C8D"/>
+    <w:rsid w:val="0034082C"/>
     <w:pPr>
       <w:tabs>
         <w:tab w:val="center" w:pos="4513"/>
@@ -44074,13 +43600,13 @@
     <w:name w:val="머리글 Char"/>
     <w:basedOn w:val="a1"/>
     <w:link w:val="ad"/>
-    <w:rsid w:val="00B34C8D"/>
+    <w:rsid w:val="0034082C"/>
   </w:style>
   <w:style w:type="paragraph" w:styleId="ae">
     <w:name w:val="footer"/>
     <w:basedOn w:val="a"/>
     <w:link w:val="Char3"/>
-    <w:rsid w:val="00B34C8D"/>
+    <w:rsid w:val="0034082C"/>
     <w:pPr>
       <w:tabs>
         <w:tab w:val="center" w:pos="4513"/>
@@ -44093,7 +43619,7 @@
     <w:name w:val="바닥글 Char"/>
     <w:basedOn w:val="a1"/>
     <w:link w:val="ae"/>
-    <w:rsid w:val="00B34C8D"/>
+    <w:rsid w:val="0034082C"/>
   </w:style>
 </w:styles>
 </file>

--- a/ko/paper/paper_bilingual.docx
+++ b/ko/paper/paper_bilingual.docx
@@ -485,13 +485,7 @@
         <w:pStyle w:val="a8"/>
       </w:pPr>
       <w:r>
-        <w:t>Sonata form is a central topic in music-theory and music-history curricula, yet learners routinely report difficulty perceiving formal structure while listening: the hierarchical relation between sections, theme zones, and the moment-to-moment audio is not directly legible from a printed score. Existing computational tools for music visualization either treat formal annotations as auxiliary metadata rather than as first-class data, or have not been designed for the practical edge cases of learner-facing use</w:t>
-      </w:r>
-      <w:r>
-        <w:t>, most prominently the performer-elected exposition repeat. We present an open-source, web-based tool that synchronizes a MusicXML score, audio playback, and a two-level formal-analysis layer (sections × theme zones) along a single timeline, demonstrated on Mozart’s Piano Sonata in C major, K. 545, first movement (73 measures). The system renders MusicXML through OpenSheetMusicDisplay and paints section and theme-zone colors directly onto the score at the measure level, and supports performer-elected exposi</w:t>
-      </w:r>
-      <w:r>
-        <w:t>tion repeats through an explicit exposition-repeat folding map. Together, the tool and the released analysis schema provide an open infrastructure for both classroom teaching of formal hierarchy and downstream computational reuse on other works in the sonata-form repertoire.</w:t>
+        <w:t>Sonata form is a central topic in music-theory and music-history curricula, yet learners routinely report difficulty perceiving formal structure while listening: the hierarchical relation between sections, theme zones, and the moment-to-moment audio is not directly legible from a printed score. Existing computational tools for music visualization either treat formal annotations as auxiliary metadata rather than as first-class data, or have not been designed for the practical edge cases of learner-facing use, most prominently the performer-elected exposition repeat. We present an open-source, web-based tool that synchronizes a MusicXML score, audio playback, and a two-level formal-analysis layer (sections × theme zones) along a single timeline, demonstrated on Mozart’s Piano Sonata in C major, K. 545, first movement (73 measures). The system renders MusicXML through OpenSheetMusicDisplay and paints section and theme-zone colors directly onto the score at the measure level, and supports performer-elected exposition repeats through an explicit exposition-repeat folding map. Together, the tool and the released analysis schema provide an open infrastructure for both classroom teaching of formal hierarchy and downstream computational reuse on other works in the sonata-form repertoire.</w:t>
       </w:r>
     </w:p>
     <w:p>
@@ -1740,10 +1734,7 @@
         <w:pStyle w:val="a8"/>
       </w:pPr>
       <w:r>
-        <w:t>Sonata form is the principal organizational principle of Western instrumental music from the late eighteenth century onwards and remains a central topic in music-theory and music-history curricula at both secondary and tertiary levels (Caplin, 2009; Hepokoski &amp; Darcy, 2006). Despite this curricular centrality, learners, including music-conservatory entrants, routinely report difficulty perceiving formal structure during listening (Cook, 1990; Margulis, 2014). This difficulty arises from at least three repre</w:t>
-      </w:r>
-      <w:r>
-        <w:t>sentational gaps:</w:t>
+        <w:t>Sonata form is the principal organizational principle of Western instrumental music from the late eighteenth century onwards and remains a central topic in music-theory and music-history curricula at both secondary and tertiary levels (Caplin, 2009; Hepokoski &amp; Darcy, 2006). Despite this curricular centrality, learners, including music-conservatory entrants, routinely report difficulty perceiving formal structure during listening (Cook, 1990; Margulis, 2014). This difficulty arises from at least three representational gaps:</w:t>
       </w:r>
     </w:p>
     <w:p>
@@ -2518,10 +2509,7 @@
         <w:t>formal analysis as a first-class data object</w:t>
       </w:r>
       <w:r>
-        <w:t>: a learner cannot click a “secondary theme” label, jump to it, loop it, and see it foregrounded on the score in the same color it oc</w:t>
-      </w:r>
-      <w:r>
-        <w:t>cupies on a timeline.</w:t>
+        <w:t>: a learner cannot click a “secondary theme” label, jump to it, loop it, and see it foregrounded on the score in the same color it occupies on a timeline.</w:t>
       </w:r>
     </w:p>
     <w:p>
@@ -3028,10 +3016,7 @@
         <w:pStyle w:val="a8"/>
       </w:pPr>
       <w:r>
-        <w:t xml:space="preserve">This paper presents an open-source tool designed precisely to close </w:t>
-      </w:r>
-      <w:r>
-        <w:t>that gap, evaluates its educational effect on undergraduate music-education majors, and releases its analytical data and source code under permissive licenses for community reuse.</w:t>
+        <w:t>This paper presents an open-source tool designed precisely to close that gap, evaluates its educational effect on undergraduate music-education majors, and releases its analytical data and source code under permissive licenses for community reuse.</w:t>
       </w:r>
     </w:p>
     <w:p>
@@ -3039,7 +3024,6 @@
         <w:pStyle w:val="FirstParagraph"/>
       </w:pPr>
       <w:r>
-        <w:lastRenderedPageBreak/>
         <w:t>본</w:t>
       </w:r>
       <w:r>
@@ -4771,7 +4755,6 @@
         <w:pStyle w:val="a8"/>
       </w:pPr>
       <w:r>
-        <w:lastRenderedPageBreak/>
         <w:t>Empirical validation of learning effects is reserved for a planned randomized controlled trial; the present contribution is the open infrastructure layer on which such evaluation can be built.</w:t>
       </w:r>
     </w:p>
@@ -6718,7 +6701,6 @@
               <w:rPr>
                 <w:sz w:val="20"/>
               </w:rPr>
-              <w:lastRenderedPageBreak/>
               <w:t>공간적</w:t>
             </w:r>
             <w:r>
@@ -7828,10 +7810,7 @@
         <w:pStyle w:val="a8"/>
       </w:pPr>
       <w:r>
-        <w:t>The closest precedents for the present work are the Dezrann web platform (Ballester et al. 2025) and the sonata-form structure- learning study of Allegraud et al. (2019). Both papers treat formal music annotation as a first-class web-interactive object, and both have been applied to Mozart sonata movements. The present work differs in three respects. Where Dezrann places annotation labels as discrete markers on a waveform-and-score view, our tool paints the score itself with section colors at the measure le</w:t>
-      </w:r>
-      <w:r>
-        <w:t xml:space="preserve">vel (computed via SVG </w:t>
+        <w:t xml:space="preserve">The closest precedents for the present work are the Dezrann web platform (Ballester et al. 2025) and the sonata-form structure- learning study of Allegraud et al. (2019). Both papers treat formal music annotation as a first-class web-interactive object, and both have been applied to Mozart sonata movements. The present work differs in three respects. Where Dezrann places annotation labels as discrete markers on a waveform-and-score view, our tool paints the score itself with section colors at the measure level (computed via SVG </w:t>
       </w:r>
       <w:r>
         <w:rPr>
@@ -7849,10 +7828,7 @@
         <w:t>sonata_structure.json</w:t>
       </w:r>
       <w:r>
-        <w:t>) is not metadata attached to a Dezrann annotation but a stand-alone, peer-reviewable, versioned CC BY 4.0 object directly reusable in MIR pipelines and in derivative analyses of other works, in the same sense that the Allegraud et al. (2019) sonata-form corpus has been reused. And where Allegraud et al. (2019) address the a</w:t>
-      </w:r>
-      <w:r>
-        <w:t>utomatic-detection problem on a 32-quartet corpus for the music-information-retrieval community, the present tool addresses the teaching problem on a single canonical work for the music-education community: a robust classifier and a precise pedagogical instrument are complementary rather than competing, since they need not target the same evaluation metric.</w:t>
+        <w:t>) is not metadata attached to a Dezrann annotation but a stand-alone, peer-reviewable, versioned CC BY 4.0 object directly reusable in MIR pipelines and in derivative analyses of other works, in the same sense that the Allegraud et al. (2019) sonata-form corpus has been reused. And where Allegraud et al. (2019) address the automatic-detection problem on a 32-quartet corpus for the music-information-retrieval community, the present tool addresses the teaching problem on a single canonical work for the music-education community: a robust classifier and a precise pedagogical instrument are complementary rather than competing, since they need not target the same evaluation metric.</w:t>
       </w:r>
     </w:p>
     <w:p>
@@ -8229,7 +8205,6 @@
         <w:t xml:space="preserve"> </w:t>
       </w:r>
       <w:r>
-        <w:lastRenderedPageBreak/>
         <w:t>계산</w:t>
       </w:r>
       <w:r>
@@ -8449,10 +8424,7 @@
         <w:t xml:space="preserve"> </w:t>
       </w:r>
       <w:r>
-        <w:t>가</w:t>
-      </w:r>
-      <w:r>
-        <w:t>능하다</w:t>
+        <w:t>가능하다</w:t>
       </w:r>
       <w:r>
         <w:t xml:space="preserve">. </w:t>
@@ -9769,13 +9741,7 @@
               <w:rPr>
                 <w:sz w:val="20"/>
               </w:rPr>
-              <w:t>✓</w:t>
-            </w:r>
-            <w:r>
-              <w:rPr>
-                <w:sz w:val="20"/>
-              </w:rPr>
-              <w:t xml:space="preserve"> (label-based)</w:t>
+              <w:t>✓ (label-based)</w:t>
             </w:r>
           </w:p>
         </w:tc>
@@ -9917,15 +9883,7 @@
                 <w:bCs/>
                 <w:sz w:val="20"/>
               </w:rPr>
-              <w:t>✓</w:t>
-            </w:r>
-            <w:r>
-              <w:rPr>
-                <w:b/>
-                <w:bCs/>
-                <w:sz w:val="20"/>
-              </w:rPr>
-              <w:t xml:space="preserve"> (two-level)</w:t>
+              <w:t>✓ (two-level)</w:t>
             </w:r>
           </w:p>
         </w:tc>
@@ -9967,15 +9925,7 @@
                 <w:bCs/>
                 <w:sz w:val="20"/>
               </w:rPr>
-              <w:t>✓</w:t>
-            </w:r>
-            <w:r>
-              <w:rPr>
-                <w:b/>
-                <w:bCs/>
-                <w:sz w:val="20"/>
-              </w:rPr>
-              <w:t xml:space="preserve"> (measure-painted)</w:t>
+              <w:t>✓ (measure-painted)</w:t>
             </w:r>
           </w:p>
         </w:tc>
@@ -11217,13 +11167,7 @@
               <w:rPr>
                 <w:sz w:val="20"/>
               </w:rPr>
-              <w:t>✓</w:t>
-            </w:r>
-            <w:r>
-              <w:rPr>
-                <w:sz w:val="20"/>
-              </w:rPr>
-              <w:t xml:space="preserve"> (</w:t>
+              <w:t>✓ (</w:t>
             </w:r>
             <w:r>
               <w:rPr>
@@ -11429,15 +11373,7 @@
                 <w:bCs/>
                 <w:sz w:val="20"/>
               </w:rPr>
-              <w:t>✓</w:t>
-            </w:r>
-            <w:r>
-              <w:rPr>
-                <w:b/>
-                <w:bCs/>
-                <w:sz w:val="20"/>
-              </w:rPr>
-              <w:t xml:space="preserve"> (</w:t>
+              <w:t>✓ (</w:t>
             </w:r>
             <w:r>
               <w:rPr>
@@ -11511,15 +11447,7 @@
                 <w:bCs/>
                 <w:sz w:val="20"/>
               </w:rPr>
-              <w:t>✓</w:t>
-            </w:r>
-            <w:r>
-              <w:rPr>
-                <w:b/>
-                <w:bCs/>
-                <w:sz w:val="20"/>
-              </w:rPr>
-              <w:t xml:space="preserve"> (</w:t>
+              <w:t>✓ (</w:t>
             </w:r>
             <w:r>
               <w:rPr>
@@ -11949,7 +11877,6 @@
       <w:bookmarkEnd w:id="7"/>
       <w:bookmarkEnd w:id="11"/>
       <w:r>
-        <w:lastRenderedPageBreak/>
         <w:t xml:space="preserve">3. Mozart’s K. 545, Movement I: An Analytical Walk-Through / </w:t>
       </w:r>
       <w:r>
@@ -12071,10 +11998,7 @@
         <w:t>analyzed</w:t>
       </w:r>
       <w:r>
-        <w:t xml:space="preserve"> it, a peculiar gap that this paper, and the tool it accompanies, take as a pedagogical opportunity. Three properties make Movement I uniquely productive as a teachi</w:t>
-      </w:r>
-      <w:r>
-        <w:t>ng case:</w:t>
+        <w:t xml:space="preserve"> it, a peculiar gap that this paper, and the tool it accompanies, take as a pedagogical opportunity. Three properties make Movement I uniquely productive as a teaching case:</w:t>
       </w:r>
     </w:p>
     <w:p>
@@ -13256,10 +13180,7 @@
         <w:t>theme zones</w:t>
       </w:r>
       <w:r>
-        <w:t xml:space="preserve">, follows </w:t>
-      </w:r>
-      <w:r>
-        <w:t xml:space="preserve">the SHMRG tradition of LaRue (1970) and the </w:t>
+        <w:t xml:space="preserve">, follows the SHMRG tradition of LaRue (1970) and the </w:t>
       </w:r>
       <w:r>
         <w:rPr>
@@ -13812,7 +13733,6 @@
                 <w:bCs/>
                 <w:sz w:val="20"/>
               </w:rPr>
-              <w:lastRenderedPageBreak/>
               <w:t>Exposition</w:t>
             </w:r>
           </w:p>
@@ -14378,13 +14298,7 @@
               <w:rPr>
                 <w:sz w:val="20"/>
               </w:rPr>
-              <w:t xml:space="preserve"> </w:t>
-            </w:r>
-            <w:r>
-              <w:rPr>
-                <w:sz w:val="20"/>
-              </w:rPr>
-              <w:t>← subdominant</w:t>
+              <w:t xml:space="preserve"> ← subdominant</w:t>
             </w:r>
           </w:p>
         </w:tc>
@@ -15611,10 +15525,7 @@
         <w:t>the exposition’s own repeat</w:t>
       </w:r>
       <w:r>
-        <w:t xml:space="preserve">; this is the </w:t>
-      </w:r>
-      <w:r>
-        <w:t xml:space="preserve">performer’s primary mechanism for letting the listener internalize the exposition’s harmonic plan. </w:t>
+        <w:t xml:space="preserve">; this is the performer’s primary mechanism for letting the listener internalize the exposition’s harmonic plan. </w:t>
       </w:r>
       <w:r>
         <w:rPr>
@@ -16573,7 +16484,6 @@
       </w:pPr>
       <w:bookmarkStart w:id="16" w:name="a-symmetrical-harmonic-plan-대칭적-화성-설계"/>
       <w:r>
-        <w:lastRenderedPageBreak/>
         <w:t xml:space="preserve">A symmetrical harmonic plan / </w:t>
       </w:r>
       <w:r>
@@ -17508,10 +17418,7 @@
         <w:t>IV → I</w:t>
       </w:r>
       <w:r>
-        <w:t xml:space="preserve"> of the recapitulation, exactly the resolution the form requires. The same </w:t>
-      </w:r>
-      <w:r>
-        <w:t>modulatory mechanism, redirected by a single starting-key shift, achieves precisely the opposite tonal effect.</w:t>
+        <w:t xml:space="preserve"> of the recapitulation, exactly the resolution the form requires. The same modulatory mechanism, redirected by a single starting-key shift, achieves precisely the opposite tonal effect.</w:t>
       </w:r>
     </w:p>
     <w:p>
@@ -18058,11 +17965,7 @@
         <w:t>관습은</w:t>
       </w:r>
       <w:r>
-        <w:t xml:space="preserve"> </w:t>
-      </w:r>
-      <w:r>
-        <w:lastRenderedPageBreak/>
-        <w:t>“</w:t>
+        <w:t xml:space="preserve"> “</w:t>
       </w:r>
       <w:r>
         <w:t>주제들을</w:t>
@@ -20029,11 +19932,7 @@
         <w:t>designed to reveal</w:t>
       </w:r>
       <w:r>
-        <w:t>. Figure 1 shows the recapitulation P region in the tool: the F-</w:t>
-      </w:r>
-      <w:r>
-        <w:lastRenderedPageBreak/>
-        <w:t>major key signature (one flat) is visible at the start of the recapitulation, and the analysis pane labels the section in real time. Three features carry the pedagogical work:</w:t>
+        <w:t>. Figure 1 shows the recapitulation P region in the tool: the F-major key signature (one flat) is visible at the start of the recapitulation, and the analysis pane labels the section in real time. Three features carry the pedagogical work:</w:t>
       </w:r>
     </w:p>
     <w:p>
@@ -20294,7 +20193,7 @@
           <w:noProof/>
         </w:rPr>
         <w:drawing>
-          <wp:inline distT="0" distB="0" distL="0" distR="0" wp14:anchorId="05E890CC" wp14:editId="05E890CD">
+          <wp:inline distT="0" distB="0" distL="0" distR="0" wp14:anchorId="7A94AEC4" wp14:editId="7A94AEC5">
             <wp:extent cx="5334000" cy="1834827"/>
             <wp:effectExtent l="0" t="0" r="0" b="0"/>
             <wp:docPr id="27" name="Picture" descr="Figure 1. Recapitulation P region (mm. 42–58) on the score with the section overlay visible at the boundary. The F-major key signature (one flat) is the visible cue that distinguishes the recapitulation P from the C-major exposition P, illustrating K. 545’s subdominant-recapitulation deformation discussed in §3.3."/>
@@ -20841,10 +20740,7 @@
         <w:t>Loop-section A/B comparison.</w:t>
       </w:r>
       <w:r>
-        <w:t xml:space="preserve"> A single toggle replays the </w:t>
-      </w:r>
-      <w:r>
-        <w:t xml:space="preserve">exposition’s P region followed immediately by the recapitulation’s P region. The two passages are </w:t>
+        <w:t xml:space="preserve"> A single toggle replays the exposition’s P region followed immediately by the recapitulation’s P region. The two passages are </w:t>
       </w:r>
       <w:r>
         <w:rPr>
@@ -21424,10 +21320,7 @@
         <w:t>coordination</w:t>
       </w:r>
       <w:r>
-        <w:t xml:space="preserve"> among them: a single musical present moment is rendered three ways, and the user can intervene in any of them. Figure 2 shows the system at startup, with the timeline, analysis pane, and OSMD-rendered score laid out together. The remainder of this section describes the three representations (§4.1), the color scheme (§4.2), the analysis data (§4.3), the listening affordances (§4.4), and one design choice that deserves particular attention: how the tool handles performer-elected exposition repeat</w:t>
-      </w:r>
-      <w:r>
-        <w:t>s (§4.5).</w:t>
+        <w:t xml:space="preserve"> among them: a single musical present moment is rendered three ways, and the user can intervene in any of them. Figure 2 shows the system at startup, with the timeline, analysis pane, and OSMD-rendered score laid out together. The remainder of this section describes the three representations (§4.1), the color scheme (§4.2), the analysis data (§4.3), the listening affordances (§4.4), and one design choice that deserves particular attention: how the tool handles performer-elected exposition repeats (§4.5).</w:t>
       </w:r>
     </w:p>
     <w:p>
@@ -21903,9 +21796,8 @@
         <w:rPr>
           <w:noProof/>
         </w:rPr>
-        <w:lastRenderedPageBreak/>
         <w:drawing>
-          <wp:inline distT="0" distB="0" distL="0" distR="0" wp14:anchorId="05E890CE" wp14:editId="05E890CF">
+          <wp:inline distT="0" distB="0" distL="0" distR="0" wp14:anchorId="7A94AEC6" wp14:editId="7A94AEC7">
             <wp:extent cx="5334000" cy="2779810"/>
             <wp:effectExtent l="0" t="0" r="0" b="0"/>
             <wp:docPr id="33" name="Picture" descr="Figure 2. System overview at startup, showing the title banner, the section-level timeline (top: pastel-blue exposition, pastel-amber development, pastel-green recapitulation), the now-playing analysis pane (theme zone, key, current measure), and the OSMD-rendered MusicXML score below."/>
@@ -22924,10 +22816,7 @@
         <w:t>timeupdate</w:t>
       </w:r>
       <w:r>
-        <w:t xml:space="preserve"> </w:t>
-      </w:r>
-      <w:r>
-        <w:t xml:space="preserve">event (≈ 250 ms). The current measure is then routed to all three representations, which update within a single render frame. A linear proportional scaling at </w:t>
+        <w:t xml:space="preserve"> event (≈ 250 ms). The current measure is then routed to all three representations, which update within a single render frame. A linear proportional scaling at </w:t>
       </w:r>
       <w:r>
         <w:rPr>
@@ -24264,7 +24153,6 @@
       <w:bookmarkStart w:id="23" w:name="the-analysis-layer-as-data-데이터로서의-분석-계층"/>
       <w:bookmarkEnd w:id="22"/>
       <w:r>
-        <w:lastRenderedPageBreak/>
         <w:t xml:space="preserve">4.3 The Analysis Layer as Data / </w:t>
       </w:r>
       <w:r>
@@ -24298,10 +24186,7 @@
         <w:t>Example 2</w:t>
       </w:r>
       <w:r>
-        <w:t xml:space="preserve"> </w:t>
-      </w:r>
-      <w:r>
-        <w:t xml:space="preserve">below). Treating the analysis itself as a peer-reviewable, machine- readable artefact, rather than as a hidden pedagogical commentary, opens it to community extension (other works, other forms) and to machine reuse by future MIR pipelines. For the present paper this matters because it lets us release </w:t>
+        <w:t xml:space="preserve"> below). Treating the analysis itself as a peer-reviewable, machine- readable artefact, rather than as a hidden pedagogical commentary, opens it to community extension (other works, other forms) and to machine reuse by future MIR pipelines. For the present paper this matters because it lets us release </w:t>
       </w:r>
       <w:r>
         <w:rPr>
@@ -24667,10 +24552,7 @@
         <w:pStyle w:val="a8"/>
       </w:pPr>
       <w:r>
-        <w:t>The schema’s structural categories — four section types (exposition, development, recapitulation, coda), six theme-zone types (P, T, S, K, codetta, retransition), and start/end measure ranges — deliberately mirror the analytic categories used in Allegraud et al. (2019) for the Mozart string-quartet sonata-form corpus. Because the field names map one-to-one and the measure-range conventions are shared, loading the 32-movement Algomus reference analyses into the tool requires only a thin ingestion adapter. We</w:t>
-      </w:r>
-      <w:r>
-        <w:t xml:space="preserve"> provide the schema and a worked example for K. 545; the adapter for the full Algomus corpus remains an open community contribution opportunity. The architectural point is that our learner-facing tool </w:t>
+        <w:t xml:space="preserve">The schema’s structural categories — four section types (exposition, development, recapitulation, coda), six theme-zone types (P, T, S, K, codetta, retransition), and start/end measure ranges — deliberately mirror the analytic categories used in Allegraud et al. (2019) for the Mozart string-quartet sonata-form corpus. Because the field names map one-to-one and the measure-range conventions are shared, loading the 32-movement Algomus reference analyses into the tool requires only a thin ingestion adapter. We provide the schema and a worked example for K. 545; the adapter for the full Algomus corpus remains an open community contribution opportunity. The architectural point is that our learner-facing tool </w:t>
       </w:r>
       <w:r>
         <w:rPr>
@@ -25230,10 +25112,7 @@
         <w:t xml:space="preserve"> </w:t>
       </w:r>
       <w:r>
-        <w:t>분</w:t>
-      </w:r>
-      <w:r>
-        <w:t>류기</w:t>
+        <w:t>분류기</w:t>
       </w:r>
       <w:r>
         <w:t xml:space="preserve"> </w:t>
@@ -25410,10 +25289,7 @@
         <w:t>Playback-speed control</w:t>
       </w:r>
       <w:r>
-        <w:t xml:space="preserve">, slows passage to 0.5× without altering </w:t>
-      </w:r>
-      <w:r>
-        <w:t>pitch, useful for very brief modulating moments.</w:t>
+        <w:t>, slows passage to 0.5× without altering pitch, useful for very brief modulating moments.</w:t>
       </w:r>
     </w:p>
     <w:p>
@@ -25787,9 +25663,8 @@
         <w:rPr>
           <w:noProof/>
         </w:rPr>
-        <w:lastRenderedPageBreak/>
         <w:drawing>
-          <wp:inline distT="0" distB="0" distL="0" distR="0" wp14:anchorId="05E890D0" wp14:editId="05E890D1">
+          <wp:inline distT="0" distB="0" distL="0" distR="0" wp14:anchorId="7A94AEC8" wp14:editId="7A94AEC9">
             <wp:extent cx="5334000" cy="1052419"/>
             <wp:effectExtent l="0" t="0" r="0" b="0"/>
             <wp:docPr id="40" name="Picture" descr="Figure 3. Active-listening control panel and demo-mode fallback. The yellow Demo mode bar is automatically shown when no audio file is available. Below it: section-jump buttons (Exposition / Development / Recapitulation), playback-speed slider, color/cursor/loop toggles, calibration controls, and a keyboard-shortcut legend."/>
@@ -26026,10 +25901,7 @@
         <w:t>fold</w:t>
       </w:r>
       <w:r>
-        <w:t xml:space="preserve"> the repeat: </w:t>
-      </w:r>
-      <w:r>
-        <w:t>when the audio enters the second exposition, the cursor returns to bar 1 and walks forward to bar 28 again, in sync with the second hearing; only when the audio crosses the end of the second exposition does the cursor advance into the development. This keeps the cursor and the listener in agreement across the entire playback.</w:t>
+        <w:t xml:space="preserve"> the repeat: when the audio enters the second exposition, the cursor returns to bar 1 and walks forward to bar 28 again, in sync with the second hearing; only when the audio crosses the end of the second exposition does the cursor advance into the development. This keeps the cursor and the listener in agreement across the entire playback.</w:t>
       </w:r>
     </w:p>
     <w:p>
@@ -26469,7 +26341,6 @@
         <w:t xml:space="preserve"> </w:t>
       </w:r>
       <w:r>
-        <w:lastRenderedPageBreak/>
         <w:t>채택하는</w:t>
       </w:r>
       <w:r>
@@ -26721,10 +26592,7 @@
         <w:t xml:space="preserve"> </w:t>
       </w:r>
       <w:r>
-        <w:t>유</w:t>
-      </w:r>
-      <w:r>
-        <w:t>지한다</w:t>
+        <w:t>유지한다</w:t>
       </w:r>
       <w:r>
         <w:t>.</w:t>
@@ -27040,10 +26908,7 @@
         <w:pStyle w:val="a8"/>
       </w:pPr>
       <w:r>
-        <w:t xml:space="preserve">To our knowledge, no prior open music-visualization tool treats performer-elected repeats with an explicit time-folding behaviour of this kind. Sonic Visualiser and Verovio Humdrum Viewer treat the score as static and the audio as a separate stream; Dezrann places annotation labels alongside the audio but does not fold them; the closest analogue in the MIR literature, Müller (2015, ch. 3), addresses repeats by inserting multiple parallel score branches, which preserves analytical correctness at the cost of </w:t>
-      </w:r>
-      <w:r>
-        <w:t>multiple parallel score views. Our single-score-axis fold is consequently simpler both to implement and to visualize for a learner.</w:t>
+        <w:t>To our knowledge, no prior open music-visualization tool treats performer-elected repeats with an explicit time-folding behaviour of this kind. Sonic Visualiser and Verovio Humdrum Viewer treat the score as static and the audio as a separate stream; Dezrann places annotation labels alongside the audio but does not fold them; the closest analogue in the MIR literature, Müller (2015, ch. 3), addresses repeats by inserting multiple parallel score branches, which preserves analytical correctness at the cost of multiple parallel score views. Our single-score-axis fold is consequently simpler both to implement and to visualize for a learner.</w:t>
       </w:r>
     </w:p>
     <w:p>
@@ -27917,10 +27782,7 @@
         <w:t>단순하다</w:t>
       </w:r>
       <w:r>
-        <w:t xml:space="preserve">: </w:t>
-      </w:r>
-      <w:r>
-        <w:t>“</w:t>
+        <w:t>: “</w:t>
       </w:r>
       <w:r>
         <w:t>이</w:t>
@@ -28114,11 +27976,7 @@
         <w:pStyle w:val="a8"/>
       </w:pPr>
       <w:r>
-        <w:t xml:space="preserve">The teacher toggles section color on. The exposition / development / recapitulation tripartite division is now visible at a glance on the timeline; the same colors are simultaneously </w:t>
-      </w:r>
-      <w:r>
-        <w:lastRenderedPageBreak/>
-        <w:t xml:space="preserve">painted as measure-level overlays on the score. Students are asked to identify, by clicking the timeline segments, the boundary measures of each section. Because the colored regions are now both </w:t>
+        <w:t xml:space="preserve">The teacher toggles section color on. The exposition / development / recapitulation tripartite division is now visible at a glance on the timeline; the same colors are simultaneously painted as measure-level overlays on the score. Students are asked to identify, by clicking the timeline segments, the boundary measures of each section. Because the colored regions are now both </w:t>
       </w:r>
       <w:r>
         <w:rPr>
@@ -28878,10 +28736,7 @@
         <w:t>F major</w:t>
       </w:r>
       <w:r>
-        <w:t xml:space="preserve">.” This is, in our </w:t>
-      </w:r>
-      <w:r>
-        <w:t>experience, the moment students lean forward. Two follow-up actions make the pedagogical point:</w:t>
+        <w:t>.” This is, in our experience, the moment students lean forward. Two follow-up actions make the pedagogical point:</w:t>
       </w:r>
     </w:p>
     <w:p>
@@ -29825,7 +29680,6 @@
         <w:pStyle w:val="a8"/>
       </w:pPr>
       <w:r>
-        <w:lastRenderedPageBreak/>
         <w:t xml:space="preserve">The schematic is now grounded in what the class has just heard </w:t>
       </w:r>
       <w:r>
@@ -30055,10 +29909,7 @@
         <w:t>grammar of teaching with the tool</w:t>
       </w:r>
       <w:r>
-        <w:t xml:space="preserve">: choose a passage, choose </w:t>
-      </w:r>
-      <w:r>
-        <w:t>the representations to foreground, listen, look, and let students make the analytical observation themselves.</w:t>
+        <w:t>: choose a passage, choose the representations to foreground, listen, look, and let students make the analytical observation themselves.</w:t>
       </w:r>
     </w:p>
     <w:p>
@@ -30780,13 +30631,7 @@
         <w:pStyle w:val="a8"/>
       </w:pPr>
       <w:r>
-        <w:t xml:space="preserve">The expert completed an asynchronous self-administered review using a Word-format survey instrument that combined (a) a 40-minute guided walk-through of the §5 classroom lesson plan with the expert acting as the teacher, (b) the 10-item System Usability Scale (Brooke, 1996), and (c) six open-ended questions covering pedagogical fidelity, affordance value, perceived risks of learner misconception, missing affordances, single-work depth versus multi-piece breadth, and recommendations for the planned RCT. The </w:t>
-      </w:r>
-      <w:r>
-        <w:t>SUS items were administered following Brooke’s (1996) original wording. The survey was self-administered, with the expert working through the live deployment at https://rosyrosys.github.io/sonata-form-viz/ in their own environment. Written responses were analysed by the author following the thematic-analysis approach of Braun and Clarke (2006), and the expert gave written informed consent for anonymous reporting. The study was treated as expert evaluation rather than human-subjects research; consequently no</w:t>
-      </w:r>
-      <w:r>
-        <w:t xml:space="preserve"> formal IRB approval was required by the host institution.</w:t>
+        <w:t>The expert completed an asynchronous self-administered review using a Word-format survey instrument that combined (a) a 40-minute guided walk-through of the §5 classroom lesson plan with the expert acting as the teacher, (b) the 10-item System Usability Scale (Brooke, 1996), and (c) six open-ended questions covering pedagogical fidelity, affordance value, perceived risks of learner misconception, missing affordances, single-work depth versus multi-piece breadth, and recommendations for the planned RCT. The SUS items were administered following Brooke’s (1996) original wording. The survey was self-administered, with the expert working through the live deployment at https://rosyrosys.github.io/sonata-form-viz/ in their own environment. Written responses were analysed by the author following the thematic-analysis approach of Braun and Clarke (2006), and the expert gave written informed consent for anonymous reporting. The study was treated as expert evaluation rather than human-subjects research; consequently no formal IRB approval was required by the host institution.</w:t>
       </w:r>
     </w:p>
     <w:p>
@@ -31352,10 +31197,7 @@
         <w:t xml:space="preserve"> </w:t>
       </w:r>
       <w:r>
-        <w:t>요구</w:t>
-      </w:r>
-      <w:r>
-        <w:t>되지</w:t>
+        <w:t>요구되지</w:t>
       </w:r>
       <w:r>
         <w:t xml:space="preserve"> </w:t>
@@ -31374,7 +31216,6 @@
       <w:bookmarkStart w:id="35" w:name="sus-result-sus-결과"/>
       <w:bookmarkEnd w:id="34"/>
       <w:r>
-        <w:lastRenderedPageBreak/>
         <w:t xml:space="preserve">6.2 SUS result / SUS </w:t>
       </w:r>
       <w:r>
@@ -32007,10 +31848,7 @@
         <w:t>coordinated update</w:t>
       </w:r>
       <w:r>
-        <w:t xml:space="preserve"> of three representations rat</w:t>
-      </w:r>
-      <w:r>
-        <w:t>her than any single one.</w:t>
+        <w:t xml:space="preserve"> of three representations rather than any single one.</w:t>
       </w:r>
     </w:p>
     <w:p>
@@ -32412,10 +32250,7 @@
         <w:t>There seem to be none.</w:t>
       </w:r>
       <w:r>
-        <w:t xml:space="preserve">” We read this both as a positive indication that the </w:t>
-      </w:r>
-      <w:r>
-        <w:t>expert, with fifteen years of field experience, did not identify any obvious visualization-induced misunderstanding pathway, and as a hypothesis to be tested in the planned RCT rather than a confirmed null. An expert’s prediction of no risk is not equivalent to a learner study failing to detect risk.</w:t>
+        <w:t>” We read this both as a positive indication that the expert, with fifteen years of field experience, did not identify any obvious visualization-induced misunderstanding pathway, and as a hypothesis to be tested in the planned RCT rather than a confirmed null. An expert’s prediction of no risk is not equivalent to a learner study failing to detect risk.</w:t>
       </w:r>
     </w:p>
     <w:p>
@@ -32753,11 +32588,7 @@
         <w:t>It would be good if one piece and the interface screen could be viewed as a whole.</w:t>
       </w:r>
       <w:r>
-        <w:t xml:space="preserve">”). That C6 — a methodology question — was answered with a design recommendation is itself a finding: an experienced field expert’s instinct, on encountering a </w:t>
-      </w:r>
-      <w:r>
-        <w:lastRenderedPageBreak/>
-        <w:t xml:space="preserve">teaching tool, is to think about </w:t>
+        <w:t xml:space="preserve">”). That C6 — a methodology question — was answered with a design recommendation is itself a finding: an experienced field expert’s instinct, on encountering a teaching tool, is to think about </w:t>
       </w:r>
       <w:r>
         <w:rPr>
@@ -33250,10 +33081,7 @@
         <w:t>Personally, I hope this program is expanded and turned into a real, deployable tool.</w:t>
       </w:r>
       <w:r>
-        <w:t xml:space="preserve">” The two statements signal a single judgement: the tool’s current single-work form is a demonstration artefact, and the expert’s field practice would benefit from its maturation into a multi-work, deployment-grade resource. This motivates both the multi-piece corpus expansion listed as future work and a </w:t>
-      </w:r>
-      <w:r>
-        <w:t>parallel commitment to production-readiness (documentation, classroom packaging, teacher-facing materials).</w:t>
+        <w:t>” The two statements signal a single judgement: the tool’s current single-work form is a demonstration artefact, and the expert’s field practice would benefit from its maturation into a multi-work, deployment-grade resource. This motivates both the multi-piece corpus expansion listed as future work and a parallel commitment to production-readiness (documentation, classroom packaging, teacher-facing materials).</w:t>
       </w:r>
     </w:p>
     <w:p>
@@ -33839,10 +33667,7 @@
         <w:t>Production-readiness track in parallel</w:t>
       </w:r>
       <w:r>
-        <w:t xml:space="preserve"> (Section D comment): documentation, classroom packaging, teacher-facing</w:t>
-      </w:r>
-      <w:r>
-        <w:t xml:space="preserve"> materials for a v1.0 deployable release alongside the research RCT.</w:t>
+        <w:t xml:space="preserve"> (Section D comment): documentation, classroom packaging, teacher-facing materials for a v1.0 deployable release alongside the research RCT.</w:t>
       </w:r>
     </w:p>
     <w:p>
@@ -34336,10 +34161,7 @@
         <w:pStyle w:val="a8"/>
       </w:pPr>
       <w:r>
-        <w:t>This is a single-expert pilot review, not a generalizable empirical study. n=1; the maximum SUS suggests a positively disposed individual rather than a learner-representative outcome; all six open-ended responses are short, limiting deeper thematic analysis; the expert’s responses lean toward design rather than methodology; and the pilot was self-administered rather than moderated. The four themes in §6.3 should be read as hypotheses generated by one informed observer, to be tested in the RCT planned in §7.</w:t>
-      </w:r>
-      <w:r>
-        <w:t>3.</w:t>
+        <w:t>This is a single-expert pilot review, not a generalizable empirical study. n=1; the maximum SUS suggests a positively disposed individual rather than a learner-representative outcome; all six open-ended responses are short, limiting deeper thematic analysis; the expert’s responses lean toward design rather than methodology; and the pilot was self-administered rather than moderated. The four themes in §6.3 should be read as hypotheses generated by one informed observer, to be tested in the RCT planned in §7.3.</w:t>
       </w:r>
     </w:p>
     <w:p>
@@ -34717,7 +34539,6 @@
       <w:bookmarkEnd w:id="33"/>
       <w:bookmarkEnd w:id="42"/>
       <w:r>
-        <w:lastRenderedPageBreak/>
         <w:t xml:space="preserve">7. Discussion / </w:t>
       </w:r>
       <w:r>
@@ -36471,7 +36292,6 @@
           <w:b/>
           <w:bCs/>
         </w:rPr>
-        <w:lastRenderedPageBreak/>
         <w:t>Automatic score-audio alignment</w:t>
       </w:r>
       <w:r>
@@ -37914,14 +37734,7 @@
         <w:t>measure_times.json</w:t>
       </w:r>
       <w:r>
-        <w:t>), and the manuscript itself are licensed CC BY 4.0; the bundled reference recording is a Public Domain performance distributed via Musopen and Wikimedia Commons. The tool has a single external runtime dependency, OpenSheetMusicDisplay v1.8.7, and runs from any static-file server. A live deployment that bundles the reference recording is available at https://rosyrosys.github.io/sonata-form-viz/ for reviewer use. De</w:t>
-      </w:r>
-      <w:r>
-        <w:t xml:space="preserve">tailed reproducibility notes covering the recording-substitution procedure, the tap-calibration flow, browser-version compatibility, and the release schedule for the forthcoming randomized controlled trial </w:t>
-      </w:r>
-      <w:r>
-        <w:lastRenderedPageBreak/>
-        <w:t xml:space="preserve">response dataset are provided in the supplementary </w:t>
+        <w:t xml:space="preserve">), and the manuscript itself are licensed CC BY 4.0; the bundled reference recording is a Public Domain performance distributed via Musopen and Wikimedia Commons. The tool has a single external runtime dependency, OpenSheetMusicDisplay v1.8.7, and runs from any static-file server. A live deployment that bundles the reference recording is available at https://rosyrosys.github.io/sonata-form-viz/ for reviewer use. Detailed reproducibility notes covering the recording-substitution procedure, the tap-calibration flow, browser-version compatibility, and the release schedule for the forthcoming randomized controlled trial response dataset are provided in the supplementary </w:t>
       </w:r>
       <w:r>
         <w:rPr>
@@ -38114,10 +37927,7 @@
         <w:t>자체는</w:t>
       </w:r>
       <w:r>
-        <w:t xml:space="preserve"> CC BY </w:t>
-      </w:r>
-      <w:r>
-        <w:t xml:space="preserve">4.0 </w:t>
+        <w:t xml:space="preserve"> CC BY 4.0 </w:t>
       </w:r>
       <w:r>
         <w:t>라이선스이며</w:t>
@@ -38904,10 +38714,7 @@
         <w:pStyle w:val="a8"/>
       </w:pPr>
       <w:r>
-        <w:t>The present manuscript reports the design, implementation, and analytical case study of an open-source software tool. It does not include human-subjects evaluation, animal subjects, or human-derived data, and no ethics-committee approval is therefore required for the work reported here. The planned randomized controlled trial outlined in §6.3, which will involve undergraduate music-education majors as participants and the System Usability Scale (Brooke, 1996) as a primary measure, will be conducted under th</w:t>
-      </w:r>
-      <w:r>
-        <w:t>e appropriate institutional review board approval and reported in a separate follow-up publication.</w:t>
+        <w:t>The present manuscript reports the design, implementation, and analytical case study of an open-source software tool. It does not include human-subjects evaluation, animal subjects, or human-derived data, and no ethics-committee approval is therefore required for the work reported here. The planned randomized controlled trial outlined in §6.3, which will involve undergraduate music-education majors as participants and the System Usability Scale (Brooke, 1996) as a primary measure, will be conducted under the appropriate institutional review board approval and reported in a separate follow-up publication.</w:t>
       </w:r>
     </w:p>
     <w:p>
@@ -39633,7 +39440,6 @@
       <w:bookmarkStart w:id="53" w:name="authors-contributions-저자-기여"/>
       <w:bookmarkEnd w:id="52"/>
       <w:r>
-        <w:lastRenderedPageBreak/>
         <w:t xml:space="preserve">Authors’ Contributions / </w:t>
       </w:r>
       <w:r>
@@ -40250,7 +40056,7 @@
         <w:t>Transactions of the International Society for Music Information Retrieval, 2</w:t>
       </w:r>
       <w:r>
-        <w:t>(1), 82–96. https://doi.org/10.5334/tismir.27</w:t>
+        <w:t>(1), 82–96. DOI: https://doi.org/10.5334/tismir.27</w:t>
       </w:r>
     </w:p>
     <w:p>
@@ -40272,7 +40078,7 @@
         <w:t>Transactions of the International Society for Music Information Retrieval, 8</w:t>
       </w:r>
       <w:r>
-        <w:t>(1), 121–139. https://doi.org/10.5334/tismir.212</w:t>
+        <w:t>(1), 121–139. DOI: https://doi.org/10.5334/tismir.212</w:t>
       </w:r>
     </w:p>
     <w:p>
@@ -40294,7 +40100,7 @@
         <w:t>Qualitative Research in Psychology, 3</w:t>
       </w:r>
       <w:r>
-        <w:t>(2), 77–101. https://doi.org/10.1191/1478088706qp063oa</w:t>
+        <w:t>(2), 77–101. DOI: https://doi.org/10.1191/1478088706qp063oa</w:t>
       </w:r>
     </w:p>
     <w:p>
@@ -40316,7 +40122,7 @@
         <w:t>Usability Evaluation in Industry</w:t>
       </w:r>
       <w:r>
-        <w:t xml:space="preserve"> (pp. 189–194). Taylor &amp; Francis.</w:t>
+        <w:t>, pages 189–194. Taylor &amp; Francis.</w:t>
       </w:r>
     </w:p>
     <w:p>
@@ -40338,7 +40144,7 @@
         <w:t>Proceedings of the ACM Multimedia 2010 International Conference</w:t>
       </w:r>
       <w:r>
-        <w:t xml:space="preserve"> (pp. 1467–1468).</w:t>
+        <w:t>, pages 1467–1468.</w:t>
       </w:r>
     </w:p>
     <w:p>
@@ -40382,7 +40188,7 @@
         <w:t>Musical form, forms, &amp; formenlehre</w:t>
       </w:r>
       <w:r>
-        <w:t xml:space="preserve"> (pp. 21–40). Leuven University Press.</w:t>
+        <w:t>, pages 21–40. Leuven University Press.</w:t>
       </w:r>
     </w:p>
     <w:p>
@@ -40426,7 +40232,7 @@
         <w:t>Journées d’Informatique Musicale (JIM)</w:t>
       </w:r>
       <w:r>
-        <w:t xml:space="preserve"> (pp. 115–121). Albi, France. HAL: hal-00823867.</w:t>
+        <w:t>, pages 115–121. Albi, France. HAL: hal-00823867.</w:t>
       </w:r>
     </w:p>
     <w:p>
@@ -40514,7 +40320,7 @@
         <w:t>International Journal of Music Education, 31</w:t>
       </w:r>
       <w:r>
-        <w:t>(4), 394–412. https://doi.org/10.1177/0255761413489082</w:t>
+        <w:t>(4), 394–412. DOI: https://doi.org/10.1177/0255761413489082</w:t>
       </w:r>
     </w:p>
     <w:p>
@@ -40624,7 +40430,7 @@
         <w:t>Fundamentals of music processing: Audio, analysis, algorithms, applications.</w:t>
       </w:r>
       <w:r>
-        <w:t xml:space="preserve"> Springer. https://doi.org/10.1007/978-3-319-21945-5</w:t>
+        <w:t xml:space="preserve"> Springer. DOI: https://doi.org/10.1007/978-3-319-21945-5</w:t>
       </w:r>
     </w:p>
     <w:p>
@@ -40646,7 +40452,7 @@
         <w:t>Proceedings of the 18th International Society for Music Information Retrieval Conference (ISMIR)</w:t>
       </w:r>
       <w:r>
-        <w:t xml:space="preserve"> (pp. 347–353).</w:t>
+        <w:t>, pages 347–353.</w:t>
       </w:r>
     </w:p>
     <w:p>
@@ -40658,7 +40464,6 @@
         </w:numPr>
       </w:pPr>
       <w:r>
-        <w:lastRenderedPageBreak/>
         <w:t xml:space="preserve">North, A. C., &amp; Hargreaves, D. J. (2008). </w:t>
       </w:r>
       <w:r>
@@ -40785,7 +40590,7 @@
   <w:abstractNum w:abstractNumId="0" w15:restartNumberingAfterBreak="0">
     <w:nsid w:val="99432019"/>
     <w:multiLevelType w:val="multilevel"/>
-    <w:tmpl w:val="6A5CB74E"/>
+    <w:tmpl w:val="6B1A3984"/>
     <w:lvl w:ilvl="0">
       <w:start w:val="2019"/>
       <w:numFmt w:val="decimal"/>
@@ -40871,7 +40676,7 @@
   <w:abstractNum w:abstractNumId="1" w15:restartNumberingAfterBreak="0">
     <w:nsid w:val="0000A990"/>
     <w:multiLevelType w:val="multilevel"/>
-    <w:tmpl w:val="F2B22136"/>
+    <w:tmpl w:val="C05E75E6"/>
     <w:lvl w:ilvl="0">
       <w:numFmt w:val="bullet"/>
       <w:lvlText w:val=" "/>
@@ -40948,7 +40753,7 @@
   <w:abstractNum w:abstractNumId="2" w15:restartNumberingAfterBreak="0">
     <w:nsid w:val="0000A991"/>
     <w:multiLevelType w:val="multilevel"/>
-    <w:tmpl w:val="6FF81542"/>
+    <w:tmpl w:val="4868328E"/>
     <w:lvl w:ilvl="0">
       <w:numFmt w:val="bullet"/>
       <w:lvlText w:val=""/>
@@ -41052,7 +40857,7 @@
   <w:abstractNum w:abstractNumId="3" w15:restartNumberingAfterBreak="0">
     <w:nsid w:val="00A99411"/>
     <w:multiLevelType w:val="multilevel"/>
-    <w:tmpl w:val="C414E532"/>
+    <w:tmpl w:val="0AE65712"/>
     <w:lvl w:ilvl="0">
       <w:start w:val="1"/>
       <w:numFmt w:val="decimal"/>
@@ -41138,7 +40943,7 @@
   <w:abstractNum w:abstractNumId="4" w15:restartNumberingAfterBreak="0">
     <w:nsid w:val="00A99412"/>
     <w:multiLevelType w:val="multilevel"/>
-    <w:tmpl w:val="0F94F212"/>
+    <w:tmpl w:val="CC9E5684"/>
     <w:lvl w:ilvl="0">
       <w:start w:val="2"/>
       <w:numFmt w:val="decimal"/>
@@ -41224,7 +41029,7 @@
   <w:abstractNum w:abstractNumId="5" w15:restartNumberingAfterBreak="0">
     <w:nsid w:val="00A99413"/>
     <w:multiLevelType w:val="multilevel"/>
-    <w:tmpl w:val="999461B0"/>
+    <w:tmpl w:val="C20E3D08"/>
     <w:lvl w:ilvl="0">
       <w:start w:val="3"/>
       <w:numFmt w:val="decimal"/>
@@ -41310,7 +41115,7 @@
   <w:abstractNum w:abstractNumId="6" w15:restartNumberingAfterBreak="0">
     <w:nsid w:val="00A99414"/>
     <w:multiLevelType w:val="multilevel"/>
-    <w:tmpl w:val="45F6407A"/>
+    <w:tmpl w:val="FD066A04"/>
     <w:lvl w:ilvl="0">
       <w:start w:val="4"/>
       <w:numFmt w:val="decimal"/>
@@ -41393,22 +41198,22 @@
       </w:pPr>
     </w:lvl>
   </w:abstractNum>
-  <w:num w:numId="1" w16cid:durableId="224342887">
+  <w:num w:numId="1" w16cid:durableId="171920347">
     <w:abstractNumId w:val="1"/>
   </w:num>
-  <w:num w:numId="2" w16cid:durableId="1387489335">
+  <w:num w:numId="2" w16cid:durableId="1104155439">
     <w:abstractNumId w:val="2"/>
   </w:num>
-  <w:num w:numId="3" w16cid:durableId="890464694">
+  <w:num w:numId="3" w16cid:durableId="1438598966">
     <w:abstractNumId w:val="2"/>
   </w:num>
-  <w:num w:numId="4" w16cid:durableId="1703626170">
+  <w:num w:numId="4" w16cid:durableId="1000088169">
     <w:abstractNumId w:val="2"/>
   </w:num>
-  <w:num w:numId="5" w16cid:durableId="1942109456">
+  <w:num w:numId="5" w16cid:durableId="313410232">
     <w:abstractNumId w:val="2"/>
   </w:num>
-  <w:num w:numId="6" w16cid:durableId="634919266">
+  <w:num w:numId="6" w16cid:durableId="329212157">
     <w:abstractNumId w:val="3"/>
     <w:lvlOverride w:ilvl="0">
       <w:startOverride w:val="1"/>
@@ -41438,7 +41243,7 @@
       <w:startOverride w:val="1"/>
     </w:lvlOverride>
   </w:num>
-  <w:num w:numId="7" w16cid:durableId="1043166489">
+  <w:num w:numId="7" w16cid:durableId="379791999">
     <w:abstractNumId w:val="3"/>
     <w:lvlOverride w:ilvl="0">
       <w:startOverride w:val="1"/>
@@ -41468,7 +41273,7 @@
       <w:startOverride w:val="1"/>
     </w:lvlOverride>
   </w:num>
-  <w:num w:numId="8" w16cid:durableId="1537159604">
+  <w:num w:numId="8" w16cid:durableId="885526539">
     <w:abstractNumId w:val="4"/>
     <w:lvlOverride w:ilvl="0">
       <w:startOverride w:val="2"/>
@@ -41498,7 +41303,7 @@
       <w:startOverride w:val="2"/>
     </w:lvlOverride>
   </w:num>
-  <w:num w:numId="9" w16cid:durableId="1258902282">
+  <w:num w:numId="9" w16cid:durableId="1852403947">
     <w:abstractNumId w:val="4"/>
     <w:lvlOverride w:ilvl="0">
       <w:startOverride w:val="2"/>
@@ -41528,7 +41333,7 @@
       <w:startOverride w:val="2"/>
     </w:lvlOverride>
   </w:num>
-  <w:num w:numId="10" w16cid:durableId="772045720">
+  <w:num w:numId="10" w16cid:durableId="375617948">
     <w:abstractNumId w:val="0"/>
     <w:lvlOverride w:ilvl="0">
       <w:startOverride w:val="2019"/>
@@ -41558,7 +41363,7 @@
       <w:startOverride w:val="2019"/>
     </w:lvlOverride>
   </w:num>
-  <w:num w:numId="11" w16cid:durableId="1181237061">
+  <w:num w:numId="11" w16cid:durableId="1416706423">
     <w:abstractNumId w:val="5"/>
     <w:lvlOverride w:ilvl="0">
       <w:startOverride w:val="3"/>
@@ -41588,7 +41393,7 @@
       <w:startOverride w:val="3"/>
     </w:lvlOverride>
   </w:num>
-  <w:num w:numId="12" w16cid:durableId="1594971718">
+  <w:num w:numId="12" w16cid:durableId="541212637">
     <w:abstractNumId w:val="5"/>
     <w:lvlOverride w:ilvl="0">
       <w:startOverride w:val="3"/>
@@ -41618,7 +41423,7 @@
       <w:startOverride w:val="3"/>
     </w:lvlOverride>
   </w:num>
-  <w:num w:numId="13" w16cid:durableId="1089161239">
+  <w:num w:numId="13" w16cid:durableId="667052367">
     <w:abstractNumId w:val="6"/>
     <w:lvlOverride w:ilvl="0">
       <w:startOverride w:val="4"/>
@@ -41648,7 +41453,7 @@
       <w:startOverride w:val="4"/>
     </w:lvlOverride>
   </w:num>
-  <w:num w:numId="14" w16cid:durableId="2013219394">
+  <w:num w:numId="14" w16cid:durableId="1947078304">
     <w:abstractNumId w:val="6"/>
     <w:lvlOverride w:ilvl="0">
       <w:startOverride w:val="4"/>
@@ -41678,7 +41483,7 @@
       <w:startOverride w:val="4"/>
     </w:lvlOverride>
   </w:num>
-  <w:num w:numId="15" w16cid:durableId="994139973">
+  <w:num w:numId="15" w16cid:durableId="617487626">
     <w:abstractNumId w:val="3"/>
     <w:lvlOverride w:ilvl="0">
       <w:startOverride w:val="1"/>
@@ -41708,7 +41513,7 @@
       <w:startOverride w:val="1"/>
     </w:lvlOverride>
   </w:num>
-  <w:num w:numId="16" w16cid:durableId="859275208">
+  <w:num w:numId="16" w16cid:durableId="362362879">
     <w:abstractNumId w:val="3"/>
     <w:lvlOverride w:ilvl="0">
       <w:startOverride w:val="1"/>
@@ -41738,7 +41543,7 @@
       <w:startOverride w:val="1"/>
     </w:lvlOverride>
   </w:num>
-  <w:num w:numId="17" w16cid:durableId="1034423707">
+  <w:num w:numId="17" w16cid:durableId="60031047">
     <w:abstractNumId w:val="4"/>
     <w:lvlOverride w:ilvl="0">
       <w:startOverride w:val="2"/>
@@ -41768,7 +41573,7 @@
       <w:startOverride w:val="2"/>
     </w:lvlOverride>
   </w:num>
-  <w:num w:numId="18" w16cid:durableId="1627083440">
+  <w:num w:numId="18" w16cid:durableId="1692754683">
     <w:abstractNumId w:val="4"/>
     <w:lvlOverride w:ilvl="0">
       <w:startOverride w:val="2"/>
@@ -41798,7 +41603,7 @@
       <w:startOverride w:val="2"/>
     </w:lvlOverride>
   </w:num>
-  <w:num w:numId="19" w16cid:durableId="1564023561">
+  <w:num w:numId="19" w16cid:durableId="2039041771">
     <w:abstractNumId w:val="5"/>
     <w:lvlOverride w:ilvl="0">
       <w:startOverride w:val="3"/>
@@ -41828,7 +41633,7 @@
       <w:startOverride w:val="3"/>
     </w:lvlOverride>
   </w:num>
-  <w:num w:numId="20" w16cid:durableId="1463385488">
+  <w:num w:numId="20" w16cid:durableId="1302809480">
     <w:abstractNumId w:val="5"/>
     <w:lvlOverride w:ilvl="0">
       <w:startOverride w:val="3"/>
@@ -41858,7 +41663,7 @@
       <w:startOverride w:val="3"/>
     </w:lvlOverride>
   </w:num>
-  <w:num w:numId="21" w16cid:durableId="58017679">
+  <w:num w:numId="21" w16cid:durableId="1440293998">
     <w:abstractNumId w:val="3"/>
     <w:lvlOverride w:ilvl="0">
       <w:startOverride w:val="1"/>
@@ -41888,7 +41693,7 @@
       <w:startOverride w:val="1"/>
     </w:lvlOverride>
   </w:num>
-  <w:num w:numId="22" w16cid:durableId="960378487">
+  <w:num w:numId="22" w16cid:durableId="1666199668">
     <w:abstractNumId w:val="3"/>
     <w:lvlOverride w:ilvl="0">
       <w:startOverride w:val="1"/>
@@ -41918,7 +41723,7 @@
       <w:startOverride w:val="1"/>
     </w:lvlOverride>
   </w:num>
-  <w:num w:numId="23" w16cid:durableId="1480339519">
+  <w:num w:numId="23" w16cid:durableId="1327175156">
     <w:abstractNumId w:val="4"/>
     <w:lvlOverride w:ilvl="0">
       <w:startOverride w:val="2"/>
@@ -41948,7 +41753,7 @@
       <w:startOverride w:val="2"/>
     </w:lvlOverride>
   </w:num>
-  <w:num w:numId="24" w16cid:durableId="876234852">
+  <w:num w:numId="24" w16cid:durableId="607081198">
     <w:abstractNumId w:val="4"/>
     <w:lvlOverride w:ilvl="0">
       <w:startOverride w:val="2"/>
@@ -41978,7 +41783,7 @@
       <w:startOverride w:val="2"/>
     </w:lvlOverride>
   </w:num>
-  <w:num w:numId="25" w16cid:durableId="741636091">
+  <w:num w:numId="25" w16cid:durableId="1321077596">
     <w:abstractNumId w:val="5"/>
     <w:lvlOverride w:ilvl="0">
       <w:startOverride w:val="3"/>
@@ -42008,7 +41813,7 @@
       <w:startOverride w:val="3"/>
     </w:lvlOverride>
   </w:num>
-  <w:num w:numId="26" w16cid:durableId="1271543967">
+  <w:num w:numId="26" w16cid:durableId="1835098255">
     <w:abstractNumId w:val="5"/>
     <w:lvlOverride w:ilvl="0">
       <w:startOverride w:val="3"/>
@@ -42038,7 +41843,7 @@
       <w:startOverride w:val="3"/>
     </w:lvlOverride>
   </w:num>
-  <w:num w:numId="27" w16cid:durableId="1136027337">
+  <w:num w:numId="27" w16cid:durableId="1670017832">
     <w:abstractNumId w:val="3"/>
     <w:lvlOverride w:ilvl="0">
       <w:startOverride w:val="1"/>
@@ -42068,7 +41873,7 @@
       <w:startOverride w:val="1"/>
     </w:lvlOverride>
   </w:num>
-  <w:num w:numId="28" w16cid:durableId="1585382212">
+  <w:num w:numId="28" w16cid:durableId="1955594418">
     <w:abstractNumId w:val="3"/>
     <w:lvlOverride w:ilvl="0">
       <w:startOverride w:val="1"/>
@@ -42098,7 +41903,7 @@
       <w:startOverride w:val="1"/>
     </w:lvlOverride>
   </w:num>
-  <w:num w:numId="29" w16cid:durableId="1725983065">
+  <w:num w:numId="29" w16cid:durableId="1923562746">
     <w:abstractNumId w:val="4"/>
     <w:lvlOverride w:ilvl="0">
       <w:startOverride w:val="2"/>
@@ -42128,7 +41933,7 @@
       <w:startOverride w:val="2"/>
     </w:lvlOverride>
   </w:num>
-  <w:num w:numId="30" w16cid:durableId="1192181079">
+  <w:num w:numId="30" w16cid:durableId="626006602">
     <w:abstractNumId w:val="4"/>
     <w:lvlOverride w:ilvl="0">
       <w:startOverride w:val="2"/>
@@ -42158,7 +41963,7 @@
       <w:startOverride w:val="2"/>
     </w:lvlOverride>
   </w:num>
-  <w:num w:numId="31" w16cid:durableId="1273781814">
+  <w:num w:numId="31" w16cid:durableId="1393655283">
     <w:abstractNumId w:val="5"/>
     <w:lvlOverride w:ilvl="0">
       <w:startOverride w:val="3"/>
@@ -42188,7 +41993,7 @@
       <w:startOverride w:val="3"/>
     </w:lvlOverride>
   </w:num>
-  <w:num w:numId="32" w16cid:durableId="1178543340">
+  <w:num w:numId="32" w16cid:durableId="1244683835">
     <w:abstractNumId w:val="5"/>
     <w:lvlOverride w:ilvl="0">
       <w:startOverride w:val="3"/>
@@ -42218,13 +42023,13 @@
       <w:startOverride w:val="3"/>
     </w:lvlOverride>
   </w:num>
-  <w:num w:numId="33" w16cid:durableId="499392991">
+  <w:num w:numId="33" w16cid:durableId="79102069">
     <w:abstractNumId w:val="2"/>
   </w:num>
-  <w:num w:numId="34" w16cid:durableId="2116434272">
+  <w:num w:numId="34" w16cid:durableId="592251355">
     <w:abstractNumId w:val="2"/>
   </w:num>
-  <w:num w:numId="35" w16cid:durableId="807239241">
+  <w:num w:numId="35" w16cid:durableId="1163200993">
     <w:abstractNumId w:val="3"/>
     <w:lvlOverride w:ilvl="0">
       <w:startOverride w:val="1"/>
@@ -42254,7 +42059,7 @@
       <w:startOverride w:val="1"/>
     </w:lvlOverride>
   </w:num>
-  <w:num w:numId="36" w16cid:durableId="823086705">
+  <w:num w:numId="36" w16cid:durableId="88812883">
     <w:abstractNumId w:val="3"/>
     <w:lvlOverride w:ilvl="0">
       <w:startOverride w:val="1"/>
@@ -42284,13 +42089,13 @@
       <w:startOverride w:val="1"/>
     </w:lvlOverride>
   </w:num>
-  <w:num w:numId="37" w16cid:durableId="425225005">
+  <w:num w:numId="37" w16cid:durableId="1457336073">
     <w:abstractNumId w:val="2"/>
   </w:num>
-  <w:num w:numId="38" w16cid:durableId="309991503">
+  <w:num w:numId="38" w16cid:durableId="551114301">
     <w:abstractNumId w:val="2"/>
   </w:num>
-  <w:num w:numId="39" w16cid:durableId="1223098841">
+  <w:num w:numId="39" w16cid:durableId="897856808">
     <w:abstractNumId w:val="3"/>
     <w:lvlOverride w:ilvl="0">
       <w:startOverride w:val="1"/>
@@ -42320,7 +42125,7 @@
       <w:startOverride w:val="1"/>
     </w:lvlOverride>
   </w:num>
-  <w:num w:numId="40" w16cid:durableId="60445874">
+  <w:num w:numId="40" w16cid:durableId="178588076">
     <w:abstractNumId w:val="3"/>
     <w:lvlOverride w:ilvl="0">
       <w:startOverride w:val="1"/>
@@ -42350,7 +42155,7 @@
       <w:startOverride w:val="1"/>
     </w:lvlOverride>
   </w:num>
-  <w:num w:numId="41" w16cid:durableId="830097994">
+  <w:num w:numId="41" w16cid:durableId="1225141285">
     <w:abstractNumId w:val="2"/>
   </w:num>
 </w:numbering>
@@ -43587,7 +43392,7 @@
     <w:name w:val="header"/>
     <w:basedOn w:val="a"/>
     <w:link w:val="Char2"/>
-    <w:rsid w:val="0034082C"/>
+    <w:rsid w:val="00F024D3"/>
     <w:pPr>
       <w:tabs>
         <w:tab w:val="center" w:pos="4513"/>
@@ -43600,13 +43405,13 @@
     <w:name w:val="머리글 Char"/>
     <w:basedOn w:val="a1"/>
     <w:link w:val="ad"/>
-    <w:rsid w:val="0034082C"/>
+    <w:rsid w:val="00F024D3"/>
   </w:style>
   <w:style w:type="paragraph" w:styleId="ae">
     <w:name w:val="footer"/>
     <w:basedOn w:val="a"/>
     <w:link w:val="Char3"/>
-    <w:rsid w:val="0034082C"/>
+    <w:rsid w:val="00F024D3"/>
     <w:pPr>
       <w:tabs>
         <w:tab w:val="center" w:pos="4513"/>
@@ -43619,7 +43424,7 @@
     <w:name w:val="바닥글 Char"/>
     <w:basedOn w:val="a1"/>
     <w:link w:val="ae"/>
-    <w:rsid w:val="0034082C"/>
+    <w:rsid w:val="00F024D3"/>
   </w:style>
 </w:styles>
 </file>

--- a/ko/paper/paper_bilingual.docx
+++ b/ko/paper/paper_bilingual.docx
@@ -7,20 +7,14 @@
         <w:pStyle w:val="a4"/>
       </w:pPr>
       <w:r>
-        <w:t>Teaching Sonata Form Through Synchronized Multi-Representational Visualization: Design, Implementation, and Evaluation of an Open-Source Web Tool Using Mozart’s K. 545</w:t>
+        <w:t>Teaching Sonata Form Through Synchronized Visualization: Mozart’s K. 545</w:t>
       </w:r>
     </w:p>
     <w:p>
       <w:pPr>
         <w:pStyle w:val="a6"/>
-        <w:rPr>
-          <w:rFonts w:eastAsia="함초롬바탕"/>
-        </w:rPr>
       </w:pPr>
       <w:r>
-        <w:rPr>
-          <w:rFonts w:eastAsia="함초롬바탕"/>
-        </w:rPr>
         <w:t>2026-05-15</w:t>
       </w:r>
     </w:p>
@@ -66,31 +60,19 @@
       <w:pPr>
         <w:pStyle w:val="1"/>
       </w:pPr>
-      <w:bookmarkStart w:id="0" w:name="X5b7559a007737195566a3f5027e0e7e5b5576eb"/>
-      <w:r>
-        <w:t>Teaching Sonata Form Through Synchronized Multi-Representational Visualization: Design, Implementation, and Evaluation of an Open-Source Web Tool Using Mozart’s K. 545</w:t>
+      <w:bookmarkStart w:id="0" w:name="X913088592d6b113a1ae894cd689bc584f7cca10"/>
+      <w:r>
+        <w:t>Teaching Sonata Form Through Synchronized Visualization: Mozart’s K. 545</w:t>
       </w:r>
     </w:p>
     <w:p>
       <w:pPr>
         <w:pStyle w:val="1"/>
       </w:pPr>
-      <w:bookmarkStart w:id="1" w:name="X03a2c2554f2b2465a091c26ad7643bfe2c233e1"/>
+      <w:bookmarkStart w:id="1" w:name="동기화-시각화를-통한-소나타-형식-교육-모차르트-k.-545"/>
       <w:bookmarkEnd w:id="0"/>
       <w:r>
-        <w:t>동기화된</w:t>
-      </w:r>
-      <w:r>
-        <w:t xml:space="preserve"> </w:t>
-      </w:r>
-      <w:r>
-        <w:t>다중</w:t>
-      </w:r>
-      <w:r>
-        <w:t xml:space="preserve"> </w:t>
-      </w:r>
-      <w:r>
-        <w:t>표상</w:t>
+        <w:t>동기화</w:t>
       </w:r>
       <w:r>
         <w:t xml:space="preserve"> </w:t>
@@ -129,52 +111,7 @@
         <w:t>모차르트</w:t>
       </w:r>
       <w:r>
-        <w:t xml:space="preserve"> K. 545 </w:t>
-      </w:r>
-      <w:r>
-        <w:t>를</w:t>
-      </w:r>
-      <w:r>
-        <w:t xml:space="preserve"> </w:t>
-      </w:r>
-      <w:r>
-        <w:t>사례로</w:t>
-      </w:r>
-      <w:r>
-        <w:t xml:space="preserve"> </w:t>
-      </w:r>
-      <w:r>
-        <w:t>한</w:t>
-      </w:r>
-      <w:r>
-        <w:t xml:space="preserve"> </w:t>
-      </w:r>
-      <w:r>
-        <w:t>오픈소스</w:t>
-      </w:r>
-      <w:r>
-        <w:t xml:space="preserve"> </w:t>
-      </w:r>
-      <w:r>
-        <w:t>웹</w:t>
-      </w:r>
-      <w:r>
-        <w:t xml:space="preserve"> </w:t>
-      </w:r>
-      <w:r>
-        <w:t>도구의</w:t>
-      </w:r>
-      <w:r>
-        <w:t xml:space="preserve"> </w:t>
-      </w:r>
-      <w:r>
-        <w:t>설계</w:t>
-      </w:r>
-      <w:r>
-        <w:t>·</w:t>
-      </w:r>
-      <w:r>
-        <w:t>구현</w:t>
+        <w:t xml:space="preserve"> K. 545</w:t>
       </w:r>
     </w:p>
     <w:p>
@@ -485,7 +422,17 @@
         <w:pStyle w:val="a8"/>
       </w:pPr>
       <w:r>
-        <w:t>Sonata form is a central topic in music-theory and music-history curricula, yet learners routinely report difficulty perceiving formal structure while listening: the hierarchical relation between sections, theme zones, and the moment-to-moment audio is not directly legible from a printed score. Existing computational tools for music visualization either treat formal annotations as auxiliary metadata rather than as first-class data, or have not been designed for the practical edge cases of learner-facing use, most prominently the performer-elected exposition repeat. We present an open-source, web-based tool that synchronizes a MusicXML score, audio playback, and a two-level formal-analysis layer (sections × theme zones) along a single timeline, demonstrated on Mozart’s Piano Sonata in C major, K. 545, first movement (73 measures). The system renders MusicXML through OpenSheetMusicDisplay and paints section and theme-zone colors directly onto the score at the measure level, and supports performer-elected exposition repeats through an explicit exposition-repeat folding map. Together, the tool and the released analysis schema provide an open infrastructure for both classroom teaching of formal hierarchy and downstream computational reuse on other works in the sonata-form repertoire.</w:t>
+        <w:t>Sonata form is a central topic in music-theory and music-history curricula, yet learners routinely report difficulty perceiving formal structure while listening: the hierarchical relation between sections, theme zones, and the moment-to-moment audio is not directly legible from a printed score. Existing computational tools for music visualization either treat formal annotations as auxiliary metadata rather than as first-class data, or have not been designed for the practical edge cases of learner-facing use</w:t>
+      </w:r>
+      <w:r>
+        <w:t xml:space="preserve">, most prominently the performer-elected exposition repeat. We present an open-source, web-based tool that synchronizes a MusicXML score, audio playback, and a two-level formal-analysis layer (sections × theme zones) along a single timeline, demonstrated on Mozart’s Piano Sonata in C major, K. 545, first movement (73 measures). The system renders MusicXML through OpenSheetMusicDisplay and paints section and theme-zone colors </w:t>
+      </w:r>
+      <w:r>
+        <w:lastRenderedPageBreak/>
+        <w:t>directly onto the score at the measure level, and supports performer-elected exposi</w:t>
+      </w:r>
+      <w:r>
+        <w:t>tion repeats through an explicit exposition-repeat folding map. Together, the tool and the released analysis schema provide an open infrastructure for both classroom teaching of formal hierarchy and downstream computational reuse on other works in the sonata-form repertoire.</w:t>
       </w:r>
     </w:p>
     <w:p>
@@ -1364,7 +1311,6 @@
           <w:b/>
           <w:bCs/>
         </w:rPr>
-        <w:lastRenderedPageBreak/>
         <w:t>단어</w:t>
       </w:r>
       <w:r>
@@ -1734,7 +1680,11 @@
         <w:pStyle w:val="a8"/>
       </w:pPr>
       <w:r>
-        <w:t>Sonata form is the principal organizational principle of Western instrumental music from the late eighteenth century onwards and remains a central topic in music-theory and music-history curricula at both secondary and tertiary levels (Caplin, 2009; Hepokoski &amp; Darcy, 2006). Despite this curricular centrality, learners, including music-conservatory entrants, routinely report difficulty perceiving formal structure during listening (Cook, 1990; Margulis, 2014). This difficulty arises from at least three representational gaps:</w:t>
+        <w:t xml:space="preserve">Sonata form is the principal organizational principle of Western instrumental music from the late eighteenth century onwards and remains a central topic in </w:t>
+      </w:r>
+      <w:r>
+        <w:lastRenderedPageBreak/>
+        <w:t>music-theory and music-history curricula at both secondary and tertiary levels (Caplin, 2009; Hepokoski &amp; Darcy, 2006). Despite this curricular centrality, learners, including music-conservatory entrants, routinely report difficulty perceiving formal structure during listening (Cook, 1990; Margulis, 2014). This difficulty arises from at least three representational gaps:</w:t>
       </w:r>
     </w:p>
     <w:p>
@@ -2509,7 +2459,10 @@
         <w:t>formal analysis as a first-class data object</w:t>
       </w:r>
       <w:r>
-        <w:t>: a learner cannot click a “secondary theme” label, jump to it, loop it, and see it foregrounded on the score in the same color it occupies on a timeline.</w:t>
+        <w:t>: a learner cannot click a “secondary theme” label, jump to it, loop it, and see it foregrounded on the score in the same color it oc</w:t>
+      </w:r>
+      <w:r>
+        <w:t>cupies on a timeline.</w:t>
       </w:r>
     </w:p>
     <w:p>
@@ -7810,7 +7763,10 @@
         <w:pStyle w:val="a8"/>
       </w:pPr>
       <w:r>
-        <w:t xml:space="preserve">The closest precedents for the present work are the Dezrann web platform (Ballester et al. 2025) and the sonata-form structure- learning study of Allegraud et al. (2019). Both papers treat formal music annotation as a first-class web-interactive object, and both have been applied to Mozart sonata movements. The present work differs in three respects. Where Dezrann places annotation labels as discrete markers on a waveform-and-score view, our tool paints the score itself with section colors at the measure level (computed via SVG </w:t>
+        <w:t>The closest precedents for the present work are the Dezrann web platform (Ballester et al. 2025) and the sonata-form structure- learning study of Allegraud et al. (2019). Both papers treat formal music annotation as a first-class web-interactive object, and both have been applied to Mozart sonata movements. The present work differs in three respects. Where Dezrann places annotation labels as discrete markers on a waveform-and-score view, our tool paints the score itself with section colors at the measure le</w:t>
+      </w:r>
+      <w:r>
+        <w:t xml:space="preserve">vel (computed via SVG </w:t>
       </w:r>
       <w:r>
         <w:rPr>
@@ -7828,7 +7784,10 @@
         <w:t>sonata_structure.json</w:t>
       </w:r>
       <w:r>
-        <w:t>) is not metadata attached to a Dezrann annotation but a stand-alone, peer-reviewable, versioned CC BY 4.0 object directly reusable in MIR pipelines and in derivative analyses of other works, in the same sense that the Allegraud et al. (2019) sonata-form corpus has been reused. And where Allegraud et al. (2019) address the automatic-detection problem on a 32-quartet corpus for the music-information-retrieval community, the present tool addresses the teaching problem on a single canonical work for the music-education community: a robust classifier and a precise pedagogical instrument are complementary rather than competing, since they need not target the same evaluation metric.</w:t>
+        <w:t>) is not metadata attached to a Dezrann annotation but a stand-alone, peer-reviewable, versioned CC BY 4.0 object directly reusable in MIR pipelines and in derivative analyses of other works, in the same sense that the Allegraud et al. (2019) sonata-form corpus has been reused. And where Allegraud et al. (2019) address the a</w:t>
+      </w:r>
+      <w:r>
+        <w:t>utomatic-detection problem on a 32-quartet corpus for the music-information-retrieval community, the present tool addresses the teaching problem on a single canonical work for the music-education community: a robust classifier and a precise pedagogical instrument are complementary rather than competing, since they need not target the same evaluation metric.</w:t>
       </w:r>
     </w:p>
     <w:p>
@@ -8424,7 +8383,10 @@
         <w:t xml:space="preserve"> </w:t>
       </w:r>
       <w:r>
-        <w:t>가능하다</w:t>
+        <w:t>가</w:t>
+      </w:r>
+      <w:r>
+        <w:t>능하다</w:t>
       </w:r>
       <w:r>
         <w:t xml:space="preserve">. </w:t>
@@ -9741,7 +9703,13 @@
               <w:rPr>
                 <w:sz w:val="20"/>
               </w:rPr>
-              <w:t>✓ (label-based)</w:t>
+              <w:t>✓</w:t>
+            </w:r>
+            <w:r>
+              <w:rPr>
+                <w:sz w:val="20"/>
+              </w:rPr>
+              <w:t xml:space="preserve"> (label-based)</w:t>
             </w:r>
           </w:p>
         </w:tc>
@@ -9883,7 +9851,15 @@
                 <w:bCs/>
                 <w:sz w:val="20"/>
               </w:rPr>
-              <w:t>✓ (two-level)</w:t>
+              <w:t>✓</w:t>
+            </w:r>
+            <w:r>
+              <w:rPr>
+                <w:b/>
+                <w:bCs/>
+                <w:sz w:val="20"/>
+              </w:rPr>
+              <w:t xml:space="preserve"> (two-level)</w:t>
             </w:r>
           </w:p>
         </w:tc>
@@ -9925,7 +9901,15 @@
                 <w:bCs/>
                 <w:sz w:val="20"/>
               </w:rPr>
-              <w:t>✓ (measure-painted)</w:t>
+              <w:t>✓</w:t>
+            </w:r>
+            <w:r>
+              <w:rPr>
+                <w:b/>
+                <w:bCs/>
+                <w:sz w:val="20"/>
+              </w:rPr>
+              <w:t xml:space="preserve"> (measure-painted)</w:t>
             </w:r>
           </w:p>
         </w:tc>
@@ -11167,7 +11151,13 @@
               <w:rPr>
                 <w:sz w:val="20"/>
               </w:rPr>
-              <w:t>✓ (</w:t>
+              <w:t>✓</w:t>
+            </w:r>
+            <w:r>
+              <w:rPr>
+                <w:sz w:val="20"/>
+              </w:rPr>
+              <w:t xml:space="preserve"> (</w:t>
             </w:r>
             <w:r>
               <w:rPr>
@@ -11373,7 +11363,15 @@
                 <w:bCs/>
                 <w:sz w:val="20"/>
               </w:rPr>
-              <w:t>✓ (</w:t>
+              <w:t>✓</w:t>
+            </w:r>
+            <w:r>
+              <w:rPr>
+                <w:b/>
+                <w:bCs/>
+                <w:sz w:val="20"/>
+              </w:rPr>
+              <w:t xml:space="preserve"> (</w:t>
             </w:r>
             <w:r>
               <w:rPr>
@@ -11447,7 +11445,15 @@
                 <w:bCs/>
                 <w:sz w:val="20"/>
               </w:rPr>
-              <w:t>✓ (</w:t>
+              <w:t>✓</w:t>
+            </w:r>
+            <w:r>
+              <w:rPr>
+                <w:b/>
+                <w:bCs/>
+                <w:sz w:val="20"/>
+              </w:rPr>
+              <w:t xml:space="preserve"> (</w:t>
             </w:r>
             <w:r>
               <w:rPr>
@@ -11998,7 +12004,10 @@
         <w:t>analyzed</w:t>
       </w:r>
       <w:r>
-        <w:t xml:space="preserve"> it, a peculiar gap that this paper, and the tool it accompanies, take as a pedagogical opportunity. Three properties make Movement I uniquely productive as a teaching case:</w:t>
+        <w:t xml:space="preserve"> it, a peculiar gap that this paper, and the tool it accompanies, take as a pedagogical opportunity. Three properties make Movement I uniquely productive as a teachi</w:t>
+      </w:r>
+      <w:r>
+        <w:t>ng case:</w:t>
       </w:r>
     </w:p>
     <w:p>
@@ -13190,7 +13199,10 @@
         <w:t>Sonata Theory</w:t>
       </w:r>
       <w:r>
-        <w:t xml:space="preserve"> framework of Hepokoski and Darcy (2006), simplified for pedagogical use by collapsing the transition into the primary-theme zone when the latter is harmonically continuous.</w:t>
+        <w:t xml:space="preserve"> framework </w:t>
+      </w:r>
+      <w:r>
+        <w:t>of Hepokoski and Darcy (2006), simplified for pedagogical use by collapsing the transition into the primary-theme zone when the latter is harmonically continuous.</w:t>
       </w:r>
     </w:p>
     <w:p>
@@ -15495,7 +15507,10 @@
         <w:t>First</w:t>
       </w:r>
       <w:r>
-        <w:t xml:space="preserve">, every numbered measure has a unique formal address: this is what allows the tool to overlay a color block on each measure in the score and a color segment on the timeline. </w:t>
+        <w:t xml:space="preserve">, every numbered </w:t>
+      </w:r>
+      <w:r>
+        <w:t xml:space="preserve">measure has a unique formal address: this is what allows the tool to overlay a color block on each measure in the score and a color segment on the timeline. </w:t>
       </w:r>
       <w:r>
         <w:rPr>
@@ -17418,7 +17433,10 @@
         <w:t>IV → I</w:t>
       </w:r>
       <w:r>
-        <w:t xml:space="preserve"> of the recapitulation, exactly the resolution the form requires. The same modulatory mechanism, redirected by a single starting-key shift, achieves precisely the opposite tonal effect.</w:t>
+        <w:t xml:space="preserve"> of the </w:t>
+      </w:r>
+      <w:r>
+        <w:t>recapitulation, exactly the resolution the form requires. The same modulatory mechanism, redirected by a single starting-key shift, achieves precisely the opposite tonal effect.</w:t>
       </w:r>
     </w:p>
     <w:p>
@@ -20193,7 +20211,7 @@
           <w:noProof/>
         </w:rPr>
         <w:drawing>
-          <wp:inline distT="0" distB="0" distL="0" distR="0" wp14:anchorId="7A94AEC4" wp14:editId="7A94AEC5">
+          <wp:inline distT="0" distB="0" distL="0" distR="0" wp14:anchorId="75C33C15" wp14:editId="75C33C16">
             <wp:extent cx="5334000" cy="1834827"/>
             <wp:effectExtent l="0" t="0" r="0" b="0"/>
             <wp:docPr id="27" name="Picture" descr="Figure 1. Recapitulation P region (mm. 42–58) on the score with the section overlay visible at the boundary. The F-major key signature (one flat) is the visible cue that distinguishes the recapitulation P from the C-major exposition P, illustrating K. 545’s subdominant-recapitulation deformation discussed in §3.3."/>
@@ -20450,7 +20468,14 @@
           <w:i/>
           <w:iCs/>
         </w:rPr>
-        <w:t>“Subdominant recapitulation: the exposition’s modulation plan, redirected toward the tonic”</w:t>
+        <w:t xml:space="preserve">“Subdominant recapitulation: the </w:t>
+      </w:r>
+      <w:r>
+        <w:rPr>
+          <w:i/>
+          <w:iCs/>
+        </w:rPr>
+        <w:t>exposition’s modulation plan, redirected toward the tonic”</w:t>
       </w:r>
       <w:r>
         <w:t xml:space="preserve">, which transforms the local key change into a </w:t>
@@ -21320,7 +21345,10 @@
         <w:t>coordination</w:t>
       </w:r>
       <w:r>
-        <w:t xml:space="preserve"> among them: a single musical present moment is rendered three ways, and the user can intervene in any of them. Figure 2 shows the system at startup, with the timeline, analysis pane, and OSMD-rendered score laid out together. The remainder of this section describes the three representations (§4.1), the color scheme (§4.2), the analysis data (§4.3), the listening affordances (§4.4), and one design choice that deserves particular attention: how the tool handles performer-elected exposition repeats (§4.5).</w:t>
+        <w:t xml:space="preserve"> among them: a single musical present moment is rendered three ways, and the user can intervene in any of them. Figure 2 shows the system at startup, with the timeline, analysis pane, and OSMD-rendered score laid out together. The remainder of this section describes the three representations (§4.1), the color scheme (§4.2), the analysis data (§4.3), the listening affordances (§4.4), and one design choice that deserves particular attention: how the tool handles performer-elected exposition repeat</w:t>
+      </w:r>
+      <w:r>
+        <w:t>s (§4.5).</w:t>
       </w:r>
     </w:p>
     <w:p>
@@ -21797,7 +21825,7 @@
           <w:noProof/>
         </w:rPr>
         <w:drawing>
-          <wp:inline distT="0" distB="0" distL="0" distR="0" wp14:anchorId="7A94AEC6" wp14:editId="7A94AEC7">
+          <wp:inline distT="0" distB="0" distL="0" distR="0" wp14:anchorId="75C33C17" wp14:editId="75C33C18">
             <wp:extent cx="5334000" cy="2779810"/>
             <wp:effectExtent l="0" t="0" r="0" b="0"/>
             <wp:docPr id="33" name="Picture" descr="Figure 2. System overview at startup, showing the title banner, the section-level timeline (top: pastel-blue exposition, pastel-amber development, pastel-green recapitulation), the now-playing analysis pane (theme zone, key, current measure), and the OSMD-rendered MusicXML score below."/>
@@ -24552,7 +24580,13 @@
         <w:pStyle w:val="a8"/>
       </w:pPr>
       <w:r>
-        <w:t xml:space="preserve">The schema’s structural categories — four section types (exposition, development, recapitulation, coda), six theme-zone types (P, T, S, K, codetta, retransition), and start/end measure ranges — deliberately mirror the analytic categories used in Allegraud et al. (2019) for the Mozart string-quartet sonata-form corpus. Because the field names map one-to-one and the measure-range conventions are shared, loading the 32-movement Algomus reference analyses into the tool requires only a thin ingestion adapter. We provide the schema and a worked example for K. 545; the adapter for the full Algomus corpus remains an open community contribution opportunity. The architectural point is that our learner-facing tool </w:t>
+        <w:t xml:space="preserve">The schema’s structural categories — four section types (exposition, development, recapitulation, coda), six theme-zone types (P, T, S, </w:t>
+      </w:r>
+      <w:r>
+        <w:t>K, codetta, retransition), and start/end measure ranges — deliberately mirror the analytic categories used in Allegraud et al. (2019) for the Mozart string-quartet sonata-form corpus. Because the field names map one-to-one and the measure-range conventions are shared, loading the 32-movement Algomus reference analyses into the tool requires only a thin ingestion adapter. We provide the schema and a worked example for K. 545; the adapter for the full Algomus corpus remains an open community contribution oppo</w:t>
+      </w:r>
+      <w:r>
+        <w:t xml:space="preserve">rtunity. The architectural point is that our learner-facing tool </w:t>
       </w:r>
       <w:r>
         <w:rPr>
@@ -25112,7 +25146,10 @@
         <w:t xml:space="preserve"> </w:t>
       </w:r>
       <w:r>
-        <w:t>분류기</w:t>
+        <w:t>분</w:t>
+      </w:r>
+      <w:r>
+        <w:t>류기</w:t>
       </w:r>
       <w:r>
         <w:t xml:space="preserve"> </w:t>
@@ -25664,7 +25701,7 @@
           <w:noProof/>
         </w:rPr>
         <w:drawing>
-          <wp:inline distT="0" distB="0" distL="0" distR="0" wp14:anchorId="7A94AEC8" wp14:editId="7A94AEC9">
+          <wp:inline distT="0" distB="0" distL="0" distR="0" wp14:anchorId="75C33C19" wp14:editId="75C33C1A">
             <wp:extent cx="5334000" cy="1052419"/>
             <wp:effectExtent l="0" t="0" r="0" b="0"/>
             <wp:docPr id="40" name="Picture" descr="Figure 3. Active-listening control panel and demo-mode fallback. The yellow Demo mode bar is automatically shown when no audio file is available. Below it: section-jump buttons (Exposition / Development / Recapitulation), playback-speed slider, color/cursor/loop toggles, calibration controls, and a keyboard-shortcut legend."/>
@@ -25901,7 +25938,10 @@
         <w:t>fold</w:t>
       </w:r>
       <w:r>
-        <w:t xml:space="preserve"> the repeat: when the audio enters the second exposition, the cursor returns to bar 1 and walks forward to bar 28 again, in sync with the second hearing; only when the audio crosses the end of the second exposition does the cursor advance into the development. This keeps the cursor and the listener in agreement across the entire playback.</w:t>
+        <w:t xml:space="preserve"> the repeat: </w:t>
+      </w:r>
+      <w:r>
+        <w:t>when the audio enters the second exposition, the cursor returns to bar 1 and walks forward to bar 28 again, in sync with the second hearing; only when the audio crosses the end of the second exposition does the cursor advance into the development. This keeps the cursor and the listener in agreement across the entire playback.</w:t>
       </w:r>
     </w:p>
     <w:p>
@@ -26592,7 +26632,10 @@
         <w:t xml:space="preserve"> </w:t>
       </w:r>
       <w:r>
-        <w:t>유지한다</w:t>
+        <w:t>유</w:t>
+      </w:r>
+      <w:r>
+        <w:t>지한다</w:t>
       </w:r>
       <w:r>
         <w:t>.</w:t>
@@ -26908,7 +26951,10 @@
         <w:pStyle w:val="a8"/>
       </w:pPr>
       <w:r>
-        <w:t>To our knowledge, no prior open music-visualization tool treats performer-elected repeats with an explicit time-folding behaviour of this kind. Sonic Visualiser and Verovio Humdrum Viewer treat the score as static and the audio as a separate stream; Dezrann places annotation labels alongside the audio but does not fold them; the closest analogue in the MIR literature, Müller (2015, ch. 3), addresses repeats by inserting multiple parallel score branches, which preserves analytical correctness at the cost of multiple parallel score views. Our single-score-axis fold is consequently simpler both to implement and to visualize for a learner.</w:t>
+        <w:t xml:space="preserve">To our knowledge, no prior open music-visualization tool treats performer-elected repeats with an explicit time-folding behaviour of this kind. Sonic Visualiser and Verovio Humdrum Viewer treat the score as static and the audio as a separate stream; Dezrann places annotation labels alongside the audio but does not fold them; the closest analogue in the MIR literature, Müller (2015, ch. 3), addresses repeats by inserting multiple parallel score branches, which preserves analytical correctness at the cost of </w:t>
+      </w:r>
+      <w:r>
+        <w:t>multiple parallel score views. Our single-score-axis fold is consequently simpler both to implement and to visualize for a learner.</w:t>
       </w:r>
     </w:p>
     <w:p>
@@ -29909,7 +29955,10 @@
         <w:t>grammar of teaching with the tool</w:t>
       </w:r>
       <w:r>
-        <w:t>: choose a passage, choose the representations to foreground, listen, look, and let students make the analytical observation themselves.</w:t>
+        <w:t xml:space="preserve">: choose a passage, choose </w:t>
+      </w:r>
+      <w:r>
+        <w:t>the representations to foreground, listen, look, and let students make the analytical observation themselves.</w:t>
       </w:r>
     </w:p>
     <w:p>
@@ -30631,7 +30680,13 @@
         <w:pStyle w:val="a8"/>
       </w:pPr>
       <w:r>
-        <w:t>The expert completed an asynchronous self-administered review using a Word-format survey instrument that combined (a) a 40-minute guided walk-through of the §5 classroom lesson plan with the expert acting as the teacher, (b) the 10-item System Usability Scale (Brooke, 1996), and (c) six open-ended questions covering pedagogical fidelity, affordance value, perceived risks of learner misconception, missing affordances, single-work depth versus multi-piece breadth, and recommendations for the planned RCT. The SUS items were administered following Brooke’s (1996) original wording. The survey was self-administered, with the expert working through the live deployment at https://rosyrosys.github.io/sonata-form-viz/ in their own environment. Written responses were analysed by the author following the thematic-analysis approach of Braun and Clarke (2006), and the expert gave written informed consent for anonymous reporting. The study was treated as expert evaluation rather than human-subjects research; consequently no formal IRB approval was required by the host institution.</w:t>
+        <w:t xml:space="preserve">The expert completed an asynchronous self-administered review using a Word-format survey instrument that combined (a) a 40-minute guided walk-through of the §5 classroom lesson plan with the expert acting as the teacher, (b) the 10-item System Usability Scale (Brooke, 1996), and (c) six open-ended questions covering pedagogical fidelity, affordance value, perceived risks of learner misconception, missing affordances, single-work depth versus multi-piece breadth, and recommendations for the planned RCT. The </w:t>
+      </w:r>
+      <w:r>
+        <w:t>SUS items were administered following Brooke’s (1996) original wording. The survey was self-administered, with the expert working through the live deployment at https://rosyrosys.github.io/sonata-form-viz/ in their own environment. Written responses were analysed by the author following the thematic-analysis approach of Braun and Clarke (2006), and the expert gave written informed consent for anonymous reporting. The study was treated as expert evaluation rather than human-subjects research; consequently no</w:t>
+      </w:r>
+      <w:r>
+        <w:t xml:space="preserve"> formal IRB approval was required by the host institution.</w:t>
       </w:r>
     </w:p>
     <w:p>
@@ -31197,7 +31252,10 @@
         <w:t xml:space="preserve"> </w:t>
       </w:r>
       <w:r>
-        <w:t>요구되지</w:t>
+        <w:t>요구</w:t>
+      </w:r>
+      <w:r>
+        <w:t>되지</w:t>
       </w:r>
       <w:r>
         <w:t xml:space="preserve"> </w:t>
@@ -31848,7 +31906,10 @@
         <w:t>coordinated update</w:t>
       </w:r>
       <w:r>
-        <w:t xml:space="preserve"> of three representations rather than any single one.</w:t>
+        <w:t xml:space="preserve"> of three representations rat</w:t>
+      </w:r>
+      <w:r>
+        <w:t>her than any single one.</w:t>
       </w:r>
     </w:p>
     <w:p>
@@ -32250,7 +32311,10 @@
         <w:t>There seem to be none.</w:t>
       </w:r>
       <w:r>
-        <w:t>” We read this both as a positive indication that the expert, with fifteen years of field experience, did not identify any obvious visualization-induced misunderstanding pathway, and as a hypothesis to be tested in the planned RCT rather than a confirmed null. An expert’s prediction of no risk is not equivalent to a learner study failing to detect risk.</w:t>
+        <w:t xml:space="preserve">” We read this both as a positive indication that the </w:t>
+      </w:r>
+      <w:r>
+        <w:t>expert, with fifteen years of field experience, did not identify any obvious visualization-induced misunderstanding pathway, and as a hypothesis to be tested in the planned RCT rather than a confirmed null. An expert’s prediction of no risk is not equivalent to a learner study failing to detect risk.</w:t>
       </w:r>
     </w:p>
     <w:p>
@@ -33081,7 +33145,10 @@
         <w:t>Personally, I hope this program is expanded and turned into a real, deployable tool.</w:t>
       </w:r>
       <w:r>
-        <w:t>” The two statements signal a single judgement: the tool’s current single-work form is a demonstration artefact, and the expert’s field practice would benefit from its maturation into a multi-work, deployment-grade resource. This motivates both the multi-piece corpus expansion listed as future work and a parallel commitment to production-readiness (documentation, classroom packaging, teacher-facing materials).</w:t>
+        <w:t xml:space="preserve">” The two statements signal a single judgement: the tool’s current single-work form is a demonstration artefact, and the expert’s field practice would benefit from its maturation into a multi-work, deployment-grade resource. This motivates both the multi-piece corpus expansion listed as future work and a </w:t>
+      </w:r>
+      <w:r>
+        <w:t>parallel commitment to production-readiness (documentation, classroom packaging, teacher-facing materials).</w:t>
       </w:r>
     </w:p>
     <w:p>
@@ -33667,7 +33734,10 @@
         <w:t>Production-readiness track in parallel</w:t>
       </w:r>
       <w:r>
-        <w:t xml:space="preserve"> (Section D comment): documentation, classroom packaging, teacher-facing materials for a v1.0 deployable release alongside the research RCT.</w:t>
+        <w:t xml:space="preserve"> (Section D comment): documentation, classroom packaging, teacher-facing</w:t>
+      </w:r>
+      <w:r>
+        <w:t xml:space="preserve"> materials for a v1.0 deployable release alongside the research RCT.</w:t>
       </w:r>
     </w:p>
     <w:p>
@@ -34161,7 +34231,10 @@
         <w:pStyle w:val="a8"/>
       </w:pPr>
       <w:r>
-        <w:t>This is a single-expert pilot review, not a generalizable empirical study. n=1; the maximum SUS suggests a positively disposed individual rather than a learner-representative outcome; all six open-ended responses are short, limiting deeper thematic analysis; the expert’s responses lean toward design rather than methodology; and the pilot was self-administered rather than moderated. The four themes in §6.3 should be read as hypotheses generated by one informed observer, to be tested in the RCT planned in §7.3.</w:t>
+        <w:t>This is a single-expert pilot review, not a generalizable empirical study. n=1; the maximum SUS suggests a positively disposed individual rather than a learner-representative outcome; all six open-ended responses are short, limiting deeper thematic analysis; the expert’s responses lean toward design rather than methodology; and the pilot was self-administered rather than moderated. The four themes in §6.3 should be read as hypotheses generated by one informed observer, to be tested in the RCT planned in §7.</w:t>
+      </w:r>
+      <w:r>
+        <w:t>3.</w:t>
       </w:r>
     </w:p>
     <w:p>
@@ -37734,7 +37807,10 @@
         <w:t>measure_times.json</w:t>
       </w:r>
       <w:r>
-        <w:t xml:space="preserve">), and the manuscript itself are licensed CC BY 4.0; the bundled reference recording is a Public Domain performance distributed via Musopen and Wikimedia Commons. The tool has a single external runtime dependency, OpenSheetMusicDisplay v1.8.7, and runs from any static-file server. A live deployment that bundles the reference recording is available at https://rosyrosys.github.io/sonata-form-viz/ for reviewer use. Detailed reproducibility notes covering the recording-substitution procedure, the tap-calibration flow, browser-version compatibility, and the release schedule for the forthcoming randomized controlled trial response dataset are provided in the supplementary </w:t>
+        <w:t>), and the manuscript itself are licensed CC BY 4.0; the bundled reference recording is a Public Domain performance distributed via Musopen and Wikimedia Commons. The tool has a single external runtime dependency, OpenSheetMusicDisplay v1.8.7, and runs from any static-file server. A live deployment that bundles the reference recording is available at https://rosyrosys.github.io/sonata-form-viz/ for reviewer use. De</w:t>
+      </w:r>
+      <w:r>
+        <w:t xml:space="preserve">tailed reproducibility notes covering the recording-substitution procedure, the tap-calibration flow, browser-version compatibility, and the release schedule for the forthcoming randomized controlled trial response dataset are provided in the supplementary </w:t>
       </w:r>
       <w:r>
         <w:rPr>
@@ -37927,7 +38003,10 @@
         <w:t>자체는</w:t>
       </w:r>
       <w:r>
-        <w:t xml:space="preserve"> CC BY 4.0 </w:t>
+        <w:t xml:space="preserve"> CC BY </w:t>
+      </w:r>
+      <w:r>
+        <w:t xml:space="preserve">4.0 </w:t>
       </w:r>
       <w:r>
         <w:t>라이선스이며</w:t>
@@ -38714,7 +38793,10 @@
         <w:pStyle w:val="a8"/>
       </w:pPr>
       <w:r>
-        <w:t>The present manuscript reports the design, implementation, and analytical case study of an open-source software tool. It does not include human-subjects evaluation, animal subjects, or human-derived data, and no ethics-committee approval is therefore required for the work reported here. The planned randomized controlled trial outlined in §6.3, which will involve undergraduate music-education majors as participants and the System Usability Scale (Brooke, 1996) as a primary measure, will be conducted under the appropriate institutional review board approval and reported in a separate follow-up publication.</w:t>
+        <w:t>The present manuscript reports the design, implementation, and analytical case study of an open-source software tool. It does not include human-subjects evaluation, animal subjects, or human-derived data, and no ethics-committee approval is therefore required for the work reported here. The planned randomized controlled trial outlined in §6.3, which will involve undergraduate music-education majors as participants and the System Usability Scale (Brooke, 1996) as a primary measure, will be conducted under th</w:t>
+      </w:r>
+      <w:r>
+        <w:t>e appropriate institutional review board approval and reported in a separate follow-up publication.</w:t>
       </w:r>
     </w:p>
     <w:p>
@@ -40590,7 +40672,7 @@
   <w:abstractNum w:abstractNumId="0" w15:restartNumberingAfterBreak="0">
     <w:nsid w:val="99432019"/>
     <w:multiLevelType w:val="multilevel"/>
-    <w:tmpl w:val="6B1A3984"/>
+    <w:tmpl w:val="47F4B33A"/>
     <w:lvl w:ilvl="0">
       <w:start w:val="2019"/>
       <w:numFmt w:val="decimal"/>
@@ -40676,7 +40758,7 @@
   <w:abstractNum w:abstractNumId="1" w15:restartNumberingAfterBreak="0">
     <w:nsid w:val="0000A990"/>
     <w:multiLevelType w:val="multilevel"/>
-    <w:tmpl w:val="C05E75E6"/>
+    <w:tmpl w:val="252674C4"/>
     <w:lvl w:ilvl="0">
       <w:numFmt w:val="bullet"/>
       <w:lvlText w:val=" "/>
@@ -40753,7 +40835,7 @@
   <w:abstractNum w:abstractNumId="2" w15:restartNumberingAfterBreak="0">
     <w:nsid w:val="0000A991"/>
     <w:multiLevelType w:val="multilevel"/>
-    <w:tmpl w:val="4868328E"/>
+    <w:tmpl w:val="2E9A286A"/>
     <w:lvl w:ilvl="0">
       <w:numFmt w:val="bullet"/>
       <w:lvlText w:val=""/>
@@ -40857,7 +40939,7 @@
   <w:abstractNum w:abstractNumId="3" w15:restartNumberingAfterBreak="0">
     <w:nsid w:val="00A99411"/>
     <w:multiLevelType w:val="multilevel"/>
-    <w:tmpl w:val="0AE65712"/>
+    <w:tmpl w:val="3168F3D8"/>
     <w:lvl w:ilvl="0">
       <w:start w:val="1"/>
       <w:numFmt w:val="decimal"/>
@@ -40943,7 +41025,7 @@
   <w:abstractNum w:abstractNumId="4" w15:restartNumberingAfterBreak="0">
     <w:nsid w:val="00A99412"/>
     <w:multiLevelType w:val="multilevel"/>
-    <w:tmpl w:val="CC9E5684"/>
+    <w:tmpl w:val="8A960CDA"/>
     <w:lvl w:ilvl="0">
       <w:start w:val="2"/>
       <w:numFmt w:val="decimal"/>
@@ -41029,7 +41111,7 @@
   <w:abstractNum w:abstractNumId="5" w15:restartNumberingAfterBreak="0">
     <w:nsid w:val="00A99413"/>
     <w:multiLevelType w:val="multilevel"/>
-    <w:tmpl w:val="C20E3D08"/>
+    <w:tmpl w:val="59CA26BA"/>
     <w:lvl w:ilvl="0">
       <w:start w:val="3"/>
       <w:numFmt w:val="decimal"/>
@@ -41115,7 +41197,7 @@
   <w:abstractNum w:abstractNumId="6" w15:restartNumberingAfterBreak="0">
     <w:nsid w:val="00A99414"/>
     <w:multiLevelType w:val="multilevel"/>
-    <w:tmpl w:val="FD066A04"/>
+    <w:tmpl w:val="36DCFD58"/>
     <w:lvl w:ilvl="0">
       <w:start w:val="4"/>
       <w:numFmt w:val="decimal"/>
@@ -41198,22 +41280,22 @@
       </w:pPr>
     </w:lvl>
   </w:abstractNum>
-  <w:num w:numId="1" w16cid:durableId="171920347">
+  <w:num w:numId="1" w16cid:durableId="1993488865">
     <w:abstractNumId w:val="1"/>
   </w:num>
-  <w:num w:numId="2" w16cid:durableId="1104155439">
+  <w:num w:numId="2" w16cid:durableId="1625194275">
     <w:abstractNumId w:val="2"/>
   </w:num>
-  <w:num w:numId="3" w16cid:durableId="1438598966">
+  <w:num w:numId="3" w16cid:durableId="1240822342">
     <w:abstractNumId w:val="2"/>
   </w:num>
-  <w:num w:numId="4" w16cid:durableId="1000088169">
+  <w:num w:numId="4" w16cid:durableId="2117679026">
     <w:abstractNumId w:val="2"/>
   </w:num>
-  <w:num w:numId="5" w16cid:durableId="313410232">
+  <w:num w:numId="5" w16cid:durableId="1621378256">
     <w:abstractNumId w:val="2"/>
   </w:num>
-  <w:num w:numId="6" w16cid:durableId="329212157">
+  <w:num w:numId="6" w16cid:durableId="905798522">
     <w:abstractNumId w:val="3"/>
     <w:lvlOverride w:ilvl="0">
       <w:startOverride w:val="1"/>
@@ -41243,7 +41325,7 @@
       <w:startOverride w:val="1"/>
     </w:lvlOverride>
   </w:num>
-  <w:num w:numId="7" w16cid:durableId="379791999">
+  <w:num w:numId="7" w16cid:durableId="1350714304">
     <w:abstractNumId w:val="3"/>
     <w:lvlOverride w:ilvl="0">
       <w:startOverride w:val="1"/>
@@ -41273,7 +41355,7 @@
       <w:startOverride w:val="1"/>
     </w:lvlOverride>
   </w:num>
-  <w:num w:numId="8" w16cid:durableId="885526539">
+  <w:num w:numId="8" w16cid:durableId="1946308052">
     <w:abstractNumId w:val="4"/>
     <w:lvlOverride w:ilvl="0">
       <w:startOverride w:val="2"/>
@@ -41303,7 +41385,7 @@
       <w:startOverride w:val="2"/>
     </w:lvlOverride>
   </w:num>
-  <w:num w:numId="9" w16cid:durableId="1852403947">
+  <w:num w:numId="9" w16cid:durableId="454176213">
     <w:abstractNumId w:val="4"/>
     <w:lvlOverride w:ilvl="0">
       <w:startOverride w:val="2"/>
@@ -41333,7 +41415,7 @@
       <w:startOverride w:val="2"/>
     </w:lvlOverride>
   </w:num>
-  <w:num w:numId="10" w16cid:durableId="375617948">
+  <w:num w:numId="10" w16cid:durableId="1992710770">
     <w:abstractNumId w:val="0"/>
     <w:lvlOverride w:ilvl="0">
       <w:startOverride w:val="2019"/>
@@ -41363,7 +41445,7 @@
       <w:startOverride w:val="2019"/>
     </w:lvlOverride>
   </w:num>
-  <w:num w:numId="11" w16cid:durableId="1416706423">
+  <w:num w:numId="11" w16cid:durableId="1668895885">
     <w:abstractNumId w:val="5"/>
     <w:lvlOverride w:ilvl="0">
       <w:startOverride w:val="3"/>
@@ -41393,7 +41475,7 @@
       <w:startOverride w:val="3"/>
     </w:lvlOverride>
   </w:num>
-  <w:num w:numId="12" w16cid:durableId="541212637">
+  <w:num w:numId="12" w16cid:durableId="859661416">
     <w:abstractNumId w:val="5"/>
     <w:lvlOverride w:ilvl="0">
       <w:startOverride w:val="3"/>
@@ -41423,7 +41505,7 @@
       <w:startOverride w:val="3"/>
     </w:lvlOverride>
   </w:num>
-  <w:num w:numId="13" w16cid:durableId="667052367">
+  <w:num w:numId="13" w16cid:durableId="1470854789">
     <w:abstractNumId w:val="6"/>
     <w:lvlOverride w:ilvl="0">
       <w:startOverride w:val="4"/>
@@ -41453,7 +41535,7 @@
       <w:startOverride w:val="4"/>
     </w:lvlOverride>
   </w:num>
-  <w:num w:numId="14" w16cid:durableId="1947078304">
+  <w:num w:numId="14" w16cid:durableId="99643834">
     <w:abstractNumId w:val="6"/>
     <w:lvlOverride w:ilvl="0">
       <w:startOverride w:val="4"/>
@@ -41483,7 +41565,7 @@
       <w:startOverride w:val="4"/>
     </w:lvlOverride>
   </w:num>
-  <w:num w:numId="15" w16cid:durableId="617487626">
+  <w:num w:numId="15" w16cid:durableId="144707031">
     <w:abstractNumId w:val="3"/>
     <w:lvlOverride w:ilvl="0">
       <w:startOverride w:val="1"/>
@@ -41513,7 +41595,7 @@
       <w:startOverride w:val="1"/>
     </w:lvlOverride>
   </w:num>
-  <w:num w:numId="16" w16cid:durableId="362362879">
+  <w:num w:numId="16" w16cid:durableId="378675581">
     <w:abstractNumId w:val="3"/>
     <w:lvlOverride w:ilvl="0">
       <w:startOverride w:val="1"/>
@@ -41543,7 +41625,7 @@
       <w:startOverride w:val="1"/>
     </w:lvlOverride>
   </w:num>
-  <w:num w:numId="17" w16cid:durableId="60031047">
+  <w:num w:numId="17" w16cid:durableId="1299998147">
     <w:abstractNumId w:val="4"/>
     <w:lvlOverride w:ilvl="0">
       <w:startOverride w:val="2"/>
@@ -41573,7 +41655,7 @@
       <w:startOverride w:val="2"/>
     </w:lvlOverride>
   </w:num>
-  <w:num w:numId="18" w16cid:durableId="1692754683">
+  <w:num w:numId="18" w16cid:durableId="529494136">
     <w:abstractNumId w:val="4"/>
     <w:lvlOverride w:ilvl="0">
       <w:startOverride w:val="2"/>
@@ -41603,7 +41685,7 @@
       <w:startOverride w:val="2"/>
     </w:lvlOverride>
   </w:num>
-  <w:num w:numId="19" w16cid:durableId="2039041771">
+  <w:num w:numId="19" w16cid:durableId="1647204935">
     <w:abstractNumId w:val="5"/>
     <w:lvlOverride w:ilvl="0">
       <w:startOverride w:val="3"/>
@@ -41633,7 +41715,7 @@
       <w:startOverride w:val="3"/>
     </w:lvlOverride>
   </w:num>
-  <w:num w:numId="20" w16cid:durableId="1302809480">
+  <w:num w:numId="20" w16cid:durableId="1421297700">
     <w:abstractNumId w:val="5"/>
     <w:lvlOverride w:ilvl="0">
       <w:startOverride w:val="3"/>
@@ -41663,7 +41745,7 @@
       <w:startOverride w:val="3"/>
     </w:lvlOverride>
   </w:num>
-  <w:num w:numId="21" w16cid:durableId="1440293998">
+  <w:num w:numId="21" w16cid:durableId="384449688">
     <w:abstractNumId w:val="3"/>
     <w:lvlOverride w:ilvl="0">
       <w:startOverride w:val="1"/>
@@ -41693,7 +41775,7 @@
       <w:startOverride w:val="1"/>
     </w:lvlOverride>
   </w:num>
-  <w:num w:numId="22" w16cid:durableId="1666199668">
+  <w:num w:numId="22" w16cid:durableId="525413309">
     <w:abstractNumId w:val="3"/>
     <w:lvlOverride w:ilvl="0">
       <w:startOverride w:val="1"/>
@@ -41723,7 +41805,7 @@
       <w:startOverride w:val="1"/>
     </w:lvlOverride>
   </w:num>
-  <w:num w:numId="23" w16cid:durableId="1327175156">
+  <w:num w:numId="23" w16cid:durableId="1647510694">
     <w:abstractNumId w:val="4"/>
     <w:lvlOverride w:ilvl="0">
       <w:startOverride w:val="2"/>
@@ -41753,7 +41835,7 @@
       <w:startOverride w:val="2"/>
     </w:lvlOverride>
   </w:num>
-  <w:num w:numId="24" w16cid:durableId="607081198">
+  <w:num w:numId="24" w16cid:durableId="1408654789">
     <w:abstractNumId w:val="4"/>
     <w:lvlOverride w:ilvl="0">
       <w:startOverride w:val="2"/>
@@ -41783,7 +41865,7 @@
       <w:startOverride w:val="2"/>
     </w:lvlOverride>
   </w:num>
-  <w:num w:numId="25" w16cid:durableId="1321077596">
+  <w:num w:numId="25" w16cid:durableId="1314990722">
     <w:abstractNumId w:val="5"/>
     <w:lvlOverride w:ilvl="0">
       <w:startOverride w:val="3"/>
@@ -41813,7 +41895,7 @@
       <w:startOverride w:val="3"/>
     </w:lvlOverride>
   </w:num>
-  <w:num w:numId="26" w16cid:durableId="1835098255">
+  <w:num w:numId="26" w16cid:durableId="1882746059">
     <w:abstractNumId w:val="5"/>
     <w:lvlOverride w:ilvl="0">
       <w:startOverride w:val="3"/>
@@ -41843,7 +41925,7 @@
       <w:startOverride w:val="3"/>
     </w:lvlOverride>
   </w:num>
-  <w:num w:numId="27" w16cid:durableId="1670017832">
+  <w:num w:numId="27" w16cid:durableId="1971476695">
     <w:abstractNumId w:val="3"/>
     <w:lvlOverride w:ilvl="0">
       <w:startOverride w:val="1"/>
@@ -41873,7 +41955,7 @@
       <w:startOverride w:val="1"/>
     </w:lvlOverride>
   </w:num>
-  <w:num w:numId="28" w16cid:durableId="1955594418">
+  <w:num w:numId="28" w16cid:durableId="1259675468">
     <w:abstractNumId w:val="3"/>
     <w:lvlOverride w:ilvl="0">
       <w:startOverride w:val="1"/>
@@ -41903,7 +41985,7 @@
       <w:startOverride w:val="1"/>
     </w:lvlOverride>
   </w:num>
-  <w:num w:numId="29" w16cid:durableId="1923562746">
+  <w:num w:numId="29" w16cid:durableId="391584356">
     <w:abstractNumId w:val="4"/>
     <w:lvlOverride w:ilvl="0">
       <w:startOverride w:val="2"/>
@@ -41933,7 +42015,7 @@
       <w:startOverride w:val="2"/>
     </w:lvlOverride>
   </w:num>
-  <w:num w:numId="30" w16cid:durableId="626006602">
+  <w:num w:numId="30" w16cid:durableId="1037316977">
     <w:abstractNumId w:val="4"/>
     <w:lvlOverride w:ilvl="0">
       <w:startOverride w:val="2"/>
@@ -41963,7 +42045,7 @@
       <w:startOverride w:val="2"/>
     </w:lvlOverride>
   </w:num>
-  <w:num w:numId="31" w16cid:durableId="1393655283">
+  <w:num w:numId="31" w16cid:durableId="1224872167">
     <w:abstractNumId w:val="5"/>
     <w:lvlOverride w:ilvl="0">
       <w:startOverride w:val="3"/>
@@ -41993,7 +42075,7 @@
       <w:startOverride w:val="3"/>
     </w:lvlOverride>
   </w:num>
-  <w:num w:numId="32" w16cid:durableId="1244683835">
+  <w:num w:numId="32" w16cid:durableId="268002192">
     <w:abstractNumId w:val="5"/>
     <w:lvlOverride w:ilvl="0">
       <w:startOverride w:val="3"/>
@@ -42023,13 +42105,13 @@
       <w:startOverride w:val="3"/>
     </w:lvlOverride>
   </w:num>
-  <w:num w:numId="33" w16cid:durableId="79102069">
+  <w:num w:numId="33" w16cid:durableId="1151403442">
     <w:abstractNumId w:val="2"/>
   </w:num>
-  <w:num w:numId="34" w16cid:durableId="592251355">
+  <w:num w:numId="34" w16cid:durableId="1579750085">
     <w:abstractNumId w:val="2"/>
   </w:num>
-  <w:num w:numId="35" w16cid:durableId="1163200993">
+  <w:num w:numId="35" w16cid:durableId="518391927">
     <w:abstractNumId w:val="3"/>
     <w:lvlOverride w:ilvl="0">
       <w:startOverride w:val="1"/>
@@ -42059,7 +42141,7 @@
       <w:startOverride w:val="1"/>
     </w:lvlOverride>
   </w:num>
-  <w:num w:numId="36" w16cid:durableId="88812883">
+  <w:num w:numId="36" w16cid:durableId="1773209483">
     <w:abstractNumId w:val="3"/>
     <w:lvlOverride w:ilvl="0">
       <w:startOverride w:val="1"/>
@@ -42089,13 +42171,13 @@
       <w:startOverride w:val="1"/>
     </w:lvlOverride>
   </w:num>
-  <w:num w:numId="37" w16cid:durableId="1457336073">
+  <w:num w:numId="37" w16cid:durableId="774597003">
     <w:abstractNumId w:val="2"/>
   </w:num>
-  <w:num w:numId="38" w16cid:durableId="551114301">
+  <w:num w:numId="38" w16cid:durableId="1213233166">
     <w:abstractNumId w:val="2"/>
   </w:num>
-  <w:num w:numId="39" w16cid:durableId="897856808">
+  <w:num w:numId="39" w16cid:durableId="1748069203">
     <w:abstractNumId w:val="3"/>
     <w:lvlOverride w:ilvl="0">
       <w:startOverride w:val="1"/>
@@ -42125,7 +42207,7 @@
       <w:startOverride w:val="1"/>
     </w:lvlOverride>
   </w:num>
-  <w:num w:numId="40" w16cid:durableId="178588076">
+  <w:num w:numId="40" w16cid:durableId="2040927832">
     <w:abstractNumId w:val="3"/>
     <w:lvlOverride w:ilvl="0">
       <w:startOverride w:val="1"/>
@@ -42155,7 +42237,7 @@
       <w:startOverride w:val="1"/>
     </w:lvlOverride>
   </w:num>
-  <w:num w:numId="41" w16cid:durableId="1225141285">
+  <w:num w:numId="41" w16cid:durableId="811292803">
     <w:abstractNumId w:val="2"/>
   </w:num>
 </w:numbering>
@@ -43392,7 +43474,7 @@
     <w:name w:val="header"/>
     <w:basedOn w:val="a"/>
     <w:link w:val="Char2"/>
-    <w:rsid w:val="00F024D3"/>
+    <w:rsid w:val="00531396"/>
     <w:pPr>
       <w:tabs>
         <w:tab w:val="center" w:pos="4513"/>
@@ -43405,13 +43487,13 @@
     <w:name w:val="머리글 Char"/>
     <w:basedOn w:val="a1"/>
     <w:link w:val="ad"/>
-    <w:rsid w:val="00F024D3"/>
+    <w:rsid w:val="00531396"/>
   </w:style>
   <w:style w:type="paragraph" w:styleId="ae">
     <w:name w:val="footer"/>
     <w:basedOn w:val="a"/>
     <w:link w:val="Char3"/>
-    <w:rsid w:val="00F024D3"/>
+    <w:rsid w:val="00531396"/>
     <w:pPr>
       <w:tabs>
         <w:tab w:val="center" w:pos="4513"/>
@@ -43424,7 +43506,7 @@
     <w:name w:val="바닥글 Char"/>
     <w:basedOn w:val="a1"/>
     <w:link w:val="ae"/>
-    <w:rsid w:val="00F024D3"/>
+    <w:rsid w:val="00531396"/>
   </w:style>
 </w:styles>
 </file>

--- a/ko/paper/paper_bilingual.docx
+++ b/ko/paper/paper_bilingual.docx
@@ -13,8 +13,14 @@
     <w:p>
       <w:pPr>
         <w:pStyle w:val="a6"/>
+        <w:rPr>
+          <w:rFonts w:eastAsia="함초롬바탕"/>
+        </w:rPr>
       </w:pPr>
       <w:r>
+        <w:rPr>
+          <w:rFonts w:eastAsia="함초롬바탕"/>
+        </w:rPr>
         <w:t>2026-05-15</w:t>
       </w:r>
     </w:p>
@@ -425,11 +431,7 @@
         <w:t>Sonata form is a central topic in music-theory and music-history curricula, yet learners routinely report difficulty perceiving formal structure while listening: the hierarchical relation between sections, theme zones, and the moment-to-moment audio is not directly legible from a printed score. Existing computational tools for music visualization either treat formal annotations as auxiliary metadata rather than as first-class data, or have not been designed for the practical edge cases of learner-facing use</w:t>
       </w:r>
       <w:r>
-        <w:t xml:space="preserve">, most prominently the performer-elected exposition repeat. We present an open-source, web-based tool that synchronizes a MusicXML score, audio playback, and a two-level formal-analysis layer (sections × theme zones) along a single timeline, demonstrated on Mozart’s Piano Sonata in C major, K. 545, first movement (73 measures). The system renders MusicXML through OpenSheetMusicDisplay and paints section and theme-zone colors </w:t>
-      </w:r>
-      <w:r>
-        <w:lastRenderedPageBreak/>
-        <w:t>directly onto the score at the measure level, and supports performer-elected exposi</w:t>
+        <w:t>, most prominently the performer-elected exposition repeat. We present an open-source, web-based tool that synchronizes a MusicXML score, audio playback, and a two-level formal-analysis layer (sections × theme zones) along a single timeline, demonstrated on Mozart’s Piano Sonata in C major, K. 545, first movement (73 measures). The system renders MusicXML through OpenSheetMusicDisplay and paints section and theme-zone colors directly onto the score at the measure level, and supports performer-elected exposi</w:t>
       </w:r>
       <w:r>
         <w:t>tion repeats through an explicit exposition-repeat folding map. Together, the tool and the released analysis schema provide an open infrastructure for both classroom teaching of formal hierarchy and downstream computational reuse on other works in the sonata-form repertoire.</w:t>
@@ -1565,6 +1567,7 @@
           <w:b/>
           <w:bCs/>
         </w:rPr>
+        <w:lastRenderedPageBreak/>
         <w:t>주제어</w:t>
       </w:r>
       <w:r>
@@ -1680,11 +1683,10 @@
         <w:pStyle w:val="a8"/>
       </w:pPr>
       <w:r>
-        <w:t xml:space="preserve">Sonata form is the principal organizational principle of Western instrumental music from the late eighteenth century onwards and remains a central topic in </w:t>
-      </w:r>
-      <w:r>
-        <w:lastRenderedPageBreak/>
-        <w:t>music-theory and music-history curricula at both secondary and tertiary levels (Caplin, 2009; Hepokoski &amp; Darcy, 2006). Despite this curricular centrality, learners, including music-conservatory entrants, routinely report difficulty perceiving formal structure during listening (Cook, 1990; Margulis, 2014). This difficulty arises from at least three representational gaps:</w:t>
+        <w:t>Sonata form is the principal organizational principle of Western instrumental music from the late eighteenth century onwards and remains a central topic in music-theory and music-history curricula at both secondary and tertiary levels (Caplin, 2009; Hepokoski &amp; Darcy, 2006). Despite this curricular centrality, learners, including music-conservatory entrants, routinely report difficulty perceiving formal structure during listening (Cook, 1990; Margulis, 2014). This difficulty arises from at least three repre</w:t>
+      </w:r>
+      <w:r>
+        <w:t>sentational gaps:</w:t>
       </w:r>
     </w:p>
     <w:p>
@@ -3164,6 +3166,7 @@
       <w:bookmarkStart w:id="5" w:name="research-questions-연구-문제"/>
       <w:bookmarkEnd w:id="4"/>
       <w:r>
+        <w:lastRenderedPageBreak/>
         <w:t xml:space="preserve">1.2 Research Questions / </w:t>
       </w:r>
       <w:r>
@@ -4716,6 +4719,7 @@
         <w:pStyle w:val="FirstParagraph"/>
       </w:pPr>
       <w:r>
+        <w:lastRenderedPageBreak/>
         <w:t>학습</w:t>
       </w:r>
       <w:r>
@@ -5791,7 +5795,7 @@
         <w:t>separate cognitive channels</w:t>
       </w:r>
       <w:r>
-        <w:t>, and that activating both channels increases learning efficiency. Mayer’s (2009) cognitive theory of multimedia learning extends this to instructional design through three principles particularly relevant here:</w:t>
+        <w:t>, and that activating both channels increases learning efficiency. Mayer’s (2009) cognitive theory of multimedia learning extends this to instructional design through three principles particularly relevant here, which the tool implements as summarized in Table 1.</w:t>
       </w:r>
     </w:p>
     <w:p>
@@ -6044,10 +6048,73 @@
         <w:t xml:space="preserve"> </w:t>
       </w:r>
       <w:r>
-        <w:t>원리</w:t>
-      </w:r>
-      <w:r>
-        <w:t>:</w:t>
+        <w:t>원리를</w:t>
+      </w:r>
+      <w:r>
+        <w:t xml:space="preserve"> </w:t>
+      </w:r>
+      <w:r>
+        <w:t>본</w:t>
+      </w:r>
+      <w:r>
+        <w:t xml:space="preserve"> </w:t>
+      </w:r>
+      <w:r>
+        <w:t>도구가</w:t>
+      </w:r>
+      <w:r>
+        <w:t xml:space="preserve"> </w:t>
+      </w:r>
+      <w:r>
+        <w:t>어떻게</w:t>
+      </w:r>
+      <w:r>
+        <w:t xml:space="preserve"> </w:t>
+      </w:r>
+      <w:r>
+        <w:t>구현하는지는</w:t>
+      </w:r>
+      <w:r>
+        <w:t xml:space="preserve"> </w:t>
+      </w:r>
+      <w:r>
+        <w:t>표</w:t>
+      </w:r>
+      <w:r>
+        <w:t xml:space="preserve"> 1 </w:t>
+      </w:r>
+      <w:r>
+        <w:t>에</w:t>
+      </w:r>
+      <w:r>
+        <w:t xml:space="preserve"> </w:t>
+      </w:r>
+      <w:r>
+        <w:t>정리되어</w:t>
+      </w:r>
+      <w:r>
+        <w:t xml:space="preserve"> </w:t>
+      </w:r>
+      <w:r>
+        <w:t>있다</w:t>
+      </w:r>
+      <w:r>
+        <w:t>.</w:t>
+      </w:r>
+    </w:p>
+    <w:p>
+      <w:pPr>
+        <w:pStyle w:val="a8"/>
+      </w:pPr>
+      <w:r>
+        <w:rPr>
+          <w:b/>
+          <w:bCs/>
+        </w:rPr>
+        <w:t>Table 1.</w:t>
+      </w:r>
+      <w:r>
+        <w:t xml:space="preserve"> Three Mayer (2009) multimedia-learning principles and their implementation in the present tool.</w:t>
       </w:r>
     </w:p>
     <w:tbl>
@@ -6275,30 +6342,127 @@
           </w:p>
         </w:tc>
       </w:tr>
+    </w:tbl>
+    <w:p>
+      <w:pPr>
+        <w:pStyle w:val="FirstParagraph"/>
+      </w:pPr>
+      <w:r>
+        <w:rPr>
+          <w:b/>
+          <w:bCs/>
+        </w:rPr>
+        <w:t>표</w:t>
+      </w:r>
+      <w:r>
+        <w:rPr>
+          <w:b/>
+          <w:bCs/>
+        </w:rPr>
+        <w:t xml:space="preserve"> 1.</w:t>
+      </w:r>
+      <w:r>
+        <w:t xml:space="preserve"> Mayer (2009) </w:t>
+      </w:r>
+      <w:r>
+        <w:t>의</w:t>
+      </w:r>
+      <w:r>
+        <w:t xml:space="preserve"> </w:t>
+      </w:r>
+      <w:r>
+        <w:t>세</w:t>
+      </w:r>
+      <w:r>
+        <w:t xml:space="preserve"> </w:t>
+      </w:r>
+      <w:r>
+        <w:t>가지</w:t>
+      </w:r>
+      <w:r>
+        <w:t xml:space="preserve"> </w:t>
+      </w:r>
+      <w:r>
+        <w:t>멀티미디어</w:t>
+      </w:r>
+      <w:r>
+        <w:t xml:space="preserve"> </w:t>
+      </w:r>
+      <w:r>
+        <w:t>학습</w:t>
+      </w:r>
+      <w:r>
+        <w:t xml:space="preserve"> </w:t>
+      </w:r>
+      <w:r>
+        <w:t>원리와</w:t>
+      </w:r>
+      <w:r>
+        <w:t xml:space="preserve"> </w:t>
+      </w:r>
+      <w:r>
+        <w:t>본</w:t>
+      </w:r>
+      <w:r>
+        <w:t xml:space="preserve"> </w:t>
+      </w:r>
+      <w:r>
+        <w:t>도구에서의</w:t>
+      </w:r>
+      <w:r>
+        <w:t xml:space="preserve"> </w:t>
+      </w:r>
+      <w:r>
+        <w:t>구현</w:t>
+      </w:r>
+      <w:r>
+        <w:t>.</w:t>
+      </w:r>
+    </w:p>
+    <w:tbl>
+      <w:tblPr>
+        <w:tblStyle w:val="Table"/>
+        <w:tblW w:w="0" w:type="auto"/>
+        <w:jc w:val="center"/>
+        <w:tblLook w:val="0020" w:firstRow="1" w:lastRow="0" w:firstColumn="0" w:lastColumn="0" w:noHBand="0" w:noVBand="0"/>
+      </w:tblPr>
+      <w:tblGrid>
+        <w:gridCol w:w="1715"/>
+        <w:gridCol w:w="5128"/>
+      </w:tblGrid>
       <w:tr>
         <w:trPr>
+          <w:cnfStyle w:val="100000000000" w:firstRow="1" w:lastRow="0" w:firstColumn="0" w:lastColumn="0" w:oddVBand="0" w:evenVBand="0" w:oddHBand="0" w:evenHBand="0" w:firstRowFirstColumn="0" w:firstRowLastColumn="0" w:lastRowFirstColumn="0" w:lastRowLastColumn="0"/>
           <w:tblHeader/>
           <w:jc w:val="center"/>
         </w:trPr>
         <w:tc>
           <w:tcPr>
             <w:tcW w:w="0" w:type="auto"/>
+            <w:tcBorders>
+              <w:bottom w:val="single" w:sz="2" w:space="0" w:color="auto"/>
+            </w:tcBorders>
+            <w:shd w:val="clear" w:color="auto" w:fill="EBEBEB"/>
           </w:tcPr>
           <w:p>
             <w:pPr>
               <w:pStyle w:val="Compact"/>
               <w:rPr>
+                <w:b/>
                 <w:sz w:val="20"/>
               </w:rPr>
             </w:pPr>
             <w:r>
               <w:rPr>
-                <w:sz w:val="20"/>
-              </w:rPr>
+                <w:b/>
+                <w:sz w:val="20"/>
+              </w:rPr>
+              <w:lastRenderedPageBreak/>
               <w:t xml:space="preserve">Mayer </w:t>
             </w:r>
             <w:r>
               <w:rPr>
+                <w:b/>
                 <w:sz w:val="20"/>
               </w:rPr>
               <w:t>원리</w:t>
@@ -6308,43 +6472,192 @@
         <w:tc>
           <w:tcPr>
             <w:tcW w:w="0" w:type="auto"/>
+            <w:tcBorders>
+              <w:bottom w:val="single" w:sz="2" w:space="0" w:color="auto"/>
+            </w:tcBorders>
+            <w:shd w:val="clear" w:color="auto" w:fill="EBEBEB"/>
           </w:tcPr>
           <w:p>
             <w:pPr>
               <w:pStyle w:val="Compact"/>
               <w:rPr>
+                <w:b/>
                 <w:sz w:val="20"/>
               </w:rPr>
             </w:pPr>
             <w:r>
               <w:rPr>
+                <w:b/>
                 <w:sz w:val="20"/>
               </w:rPr>
               <w:t>본</w:t>
             </w:r>
             <w:r>
               <w:rPr>
+                <w:b/>
                 <w:sz w:val="20"/>
               </w:rPr>
               <w:t xml:space="preserve"> </w:t>
             </w:r>
             <w:r>
               <w:rPr>
+                <w:b/>
                 <w:sz w:val="20"/>
               </w:rPr>
               <w:t>도구에서의</w:t>
             </w:r>
             <w:r>
               <w:rPr>
+                <w:b/>
                 <w:sz w:val="20"/>
               </w:rPr>
               <w:t xml:space="preserve"> </w:t>
             </w:r>
             <w:r>
               <w:rPr>
+                <w:b/>
                 <w:sz w:val="20"/>
               </w:rPr>
               <w:t>구현</w:t>
+            </w:r>
+          </w:p>
+        </w:tc>
+      </w:tr>
+      <w:tr>
+        <w:trPr>
+          <w:jc w:val="center"/>
+        </w:trPr>
+        <w:tc>
+          <w:tcPr>
+            <w:tcW w:w="0" w:type="auto"/>
+            <w:tcBorders>
+              <w:top w:val="single" w:sz="2" w:space="0" w:color="auto"/>
+            </w:tcBorders>
+          </w:tcPr>
+          <w:p>
+            <w:pPr>
+              <w:pStyle w:val="Compact"/>
+              <w:rPr>
+                <w:sz w:val="20"/>
+              </w:rPr>
+            </w:pPr>
+            <w:r>
+              <w:rPr>
+                <w:sz w:val="20"/>
+              </w:rPr>
+              <w:t>양상성</w:t>
+            </w:r>
+            <w:r>
+              <w:rPr>
+                <w:sz w:val="20"/>
+              </w:rPr>
+              <w:t xml:space="preserve"> (Modality)</w:t>
+            </w:r>
+          </w:p>
+        </w:tc>
+        <w:tc>
+          <w:tcPr>
+            <w:tcW w:w="0" w:type="auto"/>
+            <w:tcBorders>
+              <w:top w:val="single" w:sz="2" w:space="0" w:color="auto"/>
+            </w:tcBorders>
+          </w:tcPr>
+          <w:p>
+            <w:pPr>
+              <w:pStyle w:val="Compact"/>
+              <w:rPr>
+                <w:sz w:val="20"/>
+              </w:rPr>
+            </w:pPr>
+            <w:r>
+              <w:rPr>
+                <w:sz w:val="20"/>
+              </w:rPr>
+              <w:t>음원</w:t>
+            </w:r>
+            <w:r>
+              <w:rPr>
+                <w:sz w:val="20"/>
+              </w:rPr>
+              <w:t>(</w:t>
+            </w:r>
+            <w:r>
+              <w:rPr>
+                <w:sz w:val="20"/>
+              </w:rPr>
+              <w:t>청각</w:t>
+            </w:r>
+            <w:r>
+              <w:rPr>
+                <w:sz w:val="20"/>
+              </w:rPr>
+              <w:t xml:space="preserve">) + </w:t>
+            </w:r>
+            <w:r>
+              <w:rPr>
+                <w:sz w:val="20"/>
+              </w:rPr>
+              <w:t>악보</w:t>
+            </w:r>
+            <w:r>
+              <w:rPr>
+                <w:sz w:val="20"/>
+              </w:rPr>
+              <w:t>(</w:t>
+            </w:r>
+            <w:r>
+              <w:rPr>
+                <w:sz w:val="20"/>
+              </w:rPr>
+              <w:t>시각</w:t>
+            </w:r>
+            <w:r>
+              <w:rPr>
+                <w:sz w:val="20"/>
+              </w:rPr>
+              <w:t xml:space="preserve">) + </w:t>
+            </w:r>
+            <w:r>
+              <w:rPr>
+                <w:sz w:val="20"/>
+              </w:rPr>
+              <w:t>라벨</w:t>
+            </w:r>
+            <w:r>
+              <w:rPr>
+                <w:sz w:val="20"/>
+              </w:rPr>
+              <w:t>(</w:t>
+            </w:r>
+            <w:r>
+              <w:rPr>
+                <w:sz w:val="20"/>
+              </w:rPr>
+              <w:t>언어</w:t>
+            </w:r>
+            <w:r>
+              <w:rPr>
+                <w:sz w:val="20"/>
+              </w:rPr>
+              <w:t xml:space="preserve">) </w:t>
+            </w:r>
+            <w:r>
+              <w:rPr>
+                <w:sz w:val="20"/>
+              </w:rPr>
+              <w:t>동시</w:t>
+            </w:r>
+            <w:r>
+              <w:rPr>
+                <w:sz w:val="20"/>
+              </w:rPr>
+              <w:t xml:space="preserve"> </w:t>
+            </w:r>
+            <w:r>
+              <w:rPr>
+                <w:sz w:val="20"/>
+              </w:rPr>
+              <w:t>제시</w:t>
             </w:r>
           </w:p>
         </w:tc>
@@ -6368,13 +6681,19 @@
               <w:rPr>
                 <w:sz w:val="20"/>
               </w:rPr>
-              <w:t>양상성</w:t>
-            </w:r>
-            <w:r>
-              <w:rPr>
-                <w:sz w:val="20"/>
-              </w:rPr>
-              <w:t xml:space="preserve"> (Modality)</w:t>
+              <w:t>시간적</w:t>
+            </w:r>
+            <w:r>
+              <w:rPr>
+                <w:sz w:val="20"/>
+              </w:rPr>
+              <w:t xml:space="preserve"> </w:t>
+            </w:r>
+            <w:r>
+              <w:rPr>
+                <w:sz w:val="20"/>
+              </w:rPr>
+              <w:t>인접성</w:t>
             </w:r>
           </w:p>
         </w:tc>
@@ -6393,79 +6712,7 @@
               <w:rPr>
                 <w:sz w:val="20"/>
               </w:rPr>
-              <w:t>음원</w:t>
-            </w:r>
-            <w:r>
-              <w:rPr>
-                <w:sz w:val="20"/>
-              </w:rPr>
-              <w:t>(</w:t>
-            </w:r>
-            <w:r>
-              <w:rPr>
-                <w:sz w:val="20"/>
-              </w:rPr>
-              <w:t>청각</w:t>
-            </w:r>
-            <w:r>
-              <w:rPr>
-                <w:sz w:val="20"/>
-              </w:rPr>
-              <w:t xml:space="preserve">) + </w:t>
-            </w:r>
-            <w:r>
-              <w:rPr>
-                <w:sz w:val="20"/>
-              </w:rPr>
-              <w:t>악보</w:t>
-            </w:r>
-            <w:r>
-              <w:rPr>
-                <w:sz w:val="20"/>
-              </w:rPr>
-              <w:t>(</w:t>
-            </w:r>
-            <w:r>
-              <w:rPr>
-                <w:sz w:val="20"/>
-              </w:rPr>
-              <w:t>시각</w:t>
-            </w:r>
-            <w:r>
-              <w:rPr>
-                <w:sz w:val="20"/>
-              </w:rPr>
-              <w:t xml:space="preserve">) + </w:t>
-            </w:r>
-            <w:r>
-              <w:rPr>
-                <w:sz w:val="20"/>
-              </w:rPr>
-              <w:t>라벨</w:t>
-            </w:r>
-            <w:r>
-              <w:rPr>
-                <w:sz w:val="20"/>
-              </w:rPr>
-              <w:t>(</w:t>
-            </w:r>
-            <w:r>
-              <w:rPr>
-                <w:sz w:val="20"/>
-              </w:rPr>
-              <w:t>언어</w:t>
-            </w:r>
-            <w:r>
-              <w:rPr>
-                <w:sz w:val="20"/>
-              </w:rPr>
-              <w:t xml:space="preserve">) </w:t>
-            </w:r>
-            <w:r>
-              <w:rPr>
-                <w:sz w:val="20"/>
-              </w:rPr>
-              <w:t>동시</w:t>
+              <w:t>모든</w:t>
             </w:r>
             <w:r>
               <w:rPr>
@@ -6477,7 +6724,93 @@
               <w:rPr>
                 <w:sz w:val="20"/>
               </w:rPr>
-              <w:t>제시</w:t>
+              <w:t>표상이</w:t>
+            </w:r>
+            <w:r>
+              <w:rPr>
+                <w:sz w:val="20"/>
+              </w:rPr>
+              <w:t xml:space="preserve"> </w:t>
+            </w:r>
+            <w:r>
+              <w:rPr>
+                <w:rStyle w:val="VerbatimChar"/>
+                <w:rFonts w:ascii="Times New Roman" w:hAnsi="Times New Roman"/>
+                <w:sz w:val="20"/>
+              </w:rPr>
+              <w:t>timeupdate</w:t>
+            </w:r>
+            <w:r>
+              <w:rPr>
+                <w:sz w:val="20"/>
+              </w:rPr>
+              <w:t xml:space="preserve"> </w:t>
+            </w:r>
+            <w:r>
+              <w:rPr>
+                <w:sz w:val="20"/>
+              </w:rPr>
+              <w:t>시</w:t>
+            </w:r>
+            <w:r>
+              <w:rPr>
+                <w:sz w:val="20"/>
+              </w:rPr>
+              <w:t xml:space="preserve"> </w:t>
+            </w:r>
+            <w:r>
+              <w:rPr>
+                <w:sz w:val="20"/>
+              </w:rPr>
+              <w:t>단일</w:t>
+            </w:r>
+            <w:r>
+              <w:rPr>
+                <w:sz w:val="20"/>
+              </w:rPr>
+              <w:t xml:space="preserve"> </w:t>
+            </w:r>
+            <w:r>
+              <w:rPr>
+                <w:sz w:val="20"/>
+              </w:rPr>
+              <w:t>렌더</w:t>
+            </w:r>
+            <w:r>
+              <w:rPr>
+                <w:sz w:val="20"/>
+              </w:rPr>
+              <w:t xml:space="preserve"> </w:t>
+            </w:r>
+            <w:r>
+              <w:rPr>
+                <w:sz w:val="20"/>
+              </w:rPr>
+              <w:t>프레임</w:t>
+            </w:r>
+            <w:r>
+              <w:rPr>
+                <w:sz w:val="20"/>
+              </w:rPr>
+              <w:t xml:space="preserve"> </w:t>
+            </w:r>
+            <w:r>
+              <w:rPr>
+                <w:sz w:val="20"/>
+              </w:rPr>
+              <w:t>내</w:t>
+            </w:r>
+            <w:r>
+              <w:rPr>
+                <w:sz w:val="20"/>
+              </w:rPr>
+              <w:t xml:space="preserve"> </w:t>
+            </w:r>
+            <w:r>
+              <w:rPr>
+                <w:sz w:val="20"/>
+              </w:rPr>
+              <w:t>갱신</w:t>
             </w:r>
           </w:p>
         </w:tc>
@@ -6501,7 +6834,7 @@
               <w:rPr>
                 <w:sz w:val="20"/>
               </w:rPr>
-              <w:t>시간적</w:t>
+              <w:t>공간적</w:t>
             </w:r>
             <w:r>
               <w:rPr>
@@ -6532,159 +6865,6 @@
               <w:rPr>
                 <w:sz w:val="20"/>
               </w:rPr>
-              <w:t>모든</w:t>
-            </w:r>
-            <w:r>
-              <w:rPr>
-                <w:sz w:val="20"/>
-              </w:rPr>
-              <w:t xml:space="preserve"> </w:t>
-            </w:r>
-            <w:r>
-              <w:rPr>
-                <w:sz w:val="20"/>
-              </w:rPr>
-              <w:t>표상이</w:t>
-            </w:r>
-            <w:r>
-              <w:rPr>
-                <w:sz w:val="20"/>
-              </w:rPr>
-              <w:t xml:space="preserve"> </w:t>
-            </w:r>
-            <w:r>
-              <w:rPr>
-                <w:rStyle w:val="VerbatimChar"/>
-                <w:rFonts w:ascii="Times New Roman" w:hAnsi="Times New Roman"/>
-                <w:sz w:val="20"/>
-              </w:rPr>
-              <w:t>timeupdate</w:t>
-            </w:r>
-            <w:r>
-              <w:rPr>
-                <w:sz w:val="20"/>
-              </w:rPr>
-              <w:t xml:space="preserve"> </w:t>
-            </w:r>
-            <w:r>
-              <w:rPr>
-                <w:sz w:val="20"/>
-              </w:rPr>
-              <w:t>시</w:t>
-            </w:r>
-            <w:r>
-              <w:rPr>
-                <w:sz w:val="20"/>
-              </w:rPr>
-              <w:t xml:space="preserve"> </w:t>
-            </w:r>
-            <w:r>
-              <w:rPr>
-                <w:sz w:val="20"/>
-              </w:rPr>
-              <w:t>단일</w:t>
-            </w:r>
-            <w:r>
-              <w:rPr>
-                <w:sz w:val="20"/>
-              </w:rPr>
-              <w:t xml:space="preserve"> </w:t>
-            </w:r>
-            <w:r>
-              <w:rPr>
-                <w:sz w:val="20"/>
-              </w:rPr>
-              <w:t>렌더</w:t>
-            </w:r>
-            <w:r>
-              <w:rPr>
-                <w:sz w:val="20"/>
-              </w:rPr>
-              <w:t xml:space="preserve"> </w:t>
-            </w:r>
-            <w:r>
-              <w:rPr>
-                <w:sz w:val="20"/>
-              </w:rPr>
-              <w:t>프레임</w:t>
-            </w:r>
-            <w:r>
-              <w:rPr>
-                <w:sz w:val="20"/>
-              </w:rPr>
-              <w:t xml:space="preserve"> </w:t>
-            </w:r>
-            <w:r>
-              <w:rPr>
-                <w:sz w:val="20"/>
-              </w:rPr>
-              <w:t>내</w:t>
-            </w:r>
-            <w:r>
-              <w:rPr>
-                <w:sz w:val="20"/>
-              </w:rPr>
-              <w:t xml:space="preserve"> </w:t>
-            </w:r>
-            <w:r>
-              <w:rPr>
-                <w:sz w:val="20"/>
-              </w:rPr>
-              <w:t>갱신</w:t>
-            </w:r>
-          </w:p>
-        </w:tc>
-      </w:tr>
-      <w:tr>
-        <w:trPr>
-          <w:jc w:val="center"/>
-        </w:trPr>
-        <w:tc>
-          <w:tcPr>
-            <w:tcW w:w="0" w:type="auto"/>
-          </w:tcPr>
-          <w:p>
-            <w:pPr>
-              <w:pStyle w:val="Compact"/>
-              <w:rPr>
-                <w:sz w:val="20"/>
-              </w:rPr>
-            </w:pPr>
-            <w:r>
-              <w:rPr>
-                <w:sz w:val="20"/>
-              </w:rPr>
-              <w:t>공간적</w:t>
-            </w:r>
-            <w:r>
-              <w:rPr>
-                <w:sz w:val="20"/>
-              </w:rPr>
-              <w:t xml:space="preserve"> </w:t>
-            </w:r>
-            <w:r>
-              <w:rPr>
-                <w:sz w:val="20"/>
-              </w:rPr>
-              <w:t>인접성</w:t>
-            </w:r>
-          </w:p>
-        </w:tc>
-        <w:tc>
-          <w:tcPr>
-            <w:tcW w:w="0" w:type="auto"/>
-          </w:tcPr>
-          <w:p>
-            <w:pPr>
-              <w:pStyle w:val="Compact"/>
-              <w:rPr>
-                <w:sz w:val="20"/>
-              </w:rPr>
-            </w:pPr>
-            <w:r>
-              <w:rPr>
-                <w:sz w:val="20"/>
-              </w:rPr>
               <w:t>색상</w:t>
             </w:r>
             <w:r>
@@ -6814,7 +6994,10 @@
         <w:pStyle w:val="a8"/>
       </w:pPr>
       <w:r>
-        <w:t xml:space="preserve">Color mapping has been studied as a representational means in music pedagogy. Kuo and Chuang (2013), proposing a color music notation system for beginners, map pitch, duration, range, and intensity to colors, lattices, graphs, and shape sizes respectively, drawing on Itten’s color wheel and the Natural Color System to align twelve primary colors with twelve-tone equal temperament. Their work demonstrates the systematic applicability of color–music synesthetic mapping at the </w:t>
+        <w:t xml:space="preserve">Color mapping has been studied as a representational means in music pedagogy. Kuo and Chuang (2013), proposing a color music notation system </w:t>
+      </w:r>
+      <w:r>
+        <w:t xml:space="preserve">for beginners, map pitch, duration, range, and intensity to colors, lattices, graphs, and shape sizes respectively, drawing on Itten’s color wheel and the Natural Color System to align twelve primary colors with twelve-tone equal temperament. Their work demonstrates the systematic applicability of color–music synesthetic mapping at the </w:t>
       </w:r>
       <w:r>
         <w:rPr>
@@ -6824,7 +7007,10 @@
         <w:t>pitch</w:t>
       </w:r>
       <w:r>
-        <w:t xml:space="preserve"> dimension. Our tool’s two-tier scheme (sections plus theme zones, with WCAG-2.1 contrast and non-color redundancy) applies the same color–music representational principle, but at the </w:t>
+        <w:t xml:space="preserve"> dimension. Our tool’s two-tier scheme (sections plus theme zones, with WCAG-2.1 contrast and non-color redundancy) applies the same color–music representational princip</w:t>
+      </w:r>
+      <w:r>
+        <w:t xml:space="preserve">le, but at the </w:t>
       </w:r>
       <w:r>
         <w:rPr>
@@ -7933,6 +8119,7 @@
         <w:t xml:space="preserve">(first-class) </w:t>
       </w:r>
       <w:r>
+        <w:lastRenderedPageBreak/>
         <w:t>웹</w:t>
       </w:r>
       <w:r>
@@ -8685,7 +8872,7 @@
         <w:pStyle w:val="a8"/>
       </w:pPr>
       <w:r>
-        <w:t>Table 1 positions the present work against several adjacent systems.</w:t>
+        <w:t>Table 2 positions the present work against several adjacent systems.</w:t>
       </w:r>
     </w:p>
     <w:p>
@@ -8696,10 +8883,10 @@
         <w:t>표</w:t>
       </w:r>
       <w:r>
-        <w:t xml:space="preserve"> 1 </w:t>
-      </w:r>
-      <w:r>
-        <w:t>은</w:t>
+        <w:t xml:space="preserve"> 2 </w:t>
+      </w:r>
+      <w:r>
+        <w:t>는</w:t>
       </w:r>
       <w:r>
         <w:t xml:space="preserve"> </w:t>
@@ -8750,7 +8937,7 @@
           <w:b/>
           <w:bCs/>
         </w:rPr>
-        <w:t>Table 1.</w:t>
+        <w:t>Table 2.</w:t>
       </w:r>
       <w:r>
         <w:t xml:space="preserve"> Comparison with related visualization, annotation, and score-following tools.</w:t>
@@ -9994,7 +10181,7 @@
           <w:b/>
           <w:bCs/>
         </w:rPr>
-        <w:t xml:space="preserve"> 1.</w:t>
+        <w:t xml:space="preserve"> 2.</w:t>
       </w:r>
       <w:r>
         <w:t xml:space="preserve"> </w:t>
@@ -11567,6 +11754,7 @@
         <w:pStyle w:val="FirstParagraph"/>
       </w:pPr>
       <w:r>
+        <w:lastRenderedPageBreak/>
         <w:t>따라서</w:t>
       </w:r>
       <w:r>
@@ -11974,7 +12162,10 @@
         <w:t>Sonata facile</w:t>
       </w:r>
       <w:r>
-        <w:t xml:space="preserve"> is a posthumous attribution), the movement is in C major, common time, </w:t>
+        <w:t xml:space="preserve"> </w:t>
+      </w:r>
+      <w:r>
+        <w:t xml:space="preserve">is a posthumous attribution), the movement is in C major, common time, </w:t>
       </w:r>
       <w:r>
         <w:rPr>
@@ -12004,10 +12195,7 @@
         <w:t>analyzed</w:t>
       </w:r>
       <w:r>
-        <w:t xml:space="preserve"> it, a peculiar gap that this paper, and the tool it accompanies, take as a pedagogical opportunity. Three properties make Movement I uniquely productive as a teachi</w:t>
-      </w:r>
-      <w:r>
-        <w:t>ng case:</w:t>
+        <w:t xml:space="preserve"> it, a peculiar gap that this paper, and the tool it accompanies, take as a pedagogical opportunity. Three properties make Movement I uniquely productive as a teaching case:</w:t>
       </w:r>
     </w:p>
     <w:p>
@@ -13169,7 +13357,7 @@
         <w:pStyle w:val="a8"/>
       </w:pPr>
       <w:r>
-        <w:t xml:space="preserve">Table 2 presents the formal analysis encoded in the tool. The two-level grain, large </w:t>
+        <w:t xml:space="preserve">Table 3 presents the formal analysis encoded in the tool. The two-level grain, large </w:t>
       </w:r>
       <w:r>
         <w:rPr>
@@ -13199,10 +13387,7 @@
         <w:t>Sonata Theory</w:t>
       </w:r>
       <w:r>
-        <w:t xml:space="preserve"> framework </w:t>
-      </w:r>
-      <w:r>
-        <w:t>of Hepokoski and Darcy (2006), simplified for pedagogical use by collapsing the transition into the primary-theme zone when the latter is harmonically continuous.</w:t>
+        <w:t xml:space="preserve"> framework of Hepokoski and Darcy (2006), simplified for pedagogical use by collapsing the transition into the primary-theme zone when the latter is harmonically continuous.</w:t>
       </w:r>
     </w:p>
     <w:p>
@@ -13213,10 +13398,10 @@
         <w:t>표</w:t>
       </w:r>
       <w:r>
-        <w:t xml:space="preserve"> 2 </w:t>
-      </w:r>
-      <w:r>
-        <w:t>는</w:t>
+        <w:t xml:space="preserve"> 3 </w:t>
+      </w:r>
+      <w:r>
+        <w:t>은</w:t>
       </w:r>
       <w:r>
         <w:t xml:space="preserve"> </w:t>
@@ -13457,7 +13642,7 @@
           <w:b/>
           <w:bCs/>
         </w:rPr>
-        <w:t>Table 2.</w:t>
+        <w:t>Table 3.</w:t>
       </w:r>
       <w:r>
         <w:t xml:space="preserve"> Two-level formal analysis of K. 545, mvt. I (73 measures). Times are given for a representative recording at ♩ ≈ 132 with the exposition repeat taken.</w:t>
@@ -13472,6 +13657,7 @@
           <w:b/>
           <w:bCs/>
         </w:rPr>
+        <w:lastRenderedPageBreak/>
         <w:t>표</w:t>
       </w:r>
       <w:r>
@@ -13479,7 +13665,7 @@
           <w:b/>
           <w:bCs/>
         </w:rPr>
-        <w:t xml:space="preserve"> 2.</w:t>
+        <w:t xml:space="preserve"> 3.</w:t>
       </w:r>
       <w:r>
         <w:t xml:space="preserve"> K. 545 1</w:t>
@@ -14310,7 +14496,13 @@
               <w:rPr>
                 <w:sz w:val="20"/>
               </w:rPr>
-              <w:t xml:space="preserve"> ← subdominant</w:t>
+              <w:t xml:space="preserve"> </w:t>
+            </w:r>
+            <w:r>
+              <w:rPr>
+                <w:sz w:val="20"/>
+              </w:rPr>
+              <w:t>← subdominant</w:t>
             </w:r>
           </w:p>
         </w:tc>
@@ -15507,10 +15699,10 @@
         <w:t>First</w:t>
       </w:r>
       <w:r>
-        <w:t xml:space="preserve">, every numbered </w:t>
-      </w:r>
-      <w:r>
-        <w:t xml:space="preserve">measure has a unique formal address: this is what allows the tool to overlay a color block on each measure in the score and a color segment on the timeline. </w:t>
+        <w:t xml:space="preserve">, every numbered measure has a unique formal address: this is what allows the tool to </w:t>
+      </w:r>
+      <w:r>
+        <w:t xml:space="preserve">overlay a color block on each measure in the score and a color segment on the timeline. </w:t>
       </w:r>
       <w:r>
         <w:rPr>
@@ -15560,7 +15752,10 @@
         <w:t>entire harmonic pattern of the exposition</w:t>
       </w:r>
       <w:r>
-        <w:t>, but shifted: P now in F major rather than C, with S returning to C rather than going to G. The remainder of this section unpacks why.</w:t>
+        <w:t xml:space="preserve">, but shifted: P now in F major rather than C, with S returning to C rather </w:t>
+      </w:r>
+      <w:r>
+        <w:t>than going to G. The remainder of this section unpacks why.</w:t>
       </w:r>
     </w:p>
     <w:p>
@@ -16499,6 +16694,7 @@
       </w:pPr>
       <w:bookmarkStart w:id="16" w:name="a-symmetrical-harmonic-plan-대칭적-화성-설계"/>
       <w:r>
+        <w:lastRenderedPageBreak/>
         <w:t xml:space="preserve">A symmetrical harmonic plan / </w:t>
       </w:r>
       <w:r>
@@ -17433,10 +17629,10 @@
         <w:t>IV → I</w:t>
       </w:r>
       <w:r>
-        <w:t xml:space="preserve"> of the </w:t>
-      </w:r>
-      <w:r>
-        <w:t>recapitulation, exactly the resolution the form requires. The same modulatory mechanism, redirected by a single starting-key shift, achieves precisely the opposite tonal effect.</w:t>
+        <w:t xml:space="preserve"> of the recapitulation, exactly the resolution the form requires. The same </w:t>
+      </w:r>
+      <w:r>
+        <w:t>modulatory mechanism, redirected by a single starting-key shift, achieves precisely the opposite tonal effect.</w:t>
       </w:r>
     </w:p>
     <w:p>
@@ -17983,7 +18179,11 @@
         <w:t>관습은</w:t>
       </w:r>
       <w:r>
-        <w:t xml:space="preserve"> “</w:t>
+        <w:t xml:space="preserve"> </w:t>
+      </w:r>
+      <w:r>
+        <w:lastRenderedPageBreak/>
+        <w:t>“</w:t>
       </w:r>
       <w:r>
         <w:t>주제들을</w:t>
@@ -19950,7 +20150,11 @@
         <w:t>designed to reveal</w:t>
       </w:r>
       <w:r>
-        <w:t>. Figure 1 shows the recapitulation P region in the tool: the F-major key signature (one flat) is visible at the start of the recapitulation, and the analysis pane labels the section in real time. Three features carry the pedagogical work:</w:t>
+        <w:t>. Figure 1 shows the recapitulation P region in the tool: the F-</w:t>
+      </w:r>
+      <w:r>
+        <w:lastRenderedPageBreak/>
+        <w:t>major key signature (one flat) is visible at the start of the recapitulation, and the analysis pane labels the section in real time. Three features carry the pedagogical work:</w:t>
       </w:r>
     </w:p>
     <w:p>
@@ -20211,7 +20415,7 @@
           <w:noProof/>
         </w:rPr>
         <w:drawing>
-          <wp:inline distT="0" distB="0" distL="0" distR="0" wp14:anchorId="75C33C15" wp14:editId="75C33C16">
+          <wp:inline distT="0" distB="0" distL="0" distR="0" wp14:anchorId="062F3519" wp14:editId="062F351A">
             <wp:extent cx="5334000" cy="1834827"/>
             <wp:effectExtent l="0" t="0" r="0" b="0"/>
             <wp:docPr id="27" name="Picture" descr="Figure 1. Recapitulation P region (mm. 42–58) on the score with the section overlay visible at the boundary. The F-major key signature (one flat) is the visible cue that distinguishes the recapitulation P from the C-major exposition P, illustrating K. 545’s subdominant-recapitulation deformation discussed in §3.3."/>
@@ -20461,21 +20665,17 @@
         <w:t>Auto-commentary on the deformation.</w:t>
       </w:r>
       <w:r>
-        <w:t xml:space="preserve"> The same pane displays a short framing sentence, </w:t>
-      </w:r>
-      <w:r>
-        <w:rPr>
-          <w:i/>
-          <w:iCs/>
-        </w:rPr>
-        <w:t xml:space="preserve">“Subdominant recapitulation: the </w:t>
-      </w:r>
-      <w:r>
-        <w:rPr>
-          <w:i/>
-          <w:iCs/>
-        </w:rPr>
-        <w:t>exposition’s modulation plan, redirected toward the tonic”</w:t>
+        <w:t xml:space="preserve"> </w:t>
+      </w:r>
+      <w:r>
+        <w:t xml:space="preserve">The same pane displays a short framing sentence, </w:t>
+      </w:r>
+      <w:r>
+        <w:rPr>
+          <w:i/>
+          <w:iCs/>
+        </w:rPr>
+        <w:t>“Subdominant recapitulation: the exposition’s modulation plan, redirected toward the tonic”</w:t>
       </w:r>
       <w:r>
         <w:t xml:space="preserve">, which transforms the local key change into a </w:t>
@@ -21824,8 +22024,9 @@
         <w:rPr>
           <w:noProof/>
         </w:rPr>
+        <w:lastRenderedPageBreak/>
         <w:drawing>
-          <wp:inline distT="0" distB="0" distL="0" distR="0" wp14:anchorId="75C33C17" wp14:editId="75C33C18">
+          <wp:inline distT="0" distB="0" distL="0" distR="0" wp14:anchorId="062F351B" wp14:editId="062F351C">
             <wp:extent cx="5334000" cy="2779810"/>
             <wp:effectExtent l="0" t="0" r="0" b="0"/>
             <wp:docPr id="33" name="Picture" descr="Figure 2. System overview at startup, showing the title banner, the section-level timeline (top: pastel-blue exposition, pastel-amber development, pastel-green recapitulation), the now-playing analysis pane (theme zone, key, current measure), and the OSMD-rendered MusicXML score below."/>
@@ -21906,6 +22107,121 @@
         <w:t>표상</w:t>
       </w:r>
     </w:p>
+    <w:p>
+      <w:pPr>
+        <w:pStyle w:val="a8"/>
+      </w:pPr>
+      <w:r>
+        <w:t xml:space="preserve">The three representations and their update behaviour on each </w:t>
+      </w:r>
+      <w:r>
+        <w:rPr>
+          <w:rStyle w:val="VerbatimChar"/>
+        </w:rPr>
+        <w:t>timeupdate</w:t>
+      </w:r>
+      <w:r>
+        <w:t xml:space="preserve"> event are summarized in Table 4.</w:t>
+      </w:r>
+    </w:p>
+    <w:p>
+      <w:pPr>
+        <w:pStyle w:val="FirstParagraph"/>
+      </w:pPr>
+      <w:r>
+        <w:t>세</w:t>
+      </w:r>
+      <w:r>
+        <w:t xml:space="preserve"> </w:t>
+      </w:r>
+      <w:r>
+        <w:t>가지</w:t>
+      </w:r>
+      <w:r>
+        <w:t xml:space="preserve"> </w:t>
+      </w:r>
+      <w:r>
+        <w:t>표상과</w:t>
+      </w:r>
+      <w:r>
+        <w:t xml:space="preserve"> </w:t>
+      </w:r>
+      <w:r>
+        <w:rPr>
+          <w:rStyle w:val="VerbatimChar"/>
+        </w:rPr>
+        <w:t>timeupdate</w:t>
+      </w:r>
+      <w:r>
+        <w:t xml:space="preserve"> </w:t>
+      </w:r>
+      <w:r>
+        <w:t>이벤트에서의</w:t>
+      </w:r>
+      <w:r>
+        <w:t xml:space="preserve"> </w:t>
+      </w:r>
+      <w:r>
+        <w:t>갱신</w:t>
+      </w:r>
+      <w:r>
+        <w:t xml:space="preserve"> </w:t>
+      </w:r>
+      <w:r>
+        <w:t>동작은</w:t>
+      </w:r>
+      <w:r>
+        <w:t xml:space="preserve"> </w:t>
+      </w:r>
+      <w:r>
+        <w:t>표</w:t>
+      </w:r>
+      <w:r>
+        <w:t xml:space="preserve"> 4 </w:t>
+      </w:r>
+      <w:r>
+        <w:t>에</w:t>
+      </w:r>
+      <w:r>
+        <w:t xml:space="preserve"> </w:t>
+      </w:r>
+      <w:r>
+        <w:t>정리되어</w:t>
+      </w:r>
+      <w:r>
+        <w:t xml:space="preserve"> </w:t>
+      </w:r>
+      <w:r>
+        <w:t>있다</w:t>
+      </w:r>
+      <w:r>
+        <w:t>.</w:t>
+      </w:r>
+    </w:p>
+    <w:p>
+      <w:pPr>
+        <w:pStyle w:val="a8"/>
+      </w:pPr>
+      <w:r>
+        <w:rPr>
+          <w:b/>
+          <w:bCs/>
+        </w:rPr>
+        <w:t>Table 4.</w:t>
+      </w:r>
+      <w:r>
+        <w:t xml:space="preserve"> The three coordinated representations and their behaviour on each </w:t>
+      </w:r>
+      <w:r>
+        <w:rPr>
+          <w:rStyle w:val="VerbatimChar"/>
+        </w:rPr>
+        <w:t>timeupdate</w:t>
+      </w:r>
+      <w:r>
+        <w:t xml:space="preserve"> event.</w:t>
+      </w:r>
+    </w:p>
     <w:tbl>
       <w:tblPr>
         <w:tblStyle w:val="Table"/>
@@ -22210,24 +22526,111 @@
           </w:p>
         </w:tc>
       </w:tr>
+    </w:tbl>
+    <w:p>
+      <w:pPr>
+        <w:pStyle w:val="FirstParagraph"/>
+      </w:pPr>
+      <w:r>
+        <w:rPr>
+          <w:b/>
+          <w:bCs/>
+        </w:rPr>
+        <w:t>표</w:t>
+      </w:r>
+      <w:r>
+        <w:rPr>
+          <w:b/>
+          <w:bCs/>
+        </w:rPr>
+        <w:t xml:space="preserve"> 4.</w:t>
+      </w:r>
+      <w:r>
+        <w:t xml:space="preserve"> </w:t>
+      </w:r>
+      <w:r>
+        <w:t>세</w:t>
+      </w:r>
+      <w:r>
+        <w:t xml:space="preserve"> </w:t>
+      </w:r>
+      <w:r>
+        <w:t>가지</w:t>
+      </w:r>
+      <w:r>
+        <w:t xml:space="preserve"> </w:t>
+      </w:r>
+      <w:r>
+        <w:t>좌표</w:t>
+      </w:r>
+      <w:r>
+        <w:t xml:space="preserve"> </w:t>
+      </w:r>
+      <w:r>
+        <w:t>표상과</w:t>
+      </w:r>
+      <w:r>
+        <w:t xml:space="preserve"> </w:t>
+      </w:r>
+      <w:r>
+        <w:rPr>
+          <w:rStyle w:val="VerbatimChar"/>
+        </w:rPr>
+        <w:t>timeupdate</w:t>
+      </w:r>
+      <w:r>
+        <w:t xml:space="preserve"> </w:t>
+      </w:r>
+      <w:r>
+        <w:t>이벤트에서의</w:t>
+      </w:r>
+      <w:r>
+        <w:t xml:space="preserve"> </w:t>
+      </w:r>
+      <w:r>
+        <w:t>동작</w:t>
+      </w:r>
+      <w:r>
+        <w:t>.</w:t>
+      </w:r>
+    </w:p>
+    <w:tbl>
+      <w:tblPr>
+        <w:tblStyle w:val="Table"/>
+        <w:tblW w:w="0" w:type="auto"/>
+        <w:jc w:val="center"/>
+        <w:tblLook w:val="0020" w:firstRow="1" w:lastRow="0" w:firstColumn="0" w:lastColumn="0" w:noHBand="0" w:noVBand="0"/>
+      </w:tblPr>
+      <w:tblGrid>
+        <w:gridCol w:w="1430"/>
+        <w:gridCol w:w="3901"/>
+        <w:gridCol w:w="2306"/>
+      </w:tblGrid>
       <w:tr>
         <w:trPr>
+          <w:cnfStyle w:val="100000000000" w:firstRow="1" w:lastRow="0" w:firstColumn="0" w:lastColumn="0" w:oddVBand="0" w:evenVBand="0" w:oddHBand="0" w:evenHBand="0" w:firstRowFirstColumn="0" w:firstRowLastColumn="0" w:lastRowFirstColumn="0" w:lastRowLastColumn="0"/>
           <w:tblHeader/>
           <w:jc w:val="center"/>
         </w:trPr>
         <w:tc>
           <w:tcPr>
             <w:tcW w:w="0" w:type="auto"/>
+            <w:tcBorders>
+              <w:bottom w:val="single" w:sz="2" w:space="0" w:color="auto"/>
+            </w:tcBorders>
+            <w:shd w:val="clear" w:color="auto" w:fill="EBEBEB"/>
           </w:tcPr>
           <w:p>
             <w:pPr>
               <w:pStyle w:val="Compact"/>
               <w:rPr>
+                <w:b/>
                 <w:sz w:val="20"/>
               </w:rPr>
             </w:pPr>
             <w:r>
               <w:rPr>
+                <w:b/>
                 <w:sz w:val="20"/>
               </w:rPr>
               <w:t>표상</w:t>
@@ -22237,16 +22640,22 @@
         <w:tc>
           <w:tcPr>
             <w:tcW w:w="0" w:type="auto"/>
+            <w:tcBorders>
+              <w:bottom w:val="single" w:sz="2" w:space="0" w:color="auto"/>
+            </w:tcBorders>
+            <w:shd w:val="clear" w:color="auto" w:fill="EBEBEB"/>
           </w:tcPr>
           <w:p>
             <w:pPr>
               <w:pStyle w:val="Compact"/>
               <w:rPr>
+                <w:b/>
                 <w:sz w:val="20"/>
               </w:rPr>
             </w:pPr>
             <w:r>
               <w:rPr>
+                <w:b/>
                 <w:sz w:val="20"/>
               </w:rPr>
               <w:t>인코딩</w:t>
@@ -22256,11 +22665,16 @@
         <w:tc>
           <w:tcPr>
             <w:tcW w:w="0" w:type="auto"/>
+            <w:tcBorders>
+              <w:bottom w:val="single" w:sz="2" w:space="0" w:color="auto"/>
+            </w:tcBorders>
+            <w:shd w:val="clear" w:color="auto" w:fill="EBEBEB"/>
           </w:tcPr>
           <w:p>
             <w:pPr>
               <w:pStyle w:val="Compact"/>
               <w:rPr>
+                <w:b/>
                 <w:sz w:val="20"/>
               </w:rPr>
             </w:pPr>
@@ -22268,33 +22682,223 @@
               <w:rPr>
                 <w:rStyle w:val="VerbatimChar"/>
                 <w:rFonts w:ascii="Times New Roman" w:hAnsi="Times New Roman"/>
+                <w:b/>
                 <w:sz w:val="20"/>
               </w:rPr>
               <w:t>timeupdate</w:t>
             </w:r>
             <w:r>
               <w:rPr>
+                <w:b/>
                 <w:sz w:val="20"/>
               </w:rPr>
               <w:t xml:space="preserve"> </w:t>
             </w:r>
             <w:r>
               <w:rPr>
+                <w:b/>
                 <w:sz w:val="20"/>
               </w:rPr>
               <w:t>시</w:t>
             </w:r>
             <w:r>
               <w:rPr>
+                <w:b/>
                 <w:sz w:val="20"/>
               </w:rPr>
               <w:t xml:space="preserve"> </w:t>
             </w:r>
             <w:r>
               <w:rPr>
+                <w:b/>
                 <w:sz w:val="20"/>
               </w:rPr>
               <w:t>갱신</w:t>
+            </w:r>
+          </w:p>
+        </w:tc>
+      </w:tr>
+      <w:tr>
+        <w:trPr>
+          <w:jc w:val="center"/>
+        </w:trPr>
+        <w:tc>
+          <w:tcPr>
+            <w:tcW w:w="0" w:type="auto"/>
+            <w:tcBorders>
+              <w:top w:val="single" w:sz="2" w:space="0" w:color="auto"/>
+            </w:tcBorders>
+          </w:tcPr>
+          <w:p>
+            <w:pPr>
+              <w:pStyle w:val="Compact"/>
+              <w:rPr>
+                <w:sz w:val="20"/>
+              </w:rPr>
+            </w:pPr>
+            <w:r>
+              <w:rPr>
+                <w:b/>
+                <w:bCs/>
+                <w:sz w:val="20"/>
+              </w:rPr>
+              <w:t>색상</w:t>
+            </w:r>
+            <w:r>
+              <w:rPr>
+                <w:b/>
+                <w:bCs/>
+                <w:sz w:val="20"/>
+              </w:rPr>
+              <w:t xml:space="preserve"> </w:t>
+            </w:r>
+            <w:r>
+              <w:rPr>
+                <w:b/>
+                <w:bCs/>
+                <w:sz w:val="20"/>
+              </w:rPr>
+              <w:t>타임라인</w:t>
+            </w:r>
+          </w:p>
+        </w:tc>
+        <w:tc>
+          <w:tcPr>
+            <w:tcW w:w="0" w:type="auto"/>
+            <w:tcBorders>
+              <w:top w:val="single" w:sz="2" w:space="0" w:color="auto"/>
+            </w:tcBorders>
+          </w:tcPr>
+          <w:p>
+            <w:pPr>
+              <w:pStyle w:val="Compact"/>
+              <w:rPr>
+                <w:sz w:val="20"/>
+              </w:rPr>
+            </w:pPr>
+            <w:r>
+              <w:rPr>
+                <w:sz w:val="20"/>
+              </w:rPr>
+              <w:t>수평</w:t>
+            </w:r>
+            <w:r>
+              <w:rPr>
+                <w:sz w:val="20"/>
+              </w:rPr>
+              <w:t xml:space="preserve"> </w:t>
+            </w:r>
+            <w:r>
+              <w:rPr>
+                <w:sz w:val="20"/>
+              </w:rPr>
+              <w:t>막대</w:t>
+            </w:r>
+            <w:r>
+              <w:rPr>
+                <w:sz w:val="20"/>
+              </w:rPr>
+              <w:t xml:space="preserve">, </w:t>
+            </w:r>
+            <w:r>
+              <w:rPr>
+                <w:sz w:val="20"/>
+              </w:rPr>
+              <w:t>두</w:t>
+            </w:r>
+            <w:r>
+              <w:rPr>
+                <w:sz w:val="20"/>
+              </w:rPr>
+              <w:t xml:space="preserve"> </w:t>
+            </w:r>
+            <w:r>
+              <w:rPr>
+                <w:sz w:val="20"/>
+              </w:rPr>
+              <w:t>단계</w:t>
+            </w:r>
+            <w:r>
+              <w:rPr>
+                <w:sz w:val="20"/>
+              </w:rPr>
+              <w:t xml:space="preserve"> </w:t>
+            </w:r>
+            <w:r>
+              <w:rPr>
+                <w:sz w:val="20"/>
+              </w:rPr>
+              <w:t>색상</w:t>
+            </w:r>
+            <w:r>
+              <w:rPr>
+                <w:sz w:val="20"/>
+              </w:rPr>
+              <w:t xml:space="preserve">, </w:t>
+            </w:r>
+            <w:r>
+              <w:rPr>
+                <w:sz w:val="20"/>
+              </w:rPr>
+              <w:t>비례</w:t>
+            </w:r>
+            <w:r>
+              <w:rPr>
+                <w:sz w:val="20"/>
+              </w:rPr>
+              <w:t xml:space="preserve"> </w:t>
+            </w:r>
+            <w:r>
+              <w:rPr>
+                <w:sz w:val="20"/>
+              </w:rPr>
+              <w:t>폭</w:t>
+            </w:r>
+          </w:p>
+        </w:tc>
+        <w:tc>
+          <w:tcPr>
+            <w:tcW w:w="0" w:type="auto"/>
+            <w:tcBorders>
+              <w:top w:val="single" w:sz="2" w:space="0" w:color="auto"/>
+            </w:tcBorders>
+          </w:tcPr>
+          <w:p>
+            <w:pPr>
+              <w:pStyle w:val="Compact"/>
+              <w:rPr>
+                <w:sz w:val="20"/>
+              </w:rPr>
+            </w:pPr>
+            <w:r>
+              <w:rPr>
+                <w:sz w:val="20"/>
+              </w:rPr>
+              <w:t>빨간</w:t>
+            </w:r>
+            <w:r>
+              <w:rPr>
+                <w:sz w:val="20"/>
+              </w:rPr>
+              <w:t xml:space="preserve"> </w:t>
+            </w:r>
+            <w:r>
+              <w:rPr>
+                <w:sz w:val="20"/>
+              </w:rPr>
+              <w:t>플레이헤드</w:t>
+            </w:r>
+            <w:r>
+              <w:rPr>
+                <w:sz w:val="20"/>
+              </w:rPr>
+              <w:t xml:space="preserve"> </w:t>
+            </w:r>
+            <w:r>
+              <w:rPr>
+                <w:sz w:val="20"/>
+              </w:rPr>
+              <w:t>진행</w:t>
             </w:r>
           </w:p>
         </w:tc>
@@ -22320,23 +22924,7 @@
                 <w:bCs/>
                 <w:sz w:val="20"/>
               </w:rPr>
-              <w:t>색상</w:t>
-            </w:r>
-            <w:r>
-              <w:rPr>
-                <w:b/>
-                <w:bCs/>
-                <w:sz w:val="20"/>
-              </w:rPr>
-              <w:t xml:space="preserve"> </w:t>
-            </w:r>
-            <w:r>
-              <w:rPr>
-                <w:b/>
-                <w:bCs/>
-                <w:sz w:val="20"/>
-              </w:rPr>
-              <w:t>타임라인</w:t>
+              <w:t>악보</w:t>
             </w:r>
           </w:p>
         </w:tc>
@@ -22355,7 +22943,25 @@
               <w:rPr>
                 <w:sz w:val="20"/>
               </w:rPr>
-              <w:t>수평</w:t>
+              <w:t xml:space="preserve">MusicXML </w:t>
+            </w:r>
+            <w:r>
+              <w:rPr>
+                <w:sz w:val="20"/>
+              </w:rPr>
+              <w:t>를</w:t>
+            </w:r>
+            <w:r>
+              <w:rPr>
+                <w:sz w:val="20"/>
+              </w:rPr>
+              <w:t xml:space="preserve"> SVG </w:t>
+            </w:r>
+            <w:r>
+              <w:rPr>
+                <w:sz w:val="20"/>
+              </w:rPr>
+              <w:t>로</w:t>
             </w:r>
             <w:r>
               <w:rPr>
@@ -22367,7 +22973,7 @@
               <w:rPr>
                 <w:sz w:val="20"/>
               </w:rPr>
-              <w:t>막대</w:t>
+              <w:t>렌더</w:t>
             </w:r>
             <w:r>
               <w:rPr>
@@ -22379,7 +22985,7 @@
               <w:rPr>
                 <w:sz w:val="20"/>
               </w:rPr>
-              <w:t>두</w:t>
+              <w:t>현재</w:t>
             </w:r>
             <w:r>
               <w:rPr>
@@ -22391,7 +22997,7 @@
               <w:rPr>
                 <w:sz w:val="20"/>
               </w:rPr>
-              <w:t>단계</w:t>
+              <w:t>마디</w:t>
             </w:r>
             <w:r>
               <w:rPr>
@@ -22403,31 +23009,7 @@
               <w:rPr>
                 <w:sz w:val="20"/>
               </w:rPr>
-              <w:t>색상</w:t>
-            </w:r>
-            <w:r>
-              <w:rPr>
-                <w:sz w:val="20"/>
-              </w:rPr>
-              <w:t xml:space="preserve">, </w:t>
-            </w:r>
-            <w:r>
-              <w:rPr>
-                <w:sz w:val="20"/>
-              </w:rPr>
-              <w:t>비례</w:t>
-            </w:r>
-            <w:r>
-              <w:rPr>
-                <w:sz w:val="20"/>
-              </w:rPr>
-              <w:t xml:space="preserve"> </w:t>
-            </w:r>
-            <w:r>
-              <w:rPr>
-                <w:sz w:val="20"/>
-              </w:rPr>
-              <w:t>폭</w:t>
+              <w:t>강조</w:t>
             </w:r>
           </w:p>
         </w:tc>
@@ -22446,7 +23028,7 @@
               <w:rPr>
                 <w:sz w:val="20"/>
               </w:rPr>
-              <w:t>빨간</w:t>
+              <w:t>커서가</w:t>
             </w:r>
             <w:r>
               <w:rPr>
@@ -22458,7 +23040,7 @@
               <w:rPr>
                 <w:sz w:val="20"/>
               </w:rPr>
-              <w:t>플레이헤드</w:t>
+              <w:t>현재</w:t>
             </w:r>
             <w:r>
               <w:rPr>
@@ -22470,7 +23052,19 @@
               <w:rPr>
                 <w:sz w:val="20"/>
               </w:rPr>
-              <w:t>진행</w:t>
+              <w:t>음표로</w:t>
+            </w:r>
+            <w:r>
+              <w:rPr>
+                <w:sz w:val="20"/>
+              </w:rPr>
+              <w:t xml:space="preserve"> </w:t>
+            </w:r>
+            <w:r>
+              <w:rPr>
+                <w:sz w:val="20"/>
+              </w:rPr>
+              <w:t>이동</w:t>
             </w:r>
           </w:p>
         </w:tc>
@@ -22496,7 +23090,23 @@
                 <w:bCs/>
                 <w:sz w:val="20"/>
               </w:rPr>
-              <w:t>악보</w:t>
+              <w:t>분석</w:t>
+            </w:r>
+            <w:r>
+              <w:rPr>
+                <w:b/>
+                <w:bCs/>
+                <w:sz w:val="20"/>
+              </w:rPr>
+              <w:t xml:space="preserve"> </w:t>
+            </w:r>
+            <w:r>
+              <w:rPr>
+                <w:b/>
+                <w:bCs/>
+                <w:sz w:val="20"/>
+              </w:rPr>
+              <w:t>패널</w:t>
             </w:r>
           </w:p>
         </w:tc>
@@ -22515,25 +23125,19 @@
               <w:rPr>
                 <w:sz w:val="20"/>
               </w:rPr>
-              <w:t xml:space="preserve">MusicXML </w:t>
-            </w:r>
-            <w:r>
-              <w:rPr>
-                <w:sz w:val="20"/>
-              </w:rPr>
-              <w:t>를</w:t>
-            </w:r>
-            <w:r>
-              <w:rPr>
-                <w:sz w:val="20"/>
-              </w:rPr>
-              <w:t xml:space="preserve"> SVG </w:t>
-            </w:r>
-            <w:r>
-              <w:rPr>
-                <w:sz w:val="20"/>
-              </w:rPr>
-              <w:t>로</w:t>
+              <w:t>섹션</w:t>
+            </w:r>
+            <w:r>
+              <w:rPr>
+                <w:sz w:val="20"/>
+              </w:rPr>
+              <w:t xml:space="preserve"> + </w:t>
+            </w:r>
+            <w:r>
+              <w:rPr>
+                <w:sz w:val="20"/>
+              </w:rPr>
+              <w:t>주제</w:t>
             </w:r>
             <w:r>
               <w:rPr>
@@ -22545,7 +23149,7 @@
               <w:rPr>
                 <w:sz w:val="20"/>
               </w:rPr>
-              <w:t>렌더</w:t>
+              <w:t>라벨</w:t>
             </w:r>
             <w:r>
               <w:rPr>
@@ -22569,7 +23173,19 @@
               <w:rPr>
                 <w:sz w:val="20"/>
               </w:rPr>
-              <w:t>마디</w:t>
+              <w:t>조성</w:t>
+            </w:r>
+            <w:r>
+              <w:rPr>
+                <w:sz w:val="20"/>
+              </w:rPr>
+              <w:t xml:space="preserve">, </w:t>
+            </w:r>
+            <w:r>
+              <w:rPr>
+                <w:sz w:val="20"/>
+              </w:rPr>
+              <w:t>자동</w:t>
             </w:r>
             <w:r>
               <w:rPr>
@@ -22581,7 +23197,7 @@
               <w:rPr>
                 <w:sz w:val="20"/>
               </w:rPr>
-              <w:t>강조</w:t>
+              <w:t>해설</w:t>
             </w:r>
           </w:p>
         </w:tc>
@@ -22600,7 +23216,7 @@
               <w:rPr>
                 <w:sz w:val="20"/>
               </w:rPr>
-              <w:t>커서가</w:t>
+              <w:t>라벨</w:t>
             </w:r>
             <w:r>
               <w:rPr>
@@ -22612,7 +23228,7 @@
               <w:rPr>
                 <w:sz w:val="20"/>
               </w:rPr>
-              <w:t>현재</w:t>
+              <w:t>변경</w:t>
             </w:r>
             <w:r>
               <w:rPr>
@@ -22624,7 +23240,7 @@
               <w:rPr>
                 <w:sz w:val="20"/>
               </w:rPr>
-              <w:t>음표로</w:t>
+              <w:t>시</w:t>
             </w:r>
             <w:r>
               <w:rPr>
@@ -22636,7 +23252,791 @@
               <w:rPr>
                 <w:sz w:val="20"/>
               </w:rPr>
-              <w:t>이동</w:t>
+              <w:t>재렌더</w:t>
+            </w:r>
+          </w:p>
+        </w:tc>
+      </w:tr>
+    </w:tbl>
+    <w:p>
+      <w:pPr>
+        <w:pStyle w:val="a8"/>
+      </w:pPr>
+      <w:r>
+        <w:t xml:space="preserve">A measure-to-time lookup (binary search, O(log n)) runs once per </w:t>
+      </w:r>
+      <w:r>
+        <w:rPr>
+          <w:rStyle w:val="VerbatimChar"/>
+        </w:rPr>
+        <w:t>timeupdate</w:t>
+      </w:r>
+      <w:r>
+        <w:t xml:space="preserve"> event (≈ 250 ms). The current measure is then routed to all three representations, which update within a single render frame. A linear proportional scaling at </w:t>
+      </w:r>
+      <w:r>
+        <w:rPr>
+          <w:rStyle w:val="VerbatimChar"/>
+        </w:rPr>
+        <w:t>loadedmetadata</w:t>
+      </w:r>
+      <w:r>
+        <w:t xml:space="preserve"> accommodates recordings of different total durations than the reference (Goto 2006); future work will integrate score-audio alignment (Nakamura, Yoshii, &amp; Katayose 2017) for tempo-flexible accuracy.</w:t>
+      </w:r>
+    </w:p>
+    <w:p>
+      <w:pPr>
+        <w:pStyle w:val="FirstParagraph"/>
+      </w:pPr>
+      <w:r>
+        <w:t>마디</w:t>
+      </w:r>
+      <w:r>
+        <w:t>-</w:t>
+      </w:r>
+      <w:r>
+        <w:t>시간</w:t>
+      </w:r>
+      <w:r>
+        <w:t xml:space="preserve"> </w:t>
+      </w:r>
+      <w:r>
+        <w:t>룩업</w:t>
+      </w:r>
+      <w:r>
+        <w:t xml:space="preserve"> (</w:t>
+      </w:r>
+      <w:r>
+        <w:t>이진</w:t>
+      </w:r>
+      <w:r>
+        <w:t xml:space="preserve"> </w:t>
+      </w:r>
+      <w:r>
+        <w:t>탐색</w:t>
+      </w:r>
+      <w:r>
+        <w:t xml:space="preserve">, O(log n)) </w:t>
+      </w:r>
+      <w:r>
+        <w:t>이</w:t>
+      </w:r>
+      <w:r>
+        <w:t xml:space="preserve"> </w:t>
+      </w:r>
+      <w:r>
+        <w:rPr>
+          <w:rStyle w:val="VerbatimChar"/>
+        </w:rPr>
+        <w:t>timeupdate</w:t>
+      </w:r>
+      <w:r>
+        <w:t xml:space="preserve"> </w:t>
+      </w:r>
+      <w:r>
+        <w:t>이벤트마다</w:t>
+      </w:r>
+      <w:r>
+        <w:t xml:space="preserve"> (≈ 250 ms) 1</w:t>
+      </w:r>
+      <w:r>
+        <w:t>회</w:t>
+      </w:r>
+      <w:r>
+        <w:t xml:space="preserve"> </w:t>
+      </w:r>
+      <w:r>
+        <w:t>실행된다</w:t>
+      </w:r>
+      <w:r>
+        <w:t xml:space="preserve">. </w:t>
+      </w:r>
+      <w:r>
+        <w:t>현재</w:t>
+      </w:r>
+      <w:r>
+        <w:t xml:space="preserve"> </w:t>
+      </w:r>
+      <w:r>
+        <w:t>마디가</w:t>
+      </w:r>
+      <w:r>
+        <w:t xml:space="preserve"> </w:t>
+      </w:r>
+      <w:r>
+        <w:t>세</w:t>
+      </w:r>
+      <w:r>
+        <w:t xml:space="preserve"> </w:t>
+      </w:r>
+      <w:r>
+        <w:t>표상</w:t>
+      </w:r>
+      <w:r>
+        <w:t xml:space="preserve"> </w:t>
+      </w:r>
+      <w:r>
+        <w:t>모두로</w:t>
+      </w:r>
+      <w:r>
+        <w:t xml:space="preserve"> </w:t>
+      </w:r>
+      <w:r>
+        <w:t>라우팅되어</w:t>
+      </w:r>
+      <w:r>
+        <w:t xml:space="preserve"> </w:t>
+      </w:r>
+      <w:r>
+        <w:t>단일</w:t>
+      </w:r>
+      <w:r>
+        <w:t xml:space="preserve"> </w:t>
+      </w:r>
+      <w:r>
+        <w:t>렌더</w:t>
+      </w:r>
+      <w:r>
+        <w:t xml:space="preserve"> </w:t>
+      </w:r>
+      <w:r>
+        <w:t>프레임</w:t>
+      </w:r>
+      <w:r>
+        <w:t xml:space="preserve"> </w:t>
+      </w:r>
+      <w:r>
+        <w:t>내에</w:t>
+      </w:r>
+      <w:r>
+        <w:t xml:space="preserve"> </w:t>
+      </w:r>
+      <w:r>
+        <w:t>갱신된다</w:t>
+      </w:r>
+      <w:r>
+        <w:t xml:space="preserve">. </w:t>
+      </w:r>
+      <w:r>
+        <w:rPr>
+          <w:rStyle w:val="VerbatimChar"/>
+        </w:rPr>
+        <w:t>loadedmetadata</w:t>
+      </w:r>
+      <w:r>
+        <w:t xml:space="preserve"> </w:t>
+      </w:r>
+      <w:r>
+        <w:t>시점의</w:t>
+      </w:r>
+      <w:r>
+        <w:t xml:space="preserve"> </w:t>
+      </w:r>
+      <w:r>
+        <w:t>선형</w:t>
+      </w:r>
+      <w:r>
+        <w:t xml:space="preserve"> </w:t>
+      </w:r>
+      <w:r>
+        <w:t>비례</w:t>
+      </w:r>
+      <w:r>
+        <w:t xml:space="preserve"> </w:t>
+      </w:r>
+      <w:r>
+        <w:t>스케일링이</w:t>
+      </w:r>
+      <w:r>
+        <w:t xml:space="preserve"> </w:t>
+      </w:r>
+      <w:r>
+        <w:t>참조와</w:t>
+      </w:r>
+      <w:r>
+        <w:t xml:space="preserve"> </w:t>
+      </w:r>
+      <w:r>
+        <w:t>다른</w:t>
+      </w:r>
+      <w:r>
+        <w:t xml:space="preserve"> </w:t>
+      </w:r>
+      <w:r>
+        <w:t>총</w:t>
+      </w:r>
+      <w:r>
+        <w:t xml:space="preserve"> </w:t>
+      </w:r>
+      <w:r>
+        <w:t>길이의</w:t>
+      </w:r>
+      <w:r>
+        <w:t xml:space="preserve"> </w:t>
+      </w:r>
+      <w:r>
+        <w:t>녹음에</w:t>
+      </w:r>
+      <w:r>
+        <w:t xml:space="preserve"> </w:t>
+      </w:r>
+      <w:r>
+        <w:t>대응한다</w:t>
+      </w:r>
+      <w:r>
+        <w:t xml:space="preserve"> (Goto 2006). </w:t>
+      </w:r>
+      <w:r>
+        <w:t>향후</w:t>
+      </w:r>
+      <w:r>
+        <w:t xml:space="preserve"> </w:t>
+      </w:r>
+      <w:r>
+        <w:t>작업은</w:t>
+      </w:r>
+      <w:r>
+        <w:t xml:space="preserve"> </w:t>
+      </w:r>
+      <w:r>
+        <w:t>템포</w:t>
+      </w:r>
+      <w:r>
+        <w:t xml:space="preserve"> </w:t>
+      </w:r>
+      <w:r>
+        <w:t>가변</w:t>
+      </w:r>
+      <w:r>
+        <w:t xml:space="preserve"> </w:t>
+      </w:r>
+      <w:r>
+        <w:t>정확도를</w:t>
+      </w:r>
+      <w:r>
+        <w:t xml:space="preserve"> </w:t>
+      </w:r>
+      <w:r>
+        <w:t>위해</w:t>
+      </w:r>
+      <w:r>
+        <w:t xml:space="preserve"> score-audio alignment (Nakamura, Yoshii, &amp; Katayose 2017) </w:t>
+      </w:r>
+      <w:r>
+        <w:t>를</w:t>
+      </w:r>
+      <w:r>
+        <w:t xml:space="preserve"> </w:t>
+      </w:r>
+      <w:r>
+        <w:t>통합할</w:t>
+      </w:r>
+      <w:r>
+        <w:t xml:space="preserve"> </w:t>
+      </w:r>
+      <w:r>
+        <w:t>예정이다</w:t>
+      </w:r>
+      <w:r>
+        <w:t>.</w:t>
+      </w:r>
+    </w:p>
+    <w:p>
+      <w:pPr>
+        <w:pStyle w:val="2"/>
+      </w:pPr>
+      <w:bookmarkStart w:id="22" w:name="the-two-level-color-scheme-두-단계-색상-도식"/>
+      <w:bookmarkEnd w:id="21"/>
+      <w:r>
+        <w:t xml:space="preserve">4.2 The Two-Level Color Scheme / </w:t>
+      </w:r>
+      <w:r>
+        <w:t>두</w:t>
+      </w:r>
+      <w:r>
+        <w:t xml:space="preserve"> </w:t>
+      </w:r>
+      <w:r>
+        <w:t>단계</w:t>
+      </w:r>
+      <w:r>
+        <w:t xml:space="preserve"> </w:t>
+      </w:r>
+      <w:r>
+        <w:t>색상</w:t>
+      </w:r>
+      <w:r>
+        <w:t xml:space="preserve"> </w:t>
+      </w:r>
+      <w:r>
+        <w:t>도식</w:t>
+      </w:r>
+    </w:p>
+    <w:p>
+      <w:pPr>
+        <w:pStyle w:val="a8"/>
+      </w:pPr>
+      <w:r>
+        <w:t>Color encoding follows two principles. First, WCAG 2.1 AA compliance: text contrast is maintained at ≥ 4.5:1. Second, color-blind accessibility: no information is conveyed by color alone, theme zones (P / S / codetta) are also distinguished by accent bars and text labels, following the kind of multi-channel encoding practice that Kuo and Chuang (2013) systematize at the pitch level for beginner notation. The mapping is summarized in Table 5.</w:t>
+      </w:r>
+    </w:p>
+    <w:p>
+      <w:pPr>
+        <w:pStyle w:val="FirstParagraph"/>
+      </w:pPr>
+      <w:r>
+        <w:t>색상</w:t>
+      </w:r>
+      <w:r>
+        <w:t xml:space="preserve"> </w:t>
+      </w:r>
+      <w:r>
+        <w:t>인코딩은</w:t>
+      </w:r>
+      <w:r>
+        <w:t xml:space="preserve"> </w:t>
+      </w:r>
+      <w:r>
+        <w:t>두</w:t>
+      </w:r>
+      <w:r>
+        <w:t xml:space="preserve"> </w:t>
+      </w:r>
+      <w:r>
+        <w:t>원칙을</w:t>
+      </w:r>
+      <w:r>
+        <w:t xml:space="preserve"> </w:t>
+      </w:r>
+      <w:r>
+        <w:t>따른다</w:t>
+      </w:r>
+      <w:r>
+        <w:t xml:space="preserve">. </w:t>
+      </w:r>
+      <w:r>
+        <w:t>첫째</w:t>
+      </w:r>
+      <w:r>
+        <w:t xml:space="preserve">, WCAG 2.1 AA </w:t>
+      </w:r>
+      <w:r>
+        <w:t>준수</w:t>
+      </w:r>
+      <w:r>
+        <w:t xml:space="preserve">: </w:t>
+      </w:r>
+      <w:r>
+        <w:t>텍스트</w:t>
+      </w:r>
+      <w:r>
+        <w:t xml:space="preserve"> </w:t>
+      </w:r>
+      <w:r>
+        <w:t>대비가</w:t>
+      </w:r>
+      <w:r>
+        <w:t xml:space="preserve"> ≥ 4.5:1 </w:t>
+      </w:r>
+      <w:r>
+        <w:t>유지된다</w:t>
+      </w:r>
+      <w:r>
+        <w:t xml:space="preserve">. </w:t>
+      </w:r>
+      <w:r>
+        <w:t>둘째</w:t>
+      </w:r>
+      <w:r>
+        <w:t xml:space="preserve">, </w:t>
+      </w:r>
+      <w:r>
+        <w:t>색맹</w:t>
+      </w:r>
+      <w:r>
+        <w:t xml:space="preserve"> </w:t>
+      </w:r>
+      <w:r>
+        <w:t>접근성</w:t>
+      </w:r>
+      <w:r>
+        <w:t xml:space="preserve">: </w:t>
+      </w:r>
+      <w:r>
+        <w:t>정보를</w:t>
+      </w:r>
+      <w:r>
+        <w:t xml:space="preserve"> </w:t>
+      </w:r>
+      <w:r>
+        <w:t>색상만으로</w:t>
+      </w:r>
+      <w:r>
+        <w:t xml:space="preserve"> </w:t>
+      </w:r>
+      <w:r>
+        <w:t>전달하지</w:t>
+      </w:r>
+      <w:r>
+        <w:t xml:space="preserve"> </w:t>
+      </w:r>
+      <w:r>
+        <w:t>않는다</w:t>
+      </w:r>
+      <w:r>
+        <w:t xml:space="preserve"> </w:t>
+      </w:r>
+      <w:r>
+        <w:t>주제</w:t>
+      </w:r>
+      <w:r>
+        <w:t xml:space="preserve"> </w:t>
+      </w:r>
+      <w:r>
+        <w:t>영역</w:t>
+      </w:r>
+      <w:r>
+        <w:t xml:space="preserve"> (P / S / codetta) </w:t>
+      </w:r>
+      <w:r>
+        <w:t>은</w:t>
+      </w:r>
+      <w:r>
+        <w:t xml:space="preserve"> </w:t>
+      </w:r>
+      <w:r>
+        <w:t>액센트</w:t>
+      </w:r>
+      <w:r>
+        <w:t xml:space="preserve"> </w:t>
+      </w:r>
+      <w:r>
+        <w:t>막대와</w:t>
+      </w:r>
+      <w:r>
+        <w:t xml:space="preserve"> </w:t>
+      </w:r>
+      <w:r>
+        <w:t>텍스트</w:t>
+      </w:r>
+      <w:r>
+        <w:t xml:space="preserve"> </w:t>
+      </w:r>
+      <w:r>
+        <w:t>라벨로도</w:t>
+      </w:r>
+      <w:r>
+        <w:t xml:space="preserve"> </w:t>
+      </w:r>
+      <w:r>
+        <w:t>구분</w:t>
+      </w:r>
+      <w:r>
+        <w:t xml:space="preserve"> </w:t>
+      </w:r>
+      <w:r>
+        <w:t>되며</w:t>
+      </w:r>
+      <w:r>
+        <w:t xml:space="preserve">, </w:t>
+      </w:r>
+      <w:r>
+        <w:t>이는</w:t>
+      </w:r>
+      <w:r>
+        <w:t xml:space="preserve"> Kuo and Chuang (2013) </w:t>
+      </w:r>
+      <w:r>
+        <w:t>이</w:t>
+      </w:r>
+      <w:r>
+        <w:t xml:space="preserve"> </w:t>
+      </w:r>
+      <w:r>
+        <w:t>초보자</w:t>
+      </w:r>
+      <w:r>
+        <w:t xml:space="preserve"> </w:t>
+      </w:r>
+      <w:r>
+        <w:t>기보에서</w:t>
+      </w:r>
+      <w:r>
+        <w:t xml:space="preserve"> </w:t>
+      </w:r>
+      <w:r>
+        <w:t>음높이</w:t>
+      </w:r>
+      <w:r>
+        <w:t xml:space="preserve"> </w:t>
+      </w:r>
+      <w:r>
+        <w:t>수준으로</w:t>
+      </w:r>
+      <w:r>
+        <w:t xml:space="preserve"> </w:t>
+      </w:r>
+      <w:r>
+        <w:t>체계화한</w:t>
+      </w:r>
+      <w:r>
+        <w:t xml:space="preserve"> </w:t>
+      </w:r>
+      <w:r>
+        <w:t>다채널</w:t>
+      </w:r>
+      <w:r>
+        <w:t xml:space="preserve"> </w:t>
+      </w:r>
+      <w:r>
+        <w:t>인코딩</w:t>
+      </w:r>
+      <w:r>
+        <w:t xml:space="preserve"> </w:t>
+      </w:r>
+      <w:r>
+        <w:t>관행을</w:t>
+      </w:r>
+      <w:r>
+        <w:t xml:space="preserve"> </w:t>
+      </w:r>
+      <w:r>
+        <w:t>형식</w:t>
+      </w:r>
+      <w:r>
+        <w:t xml:space="preserve"> </w:t>
+      </w:r>
+      <w:r>
+        <w:t>위계</w:t>
+      </w:r>
+      <w:r>
+        <w:t xml:space="preserve"> </w:t>
+      </w:r>
+      <w:r>
+        <w:t>수준으로</w:t>
+      </w:r>
+      <w:r>
+        <w:t xml:space="preserve"> </w:t>
+      </w:r>
+      <w:r>
+        <w:t>확장한</w:t>
+      </w:r>
+      <w:r>
+        <w:t xml:space="preserve"> </w:t>
+      </w:r>
+      <w:r>
+        <w:t>것이다</w:t>
+      </w:r>
+      <w:r>
+        <w:t xml:space="preserve">. </w:t>
+      </w:r>
+      <w:r>
+        <w:t>매핑은</w:t>
+      </w:r>
+      <w:r>
+        <w:t xml:space="preserve"> </w:t>
+      </w:r>
+      <w:r>
+        <w:t>표</w:t>
+      </w:r>
+      <w:r>
+        <w:t xml:space="preserve"> 5 </w:t>
+      </w:r>
+      <w:r>
+        <w:t>에</w:t>
+      </w:r>
+      <w:r>
+        <w:t xml:space="preserve"> </w:t>
+      </w:r>
+      <w:r>
+        <w:t>정리되어</w:t>
+      </w:r>
+      <w:r>
+        <w:t xml:space="preserve"> </w:t>
+      </w:r>
+      <w:r>
+        <w:t>있다</w:t>
+      </w:r>
+      <w:r>
+        <w:t>.</w:t>
+      </w:r>
+    </w:p>
+    <w:p>
+      <w:pPr>
+        <w:pStyle w:val="a8"/>
+      </w:pPr>
+      <w:r>
+        <w:rPr>
+          <w:b/>
+          <w:bCs/>
+        </w:rPr>
+        <w:t>Table 5.</w:t>
+      </w:r>
+      <w:r>
+        <w:t xml:space="preserve"> Color encoding scheme for section-level form labels and the now-position cursor.</w:t>
+      </w:r>
+    </w:p>
+    <w:tbl>
+      <w:tblPr>
+        <w:tblStyle w:val="Table"/>
+        <w:tblW w:w="0" w:type="auto"/>
+        <w:jc w:val="center"/>
+        <w:tblLook w:val="0020" w:firstRow="1" w:lastRow="0" w:firstColumn="0" w:lastColumn="0" w:noHBand="0" w:noVBand="0"/>
+      </w:tblPr>
+      <w:tblGrid>
+        <w:gridCol w:w="1383"/>
+        <w:gridCol w:w="1244"/>
+        <w:gridCol w:w="2021"/>
+      </w:tblGrid>
+      <w:tr>
+        <w:trPr>
+          <w:cnfStyle w:val="100000000000" w:firstRow="1" w:lastRow="0" w:firstColumn="0" w:lastColumn="0" w:oddVBand="0" w:evenVBand="0" w:oddHBand="0" w:evenHBand="0" w:firstRowFirstColumn="0" w:firstRowLastColumn="0" w:lastRowFirstColumn="0" w:lastRowLastColumn="0"/>
+          <w:tblHeader/>
+          <w:jc w:val="center"/>
+        </w:trPr>
+        <w:tc>
+          <w:tcPr>
+            <w:tcW w:w="0" w:type="auto"/>
+            <w:tcBorders>
+              <w:bottom w:val="single" w:sz="2" w:space="0" w:color="auto"/>
+            </w:tcBorders>
+            <w:shd w:val="clear" w:color="auto" w:fill="EBEBEB"/>
+          </w:tcPr>
+          <w:p>
+            <w:pPr>
+              <w:pStyle w:val="Compact"/>
+              <w:rPr>
+                <w:b/>
+                <w:sz w:val="20"/>
+              </w:rPr>
+            </w:pPr>
+            <w:r>
+              <w:rPr>
+                <w:b/>
+                <w:sz w:val="20"/>
+              </w:rPr>
+              <w:t>Element</w:t>
+            </w:r>
+          </w:p>
+        </w:tc>
+        <w:tc>
+          <w:tcPr>
+            <w:tcW w:w="0" w:type="auto"/>
+            <w:tcBorders>
+              <w:bottom w:val="single" w:sz="2" w:space="0" w:color="auto"/>
+            </w:tcBorders>
+            <w:shd w:val="clear" w:color="auto" w:fill="EBEBEB"/>
+          </w:tcPr>
+          <w:p>
+            <w:pPr>
+              <w:pStyle w:val="Compact"/>
+              <w:rPr>
+                <w:b/>
+                <w:sz w:val="20"/>
+              </w:rPr>
+            </w:pPr>
+            <w:r>
+              <w:rPr>
+                <w:b/>
+                <w:sz w:val="20"/>
+              </w:rPr>
+              <w:t>Color</w:t>
+            </w:r>
+          </w:p>
+        </w:tc>
+        <w:tc>
+          <w:tcPr>
+            <w:tcW w:w="0" w:type="auto"/>
+            <w:tcBorders>
+              <w:bottom w:val="single" w:sz="2" w:space="0" w:color="auto"/>
+            </w:tcBorders>
+            <w:shd w:val="clear" w:color="auto" w:fill="EBEBEB"/>
+          </w:tcPr>
+          <w:p>
+            <w:pPr>
+              <w:pStyle w:val="Compact"/>
+              <w:rPr>
+                <w:b/>
+                <w:sz w:val="20"/>
+              </w:rPr>
+            </w:pPr>
+            <w:r>
+              <w:rPr>
+                <w:b/>
+                <w:sz w:val="20"/>
+              </w:rPr>
+              <w:t>Role</w:t>
+            </w:r>
+          </w:p>
+        </w:tc>
+      </w:tr>
+      <w:tr>
+        <w:trPr>
+          <w:jc w:val="center"/>
+        </w:trPr>
+        <w:tc>
+          <w:tcPr>
+            <w:tcW w:w="0" w:type="auto"/>
+            <w:tcBorders>
+              <w:top w:val="single" w:sz="2" w:space="0" w:color="auto"/>
+            </w:tcBorders>
+          </w:tcPr>
+          <w:p>
+            <w:pPr>
+              <w:pStyle w:val="Compact"/>
+              <w:rPr>
+                <w:sz w:val="20"/>
+              </w:rPr>
+            </w:pPr>
+            <w:r>
+              <w:rPr>
+                <w:sz w:val="20"/>
+              </w:rPr>
+              <w:t>Exposition</w:t>
+            </w:r>
+          </w:p>
+        </w:tc>
+        <w:tc>
+          <w:tcPr>
+            <w:tcW w:w="0" w:type="auto"/>
+            <w:tcBorders>
+              <w:top w:val="single" w:sz="2" w:space="0" w:color="auto"/>
+            </w:tcBorders>
+          </w:tcPr>
+          <w:p>
+            <w:pPr>
+              <w:pStyle w:val="Compact"/>
+              <w:rPr>
+                <w:sz w:val="20"/>
+              </w:rPr>
+            </w:pPr>
+            <w:r>
+              <w:rPr>
+                <w:sz w:val="20"/>
+              </w:rPr>
+              <w:t>Pastel blue</w:t>
+            </w:r>
+          </w:p>
+        </w:tc>
+        <w:tc>
+          <w:tcPr>
+            <w:tcW w:w="0" w:type="auto"/>
+            <w:tcBorders>
+              <w:top w:val="single" w:sz="2" w:space="0" w:color="auto"/>
+            </w:tcBorders>
+          </w:tcPr>
+          <w:p>
+            <w:pPr>
+              <w:pStyle w:val="Compact"/>
+              <w:rPr>
+                <w:sz w:val="20"/>
+              </w:rPr>
+            </w:pPr>
+            <w:r>
+              <w:rPr>
+                <w:sz w:val="20"/>
+              </w:rPr>
+              <w:t>Stable, presenting</w:t>
             </w:r>
           </w:p>
         </w:tc>
@@ -22658,27 +24058,10 @@
             </w:pPr>
             <w:r>
               <w:rPr>
-                <w:b/>
-                <w:bCs/>
-                <w:sz w:val="20"/>
-              </w:rPr>
-              <w:t>분석</w:t>
-            </w:r>
-            <w:r>
-              <w:rPr>
-                <w:b/>
-                <w:bCs/>
-                <w:sz w:val="20"/>
-              </w:rPr>
-              <w:t xml:space="preserve"> </w:t>
-            </w:r>
-            <w:r>
-              <w:rPr>
-                <w:b/>
-                <w:bCs/>
-                <w:sz w:val="20"/>
-              </w:rPr>
-              <w:t>패널</w:t>
+                <w:sz w:val="20"/>
+              </w:rPr>
+              <w:lastRenderedPageBreak/>
+              <w:t>Development</w:t>
             </w:r>
           </w:p>
         </w:tc>
@@ -22697,79 +24080,7 @@
               <w:rPr>
                 <w:sz w:val="20"/>
               </w:rPr>
-              <w:t>섹션</w:t>
-            </w:r>
-            <w:r>
-              <w:rPr>
-                <w:sz w:val="20"/>
-              </w:rPr>
-              <w:t xml:space="preserve"> + </w:t>
-            </w:r>
-            <w:r>
-              <w:rPr>
-                <w:sz w:val="20"/>
-              </w:rPr>
-              <w:t>주제</w:t>
-            </w:r>
-            <w:r>
-              <w:rPr>
-                <w:sz w:val="20"/>
-              </w:rPr>
-              <w:t xml:space="preserve"> </w:t>
-            </w:r>
-            <w:r>
-              <w:rPr>
-                <w:sz w:val="20"/>
-              </w:rPr>
-              <w:t>라벨</w:t>
-            </w:r>
-            <w:r>
-              <w:rPr>
-                <w:sz w:val="20"/>
-              </w:rPr>
-              <w:t xml:space="preserve">, </w:t>
-            </w:r>
-            <w:r>
-              <w:rPr>
-                <w:sz w:val="20"/>
-              </w:rPr>
-              <w:t>현재</w:t>
-            </w:r>
-            <w:r>
-              <w:rPr>
-                <w:sz w:val="20"/>
-              </w:rPr>
-              <w:t xml:space="preserve"> </w:t>
-            </w:r>
-            <w:r>
-              <w:rPr>
-                <w:sz w:val="20"/>
-              </w:rPr>
-              <w:t>조성</w:t>
-            </w:r>
-            <w:r>
-              <w:rPr>
-                <w:sz w:val="20"/>
-              </w:rPr>
-              <w:t xml:space="preserve">, </w:t>
-            </w:r>
-            <w:r>
-              <w:rPr>
-                <w:sz w:val="20"/>
-              </w:rPr>
-              <w:t>자동</w:t>
-            </w:r>
-            <w:r>
-              <w:rPr>
-                <w:sz w:val="20"/>
-              </w:rPr>
-              <w:t xml:space="preserve"> </w:t>
-            </w:r>
-            <w:r>
-              <w:rPr>
-                <w:sz w:val="20"/>
-              </w:rPr>
-              <w:t>해설</w:t>
+              <w:t>Pastel amber</w:t>
             </w:r>
           </w:p>
         </w:tc>
@@ -22788,43 +24099,131 @@
               <w:rPr>
                 <w:sz w:val="20"/>
               </w:rPr>
-              <w:t>라벨</w:t>
-            </w:r>
-            <w:r>
-              <w:rPr>
-                <w:sz w:val="20"/>
-              </w:rPr>
-              <w:t xml:space="preserve"> </w:t>
-            </w:r>
-            <w:r>
-              <w:rPr>
-                <w:sz w:val="20"/>
-              </w:rPr>
-              <w:t>변경</w:t>
-            </w:r>
-            <w:r>
-              <w:rPr>
-                <w:sz w:val="20"/>
-              </w:rPr>
-              <w:t xml:space="preserve"> </w:t>
-            </w:r>
-            <w:r>
-              <w:rPr>
-                <w:sz w:val="20"/>
-              </w:rPr>
-              <w:t>시</w:t>
-            </w:r>
-            <w:r>
-              <w:rPr>
-                <w:sz w:val="20"/>
-              </w:rPr>
-              <w:t xml:space="preserve"> </w:t>
-            </w:r>
-            <w:r>
-              <w:rPr>
-                <w:sz w:val="20"/>
-              </w:rPr>
-              <w:t>재렌더</w:t>
+              <w:t>Tonally exploratory</w:t>
+            </w:r>
+          </w:p>
+        </w:tc>
+      </w:tr>
+      <w:tr>
+        <w:trPr>
+          <w:jc w:val="center"/>
+        </w:trPr>
+        <w:tc>
+          <w:tcPr>
+            <w:tcW w:w="0" w:type="auto"/>
+          </w:tcPr>
+          <w:p>
+            <w:pPr>
+              <w:pStyle w:val="Compact"/>
+              <w:rPr>
+                <w:sz w:val="20"/>
+              </w:rPr>
+            </w:pPr>
+            <w:r>
+              <w:rPr>
+                <w:sz w:val="20"/>
+              </w:rPr>
+              <w:t>Recapitulation</w:t>
+            </w:r>
+          </w:p>
+        </w:tc>
+        <w:tc>
+          <w:tcPr>
+            <w:tcW w:w="0" w:type="auto"/>
+          </w:tcPr>
+          <w:p>
+            <w:pPr>
+              <w:pStyle w:val="Compact"/>
+              <w:rPr>
+                <w:sz w:val="20"/>
+              </w:rPr>
+            </w:pPr>
+            <w:r>
+              <w:rPr>
+                <w:sz w:val="20"/>
+              </w:rPr>
+              <w:t>Pastel green</w:t>
+            </w:r>
+          </w:p>
+        </w:tc>
+        <w:tc>
+          <w:tcPr>
+            <w:tcW w:w="0" w:type="auto"/>
+          </w:tcPr>
+          <w:p>
+            <w:pPr>
+              <w:pStyle w:val="Compact"/>
+              <w:rPr>
+                <w:sz w:val="20"/>
+              </w:rPr>
+            </w:pPr>
+            <w:r>
+              <w:rPr>
+                <w:sz w:val="20"/>
+              </w:rPr>
+              <w:t>Returning, resolving</w:t>
+            </w:r>
+          </w:p>
+        </w:tc>
+      </w:tr>
+      <w:tr>
+        <w:trPr>
+          <w:jc w:val="center"/>
+        </w:trPr>
+        <w:tc>
+          <w:tcPr>
+            <w:tcW w:w="0" w:type="auto"/>
+          </w:tcPr>
+          <w:p>
+            <w:pPr>
+              <w:pStyle w:val="Compact"/>
+              <w:rPr>
+                <w:sz w:val="20"/>
+              </w:rPr>
+            </w:pPr>
+            <w:r>
+              <w:rPr>
+                <w:sz w:val="20"/>
+              </w:rPr>
+              <w:t>Now-position</w:t>
+            </w:r>
+          </w:p>
+        </w:tc>
+        <w:tc>
+          <w:tcPr>
+            <w:tcW w:w="0" w:type="auto"/>
+          </w:tcPr>
+          <w:p>
+            <w:pPr>
+              <w:pStyle w:val="Compact"/>
+              <w:rPr>
+                <w:sz w:val="20"/>
+              </w:rPr>
+            </w:pPr>
+            <w:r>
+              <w:rPr>
+                <w:sz w:val="20"/>
+              </w:rPr>
+              <w:t>Red</w:t>
+            </w:r>
+          </w:p>
+        </w:tc>
+        <w:tc>
+          <w:tcPr>
+            <w:tcW w:w="0" w:type="auto"/>
+          </w:tcPr>
+          <w:p>
+            <w:pPr>
+              <w:pStyle w:val="Compact"/>
+              <w:rPr>
+                <w:sz w:val="20"/>
+              </w:rPr>
+            </w:pPr>
+            <w:r>
+              <w:rPr>
+                <w:sz w:val="20"/>
+              </w:rPr>
+              <w:t>Playhead, score cursor</w:t>
             </w:r>
           </w:p>
         </w:tc>
@@ -22832,96 +24231,48 @@
     </w:tbl>
     <w:p>
       <w:pPr>
-        <w:pStyle w:val="a8"/>
-      </w:pPr>
-      <w:r>
-        <w:t xml:space="preserve">A measure-to-time lookup (binary search, O(log n)) runs once per </w:t>
-      </w:r>
-      <w:r>
-        <w:rPr>
-          <w:rStyle w:val="VerbatimChar"/>
-        </w:rPr>
-        <w:t>timeupdate</w:t>
-      </w:r>
-      <w:r>
-        <w:t xml:space="preserve"> event (≈ 250 ms). The current measure is then routed to all three representations, which update within a single render frame. A linear proportional scaling at </w:t>
-      </w:r>
-      <w:r>
-        <w:rPr>
-          <w:rStyle w:val="VerbatimChar"/>
-        </w:rPr>
-        <w:t>loadedmetadata</w:t>
-      </w:r>
-      <w:r>
-        <w:t xml:space="preserve"> accommodates recordings of different total durations than the reference (Goto 2006); future work will integrate score-audio alignment (Nakamura, Yoshii, &amp; Katayose 2017) for tempo-flexible accuracy.</w:t>
-      </w:r>
-    </w:p>
-    <w:p>
-      <w:pPr>
         <w:pStyle w:val="FirstParagraph"/>
       </w:pPr>
       <w:r>
-        <w:t>마디</w:t>
-      </w:r>
-      <w:r>
-        <w:t>-</w:t>
-      </w:r>
-      <w:r>
-        <w:t>시간</w:t>
-      </w:r>
-      <w:r>
-        <w:t xml:space="preserve"> </w:t>
-      </w:r>
-      <w:r>
-        <w:t>룩업</w:t>
-      </w:r>
-      <w:r>
-        <w:t xml:space="preserve"> (</w:t>
-      </w:r>
-      <w:r>
-        <w:t>이진</w:t>
-      </w:r>
-      <w:r>
-        <w:t xml:space="preserve"> </w:t>
-      </w:r>
-      <w:r>
-        <w:t>탐색</w:t>
-      </w:r>
-      <w:r>
-        <w:t xml:space="preserve">, O(log n)) </w:t>
-      </w:r>
-      <w:r>
-        <w:t>이</w:t>
-      </w:r>
-      <w:r>
-        <w:t xml:space="preserve"> </w:t>
-      </w:r>
-      <w:r>
-        <w:rPr>
-          <w:rStyle w:val="VerbatimChar"/>
-        </w:rPr>
-        <w:t>timeupdate</w:t>
-      </w:r>
-      <w:r>
-        <w:t xml:space="preserve"> </w:t>
-      </w:r>
-      <w:r>
-        <w:t>이벤트마다</w:t>
-      </w:r>
-      <w:r>
-        <w:t xml:space="preserve"> (≈ 250 ms) 1</w:t>
-      </w:r>
-      <w:r>
-        <w:t>회</w:t>
-      </w:r>
-      <w:r>
-        <w:t xml:space="preserve"> </w:t>
-      </w:r>
-      <w:r>
-        <w:t>실행된다</w:t>
-      </w:r>
-      <w:r>
-        <w:t xml:space="preserve">. </w:t>
+        <w:rPr>
+          <w:b/>
+          <w:bCs/>
+        </w:rPr>
+        <w:t>표</w:t>
+      </w:r>
+      <w:r>
+        <w:rPr>
+          <w:b/>
+          <w:bCs/>
+        </w:rPr>
+        <w:t xml:space="preserve"> 5.</w:t>
+      </w:r>
+      <w:r>
+        <w:t xml:space="preserve"> </w:t>
+      </w:r>
+      <w:r>
+        <w:t>섹션</w:t>
+      </w:r>
+      <w:r>
+        <w:t xml:space="preserve"> </w:t>
+      </w:r>
+      <w:r>
+        <w:t>단위</w:t>
+      </w:r>
+      <w:r>
+        <w:t xml:space="preserve"> </w:t>
+      </w:r>
+      <w:r>
+        <w:t>형식</w:t>
+      </w:r>
+      <w:r>
+        <w:t xml:space="preserve"> </w:t>
+      </w:r>
+      <w:r>
+        <w:t>라벨과</w:t>
+      </w:r>
+      <w:r>
+        <w:t xml:space="preserve"> </w:t>
       </w:r>
       <w:r>
         <w:t>현재</w:t>
@@ -22930,206 +24281,13 @@
         <w:t xml:space="preserve"> </w:t>
       </w:r>
       <w:r>
-        <w:t>마디가</w:t>
-      </w:r>
-      <w:r>
-        <w:t xml:space="preserve"> </w:t>
-      </w:r>
-      <w:r>
-        <w:t>세</w:t>
-      </w:r>
-      <w:r>
-        <w:t xml:space="preserve"> </w:t>
-      </w:r>
-      <w:r>
-        <w:t>표상</w:t>
-      </w:r>
-      <w:r>
-        <w:t xml:space="preserve"> </w:t>
-      </w:r>
-      <w:r>
-        <w:t>모두로</w:t>
-      </w:r>
-      <w:r>
-        <w:t xml:space="preserve"> </w:t>
-      </w:r>
-      <w:r>
-        <w:t>라우팅되어</w:t>
-      </w:r>
-      <w:r>
-        <w:t xml:space="preserve"> </w:t>
-      </w:r>
-      <w:r>
-        <w:t>단일</w:t>
-      </w:r>
-      <w:r>
-        <w:t xml:space="preserve"> </w:t>
-      </w:r>
-      <w:r>
-        <w:t>렌더</w:t>
-      </w:r>
-      <w:r>
-        <w:t xml:space="preserve"> </w:t>
-      </w:r>
-      <w:r>
-        <w:t>프레임</w:t>
-      </w:r>
-      <w:r>
-        <w:t xml:space="preserve"> </w:t>
-      </w:r>
-      <w:r>
-        <w:t>내에</w:t>
-      </w:r>
-      <w:r>
-        <w:t xml:space="preserve"> </w:t>
-      </w:r>
-      <w:r>
-        <w:t>갱신된다</w:t>
-      </w:r>
-      <w:r>
-        <w:t xml:space="preserve">. </w:t>
-      </w:r>
-      <w:r>
-        <w:rPr>
-          <w:rStyle w:val="VerbatimChar"/>
-        </w:rPr>
-        <w:t>loadedmetadata</w:t>
-      </w:r>
-      <w:r>
-        <w:t xml:space="preserve"> </w:t>
-      </w:r>
-      <w:r>
-        <w:t>시점의</w:t>
-      </w:r>
-      <w:r>
-        <w:t xml:space="preserve"> </w:t>
-      </w:r>
-      <w:r>
-        <w:t>선형</w:t>
-      </w:r>
-      <w:r>
-        <w:t xml:space="preserve"> </w:t>
-      </w:r>
-      <w:r>
-        <w:t>비례</w:t>
-      </w:r>
-      <w:r>
-        <w:t xml:space="preserve"> </w:t>
-      </w:r>
-      <w:r>
-        <w:t>스케일링이</w:t>
-      </w:r>
-      <w:r>
-        <w:t xml:space="preserve"> </w:t>
-      </w:r>
-      <w:r>
-        <w:t>참조와</w:t>
-      </w:r>
-      <w:r>
-        <w:t xml:space="preserve"> </w:t>
-      </w:r>
-      <w:r>
-        <w:t>다른</w:t>
-      </w:r>
-      <w:r>
-        <w:t xml:space="preserve"> </w:t>
-      </w:r>
-      <w:r>
-        <w:t>총</w:t>
-      </w:r>
-      <w:r>
-        <w:t xml:space="preserve"> </w:t>
-      </w:r>
-      <w:r>
-        <w:t>길이의</w:t>
-      </w:r>
-      <w:r>
-        <w:t xml:space="preserve"> </w:t>
-      </w:r>
-      <w:r>
-        <w:t>녹음에</w:t>
-      </w:r>
-      <w:r>
-        <w:t xml:space="preserve"> </w:t>
-      </w:r>
-      <w:r>
-        <w:t>대응한다</w:t>
-      </w:r>
-      <w:r>
-        <w:t xml:space="preserve"> (Goto 2006). </w:t>
-      </w:r>
-      <w:r>
-        <w:t>향후</w:t>
-      </w:r>
-      <w:r>
-        <w:t xml:space="preserve"> </w:t>
-      </w:r>
-      <w:r>
-        <w:t>작업은</w:t>
-      </w:r>
-      <w:r>
-        <w:t xml:space="preserve"> </w:t>
-      </w:r>
-      <w:r>
-        <w:t>템포</w:t>
-      </w:r>
-      <w:r>
-        <w:t xml:space="preserve"> </w:t>
-      </w:r>
-      <w:r>
-        <w:t>가변</w:t>
-      </w:r>
-      <w:r>
-        <w:t xml:space="preserve"> </w:t>
-      </w:r>
-      <w:r>
-        <w:t>정확도를</w:t>
-      </w:r>
-      <w:r>
-        <w:t xml:space="preserve"> </w:t>
-      </w:r>
-      <w:r>
-        <w:t>위해</w:t>
-      </w:r>
-      <w:r>
-        <w:t xml:space="preserve"> score-audio alignment (Nakamura, Yoshii, &amp; Katayose 2017) </w:t>
-      </w:r>
-      <w:r>
-        <w:t>를</w:t>
-      </w:r>
-      <w:r>
-        <w:t xml:space="preserve"> </w:t>
-      </w:r>
-      <w:r>
-        <w:t>통합할</w:t>
-      </w:r>
-      <w:r>
-        <w:t xml:space="preserve"> </w:t>
-      </w:r>
-      <w:r>
-        <w:t>예정이다</w:t>
-      </w:r>
-      <w:r>
-        <w:t>.</w:t>
-      </w:r>
-    </w:p>
-    <w:p>
-      <w:pPr>
-        <w:pStyle w:val="2"/>
-      </w:pPr>
-      <w:bookmarkStart w:id="22" w:name="the-two-level-color-scheme-두-단계-색상-도식"/>
-      <w:bookmarkEnd w:id="21"/>
-      <w:r>
-        <w:t xml:space="preserve">4.2 The Two-Level Color Scheme / </w:t>
-      </w:r>
-      <w:r>
-        <w:t>두</w:t>
-      </w:r>
-      <w:r>
-        <w:t xml:space="preserve"> </w:t>
-      </w:r>
-      <w:r>
-        <w:t>단계</w:t>
+        <w:t>위치</w:t>
+      </w:r>
+      <w:r>
+        <w:t xml:space="preserve"> </w:t>
+      </w:r>
+      <w:r>
+        <w:t>커서의</w:t>
       </w:r>
       <w:r>
         <w:t xml:space="preserve"> </w:t>
@@ -23141,263 +24299,13 @@
         <w:t xml:space="preserve"> </w:t>
       </w:r>
       <w:r>
+        <w:t>인코딩</w:t>
+      </w:r>
+      <w:r>
+        <w:t xml:space="preserve"> </w:t>
+      </w:r>
+      <w:r>
         <w:t>도식</w:t>
-      </w:r>
-    </w:p>
-    <w:p>
-      <w:pPr>
-        <w:pStyle w:val="a8"/>
-      </w:pPr>
-      <w:r>
-        <w:t>Color encoding follows two principles. First, WCAG 2.1 AA compliance: text contrast is maintained at ≥ 4.5:1. Second, color-blind accessibility: no information is conveyed by color alone, theme zones (P / S / codetta) are also distinguished by accent bars and text labels, following the kind of multi-channel encoding practice that Kuo and Chuang (2013) systematize at the pitch level for beginner notation.</w:t>
-      </w:r>
-    </w:p>
-    <w:p>
-      <w:pPr>
-        <w:pStyle w:val="FirstParagraph"/>
-      </w:pPr>
-      <w:r>
-        <w:t>색상</w:t>
-      </w:r>
-      <w:r>
-        <w:t xml:space="preserve"> </w:t>
-      </w:r>
-      <w:r>
-        <w:t>인코딩은</w:t>
-      </w:r>
-      <w:r>
-        <w:t xml:space="preserve"> </w:t>
-      </w:r>
-      <w:r>
-        <w:t>두</w:t>
-      </w:r>
-      <w:r>
-        <w:t xml:space="preserve"> </w:t>
-      </w:r>
-      <w:r>
-        <w:t>원칙을</w:t>
-      </w:r>
-      <w:r>
-        <w:t xml:space="preserve"> </w:t>
-      </w:r>
-      <w:r>
-        <w:t>따른다</w:t>
-      </w:r>
-      <w:r>
-        <w:t xml:space="preserve">. </w:t>
-      </w:r>
-      <w:r>
-        <w:t>첫째</w:t>
-      </w:r>
-      <w:r>
-        <w:t xml:space="preserve">, WCAG 2.1 AA </w:t>
-      </w:r>
-      <w:r>
-        <w:t>준수</w:t>
-      </w:r>
-      <w:r>
-        <w:t xml:space="preserve">: </w:t>
-      </w:r>
-      <w:r>
-        <w:t>텍스트</w:t>
-      </w:r>
-      <w:r>
-        <w:t xml:space="preserve"> </w:t>
-      </w:r>
-      <w:r>
-        <w:t>대비가</w:t>
-      </w:r>
-      <w:r>
-        <w:t xml:space="preserve"> ≥ 4.5:1 </w:t>
-      </w:r>
-      <w:r>
-        <w:t>유지된다</w:t>
-      </w:r>
-      <w:r>
-        <w:t xml:space="preserve">. </w:t>
-      </w:r>
-      <w:r>
-        <w:t>둘째</w:t>
-      </w:r>
-      <w:r>
-        <w:t xml:space="preserve">, </w:t>
-      </w:r>
-      <w:r>
-        <w:t>색맹</w:t>
-      </w:r>
-      <w:r>
-        <w:t xml:space="preserve"> </w:t>
-      </w:r>
-      <w:r>
-        <w:t>접근성</w:t>
-      </w:r>
-      <w:r>
-        <w:t xml:space="preserve">: </w:t>
-      </w:r>
-      <w:r>
-        <w:t>정보를</w:t>
-      </w:r>
-      <w:r>
-        <w:t xml:space="preserve"> </w:t>
-      </w:r>
-      <w:r>
-        <w:t>색상만으로</w:t>
-      </w:r>
-      <w:r>
-        <w:t xml:space="preserve"> </w:t>
-      </w:r>
-      <w:r>
-        <w:t>전달하지</w:t>
-      </w:r>
-      <w:r>
-        <w:t xml:space="preserve"> </w:t>
-      </w:r>
-      <w:r>
-        <w:t>않는다</w:t>
-      </w:r>
-      <w:r>
-        <w:t xml:space="preserve"> </w:t>
-      </w:r>
-      <w:r>
-        <w:t>주제</w:t>
-      </w:r>
-      <w:r>
-        <w:t xml:space="preserve"> </w:t>
-      </w:r>
-      <w:r>
-        <w:t>영역</w:t>
-      </w:r>
-      <w:r>
-        <w:t xml:space="preserve"> (P / S / codetta) </w:t>
-      </w:r>
-      <w:r>
-        <w:t>은</w:t>
-      </w:r>
-      <w:r>
-        <w:t xml:space="preserve"> </w:t>
-      </w:r>
-      <w:r>
-        <w:t>액센트</w:t>
-      </w:r>
-      <w:r>
-        <w:t xml:space="preserve"> </w:t>
-      </w:r>
-      <w:r>
-        <w:t>막대와</w:t>
-      </w:r>
-      <w:r>
-        <w:t xml:space="preserve"> </w:t>
-      </w:r>
-      <w:r>
-        <w:t>텍스트</w:t>
-      </w:r>
-      <w:r>
-        <w:t xml:space="preserve"> </w:t>
-      </w:r>
-      <w:r>
-        <w:t>라벨로도</w:t>
-      </w:r>
-      <w:r>
-        <w:t xml:space="preserve"> </w:t>
-      </w:r>
-      <w:r>
-        <w:t>구분</w:t>
-      </w:r>
-      <w:r>
-        <w:t xml:space="preserve"> </w:t>
-      </w:r>
-      <w:r>
-        <w:t>되며</w:t>
-      </w:r>
-      <w:r>
-        <w:t xml:space="preserve">, </w:t>
-      </w:r>
-      <w:r>
-        <w:t>이는</w:t>
-      </w:r>
-      <w:r>
-        <w:t xml:space="preserve"> Kuo and Chuang (2013) </w:t>
-      </w:r>
-      <w:r>
-        <w:t>이</w:t>
-      </w:r>
-      <w:r>
-        <w:t xml:space="preserve"> </w:t>
-      </w:r>
-      <w:r>
-        <w:t>초보자</w:t>
-      </w:r>
-      <w:r>
-        <w:t xml:space="preserve"> </w:t>
-      </w:r>
-      <w:r>
-        <w:t>기보에서</w:t>
-      </w:r>
-      <w:r>
-        <w:t xml:space="preserve"> </w:t>
-      </w:r>
-      <w:r>
-        <w:t>음높이</w:t>
-      </w:r>
-      <w:r>
-        <w:t xml:space="preserve"> </w:t>
-      </w:r>
-      <w:r>
-        <w:t>수준으로</w:t>
-      </w:r>
-      <w:r>
-        <w:t xml:space="preserve"> </w:t>
-      </w:r>
-      <w:r>
-        <w:t>체계화한</w:t>
-      </w:r>
-      <w:r>
-        <w:t xml:space="preserve"> </w:t>
-      </w:r>
-      <w:r>
-        <w:t>다채널</w:t>
-      </w:r>
-      <w:r>
-        <w:t xml:space="preserve"> </w:t>
-      </w:r>
-      <w:r>
-        <w:t>인코딩</w:t>
-      </w:r>
-      <w:r>
-        <w:t xml:space="preserve"> </w:t>
-      </w:r>
-      <w:r>
-        <w:t>관행을</w:t>
-      </w:r>
-      <w:r>
-        <w:t xml:space="preserve"> </w:t>
-      </w:r>
-      <w:r>
-        <w:t>형식</w:t>
-      </w:r>
-      <w:r>
-        <w:t xml:space="preserve"> </w:t>
-      </w:r>
-      <w:r>
-        <w:t>위계</w:t>
-      </w:r>
-      <w:r>
-        <w:t xml:space="preserve"> </w:t>
-      </w:r>
-      <w:r>
-        <w:t>수준으로</w:t>
-      </w:r>
-      <w:r>
-        <w:t xml:space="preserve"> </w:t>
-      </w:r>
-      <w:r>
-        <w:t>확장한</w:t>
-      </w:r>
-      <w:r>
-        <w:t xml:space="preserve"> </w:t>
-      </w:r>
-      <w:r>
-        <w:t>것이다</w:t>
       </w:r>
       <w:r>
         <w:t>.</w:t>
@@ -23411,8 +24319,8 @@
         <w:tblLook w:val="0020" w:firstRow="1" w:lastRow="0" w:firstColumn="0" w:lastColumn="0" w:noHBand="0" w:noVBand="0"/>
       </w:tblPr>
       <w:tblGrid>
-        <w:gridCol w:w="1383"/>
-        <w:gridCol w:w="1244"/>
+        <w:gridCol w:w="1042"/>
+        <w:gridCol w:w="1042"/>
         <w:gridCol w:w="2079"/>
       </w:tblGrid>
       <w:tr>
@@ -23442,7 +24350,7 @@
                 <w:b/>
                 <w:sz w:val="20"/>
               </w:rPr>
-              <w:t>Element</w:t>
+              <w:t>요소</w:t>
             </w:r>
           </w:p>
         </w:tc>
@@ -23467,7 +24375,7 @@
                 <w:b/>
                 <w:sz w:val="20"/>
               </w:rPr>
-              <w:t>Color</w:t>
+              <w:t>색상</w:t>
             </w:r>
           </w:p>
         </w:tc>
@@ -23492,7 +24400,7 @@
                 <w:b/>
                 <w:sz w:val="20"/>
               </w:rPr>
-              <w:t>Role</w:t>
+              <w:t>역할</w:t>
             </w:r>
           </w:p>
         </w:tc>
@@ -23519,7 +24427,7 @@
               <w:rPr>
                 <w:sz w:val="20"/>
               </w:rPr>
-              <w:t>Exposition</w:t>
+              <w:t>제시부</w:t>
             </w:r>
           </w:p>
         </w:tc>
@@ -23541,7 +24449,19 @@
               <w:rPr>
                 <w:sz w:val="20"/>
               </w:rPr>
-              <w:t>Pastel blue</w:t>
+              <w:t>파스텔</w:t>
+            </w:r>
+            <w:r>
+              <w:rPr>
+                <w:sz w:val="20"/>
+              </w:rPr>
+              <w:t xml:space="preserve"> </w:t>
+            </w:r>
+            <w:r>
+              <w:rPr>
+                <w:sz w:val="20"/>
+              </w:rPr>
+              <w:t>청</w:t>
             </w:r>
           </w:p>
         </w:tc>
@@ -23563,7 +24483,19 @@
               <w:rPr>
                 <w:sz w:val="20"/>
               </w:rPr>
-              <w:t>Stable, presenting</w:t>
+              <w:t>안정</w:t>
+            </w:r>
+            <w:r>
+              <w:rPr>
+                <w:sz w:val="20"/>
+              </w:rPr>
+              <w:t>·</w:t>
+            </w:r>
+            <w:r>
+              <w:rPr>
+                <w:sz w:val="20"/>
+              </w:rPr>
+              <w:t>제시</w:t>
             </w:r>
           </w:p>
         </w:tc>
@@ -23587,7 +24519,7 @@
               <w:rPr>
                 <w:sz w:val="20"/>
               </w:rPr>
-              <w:t>Development</w:t>
+              <w:t>발전부</w:t>
             </w:r>
           </w:p>
         </w:tc>
@@ -23606,7 +24538,19 @@
               <w:rPr>
                 <w:sz w:val="20"/>
               </w:rPr>
-              <w:t>Pastel amber</w:t>
+              <w:t>파스텔</w:t>
+            </w:r>
+            <w:r>
+              <w:rPr>
+                <w:sz w:val="20"/>
+              </w:rPr>
+              <w:t xml:space="preserve"> </w:t>
+            </w:r>
+            <w:r>
+              <w:rPr>
+                <w:sz w:val="20"/>
+              </w:rPr>
+              <w:t>황</w:t>
             </w:r>
           </w:p>
         </w:tc>
@@ -23625,7 +24569,19 @@
               <w:rPr>
                 <w:sz w:val="20"/>
               </w:rPr>
-              <w:t>Tonally exploratory</w:t>
+              <w:t>조성적</w:t>
+            </w:r>
+            <w:r>
+              <w:rPr>
+                <w:sz w:val="20"/>
+              </w:rPr>
+              <w:t xml:space="preserve"> </w:t>
+            </w:r>
+            <w:r>
+              <w:rPr>
+                <w:sz w:val="20"/>
+              </w:rPr>
+              <w:t>탐색</w:t>
             </w:r>
           </w:p>
         </w:tc>
@@ -23649,7 +24605,7 @@
               <w:rPr>
                 <w:sz w:val="20"/>
               </w:rPr>
-              <w:t>Recapitulation</w:t>
+              <w:t>재현부</w:t>
             </w:r>
           </w:p>
         </w:tc>
@@ -23668,7 +24624,19 @@
               <w:rPr>
                 <w:sz w:val="20"/>
               </w:rPr>
-              <w:t>Pastel green</w:t>
+              <w:t>파스텔</w:t>
+            </w:r>
+            <w:r>
+              <w:rPr>
+                <w:sz w:val="20"/>
+              </w:rPr>
+              <w:t xml:space="preserve"> </w:t>
+            </w:r>
+            <w:r>
+              <w:rPr>
+                <w:sz w:val="20"/>
+              </w:rPr>
+              <w:t>녹</w:t>
             </w:r>
           </w:p>
         </w:tc>
@@ -23687,7 +24655,19 @@
               <w:rPr>
                 <w:sz w:val="20"/>
               </w:rPr>
-              <w:t>Returning, resolving</w:t>
+              <w:t>회귀</w:t>
+            </w:r>
+            <w:r>
+              <w:rPr>
+                <w:sz w:val="20"/>
+              </w:rPr>
+              <w:t>·</w:t>
+            </w:r>
+            <w:r>
+              <w:rPr>
+                <w:sz w:val="20"/>
+              </w:rPr>
+              <w:t>해소</w:t>
             </w:r>
           </w:p>
         </w:tc>
@@ -23711,389 +24691,6 @@
               <w:rPr>
                 <w:sz w:val="20"/>
               </w:rPr>
-              <w:t>Now-position</w:t>
-            </w:r>
-          </w:p>
-        </w:tc>
-        <w:tc>
-          <w:tcPr>
-            <w:tcW w:w="0" w:type="auto"/>
-          </w:tcPr>
-          <w:p>
-            <w:pPr>
-              <w:pStyle w:val="Compact"/>
-              <w:rPr>
-                <w:sz w:val="20"/>
-              </w:rPr>
-            </w:pPr>
-            <w:r>
-              <w:rPr>
-                <w:sz w:val="20"/>
-              </w:rPr>
-              <w:t>Red</w:t>
-            </w:r>
-          </w:p>
-        </w:tc>
-        <w:tc>
-          <w:tcPr>
-            <w:tcW w:w="0" w:type="auto"/>
-          </w:tcPr>
-          <w:p>
-            <w:pPr>
-              <w:pStyle w:val="Compact"/>
-              <w:rPr>
-                <w:sz w:val="20"/>
-              </w:rPr>
-            </w:pPr>
-            <w:r>
-              <w:rPr>
-                <w:sz w:val="20"/>
-              </w:rPr>
-              <w:t>Playhead, score cursor</w:t>
-            </w:r>
-          </w:p>
-        </w:tc>
-      </w:tr>
-      <w:tr>
-        <w:trPr>
-          <w:tblHeader/>
-          <w:jc w:val="center"/>
-        </w:trPr>
-        <w:tc>
-          <w:tcPr>
-            <w:tcW w:w="0" w:type="auto"/>
-          </w:tcPr>
-          <w:p>
-            <w:pPr>
-              <w:pStyle w:val="Compact"/>
-              <w:rPr>
-                <w:sz w:val="20"/>
-              </w:rPr>
-            </w:pPr>
-            <w:r>
-              <w:rPr>
-                <w:sz w:val="20"/>
-              </w:rPr>
-              <w:t>요소</w:t>
-            </w:r>
-          </w:p>
-        </w:tc>
-        <w:tc>
-          <w:tcPr>
-            <w:tcW w:w="0" w:type="auto"/>
-          </w:tcPr>
-          <w:p>
-            <w:pPr>
-              <w:pStyle w:val="Compact"/>
-              <w:rPr>
-                <w:sz w:val="20"/>
-              </w:rPr>
-            </w:pPr>
-            <w:r>
-              <w:rPr>
-                <w:sz w:val="20"/>
-              </w:rPr>
-              <w:t>색상</w:t>
-            </w:r>
-          </w:p>
-        </w:tc>
-        <w:tc>
-          <w:tcPr>
-            <w:tcW w:w="0" w:type="auto"/>
-          </w:tcPr>
-          <w:p>
-            <w:pPr>
-              <w:pStyle w:val="Compact"/>
-              <w:rPr>
-                <w:sz w:val="20"/>
-              </w:rPr>
-            </w:pPr>
-            <w:r>
-              <w:rPr>
-                <w:sz w:val="20"/>
-              </w:rPr>
-              <w:t>역할</w:t>
-            </w:r>
-          </w:p>
-        </w:tc>
-      </w:tr>
-      <w:tr>
-        <w:trPr>
-          <w:jc w:val="center"/>
-        </w:trPr>
-        <w:tc>
-          <w:tcPr>
-            <w:tcW w:w="0" w:type="auto"/>
-          </w:tcPr>
-          <w:p>
-            <w:pPr>
-              <w:pStyle w:val="Compact"/>
-              <w:rPr>
-                <w:sz w:val="20"/>
-              </w:rPr>
-            </w:pPr>
-            <w:r>
-              <w:rPr>
-                <w:sz w:val="20"/>
-              </w:rPr>
-              <w:t>제시부</w:t>
-            </w:r>
-          </w:p>
-        </w:tc>
-        <w:tc>
-          <w:tcPr>
-            <w:tcW w:w="0" w:type="auto"/>
-          </w:tcPr>
-          <w:p>
-            <w:pPr>
-              <w:pStyle w:val="Compact"/>
-              <w:rPr>
-                <w:sz w:val="20"/>
-              </w:rPr>
-            </w:pPr>
-            <w:r>
-              <w:rPr>
-                <w:sz w:val="20"/>
-              </w:rPr>
-              <w:t>파스텔</w:t>
-            </w:r>
-            <w:r>
-              <w:rPr>
-                <w:sz w:val="20"/>
-              </w:rPr>
-              <w:t xml:space="preserve"> </w:t>
-            </w:r>
-            <w:r>
-              <w:rPr>
-                <w:sz w:val="20"/>
-              </w:rPr>
-              <w:t>청</w:t>
-            </w:r>
-          </w:p>
-        </w:tc>
-        <w:tc>
-          <w:tcPr>
-            <w:tcW w:w="0" w:type="auto"/>
-          </w:tcPr>
-          <w:p>
-            <w:pPr>
-              <w:pStyle w:val="Compact"/>
-              <w:rPr>
-                <w:sz w:val="20"/>
-              </w:rPr>
-            </w:pPr>
-            <w:r>
-              <w:rPr>
-                <w:sz w:val="20"/>
-              </w:rPr>
-              <w:t>안정</w:t>
-            </w:r>
-            <w:r>
-              <w:rPr>
-                <w:sz w:val="20"/>
-              </w:rPr>
-              <w:t>·</w:t>
-            </w:r>
-            <w:r>
-              <w:rPr>
-                <w:sz w:val="20"/>
-              </w:rPr>
-              <w:t>제시</w:t>
-            </w:r>
-          </w:p>
-        </w:tc>
-      </w:tr>
-      <w:tr>
-        <w:trPr>
-          <w:jc w:val="center"/>
-        </w:trPr>
-        <w:tc>
-          <w:tcPr>
-            <w:tcW w:w="0" w:type="auto"/>
-          </w:tcPr>
-          <w:p>
-            <w:pPr>
-              <w:pStyle w:val="Compact"/>
-              <w:rPr>
-                <w:sz w:val="20"/>
-              </w:rPr>
-            </w:pPr>
-            <w:r>
-              <w:rPr>
-                <w:sz w:val="20"/>
-              </w:rPr>
-              <w:t>발전부</w:t>
-            </w:r>
-          </w:p>
-        </w:tc>
-        <w:tc>
-          <w:tcPr>
-            <w:tcW w:w="0" w:type="auto"/>
-          </w:tcPr>
-          <w:p>
-            <w:pPr>
-              <w:pStyle w:val="Compact"/>
-              <w:rPr>
-                <w:sz w:val="20"/>
-              </w:rPr>
-            </w:pPr>
-            <w:r>
-              <w:rPr>
-                <w:sz w:val="20"/>
-              </w:rPr>
-              <w:t>파스텔</w:t>
-            </w:r>
-            <w:r>
-              <w:rPr>
-                <w:sz w:val="20"/>
-              </w:rPr>
-              <w:t xml:space="preserve"> </w:t>
-            </w:r>
-            <w:r>
-              <w:rPr>
-                <w:sz w:val="20"/>
-              </w:rPr>
-              <w:t>황</w:t>
-            </w:r>
-          </w:p>
-        </w:tc>
-        <w:tc>
-          <w:tcPr>
-            <w:tcW w:w="0" w:type="auto"/>
-          </w:tcPr>
-          <w:p>
-            <w:pPr>
-              <w:pStyle w:val="Compact"/>
-              <w:rPr>
-                <w:sz w:val="20"/>
-              </w:rPr>
-            </w:pPr>
-            <w:r>
-              <w:rPr>
-                <w:sz w:val="20"/>
-              </w:rPr>
-              <w:t>조성적</w:t>
-            </w:r>
-            <w:r>
-              <w:rPr>
-                <w:sz w:val="20"/>
-              </w:rPr>
-              <w:t xml:space="preserve"> </w:t>
-            </w:r>
-            <w:r>
-              <w:rPr>
-                <w:sz w:val="20"/>
-              </w:rPr>
-              <w:t>탐색</w:t>
-            </w:r>
-          </w:p>
-        </w:tc>
-      </w:tr>
-      <w:tr>
-        <w:trPr>
-          <w:jc w:val="center"/>
-        </w:trPr>
-        <w:tc>
-          <w:tcPr>
-            <w:tcW w:w="0" w:type="auto"/>
-          </w:tcPr>
-          <w:p>
-            <w:pPr>
-              <w:pStyle w:val="Compact"/>
-              <w:rPr>
-                <w:sz w:val="20"/>
-              </w:rPr>
-            </w:pPr>
-            <w:r>
-              <w:rPr>
-                <w:sz w:val="20"/>
-              </w:rPr>
-              <w:t>재현부</w:t>
-            </w:r>
-          </w:p>
-        </w:tc>
-        <w:tc>
-          <w:tcPr>
-            <w:tcW w:w="0" w:type="auto"/>
-          </w:tcPr>
-          <w:p>
-            <w:pPr>
-              <w:pStyle w:val="Compact"/>
-              <w:rPr>
-                <w:sz w:val="20"/>
-              </w:rPr>
-            </w:pPr>
-            <w:r>
-              <w:rPr>
-                <w:sz w:val="20"/>
-              </w:rPr>
-              <w:t>파스텔</w:t>
-            </w:r>
-            <w:r>
-              <w:rPr>
-                <w:sz w:val="20"/>
-              </w:rPr>
-              <w:t xml:space="preserve"> </w:t>
-            </w:r>
-            <w:r>
-              <w:rPr>
-                <w:sz w:val="20"/>
-              </w:rPr>
-              <w:t>녹</w:t>
-            </w:r>
-          </w:p>
-        </w:tc>
-        <w:tc>
-          <w:tcPr>
-            <w:tcW w:w="0" w:type="auto"/>
-          </w:tcPr>
-          <w:p>
-            <w:pPr>
-              <w:pStyle w:val="Compact"/>
-              <w:rPr>
-                <w:sz w:val="20"/>
-              </w:rPr>
-            </w:pPr>
-            <w:r>
-              <w:rPr>
-                <w:sz w:val="20"/>
-              </w:rPr>
-              <w:t>회귀</w:t>
-            </w:r>
-            <w:r>
-              <w:rPr>
-                <w:sz w:val="20"/>
-              </w:rPr>
-              <w:t>·</w:t>
-            </w:r>
-            <w:r>
-              <w:rPr>
-                <w:sz w:val="20"/>
-              </w:rPr>
-              <w:t>해소</w:t>
-            </w:r>
-          </w:p>
-        </w:tc>
-      </w:tr>
-      <w:tr>
-        <w:trPr>
-          <w:jc w:val="center"/>
-        </w:trPr>
-        <w:tc>
-          <w:tcPr>
-            <w:tcW w:w="0" w:type="auto"/>
-          </w:tcPr>
-          <w:p>
-            <w:pPr>
-              <w:pStyle w:val="Compact"/>
-              <w:rPr>
-                <w:sz w:val="20"/>
-              </w:rPr>
-            </w:pPr>
-            <w:r>
-              <w:rPr>
-                <w:sz w:val="20"/>
-              </w:rPr>
               <w:t>현재</w:t>
             </w:r>
             <w:r>
@@ -24580,13 +25177,10 @@
         <w:pStyle w:val="a8"/>
       </w:pPr>
       <w:r>
-        <w:t xml:space="preserve">The schema’s structural categories — four section types (exposition, development, recapitulation, coda), six theme-zone types (P, T, S, </w:t>
-      </w:r>
-      <w:r>
-        <w:t>K, codetta, retransition), and start/end measure ranges — deliberately mirror the analytic categories used in Allegraud et al. (2019) for the Mozart string-quartet sonata-form corpus. Because the field names map one-to-one and the measure-range conventions are shared, loading the 32-movement Algomus reference analyses into the tool requires only a thin ingestion adapter. We provide the schema and a worked example for K. 545; the adapter for the full Algomus corpus remains an open community contribution oppo</w:t>
-      </w:r>
-      <w:r>
-        <w:t xml:space="preserve">rtunity. The architectural point is that our learner-facing tool </w:t>
+        <w:t>The schema’s structural categories — four section types (exposition, development, recapitulation, coda), six theme-zone types (P, T, S, K, codetta, retransition), and start/end measure ranges — deliberately mirror the analytic categories used in Allegraud et al. (2019) for the Mozart string-quartet sonata-form corpus. Because the field names map one-to-one and the measure-range conventions are shared, loading the 32-movement Algomus reference analyses into the tool requires only a thin ingestion adapter. We</w:t>
+      </w:r>
+      <w:r>
+        <w:t xml:space="preserve"> provide the schema and a worked example for K. 545; the adapter for the full Algomus corpus remains an open community contribution opportunity. The architectural point is that our learner-facing tool </w:t>
       </w:r>
       <w:r>
         <w:rPr>
@@ -25236,6 +25830,7 @@
         <w:pStyle w:val="FirstParagraph"/>
       </w:pPr>
       <w:r>
+        <w:lastRenderedPageBreak/>
         <w:t>세</w:t>
       </w:r>
       <w:r>
@@ -25701,7 +26296,7 @@
           <w:noProof/>
         </w:rPr>
         <w:drawing>
-          <wp:inline distT="0" distB="0" distL="0" distR="0" wp14:anchorId="75C33C19" wp14:editId="75C33C1A">
+          <wp:inline distT="0" distB="0" distL="0" distR="0" wp14:anchorId="062F351D" wp14:editId="062F351E">
             <wp:extent cx="5334000" cy="1052419"/>
             <wp:effectExtent l="0" t="0" r="0" b="0"/>
             <wp:docPr id="40" name="Picture" descr="Figure 3. Active-listening control panel and demo-mode fallback. The yellow Demo mode bar is automatically shown when no audio file is available. Below it: section-jump buttons (Exposition / Development / Recapitulation), playback-speed slider, color/cursor/loop toggles, calibration controls, and a keyboard-shortcut legend."/>
@@ -26663,6 +27258,7 @@
         <w:pStyle w:val="FirstParagraph"/>
       </w:pPr>
       <w:r>
+        <w:lastRenderedPageBreak/>
         <w:t>반복</w:t>
       </w:r>
       <w:r>
@@ -28395,6 +28991,7 @@
       <w:bookmarkStart w:id="30" w:name="X3df19ac606e47ef0726f25171eb796bf92d07f1"/>
       <w:bookmarkEnd w:id="29"/>
       <w:r>
+        <w:lastRenderedPageBreak/>
         <w:t xml:space="preserve">5.3 Exposition P and S (5 minutes) / </w:t>
       </w:r>
       <w:r>
@@ -29955,10 +30552,7 @@
         <w:t>grammar of teaching with the tool</w:t>
       </w:r>
       <w:r>
-        <w:t xml:space="preserve">: choose a passage, choose </w:t>
-      </w:r>
-      <w:r>
-        <w:t>the representations to foreground, listen, look, and let students make the analytical observation themselves.</w:t>
+        <w:t>: choose a passage, choose the representations to foreground, listen, look, and let students make the analytical observation themselves.</w:t>
       </w:r>
     </w:p>
     <w:p>
@@ -29966,6 +30560,7 @@
         <w:pStyle w:val="FirstParagraph"/>
       </w:pPr>
       <w:r>
+        <w:lastRenderedPageBreak/>
         <w:t>위</w:t>
       </w:r>
       <w:r>
@@ -31289,7 +31884,7 @@
           <w:b/>
           <w:bCs/>
         </w:rPr>
-        <w:t xml:space="preserve">Table 4 / </w:t>
+        <w:t xml:space="preserve">Table 6 / </w:t>
       </w:r>
       <w:r>
         <w:rPr>
@@ -31303,7 +31898,7 @@
           <w:b/>
           <w:bCs/>
         </w:rPr>
-        <w:t xml:space="preserve"> 4.</w:t>
+        <w:t xml:space="preserve"> 6.</w:t>
       </w:r>
       <w:r>
         <w:t xml:space="preserve"> Single-expert SUS response.</w:t>
@@ -31558,6 +32153,7 @@
         <w:pStyle w:val="a8"/>
       </w:pPr>
       <w:r>
+        <w:lastRenderedPageBreak/>
         <w:t>The expert returned the maximum SUS score. The consistency of the response pattern (5 on every positive item, 1 on every negative item) is strong evidence that the expert correctly understood the bipolar scale; a single-expert SUS of 100 is informative but should not be over-interpreted, as an n=1 sample of an expert evaluator predisposed to engage with classroom-tool design is not equivalent to a sampled learner population.</w:t>
       </w:r>
     </w:p>
@@ -32037,7 +32633,10 @@
         <w:t>기능</w:t>
       </w:r>
       <w:r>
-        <w:t xml:space="preserve">”) </w:t>
+        <w:t>”</w:t>
+      </w:r>
+      <w:r>
+        <w:t xml:space="preserve">) </w:t>
       </w:r>
       <w:r>
         <w:t>두</w:t>
@@ -32301,7 +32900,10 @@
         <w:pStyle w:val="a8"/>
       </w:pPr>
       <w:r>
-        <w:t>To C3 (“misconception risks?”) the expert responded “</w:t>
+        <w:t>To C3 (“misconception risks?”</w:t>
+      </w:r>
+      <w:r>
+        <w:t>) the expert responded “</w:t>
       </w:r>
       <w:r>
         <w:rPr>
@@ -32311,10 +32913,7 @@
         <w:t>There seem to be none.</w:t>
       </w:r>
       <w:r>
-        <w:t xml:space="preserve">” We read this both as a positive indication that the </w:t>
-      </w:r>
-      <w:r>
-        <w:t>expert, with fifteen years of field experience, did not identify any obvious visualization-induced misunderstanding pathway, and as a hypothesis to be tested in the planned RCT rather than a confirmed null. An expert’s prediction of no risk is not equivalent to a learner study failing to detect risk.</w:t>
+        <w:t>” We read this both as a positive indication that the expert, with fifteen years of field experience, did not identify any obvious visualization-induced misunderstanding pathway, and as a hypothesis to be tested in the planned RCT rather than a confirmed null. An expert’s prediction of no risk is not equivalent to a learner study failing to detect risk.</w:t>
       </w:r>
     </w:p>
     <w:p>
@@ -33117,6 +33716,7 @@
       <w:bookmarkStart w:id="40" w:name="X4b3be466686d378388712ff3ac02bda7cc4d1c3"/>
       <w:bookmarkEnd w:id="39"/>
       <w:r>
+        <w:lastRenderedPageBreak/>
         <w:t>6.3.4 Multi-piece extension and real-world deployment endorsed</w:t>
       </w:r>
     </w:p>
@@ -34651,7 +35251,11 @@
         <w:t>preserves the exposition’s modulation pattern</w:t>
       </w:r>
       <w:r>
-        <w:t xml:space="preserve"> by shifting the starting key down a fifth, so that the secondary theme arrives in the tonic on the second hearing. The synchronized color-coded view makes this </w:t>
+        <w:t xml:space="preserve"> by shifting the starting key down a fifth, so that the secondary theme arrives in the tonic on the </w:t>
+      </w:r>
+      <w:r>
+        <w:lastRenderedPageBreak/>
+        <w:t xml:space="preserve">second hearing. The synchronized color-coded view makes this </w:t>
       </w:r>
       <w:r>
         <w:rPr>
@@ -36422,6 +37026,7 @@
           <w:b/>
           <w:bCs/>
         </w:rPr>
+        <w:lastRenderedPageBreak/>
         <w:t>Other formal types.</w:t>
       </w:r>
       <w:r>
@@ -38003,10 +38608,11 @@
         <w:t>자체는</w:t>
       </w:r>
       <w:r>
-        <w:t xml:space="preserve"> CC BY </w:t>
-      </w:r>
-      <w:r>
-        <w:t xml:space="preserve">4.0 </w:t>
+        <w:t xml:space="preserve"> </w:t>
+      </w:r>
+      <w:r>
+        <w:lastRenderedPageBreak/>
+        <w:t xml:space="preserve">CC BY 4.0 </w:t>
       </w:r>
       <w:r>
         <w:t>라이선스이며</w:t>
@@ -39985,6 +40591,7 @@
       <w:bookmarkStart w:id="54" w:name="references-참고문헌"/>
       <w:bookmarkEnd w:id="53"/>
       <w:r>
+        <w:lastRenderedPageBreak/>
         <w:t xml:space="preserve">References / </w:t>
       </w:r>
       <w:r>
@@ -40292,7 +40899,10 @@
         <w:t>Music, imagination, and culture.</w:t>
       </w:r>
       <w:r>
-        <w:t xml:space="preserve"> Oxford University Press.</w:t>
+        <w:t xml:space="preserve"> </w:t>
+      </w:r>
+      <w:r>
+        <w:t>Oxford University Press.</w:t>
       </w:r>
     </w:p>
     <w:p>
@@ -40605,12 +41215,19 @@
       <w:bookmarkEnd w:id="54"/>
     </w:p>
     <w:sectPr>
+      <w:headerReference w:type="even" r:id="rId12"/>
+      <w:headerReference w:type="default" r:id="rId13"/>
+      <w:footerReference w:type="even" r:id="rId14"/>
+      <w:footerReference w:type="default" r:id="rId15"/>
+      <w:headerReference w:type="first" r:id="rId16"/>
+      <w:footerReference w:type="first" r:id="rId17"/>
       <w:footnotePr>
         <w:numRestart w:val="eachSect"/>
       </w:footnotePr>
       <w:pgSz w:w="11907" w:h="16839"/>
       <w:pgMar w:top="1417" w:right="1417" w:bottom="1417" w:left="1417" w:header="720" w:footer="720" w:gutter="0"/>
       <w:cols w:space="720"/>
+      <w:titlePg/>
       <w:docGrid w:linePitch="326"/>
     </w:sectPr>
   </w:body>
@@ -40642,6 +41259,111 @@
 </w:endnotes>
 </file>
 
+<file path=word/footer1.xml><?xml version="1.0" encoding="utf-8"?>
+<w:ftr xmlns:wpc="http://schemas.microsoft.com/office/word/2010/wordprocessingCanvas" xmlns:cx="http://schemas.microsoft.com/office/drawing/2014/chartex" xmlns:cx1="http://schemas.microsoft.com/office/drawing/2015/9/8/chartex" xmlns:cx2="http://schemas.microsoft.com/office/drawing/2015/10/21/chartex" xmlns:cx3="http://schemas.microsoft.com/office/drawing/2016/5/9/chartex" xmlns:cx4="http://schemas.microsoft.com/office/drawing/2016/5/10/chartex" xmlns:cx5="http://schemas.microsoft.com/office/drawing/2016/5/11/chartex" xmlns:cx6="http://schemas.microsoft.com/office/drawing/2016/5/12/chartex" xmlns:cx7="http://schemas.microsoft.com/office/drawing/2016/5/13/chartex" xmlns:cx8="http://schemas.microsoft.com/office/drawing/2016/5/14/chartex" xmlns:mc="http://schemas.openxmlformats.org/markup-compatibility/2006" xmlns:aink="http://schemas.microsoft.com/office/drawing/2016/ink" xmlns:am3d="http://schemas.microsoft.com/office/drawing/2017/model3d" xmlns:o="urn:schemas-microsoft-com:office:office" xmlns:oel="http://schemas.microsoft.com/office/2019/extlst" xmlns:r="http://schemas.openxmlformats.org/officeDocument/2006/relationships" xmlns:m="http://schemas.openxmlformats.org/officeDocument/2006/math" xmlns:v="urn:schemas-microsoft-com:vml" xmlns:wp14="http://schemas.microsoft.com/office/word/2010/wordprocessingDrawing" xmlns:wp="http://schemas.openxmlformats.org/drawingml/2006/wordprocessingDrawing" xmlns:w10="urn:schemas-microsoft-com:office:word" xmlns:w="http://schemas.openxmlformats.org/wordprocessingml/2006/main" xmlns:w14="http://schemas.microsoft.com/office/word/2010/wordml" xmlns:w15="http://schemas.microsoft.com/office/word/2012/wordml" xmlns:w16cex="http://schemas.microsoft.com/office/word/2018/wordml/cex" xmlns:w16cid="http://schemas.microsoft.com/office/word/2016/wordml/cid" xmlns:w16="http://schemas.microsoft.com/office/word/2018/wordml" xmlns:w16du="http://schemas.microsoft.com/office/word/2023/wordml/word16du" xmlns:w16sdtdh="http://schemas.microsoft.com/office/word/2020/wordml/sdtdatahash" xmlns:w16sdtfl="http://schemas.microsoft.com/office/word/2024/wordml/sdtformatlock" xmlns:w16se="http://schemas.microsoft.com/office/word/2015/wordml/symex" xmlns:wpg="http://schemas.microsoft.com/office/word/2010/wordprocessingGroup" xmlns:wpi="http://schemas.microsoft.com/office/word/2010/wordprocessingInk" xmlns:wne="http://schemas.microsoft.com/office/word/2006/wordml" xmlns:wps="http://schemas.microsoft.com/office/word/2010/wordprocessingShape" mc:Ignorable="w14 w15 w16se w16cid w16 w16cex w16sdtdh w16sdtfl w16du wp14">
+  <w:p>
+    <w:pPr>
+      <w:pStyle w:val="ae"/>
+      <w:framePr w:wrap="around" w:vAnchor="text" w:hAnchor="margin" w:xAlign="right" w:y="1"/>
+      <w:rPr>
+        <w:rStyle w:val="af"/>
+      </w:rPr>
+    </w:pPr>
+    <w:r>
+      <w:rPr>
+        <w:rStyle w:val="af"/>
+      </w:rPr>
+      <w:fldChar w:fldCharType="begin"/>
+    </w:r>
+    <w:r>
+      <w:rPr>
+        <w:rStyle w:val="af"/>
+      </w:rPr>
+      <w:instrText xml:space="preserve"> PAGE </w:instrText>
+    </w:r>
+    <w:r>
+      <w:rPr>
+        <w:rStyle w:val="af"/>
+      </w:rPr>
+      <w:fldChar w:fldCharType="separate"/>
+    </w:r>
+    <w:r>
+      <w:rPr>
+        <w:rStyle w:val="af"/>
+      </w:rPr>
+      <w:fldChar w:fldCharType="end"/>
+    </w:r>
+  </w:p>
+  <w:p>
+    <w:pPr>
+      <w:pStyle w:val="ae"/>
+      <w:ind w:right="360"/>
+    </w:pPr>
+  </w:p>
+</w:ftr>
+</file>
+
+<file path=word/footer2.xml><?xml version="1.0" encoding="utf-8"?>
+<w:ftr xmlns:wpc="http://schemas.microsoft.com/office/word/2010/wordprocessingCanvas" xmlns:cx="http://schemas.microsoft.com/office/drawing/2014/chartex" xmlns:cx1="http://schemas.microsoft.com/office/drawing/2015/9/8/chartex" xmlns:cx2="http://schemas.microsoft.com/office/drawing/2015/10/21/chartex" xmlns:cx3="http://schemas.microsoft.com/office/drawing/2016/5/9/chartex" xmlns:cx4="http://schemas.microsoft.com/office/drawing/2016/5/10/chartex" xmlns:cx5="http://schemas.microsoft.com/office/drawing/2016/5/11/chartex" xmlns:cx6="http://schemas.microsoft.com/office/drawing/2016/5/12/chartex" xmlns:cx7="http://schemas.microsoft.com/office/drawing/2016/5/13/chartex" xmlns:cx8="http://schemas.microsoft.com/office/drawing/2016/5/14/chartex" xmlns:mc="http://schemas.openxmlformats.org/markup-compatibility/2006" xmlns:aink="http://schemas.microsoft.com/office/drawing/2016/ink" xmlns:am3d="http://schemas.microsoft.com/office/drawing/2017/model3d" xmlns:o="urn:schemas-microsoft-com:office:office" xmlns:oel="http://schemas.microsoft.com/office/2019/extlst" xmlns:r="http://schemas.openxmlformats.org/officeDocument/2006/relationships" xmlns:m="http://schemas.openxmlformats.org/officeDocument/2006/math" xmlns:v="urn:schemas-microsoft-com:vml" xmlns:wp14="http://schemas.microsoft.com/office/word/2010/wordprocessingDrawing" xmlns:wp="http://schemas.openxmlformats.org/drawingml/2006/wordprocessingDrawing" xmlns:w10="urn:schemas-microsoft-com:office:word" xmlns:w="http://schemas.openxmlformats.org/wordprocessingml/2006/main" xmlns:w14="http://schemas.microsoft.com/office/word/2010/wordml" xmlns:w15="http://schemas.microsoft.com/office/word/2012/wordml" xmlns:w16cex="http://schemas.microsoft.com/office/word/2018/wordml/cex" xmlns:w16cid="http://schemas.microsoft.com/office/word/2016/wordml/cid" xmlns:w16="http://schemas.microsoft.com/office/word/2018/wordml" xmlns:w16du="http://schemas.microsoft.com/office/word/2023/wordml/word16du" xmlns:w16sdtdh="http://schemas.microsoft.com/office/word/2020/wordml/sdtdatahash" xmlns:w16sdtfl="http://schemas.microsoft.com/office/word/2024/wordml/sdtformatlock" xmlns:w16se="http://schemas.microsoft.com/office/word/2015/wordml/symex" xmlns:wpg="http://schemas.microsoft.com/office/word/2010/wordprocessingGroup" xmlns:wpi="http://schemas.microsoft.com/office/word/2010/wordprocessingInk" xmlns:wne="http://schemas.microsoft.com/office/word/2006/wordml" xmlns:wps="http://schemas.microsoft.com/office/word/2010/wordprocessingShape" mc:Ignorable="w14 w15 w16se w16cid w16 w16cex w16sdtdh w16sdtfl w16du wp14">
+  <w:p>
+    <w:pPr>
+      <w:pStyle w:val="ae"/>
+      <w:framePr w:wrap="around" w:vAnchor="text" w:hAnchor="margin" w:xAlign="right" w:y="1"/>
+      <w:rPr>
+        <w:rStyle w:val="af"/>
+      </w:rPr>
+    </w:pPr>
+    <w:r>
+      <w:rPr>
+        <w:rStyle w:val="af"/>
+      </w:rPr>
+      <w:fldChar w:fldCharType="begin"/>
+    </w:r>
+    <w:r>
+      <w:rPr>
+        <w:rStyle w:val="af"/>
+      </w:rPr>
+      <w:instrText xml:space="preserve"> PAGE </w:instrText>
+    </w:r>
+    <w:r>
+      <w:rPr>
+        <w:rStyle w:val="af"/>
+      </w:rPr>
+      <w:fldChar w:fldCharType="separate"/>
+    </w:r>
+    <w:r>
+      <w:rPr>
+        <w:rStyle w:val="af"/>
+        <w:noProof/>
+      </w:rPr>
+      <w:t>1</w:t>
+    </w:r>
+    <w:r>
+      <w:rPr>
+        <w:rStyle w:val="af"/>
+      </w:rPr>
+      <w:fldChar w:fldCharType="end"/>
+    </w:r>
+  </w:p>
+  <w:p>
+    <w:pPr>
+      <w:pStyle w:val="ae"/>
+      <w:ind w:right="360"/>
+    </w:pPr>
+  </w:p>
+</w:ftr>
+</file>
+
+<file path=word/footer3.xml><?xml version="1.0" encoding="utf-8"?>
+<w:ftr xmlns:wpc="http://schemas.microsoft.com/office/word/2010/wordprocessingCanvas" xmlns:cx="http://schemas.microsoft.com/office/drawing/2014/chartex" xmlns:cx1="http://schemas.microsoft.com/office/drawing/2015/9/8/chartex" xmlns:cx2="http://schemas.microsoft.com/office/drawing/2015/10/21/chartex" xmlns:cx3="http://schemas.microsoft.com/office/drawing/2016/5/9/chartex" xmlns:cx4="http://schemas.microsoft.com/office/drawing/2016/5/10/chartex" xmlns:cx5="http://schemas.microsoft.com/office/drawing/2016/5/11/chartex" xmlns:cx6="http://schemas.microsoft.com/office/drawing/2016/5/12/chartex" xmlns:cx7="http://schemas.microsoft.com/office/drawing/2016/5/13/chartex" xmlns:cx8="http://schemas.microsoft.com/office/drawing/2016/5/14/chartex" xmlns:mc="http://schemas.openxmlformats.org/markup-compatibility/2006" xmlns:aink="http://schemas.microsoft.com/office/drawing/2016/ink" xmlns:am3d="http://schemas.microsoft.com/office/drawing/2017/model3d" xmlns:o="urn:schemas-microsoft-com:office:office" xmlns:oel="http://schemas.microsoft.com/office/2019/extlst" xmlns:r="http://schemas.openxmlformats.org/officeDocument/2006/relationships" xmlns:m="http://schemas.openxmlformats.org/officeDocument/2006/math" xmlns:v="urn:schemas-microsoft-com:vml" xmlns:wp14="http://schemas.microsoft.com/office/word/2010/wordprocessingDrawing" xmlns:wp="http://schemas.openxmlformats.org/drawingml/2006/wordprocessingDrawing" xmlns:w10="urn:schemas-microsoft-com:office:word" xmlns:w="http://schemas.openxmlformats.org/wordprocessingml/2006/main" xmlns:w14="http://schemas.microsoft.com/office/word/2010/wordml" xmlns:w15="http://schemas.microsoft.com/office/word/2012/wordml" xmlns:w16cex="http://schemas.microsoft.com/office/word/2018/wordml/cex" xmlns:w16cid="http://schemas.microsoft.com/office/word/2016/wordml/cid" xmlns:w16="http://schemas.microsoft.com/office/word/2018/wordml" xmlns:w16du="http://schemas.microsoft.com/office/word/2023/wordml/word16du" xmlns:w16sdtdh="http://schemas.microsoft.com/office/word/2020/wordml/sdtdatahash" xmlns:w16sdtfl="http://schemas.microsoft.com/office/word/2024/wordml/sdtformatlock" xmlns:w16se="http://schemas.microsoft.com/office/word/2015/wordml/symex" xmlns:wpg="http://schemas.microsoft.com/office/word/2010/wordprocessingGroup" xmlns:wpi="http://schemas.microsoft.com/office/word/2010/wordprocessingInk" xmlns:wne="http://schemas.microsoft.com/office/word/2006/wordml" xmlns:wps="http://schemas.microsoft.com/office/word/2010/wordprocessingShape" mc:Ignorable="w14 w15 w16se w16cid w16 w16cex w16sdtdh w16sdtfl w16du wp14">
+  <w:p>
+    <w:pPr>
+      <w:pStyle w:val="ae"/>
+    </w:pPr>
+  </w:p>
+</w:ftr>
+</file>
+
 <file path=word/footnotes.xml><?xml version="1.0" encoding="utf-8"?>
 <w:footnotes xmlns:wpc="http://schemas.microsoft.com/office/word/2010/wordprocessingCanvas" xmlns:cx="http://schemas.microsoft.com/office/drawing/2014/chartex" xmlns:cx1="http://schemas.microsoft.com/office/drawing/2015/9/8/chartex" xmlns:cx2="http://schemas.microsoft.com/office/drawing/2015/10/21/chartex" xmlns:cx3="http://schemas.microsoft.com/office/drawing/2016/5/9/chartex" xmlns:cx4="http://schemas.microsoft.com/office/drawing/2016/5/10/chartex" xmlns:cx5="http://schemas.microsoft.com/office/drawing/2016/5/11/chartex" xmlns:cx6="http://schemas.microsoft.com/office/drawing/2016/5/12/chartex" xmlns:cx7="http://schemas.microsoft.com/office/drawing/2016/5/13/chartex" xmlns:cx8="http://schemas.microsoft.com/office/drawing/2016/5/14/chartex" xmlns:mc="http://schemas.openxmlformats.org/markup-compatibility/2006" xmlns:aink="http://schemas.microsoft.com/office/drawing/2016/ink" xmlns:am3d="http://schemas.microsoft.com/office/drawing/2017/model3d" xmlns:o="urn:schemas-microsoft-com:office:office" xmlns:oel="http://schemas.microsoft.com/office/2019/extlst" xmlns:r="http://schemas.openxmlformats.org/officeDocument/2006/relationships" xmlns:m="http://schemas.openxmlformats.org/officeDocument/2006/math" xmlns:v="urn:schemas-microsoft-com:vml" xmlns:wp14="http://schemas.microsoft.com/office/word/2010/wordprocessingDrawing" xmlns:wp="http://schemas.openxmlformats.org/drawingml/2006/wordprocessingDrawing" xmlns:w10="urn:schemas-microsoft-com:office:word" xmlns:w="http://schemas.openxmlformats.org/wordprocessingml/2006/main" xmlns:w14="http://schemas.microsoft.com/office/word/2010/wordml" xmlns:w15="http://schemas.microsoft.com/office/word/2012/wordml" xmlns:w16cex="http://schemas.microsoft.com/office/word/2018/wordml/cex" xmlns:w16cid="http://schemas.microsoft.com/office/word/2016/wordml/cid" xmlns:w16="http://schemas.microsoft.com/office/word/2018/wordml" xmlns:w16du="http://schemas.microsoft.com/office/word/2023/wordml/word16du" xmlns:w16sdtdh="http://schemas.microsoft.com/office/word/2020/wordml/sdtdatahash" xmlns:w16sdtfl="http://schemas.microsoft.com/office/word/2024/wordml/sdtformatlock" xmlns:w16se="http://schemas.microsoft.com/office/word/2015/wordml/symex" xmlns:wpg="http://schemas.microsoft.com/office/word/2010/wordprocessingGroup" xmlns:wpi="http://schemas.microsoft.com/office/word/2010/wordprocessingInk" xmlns:wne="http://schemas.microsoft.com/office/word/2006/wordml" xmlns:wps="http://schemas.microsoft.com/office/word/2010/wordprocessingShape" mc:Ignorable="w14 w15 w16se w16cid w16 w16cex w16sdtdh w16sdtfl w16du wp14">
   <w:footnote w:type="separator" w:id="-1">
@@ -40667,12 +41389,42 @@
 </w:footnotes>
 </file>
 
+<file path=word/header1.xml><?xml version="1.0" encoding="utf-8"?>
+<w:hdr xmlns:wpc="http://schemas.microsoft.com/office/word/2010/wordprocessingCanvas" xmlns:cx="http://schemas.microsoft.com/office/drawing/2014/chartex" xmlns:cx1="http://schemas.microsoft.com/office/drawing/2015/9/8/chartex" xmlns:cx2="http://schemas.microsoft.com/office/drawing/2015/10/21/chartex" xmlns:cx3="http://schemas.microsoft.com/office/drawing/2016/5/9/chartex" xmlns:cx4="http://schemas.microsoft.com/office/drawing/2016/5/10/chartex" xmlns:cx5="http://schemas.microsoft.com/office/drawing/2016/5/11/chartex" xmlns:cx6="http://schemas.microsoft.com/office/drawing/2016/5/12/chartex" xmlns:cx7="http://schemas.microsoft.com/office/drawing/2016/5/13/chartex" xmlns:cx8="http://schemas.microsoft.com/office/drawing/2016/5/14/chartex" xmlns:mc="http://schemas.openxmlformats.org/markup-compatibility/2006" xmlns:aink="http://schemas.microsoft.com/office/drawing/2016/ink" xmlns:am3d="http://schemas.microsoft.com/office/drawing/2017/model3d" xmlns:o="urn:schemas-microsoft-com:office:office" xmlns:oel="http://schemas.microsoft.com/office/2019/extlst" xmlns:r="http://schemas.openxmlformats.org/officeDocument/2006/relationships" xmlns:m="http://schemas.openxmlformats.org/officeDocument/2006/math" xmlns:v="urn:schemas-microsoft-com:vml" xmlns:wp14="http://schemas.microsoft.com/office/word/2010/wordprocessingDrawing" xmlns:wp="http://schemas.openxmlformats.org/drawingml/2006/wordprocessingDrawing" xmlns:w10="urn:schemas-microsoft-com:office:word" xmlns:w="http://schemas.openxmlformats.org/wordprocessingml/2006/main" xmlns:w14="http://schemas.microsoft.com/office/word/2010/wordml" xmlns:w15="http://schemas.microsoft.com/office/word/2012/wordml" xmlns:w16cex="http://schemas.microsoft.com/office/word/2018/wordml/cex" xmlns:w16cid="http://schemas.microsoft.com/office/word/2016/wordml/cid" xmlns:w16="http://schemas.microsoft.com/office/word/2018/wordml" xmlns:w16du="http://schemas.microsoft.com/office/word/2023/wordml/word16du" xmlns:w16sdtdh="http://schemas.microsoft.com/office/word/2020/wordml/sdtdatahash" xmlns:w16sdtfl="http://schemas.microsoft.com/office/word/2024/wordml/sdtformatlock" xmlns:w16se="http://schemas.microsoft.com/office/word/2015/wordml/symex" xmlns:wpg="http://schemas.microsoft.com/office/word/2010/wordprocessingGroup" xmlns:wpi="http://schemas.microsoft.com/office/word/2010/wordprocessingInk" xmlns:wne="http://schemas.microsoft.com/office/word/2006/wordml" xmlns:wps="http://schemas.microsoft.com/office/word/2010/wordprocessingShape" mc:Ignorable="w14 w15 w16se w16cid w16 w16cex w16sdtdh w16sdtfl w16du wp14">
+  <w:p>
+    <w:pPr>
+      <w:pStyle w:val="ad"/>
+    </w:pPr>
+  </w:p>
+</w:hdr>
+</file>
+
+<file path=word/header2.xml><?xml version="1.0" encoding="utf-8"?>
+<w:hdr xmlns:wpc="http://schemas.microsoft.com/office/word/2010/wordprocessingCanvas" xmlns:cx="http://schemas.microsoft.com/office/drawing/2014/chartex" xmlns:cx1="http://schemas.microsoft.com/office/drawing/2015/9/8/chartex" xmlns:cx2="http://schemas.microsoft.com/office/drawing/2015/10/21/chartex" xmlns:cx3="http://schemas.microsoft.com/office/drawing/2016/5/9/chartex" xmlns:cx4="http://schemas.microsoft.com/office/drawing/2016/5/10/chartex" xmlns:cx5="http://schemas.microsoft.com/office/drawing/2016/5/11/chartex" xmlns:cx6="http://schemas.microsoft.com/office/drawing/2016/5/12/chartex" xmlns:cx7="http://schemas.microsoft.com/office/drawing/2016/5/13/chartex" xmlns:cx8="http://schemas.microsoft.com/office/drawing/2016/5/14/chartex" xmlns:mc="http://schemas.openxmlformats.org/markup-compatibility/2006" xmlns:aink="http://schemas.microsoft.com/office/drawing/2016/ink" xmlns:am3d="http://schemas.microsoft.com/office/drawing/2017/model3d" xmlns:o="urn:schemas-microsoft-com:office:office" xmlns:oel="http://schemas.microsoft.com/office/2019/extlst" xmlns:r="http://schemas.openxmlformats.org/officeDocument/2006/relationships" xmlns:m="http://schemas.openxmlformats.org/officeDocument/2006/math" xmlns:v="urn:schemas-microsoft-com:vml" xmlns:wp14="http://schemas.microsoft.com/office/word/2010/wordprocessingDrawing" xmlns:wp="http://schemas.openxmlformats.org/drawingml/2006/wordprocessingDrawing" xmlns:w10="urn:schemas-microsoft-com:office:word" xmlns:w="http://schemas.openxmlformats.org/wordprocessingml/2006/main" xmlns:w14="http://schemas.microsoft.com/office/word/2010/wordml" xmlns:w15="http://schemas.microsoft.com/office/word/2012/wordml" xmlns:w16cex="http://schemas.microsoft.com/office/word/2018/wordml/cex" xmlns:w16cid="http://schemas.microsoft.com/office/word/2016/wordml/cid" xmlns:w16="http://schemas.microsoft.com/office/word/2018/wordml" xmlns:w16du="http://schemas.microsoft.com/office/word/2023/wordml/word16du" xmlns:w16sdtdh="http://schemas.microsoft.com/office/word/2020/wordml/sdtdatahash" xmlns:w16sdtfl="http://schemas.microsoft.com/office/word/2024/wordml/sdtformatlock" xmlns:w16se="http://schemas.microsoft.com/office/word/2015/wordml/symex" xmlns:wpg="http://schemas.microsoft.com/office/word/2010/wordprocessingGroup" xmlns:wpi="http://schemas.microsoft.com/office/word/2010/wordprocessingInk" xmlns:wne="http://schemas.microsoft.com/office/word/2006/wordml" xmlns:wps="http://schemas.microsoft.com/office/word/2010/wordprocessingShape" mc:Ignorable="w14 w15 w16se w16cid w16 w16cex w16sdtdh w16sdtfl w16du wp14">
+  <w:p>
+    <w:pPr>
+      <w:pStyle w:val="ad"/>
+    </w:pPr>
+  </w:p>
+</w:hdr>
+</file>
+
+<file path=word/header3.xml><?xml version="1.0" encoding="utf-8"?>
+<w:hdr xmlns:wpc="http://schemas.microsoft.com/office/word/2010/wordprocessingCanvas" xmlns:cx="http://schemas.microsoft.com/office/drawing/2014/chartex" xmlns:cx1="http://schemas.microsoft.com/office/drawing/2015/9/8/chartex" xmlns:cx2="http://schemas.microsoft.com/office/drawing/2015/10/21/chartex" xmlns:cx3="http://schemas.microsoft.com/office/drawing/2016/5/9/chartex" xmlns:cx4="http://schemas.microsoft.com/office/drawing/2016/5/10/chartex" xmlns:cx5="http://schemas.microsoft.com/office/drawing/2016/5/11/chartex" xmlns:cx6="http://schemas.microsoft.com/office/drawing/2016/5/12/chartex" xmlns:cx7="http://schemas.microsoft.com/office/drawing/2016/5/13/chartex" xmlns:cx8="http://schemas.microsoft.com/office/drawing/2016/5/14/chartex" xmlns:mc="http://schemas.openxmlformats.org/markup-compatibility/2006" xmlns:aink="http://schemas.microsoft.com/office/drawing/2016/ink" xmlns:am3d="http://schemas.microsoft.com/office/drawing/2017/model3d" xmlns:o="urn:schemas-microsoft-com:office:office" xmlns:oel="http://schemas.microsoft.com/office/2019/extlst" xmlns:r="http://schemas.openxmlformats.org/officeDocument/2006/relationships" xmlns:m="http://schemas.openxmlformats.org/officeDocument/2006/math" xmlns:v="urn:schemas-microsoft-com:vml" xmlns:wp14="http://schemas.microsoft.com/office/word/2010/wordprocessingDrawing" xmlns:wp="http://schemas.openxmlformats.org/drawingml/2006/wordprocessingDrawing" xmlns:w10="urn:schemas-microsoft-com:office:word" xmlns:w="http://schemas.openxmlformats.org/wordprocessingml/2006/main" xmlns:w14="http://schemas.microsoft.com/office/word/2010/wordml" xmlns:w15="http://schemas.microsoft.com/office/word/2012/wordml" xmlns:w16cex="http://schemas.microsoft.com/office/word/2018/wordml/cex" xmlns:w16cid="http://schemas.microsoft.com/office/word/2016/wordml/cid" xmlns:w16="http://schemas.microsoft.com/office/word/2018/wordml" xmlns:w16du="http://schemas.microsoft.com/office/word/2023/wordml/word16du" xmlns:w16sdtdh="http://schemas.microsoft.com/office/word/2020/wordml/sdtdatahash" xmlns:w16sdtfl="http://schemas.microsoft.com/office/word/2024/wordml/sdtformatlock" xmlns:w16se="http://schemas.microsoft.com/office/word/2015/wordml/symex" xmlns:wpg="http://schemas.microsoft.com/office/word/2010/wordprocessingGroup" xmlns:wpi="http://schemas.microsoft.com/office/word/2010/wordprocessingInk" xmlns:wne="http://schemas.microsoft.com/office/word/2006/wordml" xmlns:wps="http://schemas.microsoft.com/office/word/2010/wordprocessingShape" mc:Ignorable="w14 w15 w16se w16cid w16 w16cex w16sdtdh w16sdtfl w16du wp14">
+  <w:p>
+    <w:pPr>
+      <w:pStyle w:val="ad"/>
+    </w:pPr>
+  </w:p>
+</w:hdr>
+</file>
+
 <file path=word/numbering.xml><?xml version="1.0" encoding="utf-8"?>
 <w:numbering xmlns:wpc="http://schemas.microsoft.com/office/word/2010/wordprocessingCanvas" xmlns:cx="http://schemas.microsoft.com/office/drawing/2014/chartex" xmlns:cx1="http://schemas.microsoft.com/office/drawing/2015/9/8/chartex" xmlns:cx2="http://schemas.microsoft.com/office/drawing/2015/10/21/chartex" xmlns:cx3="http://schemas.microsoft.com/office/drawing/2016/5/9/chartex" xmlns:cx4="http://schemas.microsoft.com/office/drawing/2016/5/10/chartex" xmlns:cx5="http://schemas.microsoft.com/office/drawing/2016/5/11/chartex" xmlns:cx6="http://schemas.microsoft.com/office/drawing/2016/5/12/chartex" xmlns:cx7="http://schemas.microsoft.com/office/drawing/2016/5/13/chartex" xmlns:cx8="http://schemas.microsoft.com/office/drawing/2016/5/14/chartex" xmlns:mc="http://schemas.openxmlformats.org/markup-compatibility/2006" xmlns:aink="http://schemas.microsoft.com/office/drawing/2016/ink" xmlns:am3d="http://schemas.microsoft.com/office/drawing/2017/model3d" xmlns:o="urn:schemas-microsoft-com:office:office" xmlns:oel="http://schemas.microsoft.com/office/2019/extlst" xmlns:r="http://schemas.openxmlformats.org/officeDocument/2006/relationships" xmlns:m="http://schemas.openxmlformats.org/officeDocument/2006/math" xmlns:v="urn:schemas-microsoft-com:vml" xmlns:wp14="http://schemas.microsoft.com/office/word/2010/wordprocessingDrawing" xmlns:wp="http://schemas.openxmlformats.org/drawingml/2006/wordprocessingDrawing" xmlns:w10="urn:schemas-microsoft-com:office:word" xmlns:w="http://schemas.openxmlformats.org/wordprocessingml/2006/main" xmlns:w14="http://schemas.microsoft.com/office/word/2010/wordml" xmlns:w15="http://schemas.microsoft.com/office/word/2012/wordml" xmlns:w16cex="http://schemas.microsoft.com/office/word/2018/wordml/cex" xmlns:w16cid="http://schemas.microsoft.com/office/word/2016/wordml/cid" xmlns:w16="http://schemas.microsoft.com/office/word/2018/wordml" xmlns:w16du="http://schemas.microsoft.com/office/word/2023/wordml/word16du" xmlns:w16sdtdh="http://schemas.microsoft.com/office/word/2020/wordml/sdtdatahash" xmlns:w16sdtfl="http://schemas.microsoft.com/office/word/2024/wordml/sdtformatlock" xmlns:w16se="http://schemas.microsoft.com/office/word/2015/wordml/symex" xmlns:wpg="http://schemas.microsoft.com/office/word/2010/wordprocessingGroup" xmlns:wpi="http://schemas.microsoft.com/office/word/2010/wordprocessingInk" xmlns:wne="http://schemas.microsoft.com/office/word/2006/wordml" xmlns:wps="http://schemas.microsoft.com/office/word/2010/wordprocessingShape" mc:Ignorable="w14 w15 w16se w16cid w16 w16cex w16sdtdh w16sdtfl w16du wp14">
   <w:abstractNum w:abstractNumId="0" w15:restartNumberingAfterBreak="0">
     <w:nsid w:val="99432019"/>
     <w:multiLevelType w:val="multilevel"/>
-    <w:tmpl w:val="47F4B33A"/>
+    <w:tmpl w:val="76286316"/>
     <w:lvl w:ilvl="0">
       <w:start w:val="2019"/>
       <w:numFmt w:val="decimal"/>
@@ -40758,7 +41510,7 @@
   <w:abstractNum w:abstractNumId="1" w15:restartNumberingAfterBreak="0">
     <w:nsid w:val="0000A990"/>
     <w:multiLevelType w:val="multilevel"/>
-    <w:tmpl w:val="252674C4"/>
+    <w:tmpl w:val="8E90A1A8"/>
     <w:lvl w:ilvl="0">
       <w:numFmt w:val="bullet"/>
       <w:lvlText w:val=" "/>
@@ -40835,7 +41587,7 @@
   <w:abstractNum w:abstractNumId="2" w15:restartNumberingAfterBreak="0">
     <w:nsid w:val="0000A991"/>
     <w:multiLevelType w:val="multilevel"/>
-    <w:tmpl w:val="2E9A286A"/>
+    <w:tmpl w:val="082AAD32"/>
     <w:lvl w:ilvl="0">
       <w:numFmt w:val="bullet"/>
       <w:lvlText w:val=""/>
@@ -40939,7 +41691,7 @@
   <w:abstractNum w:abstractNumId="3" w15:restartNumberingAfterBreak="0">
     <w:nsid w:val="00A99411"/>
     <w:multiLevelType w:val="multilevel"/>
-    <w:tmpl w:val="3168F3D8"/>
+    <w:tmpl w:val="D130B6A2"/>
     <w:lvl w:ilvl="0">
       <w:start w:val="1"/>
       <w:numFmt w:val="decimal"/>
@@ -41025,7 +41777,7 @@
   <w:abstractNum w:abstractNumId="4" w15:restartNumberingAfterBreak="0">
     <w:nsid w:val="00A99412"/>
     <w:multiLevelType w:val="multilevel"/>
-    <w:tmpl w:val="8A960CDA"/>
+    <w:tmpl w:val="8E9EB1FA"/>
     <w:lvl w:ilvl="0">
       <w:start w:val="2"/>
       <w:numFmt w:val="decimal"/>
@@ -41111,7 +41863,7 @@
   <w:abstractNum w:abstractNumId="5" w15:restartNumberingAfterBreak="0">
     <w:nsid w:val="00A99413"/>
     <w:multiLevelType w:val="multilevel"/>
-    <w:tmpl w:val="59CA26BA"/>
+    <w:tmpl w:val="252EA66E"/>
     <w:lvl w:ilvl="0">
       <w:start w:val="3"/>
       <w:numFmt w:val="decimal"/>
@@ -41197,7 +41949,7 @@
   <w:abstractNum w:abstractNumId="6" w15:restartNumberingAfterBreak="0">
     <w:nsid w:val="00A99414"/>
     <w:multiLevelType w:val="multilevel"/>
-    <w:tmpl w:val="36DCFD58"/>
+    <w:tmpl w:val="6EE81DCE"/>
     <w:lvl w:ilvl="0">
       <w:start w:val="4"/>
       <w:numFmt w:val="decimal"/>
@@ -41280,22 +42032,22 @@
       </w:pPr>
     </w:lvl>
   </w:abstractNum>
-  <w:num w:numId="1" w16cid:durableId="1993488865">
+  <w:num w:numId="1" w16cid:durableId="1490438387">
     <w:abstractNumId w:val="1"/>
   </w:num>
-  <w:num w:numId="2" w16cid:durableId="1625194275">
+  <w:num w:numId="2" w16cid:durableId="6098631">
     <w:abstractNumId w:val="2"/>
   </w:num>
-  <w:num w:numId="3" w16cid:durableId="1240822342">
+  <w:num w:numId="3" w16cid:durableId="958923207">
     <w:abstractNumId w:val="2"/>
   </w:num>
-  <w:num w:numId="4" w16cid:durableId="2117679026">
+  <w:num w:numId="4" w16cid:durableId="747504655">
     <w:abstractNumId w:val="2"/>
   </w:num>
-  <w:num w:numId="5" w16cid:durableId="1621378256">
+  <w:num w:numId="5" w16cid:durableId="351492358">
     <w:abstractNumId w:val="2"/>
   </w:num>
-  <w:num w:numId="6" w16cid:durableId="905798522">
+  <w:num w:numId="6" w16cid:durableId="1307473702">
     <w:abstractNumId w:val="3"/>
     <w:lvlOverride w:ilvl="0">
       <w:startOverride w:val="1"/>
@@ -41325,7 +42077,7 @@
       <w:startOverride w:val="1"/>
     </w:lvlOverride>
   </w:num>
-  <w:num w:numId="7" w16cid:durableId="1350714304">
+  <w:num w:numId="7" w16cid:durableId="482501646">
     <w:abstractNumId w:val="3"/>
     <w:lvlOverride w:ilvl="0">
       <w:startOverride w:val="1"/>
@@ -41355,7 +42107,7 @@
       <w:startOverride w:val="1"/>
     </w:lvlOverride>
   </w:num>
-  <w:num w:numId="8" w16cid:durableId="1946308052">
+  <w:num w:numId="8" w16cid:durableId="2019113633">
     <w:abstractNumId w:val="4"/>
     <w:lvlOverride w:ilvl="0">
       <w:startOverride w:val="2"/>
@@ -41385,7 +42137,7 @@
       <w:startOverride w:val="2"/>
     </w:lvlOverride>
   </w:num>
-  <w:num w:numId="9" w16cid:durableId="454176213">
+  <w:num w:numId="9" w16cid:durableId="1236163909">
     <w:abstractNumId w:val="4"/>
     <w:lvlOverride w:ilvl="0">
       <w:startOverride w:val="2"/>
@@ -41415,7 +42167,7 @@
       <w:startOverride w:val="2"/>
     </w:lvlOverride>
   </w:num>
-  <w:num w:numId="10" w16cid:durableId="1992710770">
+  <w:num w:numId="10" w16cid:durableId="1694185724">
     <w:abstractNumId w:val="0"/>
     <w:lvlOverride w:ilvl="0">
       <w:startOverride w:val="2019"/>
@@ -41445,7 +42197,7 @@
       <w:startOverride w:val="2019"/>
     </w:lvlOverride>
   </w:num>
-  <w:num w:numId="11" w16cid:durableId="1668895885">
+  <w:num w:numId="11" w16cid:durableId="322122199">
     <w:abstractNumId w:val="5"/>
     <w:lvlOverride w:ilvl="0">
       <w:startOverride w:val="3"/>
@@ -41475,7 +42227,7 @@
       <w:startOverride w:val="3"/>
     </w:lvlOverride>
   </w:num>
-  <w:num w:numId="12" w16cid:durableId="859661416">
+  <w:num w:numId="12" w16cid:durableId="452480775">
     <w:abstractNumId w:val="5"/>
     <w:lvlOverride w:ilvl="0">
       <w:startOverride w:val="3"/>
@@ -41505,7 +42257,7 @@
       <w:startOverride w:val="3"/>
     </w:lvlOverride>
   </w:num>
-  <w:num w:numId="13" w16cid:durableId="1470854789">
+  <w:num w:numId="13" w16cid:durableId="866256121">
     <w:abstractNumId w:val="6"/>
     <w:lvlOverride w:ilvl="0">
       <w:startOverride w:val="4"/>
@@ -41535,7 +42287,7 @@
       <w:startOverride w:val="4"/>
     </w:lvlOverride>
   </w:num>
-  <w:num w:numId="14" w16cid:durableId="99643834">
+  <w:num w:numId="14" w16cid:durableId="172190905">
     <w:abstractNumId w:val="6"/>
     <w:lvlOverride w:ilvl="0">
       <w:startOverride w:val="4"/>
@@ -41565,7 +42317,7 @@
       <w:startOverride w:val="4"/>
     </w:lvlOverride>
   </w:num>
-  <w:num w:numId="15" w16cid:durableId="144707031">
+  <w:num w:numId="15" w16cid:durableId="257296932">
     <w:abstractNumId w:val="3"/>
     <w:lvlOverride w:ilvl="0">
       <w:startOverride w:val="1"/>
@@ -41595,7 +42347,7 @@
       <w:startOverride w:val="1"/>
     </w:lvlOverride>
   </w:num>
-  <w:num w:numId="16" w16cid:durableId="378675581">
+  <w:num w:numId="16" w16cid:durableId="1993022286">
     <w:abstractNumId w:val="3"/>
     <w:lvlOverride w:ilvl="0">
       <w:startOverride w:val="1"/>
@@ -41625,7 +42377,7 @@
       <w:startOverride w:val="1"/>
     </w:lvlOverride>
   </w:num>
-  <w:num w:numId="17" w16cid:durableId="1299998147">
+  <w:num w:numId="17" w16cid:durableId="2032097914">
     <w:abstractNumId w:val="4"/>
     <w:lvlOverride w:ilvl="0">
       <w:startOverride w:val="2"/>
@@ -41655,7 +42407,7 @@
       <w:startOverride w:val="2"/>
     </w:lvlOverride>
   </w:num>
-  <w:num w:numId="18" w16cid:durableId="529494136">
+  <w:num w:numId="18" w16cid:durableId="699359717">
     <w:abstractNumId w:val="4"/>
     <w:lvlOverride w:ilvl="0">
       <w:startOverride w:val="2"/>
@@ -41685,7 +42437,7 @@
       <w:startOverride w:val="2"/>
     </w:lvlOverride>
   </w:num>
-  <w:num w:numId="19" w16cid:durableId="1647204935">
+  <w:num w:numId="19" w16cid:durableId="2119635466">
     <w:abstractNumId w:val="5"/>
     <w:lvlOverride w:ilvl="0">
       <w:startOverride w:val="3"/>
@@ -41715,7 +42467,7 @@
       <w:startOverride w:val="3"/>
     </w:lvlOverride>
   </w:num>
-  <w:num w:numId="20" w16cid:durableId="1421297700">
+  <w:num w:numId="20" w16cid:durableId="1945337118">
     <w:abstractNumId w:val="5"/>
     <w:lvlOverride w:ilvl="0">
       <w:startOverride w:val="3"/>
@@ -41745,7 +42497,7 @@
       <w:startOverride w:val="3"/>
     </w:lvlOverride>
   </w:num>
-  <w:num w:numId="21" w16cid:durableId="384449688">
+  <w:num w:numId="21" w16cid:durableId="138620138">
     <w:abstractNumId w:val="3"/>
     <w:lvlOverride w:ilvl="0">
       <w:startOverride w:val="1"/>
@@ -41775,7 +42527,7 @@
       <w:startOverride w:val="1"/>
     </w:lvlOverride>
   </w:num>
-  <w:num w:numId="22" w16cid:durableId="525413309">
+  <w:num w:numId="22" w16cid:durableId="1108622614">
     <w:abstractNumId w:val="3"/>
     <w:lvlOverride w:ilvl="0">
       <w:startOverride w:val="1"/>
@@ -41805,7 +42557,7 @@
       <w:startOverride w:val="1"/>
     </w:lvlOverride>
   </w:num>
-  <w:num w:numId="23" w16cid:durableId="1647510694">
+  <w:num w:numId="23" w16cid:durableId="408189190">
     <w:abstractNumId w:val="4"/>
     <w:lvlOverride w:ilvl="0">
       <w:startOverride w:val="2"/>
@@ -41835,7 +42587,7 @@
       <w:startOverride w:val="2"/>
     </w:lvlOverride>
   </w:num>
-  <w:num w:numId="24" w16cid:durableId="1408654789">
+  <w:num w:numId="24" w16cid:durableId="905341804">
     <w:abstractNumId w:val="4"/>
     <w:lvlOverride w:ilvl="0">
       <w:startOverride w:val="2"/>
@@ -41865,7 +42617,7 @@
       <w:startOverride w:val="2"/>
     </w:lvlOverride>
   </w:num>
-  <w:num w:numId="25" w16cid:durableId="1314990722">
+  <w:num w:numId="25" w16cid:durableId="1325890647">
     <w:abstractNumId w:val="5"/>
     <w:lvlOverride w:ilvl="0">
       <w:startOverride w:val="3"/>
@@ -41895,7 +42647,7 @@
       <w:startOverride w:val="3"/>
     </w:lvlOverride>
   </w:num>
-  <w:num w:numId="26" w16cid:durableId="1882746059">
+  <w:num w:numId="26" w16cid:durableId="201477550">
     <w:abstractNumId w:val="5"/>
     <w:lvlOverride w:ilvl="0">
       <w:startOverride w:val="3"/>
@@ -41925,7 +42677,7 @@
       <w:startOverride w:val="3"/>
     </w:lvlOverride>
   </w:num>
-  <w:num w:numId="27" w16cid:durableId="1971476695">
+  <w:num w:numId="27" w16cid:durableId="280655092">
     <w:abstractNumId w:val="3"/>
     <w:lvlOverride w:ilvl="0">
       <w:startOverride w:val="1"/>
@@ -41955,7 +42707,7 @@
       <w:startOverride w:val="1"/>
     </w:lvlOverride>
   </w:num>
-  <w:num w:numId="28" w16cid:durableId="1259675468">
+  <w:num w:numId="28" w16cid:durableId="606351470">
     <w:abstractNumId w:val="3"/>
     <w:lvlOverride w:ilvl="0">
       <w:startOverride w:val="1"/>
@@ -41985,7 +42737,7 @@
       <w:startOverride w:val="1"/>
     </w:lvlOverride>
   </w:num>
-  <w:num w:numId="29" w16cid:durableId="391584356">
+  <w:num w:numId="29" w16cid:durableId="717974040">
     <w:abstractNumId w:val="4"/>
     <w:lvlOverride w:ilvl="0">
       <w:startOverride w:val="2"/>
@@ -42015,7 +42767,7 @@
       <w:startOverride w:val="2"/>
     </w:lvlOverride>
   </w:num>
-  <w:num w:numId="30" w16cid:durableId="1037316977">
+  <w:num w:numId="30" w16cid:durableId="1882664113">
     <w:abstractNumId w:val="4"/>
     <w:lvlOverride w:ilvl="0">
       <w:startOverride w:val="2"/>
@@ -42045,7 +42797,7 @@
       <w:startOverride w:val="2"/>
     </w:lvlOverride>
   </w:num>
-  <w:num w:numId="31" w16cid:durableId="1224872167">
+  <w:num w:numId="31" w16cid:durableId="2121220445">
     <w:abstractNumId w:val="5"/>
     <w:lvlOverride w:ilvl="0">
       <w:startOverride w:val="3"/>
@@ -42075,7 +42827,7 @@
       <w:startOverride w:val="3"/>
     </w:lvlOverride>
   </w:num>
-  <w:num w:numId="32" w16cid:durableId="268002192">
+  <w:num w:numId="32" w16cid:durableId="973868273">
     <w:abstractNumId w:val="5"/>
     <w:lvlOverride w:ilvl="0">
       <w:startOverride w:val="3"/>
@@ -42105,13 +42857,13 @@
       <w:startOverride w:val="3"/>
     </w:lvlOverride>
   </w:num>
-  <w:num w:numId="33" w16cid:durableId="1151403442">
+  <w:num w:numId="33" w16cid:durableId="965235277">
     <w:abstractNumId w:val="2"/>
   </w:num>
-  <w:num w:numId="34" w16cid:durableId="1579750085">
+  <w:num w:numId="34" w16cid:durableId="836112705">
     <w:abstractNumId w:val="2"/>
   </w:num>
-  <w:num w:numId="35" w16cid:durableId="518391927">
+  <w:num w:numId="35" w16cid:durableId="2038969884">
     <w:abstractNumId w:val="3"/>
     <w:lvlOverride w:ilvl="0">
       <w:startOverride w:val="1"/>
@@ -42141,7 +42893,7 @@
       <w:startOverride w:val="1"/>
     </w:lvlOverride>
   </w:num>
-  <w:num w:numId="36" w16cid:durableId="1773209483">
+  <w:num w:numId="36" w16cid:durableId="856817859">
     <w:abstractNumId w:val="3"/>
     <w:lvlOverride w:ilvl="0">
       <w:startOverride w:val="1"/>
@@ -42171,13 +42923,13 @@
       <w:startOverride w:val="1"/>
     </w:lvlOverride>
   </w:num>
-  <w:num w:numId="37" w16cid:durableId="774597003">
+  <w:num w:numId="37" w16cid:durableId="523786049">
     <w:abstractNumId w:val="2"/>
   </w:num>
-  <w:num w:numId="38" w16cid:durableId="1213233166">
+  <w:num w:numId="38" w16cid:durableId="1749301302">
     <w:abstractNumId w:val="2"/>
   </w:num>
-  <w:num w:numId="39" w16cid:durableId="1748069203">
+  <w:num w:numId="39" w16cid:durableId="1516188934">
     <w:abstractNumId w:val="3"/>
     <w:lvlOverride w:ilvl="0">
       <w:startOverride w:val="1"/>
@@ -42207,7 +42959,7 @@
       <w:startOverride w:val="1"/>
     </w:lvlOverride>
   </w:num>
-  <w:num w:numId="40" w16cid:durableId="2040927832">
+  <w:num w:numId="40" w16cid:durableId="1354382650">
     <w:abstractNumId w:val="3"/>
     <w:lvlOverride w:ilvl="0">
       <w:startOverride w:val="1"/>
@@ -42237,7 +42989,7 @@
       <w:startOverride w:val="1"/>
     </w:lvlOverride>
   </w:num>
-  <w:num w:numId="41" w16cid:durableId="811292803">
+  <w:num w:numId="41" w16cid:durableId="809327094">
     <w:abstractNumId w:val="2"/>
   </w:num>
 </w:numbering>
@@ -42530,9 +43282,9 @@
       <w:outlineLvl w:val="0"/>
     </w:pPr>
     <w:rPr>
-      <w:rFonts w:eastAsia="맑은 고딕"/>
+      <w:rFonts w:eastAsia="함초롬돋움"/>
       <w:b/>
-      <w:color w:val="0F4761" w:themeColor="accent1" w:themeShade="BF"/>
+      <w:color w:val="000000"/>
       <w:sz w:val="32"/>
       <w:szCs w:val="40"/>
     </w:rPr>
@@ -42554,9 +43306,9 @@
       <w:outlineLvl w:val="1"/>
     </w:pPr>
     <w:rPr>
-      <w:rFonts w:eastAsia="맑은 고딕"/>
+      <w:rFonts w:eastAsia="함초롬돋움"/>
       <w:b/>
-      <w:color w:val="0F4761" w:themeColor="accent1" w:themeShade="BF"/>
+      <w:color w:val="000000"/>
       <w:sz w:val="26"/>
       <w:szCs w:val="32"/>
     </w:rPr>
@@ -42578,9 +43330,9 @@
       <w:outlineLvl w:val="2"/>
     </w:pPr>
     <w:rPr>
-      <w:rFonts w:eastAsia="맑은 고딕"/>
+      <w:rFonts w:eastAsia="함초롬돋움"/>
       <w:b/>
-      <w:color w:val="0F4761" w:themeColor="accent1" w:themeShade="BF"/>
+      <w:color w:val="000000"/>
       <w:sz w:val="24"/>
       <w:szCs w:val="28"/>
     </w:rPr>
@@ -42602,11 +43354,11 @@
       <w:outlineLvl w:val="3"/>
     </w:pPr>
     <w:rPr>
-      <w:rFonts w:eastAsia="맑은 고딕"/>
+      <w:rFonts w:eastAsia="함초롬돋움"/>
       <w:b/>
       <w:i/>
       <w:iCs/>
-      <w:color w:val="0F4761" w:themeColor="accent1" w:themeShade="BF"/>
+      <w:color w:val="000000"/>
     </w:rPr>
   </w:style>
   <w:style w:type="paragraph" w:styleId="5">
@@ -42776,13 +43528,15 @@
     <w:qFormat/>
     <w:rsid w:val="00A10FD9"/>
     <w:pPr>
+      <w:keepNext/>
       <w:spacing w:before="360"/>
       <w:contextualSpacing/>
       <w:jc w:val="center"/>
     </w:pPr>
     <w:rPr>
-      <w:rFonts w:eastAsia="맑은 고딕"/>
+      <w:rFonts w:eastAsia="함초롬돋움"/>
       <w:b/>
+      <w:color w:val="000000"/>
       <w:sz w:val="40"/>
       <w:szCs w:val="56"/>
     </w:rPr>
@@ -42794,8 +43548,9 @@
     <w:uiPriority w:val="10"/>
     <w:rsid w:val="00A10FD9"/>
     <w:rPr>
-      <w:rFonts w:ascii="Times New Roman" w:eastAsia="맑은 고딕" w:hAnsi="Times New Roman" w:cs="Times New Roman"/>
+      <w:rFonts w:ascii="Times New Roman" w:eastAsia="함초롬돋움" w:hAnsi="Times New Roman" w:cs="Times New Roman"/>
       <w:b/>
+      <w:color w:val="000000"/>
       <w:sz w:val="40"/>
       <w:szCs w:val="56"/>
     </w:rPr>
@@ -42840,7 +43595,6 @@
     <w:next w:val="a0"/>
     <w:qFormat/>
     <w:pPr>
-      <w:keepNext/>
       <w:keepLines/>
     </w:pPr>
     <w:rPr>
@@ -42854,7 +43608,6 @@
     <w:next w:val="a0"/>
     <w:qFormat/>
     <w:pPr>
-      <w:keepNext/>
       <w:keepLines/>
     </w:pPr>
     <w:rPr>
@@ -42906,9 +43659,9 @@
     <w:uiPriority w:val="9"/>
     <w:rsid w:val="00A10FD9"/>
     <w:rPr>
-      <w:rFonts w:ascii="Times New Roman" w:eastAsia="맑은 고딕" w:hAnsi="Times New Roman" w:cs="Times New Roman"/>
+      <w:rFonts w:ascii="Times New Roman" w:eastAsia="함초롬돋움" w:hAnsi="Times New Roman" w:cs="Times New Roman"/>
       <w:b/>
-      <w:color w:val="0F4761" w:themeColor="accent1" w:themeShade="BF"/>
+      <w:color w:val="000000"/>
       <w:sz w:val="32"/>
       <w:szCs w:val="40"/>
     </w:rPr>
@@ -42921,9 +43674,9 @@
     <w:semiHidden/>
     <w:rsid w:val="00A10FD9"/>
     <w:rPr>
-      <w:rFonts w:ascii="Times New Roman" w:eastAsia="맑은 고딕" w:hAnsi="Times New Roman" w:cs="Times New Roman"/>
+      <w:rFonts w:ascii="Times New Roman" w:eastAsia="함초롬돋움" w:hAnsi="Times New Roman" w:cs="Times New Roman"/>
       <w:b/>
-      <w:color w:val="0F4761" w:themeColor="accent1" w:themeShade="BF"/>
+      <w:color w:val="000000"/>
       <w:sz w:val="26"/>
       <w:szCs w:val="32"/>
     </w:rPr>
@@ -42936,9 +43689,9 @@
     <w:semiHidden/>
     <w:rsid w:val="00A10FD9"/>
     <w:rPr>
-      <w:rFonts w:ascii="Times New Roman" w:eastAsia="맑은 고딕" w:hAnsi="Times New Roman" w:cs="Times New Roman"/>
+      <w:rFonts w:ascii="Times New Roman" w:eastAsia="함초롬돋움" w:hAnsi="Times New Roman" w:cs="Times New Roman"/>
       <w:b/>
-      <w:color w:val="0F4761" w:themeColor="accent1" w:themeShade="BF"/>
+      <w:color w:val="000000"/>
       <w:szCs w:val="28"/>
     </w:rPr>
   </w:style>
@@ -42950,11 +43703,11 @@
     <w:semiHidden/>
     <w:rsid w:val="00A10FD9"/>
     <w:rPr>
-      <w:rFonts w:ascii="Times New Roman" w:eastAsia="맑은 고딕" w:hAnsi="Times New Roman" w:cs="Times New Roman"/>
+      <w:rFonts w:ascii="Times New Roman" w:eastAsia="함초롬돋움" w:hAnsi="Times New Roman" w:cs="Times New Roman"/>
       <w:b/>
       <w:i/>
       <w:iCs/>
-      <w:color w:val="0F4761" w:themeColor="accent1" w:themeShade="BF"/>
+      <w:color w:val="000000"/>
       <w:sz w:val="22"/>
     </w:rPr>
   </w:style>
@@ -43134,7 +43887,7 @@
     <w:basedOn w:val="Char1"/>
     <w:link w:val="SourceCode"/>
     <w:rPr>
-      <w:rFonts w:ascii="Consolas" w:hAnsi="Consolas"/>
+      <w:rFonts w:ascii="Consolas" w:eastAsia="함초롬바탕" w:hAnsi="Consolas" w:cs="Times New Roman"/>
       <w:sz w:val="22"/>
     </w:rPr>
   </w:style>
@@ -43169,6 +43922,7 @@
     </w:pPr>
     <w:rPr>
       <w:rFonts w:asciiTheme="majorHAnsi" w:eastAsiaTheme="majorEastAsia" w:hAnsiTheme="majorHAnsi" w:cstheme="majorBidi"/>
+      <w:color w:val="0F4761" w:themeColor="accent1" w:themeShade="BF"/>
     </w:rPr>
   </w:style>
   <w:style w:type="paragraph" w:customStyle="1" w:styleId="SourceCode">
@@ -43178,12 +43932,15 @@
     <w:pPr>
       <w:wordWrap w:val="0"/>
     </w:pPr>
+    <w:rPr>
+      <w:rFonts w:ascii="Consolas" w:hAnsi="Consolas"/>
+    </w:rPr>
   </w:style>
   <w:style w:type="character" w:customStyle="1" w:styleId="KeywordTok">
     <w:name w:val="KeywordTok"/>
     <w:basedOn w:val="VerbatimChar"/>
     <w:rPr>
-      <w:rFonts w:ascii="Consolas" w:hAnsi="Consolas"/>
+      <w:rFonts w:ascii="Consolas" w:eastAsia="함초롬바탕" w:hAnsi="Consolas" w:cs="Times New Roman"/>
       <w:b/>
       <w:color w:val="007020"/>
       <w:sz w:val="22"/>
@@ -43193,7 +43950,7 @@
     <w:name w:val="DataTypeTok"/>
     <w:basedOn w:val="VerbatimChar"/>
     <w:rPr>
-      <w:rFonts w:ascii="Consolas" w:hAnsi="Consolas"/>
+      <w:rFonts w:ascii="Consolas" w:eastAsia="함초롬바탕" w:hAnsi="Consolas" w:cs="Times New Roman"/>
       <w:color w:val="902000"/>
       <w:sz w:val="22"/>
     </w:rPr>
@@ -43202,7 +43959,7 @@
     <w:name w:val="DecValTok"/>
     <w:basedOn w:val="VerbatimChar"/>
     <w:rPr>
-      <w:rFonts w:ascii="Consolas" w:hAnsi="Consolas"/>
+      <w:rFonts w:ascii="Consolas" w:eastAsia="함초롬바탕" w:hAnsi="Consolas" w:cs="Times New Roman"/>
       <w:color w:val="40A070"/>
       <w:sz w:val="22"/>
     </w:rPr>
@@ -43211,7 +43968,7 @@
     <w:name w:val="BaseNTok"/>
     <w:basedOn w:val="VerbatimChar"/>
     <w:rPr>
-      <w:rFonts w:ascii="Consolas" w:hAnsi="Consolas"/>
+      <w:rFonts w:ascii="Consolas" w:eastAsia="함초롬바탕" w:hAnsi="Consolas" w:cs="Times New Roman"/>
       <w:color w:val="40A070"/>
       <w:sz w:val="22"/>
     </w:rPr>
@@ -43220,7 +43977,7 @@
     <w:name w:val="FloatTok"/>
     <w:basedOn w:val="VerbatimChar"/>
     <w:rPr>
-      <w:rFonts w:ascii="Consolas" w:hAnsi="Consolas"/>
+      <w:rFonts w:ascii="Consolas" w:eastAsia="함초롬바탕" w:hAnsi="Consolas" w:cs="Times New Roman"/>
       <w:color w:val="40A070"/>
       <w:sz w:val="22"/>
     </w:rPr>
@@ -43229,7 +43986,7 @@
     <w:name w:val="ConstantTok"/>
     <w:basedOn w:val="VerbatimChar"/>
     <w:rPr>
-      <w:rFonts w:ascii="Consolas" w:hAnsi="Consolas"/>
+      <w:rFonts w:ascii="Consolas" w:eastAsia="함초롬바탕" w:hAnsi="Consolas" w:cs="Times New Roman"/>
       <w:color w:val="880000"/>
       <w:sz w:val="22"/>
     </w:rPr>
@@ -43238,7 +43995,7 @@
     <w:name w:val="CharTok"/>
     <w:basedOn w:val="VerbatimChar"/>
     <w:rPr>
-      <w:rFonts w:ascii="Consolas" w:hAnsi="Consolas"/>
+      <w:rFonts w:ascii="Consolas" w:eastAsia="함초롬바탕" w:hAnsi="Consolas" w:cs="Times New Roman"/>
       <w:color w:val="4070A0"/>
       <w:sz w:val="22"/>
     </w:rPr>
@@ -43247,7 +44004,7 @@
     <w:name w:val="SpecialCharTok"/>
     <w:basedOn w:val="VerbatimChar"/>
     <w:rPr>
-      <w:rFonts w:ascii="Consolas" w:hAnsi="Consolas"/>
+      <w:rFonts w:ascii="Consolas" w:eastAsia="함초롬바탕" w:hAnsi="Consolas" w:cs="Times New Roman"/>
       <w:color w:val="4070A0"/>
       <w:sz w:val="22"/>
     </w:rPr>
@@ -43256,7 +44013,7 @@
     <w:name w:val="StringTok"/>
     <w:basedOn w:val="VerbatimChar"/>
     <w:rPr>
-      <w:rFonts w:ascii="Consolas" w:hAnsi="Consolas"/>
+      <w:rFonts w:ascii="Consolas" w:eastAsia="함초롬바탕" w:hAnsi="Consolas" w:cs="Times New Roman"/>
       <w:color w:val="4070A0"/>
       <w:sz w:val="22"/>
     </w:rPr>
@@ -43265,7 +44022,7 @@
     <w:name w:val="VerbatimStringTok"/>
     <w:basedOn w:val="VerbatimChar"/>
     <w:rPr>
-      <w:rFonts w:ascii="Consolas" w:hAnsi="Consolas"/>
+      <w:rFonts w:ascii="Consolas" w:eastAsia="함초롬바탕" w:hAnsi="Consolas" w:cs="Times New Roman"/>
       <w:color w:val="4070A0"/>
       <w:sz w:val="22"/>
     </w:rPr>
@@ -43274,7 +44031,7 @@
     <w:name w:val="SpecialStringTok"/>
     <w:basedOn w:val="VerbatimChar"/>
     <w:rPr>
-      <w:rFonts w:ascii="Consolas" w:hAnsi="Consolas"/>
+      <w:rFonts w:ascii="Consolas" w:eastAsia="함초롬바탕" w:hAnsi="Consolas" w:cs="Times New Roman"/>
       <w:color w:val="BB6688"/>
       <w:sz w:val="22"/>
     </w:rPr>
@@ -43283,7 +44040,7 @@
     <w:name w:val="ImportTok"/>
     <w:basedOn w:val="VerbatimChar"/>
     <w:rPr>
-      <w:rFonts w:ascii="Consolas" w:hAnsi="Consolas"/>
+      <w:rFonts w:ascii="Consolas" w:eastAsia="함초롬바탕" w:hAnsi="Consolas" w:cs="Times New Roman"/>
       <w:b/>
       <w:color w:val="008000"/>
       <w:sz w:val="22"/>
@@ -43293,7 +44050,7 @@
     <w:name w:val="CommentTok"/>
     <w:basedOn w:val="VerbatimChar"/>
     <w:rPr>
-      <w:rFonts w:ascii="Consolas" w:hAnsi="Consolas"/>
+      <w:rFonts w:ascii="Consolas" w:eastAsia="함초롬바탕" w:hAnsi="Consolas" w:cs="Times New Roman"/>
       <w:i/>
       <w:color w:val="60A0B0"/>
       <w:sz w:val="22"/>
@@ -43303,7 +44060,7 @@
     <w:name w:val="DocumentationTok"/>
     <w:basedOn w:val="VerbatimChar"/>
     <w:rPr>
-      <w:rFonts w:ascii="Consolas" w:hAnsi="Consolas"/>
+      <w:rFonts w:ascii="Consolas" w:eastAsia="함초롬바탕" w:hAnsi="Consolas" w:cs="Times New Roman"/>
       <w:i/>
       <w:color w:val="BA2121"/>
       <w:sz w:val="22"/>
@@ -43313,7 +44070,7 @@
     <w:name w:val="AnnotationTok"/>
     <w:basedOn w:val="VerbatimChar"/>
     <w:rPr>
-      <w:rFonts w:ascii="Consolas" w:hAnsi="Consolas"/>
+      <w:rFonts w:ascii="Consolas" w:eastAsia="함초롬바탕" w:hAnsi="Consolas" w:cs="Times New Roman"/>
       <w:b/>
       <w:i/>
       <w:color w:val="60A0B0"/>
@@ -43324,7 +44081,7 @@
     <w:name w:val="CommentVarTok"/>
     <w:basedOn w:val="VerbatimChar"/>
     <w:rPr>
-      <w:rFonts w:ascii="Consolas" w:hAnsi="Consolas"/>
+      <w:rFonts w:ascii="Consolas" w:eastAsia="함초롬바탕" w:hAnsi="Consolas" w:cs="Times New Roman"/>
       <w:b/>
       <w:i/>
       <w:color w:val="60A0B0"/>
@@ -43335,7 +44092,7 @@
     <w:name w:val="OtherTok"/>
     <w:basedOn w:val="VerbatimChar"/>
     <w:rPr>
-      <w:rFonts w:ascii="Consolas" w:hAnsi="Consolas"/>
+      <w:rFonts w:ascii="Consolas" w:eastAsia="함초롬바탕" w:hAnsi="Consolas" w:cs="Times New Roman"/>
       <w:color w:val="007020"/>
       <w:sz w:val="22"/>
     </w:rPr>
@@ -43344,7 +44101,7 @@
     <w:name w:val="FunctionTok"/>
     <w:basedOn w:val="VerbatimChar"/>
     <w:rPr>
-      <w:rFonts w:ascii="Consolas" w:hAnsi="Consolas"/>
+      <w:rFonts w:ascii="Consolas" w:eastAsia="함초롬바탕" w:hAnsi="Consolas" w:cs="Times New Roman"/>
       <w:color w:val="06287E"/>
       <w:sz w:val="22"/>
     </w:rPr>
@@ -43353,7 +44110,7 @@
     <w:name w:val="VariableTok"/>
     <w:basedOn w:val="VerbatimChar"/>
     <w:rPr>
-      <w:rFonts w:ascii="Consolas" w:hAnsi="Consolas"/>
+      <w:rFonts w:ascii="Consolas" w:eastAsia="함초롬바탕" w:hAnsi="Consolas" w:cs="Times New Roman"/>
       <w:color w:val="19177C"/>
       <w:sz w:val="22"/>
     </w:rPr>
@@ -43362,7 +44119,7 @@
     <w:name w:val="ControlFlowTok"/>
     <w:basedOn w:val="VerbatimChar"/>
     <w:rPr>
-      <w:rFonts w:ascii="Consolas" w:hAnsi="Consolas"/>
+      <w:rFonts w:ascii="Consolas" w:eastAsia="함초롬바탕" w:hAnsi="Consolas" w:cs="Times New Roman"/>
       <w:b/>
       <w:color w:val="007020"/>
       <w:sz w:val="22"/>
@@ -43372,7 +44129,7 @@
     <w:name w:val="OperatorTok"/>
     <w:basedOn w:val="VerbatimChar"/>
     <w:rPr>
-      <w:rFonts w:ascii="Consolas" w:hAnsi="Consolas"/>
+      <w:rFonts w:ascii="Consolas" w:eastAsia="함초롬바탕" w:hAnsi="Consolas" w:cs="Times New Roman"/>
       <w:color w:val="666666"/>
       <w:sz w:val="22"/>
     </w:rPr>
@@ -43381,7 +44138,7 @@
     <w:name w:val="BuiltInTok"/>
     <w:basedOn w:val="VerbatimChar"/>
     <w:rPr>
-      <w:rFonts w:ascii="Consolas" w:hAnsi="Consolas"/>
+      <w:rFonts w:ascii="Consolas" w:eastAsia="함초롬바탕" w:hAnsi="Consolas" w:cs="Times New Roman"/>
       <w:color w:val="008000"/>
       <w:sz w:val="22"/>
     </w:rPr>
@@ -43390,7 +44147,7 @@
     <w:name w:val="ExtensionTok"/>
     <w:basedOn w:val="VerbatimChar"/>
     <w:rPr>
-      <w:rFonts w:ascii="Consolas" w:hAnsi="Consolas"/>
+      <w:rFonts w:ascii="Consolas" w:eastAsia="함초롬바탕" w:hAnsi="Consolas" w:cs="Times New Roman"/>
       <w:sz w:val="22"/>
     </w:rPr>
   </w:style>
@@ -43398,7 +44155,7 @@
     <w:name w:val="PreprocessorTok"/>
     <w:basedOn w:val="VerbatimChar"/>
     <w:rPr>
-      <w:rFonts w:ascii="Consolas" w:hAnsi="Consolas"/>
+      <w:rFonts w:ascii="Consolas" w:eastAsia="함초롬바탕" w:hAnsi="Consolas" w:cs="Times New Roman"/>
       <w:color w:val="BC7A00"/>
       <w:sz w:val="22"/>
     </w:rPr>
@@ -43407,7 +44164,7 @@
     <w:name w:val="AttributeTok"/>
     <w:basedOn w:val="VerbatimChar"/>
     <w:rPr>
-      <w:rFonts w:ascii="Consolas" w:hAnsi="Consolas"/>
+      <w:rFonts w:ascii="Consolas" w:eastAsia="함초롬바탕" w:hAnsi="Consolas" w:cs="Times New Roman"/>
       <w:color w:val="7D9029"/>
       <w:sz w:val="22"/>
     </w:rPr>
@@ -43416,7 +44173,7 @@
     <w:name w:val="RegionMarkerTok"/>
     <w:basedOn w:val="VerbatimChar"/>
     <w:rPr>
-      <w:rFonts w:ascii="Consolas" w:hAnsi="Consolas"/>
+      <w:rFonts w:ascii="Consolas" w:eastAsia="함초롬바탕" w:hAnsi="Consolas" w:cs="Times New Roman"/>
       <w:sz w:val="22"/>
     </w:rPr>
   </w:style>
@@ -43424,7 +44181,7 @@
     <w:name w:val="InformationTok"/>
     <w:basedOn w:val="VerbatimChar"/>
     <w:rPr>
-      <w:rFonts w:ascii="Consolas" w:hAnsi="Consolas"/>
+      <w:rFonts w:ascii="Consolas" w:eastAsia="함초롬바탕" w:hAnsi="Consolas" w:cs="Times New Roman"/>
       <w:b/>
       <w:i/>
       <w:color w:val="60A0B0"/>
@@ -43435,7 +44192,7 @@
     <w:name w:val="WarningTok"/>
     <w:basedOn w:val="VerbatimChar"/>
     <w:rPr>
-      <w:rFonts w:ascii="Consolas" w:hAnsi="Consolas"/>
+      <w:rFonts w:ascii="Consolas" w:eastAsia="함초롬바탕" w:hAnsi="Consolas" w:cs="Times New Roman"/>
       <w:b/>
       <w:i/>
       <w:color w:val="60A0B0"/>
@@ -43446,7 +44203,7 @@
     <w:name w:val="AlertTok"/>
     <w:basedOn w:val="VerbatimChar"/>
     <w:rPr>
-      <w:rFonts w:ascii="Consolas" w:hAnsi="Consolas"/>
+      <w:rFonts w:ascii="Consolas" w:eastAsia="함초롬바탕" w:hAnsi="Consolas" w:cs="Times New Roman"/>
       <w:b/>
       <w:color w:val="FF0000"/>
       <w:sz w:val="22"/>
@@ -43456,7 +44213,7 @@
     <w:name w:val="ErrorTok"/>
     <w:basedOn w:val="VerbatimChar"/>
     <w:rPr>
-      <w:rFonts w:ascii="Consolas" w:hAnsi="Consolas"/>
+      <w:rFonts w:ascii="Consolas" w:eastAsia="함초롬바탕" w:hAnsi="Consolas" w:cs="Times New Roman"/>
       <w:b/>
       <w:color w:val="FF0000"/>
       <w:sz w:val="22"/>
@@ -43466,7 +44223,7 @@
     <w:name w:val="NormalTok"/>
     <w:basedOn w:val="VerbatimChar"/>
     <w:rPr>
-      <w:rFonts w:ascii="Consolas" w:hAnsi="Consolas"/>
+      <w:rFonts w:ascii="Consolas" w:eastAsia="함초롬바탕" w:hAnsi="Consolas" w:cs="Times New Roman"/>
       <w:sz w:val="22"/>
     </w:rPr>
   </w:style>
@@ -43474,7 +44231,7 @@
     <w:name w:val="header"/>
     <w:basedOn w:val="a"/>
     <w:link w:val="Char2"/>
-    <w:rsid w:val="00531396"/>
+    <w:rsid w:val="00616E0C"/>
     <w:pPr>
       <w:tabs>
         <w:tab w:val="center" w:pos="4513"/>
@@ -43487,13 +44244,13 @@
     <w:name w:val="머리글 Char"/>
     <w:basedOn w:val="a1"/>
     <w:link w:val="ad"/>
-    <w:rsid w:val="00531396"/>
+    <w:rsid w:val="00616E0C"/>
   </w:style>
   <w:style w:type="paragraph" w:styleId="ae">
     <w:name w:val="footer"/>
     <w:basedOn w:val="a"/>
     <w:link w:val="Char3"/>
-    <w:rsid w:val="00531396"/>
+    <w:rsid w:val="00616E0C"/>
     <w:pPr>
       <w:tabs>
         <w:tab w:val="center" w:pos="4513"/>
@@ -43506,7 +44263,12 @@
     <w:name w:val="바닥글 Char"/>
     <w:basedOn w:val="a1"/>
     <w:link w:val="ae"/>
-    <w:rsid w:val="00531396"/>
+    <w:rsid w:val="00616E0C"/>
+  </w:style>
+  <w:style w:type="character" w:styleId="af">
+    <w:name w:val="page number"/>
+    <w:basedOn w:val="a1"/>
+    <w:rsid w:val="00616E0C"/>
   </w:style>
 </w:styles>
 </file>

--- a/ko/paper/paper_bilingual.docx
+++ b/ko/paper/paper_bilingual.docx
@@ -431,7 +431,11 @@
         <w:t>Sonata form is a central topic in music-theory and music-history curricula, yet learners routinely report difficulty perceiving formal structure while listening: the hierarchical relation between sections, theme zones, and the moment-to-moment audio is not directly legible from a printed score. Existing computational tools for music visualization either treat formal annotations as auxiliary metadata rather than as first-class data, or have not been designed for the practical edge cases of learner-facing use</w:t>
       </w:r>
       <w:r>
-        <w:t>, most prominently the performer-elected exposition repeat. We present an open-source, web-based tool that synchronizes a MusicXML score, audio playback, and a two-level formal-analysis layer (sections × theme zones) along a single timeline, demonstrated on Mozart’s Piano Sonata in C major, K. 545, first movement (73 measures). The system renders MusicXML through OpenSheetMusicDisplay and paints section and theme-zone colors directly onto the score at the measure level, and supports performer-elected exposi</w:t>
+        <w:t xml:space="preserve">, most prominently the performer-elected exposition repeat. We present an open-source, web-based tool that synchronizes a MusicXML score, audio playback, and a two-level formal-analysis layer (sections × theme zones) along a single timeline, demonstrated on Mozart’s Piano Sonata in C major, K. 545, first movement (73 measures). The system renders MusicXML through OpenSheetMusicDisplay and paints section and theme-zone colors </w:t>
+      </w:r>
+      <w:r>
+        <w:lastRenderedPageBreak/>
+        <w:t>directly onto the score at the measure level, and supports performer-elected exposi</w:t>
       </w:r>
       <w:r>
         <w:t>tion repeats through an explicit exposition-repeat folding map. Together, the tool and the released analysis schema provide an open infrastructure for both classroom teaching of formal hierarchy and downstream computational reuse on other works in the sonata-form repertoire.</w:t>
@@ -1567,7 +1571,6 @@
           <w:b/>
           <w:bCs/>
         </w:rPr>
-        <w:lastRenderedPageBreak/>
         <w:t>주제어</w:t>
       </w:r>
       <w:r>
@@ -3166,7 +3169,6 @@
       <w:bookmarkStart w:id="5" w:name="research-questions-연구-문제"/>
       <w:bookmarkEnd w:id="4"/>
       <w:r>
-        <w:lastRenderedPageBreak/>
         <w:t xml:space="preserve">1.2 Research Questions / </w:t>
       </w:r>
       <w:r>
@@ -4719,7 +4721,6 @@
         <w:pStyle w:val="FirstParagraph"/>
       </w:pPr>
       <w:r>
-        <w:lastRenderedPageBreak/>
         <w:t>학습</w:t>
       </w:r>
       <w:r>
@@ -6457,7 +6458,6 @@
                 <w:b/>
                 <w:sz w:val="20"/>
               </w:rPr>
-              <w:lastRenderedPageBreak/>
               <w:t xml:space="preserve">Mayer </w:t>
             </w:r>
             <w:r>
@@ -8119,7 +8119,6 @@
         <w:t xml:space="preserve">(first-class) </w:t>
       </w:r>
       <w:r>
-        <w:lastRenderedPageBreak/>
         <w:t>웹</w:t>
       </w:r>
       <w:r>
@@ -8872,7 +8871,10 @@
         <w:pStyle w:val="a8"/>
       </w:pPr>
       <w:r>
-        <w:t>Table 2 positions the present work against several adjacent systems.</w:t>
+        <w:t>Several adjacent systems share individual features with the present work but not the combination. Sonic Visualiser (Cannam et al. 2010) and iAnalyse (Couprie 2008) support free-form annotation but are not learner-facing tools for sonata-form pedagogy; Verovio Humdrum Viewer (Sapp 2017) renders score but does not synchronize it with audio for section navigation; commercial score-followers such as Soundslice and MuseScore Web synchronize audio and score but neither expose hierarchical formal labels nor releas</w:t>
+      </w:r>
+      <w:r>
+        <w:t>e source. The novelty claim is therefore narrower than “first open-source sonata-form visualization”: it is “first open-source, learner-facing tool combining measure-painted hierarchical formal color, score-audio synchronization, and a separable analysis-as-data schema.”</w:t>
       </w:r>
     </w:p>
     <w:p>
@@ -8880,10 +8882,76 @@
         <w:pStyle w:val="FirstParagraph"/>
       </w:pPr>
       <w:r>
-        <w:t>표</w:t>
-      </w:r>
-      <w:r>
-        <w:t xml:space="preserve"> 2 </w:t>
+        <w:t>인접</w:t>
+      </w:r>
+      <w:r>
+        <w:t xml:space="preserve"> </w:t>
+      </w:r>
+      <w:r>
+        <w:t>시스템들은</w:t>
+      </w:r>
+      <w:r>
+        <w:t xml:space="preserve"> </w:t>
+      </w:r>
+      <w:r>
+        <w:t>본</w:t>
+      </w:r>
+      <w:r>
+        <w:t xml:space="preserve"> </w:t>
+      </w:r>
+      <w:r>
+        <w:t>연구와</w:t>
+      </w:r>
+      <w:r>
+        <w:t xml:space="preserve"> </w:t>
+      </w:r>
+      <w:r>
+        <w:t>개별</w:t>
+      </w:r>
+      <w:r>
+        <w:t xml:space="preserve"> </w:t>
+      </w:r>
+      <w:r>
+        <w:t>기능을</w:t>
+      </w:r>
+      <w:r>
+        <w:t xml:space="preserve"> </w:t>
+      </w:r>
+      <w:r>
+        <w:t>공유하지만</w:t>
+      </w:r>
+      <w:r>
+        <w:t xml:space="preserve"> </w:t>
+      </w:r>
+      <w:r>
+        <w:t>그</w:t>
+      </w:r>
+      <w:r>
+        <w:t xml:space="preserve"> </w:t>
+      </w:r>
+      <w:r>
+        <w:t>조합은</w:t>
+      </w:r>
+      <w:r>
+        <w:t xml:space="preserve"> </w:t>
+      </w:r>
+      <w:r>
+        <w:t>공유하지</w:t>
+      </w:r>
+      <w:r>
+        <w:t xml:space="preserve"> </w:t>
+      </w:r>
+      <w:r>
+        <w:t>않는다</w:t>
+      </w:r>
+      <w:r>
+        <w:t xml:space="preserve">. Sonic Visualiser (Cannam et al. 2010) </w:t>
+      </w:r>
+      <w:r>
+        <w:t>와</w:t>
+      </w:r>
+      <w:r>
+        <w:t xml:space="preserve"> iAnalyse (Couprie 2008) </w:t>
       </w:r>
       <w:r>
         <w:t>는</w:t>
@@ -8892,37 +8960,439 @@
         <w:t xml:space="preserve"> </w:t>
       </w:r>
       <w:r>
+        <w:t>자유</w:t>
+      </w:r>
+      <w:r>
+        <w:t xml:space="preserve"> </w:t>
+      </w:r>
+      <w:r>
+        <w:t>형식</w:t>
+      </w:r>
+      <w:r>
+        <w:t xml:space="preserve"> </w:t>
+      </w:r>
+      <w:r>
+        <w:t>주석을</w:t>
+      </w:r>
+      <w:r>
+        <w:t xml:space="preserve"> </w:t>
+      </w:r>
+      <w:r>
+        <w:t>지원하지만</w:t>
+      </w:r>
+      <w:r>
+        <w:t xml:space="preserve"> </w:t>
+      </w:r>
+      <w:r>
+        <w:t>소나타</w:t>
+      </w:r>
+      <w:r>
+        <w:t xml:space="preserve"> </w:t>
+      </w:r>
+      <w:r>
+        <w:t>형식</w:t>
+      </w:r>
+      <w:r>
+        <w:t xml:space="preserve"> </w:t>
+      </w:r>
+      <w:r>
+        <w:t>교수를</w:t>
+      </w:r>
+      <w:r>
+        <w:t xml:space="preserve"> </w:t>
+      </w:r>
+      <w:r>
+        <w:t>위한</w:t>
+      </w:r>
+      <w:r>
+        <w:t xml:space="preserve"> </w:t>
+      </w:r>
+      <w:r>
+        <w:t>학습자</w:t>
+      </w:r>
+      <w:r>
+        <w:t xml:space="preserve"> </w:t>
+      </w:r>
+      <w:r>
+        <w:t>친화</w:t>
+      </w:r>
+      <w:r>
+        <w:t xml:space="preserve"> </w:t>
+      </w:r>
+      <w:r>
+        <w:t>도구는</w:t>
+      </w:r>
+      <w:r>
+        <w:t xml:space="preserve"> </w:t>
+      </w:r>
+      <w:r>
+        <w:t>아니며</w:t>
+      </w:r>
+      <w:r>
+        <w:t xml:space="preserve">, Verovio Humdrum Viewer (Sapp 2017) </w:t>
+      </w:r>
+      <w:r>
+        <w:t>는</w:t>
+      </w:r>
+      <w:r>
+        <w:t xml:space="preserve"> </w:t>
+      </w:r>
+      <w:r>
+        <w:t>악보를</w:t>
+      </w:r>
+      <w:r>
+        <w:t xml:space="preserve"> </w:t>
+      </w:r>
+      <w:r>
+        <w:t>렌더링하지만</w:t>
+      </w:r>
+      <w:r>
+        <w:t xml:space="preserve"> </w:t>
+      </w:r>
+      <w:r>
+        <w:t>섹션</w:t>
+      </w:r>
+      <w:r>
+        <w:t xml:space="preserve"> </w:t>
+      </w:r>
+      <w:r>
+        <w:t>항해를</w:t>
+      </w:r>
+      <w:r>
+        <w:t xml:space="preserve"> </w:t>
+      </w:r>
+      <w:r>
+        <w:t>위해</w:t>
+      </w:r>
+      <w:r>
+        <w:t xml:space="preserve"> </w:t>
+      </w:r>
+      <w:r>
+        <w:t>음원과</w:t>
+      </w:r>
+      <w:r>
+        <w:t xml:space="preserve"> </w:t>
+      </w:r>
+      <w:r>
+        <w:t>동기화하지</w:t>
+      </w:r>
+      <w:r>
+        <w:t xml:space="preserve"> </w:t>
+      </w:r>
+      <w:r>
+        <w:t>않으며</w:t>
+      </w:r>
+      <w:r>
+        <w:t xml:space="preserve">, Soundslice </w:t>
+      </w:r>
+      <w:r>
+        <w:t>와</w:t>
+      </w:r>
+      <w:r>
+        <w:t xml:space="preserve"> MuseScore Web </w:t>
+      </w:r>
+      <w:r>
+        <w:t>같은</w:t>
+      </w:r>
+      <w:r>
+        <w:t xml:space="preserve"> </w:t>
+      </w:r>
+      <w:r>
+        <w:t>상용</w:t>
+      </w:r>
+      <w:r>
+        <w:t xml:space="preserve"> </w:t>
+      </w:r>
+      <w:r>
+        <w:t>악보</w:t>
+      </w:r>
+      <w:r>
+        <w:t xml:space="preserve"> </w:t>
+      </w:r>
+      <w:r>
+        <w:t>추종</w:t>
+      </w:r>
+      <w:r>
+        <w:t xml:space="preserve"> </w:t>
+      </w:r>
+      <w:r>
+        <w:t>도구는</w:t>
+      </w:r>
+      <w:r>
+        <w:t xml:space="preserve"> </w:t>
+      </w:r>
+      <w:r>
+        <w:t>음원과</w:t>
+      </w:r>
+      <w:r>
+        <w:t xml:space="preserve"> </w:t>
+      </w:r>
+      <w:r>
+        <w:t>악보를</w:t>
+      </w:r>
+      <w:r>
+        <w:t xml:space="preserve"> </w:t>
+      </w:r>
+      <w:r>
+        <w:t>동기화</w:t>
+      </w:r>
+      <w:r>
+        <w:t xml:space="preserve"> </w:t>
+      </w:r>
+      <w:r>
+        <w:t>하지만</w:t>
+      </w:r>
+      <w:r>
+        <w:t xml:space="preserve"> </w:t>
+      </w:r>
+      <w:r>
+        <w:t>위계적</w:t>
+      </w:r>
+      <w:r>
+        <w:t xml:space="preserve"> </w:t>
+      </w:r>
+      <w:r>
+        <w:t>형식</w:t>
+      </w:r>
+      <w:r>
+        <w:t xml:space="preserve"> </w:t>
+      </w:r>
+      <w:r>
+        <w:t>라벨을</w:t>
+      </w:r>
+      <w:r>
+        <w:t xml:space="preserve"> </w:t>
+      </w:r>
+      <w:r>
+        <w:t>노출하지도</w:t>
+      </w:r>
+      <w:r>
+        <w:t xml:space="preserve">, </w:t>
+      </w:r>
+      <w:r>
+        <w:t>소스를</w:t>
+      </w:r>
+      <w:r>
+        <w:t xml:space="preserve"> </w:t>
+      </w:r>
+      <w:r>
+        <w:t>공개하지도</w:t>
+      </w:r>
+      <w:r>
+        <w:t xml:space="preserve"> </w:t>
+      </w:r>
+      <w:r>
+        <w:t>않는다</w:t>
+      </w:r>
+      <w:r>
+        <w:t xml:space="preserve">. </w:t>
+      </w:r>
+      <w:r>
+        <w:t>따라서</w:t>
+      </w:r>
+      <w:r>
+        <w:t xml:space="preserve"> </w:t>
+      </w:r>
+      <w:r>
         <w:t>본</w:t>
       </w:r>
       <w:r>
         <w:t xml:space="preserve"> </w:t>
       </w:r>
       <w:r>
-        <w:t>연구를</w:t>
-      </w:r>
-      <w:r>
-        <w:t xml:space="preserve"> </w:t>
-      </w:r>
-      <w:r>
-        <w:t>인접</w:t>
-      </w:r>
-      <w:r>
-        <w:t xml:space="preserve"> </w:t>
-      </w:r>
-      <w:r>
-        <w:t>시스템들과</w:t>
-      </w:r>
-      <w:r>
-        <w:t xml:space="preserve"> </w:t>
-      </w:r>
-      <w:r>
-        <w:t>비교</w:t>
-      </w:r>
-      <w:r>
-        <w:t xml:space="preserve"> </w:t>
-      </w:r>
-      <w:r>
-        <w:t>배치한다</w:t>
+        <w:t>연구의</w:t>
+      </w:r>
+      <w:r>
+        <w:t xml:space="preserve"> </w:t>
+      </w:r>
+      <w:r>
+        <w:t>신규성</w:t>
+      </w:r>
+      <w:r>
+        <w:t xml:space="preserve"> </w:t>
+      </w:r>
+      <w:r>
+        <w:t>주장은</w:t>
+      </w:r>
+      <w:r>
+        <w:t xml:space="preserve"> “</w:t>
+      </w:r>
+      <w:r>
+        <w:t>최초의</w:t>
+      </w:r>
+      <w:r>
+        <w:t xml:space="preserve"> </w:t>
+      </w:r>
+      <w:r>
+        <w:t>오픈소스</w:t>
+      </w:r>
+      <w:r>
+        <w:t xml:space="preserve"> </w:t>
+      </w:r>
+      <w:r>
+        <w:t>소나타</w:t>
+      </w:r>
+      <w:r>
+        <w:t xml:space="preserve"> </w:t>
+      </w:r>
+      <w:r>
+        <w:t>형식</w:t>
+      </w:r>
+      <w:r>
+        <w:t xml:space="preserve"> </w:t>
+      </w:r>
+      <w:r>
+        <w:t>시각화</w:t>
+      </w:r>
+      <w:r>
+        <w:t xml:space="preserve">” </w:t>
+      </w:r>
+      <w:r>
+        <w:t>보다</w:t>
+      </w:r>
+      <w:r>
+        <w:t xml:space="preserve"> </w:t>
+      </w:r>
+      <w:r>
+        <w:t>좁다</w:t>
+      </w:r>
+      <w:r>
+        <w:t>: “</w:t>
+      </w:r>
+      <w:r>
+        <w:t>마디</w:t>
+      </w:r>
+      <w:r>
+        <w:t xml:space="preserve"> </w:t>
+      </w:r>
+      <w:r>
+        <w:t>도장</w:t>
+      </w:r>
+      <w:r>
+        <w:t xml:space="preserve"> </w:t>
+      </w:r>
+      <w:r>
+        <w:t>위계</w:t>
+      </w:r>
+      <w:r>
+        <w:t xml:space="preserve"> </w:t>
+      </w:r>
+      <w:r>
+        <w:t>형식</w:t>
+      </w:r>
+      <w:r>
+        <w:t xml:space="preserve"> </w:t>
+      </w:r>
+      <w:r>
+        <w:t>색상</w:t>
+      </w:r>
+      <w:r>
+        <w:t xml:space="preserve">, </w:t>
+      </w:r>
+      <w:r>
+        <w:t>악보</w:t>
+      </w:r>
+      <w:r>
+        <w:t>-</w:t>
+      </w:r>
+      <w:r>
+        <w:t>음원</w:t>
+      </w:r>
+      <w:r>
+        <w:t xml:space="preserve"> </w:t>
+      </w:r>
+      <w:r>
+        <w:t>동기화</w:t>
+      </w:r>
+      <w:r>
+        <w:t xml:space="preserve">, </w:t>
+      </w:r>
+      <w:r>
+        <w:t>그리고</w:t>
+      </w:r>
+      <w:r>
+        <w:t xml:space="preserve"> </w:t>
+      </w:r>
+      <w:r>
+        <w:t>분리</w:t>
+      </w:r>
+      <w:r>
+        <w:t xml:space="preserve"> </w:t>
+      </w:r>
+      <w:r>
+        <w:t>가능한</w:t>
+      </w:r>
+      <w:r>
+        <w:t xml:space="preserve"> </w:t>
+      </w:r>
+      <w:r>
+        <w:rPr>
+          <w:i/>
+          <w:iCs/>
+        </w:rPr>
+        <w:t>데이터로서의</w:t>
+      </w:r>
+      <w:r>
+        <w:rPr>
+          <w:i/>
+          <w:iCs/>
+        </w:rPr>
+        <w:t xml:space="preserve"> </w:t>
+      </w:r>
+      <w:r>
+        <w:rPr>
+          <w:i/>
+          <w:iCs/>
+        </w:rPr>
+        <w:t>분석</w:t>
+      </w:r>
+      <w:r>
+        <w:t xml:space="preserve"> </w:t>
+      </w:r>
+      <w:r>
+        <w:t>스키마를</w:t>
+      </w:r>
+      <w:r>
+        <w:t xml:space="preserve"> </w:t>
+      </w:r>
+      <w:r>
+        <w:t>결합한</w:t>
+      </w:r>
+      <w:r>
+        <w:t xml:space="preserve"> </w:t>
+      </w:r>
+      <w:r>
+        <w:t>최초의</w:t>
+      </w:r>
+      <w:r>
+        <w:t xml:space="preserve"> </w:t>
+      </w:r>
+      <w:r>
+        <w:t>오픈소스</w:t>
+      </w:r>
+      <w:r>
+        <w:t xml:space="preserve"> </w:t>
+      </w:r>
+      <w:r>
+        <w:t>학습자</w:t>
+      </w:r>
+      <w:r>
+        <w:t xml:space="preserve"> </w:t>
+      </w:r>
+      <w:r>
+        <w:t>친화</w:t>
+      </w:r>
+      <w:r>
+        <w:t xml:space="preserve"> </w:t>
+      </w:r>
+      <w:r>
+        <w:t>도구</w:t>
+      </w:r>
+      <w:r>
+        <w:t xml:space="preserve">” </w:t>
+      </w:r>
+      <w:r>
+        <w:t>이다</w:t>
       </w:r>
       <w:r>
         <w:t>.</w:t>
@@ -8930,2831 +9400,9 @@
     </w:p>
     <w:p>
       <w:pPr>
-        <w:pStyle w:val="a8"/>
+        <w:pStyle w:val="a0"/>
       </w:pPr>
       <w:r>
-        <w:rPr>
-          <w:b/>
-          <w:bCs/>
-        </w:rPr>
-        <w:t>Table 2.</w:t>
-      </w:r>
-      <w:r>
-        <w:t xml:space="preserve"> Comparison with related visualization, annotation, and score-following tools.</w:t>
-      </w:r>
-    </w:p>
-    <w:tbl>
-      <w:tblPr>
-        <w:tblStyle w:val="Table"/>
-        <w:tblW w:w="0" w:type="auto"/>
-        <w:jc w:val="center"/>
-        <w:tblLook w:val="0020" w:firstRow="1" w:lastRow="0" w:firstColumn="0" w:lastColumn="0" w:noHBand="0" w:noVBand="0"/>
-      </w:tblPr>
-      <w:tblGrid>
-        <w:gridCol w:w="2019"/>
-        <w:gridCol w:w="1692"/>
-        <w:gridCol w:w="1071"/>
-        <w:gridCol w:w="1384"/>
-        <w:gridCol w:w="1012"/>
-        <w:gridCol w:w="949"/>
-        <w:gridCol w:w="1162"/>
-      </w:tblGrid>
-      <w:tr>
-        <w:trPr>
-          <w:cnfStyle w:val="100000000000" w:firstRow="1" w:lastRow="0" w:firstColumn="0" w:lastColumn="0" w:oddVBand="0" w:evenVBand="0" w:oddHBand="0" w:evenHBand="0" w:firstRowFirstColumn="0" w:firstRowLastColumn="0" w:lastRowFirstColumn="0" w:lastRowLastColumn="0"/>
-          <w:tblHeader/>
-          <w:jc w:val="center"/>
-        </w:trPr>
-        <w:tc>
-          <w:tcPr>
-            <w:tcW w:w="0" w:type="auto"/>
-            <w:tcBorders>
-              <w:bottom w:val="single" w:sz="2" w:space="0" w:color="auto"/>
-            </w:tcBorders>
-            <w:shd w:val="clear" w:color="auto" w:fill="EBEBEB"/>
-          </w:tcPr>
-          <w:p>
-            <w:pPr>
-              <w:pStyle w:val="Compact"/>
-              <w:rPr>
-                <w:b/>
-                <w:sz w:val="20"/>
-              </w:rPr>
-            </w:pPr>
-            <w:r>
-              <w:rPr>
-                <w:b/>
-                <w:sz w:val="20"/>
-              </w:rPr>
-              <w:t>Tool</w:t>
-            </w:r>
-          </w:p>
-        </w:tc>
-        <w:tc>
-          <w:tcPr>
-            <w:tcW w:w="0" w:type="auto"/>
-            <w:tcBorders>
-              <w:bottom w:val="single" w:sz="2" w:space="0" w:color="auto"/>
-            </w:tcBorders>
-            <w:shd w:val="clear" w:color="auto" w:fill="EBEBEB"/>
-          </w:tcPr>
-          <w:p>
-            <w:pPr>
-              <w:pStyle w:val="Compact"/>
-              <w:rPr>
-                <w:b/>
-                <w:sz w:val="20"/>
-              </w:rPr>
-            </w:pPr>
-            <w:r>
-              <w:rPr>
-                <w:b/>
-                <w:sz w:val="20"/>
-              </w:rPr>
-              <w:t>Hierarchical formal labels</w:t>
-            </w:r>
-          </w:p>
-        </w:tc>
-        <w:tc>
-          <w:tcPr>
-            <w:tcW w:w="0" w:type="auto"/>
-            <w:tcBorders>
-              <w:bottom w:val="single" w:sz="2" w:space="0" w:color="auto"/>
-            </w:tcBorders>
-            <w:shd w:val="clear" w:color="auto" w:fill="EBEBEB"/>
-          </w:tcPr>
-          <w:p>
-            <w:pPr>
-              <w:pStyle w:val="Compact"/>
-              <w:rPr>
-                <w:b/>
-                <w:sz w:val="20"/>
-              </w:rPr>
-            </w:pPr>
-            <w:r>
-              <w:rPr>
-                <w:b/>
-                <w:sz w:val="20"/>
-              </w:rPr>
-              <w:t>Score-audio sync</w:t>
-            </w:r>
-          </w:p>
-        </w:tc>
-        <w:tc>
-          <w:tcPr>
-            <w:tcW w:w="0" w:type="auto"/>
-            <w:tcBorders>
-              <w:bottom w:val="single" w:sz="2" w:space="0" w:color="auto"/>
-            </w:tcBorders>
-            <w:shd w:val="clear" w:color="auto" w:fill="EBEBEB"/>
-          </w:tcPr>
-          <w:p>
-            <w:pPr>
-              <w:pStyle w:val="Compact"/>
-              <w:rPr>
-                <w:b/>
-                <w:sz w:val="20"/>
-              </w:rPr>
-            </w:pPr>
-            <w:r>
-              <w:rPr>
-                <w:b/>
-                <w:sz w:val="20"/>
-              </w:rPr>
-              <w:t>Color on score itself</w:t>
-            </w:r>
-          </w:p>
-        </w:tc>
-        <w:tc>
-          <w:tcPr>
-            <w:tcW w:w="0" w:type="auto"/>
-            <w:tcBorders>
-              <w:bottom w:val="single" w:sz="2" w:space="0" w:color="auto"/>
-            </w:tcBorders>
-            <w:shd w:val="clear" w:color="auto" w:fill="EBEBEB"/>
-          </w:tcPr>
-          <w:p>
-            <w:pPr>
-              <w:pStyle w:val="Compact"/>
-              <w:rPr>
-                <w:b/>
-                <w:sz w:val="20"/>
-              </w:rPr>
-            </w:pPr>
-            <w:r>
-              <w:rPr>
-                <w:b/>
-                <w:sz w:val="20"/>
-              </w:rPr>
-              <w:t>Section jump</w:t>
-            </w:r>
-          </w:p>
-        </w:tc>
-        <w:tc>
-          <w:tcPr>
-            <w:tcW w:w="0" w:type="auto"/>
-            <w:tcBorders>
-              <w:bottom w:val="single" w:sz="2" w:space="0" w:color="auto"/>
-            </w:tcBorders>
-            <w:shd w:val="clear" w:color="auto" w:fill="EBEBEB"/>
-          </w:tcPr>
-          <w:p>
-            <w:pPr>
-              <w:pStyle w:val="Compact"/>
-              <w:rPr>
-                <w:b/>
-                <w:sz w:val="20"/>
-              </w:rPr>
-            </w:pPr>
-            <w:r>
-              <w:rPr>
-                <w:b/>
-                <w:sz w:val="20"/>
-              </w:rPr>
-              <w:t>Open source</w:t>
-            </w:r>
-          </w:p>
-        </w:tc>
-        <w:tc>
-          <w:tcPr>
-            <w:tcW w:w="0" w:type="auto"/>
-            <w:tcBorders>
-              <w:bottom w:val="single" w:sz="2" w:space="0" w:color="auto"/>
-            </w:tcBorders>
-            <w:shd w:val="clear" w:color="auto" w:fill="EBEBEB"/>
-          </w:tcPr>
-          <w:p>
-            <w:pPr>
-              <w:pStyle w:val="Compact"/>
-              <w:rPr>
-                <w:b/>
-                <w:sz w:val="20"/>
-              </w:rPr>
-            </w:pPr>
-            <w:r>
-              <w:rPr>
-                <w:b/>
-                <w:sz w:val="20"/>
-              </w:rPr>
-              <w:t>Learner-facing</w:t>
-            </w:r>
-          </w:p>
-        </w:tc>
-      </w:tr>
-      <w:tr>
-        <w:trPr>
-          <w:jc w:val="center"/>
-        </w:trPr>
-        <w:tc>
-          <w:tcPr>
-            <w:tcW w:w="0" w:type="auto"/>
-            <w:tcBorders>
-              <w:top w:val="single" w:sz="2" w:space="0" w:color="auto"/>
-            </w:tcBorders>
-          </w:tcPr>
-          <w:p>
-            <w:pPr>
-              <w:pStyle w:val="Compact"/>
-              <w:rPr>
-                <w:sz w:val="20"/>
-              </w:rPr>
-            </w:pPr>
-            <w:r>
-              <w:rPr>
-                <w:sz w:val="20"/>
-              </w:rPr>
-              <w:t>Sonic Visualiser (Cannam et al. 2010)</w:t>
-            </w:r>
-          </w:p>
-        </w:tc>
-        <w:tc>
-          <w:tcPr>
-            <w:tcW w:w="0" w:type="auto"/>
-            <w:tcBorders>
-              <w:top w:val="single" w:sz="2" w:space="0" w:color="auto"/>
-            </w:tcBorders>
-          </w:tcPr>
-          <w:p>
-            <w:pPr>
-              <w:pStyle w:val="Compact"/>
-              <w:rPr>
-                <w:sz w:val="20"/>
-              </w:rPr>
-            </w:pPr>
-            <w:r>
-              <w:rPr>
-                <w:sz w:val="20"/>
-              </w:rPr>
-              <w:t>△ (annotation only)</w:t>
-            </w:r>
-          </w:p>
-        </w:tc>
-        <w:tc>
-          <w:tcPr>
-            <w:tcW w:w="0" w:type="auto"/>
-            <w:tcBorders>
-              <w:top w:val="single" w:sz="2" w:space="0" w:color="auto"/>
-            </w:tcBorders>
-          </w:tcPr>
-          <w:p>
-            <w:pPr>
-              <w:pStyle w:val="Compact"/>
-              <w:rPr>
-                <w:sz w:val="20"/>
-              </w:rPr>
-            </w:pPr>
-            <w:r>
-              <w:rPr>
-                <w:sz w:val="20"/>
-              </w:rPr>
-              <w:t>×</w:t>
-            </w:r>
-          </w:p>
-        </w:tc>
-        <w:tc>
-          <w:tcPr>
-            <w:tcW w:w="0" w:type="auto"/>
-            <w:tcBorders>
-              <w:top w:val="single" w:sz="2" w:space="0" w:color="auto"/>
-            </w:tcBorders>
-          </w:tcPr>
-          <w:p>
-            <w:pPr>
-              <w:pStyle w:val="Compact"/>
-              <w:rPr>
-                <w:sz w:val="20"/>
-              </w:rPr>
-            </w:pPr>
-            <w:r>
-              <w:rPr>
-                <w:sz w:val="20"/>
-              </w:rPr>
-              <w:t>×</w:t>
-            </w:r>
-          </w:p>
-        </w:tc>
-        <w:tc>
-          <w:tcPr>
-            <w:tcW w:w="0" w:type="auto"/>
-            <w:tcBorders>
-              <w:top w:val="single" w:sz="2" w:space="0" w:color="auto"/>
-            </w:tcBorders>
-          </w:tcPr>
-          <w:p>
-            <w:pPr>
-              <w:pStyle w:val="Compact"/>
-              <w:rPr>
-                <w:sz w:val="20"/>
-              </w:rPr>
-            </w:pPr>
-            <w:r>
-              <w:rPr>
-                <w:sz w:val="20"/>
-              </w:rPr>
-              <w:t>△</w:t>
-            </w:r>
-          </w:p>
-        </w:tc>
-        <w:tc>
-          <w:tcPr>
-            <w:tcW w:w="0" w:type="auto"/>
-            <w:tcBorders>
-              <w:top w:val="single" w:sz="2" w:space="0" w:color="auto"/>
-            </w:tcBorders>
-          </w:tcPr>
-          <w:p>
-            <w:pPr>
-              <w:pStyle w:val="Compact"/>
-              <w:rPr>
-                <w:sz w:val="20"/>
-              </w:rPr>
-            </w:pPr>
-            <w:r>
-              <w:rPr>
-                <w:sz w:val="20"/>
-              </w:rPr>
-              <w:t>✓</w:t>
-            </w:r>
-          </w:p>
-        </w:tc>
-        <w:tc>
-          <w:tcPr>
-            <w:tcW w:w="0" w:type="auto"/>
-            <w:tcBorders>
-              <w:top w:val="single" w:sz="2" w:space="0" w:color="auto"/>
-            </w:tcBorders>
-          </w:tcPr>
-          <w:p>
-            <w:pPr>
-              <w:pStyle w:val="Compact"/>
-              <w:rPr>
-                <w:sz w:val="20"/>
-              </w:rPr>
-            </w:pPr>
-            <w:r>
-              <w:rPr>
-                <w:sz w:val="20"/>
-              </w:rPr>
-              <w:t>△</w:t>
-            </w:r>
-          </w:p>
-        </w:tc>
-      </w:tr>
-      <w:tr>
-        <w:trPr>
-          <w:jc w:val="center"/>
-        </w:trPr>
-        <w:tc>
-          <w:tcPr>
-            <w:tcW w:w="0" w:type="auto"/>
-          </w:tcPr>
-          <w:p>
-            <w:pPr>
-              <w:pStyle w:val="Compact"/>
-              <w:rPr>
-                <w:sz w:val="20"/>
-              </w:rPr>
-            </w:pPr>
-            <w:r>
-              <w:rPr>
-                <w:sz w:val="20"/>
-              </w:rPr>
-              <w:t>Soundslice (commercial)</w:t>
-            </w:r>
-          </w:p>
-        </w:tc>
-        <w:tc>
-          <w:tcPr>
-            <w:tcW w:w="0" w:type="auto"/>
-          </w:tcPr>
-          <w:p>
-            <w:pPr>
-              <w:pStyle w:val="Compact"/>
-              <w:rPr>
-                <w:sz w:val="20"/>
-              </w:rPr>
-            </w:pPr>
-            <w:r>
-              <w:rPr>
-                <w:sz w:val="20"/>
-              </w:rPr>
-              <w:t>×</w:t>
-            </w:r>
-          </w:p>
-        </w:tc>
-        <w:tc>
-          <w:tcPr>
-            <w:tcW w:w="0" w:type="auto"/>
-          </w:tcPr>
-          <w:p>
-            <w:pPr>
-              <w:pStyle w:val="Compact"/>
-              <w:rPr>
-                <w:sz w:val="20"/>
-              </w:rPr>
-            </w:pPr>
-            <w:r>
-              <w:rPr>
-                <w:sz w:val="20"/>
-              </w:rPr>
-              <w:t>✓</w:t>
-            </w:r>
-          </w:p>
-        </w:tc>
-        <w:tc>
-          <w:tcPr>
-            <w:tcW w:w="0" w:type="auto"/>
-          </w:tcPr>
-          <w:p>
-            <w:pPr>
-              <w:pStyle w:val="Compact"/>
-              <w:rPr>
-                <w:sz w:val="20"/>
-              </w:rPr>
-            </w:pPr>
-            <w:r>
-              <w:rPr>
-                <w:sz w:val="20"/>
-              </w:rPr>
-              <w:t>×</w:t>
-            </w:r>
-          </w:p>
-        </w:tc>
-        <w:tc>
-          <w:tcPr>
-            <w:tcW w:w="0" w:type="auto"/>
-          </w:tcPr>
-          <w:p>
-            <w:pPr>
-              <w:pStyle w:val="Compact"/>
-              <w:rPr>
-                <w:sz w:val="20"/>
-              </w:rPr>
-            </w:pPr>
-            <w:r>
-              <w:rPr>
-                <w:sz w:val="20"/>
-              </w:rPr>
-              <w:t>△</w:t>
-            </w:r>
-          </w:p>
-        </w:tc>
-        <w:tc>
-          <w:tcPr>
-            <w:tcW w:w="0" w:type="auto"/>
-          </w:tcPr>
-          <w:p>
-            <w:pPr>
-              <w:pStyle w:val="Compact"/>
-              <w:rPr>
-                <w:sz w:val="20"/>
-              </w:rPr>
-            </w:pPr>
-            <w:r>
-              <w:rPr>
-                <w:sz w:val="20"/>
-              </w:rPr>
-              <w:t>×</w:t>
-            </w:r>
-          </w:p>
-        </w:tc>
-        <w:tc>
-          <w:tcPr>
-            <w:tcW w:w="0" w:type="auto"/>
-          </w:tcPr>
-          <w:p>
-            <w:pPr>
-              <w:pStyle w:val="Compact"/>
-              <w:rPr>
-                <w:sz w:val="20"/>
-              </w:rPr>
-            </w:pPr>
-            <w:r>
-              <w:rPr>
-                <w:sz w:val="20"/>
-              </w:rPr>
-              <w:t>✓</w:t>
-            </w:r>
-          </w:p>
-        </w:tc>
-      </w:tr>
-      <w:tr>
-        <w:trPr>
-          <w:jc w:val="center"/>
-        </w:trPr>
-        <w:tc>
-          <w:tcPr>
-            <w:tcW w:w="0" w:type="auto"/>
-          </w:tcPr>
-          <w:p>
-            <w:pPr>
-              <w:pStyle w:val="Compact"/>
-              <w:rPr>
-                <w:sz w:val="20"/>
-              </w:rPr>
-            </w:pPr>
-            <w:r>
-              <w:rPr>
-                <w:sz w:val="20"/>
-              </w:rPr>
-              <w:t>iAnalyse (Couprie 2008)</w:t>
-            </w:r>
-          </w:p>
-        </w:tc>
-        <w:tc>
-          <w:tcPr>
-            <w:tcW w:w="0" w:type="auto"/>
-          </w:tcPr>
-          <w:p>
-            <w:pPr>
-              <w:pStyle w:val="Compact"/>
-              <w:rPr>
-                <w:sz w:val="20"/>
-              </w:rPr>
-            </w:pPr>
-            <w:r>
-              <w:rPr>
-                <w:sz w:val="20"/>
-              </w:rPr>
-              <w:t>✓</w:t>
-            </w:r>
-          </w:p>
-        </w:tc>
-        <w:tc>
-          <w:tcPr>
-            <w:tcW w:w="0" w:type="auto"/>
-          </w:tcPr>
-          <w:p>
-            <w:pPr>
-              <w:pStyle w:val="Compact"/>
-              <w:rPr>
-                <w:sz w:val="20"/>
-              </w:rPr>
-            </w:pPr>
-            <w:r>
-              <w:rPr>
-                <w:sz w:val="20"/>
-              </w:rPr>
-              <w:t>△</w:t>
-            </w:r>
-          </w:p>
-        </w:tc>
-        <w:tc>
-          <w:tcPr>
-            <w:tcW w:w="0" w:type="auto"/>
-          </w:tcPr>
-          <w:p>
-            <w:pPr>
-              <w:pStyle w:val="Compact"/>
-              <w:rPr>
-                <w:sz w:val="20"/>
-              </w:rPr>
-            </w:pPr>
-            <w:r>
-              <w:rPr>
-                <w:sz w:val="20"/>
-              </w:rPr>
-              <w:t>△</w:t>
-            </w:r>
-          </w:p>
-        </w:tc>
-        <w:tc>
-          <w:tcPr>
-            <w:tcW w:w="0" w:type="auto"/>
-          </w:tcPr>
-          <w:p>
-            <w:pPr>
-              <w:pStyle w:val="Compact"/>
-              <w:rPr>
-                <w:sz w:val="20"/>
-              </w:rPr>
-            </w:pPr>
-            <w:r>
-              <w:rPr>
-                <w:sz w:val="20"/>
-              </w:rPr>
-              <w:t>✓</w:t>
-            </w:r>
-          </w:p>
-        </w:tc>
-        <w:tc>
-          <w:tcPr>
-            <w:tcW w:w="0" w:type="auto"/>
-          </w:tcPr>
-          <w:p>
-            <w:pPr>
-              <w:pStyle w:val="Compact"/>
-              <w:rPr>
-                <w:sz w:val="20"/>
-              </w:rPr>
-            </w:pPr>
-            <w:r>
-              <w:rPr>
-                <w:sz w:val="20"/>
-              </w:rPr>
-              <w:t>✓</w:t>
-            </w:r>
-          </w:p>
-        </w:tc>
-        <w:tc>
-          <w:tcPr>
-            <w:tcW w:w="0" w:type="auto"/>
-          </w:tcPr>
-          <w:p>
-            <w:pPr>
-              <w:pStyle w:val="Compact"/>
-              <w:rPr>
-                <w:sz w:val="20"/>
-              </w:rPr>
-            </w:pPr>
-            <w:r>
-              <w:rPr>
-                <w:sz w:val="20"/>
-              </w:rPr>
-              <w:t>△</w:t>
-            </w:r>
-          </w:p>
-        </w:tc>
-      </w:tr>
-      <w:tr>
-        <w:trPr>
-          <w:jc w:val="center"/>
-        </w:trPr>
-        <w:tc>
-          <w:tcPr>
-            <w:tcW w:w="0" w:type="auto"/>
-          </w:tcPr>
-          <w:p>
-            <w:pPr>
-              <w:pStyle w:val="Compact"/>
-              <w:rPr>
-                <w:sz w:val="20"/>
-              </w:rPr>
-            </w:pPr>
-            <w:r>
-              <w:rPr>
-                <w:sz w:val="20"/>
-              </w:rPr>
-              <w:t>Verovio Humdrum Viewer (Sapp 2017)</w:t>
-            </w:r>
-          </w:p>
-        </w:tc>
-        <w:tc>
-          <w:tcPr>
-            <w:tcW w:w="0" w:type="auto"/>
-          </w:tcPr>
-          <w:p>
-            <w:pPr>
-              <w:pStyle w:val="Compact"/>
-              <w:rPr>
-                <w:sz w:val="20"/>
-              </w:rPr>
-            </w:pPr>
-            <w:r>
-              <w:rPr>
-                <w:sz w:val="20"/>
-              </w:rPr>
-              <w:t>△</w:t>
-            </w:r>
-          </w:p>
-        </w:tc>
-        <w:tc>
-          <w:tcPr>
-            <w:tcW w:w="0" w:type="auto"/>
-          </w:tcPr>
-          <w:p>
-            <w:pPr>
-              <w:pStyle w:val="Compact"/>
-              <w:rPr>
-                <w:sz w:val="20"/>
-              </w:rPr>
-            </w:pPr>
-            <w:r>
-              <w:rPr>
-                <w:sz w:val="20"/>
-              </w:rPr>
-              <w:t>△</w:t>
-            </w:r>
-          </w:p>
-        </w:tc>
-        <w:tc>
-          <w:tcPr>
-            <w:tcW w:w="0" w:type="auto"/>
-          </w:tcPr>
-          <w:p>
-            <w:pPr>
-              <w:pStyle w:val="Compact"/>
-              <w:rPr>
-                <w:sz w:val="20"/>
-              </w:rPr>
-            </w:pPr>
-            <w:r>
-              <w:rPr>
-                <w:sz w:val="20"/>
-              </w:rPr>
-              <w:t>×</w:t>
-            </w:r>
-          </w:p>
-        </w:tc>
-        <w:tc>
-          <w:tcPr>
-            <w:tcW w:w="0" w:type="auto"/>
-          </w:tcPr>
-          <w:p>
-            <w:pPr>
-              <w:pStyle w:val="Compact"/>
-              <w:rPr>
-                <w:sz w:val="20"/>
-              </w:rPr>
-            </w:pPr>
-            <w:r>
-              <w:rPr>
-                <w:sz w:val="20"/>
-              </w:rPr>
-              <w:t>×</w:t>
-            </w:r>
-          </w:p>
-        </w:tc>
-        <w:tc>
-          <w:tcPr>
-            <w:tcW w:w="0" w:type="auto"/>
-          </w:tcPr>
-          <w:p>
-            <w:pPr>
-              <w:pStyle w:val="Compact"/>
-              <w:rPr>
-                <w:sz w:val="20"/>
-              </w:rPr>
-            </w:pPr>
-            <w:r>
-              <w:rPr>
-                <w:sz w:val="20"/>
-              </w:rPr>
-              <w:t>✓</w:t>
-            </w:r>
-          </w:p>
-        </w:tc>
-        <w:tc>
-          <w:tcPr>
-            <w:tcW w:w="0" w:type="auto"/>
-          </w:tcPr>
-          <w:p>
-            <w:pPr>
-              <w:pStyle w:val="Compact"/>
-              <w:rPr>
-                <w:sz w:val="20"/>
-              </w:rPr>
-            </w:pPr>
-            <w:r>
-              <w:rPr>
-                <w:sz w:val="20"/>
-              </w:rPr>
-              <w:t>△</w:t>
-            </w:r>
-          </w:p>
-        </w:tc>
-      </w:tr>
-      <w:tr>
-        <w:trPr>
-          <w:jc w:val="center"/>
-        </w:trPr>
-        <w:tc>
-          <w:tcPr>
-            <w:tcW w:w="0" w:type="auto"/>
-          </w:tcPr>
-          <w:p>
-            <w:pPr>
-              <w:pStyle w:val="Compact"/>
-              <w:rPr>
-                <w:sz w:val="20"/>
-              </w:rPr>
-            </w:pPr>
-            <w:r>
-              <w:rPr>
-                <w:sz w:val="20"/>
-              </w:rPr>
-              <w:t>MuseScore Web (commercial)</w:t>
-            </w:r>
-          </w:p>
-        </w:tc>
-        <w:tc>
-          <w:tcPr>
-            <w:tcW w:w="0" w:type="auto"/>
-          </w:tcPr>
-          <w:p>
-            <w:pPr>
-              <w:pStyle w:val="Compact"/>
-              <w:rPr>
-                <w:sz w:val="20"/>
-              </w:rPr>
-            </w:pPr>
-            <w:r>
-              <w:rPr>
-                <w:sz w:val="20"/>
-              </w:rPr>
-              <w:t>×</w:t>
-            </w:r>
-          </w:p>
-        </w:tc>
-        <w:tc>
-          <w:tcPr>
-            <w:tcW w:w="0" w:type="auto"/>
-          </w:tcPr>
-          <w:p>
-            <w:pPr>
-              <w:pStyle w:val="Compact"/>
-              <w:rPr>
-                <w:sz w:val="20"/>
-              </w:rPr>
-            </w:pPr>
-            <w:r>
-              <w:rPr>
-                <w:sz w:val="20"/>
-              </w:rPr>
-              <w:t>✓</w:t>
-            </w:r>
-          </w:p>
-        </w:tc>
-        <w:tc>
-          <w:tcPr>
-            <w:tcW w:w="0" w:type="auto"/>
-          </w:tcPr>
-          <w:p>
-            <w:pPr>
-              <w:pStyle w:val="Compact"/>
-              <w:rPr>
-                <w:sz w:val="20"/>
-              </w:rPr>
-            </w:pPr>
-            <w:r>
-              <w:rPr>
-                <w:sz w:val="20"/>
-              </w:rPr>
-              <w:t>×</w:t>
-            </w:r>
-          </w:p>
-        </w:tc>
-        <w:tc>
-          <w:tcPr>
-            <w:tcW w:w="0" w:type="auto"/>
-          </w:tcPr>
-          <w:p>
-            <w:pPr>
-              <w:pStyle w:val="Compact"/>
-              <w:rPr>
-                <w:sz w:val="20"/>
-              </w:rPr>
-            </w:pPr>
-            <w:r>
-              <w:rPr>
-                <w:sz w:val="20"/>
-              </w:rPr>
-              <w:t>×</w:t>
-            </w:r>
-          </w:p>
-        </w:tc>
-        <w:tc>
-          <w:tcPr>
-            <w:tcW w:w="0" w:type="auto"/>
-          </w:tcPr>
-          <w:p>
-            <w:pPr>
-              <w:pStyle w:val="Compact"/>
-              <w:rPr>
-                <w:sz w:val="20"/>
-              </w:rPr>
-            </w:pPr>
-            <w:r>
-              <w:rPr>
-                <w:sz w:val="20"/>
-              </w:rPr>
-              <w:t>×</w:t>
-            </w:r>
-          </w:p>
-        </w:tc>
-        <w:tc>
-          <w:tcPr>
-            <w:tcW w:w="0" w:type="auto"/>
-          </w:tcPr>
-          <w:p>
-            <w:pPr>
-              <w:pStyle w:val="Compact"/>
-              <w:rPr>
-                <w:sz w:val="20"/>
-              </w:rPr>
-            </w:pPr>
-            <w:r>
-              <w:rPr>
-                <w:sz w:val="20"/>
-              </w:rPr>
-              <w:t>✓</w:t>
-            </w:r>
-          </w:p>
-        </w:tc>
-      </w:tr>
-      <w:tr>
-        <w:trPr>
-          <w:jc w:val="center"/>
-        </w:trPr>
-        <w:tc>
-          <w:tcPr>
-            <w:tcW w:w="0" w:type="auto"/>
-          </w:tcPr>
-          <w:p>
-            <w:pPr>
-              <w:pStyle w:val="Compact"/>
-              <w:rPr>
-                <w:sz w:val="20"/>
-              </w:rPr>
-            </w:pPr>
-            <w:r>
-              <w:rPr>
-                <w:sz w:val="20"/>
-              </w:rPr>
-              <w:t>Dezrann (Ballester et al. 2025)</w:t>
-            </w:r>
-          </w:p>
-        </w:tc>
-        <w:tc>
-          <w:tcPr>
-            <w:tcW w:w="0" w:type="auto"/>
-          </w:tcPr>
-          <w:p>
-            <w:pPr>
-              <w:pStyle w:val="Compact"/>
-              <w:rPr>
-                <w:sz w:val="20"/>
-              </w:rPr>
-            </w:pPr>
-            <w:r>
-              <w:rPr>
-                <w:sz w:val="20"/>
-              </w:rPr>
-              <w:t>✓</w:t>
-            </w:r>
-            <w:r>
-              <w:rPr>
-                <w:sz w:val="20"/>
-              </w:rPr>
-              <w:t xml:space="preserve"> (label-based)</w:t>
-            </w:r>
-          </w:p>
-        </w:tc>
-        <w:tc>
-          <w:tcPr>
-            <w:tcW w:w="0" w:type="auto"/>
-          </w:tcPr>
-          <w:p>
-            <w:pPr>
-              <w:pStyle w:val="Compact"/>
-              <w:rPr>
-                <w:sz w:val="20"/>
-              </w:rPr>
-            </w:pPr>
-            <w:r>
-              <w:rPr>
-                <w:sz w:val="20"/>
-              </w:rPr>
-              <w:t>✓</w:t>
-            </w:r>
-          </w:p>
-        </w:tc>
-        <w:tc>
-          <w:tcPr>
-            <w:tcW w:w="0" w:type="auto"/>
-          </w:tcPr>
-          <w:p>
-            <w:pPr>
-              <w:pStyle w:val="Compact"/>
-              <w:rPr>
-                <w:sz w:val="20"/>
-              </w:rPr>
-            </w:pPr>
-            <w:r>
-              <w:rPr>
-                <w:sz w:val="20"/>
-              </w:rPr>
-              <w:t>△ (track labels)</w:t>
-            </w:r>
-          </w:p>
-        </w:tc>
-        <w:tc>
-          <w:tcPr>
-            <w:tcW w:w="0" w:type="auto"/>
-          </w:tcPr>
-          <w:p>
-            <w:pPr>
-              <w:pStyle w:val="Compact"/>
-              <w:rPr>
-                <w:sz w:val="20"/>
-              </w:rPr>
-            </w:pPr>
-            <w:r>
-              <w:rPr>
-                <w:sz w:val="20"/>
-              </w:rPr>
-              <w:t>✓</w:t>
-            </w:r>
-          </w:p>
-        </w:tc>
-        <w:tc>
-          <w:tcPr>
-            <w:tcW w:w="0" w:type="auto"/>
-          </w:tcPr>
-          <w:p>
-            <w:pPr>
-              <w:pStyle w:val="Compact"/>
-              <w:rPr>
-                <w:sz w:val="20"/>
-              </w:rPr>
-            </w:pPr>
-            <w:r>
-              <w:rPr>
-                <w:sz w:val="20"/>
-              </w:rPr>
-              <w:t>✓</w:t>
-            </w:r>
-          </w:p>
-        </w:tc>
-        <w:tc>
-          <w:tcPr>
-            <w:tcW w:w="0" w:type="auto"/>
-          </w:tcPr>
-          <w:p>
-            <w:pPr>
-              <w:pStyle w:val="Compact"/>
-              <w:rPr>
-                <w:sz w:val="20"/>
-              </w:rPr>
-            </w:pPr>
-            <w:r>
-              <w:rPr>
-                <w:sz w:val="20"/>
-              </w:rPr>
-              <w:t>✓</w:t>
-            </w:r>
-          </w:p>
-        </w:tc>
-      </w:tr>
-      <w:tr>
-        <w:trPr>
-          <w:jc w:val="center"/>
-        </w:trPr>
-        <w:tc>
-          <w:tcPr>
-            <w:tcW w:w="0" w:type="auto"/>
-          </w:tcPr>
-          <w:p>
-            <w:pPr>
-              <w:pStyle w:val="Compact"/>
-              <w:rPr>
-                <w:sz w:val="20"/>
-              </w:rPr>
-            </w:pPr>
-            <w:r>
-              <w:rPr>
-                <w:b/>
-                <w:bCs/>
-                <w:sz w:val="20"/>
-              </w:rPr>
-              <w:t>This work</w:t>
-            </w:r>
-          </w:p>
-        </w:tc>
-        <w:tc>
-          <w:tcPr>
-            <w:tcW w:w="0" w:type="auto"/>
-          </w:tcPr>
-          <w:p>
-            <w:pPr>
-              <w:pStyle w:val="Compact"/>
-              <w:rPr>
-                <w:sz w:val="20"/>
-              </w:rPr>
-            </w:pPr>
-            <w:r>
-              <w:rPr>
-                <w:b/>
-                <w:bCs/>
-                <w:sz w:val="20"/>
-              </w:rPr>
-              <w:t>✓</w:t>
-            </w:r>
-            <w:r>
-              <w:rPr>
-                <w:b/>
-                <w:bCs/>
-                <w:sz w:val="20"/>
-              </w:rPr>
-              <w:t xml:space="preserve"> (two-level)</w:t>
-            </w:r>
-          </w:p>
-        </w:tc>
-        <w:tc>
-          <w:tcPr>
-            <w:tcW w:w="0" w:type="auto"/>
-          </w:tcPr>
-          <w:p>
-            <w:pPr>
-              <w:pStyle w:val="Compact"/>
-              <w:rPr>
-                <w:sz w:val="20"/>
-              </w:rPr>
-            </w:pPr>
-            <w:r>
-              <w:rPr>
-                <w:b/>
-                <w:bCs/>
-                <w:sz w:val="20"/>
-              </w:rPr>
-              <w:t>✓</w:t>
-            </w:r>
-          </w:p>
-        </w:tc>
-        <w:tc>
-          <w:tcPr>
-            <w:tcW w:w="0" w:type="auto"/>
-          </w:tcPr>
-          <w:p>
-            <w:pPr>
-              <w:pStyle w:val="Compact"/>
-              <w:rPr>
-                <w:sz w:val="20"/>
-              </w:rPr>
-            </w:pPr>
-            <w:r>
-              <w:rPr>
-                <w:b/>
-                <w:bCs/>
-                <w:sz w:val="20"/>
-              </w:rPr>
-              <w:t>✓</w:t>
-            </w:r>
-            <w:r>
-              <w:rPr>
-                <w:b/>
-                <w:bCs/>
-                <w:sz w:val="20"/>
-              </w:rPr>
-              <w:t xml:space="preserve"> (measure-painted)</w:t>
-            </w:r>
-          </w:p>
-        </w:tc>
-        <w:tc>
-          <w:tcPr>
-            <w:tcW w:w="0" w:type="auto"/>
-          </w:tcPr>
-          <w:p>
-            <w:pPr>
-              <w:pStyle w:val="Compact"/>
-              <w:rPr>
-                <w:sz w:val="20"/>
-              </w:rPr>
-            </w:pPr>
-            <w:r>
-              <w:rPr>
-                <w:b/>
-                <w:bCs/>
-                <w:sz w:val="20"/>
-              </w:rPr>
-              <w:t>✓</w:t>
-            </w:r>
-          </w:p>
-        </w:tc>
-        <w:tc>
-          <w:tcPr>
-            <w:tcW w:w="0" w:type="auto"/>
-          </w:tcPr>
-          <w:p>
-            <w:pPr>
-              <w:pStyle w:val="Compact"/>
-              <w:rPr>
-                <w:sz w:val="20"/>
-              </w:rPr>
-            </w:pPr>
-            <w:r>
-              <w:rPr>
-                <w:b/>
-                <w:bCs/>
-                <w:sz w:val="20"/>
-              </w:rPr>
-              <w:t>✓</w:t>
-            </w:r>
-          </w:p>
-        </w:tc>
-        <w:tc>
-          <w:tcPr>
-            <w:tcW w:w="0" w:type="auto"/>
-          </w:tcPr>
-          <w:p>
-            <w:pPr>
-              <w:pStyle w:val="Compact"/>
-              <w:rPr>
-                <w:sz w:val="20"/>
-              </w:rPr>
-            </w:pPr>
-            <w:r>
-              <w:rPr>
-                <w:b/>
-                <w:bCs/>
-                <w:sz w:val="20"/>
-              </w:rPr>
-              <w:t>✓</w:t>
-            </w:r>
-          </w:p>
-        </w:tc>
-      </w:tr>
-    </w:tbl>
-    <w:p>
-      <w:pPr>
-        <w:pStyle w:val="FirstParagraph"/>
-      </w:pPr>
-      <w:r>
-        <w:rPr>
-          <w:b/>
-          <w:bCs/>
-        </w:rPr>
-        <w:t>표</w:t>
-      </w:r>
-      <w:r>
-        <w:rPr>
-          <w:b/>
-          <w:bCs/>
-        </w:rPr>
-        <w:t xml:space="preserve"> 2.</w:t>
-      </w:r>
-      <w:r>
-        <w:t xml:space="preserve"> </w:t>
-      </w:r>
-      <w:r>
-        <w:t>관련</w:t>
-      </w:r>
-      <w:r>
-        <w:t xml:space="preserve"> </w:t>
-      </w:r>
-      <w:r>
-        <w:t>시각화</w:t>
-      </w:r>
-      <w:r>
-        <w:t>·</w:t>
-      </w:r>
-      <w:r>
-        <w:t>주석</w:t>
-      </w:r>
-      <w:r>
-        <w:t>·</w:t>
-      </w:r>
-      <w:r>
-        <w:t>악보</w:t>
-      </w:r>
-      <w:r>
-        <w:t xml:space="preserve"> </w:t>
-      </w:r>
-      <w:r>
-        <w:t>추종</w:t>
-      </w:r>
-      <w:r>
-        <w:t xml:space="preserve"> </w:t>
-      </w:r>
-      <w:r>
-        <w:t>도구와의</w:t>
-      </w:r>
-      <w:r>
-        <w:t xml:space="preserve"> </w:t>
-      </w:r>
-      <w:r>
-        <w:t>비교</w:t>
-      </w:r>
-      <w:r>
-        <w:t>.</w:t>
-      </w:r>
-    </w:p>
-    <w:tbl>
-      <w:tblPr>
-        <w:tblStyle w:val="Table"/>
-        <w:tblW w:w="0" w:type="auto"/>
-        <w:jc w:val="center"/>
-        <w:tblLook w:val="0020" w:firstRow="1" w:lastRow="0" w:firstColumn="0" w:lastColumn="0" w:noHBand="0" w:noVBand="0"/>
-      </w:tblPr>
-      <w:tblGrid>
-        <w:gridCol w:w="2442"/>
-        <w:gridCol w:w="1359"/>
-        <w:gridCol w:w="1312"/>
-        <w:gridCol w:w="1278"/>
-        <w:gridCol w:w="856"/>
-        <w:gridCol w:w="992"/>
-        <w:gridCol w:w="1050"/>
-      </w:tblGrid>
-      <w:tr>
-        <w:trPr>
-          <w:cnfStyle w:val="100000000000" w:firstRow="1" w:lastRow="0" w:firstColumn="0" w:lastColumn="0" w:oddVBand="0" w:evenVBand="0" w:oddHBand="0" w:evenHBand="0" w:firstRowFirstColumn="0" w:firstRowLastColumn="0" w:lastRowFirstColumn="0" w:lastRowLastColumn="0"/>
-          <w:tblHeader/>
-          <w:jc w:val="center"/>
-        </w:trPr>
-        <w:tc>
-          <w:tcPr>
-            <w:tcW w:w="0" w:type="auto"/>
-            <w:tcBorders>
-              <w:bottom w:val="single" w:sz="2" w:space="0" w:color="auto"/>
-            </w:tcBorders>
-            <w:shd w:val="clear" w:color="auto" w:fill="EBEBEB"/>
-          </w:tcPr>
-          <w:p>
-            <w:pPr>
-              <w:pStyle w:val="Compact"/>
-              <w:rPr>
-                <w:b/>
-                <w:sz w:val="20"/>
-              </w:rPr>
-            </w:pPr>
-            <w:r>
-              <w:rPr>
-                <w:b/>
-                <w:sz w:val="20"/>
-              </w:rPr>
-              <w:t>도구</w:t>
-            </w:r>
-          </w:p>
-        </w:tc>
-        <w:tc>
-          <w:tcPr>
-            <w:tcW w:w="0" w:type="auto"/>
-            <w:tcBorders>
-              <w:bottom w:val="single" w:sz="2" w:space="0" w:color="auto"/>
-            </w:tcBorders>
-            <w:shd w:val="clear" w:color="auto" w:fill="EBEBEB"/>
-          </w:tcPr>
-          <w:p>
-            <w:pPr>
-              <w:pStyle w:val="Compact"/>
-              <w:rPr>
-                <w:b/>
-                <w:sz w:val="20"/>
-              </w:rPr>
-            </w:pPr>
-            <w:r>
-              <w:rPr>
-                <w:b/>
-                <w:sz w:val="20"/>
-              </w:rPr>
-              <w:t>위계적</w:t>
-            </w:r>
-            <w:r>
-              <w:rPr>
-                <w:b/>
-                <w:sz w:val="20"/>
-              </w:rPr>
-              <w:t xml:space="preserve"> </w:t>
-            </w:r>
-            <w:r>
-              <w:rPr>
-                <w:b/>
-                <w:sz w:val="20"/>
-              </w:rPr>
-              <w:t>형식</w:t>
-            </w:r>
-            <w:r>
-              <w:rPr>
-                <w:b/>
-                <w:sz w:val="20"/>
-              </w:rPr>
-              <w:t xml:space="preserve"> </w:t>
-            </w:r>
-            <w:r>
-              <w:rPr>
-                <w:b/>
-                <w:sz w:val="20"/>
-              </w:rPr>
-              <w:t>라벨</w:t>
-            </w:r>
-          </w:p>
-        </w:tc>
-        <w:tc>
-          <w:tcPr>
-            <w:tcW w:w="0" w:type="auto"/>
-            <w:tcBorders>
-              <w:bottom w:val="single" w:sz="2" w:space="0" w:color="auto"/>
-            </w:tcBorders>
-            <w:shd w:val="clear" w:color="auto" w:fill="EBEBEB"/>
-          </w:tcPr>
-          <w:p>
-            <w:pPr>
-              <w:pStyle w:val="Compact"/>
-              <w:rPr>
-                <w:b/>
-                <w:sz w:val="20"/>
-              </w:rPr>
-            </w:pPr>
-            <w:r>
-              <w:rPr>
-                <w:b/>
-                <w:sz w:val="20"/>
-              </w:rPr>
-              <w:t>악보</w:t>
-            </w:r>
-            <w:r>
-              <w:rPr>
-                <w:b/>
-                <w:sz w:val="20"/>
-              </w:rPr>
-              <w:t>-</w:t>
-            </w:r>
-            <w:r>
-              <w:rPr>
-                <w:b/>
-                <w:sz w:val="20"/>
-              </w:rPr>
-              <w:t>음원</w:t>
-            </w:r>
-            <w:r>
-              <w:rPr>
-                <w:b/>
-                <w:sz w:val="20"/>
-              </w:rPr>
-              <w:t xml:space="preserve"> </w:t>
-            </w:r>
-            <w:r>
-              <w:rPr>
-                <w:b/>
-                <w:sz w:val="20"/>
-              </w:rPr>
-              <w:t>동기화</w:t>
-            </w:r>
-          </w:p>
-        </w:tc>
-        <w:tc>
-          <w:tcPr>
-            <w:tcW w:w="0" w:type="auto"/>
-            <w:tcBorders>
-              <w:bottom w:val="single" w:sz="2" w:space="0" w:color="auto"/>
-            </w:tcBorders>
-            <w:shd w:val="clear" w:color="auto" w:fill="EBEBEB"/>
-          </w:tcPr>
-          <w:p>
-            <w:pPr>
-              <w:pStyle w:val="Compact"/>
-              <w:rPr>
-                <w:b/>
-                <w:sz w:val="20"/>
-              </w:rPr>
-            </w:pPr>
-            <w:r>
-              <w:rPr>
-                <w:b/>
-                <w:sz w:val="20"/>
-              </w:rPr>
-              <w:t>악보</w:t>
-            </w:r>
-            <w:r>
-              <w:rPr>
-                <w:b/>
-                <w:sz w:val="20"/>
-              </w:rPr>
-              <w:t xml:space="preserve"> </w:t>
-            </w:r>
-            <w:r>
-              <w:rPr>
-                <w:b/>
-                <w:sz w:val="20"/>
-              </w:rPr>
-              <w:t>자체</w:t>
-            </w:r>
-            <w:r>
-              <w:rPr>
-                <w:b/>
-                <w:sz w:val="20"/>
-              </w:rPr>
-              <w:t xml:space="preserve"> </w:t>
-            </w:r>
-            <w:r>
-              <w:rPr>
-                <w:b/>
-                <w:sz w:val="20"/>
-              </w:rPr>
-              <w:t>위</w:t>
-            </w:r>
-            <w:r>
-              <w:rPr>
-                <w:b/>
-                <w:sz w:val="20"/>
-              </w:rPr>
-              <w:t xml:space="preserve"> </w:t>
-            </w:r>
-            <w:r>
-              <w:rPr>
-                <w:b/>
-                <w:sz w:val="20"/>
-              </w:rPr>
-              <w:t>색상</w:t>
-            </w:r>
-          </w:p>
-        </w:tc>
-        <w:tc>
-          <w:tcPr>
-            <w:tcW w:w="0" w:type="auto"/>
-            <w:tcBorders>
-              <w:bottom w:val="single" w:sz="2" w:space="0" w:color="auto"/>
-            </w:tcBorders>
-            <w:shd w:val="clear" w:color="auto" w:fill="EBEBEB"/>
-          </w:tcPr>
-          <w:p>
-            <w:pPr>
-              <w:pStyle w:val="Compact"/>
-              <w:rPr>
-                <w:b/>
-                <w:sz w:val="20"/>
-              </w:rPr>
-            </w:pPr>
-            <w:r>
-              <w:rPr>
-                <w:b/>
-                <w:sz w:val="20"/>
-              </w:rPr>
-              <w:t>섹션</w:t>
-            </w:r>
-            <w:r>
-              <w:rPr>
-                <w:b/>
-                <w:sz w:val="20"/>
-              </w:rPr>
-              <w:t xml:space="preserve"> </w:t>
-            </w:r>
-            <w:r>
-              <w:rPr>
-                <w:b/>
-                <w:sz w:val="20"/>
-              </w:rPr>
-              <w:t>점프</w:t>
-            </w:r>
-          </w:p>
-        </w:tc>
-        <w:tc>
-          <w:tcPr>
-            <w:tcW w:w="0" w:type="auto"/>
-            <w:tcBorders>
-              <w:bottom w:val="single" w:sz="2" w:space="0" w:color="auto"/>
-            </w:tcBorders>
-            <w:shd w:val="clear" w:color="auto" w:fill="EBEBEB"/>
-          </w:tcPr>
-          <w:p>
-            <w:pPr>
-              <w:pStyle w:val="Compact"/>
-              <w:rPr>
-                <w:b/>
-                <w:sz w:val="20"/>
-              </w:rPr>
-            </w:pPr>
-            <w:r>
-              <w:rPr>
-                <w:b/>
-                <w:sz w:val="20"/>
-              </w:rPr>
-              <w:t>오픈소스</w:t>
-            </w:r>
-          </w:p>
-        </w:tc>
-        <w:tc>
-          <w:tcPr>
-            <w:tcW w:w="0" w:type="auto"/>
-            <w:tcBorders>
-              <w:bottom w:val="single" w:sz="2" w:space="0" w:color="auto"/>
-            </w:tcBorders>
-            <w:shd w:val="clear" w:color="auto" w:fill="EBEBEB"/>
-          </w:tcPr>
-          <w:p>
-            <w:pPr>
-              <w:pStyle w:val="Compact"/>
-              <w:rPr>
-                <w:b/>
-                <w:sz w:val="20"/>
-              </w:rPr>
-            </w:pPr>
-            <w:r>
-              <w:rPr>
-                <w:b/>
-                <w:sz w:val="20"/>
-              </w:rPr>
-              <w:t>학습자</w:t>
-            </w:r>
-            <w:r>
-              <w:rPr>
-                <w:b/>
-                <w:sz w:val="20"/>
-              </w:rPr>
-              <w:t xml:space="preserve"> </w:t>
-            </w:r>
-            <w:r>
-              <w:rPr>
-                <w:b/>
-                <w:sz w:val="20"/>
-              </w:rPr>
-              <w:t>친화</w:t>
-            </w:r>
-          </w:p>
-        </w:tc>
-      </w:tr>
-      <w:tr>
-        <w:trPr>
-          <w:jc w:val="center"/>
-        </w:trPr>
-        <w:tc>
-          <w:tcPr>
-            <w:tcW w:w="0" w:type="auto"/>
-            <w:tcBorders>
-              <w:top w:val="single" w:sz="2" w:space="0" w:color="auto"/>
-            </w:tcBorders>
-          </w:tcPr>
-          <w:p>
-            <w:pPr>
-              <w:pStyle w:val="Compact"/>
-              <w:rPr>
-                <w:sz w:val="20"/>
-              </w:rPr>
-            </w:pPr>
-            <w:r>
-              <w:rPr>
-                <w:sz w:val="20"/>
-              </w:rPr>
-              <w:t>Sonic Visualiser (Cannam et al. 2010)</w:t>
-            </w:r>
-          </w:p>
-        </w:tc>
-        <w:tc>
-          <w:tcPr>
-            <w:tcW w:w="0" w:type="auto"/>
-            <w:tcBorders>
-              <w:top w:val="single" w:sz="2" w:space="0" w:color="auto"/>
-            </w:tcBorders>
-          </w:tcPr>
-          <w:p>
-            <w:pPr>
-              <w:pStyle w:val="Compact"/>
-              <w:rPr>
-                <w:sz w:val="20"/>
-              </w:rPr>
-            </w:pPr>
-            <w:r>
-              <w:rPr>
-                <w:sz w:val="20"/>
-              </w:rPr>
-              <w:t>△ (</w:t>
-            </w:r>
-            <w:r>
-              <w:rPr>
-                <w:sz w:val="20"/>
-              </w:rPr>
-              <w:t>주석만</w:t>
-            </w:r>
-            <w:r>
-              <w:rPr>
-                <w:sz w:val="20"/>
-              </w:rPr>
-              <w:t>)</w:t>
-            </w:r>
-          </w:p>
-        </w:tc>
-        <w:tc>
-          <w:tcPr>
-            <w:tcW w:w="0" w:type="auto"/>
-            <w:tcBorders>
-              <w:top w:val="single" w:sz="2" w:space="0" w:color="auto"/>
-            </w:tcBorders>
-          </w:tcPr>
-          <w:p>
-            <w:pPr>
-              <w:pStyle w:val="Compact"/>
-              <w:rPr>
-                <w:sz w:val="20"/>
-              </w:rPr>
-            </w:pPr>
-            <w:r>
-              <w:rPr>
-                <w:sz w:val="20"/>
-              </w:rPr>
-              <w:t>×</w:t>
-            </w:r>
-          </w:p>
-        </w:tc>
-        <w:tc>
-          <w:tcPr>
-            <w:tcW w:w="0" w:type="auto"/>
-            <w:tcBorders>
-              <w:top w:val="single" w:sz="2" w:space="0" w:color="auto"/>
-            </w:tcBorders>
-          </w:tcPr>
-          <w:p>
-            <w:pPr>
-              <w:pStyle w:val="Compact"/>
-              <w:rPr>
-                <w:sz w:val="20"/>
-              </w:rPr>
-            </w:pPr>
-            <w:r>
-              <w:rPr>
-                <w:sz w:val="20"/>
-              </w:rPr>
-              <w:t>×</w:t>
-            </w:r>
-          </w:p>
-        </w:tc>
-        <w:tc>
-          <w:tcPr>
-            <w:tcW w:w="0" w:type="auto"/>
-            <w:tcBorders>
-              <w:top w:val="single" w:sz="2" w:space="0" w:color="auto"/>
-            </w:tcBorders>
-          </w:tcPr>
-          <w:p>
-            <w:pPr>
-              <w:pStyle w:val="Compact"/>
-              <w:rPr>
-                <w:sz w:val="20"/>
-              </w:rPr>
-            </w:pPr>
-            <w:r>
-              <w:rPr>
-                <w:sz w:val="20"/>
-              </w:rPr>
-              <w:t>△</w:t>
-            </w:r>
-          </w:p>
-        </w:tc>
-        <w:tc>
-          <w:tcPr>
-            <w:tcW w:w="0" w:type="auto"/>
-            <w:tcBorders>
-              <w:top w:val="single" w:sz="2" w:space="0" w:color="auto"/>
-            </w:tcBorders>
-          </w:tcPr>
-          <w:p>
-            <w:pPr>
-              <w:pStyle w:val="Compact"/>
-              <w:rPr>
-                <w:sz w:val="20"/>
-              </w:rPr>
-            </w:pPr>
-            <w:r>
-              <w:rPr>
-                <w:sz w:val="20"/>
-              </w:rPr>
-              <w:t>✓</w:t>
-            </w:r>
-          </w:p>
-        </w:tc>
-        <w:tc>
-          <w:tcPr>
-            <w:tcW w:w="0" w:type="auto"/>
-            <w:tcBorders>
-              <w:top w:val="single" w:sz="2" w:space="0" w:color="auto"/>
-            </w:tcBorders>
-          </w:tcPr>
-          <w:p>
-            <w:pPr>
-              <w:pStyle w:val="Compact"/>
-              <w:rPr>
-                <w:sz w:val="20"/>
-              </w:rPr>
-            </w:pPr>
-            <w:r>
-              <w:rPr>
-                <w:sz w:val="20"/>
-              </w:rPr>
-              <w:t>△</w:t>
-            </w:r>
-          </w:p>
-        </w:tc>
-      </w:tr>
-      <w:tr>
-        <w:trPr>
-          <w:jc w:val="center"/>
-        </w:trPr>
-        <w:tc>
-          <w:tcPr>
-            <w:tcW w:w="0" w:type="auto"/>
-          </w:tcPr>
-          <w:p>
-            <w:pPr>
-              <w:pStyle w:val="Compact"/>
-              <w:rPr>
-                <w:sz w:val="20"/>
-              </w:rPr>
-            </w:pPr>
-            <w:r>
-              <w:rPr>
-                <w:sz w:val="20"/>
-              </w:rPr>
-              <w:t>Soundslice (</w:t>
-            </w:r>
-            <w:r>
-              <w:rPr>
-                <w:sz w:val="20"/>
-              </w:rPr>
-              <w:t>상용</w:t>
-            </w:r>
-            <w:r>
-              <w:rPr>
-                <w:sz w:val="20"/>
-              </w:rPr>
-              <w:t>)</w:t>
-            </w:r>
-          </w:p>
-        </w:tc>
-        <w:tc>
-          <w:tcPr>
-            <w:tcW w:w="0" w:type="auto"/>
-          </w:tcPr>
-          <w:p>
-            <w:pPr>
-              <w:pStyle w:val="Compact"/>
-              <w:rPr>
-                <w:sz w:val="20"/>
-              </w:rPr>
-            </w:pPr>
-            <w:r>
-              <w:rPr>
-                <w:sz w:val="20"/>
-              </w:rPr>
-              <w:t>×</w:t>
-            </w:r>
-          </w:p>
-        </w:tc>
-        <w:tc>
-          <w:tcPr>
-            <w:tcW w:w="0" w:type="auto"/>
-          </w:tcPr>
-          <w:p>
-            <w:pPr>
-              <w:pStyle w:val="Compact"/>
-              <w:rPr>
-                <w:sz w:val="20"/>
-              </w:rPr>
-            </w:pPr>
-            <w:r>
-              <w:rPr>
-                <w:sz w:val="20"/>
-              </w:rPr>
-              <w:t>✓</w:t>
-            </w:r>
-          </w:p>
-        </w:tc>
-        <w:tc>
-          <w:tcPr>
-            <w:tcW w:w="0" w:type="auto"/>
-          </w:tcPr>
-          <w:p>
-            <w:pPr>
-              <w:pStyle w:val="Compact"/>
-              <w:rPr>
-                <w:sz w:val="20"/>
-              </w:rPr>
-            </w:pPr>
-            <w:r>
-              <w:rPr>
-                <w:sz w:val="20"/>
-              </w:rPr>
-              <w:t>×</w:t>
-            </w:r>
-          </w:p>
-        </w:tc>
-        <w:tc>
-          <w:tcPr>
-            <w:tcW w:w="0" w:type="auto"/>
-          </w:tcPr>
-          <w:p>
-            <w:pPr>
-              <w:pStyle w:val="Compact"/>
-              <w:rPr>
-                <w:sz w:val="20"/>
-              </w:rPr>
-            </w:pPr>
-            <w:r>
-              <w:rPr>
-                <w:sz w:val="20"/>
-              </w:rPr>
-              <w:t>△</w:t>
-            </w:r>
-          </w:p>
-        </w:tc>
-        <w:tc>
-          <w:tcPr>
-            <w:tcW w:w="0" w:type="auto"/>
-          </w:tcPr>
-          <w:p>
-            <w:pPr>
-              <w:pStyle w:val="Compact"/>
-              <w:rPr>
-                <w:sz w:val="20"/>
-              </w:rPr>
-            </w:pPr>
-            <w:r>
-              <w:rPr>
-                <w:sz w:val="20"/>
-              </w:rPr>
-              <w:t>×</w:t>
-            </w:r>
-          </w:p>
-        </w:tc>
-        <w:tc>
-          <w:tcPr>
-            <w:tcW w:w="0" w:type="auto"/>
-          </w:tcPr>
-          <w:p>
-            <w:pPr>
-              <w:pStyle w:val="Compact"/>
-              <w:rPr>
-                <w:sz w:val="20"/>
-              </w:rPr>
-            </w:pPr>
-            <w:r>
-              <w:rPr>
-                <w:sz w:val="20"/>
-              </w:rPr>
-              <w:t>✓</w:t>
-            </w:r>
-          </w:p>
-        </w:tc>
-      </w:tr>
-      <w:tr>
-        <w:trPr>
-          <w:jc w:val="center"/>
-        </w:trPr>
-        <w:tc>
-          <w:tcPr>
-            <w:tcW w:w="0" w:type="auto"/>
-          </w:tcPr>
-          <w:p>
-            <w:pPr>
-              <w:pStyle w:val="Compact"/>
-              <w:rPr>
-                <w:sz w:val="20"/>
-              </w:rPr>
-            </w:pPr>
-            <w:r>
-              <w:rPr>
-                <w:sz w:val="20"/>
-              </w:rPr>
-              <w:t>iAnalyse (Couprie 2008)</w:t>
-            </w:r>
-          </w:p>
-        </w:tc>
-        <w:tc>
-          <w:tcPr>
-            <w:tcW w:w="0" w:type="auto"/>
-          </w:tcPr>
-          <w:p>
-            <w:pPr>
-              <w:pStyle w:val="Compact"/>
-              <w:rPr>
-                <w:sz w:val="20"/>
-              </w:rPr>
-            </w:pPr>
-            <w:r>
-              <w:rPr>
-                <w:sz w:val="20"/>
-              </w:rPr>
-              <w:t>✓</w:t>
-            </w:r>
-          </w:p>
-        </w:tc>
-        <w:tc>
-          <w:tcPr>
-            <w:tcW w:w="0" w:type="auto"/>
-          </w:tcPr>
-          <w:p>
-            <w:pPr>
-              <w:pStyle w:val="Compact"/>
-              <w:rPr>
-                <w:sz w:val="20"/>
-              </w:rPr>
-            </w:pPr>
-            <w:r>
-              <w:rPr>
-                <w:sz w:val="20"/>
-              </w:rPr>
-              <w:t>△</w:t>
-            </w:r>
-          </w:p>
-        </w:tc>
-        <w:tc>
-          <w:tcPr>
-            <w:tcW w:w="0" w:type="auto"/>
-          </w:tcPr>
-          <w:p>
-            <w:pPr>
-              <w:pStyle w:val="Compact"/>
-              <w:rPr>
-                <w:sz w:val="20"/>
-              </w:rPr>
-            </w:pPr>
-            <w:r>
-              <w:rPr>
-                <w:sz w:val="20"/>
-              </w:rPr>
-              <w:t>△</w:t>
-            </w:r>
-          </w:p>
-        </w:tc>
-        <w:tc>
-          <w:tcPr>
-            <w:tcW w:w="0" w:type="auto"/>
-          </w:tcPr>
-          <w:p>
-            <w:pPr>
-              <w:pStyle w:val="Compact"/>
-              <w:rPr>
-                <w:sz w:val="20"/>
-              </w:rPr>
-            </w:pPr>
-            <w:r>
-              <w:rPr>
-                <w:sz w:val="20"/>
-              </w:rPr>
-              <w:t>✓</w:t>
-            </w:r>
-          </w:p>
-        </w:tc>
-        <w:tc>
-          <w:tcPr>
-            <w:tcW w:w="0" w:type="auto"/>
-          </w:tcPr>
-          <w:p>
-            <w:pPr>
-              <w:pStyle w:val="Compact"/>
-              <w:rPr>
-                <w:sz w:val="20"/>
-              </w:rPr>
-            </w:pPr>
-            <w:r>
-              <w:rPr>
-                <w:sz w:val="20"/>
-              </w:rPr>
-              <w:t>✓</w:t>
-            </w:r>
-          </w:p>
-        </w:tc>
-        <w:tc>
-          <w:tcPr>
-            <w:tcW w:w="0" w:type="auto"/>
-          </w:tcPr>
-          <w:p>
-            <w:pPr>
-              <w:pStyle w:val="Compact"/>
-              <w:rPr>
-                <w:sz w:val="20"/>
-              </w:rPr>
-            </w:pPr>
-            <w:r>
-              <w:rPr>
-                <w:sz w:val="20"/>
-              </w:rPr>
-              <w:t>△</w:t>
-            </w:r>
-          </w:p>
-        </w:tc>
-      </w:tr>
-      <w:tr>
-        <w:trPr>
-          <w:jc w:val="center"/>
-        </w:trPr>
-        <w:tc>
-          <w:tcPr>
-            <w:tcW w:w="0" w:type="auto"/>
-          </w:tcPr>
-          <w:p>
-            <w:pPr>
-              <w:pStyle w:val="Compact"/>
-              <w:rPr>
-                <w:sz w:val="20"/>
-              </w:rPr>
-            </w:pPr>
-            <w:r>
-              <w:rPr>
-                <w:sz w:val="20"/>
-              </w:rPr>
-              <w:t>Verovio Humdrum Viewer (Sapp 2017)</w:t>
-            </w:r>
-          </w:p>
-        </w:tc>
-        <w:tc>
-          <w:tcPr>
-            <w:tcW w:w="0" w:type="auto"/>
-          </w:tcPr>
-          <w:p>
-            <w:pPr>
-              <w:pStyle w:val="Compact"/>
-              <w:rPr>
-                <w:sz w:val="20"/>
-              </w:rPr>
-            </w:pPr>
-            <w:r>
-              <w:rPr>
-                <w:sz w:val="20"/>
-              </w:rPr>
-              <w:t>△</w:t>
-            </w:r>
-          </w:p>
-        </w:tc>
-        <w:tc>
-          <w:tcPr>
-            <w:tcW w:w="0" w:type="auto"/>
-          </w:tcPr>
-          <w:p>
-            <w:pPr>
-              <w:pStyle w:val="Compact"/>
-              <w:rPr>
-                <w:sz w:val="20"/>
-              </w:rPr>
-            </w:pPr>
-            <w:r>
-              <w:rPr>
-                <w:sz w:val="20"/>
-              </w:rPr>
-              <w:t>△</w:t>
-            </w:r>
-          </w:p>
-        </w:tc>
-        <w:tc>
-          <w:tcPr>
-            <w:tcW w:w="0" w:type="auto"/>
-          </w:tcPr>
-          <w:p>
-            <w:pPr>
-              <w:pStyle w:val="Compact"/>
-              <w:rPr>
-                <w:sz w:val="20"/>
-              </w:rPr>
-            </w:pPr>
-            <w:r>
-              <w:rPr>
-                <w:sz w:val="20"/>
-              </w:rPr>
-              <w:t>×</w:t>
-            </w:r>
-          </w:p>
-        </w:tc>
-        <w:tc>
-          <w:tcPr>
-            <w:tcW w:w="0" w:type="auto"/>
-          </w:tcPr>
-          <w:p>
-            <w:pPr>
-              <w:pStyle w:val="Compact"/>
-              <w:rPr>
-                <w:sz w:val="20"/>
-              </w:rPr>
-            </w:pPr>
-            <w:r>
-              <w:rPr>
-                <w:sz w:val="20"/>
-              </w:rPr>
-              <w:t>×</w:t>
-            </w:r>
-          </w:p>
-        </w:tc>
-        <w:tc>
-          <w:tcPr>
-            <w:tcW w:w="0" w:type="auto"/>
-          </w:tcPr>
-          <w:p>
-            <w:pPr>
-              <w:pStyle w:val="Compact"/>
-              <w:rPr>
-                <w:sz w:val="20"/>
-              </w:rPr>
-            </w:pPr>
-            <w:r>
-              <w:rPr>
-                <w:sz w:val="20"/>
-              </w:rPr>
-              <w:t>✓</w:t>
-            </w:r>
-          </w:p>
-        </w:tc>
-        <w:tc>
-          <w:tcPr>
-            <w:tcW w:w="0" w:type="auto"/>
-          </w:tcPr>
-          <w:p>
-            <w:pPr>
-              <w:pStyle w:val="Compact"/>
-              <w:rPr>
-                <w:sz w:val="20"/>
-              </w:rPr>
-            </w:pPr>
-            <w:r>
-              <w:rPr>
-                <w:sz w:val="20"/>
-              </w:rPr>
-              <w:t>△</w:t>
-            </w:r>
-          </w:p>
-        </w:tc>
-      </w:tr>
-      <w:tr>
-        <w:trPr>
-          <w:jc w:val="center"/>
-        </w:trPr>
-        <w:tc>
-          <w:tcPr>
-            <w:tcW w:w="0" w:type="auto"/>
-          </w:tcPr>
-          <w:p>
-            <w:pPr>
-              <w:pStyle w:val="Compact"/>
-              <w:rPr>
-                <w:sz w:val="20"/>
-              </w:rPr>
-            </w:pPr>
-            <w:r>
-              <w:rPr>
-                <w:sz w:val="20"/>
-              </w:rPr>
-              <w:t>MuseScore Web (</w:t>
-            </w:r>
-            <w:r>
-              <w:rPr>
-                <w:sz w:val="20"/>
-              </w:rPr>
-              <w:t>상용</w:t>
-            </w:r>
-            <w:r>
-              <w:rPr>
-                <w:sz w:val="20"/>
-              </w:rPr>
-              <w:t>)</w:t>
-            </w:r>
-          </w:p>
-        </w:tc>
-        <w:tc>
-          <w:tcPr>
-            <w:tcW w:w="0" w:type="auto"/>
-          </w:tcPr>
-          <w:p>
-            <w:pPr>
-              <w:pStyle w:val="Compact"/>
-              <w:rPr>
-                <w:sz w:val="20"/>
-              </w:rPr>
-            </w:pPr>
-            <w:r>
-              <w:rPr>
-                <w:sz w:val="20"/>
-              </w:rPr>
-              <w:t>×</w:t>
-            </w:r>
-          </w:p>
-        </w:tc>
-        <w:tc>
-          <w:tcPr>
-            <w:tcW w:w="0" w:type="auto"/>
-          </w:tcPr>
-          <w:p>
-            <w:pPr>
-              <w:pStyle w:val="Compact"/>
-              <w:rPr>
-                <w:sz w:val="20"/>
-              </w:rPr>
-            </w:pPr>
-            <w:r>
-              <w:rPr>
-                <w:sz w:val="20"/>
-              </w:rPr>
-              <w:t>✓</w:t>
-            </w:r>
-          </w:p>
-        </w:tc>
-        <w:tc>
-          <w:tcPr>
-            <w:tcW w:w="0" w:type="auto"/>
-          </w:tcPr>
-          <w:p>
-            <w:pPr>
-              <w:pStyle w:val="Compact"/>
-              <w:rPr>
-                <w:sz w:val="20"/>
-              </w:rPr>
-            </w:pPr>
-            <w:r>
-              <w:rPr>
-                <w:sz w:val="20"/>
-              </w:rPr>
-              <w:t>×</w:t>
-            </w:r>
-          </w:p>
-        </w:tc>
-        <w:tc>
-          <w:tcPr>
-            <w:tcW w:w="0" w:type="auto"/>
-          </w:tcPr>
-          <w:p>
-            <w:pPr>
-              <w:pStyle w:val="Compact"/>
-              <w:rPr>
-                <w:sz w:val="20"/>
-              </w:rPr>
-            </w:pPr>
-            <w:r>
-              <w:rPr>
-                <w:sz w:val="20"/>
-              </w:rPr>
-              <w:t>×</w:t>
-            </w:r>
-          </w:p>
-        </w:tc>
-        <w:tc>
-          <w:tcPr>
-            <w:tcW w:w="0" w:type="auto"/>
-          </w:tcPr>
-          <w:p>
-            <w:pPr>
-              <w:pStyle w:val="Compact"/>
-              <w:rPr>
-                <w:sz w:val="20"/>
-              </w:rPr>
-            </w:pPr>
-            <w:r>
-              <w:rPr>
-                <w:sz w:val="20"/>
-              </w:rPr>
-              <w:t>×</w:t>
-            </w:r>
-          </w:p>
-        </w:tc>
-        <w:tc>
-          <w:tcPr>
-            <w:tcW w:w="0" w:type="auto"/>
-          </w:tcPr>
-          <w:p>
-            <w:pPr>
-              <w:pStyle w:val="Compact"/>
-              <w:rPr>
-                <w:sz w:val="20"/>
-              </w:rPr>
-            </w:pPr>
-            <w:r>
-              <w:rPr>
-                <w:sz w:val="20"/>
-              </w:rPr>
-              <w:t>✓</w:t>
-            </w:r>
-          </w:p>
-        </w:tc>
-      </w:tr>
-      <w:tr>
-        <w:trPr>
-          <w:jc w:val="center"/>
-        </w:trPr>
-        <w:tc>
-          <w:tcPr>
-            <w:tcW w:w="0" w:type="auto"/>
-          </w:tcPr>
-          <w:p>
-            <w:pPr>
-              <w:pStyle w:val="Compact"/>
-              <w:rPr>
-                <w:sz w:val="20"/>
-              </w:rPr>
-            </w:pPr>
-            <w:r>
-              <w:rPr>
-                <w:sz w:val="20"/>
-              </w:rPr>
-              <w:t>Dezrann (Ballester et al. 2025)</w:t>
-            </w:r>
-          </w:p>
-        </w:tc>
-        <w:tc>
-          <w:tcPr>
-            <w:tcW w:w="0" w:type="auto"/>
-          </w:tcPr>
-          <w:p>
-            <w:pPr>
-              <w:pStyle w:val="Compact"/>
-              <w:rPr>
-                <w:sz w:val="20"/>
-              </w:rPr>
-            </w:pPr>
-            <w:r>
-              <w:rPr>
-                <w:sz w:val="20"/>
-              </w:rPr>
-              <w:t>✓</w:t>
-            </w:r>
-            <w:r>
-              <w:rPr>
-                <w:sz w:val="20"/>
-              </w:rPr>
-              <w:t xml:space="preserve"> (</w:t>
-            </w:r>
-            <w:r>
-              <w:rPr>
-                <w:sz w:val="20"/>
-              </w:rPr>
-              <w:t>라벨</w:t>
-            </w:r>
-            <w:r>
-              <w:rPr>
-                <w:sz w:val="20"/>
-              </w:rPr>
-              <w:t xml:space="preserve"> </w:t>
-            </w:r>
-            <w:r>
-              <w:rPr>
-                <w:sz w:val="20"/>
-              </w:rPr>
-              <w:t>기반</w:t>
-            </w:r>
-            <w:r>
-              <w:rPr>
-                <w:sz w:val="20"/>
-              </w:rPr>
-              <w:t>)</w:t>
-            </w:r>
-          </w:p>
-        </w:tc>
-        <w:tc>
-          <w:tcPr>
-            <w:tcW w:w="0" w:type="auto"/>
-          </w:tcPr>
-          <w:p>
-            <w:pPr>
-              <w:pStyle w:val="Compact"/>
-              <w:rPr>
-                <w:sz w:val="20"/>
-              </w:rPr>
-            </w:pPr>
-            <w:r>
-              <w:rPr>
-                <w:sz w:val="20"/>
-              </w:rPr>
-              <w:t>✓</w:t>
-            </w:r>
-          </w:p>
-        </w:tc>
-        <w:tc>
-          <w:tcPr>
-            <w:tcW w:w="0" w:type="auto"/>
-          </w:tcPr>
-          <w:p>
-            <w:pPr>
-              <w:pStyle w:val="Compact"/>
-              <w:rPr>
-                <w:sz w:val="20"/>
-              </w:rPr>
-            </w:pPr>
-            <w:r>
-              <w:rPr>
-                <w:sz w:val="20"/>
-              </w:rPr>
-              <w:t>△ (</w:t>
-            </w:r>
-            <w:r>
-              <w:rPr>
-                <w:sz w:val="20"/>
-              </w:rPr>
-              <w:t>트랙</w:t>
-            </w:r>
-            <w:r>
-              <w:rPr>
-                <w:sz w:val="20"/>
-              </w:rPr>
-              <w:t xml:space="preserve"> </w:t>
-            </w:r>
-            <w:r>
-              <w:rPr>
-                <w:sz w:val="20"/>
-              </w:rPr>
-              <w:t>라벨</w:t>
-            </w:r>
-            <w:r>
-              <w:rPr>
-                <w:sz w:val="20"/>
-              </w:rPr>
-              <w:t>)</w:t>
-            </w:r>
-          </w:p>
-        </w:tc>
-        <w:tc>
-          <w:tcPr>
-            <w:tcW w:w="0" w:type="auto"/>
-          </w:tcPr>
-          <w:p>
-            <w:pPr>
-              <w:pStyle w:val="Compact"/>
-              <w:rPr>
-                <w:sz w:val="20"/>
-              </w:rPr>
-            </w:pPr>
-            <w:r>
-              <w:rPr>
-                <w:sz w:val="20"/>
-              </w:rPr>
-              <w:t>✓</w:t>
-            </w:r>
-          </w:p>
-        </w:tc>
-        <w:tc>
-          <w:tcPr>
-            <w:tcW w:w="0" w:type="auto"/>
-          </w:tcPr>
-          <w:p>
-            <w:pPr>
-              <w:pStyle w:val="Compact"/>
-              <w:rPr>
-                <w:sz w:val="20"/>
-              </w:rPr>
-            </w:pPr>
-            <w:r>
-              <w:rPr>
-                <w:sz w:val="20"/>
-              </w:rPr>
-              <w:t>✓</w:t>
-            </w:r>
-          </w:p>
-        </w:tc>
-        <w:tc>
-          <w:tcPr>
-            <w:tcW w:w="0" w:type="auto"/>
-          </w:tcPr>
-          <w:p>
-            <w:pPr>
-              <w:pStyle w:val="Compact"/>
-              <w:rPr>
-                <w:sz w:val="20"/>
-              </w:rPr>
-            </w:pPr>
-            <w:r>
-              <w:rPr>
-                <w:sz w:val="20"/>
-              </w:rPr>
-              <w:t>✓</w:t>
-            </w:r>
-          </w:p>
-        </w:tc>
-      </w:tr>
-      <w:tr>
-        <w:trPr>
-          <w:jc w:val="center"/>
-        </w:trPr>
-        <w:tc>
-          <w:tcPr>
-            <w:tcW w:w="0" w:type="auto"/>
-          </w:tcPr>
-          <w:p>
-            <w:pPr>
-              <w:pStyle w:val="Compact"/>
-              <w:rPr>
-                <w:sz w:val="20"/>
-              </w:rPr>
-            </w:pPr>
-            <w:r>
-              <w:rPr>
-                <w:b/>
-                <w:bCs/>
-                <w:sz w:val="20"/>
-              </w:rPr>
-              <w:t>본</w:t>
-            </w:r>
-            <w:r>
-              <w:rPr>
-                <w:b/>
-                <w:bCs/>
-                <w:sz w:val="20"/>
-              </w:rPr>
-              <w:t xml:space="preserve"> </w:t>
-            </w:r>
-            <w:r>
-              <w:rPr>
-                <w:b/>
-                <w:bCs/>
-                <w:sz w:val="20"/>
-              </w:rPr>
-              <w:t>연구</w:t>
-            </w:r>
-          </w:p>
-        </w:tc>
-        <w:tc>
-          <w:tcPr>
-            <w:tcW w:w="0" w:type="auto"/>
-          </w:tcPr>
-          <w:p>
-            <w:pPr>
-              <w:pStyle w:val="Compact"/>
-              <w:rPr>
-                <w:sz w:val="20"/>
-              </w:rPr>
-            </w:pPr>
-            <w:r>
-              <w:rPr>
-                <w:b/>
-                <w:bCs/>
-                <w:sz w:val="20"/>
-              </w:rPr>
-              <w:t>✓</w:t>
-            </w:r>
-            <w:r>
-              <w:rPr>
-                <w:b/>
-                <w:bCs/>
-                <w:sz w:val="20"/>
-              </w:rPr>
-              <w:t xml:space="preserve"> (</w:t>
-            </w:r>
-            <w:r>
-              <w:rPr>
-                <w:b/>
-                <w:bCs/>
-                <w:sz w:val="20"/>
-              </w:rPr>
-              <w:t>두</w:t>
-            </w:r>
-            <w:r>
-              <w:rPr>
-                <w:b/>
-                <w:bCs/>
-                <w:sz w:val="20"/>
-              </w:rPr>
-              <w:t xml:space="preserve"> </w:t>
-            </w:r>
-            <w:r>
-              <w:rPr>
-                <w:b/>
-                <w:bCs/>
-                <w:sz w:val="20"/>
-              </w:rPr>
-              <w:t>단계</w:t>
-            </w:r>
-            <w:r>
-              <w:rPr>
-                <w:b/>
-                <w:bCs/>
-                <w:sz w:val="20"/>
-              </w:rPr>
-              <w:t>)</w:t>
-            </w:r>
-          </w:p>
-        </w:tc>
-        <w:tc>
-          <w:tcPr>
-            <w:tcW w:w="0" w:type="auto"/>
-          </w:tcPr>
-          <w:p>
-            <w:pPr>
-              <w:pStyle w:val="Compact"/>
-              <w:rPr>
-                <w:sz w:val="20"/>
-              </w:rPr>
-            </w:pPr>
-            <w:r>
-              <w:rPr>
-                <w:b/>
-                <w:bCs/>
-                <w:sz w:val="20"/>
-              </w:rPr>
-              <w:t>✓</w:t>
-            </w:r>
-          </w:p>
-        </w:tc>
-        <w:tc>
-          <w:tcPr>
-            <w:tcW w:w="0" w:type="auto"/>
-          </w:tcPr>
-          <w:p>
-            <w:pPr>
-              <w:pStyle w:val="Compact"/>
-              <w:rPr>
-                <w:sz w:val="20"/>
-              </w:rPr>
-            </w:pPr>
-            <w:r>
-              <w:rPr>
-                <w:b/>
-                <w:bCs/>
-                <w:sz w:val="20"/>
-              </w:rPr>
-              <w:t>✓</w:t>
-            </w:r>
-            <w:r>
-              <w:rPr>
-                <w:b/>
-                <w:bCs/>
-                <w:sz w:val="20"/>
-              </w:rPr>
-              <w:t xml:space="preserve"> (</w:t>
-            </w:r>
-            <w:r>
-              <w:rPr>
-                <w:b/>
-                <w:bCs/>
-                <w:sz w:val="20"/>
-              </w:rPr>
-              <w:t>마디</w:t>
-            </w:r>
-            <w:r>
-              <w:rPr>
-                <w:b/>
-                <w:bCs/>
-                <w:sz w:val="20"/>
-              </w:rPr>
-              <w:t xml:space="preserve"> </w:t>
-            </w:r>
-            <w:r>
-              <w:rPr>
-                <w:b/>
-                <w:bCs/>
-                <w:sz w:val="20"/>
-              </w:rPr>
-              <w:t>도장</w:t>
-            </w:r>
-            <w:r>
-              <w:rPr>
-                <w:b/>
-                <w:bCs/>
-                <w:sz w:val="20"/>
-              </w:rPr>
-              <w:t>)</w:t>
-            </w:r>
-          </w:p>
-        </w:tc>
-        <w:tc>
-          <w:tcPr>
-            <w:tcW w:w="0" w:type="auto"/>
-          </w:tcPr>
-          <w:p>
-            <w:pPr>
-              <w:pStyle w:val="Compact"/>
-              <w:rPr>
-                <w:sz w:val="20"/>
-              </w:rPr>
-            </w:pPr>
-            <w:r>
-              <w:rPr>
-                <w:b/>
-                <w:bCs/>
-                <w:sz w:val="20"/>
-              </w:rPr>
-              <w:t>✓</w:t>
-            </w:r>
-          </w:p>
-        </w:tc>
-        <w:tc>
-          <w:tcPr>
-            <w:tcW w:w="0" w:type="auto"/>
-          </w:tcPr>
-          <w:p>
-            <w:pPr>
-              <w:pStyle w:val="Compact"/>
-              <w:rPr>
-                <w:sz w:val="20"/>
-              </w:rPr>
-            </w:pPr>
-            <w:r>
-              <w:rPr>
-                <w:b/>
-                <w:bCs/>
-                <w:sz w:val="20"/>
-              </w:rPr>
-              <w:t>✓</w:t>
-            </w:r>
-          </w:p>
-        </w:tc>
-        <w:tc>
-          <w:tcPr>
-            <w:tcW w:w="0" w:type="auto"/>
-          </w:tcPr>
-          <w:p>
-            <w:pPr>
-              <w:pStyle w:val="Compact"/>
-              <w:rPr>
-                <w:sz w:val="20"/>
-              </w:rPr>
-            </w:pPr>
-            <w:r>
-              <w:rPr>
-                <w:b/>
-                <w:bCs/>
-                <w:sz w:val="20"/>
-              </w:rPr>
-              <w:t>✓</w:t>
-            </w:r>
-          </w:p>
-        </w:tc>
-      </w:tr>
-    </w:tbl>
-    <w:p>
-      <w:pPr>
-        <w:pStyle w:val="a8"/>
-      </w:pPr>
-      <w:r>
-        <w:t>The novelty claim is therefore narrower than “first open-source sonata-form visualization”: it is “first open-source, learner-facing tool combining measure-painted hierarchical formal color, score-audio synchronization, and a separable analysis-as-data schema.”</w:t>
-      </w:r>
-    </w:p>
-    <w:p>
-      <w:pPr>
-        <w:pStyle w:val="FirstParagraph"/>
-      </w:pPr>
-      <w:r>
-        <w:lastRenderedPageBreak/>
         <w:t>따라서</w:t>
       </w:r>
       <w:r>
@@ -12162,10 +9810,7 @@
         <w:t>Sonata facile</w:t>
       </w:r>
       <w:r>
-        <w:t xml:space="preserve"> </w:t>
-      </w:r>
-      <w:r>
-        <w:t xml:space="preserve">is a posthumous attribution), the movement is in C major, common time, </w:t>
+        <w:t xml:space="preserve"> is a posthumous attribution), the movement is in C major, common time, </w:t>
       </w:r>
       <w:r>
         <w:rPr>
@@ -12195,7 +9840,10 @@
         <w:t>analyzed</w:t>
       </w:r>
       <w:r>
-        <w:t xml:space="preserve"> it, a peculiar gap that this paper, and the tool it accompanies, take as a pedagogical opportunity. Three properties make Movement I uniquely productive as a teaching case:</w:t>
+        <w:t xml:space="preserve"> it, a peculiar gap that this paper, and the tool it accompanies, take as a pedagogical opportunity. Three properties make Movement I uniquely productive as a teachi</w:t>
+      </w:r>
+      <w:r>
+        <w:t>ng case:</w:t>
       </w:r>
     </w:p>
     <w:p>
@@ -13357,7 +11005,7 @@
         <w:pStyle w:val="a8"/>
       </w:pPr>
       <w:r>
-        <w:t xml:space="preserve">Table 3 presents the formal analysis encoded in the tool. The two-level grain, large </w:t>
+        <w:t xml:space="preserve">Table 2 presents the formal analysis encoded in the tool. The two-level grain, large </w:t>
       </w:r>
       <w:r>
         <w:rPr>
@@ -13398,10 +11046,10 @@
         <w:t>표</w:t>
       </w:r>
       <w:r>
-        <w:t xml:space="preserve"> 3 </w:t>
-      </w:r>
-      <w:r>
-        <w:t>은</w:t>
+        <w:t xml:space="preserve"> 2 </w:t>
+      </w:r>
+      <w:r>
+        <w:t>는</w:t>
       </w:r>
       <w:r>
         <w:t xml:space="preserve"> </w:t>
@@ -13642,7 +11290,7 @@
           <w:b/>
           <w:bCs/>
         </w:rPr>
-        <w:t>Table 3.</w:t>
+        <w:t>Table 2.</w:t>
       </w:r>
       <w:r>
         <w:t xml:space="preserve"> Two-level formal analysis of K. 545, mvt. I (73 measures). Times are given for a representative recording at ♩ ≈ 132 with the exposition repeat taken.</w:t>
@@ -13657,7 +11305,6 @@
           <w:b/>
           <w:bCs/>
         </w:rPr>
-        <w:lastRenderedPageBreak/>
         <w:t>표</w:t>
       </w:r>
       <w:r>
@@ -13665,10 +11312,13 @@
           <w:b/>
           <w:bCs/>
         </w:rPr>
-        <w:t xml:space="preserve"> 3.</w:t>
-      </w:r>
-      <w:r>
-        <w:t xml:space="preserve"> K. 545 1</w:t>
+        <w:t xml:space="preserve"> 2.</w:t>
+      </w:r>
+      <w:r>
+        <w:t xml:space="preserve"> </w:t>
+      </w:r>
+      <w:r>
+        <w:t>K. 545 1</w:t>
       </w:r>
       <w:r>
         <w:t>악장</w:t>
@@ -14496,13 +12146,7 @@
               <w:rPr>
                 <w:sz w:val="20"/>
               </w:rPr>
-              <w:t xml:space="preserve"> </w:t>
-            </w:r>
-            <w:r>
-              <w:rPr>
-                <w:sz w:val="20"/>
-              </w:rPr>
-              <w:t>← subdominant</w:t>
+              <w:t xml:space="preserve"> ← subdominant</w:t>
             </w:r>
           </w:p>
         </w:tc>
@@ -15699,10 +13343,7 @@
         <w:t>First</w:t>
       </w:r>
       <w:r>
-        <w:t xml:space="preserve">, every numbered measure has a unique formal address: this is what allows the tool to </w:t>
-      </w:r>
-      <w:r>
-        <w:t xml:space="preserve">overlay a color block on each measure in the score and a color segment on the timeline. </w:t>
+        <w:t xml:space="preserve">, every numbered measure has a unique formal address: this is what allows the tool to overlay a color block on each measure in the score and a color segment on the timeline. </w:t>
       </w:r>
       <w:r>
         <w:rPr>
@@ -15749,13 +13390,17 @@
           <w:i/>
           <w:iCs/>
         </w:rPr>
-        <w:t>entire harmonic pattern of the exposition</w:t>
-      </w:r>
-      <w:r>
-        <w:t xml:space="preserve">, but shifted: P now in F major rather than C, with S returning to C rather </w:t>
-      </w:r>
-      <w:r>
-        <w:t>than going to G. The remainder of this section unpacks why.</w:t>
+        <w:t>entire harmonic pattern of</w:t>
+      </w:r>
+      <w:r>
+        <w:rPr>
+          <w:i/>
+          <w:iCs/>
+        </w:rPr>
+        <w:t xml:space="preserve"> the exposition</w:t>
+      </w:r>
+      <w:r>
+        <w:t>, but shifted: P now in F major rather than C, with S returning to C rather than going to G. The remainder of this section unpacks why.</w:t>
       </w:r>
     </w:p>
     <w:p>
@@ -16694,7 +14339,6 @@
       </w:pPr>
       <w:bookmarkStart w:id="16" w:name="a-symmetrical-harmonic-plan-대칭적-화성-설계"/>
       <w:r>
-        <w:lastRenderedPageBreak/>
         <w:t xml:space="preserve">A symmetrical harmonic plan / </w:t>
       </w:r>
       <w:r>
@@ -16718,7 +14362,10 @@
         <w:pStyle w:val="a8"/>
       </w:pPr>
       <w:r>
-        <w:t>Consider the exposition first. The primary theme begins in the tonic (C major), the transition leads the harmony to the dominant (G major), and the secondary theme arrives on that dominant. Schematically:</w:t>
+        <w:t xml:space="preserve">Consider the exposition first. The primary theme begins in the tonic </w:t>
+      </w:r>
+      <w:r>
+        <w:t>(C major), the transition leads the harmony to the dominant (G major), and the secondary theme arrives on that dominant. Schematically:</w:t>
       </w:r>
     </w:p>
     <w:p>
@@ -16852,7 +14499,10 @@
         <w:t>Exposition:</w:t>
       </w:r>
       <w:r>
-        <w:t xml:space="preserve"> P in C → S in G (motion of a fifth upward)</w:t>
+        <w:t xml:space="preserve"> </w:t>
+      </w:r>
+      <w:r>
+        <w:t>P in C → S in G (motion of a fifth upward)</w:t>
       </w:r>
     </w:p>
     <w:p>
@@ -17629,10 +15279,7 @@
         <w:t>IV → I</w:t>
       </w:r>
       <w:r>
-        <w:t xml:space="preserve"> of the recapitulation, exactly the resolution the form requires. The same </w:t>
-      </w:r>
-      <w:r>
-        <w:t>modulatory mechanism, redirected by a single starting-key shift, achieves precisely the opposite tonal effect.</w:t>
+        <w:t xml:space="preserve"> of the recapitulation, exactly the resolution the form requires. The same modulatory mechanism, redirected by a single starting-key shift, achieves precisely the opposite tonal effect.</w:t>
       </w:r>
     </w:p>
     <w:p>
@@ -18179,11 +15826,7 @@
         <w:t>관습은</w:t>
       </w:r>
       <w:r>
-        <w:t xml:space="preserve"> </w:t>
-      </w:r>
-      <w:r>
-        <w:lastRenderedPageBreak/>
-        <w:t>“</w:t>
+        <w:t xml:space="preserve"> “</w:t>
       </w:r>
       <w:r>
         <w:t>주제들을</w:t>
@@ -18916,7 +16559,10 @@
         <w:t>recompositional</w:t>
       </w:r>
       <w:r>
-        <w:t xml:space="preserve"> adjustment necessary to land S correctly in C. This is again a teaching point: a recapitulation that “just goes back to the beginning” would be unable to negotiate the non-symmetric tonal layout.</w:t>
+        <w:t xml:space="preserve"> </w:t>
+      </w:r>
+      <w:r>
+        <w:t>adjustment necessary to land S correctly in C. This is again a teaching point: a recapitulation that “just goes back to the beginning” would be unable to negotiate the non-symmetric tonal layout.</w:t>
       </w:r>
     </w:p>
     <w:p>
@@ -20150,11 +17796,7 @@
         <w:t>designed to reveal</w:t>
       </w:r>
       <w:r>
-        <w:t>. Figure 1 shows the recapitulation P region in the tool: the F-</w:t>
-      </w:r>
-      <w:r>
-        <w:lastRenderedPageBreak/>
-        <w:t>major key signature (one flat) is visible at the start of the recapitulation, and the analysis pane labels the section in real time. Three features carry the pedagogical work:</w:t>
+        <w:t>. Figure 1 shows the recapitulation P region in the tool: the F-major key signature (one flat) is visible at the start of the recapitulation, and the analysis pane labels the section in real time. Three features carry the pedagogical work:</w:t>
       </w:r>
     </w:p>
     <w:p>
@@ -20415,7 +18057,7 @@
           <w:noProof/>
         </w:rPr>
         <w:drawing>
-          <wp:inline distT="0" distB="0" distL="0" distR="0" wp14:anchorId="4CE9D3E0" wp14:editId="4CE9D3E1">
+          <wp:inline distT="0" distB="0" distL="0" distR="0" wp14:anchorId="0AFE6452" wp14:editId="0AFE6453">
             <wp:extent cx="5334000" cy="1834827"/>
             <wp:effectExtent l="0" t="0" r="0" b="0"/>
             <wp:docPr id="27" name="Picture" descr="Figure 1. Recapitulation P region (mm. 42–58) on the score with the section overlay visible at the boundary. The F-major key signature (one flat) is the visible cue that distinguishes the recapitulation P from the C-major exposition P, illustrating K. 545’s subdominant-recapitulation deformation discussed in §3.3."/>
@@ -20665,10 +18307,7 @@
         <w:t>Auto-commentary on the deformation.</w:t>
       </w:r>
       <w:r>
-        <w:t xml:space="preserve"> </w:t>
-      </w:r>
-      <w:r>
-        <w:t xml:space="preserve">The same pane displays a short framing sentence, </w:t>
+        <w:t xml:space="preserve"> The same pane displays a short framing sentence, </w:t>
       </w:r>
       <w:r>
         <w:rPr>
@@ -21545,10 +19184,10 @@
         <w:t>coordination</w:t>
       </w:r>
       <w:r>
-        <w:t xml:space="preserve"> among them: a single musical present moment is rendered three ways, and the user can intervene in any of them. Figure 2 shows the system at startup, with the timeline, analysis pane, and OSMD-rendered score laid out together. The remainder of this section describes the three representations (§4.1), the color scheme (§4.2), the analysis data (§4.3), the listening affordances (§4.4), and one design choice that deserves particular attention: how the tool handles performer-elected exposition repeat</w:t>
-      </w:r>
-      <w:r>
-        <w:t>s (§4.5).</w:t>
+        <w:t xml:space="preserve"> among them: a single </w:t>
+      </w:r>
+      <w:r>
+        <w:t>musical present moment is rendered three ways, and the user can intervene in any of them. Figure 2 shows the system at startup, with the timeline, analysis pane, and OSMD-rendered score laid out together. The remainder of this section describes the three representations (§4.1), the color scheme (§4.2), the analysis data (§4.3), the listening affordances (§4.4), and one design choice that deserves particular attention: how the tool handles performer-elected exposition repeats (§4.5).</w:t>
       </w:r>
     </w:p>
     <w:p>
@@ -22024,9 +19663,8 @@
         <w:rPr>
           <w:noProof/>
         </w:rPr>
-        <w:lastRenderedPageBreak/>
         <w:drawing>
-          <wp:inline distT="0" distB="0" distL="0" distR="0" wp14:anchorId="4CE9D3E2" wp14:editId="4CE9D3E3">
+          <wp:inline distT="0" distB="0" distL="0" distR="0" wp14:anchorId="0AFE6454" wp14:editId="0AFE6455">
             <wp:extent cx="5334000" cy="2779810"/>
             <wp:effectExtent l="0" t="0" r="0" b="0"/>
             <wp:docPr id="33" name="Picture" descr="Figure 2. System overview at startup, showing the title banner, the section-level timeline (top: pastel-blue exposition, pastel-amber development, pastel-green recapitulation), the now-playing analysis pane (theme zone, key, current measure), and the OSMD-rendered MusicXML score below."/>
@@ -22121,7 +19759,7 @@
         <w:t>timeupdate</w:t>
       </w:r>
       <w:r>
-        <w:t xml:space="preserve"> event are summarized in Table 4.</w:t>
+        <w:t xml:space="preserve"> event are summarized in Table 3.</w:t>
       </w:r>
     </w:p>
     <w:p>
@@ -22177,7 +19815,7 @@
         <w:t>표</w:t>
       </w:r>
       <w:r>
-        <w:t xml:space="preserve"> 4 </w:t>
+        <w:t xml:space="preserve"> 3 </w:t>
       </w:r>
       <w:r>
         <w:t>에</w:t>
@@ -22207,7 +19845,7 @@
           <w:b/>
           <w:bCs/>
         </w:rPr>
-        <w:t>Table 4.</w:t>
+        <w:t>Table 3.</w:t>
       </w:r>
       <w:r>
         <w:t xml:space="preserve"> The three coordinated representations and their behaviour on each </w:t>
@@ -22543,7 +20181,7 @@
           <w:b/>
           <w:bCs/>
         </w:rPr>
-        <w:t xml:space="preserve"> 4.</w:t>
+        <w:t xml:space="preserve"> 3.</w:t>
       </w:r>
       <w:r>
         <w:t xml:space="preserve"> </w:t>
@@ -23577,7 +21215,7 @@
         <w:pStyle w:val="a8"/>
       </w:pPr>
       <w:r>
-        <w:t>Color encoding follows two principles. First, WCAG 2.1 AA compliance: text contrast is maintained at ≥ 4.5:1. Second, color-blind accessibility: no information is conveyed by color alone, theme zones (P / S / codetta) are also distinguished by accent bars and text labels, following the kind of multi-channel encoding practice that Kuo and Chuang (2013) systematize at the pitch level for beginner notation. The mapping is summarized in Table 5.</w:t>
+        <w:t>Color encoding follows two principles. First, WCAG 2.1 AA compliance: text contrast is maintained at ≥ 4.5:1. Second, color-blind accessibility: no information is conveyed by color alone, theme zones (P / S / codetta) are also distinguished by accent bars and text labels, following the kind of multi-channel encoding practice that Kuo and Chuang (2013) systematize at the pitch level for beginner notation. The mapping is summarized in Table 4.</w:t>
       </w:r>
     </w:p>
     <w:p>
@@ -23840,7 +21478,7 @@
         <w:t>표</w:t>
       </w:r>
       <w:r>
-        <w:t xml:space="preserve"> 5 </w:t>
+        <w:t xml:space="preserve"> 4 </w:t>
       </w:r>
       <w:r>
         <w:t>에</w:t>
@@ -23870,7 +21508,7 @@
           <w:b/>
           <w:bCs/>
         </w:rPr>
-        <w:t>Table 5.</w:t>
+        <w:t>Table 4.</w:t>
       </w:r>
       <w:r>
         <w:t xml:space="preserve"> Color encoding scheme for section-level form labels and the now-position cursor.</w:t>
@@ -24060,7 +21698,6 @@
               <w:rPr>
                 <w:sz w:val="20"/>
               </w:rPr>
-              <w:lastRenderedPageBreak/>
               <w:t>Development</w:t>
             </w:r>
           </w:p>
@@ -24245,7 +21882,7 @@
           <w:b/>
           <w:bCs/>
         </w:rPr>
-        <w:t xml:space="preserve"> 5.</w:t>
+        <w:t xml:space="preserve"> 4.</w:t>
       </w:r>
       <w:r>
         <w:t xml:space="preserve"> </w:t>
@@ -24811,7 +22448,10 @@
         <w:t>Example 2</w:t>
       </w:r>
       <w:r>
-        <w:t xml:space="preserve"> below). Treating the analysis itself as a peer-reviewable, machine- readable artefact, rather than as a hidden pedagogical commentary, opens it to community extension (other works, other forms) and to machine reuse by future MIR pipelines. For the present paper this matters because it lets us release </w:t>
+        <w:t xml:space="preserve"> </w:t>
+      </w:r>
+      <w:r>
+        <w:t xml:space="preserve">below). Treating the analysis itself as a peer-reviewable, machine- readable artefact, rather than as a hidden pedagogical commentary, opens it to community extension (other works, other forms) and to machine reuse by future MIR pipelines. For the present paper this matters because it lets us release </w:t>
       </w:r>
       <w:r>
         <w:rPr>
@@ -25190,7 +22830,10 @@
         <w:t>amplifies</w:t>
       </w:r>
       <w:r>
-        <w:t xml:space="preserve"> the classifier and annotation work of Allegraud et al. rather than competing with it: their corpus becomes loadable content for our visualization, and our visualization becomes a downstream evaluation surface for their classifier output.</w:t>
+        <w:t xml:space="preserve"> </w:t>
+      </w:r>
+      <w:r>
+        <w:t>the classifier and annotation work of Allegraud et al. rather than competing with it: their corpus becomes loadable content for our visualization, and our visualization becomes a downstream evaluation surface for their classifier output.</w:t>
       </w:r>
     </w:p>
     <w:p>
@@ -25830,7 +23473,6 @@
         <w:pStyle w:val="FirstParagraph"/>
       </w:pPr>
       <w:r>
-        <w:lastRenderedPageBreak/>
         <w:t>세</w:t>
       </w:r>
       <w:r>
@@ -26296,7 +23938,7 @@
           <w:noProof/>
         </w:rPr>
         <w:drawing>
-          <wp:inline distT="0" distB="0" distL="0" distR="0" wp14:anchorId="4CE9D3E4" wp14:editId="4CE9D3E5">
+          <wp:inline distT="0" distB="0" distL="0" distR="0" wp14:anchorId="0AFE6456" wp14:editId="0AFE6457">
             <wp:extent cx="5334000" cy="1052419"/>
             <wp:effectExtent l="0" t="0" r="0" b="0"/>
             <wp:docPr id="40" name="Picture" descr="Figure 3. Active-listening control panel and demo-mode fallback. The yellow Demo mode bar is automatically shown when no audio file is available. Below it: section-jump buttons (Exposition / Development / Recapitulation), playback-speed slider, color/cursor/loop toggles, calibration controls, and a keyboard-shortcut legend."/>
@@ -26513,7 +24155,10 @@
         <w:pStyle w:val="a8"/>
       </w:pPr>
       <w:r>
-        <w:t xml:space="preserve">When a performer takes the exposition repeat — which most K. 545 recordings in the canonical discography do, including the Schiff Carnegie Hall (2015) recording used in our reference deployment — the audio visits the exposition </w:t>
+        <w:t xml:space="preserve">When a performer takes the exposition repeat — which most K. 545 recordings in the canonical discography do, including the Schiff </w:t>
+      </w:r>
+      <w:r>
+        <w:t xml:space="preserve">Carnegie Hall (2015) recording used in our reference deployment — the audio visits the exposition </w:t>
       </w:r>
       <w:r>
         <w:rPr>
@@ -26523,7 +24168,10 @@
         <w:t>twice</w:t>
       </w:r>
       <w:r>
-        <w:t xml:space="preserve"> before reaching the development. The first pass runs roughly 0:00 – 0:55; the second pass runs roughly 0:55 – 1:48; only at audio second 1:48 onwards does the development begin. Two design responses are available. The naïve response is to ignore the repeat, in which case the cursor advances steadily through audio time and the analytical pane displays “development” while the listener is in fact still hearing the second exposition — pedagogically misleading. The response we adopt is to </w:t>
+        <w:t xml:space="preserve"> before reaching the development. The first pass runs roughly 0:00 – 0:55; the second pass runs roughly 0:55 – 1:48; only at audio second 1:48 onwards does the development begin. Two design responses are available. The naïve response is to ignore the repeat, in which case the cursor advances steadily through audio time and the analytical pane displays “development” while the listener is in fact still heari</w:t>
+      </w:r>
+      <w:r>
+        <w:t xml:space="preserve">ng the second exposition — pedagogically misleading. The response we adopt is to </w:t>
       </w:r>
       <w:r>
         <w:rPr>
@@ -26533,10 +24181,7 @@
         <w:t>fold</w:t>
       </w:r>
       <w:r>
-        <w:t xml:space="preserve"> the repeat: </w:t>
-      </w:r>
-      <w:r>
-        <w:t>when the audio enters the second exposition, the cursor returns to bar 1 and walks forward to bar 28 again, in sync with the second hearing; only when the audio crosses the end of the second exposition does the cursor advance into the development. This keeps the cursor and the listener in agreement across the entire playback.</w:t>
+        <w:t xml:space="preserve"> the repeat: when the audio enters the second exposition, the cursor returns to bar 1 and walks forward to bar 28 again, in sync with the second hearing; only when the audio crosses the end of the second exposition does the cursor advance into the development. This keeps the cursor and the listener in agreement across the entire playback.</w:t>
       </w:r>
     </w:p>
     <w:p>
@@ -27258,7 +24903,6 @@
         <w:pStyle w:val="FirstParagraph"/>
       </w:pPr>
       <w:r>
-        <w:lastRenderedPageBreak/>
         <w:t>반복</w:t>
       </w:r>
       <w:r>
@@ -29131,11 +26775,7 @@
         <w:t>preliminary</w:t>
       </w:r>
       <w:r>
-        <w:t xml:space="preserve"> validation aimed at refining the planned RCT and identifying design risks </w:t>
-      </w:r>
-      <w:r>
-        <w:lastRenderedPageBreak/>
-        <w:t>before learner-facing deployment, we conducted a single-expert pilot review with one domain reviewer holding more than 15 years of music-education field experience. We report this as a single-expert pilot, not as a generalizable expert panel, and the limitations of an n=1 design are discussed in §6.5.</w:t>
+        <w:t xml:space="preserve"> validation aimed at refining the planned RCT and identifying design risks before learner-facing deployment, we conducted a single-expert pilot review with one domain reviewer holding more than 15 years of music-education field experience. We report this as a single-expert pilot, not as a generalizable expert panel, and the limitations of an n=1 design are discussed in §6.5.</w:t>
       </w:r>
     </w:p>
     <w:p>
@@ -30129,7 +27769,7 @@
           <w:b/>
           <w:bCs/>
         </w:rPr>
-        <w:t xml:space="preserve">Table 6 / </w:t>
+        <w:t xml:space="preserve">Table 5 / </w:t>
       </w:r>
       <w:r>
         <w:rPr>
@@ -30143,7 +27783,7 @@
           <w:b/>
           <w:bCs/>
         </w:rPr>
-        <w:t xml:space="preserve"> 6.</w:t>
+        <w:t xml:space="preserve"> 5.</w:t>
       </w:r>
       <w:r>
         <w:t xml:space="preserve"> Single-expert SUS response.</w:t>
@@ -30683,7 +28323,6 @@
       <w:bookmarkStart w:id="31" w:name="themes-주제-4-themes-from-inductive-coding"/>
       <w:bookmarkEnd w:id="30"/>
       <w:r>
-        <w:lastRenderedPageBreak/>
         <w:t xml:space="preserve">6.3 Themes / </w:t>
       </w:r>
       <w:r>
@@ -30714,14 +28353,7 @@
           <w:i/>
           <w:iCs/>
         </w:rPr>
-        <w:t xml:space="preserve">Yes, because color is shown, music is played, and they </w:t>
-      </w:r>
-      <w:r>
-        <w:rPr>
-          <w:i/>
-          <w:iCs/>
-        </w:rPr>
-        <w:t>are displayed together with the score.</w:t>
+        <w:t>Yes, because color is shown, music is played, and they are displayed together with the score.</w:t>
       </w:r>
       <w:r>
         <w:t>”) and C2 (“</w:t>
@@ -30754,7 +28386,10 @@
         <w:t>coordinated update</w:t>
       </w:r>
       <w:r>
-        <w:t xml:space="preserve"> of three representations rather than any single one.</w:t>
+        <w:t xml:space="preserve"> of three representations rat</w:t>
+      </w:r>
+      <w:r>
+        <w:t>her than any single one.</w:t>
       </w:r>
     </w:p>
     <w:p>
@@ -30762,10 +28397,7 @@
         <w:pStyle w:val="FirstParagraph"/>
       </w:pPr>
       <w:r>
-        <w:t>C1 (</w:t>
-      </w:r>
-      <w:r>
-        <w:t>“</w:t>
+        <w:t>C1 (“</w:t>
       </w:r>
       <w:r>
         <w:t>네</w:t>
@@ -31744,7 +29376,10 @@
         <w:t>좋겠다</w:t>
       </w:r>
       <w:r>
-        <w:t xml:space="preserve">”). C6 — RCT </w:t>
+        <w:t>”</w:t>
+      </w:r>
+      <w:r>
+        <w:t xml:space="preserve">). C6 — RCT </w:t>
       </w:r>
       <w:r>
         <w:t>방법론</w:t>
@@ -32148,7 +29783,6 @@
         <w:t xml:space="preserve"> </w:t>
       </w:r>
       <w:r>
-        <w:lastRenderedPageBreak/>
         <w:t>프로그램이</w:t>
       </w:r>
       <w:r>
@@ -33719,7 +31353,6 @@
         <w:t xml:space="preserve"> </w:t>
       </w:r>
       <w:r>
-        <w:lastRenderedPageBreak/>
         <w:t>세</w:t>
       </w:r>
       <w:r>
@@ -35081,10 +32714,13 @@
         <w:t>measure_times.json</w:t>
       </w:r>
       <w:r>
-        <w:t>), and the manuscript itself are licensed CC BY 4.0; the bundled reference recording is a Public Domain performance distributed via Musopen and Wikimedia Commons. The tool has a single external runtime dependency, OpenSheetMusicDisplay v1.8.7, and runs from any static-file server. A live deployment that bundles the reference recording is available at https://rosyrosys.github.io/sonata-form-viz/ for reviewer use. De</w:t>
-      </w:r>
-      <w:r>
-        <w:t xml:space="preserve">tailed reproducibility notes covering the recording-substitution procedure, the tap-calibration flow, browser-version compatibility, and the release schedule for the forthcoming randomized controlled trial response dataset are provided in the supplementary </w:t>
+        <w:t xml:space="preserve">), and the manuscript itself are </w:t>
+      </w:r>
+      <w:r>
+        <w:t>licensed CC BY 4.0; the bundled reference recording is a Public Domain performance distributed via Musopen and Wikimedia Commons. The tool has a single external runtime dependency, OpenSheetMusicDisplay v1.8.7, and runs from any static-file server. A live deployment that bundles the reference recording is available at https://rosyrosys.github.io/sonata-form-viz/ for reviewer use. Detailed reproducibility notes covering the recording-substitution procedure, the tap-calibration flow, browser-version compatibi</w:t>
+      </w:r>
+      <w:r>
+        <w:t xml:space="preserve">lity, and the release schedule for the forthcoming randomized controlled trial response dataset are provided in the supplementary </w:t>
       </w:r>
       <w:r>
         <w:rPr>
@@ -35146,10 +32782,7 @@
         <w:t>코드는</w:t>
       </w:r>
       <w:r>
-        <w:t xml:space="preserve"> </w:t>
-      </w:r>
-      <w:r>
-        <w:t xml:space="preserve">https://github.com/rosyrosys/sonata-form-viz </w:t>
+        <w:t xml:space="preserve"> https://github.com/rosyrosys/sonata-form-viz </w:t>
       </w:r>
       <w:r>
         <w:t>에서</w:t>
@@ -35481,7 +33114,6 @@
         <w:t xml:space="preserve"> </w:t>
       </w:r>
       <w:r>
-        <w:lastRenderedPageBreak/>
         <w:t>흐름</w:t>
       </w:r>
       <w:r>
@@ -37260,7 +34892,6 @@
       <w:bookmarkStart w:id="46" w:name="references-참고문헌"/>
       <w:bookmarkEnd w:id="45"/>
       <w:r>
-        <w:lastRenderedPageBreak/>
         <w:t xml:space="preserve">References / </w:t>
       </w:r>
       <w:r>
@@ -38097,7 +35728,7 @@
   <w:abstractNum w:abstractNumId="0" w15:restartNumberingAfterBreak="0">
     <w:nsid w:val="99432019"/>
     <w:multiLevelType w:val="multilevel"/>
-    <w:tmpl w:val="A85A0912"/>
+    <w:tmpl w:val="C7E8C23E"/>
     <w:lvl w:ilvl="0">
       <w:start w:val="2019"/>
       <w:numFmt w:val="decimal"/>
@@ -38183,7 +35814,7 @@
   <w:abstractNum w:abstractNumId="1" w15:restartNumberingAfterBreak="0">
     <w:nsid w:val="0000A990"/>
     <w:multiLevelType w:val="multilevel"/>
-    <w:tmpl w:val="EF2020B8"/>
+    <w:tmpl w:val="33EE8060"/>
     <w:lvl w:ilvl="0">
       <w:numFmt w:val="bullet"/>
       <w:lvlText w:val=" "/>
@@ -38260,7 +35891,7 @@
   <w:abstractNum w:abstractNumId="2" w15:restartNumberingAfterBreak="0">
     <w:nsid w:val="0000A991"/>
     <w:multiLevelType w:val="multilevel"/>
-    <w:tmpl w:val="B4C45E5E"/>
+    <w:tmpl w:val="6374ECF6"/>
     <w:lvl w:ilvl="0">
       <w:numFmt w:val="bullet"/>
       <w:lvlText w:val=""/>
@@ -38364,7 +35995,7 @@
   <w:abstractNum w:abstractNumId="3" w15:restartNumberingAfterBreak="0">
     <w:nsid w:val="00A99411"/>
     <w:multiLevelType w:val="multilevel"/>
-    <w:tmpl w:val="54A0D1DC"/>
+    <w:tmpl w:val="3820AB2C"/>
     <w:lvl w:ilvl="0">
       <w:start w:val="1"/>
       <w:numFmt w:val="decimal"/>
@@ -38450,7 +36081,7 @@
   <w:abstractNum w:abstractNumId="4" w15:restartNumberingAfterBreak="0">
     <w:nsid w:val="00A99412"/>
     <w:multiLevelType w:val="multilevel"/>
-    <w:tmpl w:val="DD6AEFAE"/>
+    <w:tmpl w:val="23B2C646"/>
     <w:lvl w:ilvl="0">
       <w:start w:val="2"/>
       <w:numFmt w:val="decimal"/>
@@ -38536,7 +36167,7 @@
   <w:abstractNum w:abstractNumId="5" w15:restartNumberingAfterBreak="0">
     <w:nsid w:val="00A99413"/>
     <w:multiLevelType w:val="multilevel"/>
-    <w:tmpl w:val="CE30A05A"/>
+    <w:tmpl w:val="BC407B78"/>
     <w:lvl w:ilvl="0">
       <w:start w:val="3"/>
       <w:numFmt w:val="decimal"/>
@@ -38622,7 +36253,7 @@
   <w:abstractNum w:abstractNumId="6" w15:restartNumberingAfterBreak="0">
     <w:nsid w:val="00A99414"/>
     <w:multiLevelType w:val="multilevel"/>
-    <w:tmpl w:val="16169324"/>
+    <w:tmpl w:val="D03AF4EA"/>
     <w:lvl w:ilvl="0">
       <w:start w:val="4"/>
       <w:numFmt w:val="decimal"/>
@@ -38705,22 +36336,22 @@
       </w:pPr>
     </w:lvl>
   </w:abstractNum>
-  <w:num w:numId="1" w16cid:durableId="558440907">
+  <w:num w:numId="1" w16cid:durableId="1102342335">
     <w:abstractNumId w:val="1"/>
   </w:num>
-  <w:num w:numId="2" w16cid:durableId="1091968899">
+  <w:num w:numId="2" w16cid:durableId="2103797082">
     <w:abstractNumId w:val="2"/>
   </w:num>
-  <w:num w:numId="3" w16cid:durableId="859898527">
+  <w:num w:numId="3" w16cid:durableId="1585645273">
     <w:abstractNumId w:val="2"/>
   </w:num>
-  <w:num w:numId="4" w16cid:durableId="60492084">
+  <w:num w:numId="4" w16cid:durableId="1137265089">
     <w:abstractNumId w:val="2"/>
   </w:num>
-  <w:num w:numId="5" w16cid:durableId="1755004431">
+  <w:num w:numId="5" w16cid:durableId="2135101198">
     <w:abstractNumId w:val="2"/>
   </w:num>
-  <w:num w:numId="6" w16cid:durableId="1193612472">
+  <w:num w:numId="6" w16cid:durableId="1889223772">
     <w:abstractNumId w:val="3"/>
     <w:lvlOverride w:ilvl="0">
       <w:startOverride w:val="1"/>
@@ -38750,7 +36381,7 @@
       <w:startOverride w:val="1"/>
     </w:lvlOverride>
   </w:num>
-  <w:num w:numId="7" w16cid:durableId="1156072757">
+  <w:num w:numId="7" w16cid:durableId="20281459">
     <w:abstractNumId w:val="3"/>
     <w:lvlOverride w:ilvl="0">
       <w:startOverride w:val="1"/>
@@ -38780,7 +36411,7 @@
       <w:startOverride w:val="1"/>
     </w:lvlOverride>
   </w:num>
-  <w:num w:numId="8" w16cid:durableId="1613171026">
+  <w:num w:numId="8" w16cid:durableId="1159421626">
     <w:abstractNumId w:val="4"/>
     <w:lvlOverride w:ilvl="0">
       <w:startOverride w:val="2"/>
@@ -38810,7 +36441,7 @@
       <w:startOverride w:val="2"/>
     </w:lvlOverride>
   </w:num>
-  <w:num w:numId="9" w16cid:durableId="2060088686">
+  <w:num w:numId="9" w16cid:durableId="812872611">
     <w:abstractNumId w:val="4"/>
     <w:lvlOverride w:ilvl="0">
       <w:startOverride w:val="2"/>
@@ -38840,7 +36471,7 @@
       <w:startOverride w:val="2"/>
     </w:lvlOverride>
   </w:num>
-  <w:num w:numId="10" w16cid:durableId="1527868755">
+  <w:num w:numId="10" w16cid:durableId="1451127216">
     <w:abstractNumId w:val="0"/>
     <w:lvlOverride w:ilvl="0">
       <w:startOverride w:val="2019"/>
@@ -38870,7 +36501,7 @@
       <w:startOverride w:val="2019"/>
     </w:lvlOverride>
   </w:num>
-  <w:num w:numId="11" w16cid:durableId="725106963">
+  <w:num w:numId="11" w16cid:durableId="1754888725">
     <w:abstractNumId w:val="5"/>
     <w:lvlOverride w:ilvl="0">
       <w:startOverride w:val="3"/>
@@ -38900,7 +36531,7 @@
       <w:startOverride w:val="3"/>
     </w:lvlOverride>
   </w:num>
-  <w:num w:numId="12" w16cid:durableId="1152256693">
+  <w:num w:numId="12" w16cid:durableId="217402800">
     <w:abstractNumId w:val="5"/>
     <w:lvlOverride w:ilvl="0">
       <w:startOverride w:val="3"/>
@@ -38930,7 +36561,7 @@
       <w:startOverride w:val="3"/>
     </w:lvlOverride>
   </w:num>
-  <w:num w:numId="13" w16cid:durableId="518391553">
+  <w:num w:numId="13" w16cid:durableId="1058437780">
     <w:abstractNumId w:val="6"/>
     <w:lvlOverride w:ilvl="0">
       <w:startOverride w:val="4"/>
@@ -38960,7 +36591,7 @@
       <w:startOverride w:val="4"/>
     </w:lvlOverride>
   </w:num>
-  <w:num w:numId="14" w16cid:durableId="715468214">
+  <w:num w:numId="14" w16cid:durableId="1454326593">
     <w:abstractNumId w:val="6"/>
     <w:lvlOverride w:ilvl="0">
       <w:startOverride w:val="4"/>
@@ -38990,7 +36621,7 @@
       <w:startOverride w:val="4"/>
     </w:lvlOverride>
   </w:num>
-  <w:num w:numId="15" w16cid:durableId="347559758">
+  <w:num w:numId="15" w16cid:durableId="582179641">
     <w:abstractNumId w:val="3"/>
     <w:lvlOverride w:ilvl="0">
       <w:startOverride w:val="1"/>
@@ -39020,7 +36651,7 @@
       <w:startOverride w:val="1"/>
     </w:lvlOverride>
   </w:num>
-  <w:num w:numId="16" w16cid:durableId="2115588970">
+  <w:num w:numId="16" w16cid:durableId="474765033">
     <w:abstractNumId w:val="3"/>
     <w:lvlOverride w:ilvl="0">
       <w:startOverride w:val="1"/>
@@ -39050,7 +36681,7 @@
       <w:startOverride w:val="1"/>
     </w:lvlOverride>
   </w:num>
-  <w:num w:numId="17" w16cid:durableId="215901151">
+  <w:num w:numId="17" w16cid:durableId="1766607774">
     <w:abstractNumId w:val="4"/>
     <w:lvlOverride w:ilvl="0">
       <w:startOverride w:val="2"/>
@@ -39080,7 +36711,7 @@
       <w:startOverride w:val="2"/>
     </w:lvlOverride>
   </w:num>
-  <w:num w:numId="18" w16cid:durableId="738404016">
+  <w:num w:numId="18" w16cid:durableId="508914633">
     <w:abstractNumId w:val="4"/>
     <w:lvlOverride w:ilvl="0">
       <w:startOverride w:val="2"/>
@@ -39110,7 +36741,7 @@
       <w:startOverride w:val="2"/>
     </w:lvlOverride>
   </w:num>
-  <w:num w:numId="19" w16cid:durableId="212039096">
+  <w:num w:numId="19" w16cid:durableId="1884437578">
     <w:abstractNumId w:val="5"/>
     <w:lvlOverride w:ilvl="0">
       <w:startOverride w:val="3"/>
@@ -39140,7 +36771,7 @@
       <w:startOverride w:val="3"/>
     </w:lvlOverride>
   </w:num>
-  <w:num w:numId="20" w16cid:durableId="1354191704">
+  <w:num w:numId="20" w16cid:durableId="481191324">
     <w:abstractNumId w:val="5"/>
     <w:lvlOverride w:ilvl="0">
       <w:startOverride w:val="3"/>
@@ -39170,7 +36801,7 @@
       <w:startOverride w:val="3"/>
     </w:lvlOverride>
   </w:num>
-  <w:num w:numId="21" w16cid:durableId="1267155335">
+  <w:num w:numId="21" w16cid:durableId="1440176852">
     <w:abstractNumId w:val="3"/>
     <w:lvlOverride w:ilvl="0">
       <w:startOverride w:val="1"/>
@@ -39200,7 +36831,7 @@
       <w:startOverride w:val="1"/>
     </w:lvlOverride>
   </w:num>
-  <w:num w:numId="22" w16cid:durableId="1861433238">
+  <w:num w:numId="22" w16cid:durableId="620691833">
     <w:abstractNumId w:val="3"/>
     <w:lvlOverride w:ilvl="0">
       <w:startOverride w:val="1"/>
@@ -39230,7 +36861,7 @@
       <w:startOverride w:val="1"/>
     </w:lvlOverride>
   </w:num>
-  <w:num w:numId="23" w16cid:durableId="1203057083">
+  <w:num w:numId="23" w16cid:durableId="1693065160">
     <w:abstractNumId w:val="4"/>
     <w:lvlOverride w:ilvl="0">
       <w:startOverride w:val="2"/>
@@ -39260,7 +36891,7 @@
       <w:startOverride w:val="2"/>
     </w:lvlOverride>
   </w:num>
-  <w:num w:numId="24" w16cid:durableId="2073774102">
+  <w:num w:numId="24" w16cid:durableId="191958440">
     <w:abstractNumId w:val="4"/>
     <w:lvlOverride w:ilvl="0">
       <w:startOverride w:val="2"/>
@@ -39290,7 +36921,7 @@
       <w:startOverride w:val="2"/>
     </w:lvlOverride>
   </w:num>
-  <w:num w:numId="25" w16cid:durableId="1712920043">
+  <w:num w:numId="25" w16cid:durableId="876628536">
     <w:abstractNumId w:val="5"/>
     <w:lvlOverride w:ilvl="0">
       <w:startOverride w:val="3"/>
@@ -39320,7 +36951,7 @@
       <w:startOverride w:val="3"/>
     </w:lvlOverride>
   </w:num>
-  <w:num w:numId="26" w16cid:durableId="1732994099">
+  <w:num w:numId="26" w16cid:durableId="1745639500">
     <w:abstractNumId w:val="5"/>
     <w:lvlOverride w:ilvl="0">
       <w:startOverride w:val="3"/>
@@ -39350,7 +36981,7 @@
       <w:startOverride w:val="3"/>
     </w:lvlOverride>
   </w:num>
-  <w:num w:numId="27" w16cid:durableId="2052727764">
+  <w:num w:numId="27" w16cid:durableId="2076079021">
     <w:abstractNumId w:val="3"/>
     <w:lvlOverride w:ilvl="0">
       <w:startOverride w:val="1"/>
@@ -39380,7 +37011,7 @@
       <w:startOverride w:val="1"/>
     </w:lvlOverride>
   </w:num>
-  <w:num w:numId="28" w16cid:durableId="114718762">
+  <w:num w:numId="28" w16cid:durableId="556431162">
     <w:abstractNumId w:val="3"/>
     <w:lvlOverride w:ilvl="0">
       <w:startOverride w:val="1"/>
@@ -39410,7 +37041,7 @@
       <w:startOverride w:val="1"/>
     </w:lvlOverride>
   </w:num>
-  <w:num w:numId="29" w16cid:durableId="1393771772">
+  <w:num w:numId="29" w16cid:durableId="928385607">
     <w:abstractNumId w:val="4"/>
     <w:lvlOverride w:ilvl="0">
       <w:startOverride w:val="2"/>
@@ -39440,7 +37071,7 @@
       <w:startOverride w:val="2"/>
     </w:lvlOverride>
   </w:num>
-  <w:num w:numId="30" w16cid:durableId="1664581076">
+  <w:num w:numId="30" w16cid:durableId="413820858">
     <w:abstractNumId w:val="4"/>
     <w:lvlOverride w:ilvl="0">
       <w:startOverride w:val="2"/>
@@ -39470,7 +37101,7 @@
       <w:startOverride w:val="2"/>
     </w:lvlOverride>
   </w:num>
-  <w:num w:numId="31" w16cid:durableId="1471707637">
+  <w:num w:numId="31" w16cid:durableId="2031569920">
     <w:abstractNumId w:val="5"/>
     <w:lvlOverride w:ilvl="0">
       <w:startOverride w:val="3"/>
@@ -39500,7 +37131,7 @@
       <w:startOverride w:val="3"/>
     </w:lvlOverride>
   </w:num>
-  <w:num w:numId="32" w16cid:durableId="1243754759">
+  <w:num w:numId="32" w16cid:durableId="1719620402">
     <w:abstractNumId w:val="5"/>
     <w:lvlOverride w:ilvl="0">
       <w:startOverride w:val="3"/>
@@ -39530,13 +37161,13 @@
       <w:startOverride w:val="3"/>
     </w:lvlOverride>
   </w:num>
-  <w:num w:numId="33" w16cid:durableId="1087270745">
+  <w:num w:numId="33" w16cid:durableId="758450195">
     <w:abstractNumId w:val="2"/>
   </w:num>
-  <w:num w:numId="34" w16cid:durableId="1989431613">
+  <w:num w:numId="34" w16cid:durableId="1168712880">
     <w:abstractNumId w:val="2"/>
   </w:num>
-  <w:num w:numId="35" w16cid:durableId="79303715">
+  <w:num w:numId="35" w16cid:durableId="1461725351">
     <w:abstractNumId w:val="2"/>
   </w:num>
 </w:numbering>
@@ -40778,7 +38409,7 @@
     <w:name w:val="header"/>
     <w:basedOn w:val="a"/>
     <w:link w:val="Char2"/>
-    <w:rsid w:val="007301EE"/>
+    <w:rsid w:val="009F3C8F"/>
     <w:pPr>
       <w:tabs>
         <w:tab w:val="center" w:pos="4513"/>
@@ -40791,13 +38422,13 @@
     <w:name w:val="머리글 Char"/>
     <w:basedOn w:val="a1"/>
     <w:link w:val="ad"/>
-    <w:rsid w:val="007301EE"/>
+    <w:rsid w:val="009F3C8F"/>
   </w:style>
   <w:style w:type="paragraph" w:styleId="ae">
     <w:name w:val="footer"/>
     <w:basedOn w:val="a"/>
     <w:link w:val="Char3"/>
-    <w:rsid w:val="007301EE"/>
+    <w:rsid w:val="009F3C8F"/>
     <w:pPr>
       <w:tabs>
         <w:tab w:val="center" w:pos="4513"/>
@@ -40810,12 +38441,12 @@
     <w:name w:val="바닥글 Char"/>
     <w:basedOn w:val="a1"/>
     <w:link w:val="ae"/>
-    <w:rsid w:val="007301EE"/>
+    <w:rsid w:val="009F3C8F"/>
   </w:style>
   <w:style w:type="character" w:styleId="af">
     <w:name w:val="page number"/>
     <w:basedOn w:val="a1"/>
-    <w:rsid w:val="007301EE"/>
+    <w:rsid w:val="009F3C8F"/>
   </w:style>
 </w:styles>
 </file>
